--- a/diplom_gotov.docx
+++ b/diplom_gotov.docx
@@ -223,7 +223,27 @@
                 <w:szCs w:val="28"/>
                 <w:lang w:eastAsia="ru-RU"/>
               </w:rPr>
-              <w:t>"___"  ________ 202</w:t>
+              <w:t>"___</w:t>
+            </w:r>
+            <w:proofErr w:type="gramStart"/>
+            <w:r>
+              <w:rPr>
+                <w:rFonts w:ascii="Times New Roman" w:eastAsia="Times New Roman" w:hAnsi="Times New Roman"/>
+                <w:sz w:val="28"/>
+                <w:szCs w:val="28"/>
+                <w:lang w:eastAsia="ru-RU"/>
+              </w:rPr>
+              <w:t>"  _</w:t>
+            </w:r>
+            <w:proofErr w:type="gramEnd"/>
+            <w:r>
+              <w:rPr>
+                <w:rFonts w:ascii="Times New Roman" w:eastAsia="Times New Roman" w:hAnsi="Times New Roman"/>
+                <w:sz w:val="28"/>
+                <w:szCs w:val="28"/>
+                <w:lang w:eastAsia="ru-RU"/>
+              </w:rPr>
+              <w:t>_______ 202</w:t>
             </w:r>
             <w:r>
               <w:rPr>
@@ -459,8 +479,20 @@
           <w:sz w:val="28"/>
           <w:szCs w:val="28"/>
         </w:rPr>
-        <w:t>Разработка информационной системы «Компьютерный магазин» на 1С:Предприятие</w:t>
-      </w:r>
+        <w:t>Разработка информационной системы «Компьютерный магазин» на 1</w:t>
+      </w:r>
+      <w:proofErr w:type="gramStart"/>
+      <w:r>
+        <w:rPr>
+          <w:rFonts w:ascii="Times New Roman" w:hAnsi="Times New Roman"/>
+          <w:b/>
+          <w:bCs/>
+          <w:sz w:val="28"/>
+          <w:szCs w:val="28"/>
+        </w:rPr>
+        <w:t>С:Предприятие</w:t>
+      </w:r>
+      <w:proofErr w:type="gramEnd"/>
     </w:p>
     <w:p>
       <w:pPr>
@@ -543,6 +575,7 @@
         </w:rPr>
         <w:t xml:space="preserve">. </w:t>
       </w:r>
+      <w:proofErr w:type="gramStart"/>
       <w:r>
         <w:rPr>
           <w:rFonts w:ascii="Times New Roman" w:eastAsia="Times New Roman" w:hAnsi="Times New Roman"/>
@@ -573,6 +606,7 @@
         </w:rPr>
         <w:t xml:space="preserve">  ПЗ</w:t>
       </w:r>
+      <w:proofErr w:type="gramEnd"/>
     </w:p>
     <w:p>
       <w:pPr>
@@ -1666,8 +1700,9 @@
           <w:szCs w:val="28"/>
           <w:lang w:eastAsia="ru-RU"/>
         </w:rPr>
-        <w:t xml:space="preserve">                Группа</w:t>
-      </w:r>
+        <w:t xml:space="preserve">                </w:t>
+      </w:r>
+      <w:proofErr w:type="gramStart"/>
       <w:r>
         <w:rPr>
           <w:rFonts w:ascii="Times New Roman CYR" w:eastAsia="Times New Roman" w:hAnsi="Times New Roman CYR"/>
@@ -1675,7 +1710,26 @@
           <w:szCs w:val="28"/>
           <w:lang w:eastAsia="ru-RU"/>
         </w:rPr>
-        <w:t xml:space="preserve">:     </w:t>
+        <w:t>Группа</w:t>
+      </w:r>
+      <w:r>
+        <w:rPr>
+          <w:rFonts w:ascii="Times New Roman CYR" w:eastAsia="Times New Roman" w:hAnsi="Times New Roman CYR"/>
+          <w:sz w:val="28"/>
+          <w:szCs w:val="28"/>
+          <w:lang w:eastAsia="ru-RU"/>
+        </w:rPr>
+        <w:t xml:space="preserve">:   </w:t>
+      </w:r>
+      <w:proofErr w:type="gramEnd"/>
+      <w:r>
+        <w:rPr>
+          <w:rFonts w:ascii="Times New Roman CYR" w:eastAsia="Times New Roman" w:hAnsi="Times New Roman CYR"/>
+          <w:sz w:val="28"/>
+          <w:szCs w:val="28"/>
+          <w:lang w:eastAsia="ru-RU"/>
+        </w:rPr>
+        <w:t xml:space="preserve">  </w:t>
       </w:r>
       <w:r>
         <w:rPr>
@@ -5704,7 +5758,29 @@
           <w:vertAlign w:val="superscript"/>
           <w:lang w:eastAsia="ru-RU"/>
         </w:rPr>
-        <w:t xml:space="preserve">                              (Ф.И.О. студента)                                                                              (дата)                                            (подпись)</w:t>
+        <w:t xml:space="preserve">                              (Ф.И.О. </w:t>
+      </w:r>
+      <w:proofErr w:type="gramStart"/>
+      <w:r>
+        <w:rPr>
+          <w:rFonts w:ascii="Times New Roman" w:eastAsia="Times New Roman" w:hAnsi="Times New Roman"/>
+          <w:sz w:val="24"/>
+          <w:szCs w:val="24"/>
+          <w:vertAlign w:val="superscript"/>
+          <w:lang w:eastAsia="ru-RU"/>
+        </w:rPr>
+        <w:t xml:space="preserve">студента)   </w:t>
+      </w:r>
+      <w:proofErr w:type="gramEnd"/>
+      <w:r>
+        <w:rPr>
+          <w:rFonts w:ascii="Times New Roman" w:eastAsia="Times New Roman" w:hAnsi="Times New Roman"/>
+          <w:sz w:val="24"/>
+          <w:szCs w:val="24"/>
+          <w:vertAlign w:val="superscript"/>
+          <w:lang w:eastAsia="ru-RU"/>
+        </w:rPr>
+        <w:t xml:space="preserve">                                                                           (дата)                                            (подпись)</w:t>
       </w:r>
     </w:p>
     <w:p>
@@ -7895,7 +7971,15 @@
         <w:pStyle w:val="af2"/>
       </w:pPr>
       <w:r>
-        <w:t>В современном мире розничная торговля компьютерной техникой характеризуется высокой динамичностью и требовательностью клиентов к уровню сервиса. Внедрение специализированной информационной системы, адаптированной под специфику компьютерного магазина, становится ключевым фактором для оптимизации всех бизнес-процессов предприятия. Настоящее техническое задание (ТЗ) определяет цели, задачи, требования и этапы разработки информационной системы (ИС) «Компьютерный магазин» на платформе 1С:Предприятие. Система предназначена для автоматизации ключевых операций, включая управление ассортиментом и ценами, учет товаров на складе, обработку заказов, проведение продаж.</w:t>
+        <w:t>В современном мире розничная торговля компьютерной техникой характеризуется высокой динамичностью и требовательностью клиентов к уровню сервиса. Внедрение специализированной информационной системы, адаптированной под специфику компьютерного магазина, становится ключевым фактором для оптимизации всех бизнес-процессов предприятия. Настоящее техническое задание (ТЗ) определяет цели, задачи, требования и этапы разработки информационной системы (ИС) «Компьютерный магазин» на платформе 1</w:t>
+      </w:r>
+      <w:proofErr w:type="gramStart"/>
+      <w:r>
+        <w:t>С:Предприятие</w:t>
+      </w:r>
+      <w:proofErr w:type="gramEnd"/>
+      <w:r>
+        <w:t>. Система предназначена для автоматизации ключевых операций, включая управление ассортиментом и ценами, учет товаров на складе, обработку заказов, проведение продаж.</w:t>
       </w:r>
     </w:p>
     <w:p>
@@ -7910,7 +7994,15 @@
         <w:t xml:space="preserve">Объект: </w:t>
       </w:r>
       <w:r>
-        <w:t>информационная система «Компьютерный магазин» на платформе 1С:Предприятие.</w:t>
+        <w:t>информационная система «Компьютерный магазин» на платформе 1</w:t>
+      </w:r>
+      <w:proofErr w:type="gramStart"/>
+      <w:r>
+        <w:t>С:Предприятие</w:t>
+      </w:r>
+      <w:proofErr w:type="gramEnd"/>
+      <w:r>
+        <w:t>.</w:t>
       </w:r>
     </w:p>
     <w:p>
@@ -7961,7 +8053,15 @@
         </w:numPr>
       </w:pPr>
       <w:r>
-        <w:t>На основании анализа бизнес-процессов компьютерного магазина сформулировать требования к информационной системы и составить основные разделы технического задания.</w:t>
+        <w:t xml:space="preserve">На основании анализа бизнес-процессов компьютерного магазина сформулировать требования </w:t>
+      </w:r>
+      <w:proofErr w:type="gramStart"/>
+      <w:r>
+        <w:t>к информационной системы</w:t>
+      </w:r>
+      <w:proofErr w:type="gramEnd"/>
+      <w:r>
+        <w:t xml:space="preserve"> и составить основные разделы технического задания.</w:t>
       </w:r>
     </w:p>
     <w:p>
@@ -7988,7 +8088,15 @@
         </w:rPr>
       </w:pPr>
       <w:r>
-        <w:t>В соответствии с техническим заданием разработать информационную систему в среде 1С:Предприятие.</w:t>
+        <w:t>В соответствии с техническим заданием разработать информационную систему в среде 1</w:t>
+      </w:r>
+      <w:proofErr w:type="gramStart"/>
+      <w:r>
+        <w:t>С:Предприятие</w:t>
+      </w:r>
+      <w:proofErr w:type="gramEnd"/>
+      <w:r>
+        <w:t>.</w:t>
       </w:r>
     </w:p>
     <w:p>
@@ -9440,7 +9548,31 @@
       <w:bookmarkStart w:id="28" w:name="_Toc226862721"/>
       <w:bookmarkStart w:id="29" w:name="_Toc230581398"/>
       <w:r>
-        <w:t>1.3 Моделирование бизнес-процессов (IDEF0 is / to be)</w:t>
+        <w:t xml:space="preserve">1.3 Моделирование бизнес-процессов (IDEF0 </w:t>
+      </w:r>
+      <w:proofErr w:type="spellStart"/>
+      <w:r>
+        <w:t>is</w:t>
+      </w:r>
+      <w:proofErr w:type="spellEnd"/>
+      <w:r>
+        <w:t xml:space="preserve"> / </w:t>
+      </w:r>
+      <w:proofErr w:type="spellStart"/>
+      <w:r>
+        <w:t>to</w:t>
+      </w:r>
+      <w:proofErr w:type="spellEnd"/>
+      <w:r>
+        <w:t xml:space="preserve"> </w:t>
+      </w:r>
+      <w:proofErr w:type="spellStart"/>
+      <w:r>
+        <w:t>be</w:t>
+      </w:r>
+      <w:proofErr w:type="spellEnd"/>
+      <w:r>
+        <w:t>)</w:t>
       </w:r>
       <w:bookmarkEnd w:id="24"/>
       <w:bookmarkEnd w:id="25"/>
@@ -9454,7 +9586,39 @@
         <w:pStyle w:val="af2"/>
       </w:pPr>
       <w:r>
-        <w:t>IDEF0 (Integration Definition for Function Modeling) — это стандартизированная методология графического моделирования бизнес-процессов, предназначенная для структурированного описания и анализа функций организации. Разработанная в 1970-х годах, эта методология позволяет наглядно представить сложные бизнес-процессы в виде взаимосвязанных функций.</w:t>
+        <w:t>IDEF0 (</w:t>
+      </w:r>
+      <w:proofErr w:type="spellStart"/>
+      <w:r>
+        <w:t>Integration</w:t>
+      </w:r>
+      <w:proofErr w:type="spellEnd"/>
+      <w:r>
+        <w:t xml:space="preserve"> Definition </w:t>
+      </w:r>
+      <w:proofErr w:type="spellStart"/>
+      <w:r>
+        <w:t>for</w:t>
+      </w:r>
+      <w:proofErr w:type="spellEnd"/>
+      <w:r>
+        <w:t xml:space="preserve"> </w:t>
+      </w:r>
+      <w:proofErr w:type="spellStart"/>
+      <w:r>
+        <w:t>Function</w:t>
+      </w:r>
+      <w:proofErr w:type="spellEnd"/>
+      <w:r>
+        <w:t xml:space="preserve"> </w:t>
+      </w:r>
+      <w:proofErr w:type="spellStart"/>
+      <w:r>
+        <w:t>Modeling</w:t>
+      </w:r>
+      <w:proofErr w:type="spellEnd"/>
+      <w:r>
+        <w:t>) — это стандартизированная методология графического моделирования бизнес-процессов, предназначенная для структурированного описания и анализа функций организации. Разработанная в 1970-х годах, эта методология позволяет наглядно представить сложные бизнес-процессы в виде взаимосвязанных функций.</w:t>
       </w:r>
     </w:p>
     <w:p>
@@ -9488,7 +9652,23 @@
           <w:b/>
           <w:bCs/>
         </w:rPr>
-        <w:t>Функциональные блоки (Processes)</w:t>
+        <w:t>Функциональные блоки (</w:t>
+      </w:r>
+      <w:proofErr w:type="spellStart"/>
+      <w:r>
+        <w:rPr>
+          <w:b/>
+          <w:bCs/>
+        </w:rPr>
+        <w:t>Processes</w:t>
+      </w:r>
+      <w:proofErr w:type="spellEnd"/>
+      <w:r>
+        <w:rPr>
+          <w:b/>
+          <w:bCs/>
+        </w:rPr>
+        <w:t>)</w:t>
       </w:r>
     </w:p>
     <w:p>
@@ -9542,7 +9722,23 @@
           <w:b/>
           <w:bCs/>
         </w:rPr>
-        <w:t>Входные данные (Inputs)</w:t>
+        <w:t>Входные данные (</w:t>
+      </w:r>
+      <w:proofErr w:type="spellStart"/>
+      <w:r>
+        <w:rPr>
+          <w:b/>
+          <w:bCs/>
+        </w:rPr>
+        <w:t>Inputs</w:t>
+      </w:r>
+      <w:proofErr w:type="spellEnd"/>
+      <w:r>
+        <w:rPr>
+          <w:b/>
+          <w:bCs/>
+        </w:rPr>
+        <w:t>)</w:t>
       </w:r>
     </w:p>
     <w:p>
@@ -9583,7 +9779,23 @@
           <w:b/>
           <w:bCs/>
         </w:rPr>
-        <w:t>Результаты (Outputs)</w:t>
+        <w:t>Результаты (</w:t>
+      </w:r>
+      <w:proofErr w:type="spellStart"/>
+      <w:r>
+        <w:rPr>
+          <w:b/>
+          <w:bCs/>
+        </w:rPr>
+        <w:t>Outputs</w:t>
+      </w:r>
+      <w:proofErr w:type="spellEnd"/>
+      <w:r>
+        <w:rPr>
+          <w:b/>
+          <w:bCs/>
+        </w:rPr>
+        <w:t>)</w:t>
       </w:r>
     </w:p>
     <w:p>
@@ -9624,7 +9836,23 @@
           <w:b/>
           <w:bCs/>
         </w:rPr>
-        <w:t>Управляющие воздействия (Controls)</w:t>
+        <w:t>Управляющие воздействия (</w:t>
+      </w:r>
+      <w:proofErr w:type="spellStart"/>
+      <w:r>
+        <w:rPr>
+          <w:b/>
+          <w:bCs/>
+        </w:rPr>
+        <w:t>Controls</w:t>
+      </w:r>
+      <w:proofErr w:type="spellEnd"/>
+      <w:r>
+        <w:rPr>
+          <w:b/>
+          <w:bCs/>
+        </w:rPr>
+        <w:t>)</w:t>
       </w:r>
     </w:p>
     <w:p>
@@ -9665,7 +9893,23 @@
           <w:b/>
           <w:bCs/>
         </w:rPr>
-        <w:t>Механизмы выполнения (Mechanisms)</w:t>
+        <w:t>Механизмы выполнения (</w:t>
+      </w:r>
+      <w:proofErr w:type="spellStart"/>
+      <w:r>
+        <w:rPr>
+          <w:b/>
+          <w:bCs/>
+        </w:rPr>
+        <w:t>Mechanisms</w:t>
+      </w:r>
+      <w:proofErr w:type="spellEnd"/>
+      <w:r>
+        <w:rPr>
+          <w:b/>
+          <w:bCs/>
+        </w:rPr>
+        <w:t>)</w:t>
       </w:r>
     </w:p>
     <w:p>
@@ -9864,7 +10108,23 @@
           <w:b/>
           <w:bCs/>
         </w:rPr>
-        <w:t>As-Is (Текущее состояние)</w:t>
+        <w:t>As-</w:t>
+      </w:r>
+      <w:proofErr w:type="spellStart"/>
+      <w:r>
+        <w:rPr>
+          <w:b/>
+          <w:bCs/>
+        </w:rPr>
+        <w:t>Is</w:t>
+      </w:r>
+      <w:proofErr w:type="spellEnd"/>
+      <w:r>
+        <w:rPr>
+          <w:b/>
+          <w:bCs/>
+        </w:rPr>
+        <w:t xml:space="preserve"> (Текущее состояние)</w:t>
       </w:r>
     </w:p>
     <w:p>
@@ -9888,7 +10148,15 @@
         </w:numPr>
       </w:pPr>
       <w:r>
-        <w:t>Позволяет идентифицировать bottlenecks и неэффективности</w:t>
+        <w:t xml:space="preserve">Позволяет идентифицировать </w:t>
+      </w:r>
+      <w:proofErr w:type="spellStart"/>
+      <w:r>
+        <w:t>bottlenecks</w:t>
+      </w:r>
+      <w:proofErr w:type="spellEnd"/>
+      <w:r>
+        <w:t xml:space="preserve"> и неэффективности</w:t>
       </w:r>
     </w:p>
     <w:p>
@@ -9970,7 +10238,23 @@
           <w:b/>
           <w:bCs/>
         </w:rPr>
-        <w:t>Сравнительный анализ As-Is и To-Be позволяет:</w:t>
+        <w:t>Сравнительный анализ As-</w:t>
+      </w:r>
+      <w:proofErr w:type="spellStart"/>
+      <w:r>
+        <w:rPr>
+          <w:b/>
+          <w:bCs/>
+        </w:rPr>
+        <w:t>Is</w:t>
+      </w:r>
+      <w:proofErr w:type="spellEnd"/>
+      <w:r>
+        <w:rPr>
+          <w:b/>
+          <w:bCs/>
+        </w:rPr>
+        <w:t xml:space="preserve"> и To-Be позволяет:</w:t>
       </w:r>
     </w:p>
     <w:p>
@@ -10006,7 +10290,15 @@
         </w:numPr>
       </w:pPr>
       <w:r>
-        <w:t>Разработать roadmap преобразований</w:t>
+        <w:t xml:space="preserve">Разработать </w:t>
+      </w:r>
+      <w:proofErr w:type="spellStart"/>
+      <w:r>
+        <w:t>roadmap</w:t>
+      </w:r>
+      <w:proofErr w:type="spellEnd"/>
+      <w:r>
+        <w:t xml:space="preserve"> преобразований</w:t>
       </w:r>
     </w:p>
     <w:p>
@@ -10038,7 +10330,15 @@
         </w:numPr>
       </w:pPr>
       <w:r>
-        <w:t>Модель "As Is" (Текущее состояние)</w:t>
+        <w:t xml:space="preserve">Модель "As </w:t>
+      </w:r>
+      <w:proofErr w:type="spellStart"/>
+      <w:r>
+        <w:t>Is</w:t>
+      </w:r>
+      <w:proofErr w:type="spellEnd"/>
+      <w:r>
+        <w:t>" (Текущее состояние)</w:t>
       </w:r>
     </w:p>
     <w:p>
@@ -10117,7 +10417,39 @@
           <w:i/>
           <w:iCs/>
         </w:rPr>
-        <w:t>Рис. 1.3.1 Диаграмма IDEF0 as is (А-0)</w:t>
+        <w:t xml:space="preserve">Рис. 1.3.1 Диаграмма IDEF0 </w:t>
+      </w:r>
+      <w:proofErr w:type="spellStart"/>
+      <w:r>
+        <w:rPr>
+          <w:i/>
+          <w:iCs/>
+        </w:rPr>
+        <w:t>as</w:t>
+      </w:r>
+      <w:proofErr w:type="spellEnd"/>
+      <w:r>
+        <w:rPr>
+          <w:i/>
+          <w:iCs/>
+        </w:rPr>
+        <w:t xml:space="preserve"> </w:t>
+      </w:r>
+      <w:proofErr w:type="spellStart"/>
+      <w:r>
+        <w:rPr>
+          <w:i/>
+          <w:iCs/>
+        </w:rPr>
+        <w:t>is</w:t>
+      </w:r>
+      <w:proofErr w:type="spellEnd"/>
+      <w:r>
+        <w:rPr>
+          <w:i/>
+          <w:iCs/>
+        </w:rPr>
+        <w:t xml:space="preserve"> (А-0)</w:t>
       </w:r>
     </w:p>
     <w:p>
@@ -10300,13 +10632,21 @@
         <w:t xml:space="preserve">«Компьютерный магазин» </w:t>
       </w:r>
       <w:r>
-        <w:t>(IDEF0). Показаны входы (комплектующие, товары, запросы клиентов, наличные), выходы (собранные ПК, отчёты, обслуженные клиенты, финансы), управления (устные договорённости, память сотрудников) и механизмы (кладовщик, менеджер, калькулятор, бумага). Отражён ручной учёт, отсутствие системы</w:t>
+        <w:t xml:space="preserve">(IDEF0). Показаны входы (комплектующие, товары, запросы клиентов, наличные), выходы (собранные ПК, отчёты, обслуженные клиенты, финансы), управления (устные договорённости, память сотрудников) и механизмы (кладовщик, менеджер, калькулятор, бумага). Отражён ручной учёт, отсутствие </w:t>
+      </w:r>
+      <w:proofErr w:type="gramStart"/>
+      <w:r>
+        <w:t>системы</w:t>
       </w:r>
       <w:r>
         <w:t xml:space="preserve"> </w:t>
       </w:r>
       <w:r>
-        <w:t xml:space="preserve"> и проблемы с оприходованием товаров.</w:t>
+        <w:t xml:space="preserve"> и</w:t>
+      </w:r>
+      <w:proofErr w:type="gramEnd"/>
+      <w:r>
+        <w:t xml:space="preserve"> проблемы с оприходованием товаров.</w:t>
       </w:r>
     </w:p>
     <w:p>
@@ -10493,7 +10833,15 @@
         <w:t>Компьютерный</w:t>
       </w:r>
       <w:r>
-        <w:t xml:space="preserve"> магазин» (вариант «to-be»). Входные потоки: электронные заказы клиентов, товары со штрих-кодами. Выходные: автоматические отчеты, клиенты с бонусными баллами, финансовая аналитика. Управление осуществляют регламенты системы, ролевая модель доступа и бизнес-процессы. Механизмы — менеджер по продажам, сборщик, администратор и информационная система.</w:t>
+        <w:t xml:space="preserve"> магазин» (вариант «</w:t>
+      </w:r>
+      <w:proofErr w:type="spellStart"/>
+      <w:r>
+        <w:t>to-be</w:t>
+      </w:r>
+      <w:proofErr w:type="spellEnd"/>
+      <w:r>
+        <w:t>»). Входные потоки: электронные заказы клиентов, товары со штрих-кодами. Выходные: автоматические отчеты, клиенты с бонусными баллами, финансовая аналитика. Управление осуществляют регламенты системы, ролевая модель доступа и бизнес-процессы. Механизмы — менеджер по продажам, сборщик, администратор и информационная система.</w:t>
       </w:r>
     </w:p>
     <w:p>
@@ -10663,7 +11011,21 @@
         <w:rPr>
           <w:rFonts w:cs="Times New Roman"/>
         </w:rPr>
-        <w:t>(IDEF0, вариант to-be). Выделены функции: автоматический складской учет, электронная система продаж, плановое управление закупками и отчетность. Входы — товары со штрих-кодами; выходы — готовые компьютеры с гарантией, клиенты с бонусными баллами, автоматические отчеты, финансовая аналитика. Управление — регламенты системы и бизнес-процессы. Механизмы — кладовщик, сборщик, менеджер по продажам, администратор, а также информационная система (обеспечивает данные о наличии, автоматическое списание и интеграцию).</w:t>
+        <w:t xml:space="preserve">(IDEF0, вариант </w:t>
+      </w:r>
+      <w:proofErr w:type="spellStart"/>
+      <w:r>
+        <w:rPr>
+          <w:rFonts w:cs="Times New Roman"/>
+        </w:rPr>
+        <w:t>to-be</w:t>
+      </w:r>
+      <w:proofErr w:type="spellEnd"/>
+      <w:r>
+        <w:rPr>
+          <w:rFonts w:cs="Times New Roman"/>
+        </w:rPr>
+        <w:t>). Выделены функции: автоматический складской учет, электронная система продаж, плановое управление закупками и отчетность. Входы — товары со штрих-кодами; выходы — готовые компьютеры с гарантией, клиенты с бонусными баллами, автоматические отчеты, финансовая аналитика. Управление — регламенты системы и бизнес-процессы. Механизмы — кладовщик, сборщик, менеджер по продажам, администратор, а также информационная система (обеспечивает данные о наличии, автоматическое списание и интеграцию).</w:t>
       </w:r>
     </w:p>
     <w:p>
@@ -10711,7 +11073,15 @@
       <w:bookmarkStart w:id="41" w:name="_Toc226862723"/>
       <w:bookmarkStart w:id="42" w:name="_Toc230581400"/>
       <w:r>
-        <w:t>2.1 Анализ диаграммы вариантов использования (Use Case)</w:t>
+        <w:t>2.1 Анализ диаграммы вариантов использования (</w:t>
+      </w:r>
+      <w:proofErr w:type="spellStart"/>
+      <w:r>
+        <w:t>Use</w:t>
+      </w:r>
+      <w:proofErr w:type="spellEnd"/>
+      <w:r>
+        <w:t xml:space="preserve"> Case)</w:t>
       </w:r>
       <w:bookmarkEnd w:id="37"/>
       <w:bookmarkEnd w:id="38"/>
@@ -10725,7 +11095,31 @@
         <w:pStyle w:val="af2"/>
       </w:pPr>
       <w:r>
-        <w:t>Диаграмма вариантов использования (Use Case Diagram) — это модель в нотации UML, которая отображает функциональные возможности системы с точки зрения пользователя. Её цель — наглядно продемонстрировать взаимодействие между внешними агентами (акторами) и ключевыми функциями системы.</w:t>
+        <w:t>Диаграмма вариантов использования (</w:t>
+      </w:r>
+      <w:proofErr w:type="spellStart"/>
+      <w:r>
+        <w:t>Use</w:t>
+      </w:r>
+      <w:proofErr w:type="spellEnd"/>
+      <w:r>
+        <w:t xml:space="preserve"> Case </w:t>
+      </w:r>
+      <w:proofErr w:type="spellStart"/>
+      <w:r>
+        <w:t>Diagram</w:t>
+      </w:r>
+      <w:proofErr w:type="spellEnd"/>
+      <w:r>
+        <w:t>) — это модель в нотации UML, которая отображает функциональные возможности системы с точки зрения пользователя. Её цель — наглядно продемонстрировать взаимодействие между внешними агентами (</w:t>
+      </w:r>
+      <w:proofErr w:type="spellStart"/>
+      <w:r>
+        <w:t>акторами</w:t>
+      </w:r>
+      <w:proofErr w:type="spellEnd"/>
+      <w:r>
+        <w:t>) и ключевыми функциями системы.</w:t>
       </w:r>
     </w:p>
     <w:p>
@@ -10741,7 +11135,23 @@
         <w:pStyle w:val="af2"/>
       </w:pPr>
       <w:r>
-        <w:t>1. Акторы (Actors):</w:t>
+        <w:t xml:space="preserve">1. </w:t>
+      </w:r>
+      <w:proofErr w:type="spellStart"/>
+      <w:r>
+        <w:t>Акторы</w:t>
+      </w:r>
+      <w:proofErr w:type="spellEnd"/>
+      <w:r>
+        <w:t xml:space="preserve"> (</w:t>
+      </w:r>
+      <w:proofErr w:type="spellStart"/>
+      <w:r>
+        <w:t>Actors</w:t>
+      </w:r>
+      <w:proofErr w:type="spellEnd"/>
+      <w:r>
+        <w:t>):</w:t>
       </w:r>
     </w:p>
     <w:p>
@@ -10765,7 +11175,15 @@
         </w:numPr>
       </w:pPr>
       <w:r>
-        <w:t>На диаграмме акторы изображаются в виде стилизованных фигурок и располагаются за границами системы.</w:t>
+        <w:t xml:space="preserve">На диаграмме </w:t>
+      </w:r>
+      <w:proofErr w:type="spellStart"/>
+      <w:r>
+        <w:t>акторы</w:t>
+      </w:r>
+      <w:proofErr w:type="spellEnd"/>
+      <w:r>
+        <w:t xml:space="preserve"> изображаются в виде стилизованных фигурок и располагаются за границами системы.</w:t>
       </w:r>
     </w:p>
     <w:p>
@@ -10785,7 +11203,23 @@
         <w:pStyle w:val="af2"/>
       </w:pPr>
       <w:r>
-        <w:t>2. Варианты использования (Use Cases):</w:t>
+        <w:t>2. Варианты использования (</w:t>
+      </w:r>
+      <w:proofErr w:type="spellStart"/>
+      <w:r>
+        <w:t>Use</w:t>
+      </w:r>
+      <w:proofErr w:type="spellEnd"/>
+      <w:r>
+        <w:t xml:space="preserve"> </w:t>
+      </w:r>
+      <w:proofErr w:type="spellStart"/>
+      <w:r>
+        <w:t>Cases</w:t>
+      </w:r>
+      <w:proofErr w:type="spellEnd"/>
+      <w:r>
+        <w:t>):</w:t>
       </w:r>
     </w:p>
     <w:p>
@@ -10797,7 +11231,15 @@
         </w:numPr>
       </w:pPr>
       <w:r>
-        <w:t>Это отдельные функции или цели, которые система реализует для акторов.</w:t>
+        <w:t xml:space="preserve">Это отдельные функции или цели, которые система реализует для </w:t>
+      </w:r>
+      <w:proofErr w:type="spellStart"/>
+      <w:r>
+        <w:t>акторов</w:t>
+      </w:r>
+      <w:proofErr w:type="spellEnd"/>
+      <w:r>
+        <w:t>.</w:t>
       </w:r>
     </w:p>
     <w:p>
@@ -10829,7 +11271,15 @@
         <w:pStyle w:val="af2"/>
       </w:pPr>
       <w:r>
-        <w:t>3. Граница системы (System Boundary):</w:t>
+        <w:t xml:space="preserve">3. Граница системы (System </w:t>
+      </w:r>
+      <w:proofErr w:type="spellStart"/>
+      <w:r>
+        <w:t>Boundary</w:t>
+      </w:r>
+      <w:proofErr w:type="spellEnd"/>
+      <w:r>
+        <w:t>):</w:t>
       </w:r>
     </w:p>
     <w:p>
@@ -10841,7 +11291,15 @@
         </w:numPr>
       </w:pPr>
       <w:r>
-        <w:t xml:space="preserve">Прямоугольник, который очерчивает все варианты использования, визуально отделяя внутреннюю функциональность системы от внешних акторов. Название системы указывается внутри прямоугольника, обычно в </w:t>
+        <w:t xml:space="preserve">Прямоугольник, который очерчивает все варианты использования, визуально отделяя внутреннюю функциональность системы от внешних </w:t>
+      </w:r>
+      <w:proofErr w:type="spellStart"/>
+      <w:r>
+        <w:t>акторов</w:t>
+      </w:r>
+      <w:proofErr w:type="spellEnd"/>
+      <w:r>
+        <w:t xml:space="preserve">. Название системы указывается внутри прямоугольника, обычно в </w:t>
       </w:r>
       <w:r>
         <w:lastRenderedPageBreak/>
@@ -10853,7 +11311,15 @@
         <w:pStyle w:val="af2"/>
       </w:pPr>
       <w:r>
-        <w:t>4. Связи (Relationships):</w:t>
+        <w:t>4. Связи (</w:t>
+      </w:r>
+      <w:proofErr w:type="spellStart"/>
+      <w:r>
+        <w:t>Relationships</w:t>
+      </w:r>
+      <w:proofErr w:type="spellEnd"/>
+      <w:r>
+        <w:t>):</w:t>
       </w:r>
     </w:p>
     <w:p>
@@ -10877,7 +11343,23 @@
         </w:numPr>
       </w:pPr>
       <w:r>
-        <w:t>Ассоциация (Association): Соединяет актора с вариантом использования, указывая на их взаимодействие.</w:t>
+        <w:t>Ассоциация (Association)</w:t>
+      </w:r>
+      <w:proofErr w:type="gramStart"/>
+      <w:r>
+        <w:t>: Соединяет</w:t>
+      </w:r>
+      <w:proofErr w:type="gramEnd"/>
+      <w:r>
+        <w:t xml:space="preserve"> </w:t>
+      </w:r>
+      <w:proofErr w:type="spellStart"/>
+      <w:r>
+        <w:t>актора</w:t>
+      </w:r>
+      <w:proofErr w:type="spellEnd"/>
+      <w:r>
+        <w:t xml:space="preserve"> с вариантом использования, указывая на их взаимодействие.</w:t>
       </w:r>
     </w:p>
     <w:p>
@@ -10889,7 +11371,23 @@
         </w:numPr>
       </w:pPr>
       <w:r>
-        <w:t>Включение (Include): Обозначает обязательную зависимость, когда один сценарий всегда включает в себя другой (например, «Оформить заказ» включает «Рассчитать итого»).</w:t>
+        <w:t>Включение (</w:t>
+      </w:r>
+      <w:proofErr w:type="spellStart"/>
+      <w:r>
+        <w:t>Include</w:t>
+      </w:r>
+      <w:proofErr w:type="spellEnd"/>
+      <w:r>
+        <w:t>)</w:t>
+      </w:r>
+      <w:proofErr w:type="gramStart"/>
+      <w:r>
+        <w:t>: Обозначает</w:t>
+      </w:r>
+      <w:proofErr w:type="gramEnd"/>
+      <w:r>
+        <w:t xml:space="preserve"> обязательную зависимость, когда один сценарий всегда включает в себя другой (например, «Оформить заказ» включает «Рассчитать итого»).</w:t>
       </w:r>
     </w:p>
     <w:p>
@@ -10901,7 +11399,31 @@
         </w:numPr>
       </w:pPr>
       <w:r>
-        <w:t>Расширение (Extend): Показывает опциональное поведение, которое активируется при определенных условиях (например, «Оплатить заказ» может быть расширен «Ввести промокод»).</w:t>
+        <w:t>Расширение (</w:t>
+      </w:r>
+      <w:proofErr w:type="spellStart"/>
+      <w:r>
+        <w:t>Extend</w:t>
+      </w:r>
+      <w:proofErr w:type="spellEnd"/>
+      <w:r>
+        <w:t>)</w:t>
+      </w:r>
+      <w:proofErr w:type="gramStart"/>
+      <w:r>
+        <w:t>: Показывает</w:t>
+      </w:r>
+      <w:proofErr w:type="gramEnd"/>
+      <w:r>
+        <w:t xml:space="preserve"> опциональное поведение, которое активируется при определенных условиях (например, «Оплатить заказ» может быть расширен «Ввести </w:t>
+      </w:r>
+      <w:proofErr w:type="spellStart"/>
+      <w:r>
+        <w:t>промокод</w:t>
+      </w:r>
+      <w:proofErr w:type="spellEnd"/>
+      <w:r>
+        <w:t>»).</w:t>
       </w:r>
     </w:p>
     <w:p>
@@ -10913,7 +11435,31 @@
         </w:numPr>
       </w:pPr>
       <w:r>
-        <w:t>Обобщение (Generalization): Определяет отношение «родитель-потомок» между акторами или вариантами использования.</w:t>
+        <w:t>Обобщение (</w:t>
+      </w:r>
+      <w:proofErr w:type="spellStart"/>
+      <w:r>
+        <w:t>Generalization</w:t>
+      </w:r>
+      <w:proofErr w:type="spellEnd"/>
+      <w:r>
+        <w:t>)</w:t>
+      </w:r>
+      <w:proofErr w:type="gramStart"/>
+      <w:r>
+        <w:t>: Определяет</w:t>
+      </w:r>
+      <w:proofErr w:type="gramEnd"/>
+      <w:r>
+        <w:t xml:space="preserve"> отношение «родитель-потомок» между </w:t>
+      </w:r>
+      <w:proofErr w:type="spellStart"/>
+      <w:r>
+        <w:t>акторами</w:t>
+      </w:r>
+      <w:proofErr w:type="spellEnd"/>
+      <w:r>
+        <w:t xml:space="preserve"> или вариантами использования.</w:t>
       </w:r>
     </w:p>
     <w:p>
@@ -11037,7 +11583,15 @@
       </w:pPr>
       <w:r>
         <w:lastRenderedPageBreak/>
-        <w:t>На Рисунке 2.1 представлена диаграмма вариантов использования для информационной системы «Компьютерный магазин». Модель идентифицирует 4 ключевых участников: Администратора, Менеджера, Сборщика и Кладовщика. Для каждого актора диаграмма детализирует перечень действий, которые они могут выполнять в рамках системы.</w:t>
+        <w:t xml:space="preserve">На Рисунке 2.1 представлена диаграмма вариантов использования для информационной системы «Компьютерный магазин». Модель идентифицирует 4 ключевых участников: Администратора, Менеджера, Сборщика и Кладовщика. Для каждого </w:t>
+      </w:r>
+      <w:proofErr w:type="spellStart"/>
+      <w:r>
+        <w:t>актора</w:t>
+      </w:r>
+      <w:proofErr w:type="spellEnd"/>
+      <w:r>
+        <w:t xml:space="preserve"> диаграмма детализирует перечень действий, которые они могут выполнять в рамках системы.</w:t>
       </w:r>
     </w:p>
     <w:p>
@@ -11052,7 +11606,23 @@
       <w:bookmarkStart w:id="47" w:name="_Toc226862724"/>
       <w:bookmarkStart w:id="48" w:name="_Toc230581401"/>
       <w:r>
-        <w:t>2.2 Анализ диаграммы деятельности (Activity Diagram)</w:t>
+        <w:t>2.2 Анализ диаграммы деятельности (</w:t>
+      </w:r>
+      <w:proofErr w:type="spellStart"/>
+      <w:r>
+        <w:t>Activity</w:t>
+      </w:r>
+      <w:proofErr w:type="spellEnd"/>
+      <w:r>
+        <w:t xml:space="preserve"> </w:t>
+      </w:r>
+      <w:proofErr w:type="spellStart"/>
+      <w:r>
+        <w:t>Diagram</w:t>
+      </w:r>
+      <w:proofErr w:type="spellEnd"/>
+      <w:r>
+        <w:t>)</w:t>
       </w:r>
       <w:bookmarkEnd w:id="43"/>
       <w:bookmarkEnd w:id="44"/>
@@ -11067,7 +11637,31 @@
         <w:ind w:firstLine="707"/>
       </w:pPr>
       <w:r>
-        <w:t>Диаграмма деятельности (Activity Diagram) — это инструмент языка UML, предназначенный для визуализации последовательности операций в рамках бизнес-процесса, workflow или алгоритма. Её анализ заключается в изучении этой последовательности для понимания логики выполнения задач системой.</w:t>
+        <w:t>Диаграмма деятельности (</w:t>
+      </w:r>
+      <w:proofErr w:type="spellStart"/>
+      <w:r>
+        <w:t>Activity</w:t>
+      </w:r>
+      <w:proofErr w:type="spellEnd"/>
+      <w:r>
+        <w:t xml:space="preserve"> </w:t>
+      </w:r>
+      <w:proofErr w:type="spellStart"/>
+      <w:r>
+        <w:t>Diagram</w:t>
+      </w:r>
+      <w:proofErr w:type="spellEnd"/>
+      <w:r>
+        <w:t xml:space="preserve">) — это инструмент языка UML, предназначенный для визуализации последовательности операций в рамках бизнес-процесса, </w:t>
+      </w:r>
+      <w:proofErr w:type="spellStart"/>
+      <w:r>
+        <w:t>workflow</w:t>
+      </w:r>
+      <w:proofErr w:type="spellEnd"/>
+      <w:r>
+        <w:t xml:space="preserve"> или алгоритма. Её анализ заключается в изучении этой последовательности для понимания логики выполнения задач системой.</w:t>
       </w:r>
     </w:p>
     <w:p>
@@ -11088,7 +11682,15 @@
         </w:numPr>
       </w:pPr>
       <w:r>
-        <w:t>Действия (Activities): Шаги или операции процесса, изображаются в виде прямоугольников со скруглёнными углами.</w:t>
+        <w:t>Действия (</w:t>
+      </w:r>
+      <w:proofErr w:type="spellStart"/>
+      <w:r>
+        <w:t>Activities</w:t>
+      </w:r>
+      <w:proofErr w:type="spellEnd"/>
+      <w:r>
+        <w:t>): Шаги или операции процесса, изображаются в виде прямоугольников со скруглёнными углами.</w:t>
       </w:r>
     </w:p>
     <w:p>
@@ -11100,7 +11702,15 @@
         </w:numPr>
       </w:pPr>
       <w:r>
-        <w:t>Переходы (Transitions): Стрелки, которые соединяют действия и показывают направление потока выполнения.</w:t>
+        <w:t>Переходы (</w:t>
+      </w:r>
+      <w:proofErr w:type="spellStart"/>
+      <w:r>
+        <w:t>Transitions</w:t>
+      </w:r>
+      <w:proofErr w:type="spellEnd"/>
+      <w:r>
+        <w:t>): Стрелки, которые соединяют действия и показывают направление потока выполнения.</w:t>
       </w:r>
     </w:p>
     <w:p>
@@ -11112,7 +11722,23 @@
         </w:numPr>
       </w:pPr>
       <w:r>
-        <w:t>Узлы начала и завершения (Start и End Nodes): Обозначают точку входа и выхода из процесса. Изображаются в виде закрашенного кружка (начало) и контурного кружка с точкой внутри (конец).</w:t>
+        <w:t xml:space="preserve">Узлы начала и завершения (Start и End </w:t>
+      </w:r>
+      <w:proofErr w:type="spellStart"/>
+      <w:r>
+        <w:t>Nodes</w:t>
+      </w:r>
+      <w:proofErr w:type="spellEnd"/>
+      <w:r>
+        <w:t>)</w:t>
+      </w:r>
+      <w:proofErr w:type="gramStart"/>
+      <w:r>
+        <w:t>: Обозначают</w:t>
+      </w:r>
+      <w:proofErr w:type="gramEnd"/>
+      <w:r>
+        <w:t xml:space="preserve"> точку входа и выхода из процесса. Изображаются в виде закрашенного кружка (начало) и контурного кружка с точкой внутри (конец).</w:t>
       </w:r>
     </w:p>
     <w:p>
@@ -11124,7 +11750,15 @@
         </w:numPr>
       </w:pPr>
       <w:r>
-        <w:t>Условия (Decisions): Ромбовидные узлы, создающие ветвление потока в зависимости от выполнения условий.</w:t>
+        <w:t>Условия (</w:t>
+      </w:r>
+      <w:proofErr w:type="spellStart"/>
+      <w:r>
+        <w:t>Decisions</w:t>
+      </w:r>
+      <w:proofErr w:type="spellEnd"/>
+      <w:r>
+        <w:t>): Ромбовидные узлы, создающие ветвление потока в зависимости от выполнения условий.</w:t>
       </w:r>
     </w:p>
     <w:p>
@@ -11136,7 +11770,39 @@
         </w:numPr>
       </w:pPr>
       <w:r>
-        <w:t>Параллельные потоки (Fork и Join): Горизонтальные или вертикальные линии, которые разделяют единый поток на несколько одновременно выполняющихся (Fork) или, наоборот, синхронизируют их (Join).</w:t>
+        <w:t>Параллельные потоки (</w:t>
+      </w:r>
+      <w:proofErr w:type="spellStart"/>
+      <w:r>
+        <w:t>Fork</w:t>
+      </w:r>
+      <w:proofErr w:type="spellEnd"/>
+      <w:r>
+        <w:t xml:space="preserve"> и </w:t>
+      </w:r>
+      <w:proofErr w:type="spellStart"/>
+      <w:r>
+        <w:t>Join</w:t>
+      </w:r>
+      <w:proofErr w:type="spellEnd"/>
+      <w:r>
+        <w:t>): Горизонтальные или вертикальные линии, которые разделяют единый поток на несколько одновременно выполняющихся (</w:t>
+      </w:r>
+      <w:proofErr w:type="spellStart"/>
+      <w:r>
+        <w:t>Fork</w:t>
+      </w:r>
+      <w:proofErr w:type="spellEnd"/>
+      <w:r>
+        <w:t>) или, наоборот, синхронизируют их (</w:t>
+      </w:r>
+      <w:proofErr w:type="spellStart"/>
+      <w:r>
+        <w:t>Join</w:t>
+      </w:r>
+      <w:proofErr w:type="spellEnd"/>
+      <w:r>
+        <w:t>).</w:t>
       </w:r>
     </w:p>
     <w:p>
@@ -11148,11 +11814,15 @@
         </w:numPr>
       </w:pPr>
       <w:r>
-        <w:t xml:space="preserve">Объекты (Objects): Прямоугольники, представляющие данные или </w:t>
-      </w:r>
-      <w:r>
-        <w:lastRenderedPageBreak/>
-        <w:t>сущности, с которыми взаимодействуют действия.</w:t>
+        <w:t>Объекты (</w:t>
+      </w:r>
+      <w:proofErr w:type="spellStart"/>
+      <w:r>
+        <w:t>Objects</w:t>
+      </w:r>
+      <w:proofErr w:type="spellEnd"/>
+      <w:r>
+        <w:t>): Прямоугольники, представляющие данные или сущности, с которыми взаимодействуют действия.</w:t>
       </w:r>
     </w:p>
     <w:p>
@@ -11164,7 +11834,40 @@
         </w:numPr>
       </w:pPr>
       <w:r>
-        <w:t>Потоки управления и объектов (Control Flow и Object Flow): Связи, которые определяют последовательность действий (Control Flow) и то, как действия используют или производят объекты (Object Flow).</w:t>
+        <w:lastRenderedPageBreak/>
+        <w:t xml:space="preserve">Потоки управления и объектов (Control </w:t>
+      </w:r>
+      <w:proofErr w:type="spellStart"/>
+      <w:r>
+        <w:t>Flow</w:t>
+      </w:r>
+      <w:proofErr w:type="spellEnd"/>
+      <w:r>
+        <w:t xml:space="preserve"> и Object </w:t>
+      </w:r>
+      <w:proofErr w:type="spellStart"/>
+      <w:r>
+        <w:t>Flow</w:t>
+      </w:r>
+      <w:proofErr w:type="spellEnd"/>
+      <w:r>
+        <w:t xml:space="preserve">): Связи, которые определяют последовательность действий (Control </w:t>
+      </w:r>
+      <w:proofErr w:type="spellStart"/>
+      <w:r>
+        <w:t>Flow</w:t>
+      </w:r>
+      <w:proofErr w:type="spellEnd"/>
+      <w:r>
+        <w:t xml:space="preserve">) и то, как действия используют или производят объекты (Object </w:t>
+      </w:r>
+      <w:proofErr w:type="spellStart"/>
+      <w:r>
+        <w:t>Flow</w:t>
+      </w:r>
+      <w:proofErr w:type="spellEnd"/>
+      <w:r>
+        <w:t>).</w:t>
       </w:r>
     </w:p>
     <w:p>
@@ -11268,8 +11971,11 @@
         <w:pStyle w:val="af2"/>
       </w:pPr>
       <w:r>
+        <w:t xml:space="preserve">На рисунке 2.2 показана диаграмма деятельности информационной </w:t>
+      </w:r>
+      <w:r>
         <w:lastRenderedPageBreak/>
-        <w:t>На рисунке 2.2 показана диаграмма деятельности информационной системы Компьютерный магазин. На диаграмме показаны дорожки, эти дорожки имеют имя субъектов и объектов, на дорожке показана деятельность каждого субъекта и объекта, точнее их действия, которые они выполняют.</w:t>
+        <w:t>системы Компьютерный магазин. На диаграмме показаны дорожки, эти дорожки имеют имя субъектов и объектов, на дорожке показана деятельность каждого субъекта и объекта, точнее их действия, которые они выполняют.</w:t>
       </w:r>
     </w:p>
     <w:p>
@@ -11284,7 +11990,23 @@
       <w:bookmarkStart w:id="53" w:name="_Toc226862725"/>
       <w:bookmarkStart w:id="54" w:name="_Toc230581402"/>
       <w:r>
-        <w:t>2.3 Анализ диаграммы последовательностей (Sequence Diagram)</w:t>
+        <w:t>2.3 Анализ диаграммы последовательностей (</w:t>
+      </w:r>
+      <w:proofErr w:type="spellStart"/>
+      <w:r>
+        <w:t>Sequence</w:t>
+      </w:r>
+      <w:proofErr w:type="spellEnd"/>
+      <w:r>
+        <w:t xml:space="preserve"> </w:t>
+      </w:r>
+      <w:proofErr w:type="spellStart"/>
+      <w:r>
+        <w:t>Diagram</w:t>
+      </w:r>
+      <w:proofErr w:type="spellEnd"/>
+      <w:r>
+        <w:t>)</w:t>
       </w:r>
       <w:bookmarkEnd w:id="49"/>
       <w:bookmarkEnd w:id="50"/>
@@ -11298,7 +12020,23 @@
         <w:pStyle w:val="af2"/>
       </w:pPr>
       <w:r>
-        <w:t>Анализ диаграммы последовательностей (Sequence Diagram) — это процесс изучения визуальной модели, которая детализирует порядок взаимодействия объектов в системе в рамках конкретного сценария. Данная диаграмма, являясь частью UML, применяется для спецификации динамических аспектов поведения системы, наглядно отображая хронологическую последовательность обмена сообщениями между её участниками.</w:t>
+        <w:t>Анализ диаграммы последовательностей (</w:t>
+      </w:r>
+      <w:proofErr w:type="spellStart"/>
+      <w:r>
+        <w:t>Sequence</w:t>
+      </w:r>
+      <w:proofErr w:type="spellEnd"/>
+      <w:r>
+        <w:t xml:space="preserve"> </w:t>
+      </w:r>
+      <w:proofErr w:type="spellStart"/>
+      <w:r>
+        <w:t>Diagram</w:t>
+      </w:r>
+      <w:proofErr w:type="spellEnd"/>
+      <w:r>
+        <w:t>) — это процесс изучения визуальной модели, которая детализирует порядок взаимодействия объектов в системе в рамках конкретного сценария. Данная диаграмма, являясь частью UML, применяется для спецификации динамических аспектов поведения системы, наглядно отображая хронологическую последовательность обмена сообщениями между её участниками.</w:t>
       </w:r>
     </w:p>
     <w:p>
@@ -11318,7 +12056,23 @@
         </w:numPr>
       </w:pPr>
       <w:r>
-        <w:t>Объекты (Lifelines): Вертикальные линии, каждая из которых представляет отдельного участника взаимодействия (объект, компонент системы или актор).</w:t>
+        <w:t>Объекты (</w:t>
+      </w:r>
+      <w:proofErr w:type="spellStart"/>
+      <w:r>
+        <w:t>Lifelines</w:t>
+      </w:r>
+      <w:proofErr w:type="spellEnd"/>
+      <w:r>
+        <w:t xml:space="preserve">): Вертикальные линии, каждая из которых представляет отдельного участника взаимодействия (объект, компонент системы или </w:t>
+      </w:r>
+      <w:proofErr w:type="spellStart"/>
+      <w:r>
+        <w:t>актор</w:t>
+      </w:r>
+      <w:proofErr w:type="spellEnd"/>
+      <w:r>
+        <w:t>).</w:t>
       </w:r>
     </w:p>
     <w:p>
@@ -11330,7 +12084,15 @@
         </w:numPr>
       </w:pPr>
       <w:r>
-        <w:t>Сообщения (Messages): Стрелки, направленные между линиями жизни, которые символизируют коммуникацию между объектами. Это может быть вызов операции, передача данных или сигнал.</w:t>
+        <w:t>Сообщения (</w:t>
+      </w:r>
+      <w:proofErr w:type="spellStart"/>
+      <w:r>
+        <w:t>Messages</w:t>
+      </w:r>
+      <w:proofErr w:type="spellEnd"/>
+      <w:r>
+        <w:t>): Стрелки, направленные между линиями жизни, которые символизируют коммуникацию между объектами. Это может быть вызов операции, передача данных или сигнал.</w:t>
       </w:r>
     </w:p>
     <w:p>
@@ -11342,7 +12104,23 @@
         </w:numPr>
       </w:pPr>
       <w:r>
-        <w:t>Полосы активации (Activation Bars): Прямоугольные блоки, расположенные на линиях жизни. Они визуализируют период, в течение которого объект выполняет определенную операцию.</w:t>
+        <w:t>Полосы активации (</w:t>
+      </w:r>
+      <w:proofErr w:type="spellStart"/>
+      <w:r>
+        <w:t>Activation</w:t>
+      </w:r>
+      <w:proofErr w:type="spellEnd"/>
+      <w:r>
+        <w:t xml:space="preserve"> </w:t>
+      </w:r>
+      <w:proofErr w:type="spellStart"/>
+      <w:r>
+        <w:t>Bars</w:t>
+      </w:r>
+      <w:proofErr w:type="spellEnd"/>
+      <w:r>
+        <w:t>): Прямоугольные блоки, расположенные на линиях жизни. Они визуализируют период, в течение которого объект выполняет определенную операцию.</w:t>
       </w:r>
     </w:p>
     <w:p>
@@ -11354,7 +12132,15 @@
         </w:numPr>
       </w:pPr>
       <w:r>
-        <w:t>Условия (Conditions): Текстовые аннотации, которые описывают логические ветвления в потоке сообщений (например, [условие]).</w:t>
+        <w:t>Условия (</w:t>
+      </w:r>
+      <w:proofErr w:type="spellStart"/>
+      <w:r>
+        <w:t>Conditions</w:t>
+      </w:r>
+      <w:proofErr w:type="spellEnd"/>
+      <w:r>
+        <w:t>): Текстовые аннотации, которые описывают логические ветвления в потоке сообщений (например, [условие]).</w:t>
       </w:r>
     </w:p>
     <w:p>
@@ -11366,7 +12152,23 @@
         </w:numPr>
       </w:pPr>
       <w:r>
-        <w:t>Циклы (Loops): Специальные рамки (fragments), обозначающие блок сообщений, которые повторяются многократно.</w:t>
+        <w:t>Циклы (</w:t>
+      </w:r>
+      <w:proofErr w:type="spellStart"/>
+      <w:r>
+        <w:t>Loops</w:t>
+      </w:r>
+      <w:proofErr w:type="spellEnd"/>
+      <w:r>
+        <w:t>): Специальные рамки (</w:t>
+      </w:r>
+      <w:proofErr w:type="spellStart"/>
+      <w:r>
+        <w:t>fragments</w:t>
+      </w:r>
+      <w:proofErr w:type="spellEnd"/>
+      <w:r>
+        <w:t>), обозначающие блок сообщений, которые повторяются многократно.</w:t>
       </w:r>
     </w:p>
     <w:p>
@@ -11378,8 +12180,27 @@
         </w:numPr>
       </w:pPr>
       <w:r>
+        <w:t xml:space="preserve">Создание и уничтожение объектов: Сообщения со стереотипами </w:t>
+      </w:r>
+      <w:proofErr w:type="spellStart"/>
+      <w:r>
+        <w:t>create</w:t>
+      </w:r>
+      <w:proofErr w:type="spellEnd"/>
+      <w:r>
+        <w:t xml:space="preserve"> </w:t>
+      </w:r>
+      <w:r>
         <w:lastRenderedPageBreak/>
-        <w:t>Создание и уничтожение объектов: Сообщения со стереотипами create и destroy, которые указывают на момент появления нового участника на диаграмме или его удаления из памяти.</w:t>
+        <w:t xml:space="preserve">и </w:t>
+      </w:r>
+      <w:proofErr w:type="spellStart"/>
+      <w:r>
+        <w:t>destroy</w:t>
+      </w:r>
+      <w:proofErr w:type="spellEnd"/>
+      <w:r>
+        <w:t>, которые указывают на момент появления нового участника на диаграмме или его удаления из памяти.</w:t>
       </w:r>
     </w:p>
     <w:p>
@@ -11502,7 +12323,35 @@
         <w:rPr>
           <w:lang w:val="en-US"/>
         </w:rPr>
-        <w:t>2.4 Анализ ER-диаграммы (Entity-Relationship Diagram)</w:t>
+        <w:t xml:space="preserve">2.4 </w:t>
+      </w:r>
+      <w:proofErr w:type="spellStart"/>
+      <w:r>
+        <w:rPr>
+          <w:lang w:val="en-US"/>
+        </w:rPr>
+        <w:t>Анализ</w:t>
+      </w:r>
+      <w:proofErr w:type="spellEnd"/>
+      <w:r>
+        <w:rPr>
+          <w:lang w:val="en-US"/>
+        </w:rPr>
+        <w:t xml:space="preserve"> ER-</w:t>
+      </w:r>
+      <w:proofErr w:type="spellStart"/>
+      <w:r>
+        <w:rPr>
+          <w:lang w:val="en-US"/>
+        </w:rPr>
+        <w:t>диаграммы</w:t>
+      </w:r>
+      <w:proofErr w:type="spellEnd"/>
+      <w:r>
+        <w:rPr>
+          <w:lang w:val="en-US"/>
+        </w:rPr>
+        <w:t xml:space="preserve"> (Entity-Relationship Diagram)</w:t>
       </w:r>
       <w:bookmarkEnd w:id="55"/>
       <w:bookmarkEnd w:id="56"/>
@@ -11567,14 +12416,14 @@
         <w:rPr>
           <w:rStyle w:val="Af4"/>
         </w:rPr>
-        <w:t xml:space="preserve">, или диаграммы "сущность-связь") — это метод изучения и интерпретации логической </w:t>
+        <w:t xml:space="preserve">, или диаграммы "сущность-связь") — это метод изучения и интерпретации логической структуры базы данных, представленной в виде графической модели. Этот </w:t>
       </w:r>
       <w:r>
         <w:rPr>
           <w:rStyle w:val="Af4"/>
         </w:rPr>
         <w:lastRenderedPageBreak/>
-        <w:t xml:space="preserve">структуры базы данных, представленной в виде графической модели. Этот инструмент применяется для проектирования и наглядного отображения архитектуры данных, определяя сущности, их характеристики и взаимосвязи между ними. </w:t>
+        <w:t xml:space="preserve">инструмент применяется для проектирования и наглядного отображения архитектуры данных, определяя сущности, их характеристики и взаимосвязи между ними. </w:t>
       </w:r>
       <w:r>
         <w:rPr>
@@ -11670,7 +12519,21 @@
         <w:rPr>
           <w:lang w:val="en-US"/>
         </w:rPr>
-        <w:t>2. Атрибуты (Attributes):</w:t>
+        <w:t xml:space="preserve">2. </w:t>
+      </w:r>
+      <w:proofErr w:type="spellStart"/>
+      <w:r>
+        <w:rPr>
+          <w:lang w:val="en-US"/>
+        </w:rPr>
+        <w:t>Атрибуты</w:t>
+      </w:r>
+      <w:proofErr w:type="spellEnd"/>
+      <w:r>
+        <w:rPr>
+          <w:lang w:val="en-US"/>
+        </w:rPr>
+        <w:t xml:space="preserve"> (Attributes):</w:t>
       </w:r>
     </w:p>
     <w:p>
@@ -11708,7 +12571,21 @@
         <w:rPr>
           <w:lang w:val="en-US"/>
         </w:rPr>
-        <w:t>3. Ключи (Keys):</w:t>
+        <w:t xml:space="preserve">3. </w:t>
+      </w:r>
+      <w:proofErr w:type="spellStart"/>
+      <w:r>
+        <w:rPr>
+          <w:lang w:val="en-US"/>
+        </w:rPr>
+        <w:t>Ключи</w:t>
+      </w:r>
+      <w:proofErr w:type="spellEnd"/>
+      <w:r>
+        <w:rPr>
+          <w:lang w:val="en-US"/>
+        </w:rPr>
+        <w:t xml:space="preserve"> (Keys):</w:t>
       </w:r>
     </w:p>
     <w:p>
@@ -11737,25 +12614,145 @@
         </w:rPr>
         <w:t xml:space="preserve">_заказа»). </w:t>
       </w:r>
+      <w:proofErr w:type="spellStart"/>
       <w:r>
         <w:rPr>
           <w:lang w:val="en-US"/>
         </w:rPr>
-        <w:t>Первичный ключ обычно подчеркивается или выделяется другим способом.</w:t>
-      </w:r>
-    </w:p>
-    <w:p>
-      <w:pPr>
-        <w:pStyle w:val="af2"/>
+        <w:t>Первичный</w:t>
+      </w:r>
+      <w:proofErr w:type="spellEnd"/>
+      <w:r>
         <w:rPr>
           <w:lang w:val="en-US"/>
         </w:rPr>
-      </w:pPr>
+        <w:t xml:space="preserve"> </w:t>
+      </w:r>
+      <w:proofErr w:type="spellStart"/>
       <w:r>
         <w:rPr>
           <w:lang w:val="en-US"/>
         </w:rPr>
-        <w:t>4. Связи (Relationships):</w:t>
+        <w:t>ключ</w:t>
+      </w:r>
+      <w:proofErr w:type="spellEnd"/>
+      <w:r>
+        <w:rPr>
+          <w:lang w:val="en-US"/>
+        </w:rPr>
+        <w:t xml:space="preserve"> </w:t>
+      </w:r>
+      <w:proofErr w:type="spellStart"/>
+      <w:r>
+        <w:rPr>
+          <w:lang w:val="en-US"/>
+        </w:rPr>
+        <w:t>обычно</w:t>
+      </w:r>
+      <w:proofErr w:type="spellEnd"/>
+      <w:r>
+        <w:rPr>
+          <w:lang w:val="en-US"/>
+        </w:rPr>
+        <w:t xml:space="preserve"> </w:t>
+      </w:r>
+      <w:proofErr w:type="spellStart"/>
+      <w:r>
+        <w:rPr>
+          <w:lang w:val="en-US"/>
+        </w:rPr>
+        <w:t>подчеркивается</w:t>
+      </w:r>
+      <w:proofErr w:type="spellEnd"/>
+      <w:r>
+        <w:rPr>
+          <w:lang w:val="en-US"/>
+        </w:rPr>
+        <w:t xml:space="preserve"> </w:t>
+      </w:r>
+      <w:proofErr w:type="spellStart"/>
+      <w:r>
+        <w:rPr>
+          <w:lang w:val="en-US"/>
+        </w:rPr>
+        <w:t>или</w:t>
+      </w:r>
+      <w:proofErr w:type="spellEnd"/>
+      <w:r>
+        <w:rPr>
+          <w:lang w:val="en-US"/>
+        </w:rPr>
+        <w:t xml:space="preserve"> </w:t>
+      </w:r>
+      <w:proofErr w:type="spellStart"/>
+      <w:r>
+        <w:rPr>
+          <w:lang w:val="en-US"/>
+        </w:rPr>
+        <w:t>выделяется</w:t>
+      </w:r>
+      <w:proofErr w:type="spellEnd"/>
+      <w:r>
+        <w:rPr>
+          <w:lang w:val="en-US"/>
+        </w:rPr>
+        <w:t xml:space="preserve"> </w:t>
+      </w:r>
+      <w:proofErr w:type="spellStart"/>
+      <w:r>
+        <w:rPr>
+          <w:lang w:val="en-US"/>
+        </w:rPr>
+        <w:t>другим</w:t>
+      </w:r>
+      <w:proofErr w:type="spellEnd"/>
+      <w:r>
+        <w:rPr>
+          <w:lang w:val="en-US"/>
+        </w:rPr>
+        <w:t xml:space="preserve"> </w:t>
+      </w:r>
+      <w:proofErr w:type="spellStart"/>
+      <w:r>
+        <w:rPr>
+          <w:lang w:val="en-US"/>
+        </w:rPr>
+        <w:t>способом</w:t>
+      </w:r>
+      <w:proofErr w:type="spellEnd"/>
+      <w:r>
+        <w:rPr>
+          <w:lang w:val="en-US"/>
+        </w:rPr>
+        <w:t>.</w:t>
+      </w:r>
+    </w:p>
+    <w:p>
+      <w:pPr>
+        <w:pStyle w:val="af2"/>
+        <w:rPr>
+          <w:lang w:val="en-US"/>
+        </w:rPr>
+      </w:pPr>
+      <w:r>
+        <w:rPr>
+          <w:lang w:val="en-US"/>
+        </w:rPr>
+        <w:t xml:space="preserve">4. </w:t>
+      </w:r>
+      <w:proofErr w:type="spellStart"/>
+      <w:r>
+        <w:rPr>
+          <w:lang w:val="en-US"/>
+        </w:rPr>
+        <w:t>Связи</w:t>
+      </w:r>
+      <w:proofErr w:type="spellEnd"/>
+      <w:r>
+        <w:rPr>
+          <w:lang w:val="en-US"/>
+        </w:rPr>
+        <w:t xml:space="preserve"> (Relationships):</w:t>
       </w:r>
     </w:p>
     <w:p>
@@ -11779,11 +12776,7 @@
         </w:numPr>
       </w:pPr>
       <w:r>
-        <w:t xml:space="preserve">На диаграмме связи изображаются в виде ромбов, к которым </w:t>
-      </w:r>
-      <w:r>
-        <w:lastRenderedPageBreak/>
-        <w:t>подходят линии от связанных сущностей.</w:t>
+        <w:t>На диаграмме связи изображаются в виде ромбов, к которым подходят линии от связанных сущностей.</w:t>
       </w:r>
     </w:p>
     <w:p>
@@ -11797,7 +12790,21 @@
         <w:rPr>
           <w:lang w:val="en-US"/>
         </w:rPr>
-        <w:t>5. Кардинальность (Cardinality):</w:t>
+        <w:t xml:space="preserve">5. </w:t>
+      </w:r>
+      <w:proofErr w:type="spellStart"/>
+      <w:r>
+        <w:rPr>
+          <w:lang w:val="en-US"/>
+        </w:rPr>
+        <w:t>Кардинальность</w:t>
+      </w:r>
+      <w:proofErr w:type="spellEnd"/>
+      <w:r>
+        <w:rPr>
+          <w:lang w:val="en-US"/>
+        </w:rPr>
+        <w:t xml:space="preserve"> (Cardinality):</w:t>
       </w:r>
     </w:p>
     <w:p>
@@ -11809,6 +12816,7 @@
         </w:numPr>
       </w:pPr>
       <w:r>
+        <w:lastRenderedPageBreak/>
         <w:t>Определяет количественную характеристику связи, то есть сколько экземпляров одной сущности может быть связано с экземпляром другой.</w:t>
       </w:r>
     </w:p>
@@ -11824,7 +12832,14 @@
         <w:rPr>
           <w:rStyle w:val="Af4"/>
         </w:rPr>
-        <w:t>Выражается с помощью обозначений на линиях связей, таких как «один-к-одному» (1:1), «один-ко-многим» (1:</w:t>
+        <w:t>Выражается с помощью обозначений на линиях связей, таких как «один-к-одному» (1:1), «один-ко-многим» (</w:t>
+      </w:r>
+      <w:proofErr w:type="gramStart"/>
+      <w:r>
+        <w:rPr>
+          <w:rStyle w:val="Af4"/>
+        </w:rPr>
+        <w:t>1:</w:t>
       </w:r>
       <w:r>
         <w:rPr>
@@ -11832,6 +12847,7 @@
         </w:rPr>
         <w:t>N</w:t>
       </w:r>
+      <w:proofErr w:type="gramEnd"/>
       <w:r>
         <w:rPr>
           <w:rStyle w:val="Af4"/>
@@ -11994,7 +13010,15 @@
       <w:bookmarkStart w:id="65" w:name="_Toc226862727"/>
       <w:bookmarkStart w:id="66" w:name="_Toc230581404"/>
       <w:r>
-        <w:t>2.5 Анализ диаграммы классов (Class Diagram)</w:t>
+        <w:t xml:space="preserve">2.5 Анализ диаграммы классов (Class </w:t>
+      </w:r>
+      <w:proofErr w:type="spellStart"/>
+      <w:r>
+        <w:t>Diagram</w:t>
+      </w:r>
+      <w:proofErr w:type="spellEnd"/>
+      <w:r>
+        <w:t>)</w:t>
       </w:r>
       <w:bookmarkEnd w:id="61"/>
       <w:bookmarkEnd w:id="62"/>
@@ -12008,11 +13032,19 @@
         <w:pStyle w:val="af2"/>
       </w:pPr>
       <w:r>
-        <w:t xml:space="preserve">Анализ диаграммы классов (Class Diagram) — это процесс </w:t>
+        <w:t xml:space="preserve">Анализ диаграммы классов (Class </w:t>
+      </w:r>
+      <w:proofErr w:type="spellStart"/>
+      <w:r>
+        <w:t>Diagram</w:t>
+      </w:r>
+      <w:proofErr w:type="spellEnd"/>
+      <w:r>
+        <w:t xml:space="preserve">) — это процесс исследования статической структуры объектно-ориентированной системы, представленной в виде графической модели. Как фундаментальный компонент UML, эта </w:t>
       </w:r>
       <w:r>
         <w:lastRenderedPageBreak/>
-        <w:t>исследования статической структуры объектно-ориентированной системы, представленной в виде графической модели. Как фундаментальный компонент UML, эта диаграмма применяется для проектирования и документирования архитектуры системы через отображение классов, их свойств, операций и взаимосвязей.</w:t>
+        <w:t>диаграмма применяется для проектирования и документирования архитектуры системы через отображение классов, их свойств, операций и взаимосвязей.</w:t>
       </w:r>
     </w:p>
     <w:p>
@@ -12028,7 +13060,15 @@
         <w:pStyle w:val="af2"/>
       </w:pPr>
       <w:r>
-        <w:t>1. Классы (Classes):</w:t>
+        <w:t>1. Классы (</w:t>
+      </w:r>
+      <w:proofErr w:type="spellStart"/>
+      <w:r>
+        <w:t>Classes</w:t>
+      </w:r>
+      <w:proofErr w:type="spellEnd"/>
+      <w:r>
+        <w:t>):</w:t>
       </w:r>
     </w:p>
     <w:p>
@@ -12096,7 +13136,15 @@
         <w:pStyle w:val="af2"/>
       </w:pPr>
       <w:r>
-        <w:t>2. Атрибуты (Attributes):</w:t>
+        <w:t>2. Атрибуты (</w:t>
+      </w:r>
+      <w:proofErr w:type="spellStart"/>
+      <w:r>
+        <w:t>Attributes</w:t>
+      </w:r>
+      <w:proofErr w:type="spellEnd"/>
+      <w:r>
+        <w:t>):</w:t>
       </w:r>
     </w:p>
     <w:p>
@@ -12108,7 +13156,31 @@
         </w:numPr>
       </w:pPr>
       <w:r>
-        <w:t>Определяют состояние класса, описывая его характеристики (например, title, price, isAvailable).</w:t>
+        <w:t xml:space="preserve">Определяют состояние класса, описывая его характеристики (например, </w:t>
+      </w:r>
+      <w:proofErr w:type="spellStart"/>
+      <w:r>
+        <w:t>title</w:t>
+      </w:r>
+      <w:proofErr w:type="spellEnd"/>
+      <w:r>
+        <w:t xml:space="preserve">, </w:t>
+      </w:r>
+      <w:proofErr w:type="spellStart"/>
+      <w:r>
+        <w:t>price</w:t>
+      </w:r>
+      <w:proofErr w:type="spellEnd"/>
+      <w:r>
+        <w:t xml:space="preserve">, </w:t>
+      </w:r>
+      <w:proofErr w:type="spellStart"/>
+      <w:r>
+        <w:t>isAvailable</w:t>
+      </w:r>
+      <w:proofErr w:type="spellEnd"/>
+      <w:r>
+        <w:t>).</w:t>
       </w:r>
     </w:p>
     <w:p>
@@ -12120,15 +13192,47 @@
         </w:numPr>
       </w:pPr>
       <w:r>
-        <w:t>Могут иметь указание типа данных и модификатор доступа: + (public), - (private), # (protected).</w:t>
-      </w:r>
-    </w:p>
-    <w:p>
-      <w:pPr>
-        <w:pStyle w:val="af2"/>
-      </w:pPr>
-      <w:r>
-        <w:t>3. Методы (Methods):</w:t>
+        <w:t>Могут иметь указание типа данных и модификатор доступа: + (</w:t>
+      </w:r>
+      <w:proofErr w:type="spellStart"/>
+      <w:r>
+        <w:t>public</w:t>
+      </w:r>
+      <w:proofErr w:type="spellEnd"/>
+      <w:r>
+        <w:t>), - (</w:t>
+      </w:r>
+      <w:proofErr w:type="spellStart"/>
+      <w:r>
+        <w:t>private</w:t>
+      </w:r>
+      <w:proofErr w:type="spellEnd"/>
+      <w:r>
+        <w:t>), # (</w:t>
+      </w:r>
+      <w:proofErr w:type="spellStart"/>
+      <w:r>
+        <w:t>protected</w:t>
+      </w:r>
+      <w:proofErr w:type="spellEnd"/>
+      <w:r>
+        <w:t>).</w:t>
+      </w:r>
+    </w:p>
+    <w:p>
+      <w:pPr>
+        <w:pStyle w:val="af2"/>
+      </w:pPr>
+      <w:r>
+        <w:t>3. Методы (</w:t>
+      </w:r>
+      <w:proofErr w:type="spellStart"/>
+      <w:r>
+        <w:t>Methods</w:t>
+      </w:r>
+      <w:proofErr w:type="spellEnd"/>
+      <w:r>
+        <w:t>):</w:t>
       </w:r>
     </w:p>
     <w:p>
@@ -12140,7 +13244,28 @@
         </w:numPr>
       </w:pPr>
       <w:r>
-        <w:t>Представляют собой поведение класса — операции, которые он может выполнять (например, updatePrice(), getStatus()).</w:t>
+        <w:t xml:space="preserve">Представляют собой поведение класса — операции, которые он может выполнять (например, </w:t>
+      </w:r>
+      <w:proofErr w:type="spellStart"/>
+      <w:proofErr w:type="gramStart"/>
+      <w:r>
+        <w:t>updatePrice</w:t>
+      </w:r>
+      <w:proofErr w:type="spellEnd"/>
+      <w:r>
+        <w:t>(</w:t>
+      </w:r>
+      <w:proofErr w:type="gramEnd"/>
+      <w:r>
+        <w:t xml:space="preserve">), </w:t>
+      </w:r>
+      <w:proofErr w:type="spellStart"/>
+      <w:r>
+        <w:t>getStatus</w:t>
+      </w:r>
+      <w:proofErr w:type="spellEnd"/>
+      <w:r>
+        <w:t>()).</w:t>
       </w:r>
     </w:p>
     <w:p>
@@ -12160,7 +13285,15 @@
         <w:pStyle w:val="af2"/>
       </w:pPr>
       <w:r>
-        <w:t>4. Отношения (Relationships):</w:t>
+        <w:t>4. Отношения (</w:t>
+      </w:r>
+      <w:proofErr w:type="spellStart"/>
+      <w:r>
+        <w:t>Relationships</w:t>
+      </w:r>
+      <w:proofErr w:type="spellEnd"/>
+      <w:r>
+        <w:t>):</w:t>
       </w:r>
     </w:p>
     <w:p>
@@ -12172,7 +13305,6 @@
         </w:numPr>
       </w:pPr>
       <w:r>
-        <w:lastRenderedPageBreak/>
         <w:t>Связи между классами, определяющие их взаимодействие. Основные типы:</w:t>
       </w:r>
     </w:p>
@@ -12185,6 +13317,7 @@
         </w:numPr>
       </w:pPr>
       <w:r>
+        <w:lastRenderedPageBreak/>
         <w:t>Ассоциация (Association): Факт структурной связи между классами (например, "Преподаватель — Ведет — Курс").</w:t>
       </w:r>
     </w:p>
@@ -12197,7 +13330,15 @@
         </w:numPr>
       </w:pPr>
       <w:r>
-        <w:t>Агрегация (Aggregation): Отношение "часть-целое" с независимым существованием части (например, "Факультет — Включает — Студентов").</w:t>
+        <w:t>Агрегация (</w:t>
+      </w:r>
+      <w:proofErr w:type="spellStart"/>
+      <w:r>
+        <w:t>Aggregation</w:t>
+      </w:r>
+      <w:proofErr w:type="spellEnd"/>
+      <w:r>
+        <w:t>): Отношение "часть-целое" с независимым существованием части (например, "Факультет — Включает — Студентов").</w:t>
       </w:r>
     </w:p>
     <w:p>
@@ -12209,7 +13350,31 @@
         </w:numPr>
       </w:pPr>
       <w:r>
-        <w:t>Композиция (Composition): Более строгое отношение "часть-целое", где часть не может существовать без целого (например, "Заказ — Содержит — ПозицииЗаказа").</w:t>
+        <w:t>Композиция (</w:t>
+      </w:r>
+      <w:proofErr w:type="spellStart"/>
+      <w:r>
+        <w:t>Composition</w:t>
+      </w:r>
+      <w:proofErr w:type="spellEnd"/>
+      <w:r>
+        <w:t>)</w:t>
+      </w:r>
+      <w:proofErr w:type="gramStart"/>
+      <w:r>
+        <w:t>: Более</w:t>
+      </w:r>
+      <w:proofErr w:type="gramEnd"/>
+      <w:r>
+        <w:t xml:space="preserve"> строгое отношение "часть-целое", где часть не может существовать без целого (например, "Заказ — Содержит — </w:t>
+      </w:r>
+      <w:proofErr w:type="spellStart"/>
+      <w:r>
+        <w:t>ПозицииЗаказа</w:t>
+      </w:r>
+      <w:proofErr w:type="spellEnd"/>
+      <w:r>
+        <w:t>").</w:t>
       </w:r>
     </w:p>
     <w:p>
@@ -12221,15 +13386,31 @@
         </w:numPr>
       </w:pPr>
       <w:r>
-        <w:t>Наследование (Inheritance): Иерархическое отношение "является" (например, "Менеджер — наследует — Сотрудник").</w:t>
-      </w:r>
-    </w:p>
-    <w:p>
-      <w:pPr>
-        <w:pStyle w:val="af2"/>
-      </w:pPr>
-      <w:r>
-        <w:t>5. Интерфейсы (Interfaces):</w:t>
+        <w:t>Наследование (</w:t>
+      </w:r>
+      <w:proofErr w:type="spellStart"/>
+      <w:r>
+        <w:t>Inheritance</w:t>
+      </w:r>
+      <w:proofErr w:type="spellEnd"/>
+      <w:r>
+        <w:t>): Иерархическое отношение "является" (например, "Менеджер — наследует — Сотрудник").</w:t>
+      </w:r>
+    </w:p>
+    <w:p>
+      <w:pPr>
+        <w:pStyle w:val="af2"/>
+      </w:pPr>
+      <w:r>
+        <w:t>5. Интерфейсы (</w:t>
+      </w:r>
+      <w:proofErr w:type="spellStart"/>
+      <w:r>
+        <w:t>Interfaces</w:t>
+      </w:r>
+      <w:proofErr w:type="spellEnd"/>
+      <w:r>
+        <w:t>):</w:t>
       </w:r>
     </w:p>
     <w:p>
@@ -12254,7 +13435,6 @@
         <w:rPr>
           <w:noProof/>
         </w:rPr>
-        <w:lastRenderedPageBreak/>
         <w:drawing>
           <wp:inline distT="0" distB="0" distL="0" distR="0" wp14:anchorId="10B73258" wp14:editId="78003F68">
             <wp:extent cx="5953125" cy="4162425"/>
@@ -12320,6 +13500,7 @@
           <w:i/>
           <w:iCs/>
         </w:rPr>
+        <w:lastRenderedPageBreak/>
         <w:t>Рис. 2.5 Диаграмма классов (</w:t>
       </w:r>
       <w:r>
@@ -12418,7 +13599,15 @@
         <w:pStyle w:val="af2"/>
       </w:pPr>
       <w:r>
-        <w:t>Данный раздел посвящен разработке требований к пользовательскому интерфейсу и дизайну информационной системы (ИС) для автоматизации деятельности компьютерного магазина. Требования сформулированы с учетом целевой платформы внедрения – «1С:Предприятие 8», что предполагает соблюдение ее интерфейсных стандартов, использование встроенных механизмов для обеспечения высокой производительности, интеграционной способности и удобства работы конечных пользователей.</w:t>
+        <w:t>Данный раздел посвящен разработке требований к пользовательскому интерфейсу и дизайну информационной системы (ИС) для автоматизации деятельности компьютерного магазина. Требования сформулированы с учетом целевой платформы внедрения – «1</w:t>
+      </w:r>
+      <w:proofErr w:type="gramStart"/>
+      <w:r>
+        <w:t>С:Предприятие</w:t>
+      </w:r>
+      <w:proofErr w:type="gramEnd"/>
+      <w:r>
+        <w:t xml:space="preserve"> 8», что предполагает соблюдение ее интерфейсных стандартов, использование встроенных механизмов для обеспечения высокой производительности, интеграционной способности и удобства работы конечных пользователей.</w:t>
       </w:r>
     </w:p>
     <w:p>
@@ -12434,7 +13623,15 @@
         <w:pStyle w:val="af2"/>
       </w:pPr>
       <w:r>
-        <w:t>Специфика интерфейса на платформе «1С:Предприятие 8»</w:t>
+        <w:t>Специфика интерфейса на платформе «1</w:t>
+      </w:r>
+      <w:proofErr w:type="gramStart"/>
+      <w:r>
+        <w:t>С:Предприятие</w:t>
+      </w:r>
+      <w:proofErr w:type="gramEnd"/>
+      <w:r>
+        <w:t xml:space="preserve"> 8»</w:t>
       </w:r>
     </w:p>
     <w:p>
@@ -12494,8 +13691,11 @@
         <w:pStyle w:val="af2"/>
       </w:pPr>
       <w:r>
+        <w:t xml:space="preserve">6. Эффективная работа с большими объемами данных. Система должна </w:t>
+      </w:r>
+      <w:r>
         <w:lastRenderedPageBreak/>
-        <w:t>6. Эффективная работа с большими объемами данных. Система должна быть оптимизирована для работы с обширным каталогом товаров, историей продаж, складскими движениями. Интерфейсные механизмы (постраничная загрузка, динамическое обновление, отложенный расчет) обязаны обеспечивать отзывчивость даже при значительной нагрузке.</w:t>
+        <w:t>быть оптимизирована для работы с обширным каталогом товаров, историей продаж, складскими движениями. Интерфейсные механизмы (постраничная загрузка, динамическое обновление, отложенный расчет) обязаны обеспечивать отзывчивость даже при значительной нагрузке.</w:t>
       </w:r>
     </w:p>
     <w:p>
@@ -12607,11 +13807,7 @@
         </w:numPr>
       </w:pPr>
       <w:r>
-        <w:t xml:space="preserve">Минимальное количество шагов для быстрого оформления покупки </w:t>
-      </w:r>
-      <w:r>
-        <w:lastRenderedPageBreak/>
-        <w:t>на кассе.</w:t>
+        <w:t>Минимальное количество шагов для быстрого оформления покупки на кассе.</w:t>
       </w:r>
     </w:p>
     <w:p>
@@ -12623,6 +13819,7 @@
         </w:numPr>
       </w:pPr>
       <w:r>
+        <w:lastRenderedPageBreak/>
         <w:t>Поддержка продажи как готовых товаров, так и собранных конфигураций.</w:t>
       </w:r>
     </w:p>
@@ -12707,7 +13904,15 @@
         </w:numPr>
       </w:pPr>
       <w:r>
-        <w:t>Все компоненты системы должны быть реализованы с использованием встроенных средств конфигурирования и встроенного языка платформы «1С:Предприятие 8».</w:t>
+        <w:t>Все компоненты системы должны быть реализованы с использованием встроенных средств конфигурирования и встроенного языка платформы «1</w:t>
+      </w:r>
+      <w:proofErr w:type="gramStart"/>
+      <w:r>
+        <w:t>С:Предприятие</w:t>
+      </w:r>
+      <w:proofErr w:type="gramEnd"/>
+      <w:r>
+        <w:t xml:space="preserve"> 8».</w:t>
       </w:r>
     </w:p>
     <w:p>
@@ -12719,7 +13924,15 @@
         </w:numPr>
       </w:pPr>
       <w:r>
-        <w:t>Формы, отчеты и алгоритмы должны создаваться на основе стандартных объектов платформы (справочники, документы, регистры), что обеспечивает унифицированную поддержку, обновляемость и возможность доработки штатными средствами.</w:t>
+        <w:t xml:space="preserve">Формы, отчеты и алгоритмы должны создаваться на основе стандартных объектов платформы (справочники, документы, регистры), что обеспечивает унифицированную поддержку, </w:t>
+      </w:r>
+      <w:proofErr w:type="spellStart"/>
+      <w:r>
+        <w:t>обновляемость</w:t>
+      </w:r>
+      <w:proofErr w:type="spellEnd"/>
+      <w:r>
+        <w:t xml:space="preserve"> и возможность доработки штатными средствами.</w:t>
       </w:r>
     </w:p>
     <w:p>
@@ -12739,11 +13952,11 @@
         <w:pStyle w:val="af2"/>
       </w:pPr>
       <w:r>
-        <w:t xml:space="preserve">Разработанные требования к дизайну и интерфейсу информационной </w:t>
+        <w:t xml:space="preserve">Разработанные требования к дизайну и интерфейсу информационной системы обеспечивают создание удобного, эффективного и адаптируемого инструмента для управления деятельностью компьютерного магазина. Учет </w:t>
       </w:r>
       <w:r>
         <w:lastRenderedPageBreak/>
-        <w:t>системы обеспечивают создание удобного, эффективного и адаптируемого инструмента для управления деятельностью компьютерного магазина. Учет специфики платформы «1С» позволит достичь высокой производительности, снизить операционные издержки, минимизировать ошибки за счет автоматизации и повысить общую эффективность бизнес-процессов.</w:t>
+        <w:t>специфики платформы «1С» позволит достичь высокой производительности, снизить операционные издержки, минимизировать ошибки за счет автоматизации и повысить общую эффективность бизнес-процессов.</w:t>
       </w:r>
     </w:p>
     <w:p>
@@ -12854,7 +14067,6 @@
         <w:pStyle w:val="af2"/>
       </w:pPr>
       <w:r>
-        <w:lastRenderedPageBreak/>
         <w:t>Для повышения удобства использования и информированности пользователя форма может дополнительно содержать:</w:t>
       </w:r>
     </w:p>
@@ -12867,6 +14079,7 @@
         </w:numPr>
       </w:pPr>
       <w:r>
+        <w:lastRenderedPageBreak/>
         <w:t>Текстовые метки-подсказки (например, «Имя пользователя», «Пароль»).</w:t>
       </w:r>
     </w:p>
@@ -12971,15 +14184,15 @@
         <w:pStyle w:val="af2"/>
       </w:pPr>
       <w:r>
+        <w:t>4. Перенаправление пользователя на главную форму системы при успешной аутентификации.</w:t>
+      </w:r>
+    </w:p>
+    <w:p>
+      <w:pPr>
+        <w:pStyle w:val="af2"/>
+      </w:pPr>
+      <w:r>
         <w:lastRenderedPageBreak/>
-        <w:t>4. Перенаправление пользователя на главную форму системы при успешной аутентификации.</w:t>
-      </w:r>
-    </w:p>
-    <w:p>
-      <w:pPr>
-        <w:pStyle w:val="af2"/>
-      </w:pPr>
-      <w:r>
         <w:t>5. Повторный показ формы авторизации с сообщением об ошибке в случае неудачи.</w:t>
       </w:r>
     </w:p>
@@ -13012,7 +14225,23 @@
         </w:numPr>
       </w:pPr>
       <w:r>
-        <w:t>Реализация механизма блокировки учетной записи или введения задержки после превышения заданного лимита неудачных попыток входа для защиты от перебора паролей (Brute-force attack).</w:t>
+        <w:t>Реализация механизма блокировки учетной записи или введения задержки после превышения заданного лимита неудачных попыток входа для защиты от перебора паролей (</w:t>
+      </w:r>
+      <w:proofErr w:type="spellStart"/>
+      <w:r>
+        <w:t>Brute-force</w:t>
+      </w:r>
+      <w:proofErr w:type="spellEnd"/>
+      <w:r>
+        <w:t xml:space="preserve"> </w:t>
+      </w:r>
+      <w:proofErr w:type="spellStart"/>
+      <w:r>
+        <w:t>attack</w:t>
+      </w:r>
+      <w:proofErr w:type="spellEnd"/>
+      <w:r>
+        <w:t>).</w:t>
       </w:r>
     </w:p>
     <w:p>
@@ -13040,7 +14269,15 @@
         <w:pStyle w:val="af2"/>
       </w:pPr>
       <w:r>
-        <w:t>При разработке формы авторизации для системы на платформе «1С:Предприятие 8» должны быть соблюдены следующие ключевые требования безопасности:</w:t>
+        <w:t>При разработке формы авторизации для системы на платформе «1</w:t>
+      </w:r>
+      <w:proofErr w:type="gramStart"/>
+      <w:r>
+        <w:t>С:Предприятие</w:t>
+      </w:r>
+      <w:proofErr w:type="gramEnd"/>
+      <w:r>
+        <w:t xml:space="preserve"> 8» должны быть соблюдены следующие ключевые требования безопасности:</w:t>
       </w:r>
     </w:p>
     <w:p>
@@ -13056,19 +14293,27 @@
         <w:pStyle w:val="af2"/>
       </w:pPr>
       <w:r>
-        <w:t>2. Ограничение количества попыток входа: Необходимо реализовать политику, при которой несколько последовательных неудачных попыток входа приводят к временной блокировке учетной записи или требованию ввода дополнительной проверки (например, капчи), что препятствует автоматизированным атакам.</w:t>
-      </w:r>
-    </w:p>
-    <w:p>
-      <w:pPr>
-        <w:pStyle w:val="af2"/>
-      </w:pPr>
-      <w:r>
-        <w:t xml:space="preserve">3. Использование защищенных протоколов передачи данных: Передача </w:t>
+        <w:t>2. Ограничение количества попыток входа</w:t>
+      </w:r>
+      <w:proofErr w:type="gramStart"/>
+      <w:r>
+        <w:t>: Необходимо</w:t>
+      </w:r>
+      <w:proofErr w:type="gramEnd"/>
+      <w:r>
+        <w:t xml:space="preserve"> реализовать политику, при которой несколько последовательных неудачных попыток входа приводят к временной блокировке учетной записи или требованию ввода дополнительной проверки (например, капчи), что препятствует автоматизированным атакам.</w:t>
+      </w:r>
+    </w:p>
+    <w:p>
+      <w:pPr>
+        <w:pStyle w:val="af2"/>
+      </w:pPr>
+      <w:r>
+        <w:t xml:space="preserve">3. Использование защищенных протоколов передачи данных: Передача учетных данных между клиентским приложением и сервером должна осуществляться исключительно по защищенному протоколу (HTTPS/TLS) для </w:t>
       </w:r>
       <w:r>
         <w:lastRenderedPageBreak/>
-        <w:t>учетных данных между клиентским приложением и сервером должна осуществляться исключительно по защищенному протоколу (HTTPS/TLS) для предотвращения перехвата информации.</w:t>
+        <w:t>предотвращения перехвата информации.</w:t>
       </w:r>
     </w:p>
     <w:p>
@@ -13132,11 +14377,19 @@
         <w:pStyle w:val="af2"/>
       </w:pPr>
       <w:r>
-        <w:t xml:space="preserve">5. Комплексное тестирование: Проведение тестирования с </w:t>
+        <w:t xml:space="preserve">5. Комплексное тестирование: Проведение тестирования с использованием валидных и </w:t>
+      </w:r>
+      <w:proofErr w:type="spellStart"/>
+      <w:r>
+        <w:t>невалидных</w:t>
+      </w:r>
+      <w:proofErr w:type="spellEnd"/>
+      <w:r>
+        <w:t xml:space="preserve"> данных, проверка работы при ограничении попыток, тестирование восстановления пароля и других </w:t>
       </w:r>
       <w:r>
         <w:lastRenderedPageBreak/>
-        <w:t>использованием валидных и невалидных данных, проверка работы при ограничении попыток, тестирование восстановления пароля и других сценариев.</w:t>
+        <w:t>сценариев.</w:t>
       </w:r>
     </w:p>
     <w:p>
@@ -13271,7 +14524,6 @@
           <w:szCs w:val="28"/>
           <w:u w:color="000000"/>
         </w:rPr>
-        <w:lastRenderedPageBreak/>
         <w:drawing>
           <wp:inline distT="0" distB="0" distL="0" distR="0" wp14:anchorId="40B3A613" wp14:editId="5A2DE532">
             <wp:extent cx="2781300" cy="2619375"/>
@@ -13343,6 +14595,7 @@
           <w:szCs w:val="28"/>
           <w:u w:color="000000"/>
         </w:rPr>
+        <w:lastRenderedPageBreak/>
         <w:t>Рис 3.2.2 Ошибка при входе</w:t>
       </w:r>
     </w:p>
@@ -13577,11 +14830,7 @@
         <w:pStyle w:val="af2"/>
       </w:pPr>
       <w:r>
-        <w:t xml:space="preserve">Форма «Номенклатура» предназначена для ведения полного учета </w:t>
-      </w:r>
-      <w:r>
-        <w:lastRenderedPageBreak/>
-        <w:t>товаров, комплектующих, расходных материалов и услуг компьютерного магазина. Данная форма является центральным элементом системы, обеспечивая управление ассортиментом, что критически важно для работы отдела продаж, складского учета, закупок и формирования прайс-листов.</w:t>
+        <w:t>Форма «Номенклатура» предназначена для ведения полного учета товаров, комплектующих, расходных материалов и услуг компьютерного магазина. Данная форма является центральным элементом системы, обеспечивая управление ассортиментом, что критически важно для работы отдела продаж, складского учета, закупок и формирования прайс-листов.</w:t>
       </w:r>
     </w:p>
     <w:p>
@@ -13613,6 +14862,7 @@
         </w:numPr>
       </w:pPr>
       <w:r>
+        <w:lastRenderedPageBreak/>
         <w:t>Расширенная фильтрация и поиск позиций по ключевым критериям (например, по наименованию, артикулу, производителю, категории, техническим характеристикам).</w:t>
       </w:r>
     </w:p>
@@ -13685,47 +14935,47 @@
         <w:pStyle w:val="af2"/>
       </w:pPr>
       <w:r>
+        <w:t>Наименование.</w:t>
+      </w:r>
+    </w:p>
+    <w:p>
+      <w:pPr>
+        <w:pStyle w:val="af2"/>
+      </w:pPr>
+      <w:r>
+        <w:t>Артикул (внутренний и/или производителя).</w:t>
+      </w:r>
+    </w:p>
+    <w:p>
+      <w:pPr>
+        <w:pStyle w:val="af2"/>
+      </w:pPr>
+      <w:r>
+        <w:t>Технические характеристики (емкость, частота, модель чипа и т.д.).</w:t>
+      </w:r>
+    </w:p>
+    <w:p>
+      <w:pPr>
+        <w:pStyle w:val="af2"/>
+      </w:pPr>
+      <w:r>
+        <w:t>Цены: закупочная, розничная.</w:t>
+      </w:r>
+    </w:p>
+    <w:p>
+      <w:pPr>
+        <w:pStyle w:val="af2"/>
+      </w:pPr>
+      <w:r>
+        <w:t>Пользователь имеет возможность фильтрации списка по следующим параметрам: по названию/артикулу, по производителю, по категории, по ценовому диапазону.</w:t>
+      </w:r>
+    </w:p>
+    <w:p>
+      <w:pPr>
+        <w:pStyle w:val="af2"/>
+      </w:pPr>
+      <w:r>
         <w:lastRenderedPageBreak/>
-        <w:t>Наименование.</w:t>
-      </w:r>
-    </w:p>
-    <w:p>
-      <w:pPr>
-        <w:pStyle w:val="af2"/>
-      </w:pPr>
-      <w:r>
-        <w:t>Артикул (внутренний и/или производителя).</w:t>
-      </w:r>
-    </w:p>
-    <w:p>
-      <w:pPr>
-        <w:pStyle w:val="af2"/>
-      </w:pPr>
-      <w:r>
-        <w:t>Технические характеристики (емкость, частота, модель чипа и т.д.).</w:t>
-      </w:r>
-    </w:p>
-    <w:p>
-      <w:pPr>
-        <w:pStyle w:val="af2"/>
-      </w:pPr>
-      <w:r>
-        <w:t>Цены: закупочная, розничная.</w:t>
-      </w:r>
-    </w:p>
-    <w:p>
-      <w:pPr>
-        <w:pStyle w:val="af2"/>
-      </w:pPr>
-      <w:r>
-        <w:t>Пользователь имеет возможность фильтрации списка по следующим параметрам: по названию/артикулу, по производителю, по категории, по ценовому диапазону.</w:t>
-      </w:r>
-    </w:p>
-    <w:p>
-      <w:pPr>
-        <w:pStyle w:val="af2"/>
-      </w:pPr>
-      <w:r>
         <w:t>Таким образом, справочник «Номенклатура» станет ключевым инструментом управления товарной матрицей компьютерного магазина, повышая точность учета, скорость обслуживания клиентов и эффективность процесса закупок.</w:t>
       </w:r>
     </w:p>
@@ -13799,7 +15049,6 @@
         <w:rPr>
           <w:noProof/>
         </w:rPr>
-        <w:lastRenderedPageBreak/>
         <w:drawing>
           <wp:inline distT="0" distB="0" distL="0" distR="0" wp14:anchorId="6E44144C" wp14:editId="11CF78D3">
             <wp:extent cx="1895475" cy="4038600"/>
@@ -13871,6 +15120,7 @@
           <w:szCs w:val="28"/>
           <w:u w:color="000000"/>
         </w:rPr>
+        <w:lastRenderedPageBreak/>
         <w:t>Рис 3.3.1 Создание справочника «Номенклатура»</w:t>
       </w:r>
     </w:p>
@@ -13879,7 +15129,15 @@
         <w:pStyle w:val="af2"/>
       </w:pPr>
       <w:r>
-        <w:t>После создания справочника вносим реквизиты которые будут важной частью данной страницы</w:t>
+        <w:t xml:space="preserve">После создания справочника вносим </w:t>
+      </w:r>
+      <w:proofErr w:type="gramStart"/>
+      <w:r>
+        <w:t>реквизиты</w:t>
+      </w:r>
+      <w:proofErr w:type="gramEnd"/>
+      <w:r>
+        <w:t xml:space="preserve"> которые будут важной частью данной страницы</w:t>
       </w:r>
     </w:p>
     <w:p>
@@ -13982,8 +15240,25 @@
           <w:sz w:val="28"/>
           <w:szCs w:val="28"/>
         </w:rPr>
-        <w:lastRenderedPageBreak/>
-        <w:t>Затем создадим форму в которой будут отображаться поля для «Номенклатура» слева сверху у нас поля для отображения элементов, справа сверху выбираем данные, которые будут учитываться при отображении.</w:t>
+        <w:t xml:space="preserve">Затем создадим </w:t>
+      </w:r>
+      <w:proofErr w:type="gramStart"/>
+      <w:r>
+        <w:rPr>
+          <w:rFonts w:ascii="Times New Roman" w:hAnsi="Times New Roman"/>
+          <w:sz w:val="28"/>
+          <w:szCs w:val="28"/>
+        </w:rPr>
+        <w:t>форму</w:t>
+      </w:r>
+      <w:proofErr w:type="gramEnd"/>
+      <w:r>
+        <w:rPr>
+          <w:rFonts w:ascii="Times New Roman" w:hAnsi="Times New Roman"/>
+          <w:sz w:val="28"/>
+          <w:szCs w:val="28"/>
+        </w:rPr>
+        <w:t xml:space="preserve"> в которой будут отображаться поля для «Номенклатура» слева сверху у нас поля для отображения элементов, справа сверху выбираем данные, которые будут учитываться при отображении.</w:t>
       </w:r>
       <w:r>
         <w:t xml:space="preserve"> </w:t>
@@ -14078,7 +15353,11 @@
         <w:pStyle w:val="af2"/>
       </w:pPr>
       <w:r>
-        <w:t xml:space="preserve">После всех действий мы получаем такой результат для отображения нашего окна. </w:t>
+        <w:t xml:space="preserve">После всех действий мы получаем такой результат для отображения </w:t>
+      </w:r>
+      <w:r>
+        <w:lastRenderedPageBreak/>
+        <w:t xml:space="preserve">нашего окна. </w:t>
       </w:r>
     </w:p>
     <w:p>
@@ -14151,7 +15430,6 @@
         <w:rPr>
           <w:noProof/>
         </w:rPr>
-        <w:lastRenderedPageBreak/>
         <w:drawing>
           <wp:inline distT="0" distB="0" distL="0" distR="0" wp14:anchorId="3C2E6980" wp14:editId="3F9F43F6">
             <wp:extent cx="2600325" cy="2962275"/>
@@ -14248,7 +15526,35 @@
         <w:pStyle w:val="af2"/>
       </w:pPr>
       <w:r>
-        <w:t>Справочник «Контрагенты» является ключевым и централизованным мета-объектом информационной системы, предназначенным для систематического хранения и управления универсальными сведениями обо всех юридических и физических лицах, взаимодействующих с компьютерным магазином в рамках хозяйственных операций. Его основная концептуальная задача — ликвидировать дублирование данных и создать единый, непротиворечивый источник истины (Single Source of Truth) для информации о партнерах по бизнесу, что является фундаментальным принципом построения интегрированной ERP-системы на платформе «1С:Предприятие 8».</w:t>
+        <w:t xml:space="preserve">Справочник «Контрагенты» является ключевым и централизованным мета-объектом информационной системы, предназначенным для </w:t>
+      </w:r>
+      <w:r>
+        <w:lastRenderedPageBreak/>
+        <w:t xml:space="preserve">систематического хранения и управления универсальными сведениями обо всех юридических и физических лицах, взаимодействующих с компьютерным магазином в рамках хозяйственных операций. Его основная концептуальная задача — ликвидировать дублирование данных и создать единый, непротиворечивый источник истины (Single Source </w:t>
+      </w:r>
+      <w:proofErr w:type="spellStart"/>
+      <w:r>
+        <w:t>of</w:t>
+      </w:r>
+      <w:proofErr w:type="spellEnd"/>
+      <w:r>
+        <w:t xml:space="preserve"> </w:t>
+      </w:r>
+      <w:proofErr w:type="spellStart"/>
+      <w:r>
+        <w:t>Truth</w:t>
+      </w:r>
+      <w:proofErr w:type="spellEnd"/>
+      <w:r>
+        <w:t>) для информации о партнерах по бизнесу, что является фундаментальным принципом построения интегрированной ERP-системы на платформе «1</w:t>
+      </w:r>
+      <w:proofErr w:type="gramStart"/>
+      <w:r>
+        <w:t>С:Предприятие</w:t>
+      </w:r>
+      <w:proofErr w:type="gramEnd"/>
+      <w:r>
+        <w:t xml:space="preserve"> 8».</w:t>
       </w:r>
     </w:p>
     <w:p>
@@ -14272,7 +15578,6 @@
         <w:pStyle w:val="af2"/>
       </w:pPr>
       <w:r>
-        <w:lastRenderedPageBreak/>
         <w:t>2. Поставщики (Вендоры): Компании и индивидуальные предприниматели, поставляющие магазину товары для последующей перепродажи или комплектующие для сборки.</w:t>
       </w:r>
     </w:p>
@@ -14325,7 +15630,19 @@
         </w:numPr>
       </w:pPr>
       <w:r>
-        <w:t>Основные реквизиты: Уникальный код, наименование, ответственный, контактная информация (адреса, телефоны, email).</w:t>
+        <w:t xml:space="preserve">Основные реквизиты: Уникальный код, наименование, ответственный, </w:t>
+      </w:r>
+      <w:r>
+        <w:lastRenderedPageBreak/>
+        <w:t xml:space="preserve">контактная информация (адреса, телефоны, </w:t>
+      </w:r>
+      <w:proofErr w:type="spellStart"/>
+      <w:r>
+        <w:t>email</w:t>
+      </w:r>
+      <w:proofErr w:type="spellEnd"/>
+      <w:r>
+        <w:t>).</w:t>
       </w:r>
     </w:p>
     <w:p>
@@ -14349,50 +15666,71 @@
         <w:pStyle w:val="af2"/>
       </w:pPr>
       <w:r>
-        <w:t>1. Процесс продаж: При оформлении чека или заказа на сайте данные о клиенте (адрес доставки, применяемые скидки по договору, история покупок) подтягиваются из его карточки в справочнике. Это ускоряет обслуживание и позволяет реализовать программу лояльности.</w:t>
-      </w:r>
-    </w:p>
-    <w:p>
-      <w:pPr>
-        <w:pStyle w:val="af2"/>
-      </w:pPr>
-      <w:r>
-        <w:t>2. Процесс закупок: При создании заказа поставщику система использует информацию из справочника: банковские реквизиты для оплаты, условия договора, контакты менеджера. Это минимизирует ошибки в цепочке поставок.</w:t>
-      </w:r>
-    </w:p>
-    <w:p>
-      <w:pPr>
-        <w:pStyle w:val="af2"/>
-      </w:pPr>
-      <w:r>
-        <w:t xml:space="preserve">3. Расчеты и финансы: Справочник служит основой для формирования </w:t>
-      </w:r>
+        <w:t>1. Процесс продаж</w:t>
+      </w:r>
+      <w:proofErr w:type="gramStart"/>
+      <w:r>
+        <w:t>: При</w:t>
+      </w:r>
+      <w:proofErr w:type="gramEnd"/>
+      <w:r>
+        <w:t xml:space="preserve"> оформлении чека или заказа на сайте данные о клиенте (адрес доставки, применяемые скидки по договору, история покупок) подтягиваются из его карточки в справочнике. Это ускоряет обслуживание и позволяет реализовать программу лояльности.</w:t>
+      </w:r>
+    </w:p>
+    <w:p>
+      <w:pPr>
+        <w:pStyle w:val="af2"/>
+      </w:pPr>
+      <w:r>
+        <w:t>2. Процесс закупок</w:t>
+      </w:r>
+      <w:proofErr w:type="gramStart"/>
+      <w:r>
+        <w:t>: При</w:t>
+      </w:r>
+      <w:proofErr w:type="gramEnd"/>
+      <w:r>
+        <w:t xml:space="preserve"> создании заказа поставщику система использует информацию из справочника: банковские реквизиты для оплаты, условия договора, контакты менеджера. Это минимизирует ошибки в цепочке поставок.</w:t>
+      </w:r>
+    </w:p>
+    <w:p>
+      <w:pPr>
+        <w:pStyle w:val="af2"/>
+      </w:pPr>
+      <w:r>
+        <w:t>3. Расчеты и финансы: Справочник служит основой для формирования отчетов по дебиторской и кредиторской задолженности, анализа прибыльности по ключевым клиентам или группам поставщиков.</w:t>
+      </w:r>
+    </w:p>
+    <w:p>
+      <w:pPr>
+        <w:pStyle w:val="af2"/>
+      </w:pPr>
+      <w:r>
+        <w:t>4. Маркетинг и сервис</w:t>
+      </w:r>
+      <w:proofErr w:type="gramStart"/>
+      <w:r>
+        <w:t>: На основе</w:t>
+      </w:r>
+      <w:proofErr w:type="gramEnd"/>
+      <w:r>
+        <w:t xml:space="preserve"> классификации клиентов в справочнике возможен таргетированный маркетинг (рассылка новинок корпоративным клиентам) и эффективное управление сервисными заявками (обращение к истории покупок конкретного клиента).</w:t>
+      </w:r>
+    </w:p>
+    <w:p>
+      <w:pPr>
+        <w:pStyle w:val="af2"/>
+      </w:pPr>
+      <w:r>
+        <w:t>Таким образом, справочник «Контрагенты» выступает в роли системообразующего узла, который связывает операционную, финансовую и аналитическую составляющие деятельности компьютерного магазина. Его корректная структуризация и наполнение напрямую влияют на эффективность автоматизированных процессов, качество клиентского сервиса и достоверность управленческой отчетности. Грамотная реализация данного справочника на платформе «1С» обеспечивает масштабируемость системы и создает надежный фундамент для дальнейшего развития бизнеса.</w:t>
+      </w:r>
+    </w:p>
+    <w:p>
+      <w:pPr>
+        <w:pStyle w:val="af2"/>
+      </w:pPr>
       <w:r>
         <w:lastRenderedPageBreak/>
-        <w:t>отчетов по дебиторской и кредиторской задолженности, анализа прибыльности по ключевым клиентам или группам поставщиков.</w:t>
-      </w:r>
-    </w:p>
-    <w:p>
-      <w:pPr>
-        <w:pStyle w:val="af2"/>
-      </w:pPr>
-      <w:r>
-        <w:t>4. Маркетинг и сервис: На основе классификации клиентов в справочнике возможен таргетированный маркетинг (рассылка новинок корпоративным клиентам) и эффективное управление сервисными заявками (обращение к истории покупок конкретного клиента).</w:t>
-      </w:r>
-    </w:p>
-    <w:p>
-      <w:pPr>
-        <w:pStyle w:val="af2"/>
-      </w:pPr>
-      <w:r>
-        <w:t>Таким образом, справочник «Контрагенты» выступает в роли системообразующего узла, который связывает операционную, финансовую и аналитическую составляющие деятельности компьютерного магазина. Его корректная структуризация и наполнение напрямую влияют на эффективность автоматизированных процессов, качество клиентского сервиса и достоверность управленческой отчетности. Грамотная реализация данного справочника на платформе «1С» обеспечивает масштабируемость системы и создает надежный фундамент для дальнейшего развития бизнеса.</w:t>
-      </w:r>
-    </w:p>
-    <w:p>
-      <w:pPr>
-        <w:pStyle w:val="af2"/>
-      </w:pPr>
-      <w:r>
         <w:t>На данный справочник действует разграничение прав:</w:t>
       </w:r>
     </w:p>
@@ -14441,7 +15779,6 @@
           <w:sz w:val="28"/>
           <w:szCs w:val="28"/>
         </w:rPr>
-        <w:lastRenderedPageBreak/>
         <w:drawing>
           <wp:inline distT="0" distB="0" distL="0" distR="0" wp14:anchorId="5B92379A" wp14:editId="6E515750">
             <wp:extent cx="2752725" cy="4657725"/>
@@ -15031,6 +16368,7 @@
         <w:rPr>
           <w:rFonts w:eastAsia="Arial Unicode MS" w:cs="Arial Unicode MS"/>
         </w:rPr>
+        <w:lastRenderedPageBreak/>
         <w:t>3.5 Разработка документа «Заказ поставщику»</w:t>
       </w:r>
       <w:bookmarkEnd w:id="97"/>
@@ -15077,7 +16415,15 @@
         </w:numPr>
       </w:pPr>
       <w:r>
-        <w:t>Работа с поставщиками: Выбор контрагента из справочника, автоматическое подставление договора, условий оплаты и доставки, актуальных для данного поставщика.</w:t>
+        <w:t xml:space="preserve">Работа с поставщиками: Выбор контрагента из справочника, автоматическое </w:t>
+      </w:r>
+      <w:proofErr w:type="spellStart"/>
+      <w:r>
+        <w:t>подставление</w:t>
+      </w:r>
+      <w:proofErr w:type="spellEnd"/>
+      <w:r>
+        <w:t xml:space="preserve"> договора, условий оплаты и доставки, актуальных для данного поставщика.</w:t>
       </w:r>
     </w:p>
     <w:p>
@@ -15161,8 +16507,19 @@
         </w:numPr>
       </w:pPr>
       <w:r>
+        <w:t>Интеграция со складским учетом</w:t>
+      </w:r>
+      <w:proofErr w:type="gramStart"/>
+      <w:r>
+        <w:t>: После</w:t>
+      </w:r>
+      <w:proofErr w:type="gramEnd"/>
+      <w:r>
+        <w:t xml:space="preserve"> проведения документа </w:t>
+      </w:r>
+      <w:r>
         <w:lastRenderedPageBreak/>
-        <w:t>Интеграция со складским учетом: После проведения документа формируется резерв ожидаемого поступления, что позволяет избежать двойного заказа и дает точную картину «заказанного, но не полученного» товара.</w:t>
+        <w:t>формируется резерв ожидаемого поступления, что позволяет избежать двойного заказа и дает точную картину «заказанного, но не полученного» товара.</w:t>
       </w:r>
     </w:p>
     <w:p>
@@ -15628,56 +16985,57 @@
           <w:sz w:val="19"/>
           <w:szCs w:val="19"/>
         </w:rPr>
-        <w:t>&amp;НаКлиенте</w:t>
-      </w:r>
-    </w:p>
-    <w:p>
-      <w:pPr>
-        <w:pStyle w:val="af2"/>
+        <w:t>&amp;</w:t>
+      </w:r>
+      <w:proofErr w:type="spellStart"/>
+      <w:r>
         <w:rPr>
           <w:sz w:val="19"/>
           <w:szCs w:val="19"/>
         </w:rPr>
-      </w:pPr>
-      <w:r>
+        <w:t>НаКлиенте</w:t>
+      </w:r>
+      <w:proofErr w:type="spellEnd"/>
+    </w:p>
+    <w:p>
+      <w:pPr>
+        <w:pStyle w:val="af2"/>
         <w:rPr>
           <w:sz w:val="19"/>
           <w:szCs w:val="19"/>
         </w:rPr>
-        <w:t>Процедура ТоварыЦенаЗакупкиПриИзменении(Элемент)</w:t>
-      </w:r>
-    </w:p>
-    <w:p>
-      <w:pPr>
-        <w:pStyle w:val="af2"/>
+      </w:pPr>
+      <w:r>
         <w:rPr>
           <w:sz w:val="19"/>
           <w:szCs w:val="19"/>
         </w:rPr>
-      </w:pPr>
+        <w:t xml:space="preserve">Процедура </w:t>
+      </w:r>
+      <w:proofErr w:type="spellStart"/>
+      <w:proofErr w:type="gramStart"/>
       <w:r>
         <w:rPr>
           <w:sz w:val="19"/>
           <w:szCs w:val="19"/>
         </w:rPr>
-        <w:tab/>
-        <w:t>СтрокаРасчет()</w:t>
-      </w:r>
-    </w:p>
-    <w:p>
-      <w:pPr>
-        <w:pStyle w:val="af2"/>
+        <w:t>ТоварыЦенаЗакупкиПриИзменении</w:t>
+      </w:r>
+      <w:proofErr w:type="spellEnd"/>
+      <w:r>
         <w:rPr>
           <w:sz w:val="19"/>
           <w:szCs w:val="19"/>
         </w:rPr>
-      </w:pPr>
+        <w:t>(</w:t>
+      </w:r>
+      <w:proofErr w:type="gramEnd"/>
       <w:r>
         <w:rPr>
           <w:sz w:val="19"/>
           <w:szCs w:val="19"/>
         </w:rPr>
-        <w:t>КонецПроцедуры</w:t>
+        <w:t>Элемент)</w:t>
       </w:r>
     </w:p>
     <w:p>
@@ -15693,73 +17051,76 @@
           <w:sz w:val="19"/>
           <w:szCs w:val="19"/>
         </w:rPr>
-        <w:t>&amp;НаКлиенте</w:t>
-      </w:r>
-    </w:p>
-    <w:p>
-      <w:pPr>
-        <w:pStyle w:val="af2"/>
+        <w:tab/>
+      </w:r>
+      <w:proofErr w:type="spellStart"/>
+      <w:proofErr w:type="gramStart"/>
+      <w:r>
         <w:rPr>
           <w:sz w:val="19"/>
           <w:szCs w:val="19"/>
         </w:rPr>
-      </w:pPr>
+        <w:t>СтрокаРасчет</w:t>
+      </w:r>
+      <w:proofErr w:type="spellEnd"/>
       <w:r>
         <w:rPr>
           <w:sz w:val="19"/>
           <w:szCs w:val="19"/>
         </w:rPr>
-        <w:t>Процедура ТоварыКоличествоПриИзменении(Элемент)</w:t>
-      </w:r>
-    </w:p>
-    <w:p>
-      <w:pPr>
-        <w:pStyle w:val="af2"/>
+        <w:t>(</w:t>
+      </w:r>
+      <w:proofErr w:type="gramEnd"/>
+      <w:r>
         <w:rPr>
           <w:sz w:val="19"/>
           <w:szCs w:val="19"/>
         </w:rPr>
-      </w:pPr>
-      <w:r>
+        <w:t>)</w:t>
+      </w:r>
+    </w:p>
+    <w:p>
+      <w:pPr>
+        <w:pStyle w:val="af2"/>
         <w:rPr>
           <w:sz w:val="19"/>
           <w:szCs w:val="19"/>
         </w:rPr>
-        <w:tab/>
-        <w:t>СтрокаРасчет()</w:t>
-      </w:r>
-    </w:p>
-    <w:p>
-      <w:pPr>
-        <w:pStyle w:val="af2"/>
+      </w:pPr>
+      <w:proofErr w:type="spellStart"/>
+      <w:r>
         <w:rPr>
           <w:sz w:val="19"/>
           <w:szCs w:val="19"/>
         </w:rPr>
-      </w:pPr>
-      <w:r>
+        <w:t>КонецПроцедуры</w:t>
+      </w:r>
+      <w:proofErr w:type="spellEnd"/>
+    </w:p>
+    <w:p>
+      <w:pPr>
+        <w:pStyle w:val="af2"/>
         <w:rPr>
           <w:sz w:val="19"/>
           <w:szCs w:val="19"/>
         </w:rPr>
-        <w:t>КонецПроцедуры</w:t>
-      </w:r>
-    </w:p>
-    <w:p>
-      <w:pPr>
-        <w:pStyle w:val="af2"/>
+      </w:pPr>
+      <w:r>
         <w:rPr>
           <w:sz w:val="19"/>
           <w:szCs w:val="19"/>
         </w:rPr>
-      </w:pPr>
+        <w:t>&amp;</w:t>
+      </w:r>
+      <w:proofErr w:type="spellStart"/>
       <w:r>
         <w:rPr>
           <w:sz w:val="19"/>
           <w:szCs w:val="19"/>
         </w:rPr>
-        <w:t>&amp;НаКлиенте</w:t>
-      </w:r>
+        <w:t>НаКлиенте</w:t>
+      </w:r>
+      <w:proofErr w:type="spellEnd"/>
     </w:p>
     <w:p>
       <w:pPr>
@@ -15774,73 +17135,73 @@
           <w:sz w:val="19"/>
           <w:szCs w:val="19"/>
         </w:rPr>
-        <w:t>Процедура СтрокаРасчет()</w:t>
-      </w:r>
-    </w:p>
-    <w:p>
-      <w:pPr>
-        <w:pStyle w:val="af2"/>
+        <w:t xml:space="preserve">Процедура </w:t>
+      </w:r>
+      <w:proofErr w:type="spellStart"/>
+      <w:proofErr w:type="gramStart"/>
+      <w:r>
         <w:rPr>
           <w:sz w:val="19"/>
           <w:szCs w:val="19"/>
         </w:rPr>
-      </w:pPr>
+        <w:t>ТоварыКоличествоПриИзменении</w:t>
+      </w:r>
+      <w:proofErr w:type="spellEnd"/>
       <w:r>
         <w:rPr>
           <w:sz w:val="19"/>
           <w:szCs w:val="19"/>
         </w:rPr>
-        <w:tab/>
-        <w:t>СтрокаРасчета = Элементы.Товары.ТекущиеДанные;</w:t>
-      </w:r>
-    </w:p>
-    <w:p>
-      <w:pPr>
-        <w:pStyle w:val="af2"/>
+        <w:t>(</w:t>
+      </w:r>
+      <w:proofErr w:type="gramEnd"/>
+      <w:r>
         <w:rPr>
           <w:sz w:val="19"/>
           <w:szCs w:val="19"/>
         </w:rPr>
-      </w:pPr>
-      <w:r>
+        <w:t>Элемент)</w:t>
+      </w:r>
+    </w:p>
+    <w:p>
+      <w:pPr>
+        <w:pStyle w:val="af2"/>
         <w:rPr>
           <w:sz w:val="19"/>
           <w:szCs w:val="19"/>
         </w:rPr>
-        <w:tab/>
-        <w:t>СтрокаРасчета.Сумма = СтрокаРасчета.Цена * СтрокаРасчета.Количество;</w:t>
-      </w:r>
-    </w:p>
-    <w:p>
-      <w:pPr>
-        <w:pStyle w:val="af2"/>
+      </w:pPr>
+      <w:r>
         <w:rPr>
           <w:sz w:val="19"/>
           <w:szCs w:val="19"/>
         </w:rPr>
-      </w:pPr>
+        <w:tab/>
+      </w:r>
+      <w:proofErr w:type="spellStart"/>
+      <w:proofErr w:type="gramStart"/>
       <w:r>
         <w:rPr>
           <w:sz w:val="19"/>
           <w:szCs w:val="19"/>
         </w:rPr>
-        <w:t xml:space="preserve">КонецПроцедуры        </w:t>
-      </w:r>
-    </w:p>
-    <w:p>
-      <w:pPr>
-        <w:pStyle w:val="af2"/>
+        <w:t>СтрокаРасчет</w:t>
+      </w:r>
+      <w:proofErr w:type="spellEnd"/>
+      <w:r>
         <w:rPr>
           <w:sz w:val="19"/>
           <w:szCs w:val="19"/>
         </w:rPr>
-      </w:pPr>
+        <w:t>(</w:t>
+      </w:r>
+      <w:proofErr w:type="gramEnd"/>
       <w:r>
         <w:rPr>
           <w:sz w:val="19"/>
           <w:szCs w:val="19"/>
         </w:rPr>
-        <w:t>&amp;НаКлиенте</w:t>
+        <w:t>)</w:t>
       </w:r>
     </w:p>
     <w:p>
@@ -15851,14 +17212,15 @@
           <w:szCs w:val="19"/>
         </w:rPr>
       </w:pPr>
+      <w:proofErr w:type="spellStart"/>
       <w:r>
         <w:rPr>
           <w:sz w:val="19"/>
           <w:szCs w:val="19"/>
         </w:rPr>
-        <w:lastRenderedPageBreak/>
-        <w:t>Процедура НоменклатураПродукцияПриИзменении(Элемент)</w:t>
-      </w:r>
+        <w:t>КонецПроцедуры</w:t>
+      </w:r>
+      <w:proofErr w:type="spellEnd"/>
     </w:p>
     <w:p>
       <w:pPr>
@@ -15873,196 +17235,704 @@
           <w:sz w:val="19"/>
           <w:szCs w:val="19"/>
         </w:rPr>
-        <w:tab/>
-        <w:t>ТекДанные = Объект.Товары.НайтиПоИдентификатору(Элементы.Товары.ТекущаяСтрока);</w:t>
-      </w:r>
-    </w:p>
-    <w:p>
-      <w:pPr>
-        <w:pStyle w:val="af2"/>
+        <w:t>&amp;</w:t>
+      </w:r>
+      <w:proofErr w:type="spellStart"/>
+      <w:r>
         <w:rPr>
           <w:sz w:val="19"/>
           <w:szCs w:val="19"/>
         </w:rPr>
-      </w:pPr>
-      <w:r>
+        <w:t>НаКлиенте</w:t>
+      </w:r>
+      <w:proofErr w:type="spellEnd"/>
+    </w:p>
+    <w:p>
+      <w:pPr>
+        <w:pStyle w:val="af2"/>
         <w:rPr>
           <w:sz w:val="19"/>
           <w:szCs w:val="19"/>
         </w:rPr>
-        <w:tab/>
-        <w:t>Если ЗначениеЗаполнено(ТекДанные.Товар) Тогда</w:t>
-      </w:r>
-    </w:p>
-    <w:p>
-      <w:pPr>
-        <w:pStyle w:val="af2"/>
+      </w:pPr>
+      <w:r>
         <w:rPr>
           <w:sz w:val="19"/>
           <w:szCs w:val="19"/>
         </w:rPr>
-      </w:pPr>
+        <w:t xml:space="preserve">Процедура </w:t>
+      </w:r>
+      <w:proofErr w:type="spellStart"/>
+      <w:proofErr w:type="gramStart"/>
       <w:r>
         <w:rPr>
           <w:sz w:val="19"/>
           <w:szCs w:val="19"/>
         </w:rPr>
-        <w:tab/>
-      </w:r>
+        <w:t>СтрокаРасчет</w:t>
+      </w:r>
+      <w:proofErr w:type="spellEnd"/>
       <w:r>
         <w:rPr>
           <w:sz w:val="19"/>
           <w:szCs w:val="19"/>
         </w:rPr>
-        <w:tab/>
-        <w:t>ТекДанные.Цена=ПолучитьЦенуНаСервере(ТекДанные.Товар);</w:t>
-      </w:r>
-    </w:p>
-    <w:p>
-      <w:pPr>
-        <w:pStyle w:val="af2"/>
+        <w:t>(</w:t>
+      </w:r>
+      <w:proofErr w:type="gramEnd"/>
+      <w:r>
         <w:rPr>
           <w:sz w:val="19"/>
           <w:szCs w:val="19"/>
         </w:rPr>
-      </w:pPr>
-      <w:r>
+        <w:t>)</w:t>
+      </w:r>
+    </w:p>
+    <w:p>
+      <w:pPr>
+        <w:pStyle w:val="af2"/>
         <w:rPr>
           <w:sz w:val="19"/>
           <w:szCs w:val="19"/>
         </w:rPr>
-        <w:tab/>
-      </w:r>
+      </w:pPr>
       <w:r>
         <w:rPr>
           <w:sz w:val="19"/>
           <w:szCs w:val="19"/>
         </w:rPr>
         <w:tab/>
-        <w:t xml:space="preserve">ТекДанные.Количество = 1; </w:t>
-      </w:r>
-    </w:p>
-    <w:p>
-      <w:pPr>
-        <w:pStyle w:val="af2"/>
+      </w:r>
+      <w:proofErr w:type="spellStart"/>
+      <w:r>
         <w:rPr>
           <w:sz w:val="19"/>
           <w:szCs w:val="19"/>
         </w:rPr>
-      </w:pPr>
+        <w:t>СтрокаРасчета</w:t>
+      </w:r>
+      <w:proofErr w:type="spellEnd"/>
       <w:r>
         <w:rPr>
           <w:sz w:val="19"/>
           <w:szCs w:val="19"/>
         </w:rPr>
-        <w:tab/>
-      </w:r>
+        <w:t xml:space="preserve"> = </w:t>
+      </w:r>
+      <w:proofErr w:type="spellStart"/>
       <w:r>
         <w:rPr>
           <w:sz w:val="19"/>
           <w:szCs w:val="19"/>
         </w:rPr>
-        <w:tab/>
-        <w:t>ТекДанные.Сумма = ТекДанные.Цена * ТекДанные.Количество;</w:t>
-      </w:r>
-    </w:p>
-    <w:p>
-      <w:pPr>
-        <w:pStyle w:val="af2"/>
+        <w:t>Элементы.Товары.ТекущиеДанные</w:t>
+      </w:r>
+      <w:proofErr w:type="spellEnd"/>
+      <w:r>
         <w:rPr>
           <w:sz w:val="19"/>
           <w:szCs w:val="19"/>
         </w:rPr>
-      </w:pPr>
-      <w:r>
+        <w:t>;</w:t>
+      </w:r>
+    </w:p>
+    <w:p>
+      <w:pPr>
+        <w:pStyle w:val="af2"/>
         <w:rPr>
           <w:sz w:val="19"/>
           <w:szCs w:val="19"/>
         </w:rPr>
-        <w:tab/>
-        <w:t>КонецЕсли;</w:t>
-      </w:r>
-    </w:p>
-    <w:p>
-      <w:pPr>
-        <w:pStyle w:val="af2"/>
+      </w:pPr>
+      <w:r>
         <w:rPr>
           <w:sz w:val="19"/>
           <w:szCs w:val="19"/>
         </w:rPr>
-      </w:pPr>
+        <w:tab/>
+      </w:r>
+      <w:proofErr w:type="spellStart"/>
       <w:r>
         <w:rPr>
           <w:sz w:val="19"/>
           <w:szCs w:val="19"/>
         </w:rPr>
-        <w:t>КонецПроцедуры</w:t>
-      </w:r>
-    </w:p>
-    <w:p>
-      <w:pPr>
-        <w:pStyle w:val="af2"/>
+        <w:t>СтрокаРасчета.Сумма</w:t>
+      </w:r>
+      <w:proofErr w:type="spellEnd"/>
+      <w:r>
         <w:rPr>
           <w:sz w:val="19"/>
           <w:szCs w:val="19"/>
         </w:rPr>
-      </w:pPr>
+        <w:t xml:space="preserve"> = </w:t>
+      </w:r>
+      <w:proofErr w:type="spellStart"/>
       <w:r>
         <w:rPr>
           <w:sz w:val="19"/>
           <w:szCs w:val="19"/>
         </w:rPr>
-        <w:t>&amp;НаСервереБезКонтекста</w:t>
-      </w:r>
-    </w:p>
-    <w:p>
-      <w:pPr>
-        <w:pStyle w:val="af2"/>
+        <w:t>СтрокаРасчета.Цена</w:t>
+      </w:r>
+      <w:proofErr w:type="spellEnd"/>
+      <w:r>
         <w:rPr>
           <w:sz w:val="19"/>
           <w:szCs w:val="19"/>
         </w:rPr>
-      </w:pPr>
+        <w:t xml:space="preserve"> * </w:t>
+      </w:r>
+      <w:proofErr w:type="spellStart"/>
       <w:r>
         <w:rPr>
           <w:sz w:val="19"/>
           <w:szCs w:val="19"/>
         </w:rPr>
-        <w:t>Функция ПолучитьЦенуНаСервере(Номенклатура)</w:t>
-      </w:r>
-    </w:p>
-    <w:p>
-      <w:pPr>
-        <w:pStyle w:val="af2"/>
+        <w:t>СтрокаРасчета.Количество</w:t>
+      </w:r>
+      <w:proofErr w:type="spellEnd"/>
+      <w:r>
         <w:rPr>
           <w:sz w:val="19"/>
           <w:szCs w:val="19"/>
         </w:rPr>
-      </w:pPr>
-      <w:r>
+        <w:t>;</w:t>
+      </w:r>
+    </w:p>
+    <w:p>
+      <w:pPr>
+        <w:pStyle w:val="af2"/>
         <w:rPr>
           <w:sz w:val="19"/>
           <w:szCs w:val="19"/>
         </w:rPr>
-        <w:tab/>
-        <w:t>Возврат Номенклатура.ЦенаЗакупки</w:t>
-      </w:r>
-    </w:p>
-    <w:p>
-      <w:pPr>
-        <w:pStyle w:val="af2"/>
+      </w:pPr>
+      <w:proofErr w:type="spellStart"/>
+      <w:r>
         <w:rPr>
           <w:sz w:val="19"/>
           <w:szCs w:val="19"/>
         </w:rPr>
-      </w:pPr>
+        <w:t>КонецПроцедуры</w:t>
+      </w:r>
+      <w:proofErr w:type="spellEnd"/>
       <w:r>
         <w:rPr>
           <w:sz w:val="19"/>
           <w:szCs w:val="19"/>
         </w:rPr>
+        <w:t xml:space="preserve">        </w:t>
+      </w:r>
+    </w:p>
+    <w:p>
+      <w:pPr>
+        <w:pStyle w:val="af2"/>
+        <w:rPr>
+          <w:sz w:val="19"/>
+          <w:szCs w:val="19"/>
+        </w:rPr>
+      </w:pPr>
+      <w:r>
+        <w:rPr>
+          <w:sz w:val="19"/>
+          <w:szCs w:val="19"/>
+        </w:rPr>
+        <w:t>&amp;</w:t>
+      </w:r>
+      <w:proofErr w:type="spellStart"/>
+      <w:r>
+        <w:rPr>
+          <w:sz w:val="19"/>
+          <w:szCs w:val="19"/>
+        </w:rPr>
+        <w:t>НаКлиенте</w:t>
+      </w:r>
+      <w:proofErr w:type="spellEnd"/>
+    </w:p>
+    <w:p>
+      <w:pPr>
+        <w:pStyle w:val="af2"/>
+        <w:rPr>
+          <w:sz w:val="19"/>
+          <w:szCs w:val="19"/>
+        </w:rPr>
+      </w:pPr>
+      <w:r>
+        <w:rPr>
+          <w:sz w:val="19"/>
+          <w:szCs w:val="19"/>
+        </w:rPr>
+        <w:lastRenderedPageBreak/>
+        <w:t xml:space="preserve">Процедура </w:t>
+      </w:r>
+      <w:proofErr w:type="spellStart"/>
+      <w:proofErr w:type="gramStart"/>
+      <w:r>
+        <w:rPr>
+          <w:sz w:val="19"/>
+          <w:szCs w:val="19"/>
+        </w:rPr>
+        <w:t>НоменклатураПродукцияПриИзменении</w:t>
+      </w:r>
+      <w:proofErr w:type="spellEnd"/>
+      <w:r>
+        <w:rPr>
+          <w:sz w:val="19"/>
+          <w:szCs w:val="19"/>
+        </w:rPr>
+        <w:t>(</w:t>
+      </w:r>
+      <w:proofErr w:type="gramEnd"/>
+      <w:r>
+        <w:rPr>
+          <w:sz w:val="19"/>
+          <w:szCs w:val="19"/>
+        </w:rPr>
+        <w:t>Элемент)</w:t>
+      </w:r>
+    </w:p>
+    <w:p>
+      <w:pPr>
+        <w:pStyle w:val="af2"/>
+        <w:rPr>
+          <w:sz w:val="19"/>
+          <w:szCs w:val="19"/>
+        </w:rPr>
+      </w:pPr>
+      <w:r>
+        <w:rPr>
+          <w:sz w:val="19"/>
+          <w:szCs w:val="19"/>
+        </w:rPr>
+        <w:tab/>
+      </w:r>
+      <w:proofErr w:type="spellStart"/>
+      <w:r>
+        <w:rPr>
+          <w:sz w:val="19"/>
+          <w:szCs w:val="19"/>
+        </w:rPr>
+        <w:t>ТекДанные</w:t>
+      </w:r>
+      <w:proofErr w:type="spellEnd"/>
+      <w:r>
+        <w:rPr>
+          <w:sz w:val="19"/>
+          <w:szCs w:val="19"/>
+        </w:rPr>
+        <w:t xml:space="preserve"> = Объект.Товары.</w:t>
+      </w:r>
+      <w:proofErr w:type="gramStart"/>
+      <w:r>
+        <w:rPr>
+          <w:sz w:val="19"/>
+          <w:szCs w:val="19"/>
+        </w:rPr>
+        <w:t>НайтиПоИдентификатору(</w:t>
+      </w:r>
+      <w:proofErr w:type="gramEnd"/>
+      <w:r>
+        <w:rPr>
+          <w:sz w:val="19"/>
+          <w:szCs w:val="19"/>
+        </w:rPr>
+        <w:t>Элементы.Товары.ТекущаяСтрока);</w:t>
+      </w:r>
+    </w:p>
+    <w:p>
+      <w:pPr>
+        <w:pStyle w:val="af2"/>
+        <w:rPr>
+          <w:sz w:val="19"/>
+          <w:szCs w:val="19"/>
+        </w:rPr>
+      </w:pPr>
+      <w:r>
+        <w:rPr>
+          <w:sz w:val="19"/>
+          <w:szCs w:val="19"/>
+        </w:rPr>
+        <w:tab/>
+        <w:t xml:space="preserve">Если </w:t>
+      </w:r>
+      <w:proofErr w:type="spellStart"/>
+      <w:proofErr w:type="gramStart"/>
+      <w:r>
+        <w:rPr>
+          <w:sz w:val="19"/>
+          <w:szCs w:val="19"/>
+        </w:rPr>
+        <w:t>ЗначениеЗаполнено</w:t>
+      </w:r>
+      <w:proofErr w:type="spellEnd"/>
+      <w:r>
+        <w:rPr>
+          <w:sz w:val="19"/>
+          <w:szCs w:val="19"/>
+        </w:rPr>
+        <w:t>(</w:t>
+      </w:r>
+      <w:proofErr w:type="spellStart"/>
+      <w:proofErr w:type="gramEnd"/>
+      <w:r>
+        <w:rPr>
+          <w:sz w:val="19"/>
+          <w:szCs w:val="19"/>
+        </w:rPr>
+        <w:t>ТекДанные.Товар</w:t>
+      </w:r>
+      <w:proofErr w:type="spellEnd"/>
+      <w:r>
+        <w:rPr>
+          <w:sz w:val="19"/>
+          <w:szCs w:val="19"/>
+        </w:rPr>
+        <w:t>) Тогда</w:t>
+      </w:r>
+    </w:p>
+    <w:p>
+      <w:pPr>
+        <w:pStyle w:val="af2"/>
+        <w:rPr>
+          <w:sz w:val="19"/>
+          <w:szCs w:val="19"/>
+        </w:rPr>
+      </w:pPr>
+      <w:r>
+        <w:rPr>
+          <w:sz w:val="19"/>
+          <w:szCs w:val="19"/>
+        </w:rPr>
+        <w:tab/>
+      </w:r>
+      <w:r>
+        <w:rPr>
+          <w:sz w:val="19"/>
+          <w:szCs w:val="19"/>
+        </w:rPr>
+        <w:tab/>
+      </w:r>
+      <w:proofErr w:type="spellStart"/>
+      <w:r>
+        <w:rPr>
+          <w:sz w:val="19"/>
+          <w:szCs w:val="19"/>
+        </w:rPr>
+        <w:t>ТекДанные.Цена</w:t>
+      </w:r>
+      <w:proofErr w:type="spellEnd"/>
+      <w:r>
+        <w:rPr>
+          <w:sz w:val="19"/>
+          <w:szCs w:val="19"/>
+        </w:rPr>
+        <w:t>=</w:t>
+      </w:r>
+      <w:proofErr w:type="spellStart"/>
+      <w:proofErr w:type="gramStart"/>
+      <w:r>
+        <w:rPr>
+          <w:sz w:val="19"/>
+          <w:szCs w:val="19"/>
+        </w:rPr>
+        <w:t>ПолучитьЦенуНаСервере</w:t>
+      </w:r>
+      <w:proofErr w:type="spellEnd"/>
+      <w:r>
+        <w:rPr>
+          <w:sz w:val="19"/>
+          <w:szCs w:val="19"/>
+        </w:rPr>
+        <w:t>(</w:t>
+      </w:r>
+      <w:proofErr w:type="spellStart"/>
+      <w:proofErr w:type="gramEnd"/>
+      <w:r>
+        <w:rPr>
+          <w:sz w:val="19"/>
+          <w:szCs w:val="19"/>
+        </w:rPr>
+        <w:t>ТекДанные.Товар</w:t>
+      </w:r>
+      <w:proofErr w:type="spellEnd"/>
+      <w:r>
+        <w:rPr>
+          <w:sz w:val="19"/>
+          <w:szCs w:val="19"/>
+        </w:rPr>
+        <w:t>);</w:t>
+      </w:r>
+    </w:p>
+    <w:p>
+      <w:pPr>
+        <w:pStyle w:val="af2"/>
+        <w:rPr>
+          <w:sz w:val="19"/>
+          <w:szCs w:val="19"/>
+        </w:rPr>
+      </w:pPr>
+      <w:r>
+        <w:rPr>
+          <w:sz w:val="19"/>
+          <w:szCs w:val="19"/>
+        </w:rPr>
+        <w:tab/>
+      </w:r>
+      <w:r>
+        <w:rPr>
+          <w:sz w:val="19"/>
+          <w:szCs w:val="19"/>
+        </w:rPr>
+        <w:tab/>
+      </w:r>
+      <w:proofErr w:type="spellStart"/>
+      <w:r>
+        <w:rPr>
+          <w:sz w:val="19"/>
+          <w:szCs w:val="19"/>
+        </w:rPr>
+        <w:t>ТекДанные.Количество</w:t>
+      </w:r>
+      <w:proofErr w:type="spellEnd"/>
+      <w:r>
+        <w:rPr>
+          <w:sz w:val="19"/>
+          <w:szCs w:val="19"/>
+        </w:rPr>
+        <w:t xml:space="preserve"> = 1; </w:t>
+      </w:r>
+    </w:p>
+    <w:p>
+      <w:pPr>
+        <w:pStyle w:val="af2"/>
+        <w:rPr>
+          <w:sz w:val="19"/>
+          <w:szCs w:val="19"/>
+        </w:rPr>
+      </w:pPr>
+      <w:r>
+        <w:rPr>
+          <w:sz w:val="19"/>
+          <w:szCs w:val="19"/>
+        </w:rPr>
+        <w:tab/>
+      </w:r>
+      <w:r>
+        <w:rPr>
+          <w:sz w:val="19"/>
+          <w:szCs w:val="19"/>
+        </w:rPr>
+        <w:tab/>
+      </w:r>
+      <w:proofErr w:type="spellStart"/>
+      <w:r>
+        <w:rPr>
+          <w:sz w:val="19"/>
+          <w:szCs w:val="19"/>
+        </w:rPr>
+        <w:t>ТекДанные.Сумма</w:t>
+      </w:r>
+      <w:proofErr w:type="spellEnd"/>
+      <w:r>
+        <w:rPr>
+          <w:sz w:val="19"/>
+          <w:szCs w:val="19"/>
+        </w:rPr>
+        <w:t xml:space="preserve"> = </w:t>
+      </w:r>
+      <w:proofErr w:type="spellStart"/>
+      <w:r>
+        <w:rPr>
+          <w:sz w:val="19"/>
+          <w:szCs w:val="19"/>
+        </w:rPr>
+        <w:t>ТекДанные.Цена</w:t>
+      </w:r>
+      <w:proofErr w:type="spellEnd"/>
+      <w:r>
+        <w:rPr>
+          <w:sz w:val="19"/>
+          <w:szCs w:val="19"/>
+        </w:rPr>
+        <w:t xml:space="preserve"> * </w:t>
+      </w:r>
+      <w:proofErr w:type="spellStart"/>
+      <w:r>
+        <w:rPr>
+          <w:sz w:val="19"/>
+          <w:szCs w:val="19"/>
+        </w:rPr>
+        <w:t>ТекДанные.Количество</w:t>
+      </w:r>
+      <w:proofErr w:type="spellEnd"/>
+      <w:r>
+        <w:rPr>
+          <w:sz w:val="19"/>
+          <w:szCs w:val="19"/>
+        </w:rPr>
+        <w:t>;</w:t>
+      </w:r>
+    </w:p>
+    <w:p>
+      <w:pPr>
+        <w:pStyle w:val="af2"/>
+        <w:rPr>
+          <w:sz w:val="19"/>
+          <w:szCs w:val="19"/>
+        </w:rPr>
+      </w:pPr>
+      <w:r>
+        <w:rPr>
+          <w:sz w:val="19"/>
+          <w:szCs w:val="19"/>
+        </w:rPr>
+        <w:tab/>
+      </w:r>
+      <w:proofErr w:type="spellStart"/>
+      <w:r>
+        <w:rPr>
+          <w:sz w:val="19"/>
+          <w:szCs w:val="19"/>
+        </w:rPr>
+        <w:t>КонецЕсли</w:t>
+      </w:r>
+      <w:proofErr w:type="spellEnd"/>
+      <w:r>
+        <w:rPr>
+          <w:sz w:val="19"/>
+          <w:szCs w:val="19"/>
+        </w:rPr>
+        <w:t>;</w:t>
+      </w:r>
+    </w:p>
+    <w:p>
+      <w:pPr>
+        <w:pStyle w:val="af2"/>
+        <w:rPr>
+          <w:sz w:val="19"/>
+          <w:szCs w:val="19"/>
+        </w:rPr>
+      </w:pPr>
+      <w:proofErr w:type="spellStart"/>
+      <w:r>
+        <w:rPr>
+          <w:sz w:val="19"/>
+          <w:szCs w:val="19"/>
+        </w:rPr>
+        <w:t>КонецПроцедуры</w:t>
+      </w:r>
+      <w:proofErr w:type="spellEnd"/>
+    </w:p>
+    <w:p>
+      <w:pPr>
+        <w:pStyle w:val="af2"/>
+        <w:rPr>
+          <w:sz w:val="19"/>
+          <w:szCs w:val="19"/>
+        </w:rPr>
+      </w:pPr>
+      <w:r>
+        <w:rPr>
+          <w:sz w:val="19"/>
+          <w:szCs w:val="19"/>
+        </w:rPr>
+        <w:t>&amp;</w:t>
+      </w:r>
+      <w:proofErr w:type="spellStart"/>
+      <w:r>
+        <w:rPr>
+          <w:sz w:val="19"/>
+          <w:szCs w:val="19"/>
+        </w:rPr>
+        <w:t>НаСервереБезКонтекста</w:t>
+      </w:r>
+      <w:proofErr w:type="spellEnd"/>
+    </w:p>
+    <w:p>
+      <w:pPr>
+        <w:pStyle w:val="af2"/>
+        <w:rPr>
+          <w:sz w:val="19"/>
+          <w:szCs w:val="19"/>
+        </w:rPr>
+      </w:pPr>
+      <w:r>
+        <w:rPr>
+          <w:sz w:val="19"/>
+          <w:szCs w:val="19"/>
+        </w:rPr>
+        <w:t xml:space="preserve">Функция </w:t>
+      </w:r>
+      <w:proofErr w:type="spellStart"/>
+      <w:proofErr w:type="gramStart"/>
+      <w:r>
+        <w:rPr>
+          <w:sz w:val="19"/>
+          <w:szCs w:val="19"/>
+        </w:rPr>
+        <w:t>ПолучитьЦенуНаСервере</w:t>
+      </w:r>
+      <w:proofErr w:type="spellEnd"/>
+      <w:r>
+        <w:rPr>
+          <w:sz w:val="19"/>
+          <w:szCs w:val="19"/>
+        </w:rPr>
+        <w:t>(</w:t>
+      </w:r>
+      <w:proofErr w:type="gramEnd"/>
+      <w:r>
+        <w:rPr>
+          <w:sz w:val="19"/>
+          <w:szCs w:val="19"/>
+        </w:rPr>
+        <w:t>Номенклатура)</w:t>
+      </w:r>
+    </w:p>
+    <w:p>
+      <w:pPr>
+        <w:pStyle w:val="af2"/>
+        <w:rPr>
+          <w:sz w:val="19"/>
+          <w:szCs w:val="19"/>
+        </w:rPr>
+      </w:pPr>
+      <w:r>
+        <w:rPr>
+          <w:sz w:val="19"/>
+          <w:szCs w:val="19"/>
+        </w:rPr>
+        <w:tab/>
+        <w:t xml:space="preserve">Возврат </w:t>
+      </w:r>
+      <w:proofErr w:type="spellStart"/>
+      <w:r>
+        <w:rPr>
+          <w:sz w:val="19"/>
+          <w:szCs w:val="19"/>
+        </w:rPr>
+        <w:t>Номенклатура.ЦенаЗакупки</w:t>
+      </w:r>
+      <w:proofErr w:type="spellEnd"/>
+    </w:p>
+    <w:p>
+      <w:pPr>
+        <w:pStyle w:val="af2"/>
+        <w:rPr>
+          <w:sz w:val="19"/>
+          <w:szCs w:val="19"/>
+        </w:rPr>
+      </w:pPr>
+      <w:proofErr w:type="spellStart"/>
+      <w:r>
+        <w:rPr>
+          <w:sz w:val="19"/>
+          <w:szCs w:val="19"/>
+        </w:rPr>
         <w:t>КонецФункции</w:t>
       </w:r>
+      <w:proofErr w:type="spellEnd"/>
     </w:p>
     <w:p>
       <w:pPr>
@@ -16131,7 +18001,15 @@
         <w:pStyle w:val="af2"/>
       </w:pPr>
       <w:r>
-        <w:t>Данный код при внесении товара автоматически вносит цену, количество(1) и сумму.</w:t>
+        <w:t xml:space="preserve">Данный код при внесении товара автоматически вносит цену, </w:t>
+      </w:r>
+      <w:proofErr w:type="gramStart"/>
+      <w:r>
+        <w:t>количество(</w:t>
+      </w:r>
+      <w:proofErr w:type="gramEnd"/>
+      <w:r>
+        <w:t>1) и сумму.</w:t>
       </w:r>
     </w:p>
     <w:p>
@@ -16316,11 +18194,11 @@
         <w:pStyle w:val="af2"/>
       </w:pPr>
       <w:r>
-        <w:t xml:space="preserve">Документ «Заказ клиента» предназначен для автоматизации полного цикла обработки продаж в компьютерном магазине — от принятия заявки от покупателя до его завершения. Он служит центральным инструментом для менеджеров по продажам, кассиров и логистов, обеспечивая учёт </w:t>
+        <w:t xml:space="preserve">Документ «Заказ клиента» предназначен для автоматизации полного цикла обработки продаж в компьютерном магазине — от принятия заявки от покупателя до его завершения. Он служит центральным инструментом для менеджеров по продажам, кассиров и логистов, обеспечивая учёт предзаказов, </w:t>
       </w:r>
       <w:r>
         <w:lastRenderedPageBreak/>
-        <w:t>предзаказов, контроль резервирования товара, оформление продаж и анализ выполнения.</w:t>
+        <w:t>контроль резервирования товара, оформление продаж и анализ выполнения.</w:t>
       </w:r>
     </w:p>
     <w:p>
@@ -16464,7 +18342,15 @@
         </w:numPr>
       </w:pPr>
       <w:r>
-        <w:t>Связь со складом: На основании подтверждённого заказа автоматически формируются задания на сборку и отгрузку.</w:t>
+        <w:t>Связь со складом</w:t>
+      </w:r>
+      <w:proofErr w:type="gramStart"/>
+      <w:r>
+        <w:t>: На основании</w:t>
+      </w:r>
+      <w:proofErr w:type="gramEnd"/>
+      <w:r>
+        <w:t xml:space="preserve"> подтверждённого заказа автоматически формируются задания на сборку и отгрузку.</w:t>
       </w:r>
     </w:p>
     <w:p>
@@ -16476,11 +18362,15 @@
         </w:numPr>
       </w:pPr>
       <w:r>
-        <w:t xml:space="preserve">Связь с закупками: При отсутствии товара и флаге «Под заказ» </w:t>
-      </w:r>
-      <w:r>
-        <w:lastRenderedPageBreak/>
-        <w:t>система может создать проект документа «Заказ поставщику».</w:t>
+        <w:t>Связь с закупками</w:t>
+      </w:r>
+      <w:proofErr w:type="gramStart"/>
+      <w:r>
+        <w:t>: При</w:t>
+      </w:r>
+      <w:proofErr w:type="gramEnd"/>
+      <w:r>
+        <w:t xml:space="preserve"> отсутствии товара и флаге «Под заказ» система может создать проект документа «Заказ поставщику».</w:t>
       </w:r>
     </w:p>
     <w:p>
@@ -16492,6 +18382,7 @@
         </w:numPr>
       </w:pPr>
       <w:r>
+        <w:lastRenderedPageBreak/>
         <w:t>Связь с CRM: Вся история заказов, статусы и суммы сохраняются в карточке клиента для последующего анализа и маркетинга.</w:t>
       </w:r>
     </w:p>
@@ -16600,22 +18491,19 @@
         <w:pStyle w:val="af2"/>
       </w:pPr>
       <w:r>
-        <w:t xml:space="preserve">Для создания документа «Заказ Клиента», создадим в конфигураторе </w:t>
-      </w:r>
-      <w:r>
+        <w:t>Для создания документа «Заказ Клиента», создадим в конфигураторе документ.</w:t>
+      </w:r>
+    </w:p>
+    <w:p>
+      <w:pPr>
+        <w:pStyle w:val="af2"/>
+        <w:jc w:val="center"/>
+      </w:pPr>
+      <w:r>
+        <w:rPr>
+          <w:noProof/>
+        </w:rPr>
         <w:lastRenderedPageBreak/>
-        <w:t>документ.</w:t>
-      </w:r>
-    </w:p>
-    <w:p>
-      <w:pPr>
-        <w:pStyle w:val="af2"/>
-        <w:jc w:val="center"/>
-      </w:pPr>
-      <w:r>
-        <w:rPr>
-          <w:noProof/>
-        </w:rPr>
         <w:drawing>
           <wp:inline distT="0" distB="0" distL="0" distR="0" wp14:anchorId="55342A64" wp14:editId="00CC93D0">
             <wp:extent cx="2076450" cy="4352925"/>
@@ -17248,7 +19136,15 @@
         <w:pStyle w:val="af2"/>
       </w:pPr>
       <w:r>
-        <w:t>Архитектурная реализация на платформе «1С:Предприятие 8»</w:t>
+        <w:t>Архитектурная реализация на платформе «1</w:t>
+      </w:r>
+      <w:proofErr w:type="gramStart"/>
+      <w:r>
+        <w:t>С:Предприятие</w:t>
+      </w:r>
+      <w:proofErr w:type="gramEnd"/>
+      <w:r>
+        <w:t xml:space="preserve"> 8»</w:t>
       </w:r>
     </w:p>
     <w:p>
@@ -17563,6 +19459,14 @@
           <w:szCs w:val="19"/>
         </w:rPr>
         <w:tab/>
+      </w:r>
+      <w:proofErr w:type="spellStart"/>
+      <w:r>
+        <w:rPr>
+          <w:rFonts w:ascii="Times New Roman" w:eastAsia="Times New Roman" w:hAnsi="Times New Roman"/>
+          <w:sz w:val="19"/>
+          <w:szCs w:val="19"/>
+        </w:rPr>
         <w:t>ПродажиОбороты</w:t>
       </w:r>
       <w:r>
@@ -17571,7 +19475,16 @@
           <w:sz w:val="19"/>
           <w:szCs w:val="19"/>
         </w:rPr>
-        <w:t>.Номенклатура КАК Номенклатура,</w:t>
+        <w:t>.Номенклатура</w:t>
+      </w:r>
+      <w:proofErr w:type="spellEnd"/>
+      <w:r>
+        <w:rPr>
+          <w:rFonts w:ascii="Times New Roman" w:hAnsi="Times New Roman"/>
+          <w:sz w:val="19"/>
+          <w:szCs w:val="19"/>
+        </w:rPr>
+        <w:t xml:space="preserve"> КАК Номенклатура,</w:t>
       </w:r>
     </w:p>
     <w:p>
@@ -17591,6 +19504,14 @@
           <w:szCs w:val="19"/>
         </w:rPr>
         <w:tab/>
+      </w:r>
+      <w:proofErr w:type="spellStart"/>
+      <w:r>
+        <w:rPr>
+          <w:rFonts w:ascii="Times New Roman" w:eastAsia="Times New Roman" w:hAnsi="Times New Roman"/>
+          <w:sz w:val="19"/>
+          <w:szCs w:val="19"/>
+        </w:rPr>
         <w:t>ПродажиОбороты</w:t>
       </w:r>
       <w:r>
@@ -17599,7 +19520,16 @@
           <w:sz w:val="19"/>
           <w:szCs w:val="19"/>
         </w:rPr>
-        <w:t>.Контрагент КАК Контрагент,</w:t>
+        <w:t>.Контрагент</w:t>
+      </w:r>
+      <w:proofErr w:type="spellEnd"/>
+      <w:r>
+        <w:rPr>
+          <w:rFonts w:ascii="Times New Roman" w:hAnsi="Times New Roman"/>
+          <w:sz w:val="19"/>
+          <w:szCs w:val="19"/>
+        </w:rPr>
+        <w:t xml:space="preserve"> КАК Контрагент,</w:t>
       </w:r>
     </w:p>
     <w:p>
@@ -17619,6 +19549,14 @@
           <w:szCs w:val="19"/>
         </w:rPr>
         <w:tab/>
+      </w:r>
+      <w:proofErr w:type="spellStart"/>
+      <w:r>
+        <w:rPr>
+          <w:rFonts w:ascii="Times New Roman" w:eastAsia="Times New Roman" w:hAnsi="Times New Roman"/>
+          <w:sz w:val="19"/>
+          <w:szCs w:val="19"/>
+        </w:rPr>
         <w:t>ПродажиОбороты</w:t>
       </w:r>
       <w:r>
@@ -17627,7 +19565,34 @@
           <w:sz w:val="19"/>
           <w:szCs w:val="19"/>
         </w:rPr>
-        <w:t>.КоличествоОборот КАК КоличествоОборот,</w:t>
+        <w:t>.КоличествоОборот</w:t>
+      </w:r>
+      <w:proofErr w:type="spellEnd"/>
+      <w:r>
+        <w:rPr>
+          <w:rFonts w:ascii="Times New Roman" w:hAnsi="Times New Roman"/>
+          <w:sz w:val="19"/>
+          <w:szCs w:val="19"/>
+        </w:rPr>
+        <w:t xml:space="preserve"> КАК </w:t>
+      </w:r>
+      <w:proofErr w:type="spellStart"/>
+      <w:r>
+        <w:rPr>
+          <w:rFonts w:ascii="Times New Roman" w:hAnsi="Times New Roman"/>
+          <w:sz w:val="19"/>
+          <w:szCs w:val="19"/>
+        </w:rPr>
+        <w:t>КоличествоОборот</w:t>
+      </w:r>
+      <w:proofErr w:type="spellEnd"/>
+      <w:r>
+        <w:rPr>
+          <w:rFonts w:ascii="Times New Roman" w:hAnsi="Times New Roman"/>
+          <w:sz w:val="19"/>
+          <w:szCs w:val="19"/>
+        </w:rPr>
+        <w:t>,</w:t>
       </w:r>
     </w:p>
     <w:p>
@@ -17647,6 +19612,14 @@
           <w:szCs w:val="19"/>
         </w:rPr>
         <w:tab/>
+      </w:r>
+      <w:proofErr w:type="spellStart"/>
+      <w:r>
+        <w:rPr>
+          <w:rFonts w:ascii="Times New Roman" w:eastAsia="Times New Roman" w:hAnsi="Times New Roman"/>
+          <w:sz w:val="19"/>
+          <w:szCs w:val="19"/>
+        </w:rPr>
         <w:t>ПродажиОбороты</w:t>
       </w:r>
       <w:r>
@@ -17655,8 +19628,27 @@
           <w:sz w:val="19"/>
           <w:szCs w:val="19"/>
         </w:rPr>
-        <w:t>.СуммаОборот КАК СуммаОборот</w:t>
-      </w:r>
+        <w:t>.СуммаОборот</w:t>
+      </w:r>
+      <w:proofErr w:type="spellEnd"/>
+      <w:r>
+        <w:rPr>
+          <w:rFonts w:ascii="Times New Roman" w:hAnsi="Times New Roman"/>
+          <w:sz w:val="19"/>
+          <w:szCs w:val="19"/>
+        </w:rPr>
+        <w:t xml:space="preserve"> КАК </w:t>
+      </w:r>
+      <w:proofErr w:type="spellStart"/>
+      <w:r>
+        <w:rPr>
+          <w:rFonts w:ascii="Times New Roman" w:hAnsi="Times New Roman"/>
+          <w:sz w:val="19"/>
+          <w:szCs w:val="19"/>
+        </w:rPr>
+        <w:t>СуммаОборот</w:t>
+      </w:r>
+      <w:proofErr w:type="spellEnd"/>
     </w:p>
     <w:p>
       <w:pPr>
@@ -17694,6 +19686,14 @@
           <w:szCs w:val="19"/>
         </w:rPr>
         <w:tab/>
+      </w:r>
+      <w:proofErr w:type="spellStart"/>
+      <w:r>
+        <w:rPr>
+          <w:rFonts w:ascii="Times New Roman" w:eastAsia="Times New Roman" w:hAnsi="Times New Roman"/>
+          <w:sz w:val="19"/>
+          <w:szCs w:val="19"/>
+        </w:rPr>
         <w:t>РегистрНакопления</w:t>
       </w:r>
       <w:r>
@@ -17702,8 +19702,27 @@
           <w:sz w:val="19"/>
           <w:szCs w:val="19"/>
         </w:rPr>
-        <w:t>.Продажи.Обороты КАК ПродажиОбороты</w:t>
-      </w:r>
+        <w:t>.Продажи.Обороты</w:t>
+      </w:r>
+      <w:proofErr w:type="spellEnd"/>
+      <w:r>
+        <w:rPr>
+          <w:rFonts w:ascii="Times New Roman" w:hAnsi="Times New Roman"/>
+          <w:sz w:val="19"/>
+          <w:szCs w:val="19"/>
+        </w:rPr>
+        <w:t xml:space="preserve"> КАК </w:t>
+      </w:r>
+      <w:proofErr w:type="spellStart"/>
+      <w:r>
+        <w:rPr>
+          <w:rFonts w:ascii="Times New Roman" w:hAnsi="Times New Roman"/>
+          <w:sz w:val="19"/>
+          <w:szCs w:val="19"/>
+        </w:rPr>
+        <w:t>ПродажиОбороты</w:t>
+      </w:r>
+      <w:proofErr w:type="spellEnd"/>
     </w:p>
     <w:p>
       <w:pPr>
@@ -17850,6 +19869,14 @@
           <w:szCs w:val="19"/>
         </w:rPr>
         <w:tab/>
+      </w:r>
+      <w:proofErr w:type="spellStart"/>
+      <w:r>
+        <w:rPr>
+          <w:rFonts w:ascii="Times New Roman" w:eastAsia="Times New Roman" w:hAnsi="Times New Roman"/>
+          <w:sz w:val="19"/>
+          <w:szCs w:val="19"/>
+        </w:rPr>
         <w:t>ЗакупкаОбороты</w:t>
       </w:r>
       <w:r>
@@ -17858,7 +19885,16 @@
           <w:sz w:val="19"/>
           <w:szCs w:val="19"/>
         </w:rPr>
-        <w:t>.Номенклатура КАК Номенклатура,</w:t>
+        <w:t>.Номенклатура</w:t>
+      </w:r>
+      <w:proofErr w:type="spellEnd"/>
+      <w:r>
+        <w:rPr>
+          <w:rFonts w:ascii="Times New Roman" w:hAnsi="Times New Roman"/>
+          <w:sz w:val="19"/>
+          <w:szCs w:val="19"/>
+        </w:rPr>
+        <w:t xml:space="preserve"> КАК Номенклатура,</w:t>
       </w:r>
     </w:p>
     <w:p>
@@ -17878,6 +19914,14 @@
           <w:szCs w:val="19"/>
         </w:rPr>
         <w:tab/>
+      </w:r>
+      <w:proofErr w:type="spellStart"/>
+      <w:r>
+        <w:rPr>
+          <w:rFonts w:ascii="Times New Roman" w:eastAsia="Times New Roman" w:hAnsi="Times New Roman"/>
+          <w:sz w:val="19"/>
+          <w:szCs w:val="19"/>
+        </w:rPr>
         <w:t>ЗакупкаОбороты</w:t>
       </w:r>
       <w:r>
@@ -17886,7 +19930,16 @@
           <w:sz w:val="19"/>
           <w:szCs w:val="19"/>
         </w:rPr>
-        <w:t>.Контрагент КАК Контрагент,</w:t>
+        <w:t>.Контрагент</w:t>
+      </w:r>
+      <w:proofErr w:type="spellEnd"/>
+      <w:r>
+        <w:rPr>
+          <w:rFonts w:ascii="Times New Roman" w:hAnsi="Times New Roman"/>
+          <w:sz w:val="19"/>
+          <w:szCs w:val="19"/>
+        </w:rPr>
+        <w:t xml:space="preserve"> КАК Контрагент,</w:t>
       </w:r>
     </w:p>
     <w:p>
@@ -17906,6 +19959,14 @@
           <w:szCs w:val="19"/>
         </w:rPr>
         <w:tab/>
+      </w:r>
+      <w:proofErr w:type="spellStart"/>
+      <w:r>
+        <w:rPr>
+          <w:rFonts w:ascii="Times New Roman" w:eastAsia="Times New Roman" w:hAnsi="Times New Roman"/>
+          <w:sz w:val="19"/>
+          <w:szCs w:val="19"/>
+        </w:rPr>
         <w:t>ЗакупкаОбороты</w:t>
       </w:r>
       <w:r>
@@ -17914,7 +19975,34 @@
           <w:sz w:val="19"/>
           <w:szCs w:val="19"/>
         </w:rPr>
-        <w:t>.КоличествоОборот КАК КоличествоОборот,</w:t>
+        <w:t>.КоличествоОборот</w:t>
+      </w:r>
+      <w:proofErr w:type="spellEnd"/>
+      <w:r>
+        <w:rPr>
+          <w:rFonts w:ascii="Times New Roman" w:hAnsi="Times New Roman"/>
+          <w:sz w:val="19"/>
+          <w:szCs w:val="19"/>
+        </w:rPr>
+        <w:t xml:space="preserve"> КАК </w:t>
+      </w:r>
+      <w:proofErr w:type="spellStart"/>
+      <w:r>
+        <w:rPr>
+          <w:rFonts w:ascii="Times New Roman" w:hAnsi="Times New Roman"/>
+          <w:sz w:val="19"/>
+          <w:szCs w:val="19"/>
+        </w:rPr>
+        <w:t>КоличествоОборот</w:t>
+      </w:r>
+      <w:proofErr w:type="spellEnd"/>
+      <w:r>
+        <w:rPr>
+          <w:rFonts w:ascii="Times New Roman" w:hAnsi="Times New Roman"/>
+          <w:sz w:val="19"/>
+          <w:szCs w:val="19"/>
+        </w:rPr>
+        <w:t>,</w:t>
       </w:r>
     </w:p>
     <w:p>
@@ -17934,6 +20022,14 @@
           <w:szCs w:val="19"/>
         </w:rPr>
         <w:tab/>
+      </w:r>
+      <w:proofErr w:type="spellStart"/>
+      <w:r>
+        <w:rPr>
+          <w:rFonts w:ascii="Times New Roman" w:eastAsia="Times New Roman" w:hAnsi="Times New Roman"/>
+          <w:sz w:val="19"/>
+          <w:szCs w:val="19"/>
+        </w:rPr>
         <w:t>ЗакупкаОбороты</w:t>
       </w:r>
       <w:r>
@@ -17942,8 +20038,27 @@
           <w:sz w:val="19"/>
           <w:szCs w:val="19"/>
         </w:rPr>
-        <w:t>.СуммаОборот КАК СуммаОборот</w:t>
-      </w:r>
+        <w:t>.СуммаОборот</w:t>
+      </w:r>
+      <w:proofErr w:type="spellEnd"/>
+      <w:r>
+        <w:rPr>
+          <w:rFonts w:ascii="Times New Roman" w:hAnsi="Times New Roman"/>
+          <w:sz w:val="19"/>
+          <w:szCs w:val="19"/>
+        </w:rPr>
+        <w:t xml:space="preserve"> КАК </w:t>
+      </w:r>
+      <w:proofErr w:type="spellStart"/>
+      <w:r>
+        <w:rPr>
+          <w:rFonts w:ascii="Times New Roman" w:hAnsi="Times New Roman"/>
+          <w:sz w:val="19"/>
+          <w:szCs w:val="19"/>
+        </w:rPr>
+        <w:t>СуммаОборот</w:t>
+      </w:r>
+      <w:proofErr w:type="spellEnd"/>
     </w:p>
     <w:p>
       <w:pPr>
@@ -17981,6 +20096,14 @@
           <w:szCs w:val="19"/>
         </w:rPr>
         <w:tab/>
+      </w:r>
+      <w:proofErr w:type="spellStart"/>
+      <w:r>
+        <w:rPr>
+          <w:rFonts w:ascii="Times New Roman" w:eastAsia="Times New Roman" w:hAnsi="Times New Roman"/>
+          <w:sz w:val="19"/>
+          <w:szCs w:val="19"/>
+        </w:rPr>
         <w:t>РегистрНакопления</w:t>
       </w:r>
       <w:r>
@@ -17989,8 +20112,27 @@
           <w:sz w:val="19"/>
           <w:szCs w:val="19"/>
         </w:rPr>
-        <w:t>.Закупка.Обороты КАК ЗакупкаОбороты</w:t>
-      </w:r>
+        <w:t>.Закупка.Обороты</w:t>
+      </w:r>
+      <w:proofErr w:type="spellEnd"/>
+      <w:r>
+        <w:rPr>
+          <w:rFonts w:ascii="Times New Roman" w:hAnsi="Times New Roman"/>
+          <w:sz w:val="19"/>
+          <w:szCs w:val="19"/>
+        </w:rPr>
+        <w:t xml:space="preserve"> КАК </w:t>
+      </w:r>
+      <w:proofErr w:type="spellStart"/>
+      <w:r>
+        <w:rPr>
+          <w:rFonts w:ascii="Times New Roman" w:hAnsi="Times New Roman"/>
+          <w:sz w:val="19"/>
+          <w:szCs w:val="19"/>
+        </w:rPr>
+        <w:t>ЗакупкаОбороты</w:t>
+      </w:r>
+      <w:proofErr w:type="spellEnd"/>
     </w:p>
     <w:p>
       <w:pPr>
@@ -18123,6 +20265,14 @@
           <w:szCs w:val="19"/>
         </w:rPr>
         <w:tab/>
+      </w:r>
+      <w:proofErr w:type="spellStart"/>
+      <w:r>
+        <w:rPr>
+          <w:rFonts w:ascii="Times New Roman" w:eastAsia="Times New Roman" w:hAnsi="Times New Roman"/>
+          <w:sz w:val="19"/>
+          <w:szCs w:val="19"/>
+        </w:rPr>
         <w:t>СкладОстатки</w:t>
       </w:r>
       <w:r>
@@ -18131,7 +20281,16 @@
           <w:sz w:val="19"/>
           <w:szCs w:val="19"/>
         </w:rPr>
-        <w:t>.Номенклатура КАК Номенклатура,</w:t>
+        <w:t>.Номенклатура</w:t>
+      </w:r>
+      <w:proofErr w:type="spellEnd"/>
+      <w:r>
+        <w:rPr>
+          <w:rFonts w:ascii="Times New Roman" w:hAnsi="Times New Roman"/>
+          <w:sz w:val="19"/>
+          <w:szCs w:val="19"/>
+        </w:rPr>
+        <w:t xml:space="preserve"> КАК Номенклатура,</w:t>
       </w:r>
     </w:p>
     <w:p>
@@ -18151,6 +20310,14 @@
           <w:szCs w:val="19"/>
         </w:rPr>
         <w:tab/>
+      </w:r>
+      <w:proofErr w:type="spellStart"/>
+      <w:r>
+        <w:rPr>
+          <w:rFonts w:ascii="Times New Roman" w:eastAsia="Times New Roman" w:hAnsi="Times New Roman"/>
+          <w:sz w:val="19"/>
+          <w:szCs w:val="19"/>
+        </w:rPr>
         <w:t>СкладОстатки</w:t>
       </w:r>
       <w:r>
@@ -18159,8 +20326,27 @@
           <w:sz w:val="19"/>
           <w:szCs w:val="19"/>
         </w:rPr>
-        <w:t>.КоличествоОстаток КАК КолиечствоОстаток</w:t>
-      </w:r>
+        <w:t>.КоличествоОстаток</w:t>
+      </w:r>
+      <w:proofErr w:type="spellEnd"/>
+      <w:r>
+        <w:rPr>
+          <w:rFonts w:ascii="Times New Roman" w:hAnsi="Times New Roman"/>
+          <w:sz w:val="19"/>
+          <w:szCs w:val="19"/>
+        </w:rPr>
+        <w:t xml:space="preserve"> КАК </w:t>
+      </w:r>
+      <w:proofErr w:type="spellStart"/>
+      <w:r>
+        <w:rPr>
+          <w:rFonts w:ascii="Times New Roman" w:hAnsi="Times New Roman"/>
+          <w:sz w:val="19"/>
+          <w:szCs w:val="19"/>
+        </w:rPr>
+        <w:t>КолиечствоОстаток</w:t>
+      </w:r>
+      <w:proofErr w:type="spellEnd"/>
     </w:p>
     <w:p>
       <w:pPr>
@@ -18193,6 +20379,14 @@
           <w:szCs w:val="19"/>
         </w:rPr>
         <w:tab/>
+      </w:r>
+      <w:proofErr w:type="spellStart"/>
+      <w:r>
+        <w:rPr>
+          <w:rFonts w:ascii="Times New Roman" w:eastAsia="Times New Roman" w:hAnsi="Times New Roman"/>
+          <w:sz w:val="19"/>
+          <w:szCs w:val="19"/>
+        </w:rPr>
         <w:t>РегистрНакопления</w:t>
       </w:r>
       <w:r>
@@ -18201,8 +20395,27 @@
           <w:sz w:val="19"/>
           <w:szCs w:val="19"/>
         </w:rPr>
-        <w:t>.Склад.Остатки КАК СкладОстатки</w:t>
-      </w:r>
+        <w:t>.Склад.Остатки</w:t>
+      </w:r>
+      <w:proofErr w:type="spellEnd"/>
+      <w:r>
+        <w:rPr>
+          <w:rFonts w:ascii="Times New Roman" w:hAnsi="Times New Roman"/>
+          <w:sz w:val="19"/>
+          <w:szCs w:val="19"/>
+        </w:rPr>
+        <w:t xml:space="preserve"> КАК </w:t>
+      </w:r>
+      <w:proofErr w:type="spellStart"/>
+      <w:r>
+        <w:rPr>
+          <w:rFonts w:ascii="Times New Roman" w:hAnsi="Times New Roman"/>
+          <w:sz w:val="19"/>
+          <w:szCs w:val="19"/>
+        </w:rPr>
+        <w:t>СкладОстатки</w:t>
+      </w:r>
+      <w:proofErr w:type="spellEnd"/>
       <w:r>
         <w:rPr>
           <w:rFonts w:ascii="Arial Unicode MS" w:eastAsia="Arial Unicode MS" w:hAnsi="Arial Unicode MS" w:cs="Arial Unicode MS"/>
@@ -18219,6 +20432,7 @@
         <w:rPr>
           <w:noProof/>
         </w:rPr>
+        <w:lastRenderedPageBreak/>
         <w:drawing>
           <wp:inline distT="0" distB="0" distL="0" distR="0" wp14:anchorId="50A91EC0" wp14:editId="7F359325">
             <wp:extent cx="4733925" cy="4924425"/>
@@ -19161,6 +21375,7 @@
         <w:rPr>
           <w:rFonts w:eastAsia="Arial Unicode MS" w:cs="Arial Unicode MS"/>
         </w:rPr>
+        <w:lastRenderedPageBreak/>
         <w:t>ЗАКЛЮЧЕНИЕ</w:t>
       </w:r>
       <w:bookmarkEnd w:id="115"/>
@@ -19203,7 +21418,15 @@
         </w:numPr>
       </w:pPr>
       <w:r>
-        <w:t>Разработана отраслевая архитектура ИС: Спроектирована структура системы, учитывающая специфику торговли сложнотехническими товарами (учёт комплектаций, совместимости, серийных номеров) и потребности конкретной организации в автоматизации как розничных, так и оптовых продаж, включая услуги сборки и конфигурации ПК.</w:t>
+        <w:t xml:space="preserve">Разработана отраслевая архитектура ИС: Спроектирована структура системы, учитывающая специфику торговли </w:t>
+      </w:r>
+      <w:proofErr w:type="spellStart"/>
+      <w:r>
+        <w:t>сложнотехническими</w:t>
+      </w:r>
+      <w:proofErr w:type="spellEnd"/>
+      <w:r>
+        <w:t xml:space="preserve"> товарами (учёт комплектаций, совместимости, серийных номеров) и потребности конкретной организации в автоматизации как розничных, так и оптовых продаж, включая услуги сборки и конфигурации ПК.</w:t>
       </w:r>
     </w:p>
     <w:p>
@@ -19251,8 +21474,11 @@
         </w:numPr>
       </w:pPr>
       <w:r>
+        <w:t xml:space="preserve">Модуль продаж, интегрированный с возможностью </w:t>
+      </w:r>
+      <w:r>
         <w:lastRenderedPageBreak/>
-        <w:t>Модуль продаж, интегрированный с возможностью конфигурации системных блоков.</w:t>
+        <w:t>конфигурации системных блоков.</w:t>
       </w:r>
     </w:p>
     <w:p>
@@ -19308,21 +21534,97 @@
         <w:pStyle w:val="af2"/>
       </w:pPr>
       <w:r>
-        <w:t>Таким образом, дипломный проект успешно достиг поставленных целей, продемонстрировав эффективность применения платформы «1С:Предприятие 8» для создания отраслевого решения. Реализованная система обладает значительным потенциалом для повышения конкурентоспособности, оптимизации издержек, улучшения клиентского сервиса и обеспечения устойчивого развития предприятия в сегменте розничной и оптовой торговли компьютерной техникой.</w:t>
-      </w:r>
-    </w:p>
-    <w:p>
-      <w:pPr>
-        <w:pStyle w:val="af2"/>
-      </w:pPr>
-      <w:r>
-        <w:rPr>
-          <w:shd w:val="clear" w:color="auto" w:fill="FFFF00"/>
-        </w:rPr>
-        <w:t>Куер код</w:t>
-      </w:r>
-    </w:p>
-    <w:p>
+        <w:drawing>
+          <wp:anchor distT="0" distB="0" distL="114300" distR="114300" simplePos="0" relativeHeight="251658240" behindDoc="0" locked="0" layoutInCell="1" allowOverlap="1" wp14:anchorId="0598A747" wp14:editId="3868774A">
+            <wp:simplePos x="0" y="0"/>
+            <wp:positionH relativeFrom="column">
+              <wp:posOffset>4549140</wp:posOffset>
+            </wp:positionH>
+            <wp:positionV relativeFrom="paragraph">
+              <wp:posOffset>1911350</wp:posOffset>
+            </wp:positionV>
+            <wp:extent cx="1346835" cy="1304925"/>
+            <wp:effectExtent l="0" t="0" r="5715" b="9525"/>
+            <wp:wrapNone/>
+            <wp:docPr id="52" name="Рисунок 52"/>
+            <wp:cNvGraphicFramePr>
+              <a:graphicFrameLocks xmlns:a="http://schemas.openxmlformats.org/drawingml/2006/main" noChangeAspect="1"/>
+            </wp:cNvGraphicFramePr>
+            <a:graphic xmlns:a="http://schemas.openxmlformats.org/drawingml/2006/main">
+              <a:graphicData uri="http://schemas.openxmlformats.org/drawingml/2006/picture">
+                <pic:pic xmlns:pic="http://schemas.openxmlformats.org/drawingml/2006/picture">
+                  <pic:nvPicPr>
+                    <pic:cNvPr id="1" name=""/>
+                    <pic:cNvPicPr/>
+                  </pic:nvPicPr>
+                  <pic:blipFill>
+                    <a:blip r:embed="rId59">
+                      <a:extLst>
+                        <a:ext uri="{28A0092B-C50C-407E-A947-70E740481C1C}">
+                          <a14:useLocalDpi xmlns:a14="http://schemas.microsoft.com/office/drawing/2010/main" val="0"/>
+                        </a:ext>
+                      </a:extLst>
+                    </a:blip>
+                    <a:stretch>
+                      <a:fillRect/>
+                    </a:stretch>
+                  </pic:blipFill>
+                  <pic:spPr>
+                    <a:xfrm>
+                      <a:off x="0" y="0"/>
+                      <a:ext cx="1346835" cy="1304925"/>
+                    </a:xfrm>
+                    <a:prstGeom prst="rect">
+                      <a:avLst/>
+                    </a:prstGeom>
+                  </pic:spPr>
+                </pic:pic>
+              </a:graphicData>
+            </a:graphic>
+          </wp:anchor>
+        </w:drawing>
+      </w:r>
+      <w:r>
+        <w:t>Таким образом, дипломный проект успешно достиг поставленных целей, продемонстрировав эффективность применения платформы «1</w:t>
+      </w:r>
+      <w:proofErr w:type="gramStart"/>
+      <w:r>
+        <w:t>С:Предприятие</w:t>
+      </w:r>
+      <w:proofErr w:type="gramEnd"/>
+      <w:r>
+        <w:t xml:space="preserve"> 8» для создания отраслевого решения. Реализованная система обладает значительным потенциалом для повышения конкурентоспособности, оптимизации издержек, улучшения клиентского сервиса и обеспечения устойчивого развития предприятия в сегменте розничной и оптовой торговли компьютерной техникой.</w:t>
+      </w:r>
+      <w:r>
+        <w:t xml:space="preserve"> </w:t>
+      </w:r>
+    </w:p>
+    <w:p>
+      <w:pPr>
+        <w:pStyle w:val="af2"/>
+      </w:pPr>
+      <w:hyperlink r:id="rId60" w:history="1">
+        <w:r>
+          <w:rPr>
+            <w:rStyle w:val="ad"/>
+          </w:rPr>
+          <w:t>https://github.com/IgangdI/diplom</w:t>
+        </w:r>
+      </w:hyperlink>
+    </w:p>
+    <w:p>
+      <w:pPr>
+        <w:pStyle w:val="af2"/>
+      </w:pPr>
+    </w:p>
+    <w:p>
+      <w:pPr>
+        <w:rPr>
+          <w:rFonts w:asciiTheme="minorHAnsi" w:eastAsia="Arial Unicode MS" w:hAnsiTheme="minorHAnsi" w:cs="Arial Unicode MS"/>
+          <w:sz w:val="28"/>
+          <w:szCs w:val="28"/>
+        </w:rPr>
+      </w:pPr>
       <w:r>
         <w:rPr>
           <w:rFonts w:ascii="Arial Unicode MS" w:eastAsia="Arial Unicode MS" w:hAnsi="Arial Unicode MS" w:cs="Arial Unicode MS"/>
@@ -19341,6 +21643,7 @@
         <w:rPr>
           <w:rFonts w:ascii="Times New Roman CYR" w:hAnsi="Times New Roman CYR"/>
         </w:rPr>
+        <w:lastRenderedPageBreak/>
         <w:t>СПИСОК ИСПОЛЬЗОВАННЫХ ИСТОЧНИКОВ И ЛИТЕРАТУРЫ</w:t>
       </w:r>
       <w:bookmarkEnd w:id="121"/>
@@ -19689,6 +21992,7 @@
         </w:rPr>
         <w:t> </w:t>
       </w:r>
+      <w:proofErr w:type="gramStart"/>
       <w:r>
         <w:rPr>
           <w:rFonts w:ascii="Times New Roman" w:hAnsi="Times New Roman"/>
@@ -19705,7 +22009,17 @@
           <w:sz w:val="28"/>
           <w:szCs w:val="28"/>
         </w:rPr>
-        <w:t>)[Электронный ресурс] https://nationalteam.worldskills.ru/skills/proektirovanie-diagrammy-posledovatelnosti-uml-sequence-diagram/</w:t>
+        <w:t>)[</w:t>
+      </w:r>
+      <w:proofErr w:type="gramEnd"/>
+      <w:r>
+        <w:rPr>
+          <w:rStyle w:val="Af4"/>
+          <w:rFonts w:ascii="Times New Roman" w:hAnsi="Times New Roman"/>
+          <w:sz w:val="28"/>
+          <w:szCs w:val="28"/>
+        </w:rPr>
+        <w:t>Электронный ресурс] https://nationalteam.worldskills.ru/skills/proektirovanie-diagrammy-posledovatelnosti-uml-sequence-diagram/</w:t>
       </w:r>
     </w:p>
     <w:p>
@@ -19833,7 +22147,25 @@
           <w:sz w:val="28"/>
           <w:szCs w:val="28"/>
         </w:rPr>
-        <w:t>Хрусталёва Е.Ю. «Практика программирования в 1С:Предприятии 8».</w:t>
+        <w:t>Хрусталёва Е.Ю. «Практика программирования в 1</w:t>
+      </w:r>
+      <w:proofErr w:type="gramStart"/>
+      <w:r>
+        <w:rPr>
+          <w:rFonts w:ascii="Times New Roman" w:hAnsi="Times New Roman"/>
+          <w:sz w:val="28"/>
+          <w:szCs w:val="28"/>
+        </w:rPr>
+        <w:t>С:Предприятии</w:t>
+      </w:r>
+      <w:proofErr w:type="gramEnd"/>
+      <w:r>
+        <w:rPr>
+          <w:rFonts w:ascii="Times New Roman" w:hAnsi="Times New Roman"/>
+          <w:sz w:val="28"/>
+          <w:szCs w:val="28"/>
+        </w:rPr>
+        <w:t xml:space="preserve"> 8».</w:t>
       </w:r>
     </w:p>
     <w:p>
@@ -19870,9 +22202,27 @@
           <w:sz w:val="28"/>
           <w:szCs w:val="28"/>
         </w:rPr>
-        <w:t xml:space="preserve">Онлайн курсы «1С: Предприятие 8.3»           [Электронный ресурс] </w:t>
-      </w:r>
-      <w:hyperlink r:id="rId59" w:history="1">
+        <w:t xml:space="preserve">Онлайн курсы «1С: Предприятие 8.3»        </w:t>
+      </w:r>
+      <w:proofErr w:type="gramStart"/>
+      <w:r>
+        <w:rPr>
+          <w:rFonts w:ascii="Times New Roman" w:hAnsi="Times New Roman"/>
+          <w:sz w:val="28"/>
+          <w:szCs w:val="28"/>
+        </w:rPr>
+        <w:t xml:space="preserve">   [</w:t>
+      </w:r>
+      <w:proofErr w:type="gramEnd"/>
+      <w:r>
+        <w:rPr>
+          <w:rFonts w:ascii="Times New Roman" w:hAnsi="Times New Roman"/>
+          <w:sz w:val="28"/>
+          <w:szCs w:val="28"/>
+        </w:rPr>
+        <w:t xml:space="preserve">Электронный ресурс] </w:t>
+      </w:r>
+      <w:hyperlink r:id="rId61" w:history="1">
         <w:r>
           <w:rPr>
             <w:rStyle w:val="ad"/>
@@ -19936,7 +22286,7 @@
         </w:rPr>
         <w:t xml:space="preserve">[Электронный ресурс] </w:t>
       </w:r>
-      <w:hyperlink r:id="rId60" w:history="1">
+      <w:hyperlink r:id="rId62" w:history="1">
         <w:r>
           <w:rPr>
             <w:rStyle w:val="ad"/>
@@ -20005,17 +22355,35 @@
           <w:sz w:val="28"/>
           <w:szCs w:val="28"/>
         </w:rPr>
-        <w:t xml:space="preserve">1С:Элемент </w:t>
-      </w:r>
+        <w:t>1</w:t>
+      </w:r>
+      <w:proofErr w:type="gramStart"/>
       <w:r>
         <w:rPr>
           <w:rFonts w:ascii="Times New Roman" w:hAnsi="Times New Roman"/>
           <w:sz w:val="28"/>
           <w:szCs w:val="28"/>
         </w:rPr>
+        <w:t>С:Элемент</w:t>
+      </w:r>
+      <w:proofErr w:type="gramEnd"/>
+      <w:r>
+        <w:rPr>
+          <w:rFonts w:ascii="Times New Roman" w:hAnsi="Times New Roman"/>
+          <w:sz w:val="28"/>
+          <w:szCs w:val="28"/>
+        </w:rPr>
+        <w:t xml:space="preserve"> </w:t>
+      </w:r>
+      <w:r>
+        <w:rPr>
+          <w:rFonts w:ascii="Times New Roman" w:hAnsi="Times New Roman"/>
+          <w:sz w:val="28"/>
+          <w:szCs w:val="28"/>
+        </w:rPr>
         <w:t xml:space="preserve">[Электронный ресурс] </w:t>
       </w:r>
-      <w:hyperlink r:id="rId61" w:history="1">
+      <w:hyperlink r:id="rId63" w:history="1">
         <w:r>
           <w:rPr>
             <w:rStyle w:val="ad"/>
@@ -20201,7 +22569,7 @@
         </mc:Choice>
         <mc:Fallback>
           <w:pict>
-            <v:rect w14:anchorId="3292C9B2" id="Rectangle 21" o:spid="_x0000_s1026" style="position:absolute;margin-left:-29.95pt;margin-top:-21.4pt;width:524.4pt;height:813.55pt;z-index:251657216;visibility:visible;mso-wrap-style:square;mso-width-percent:0;mso-height-percent:0;mso-wrap-distance-left:9pt;mso-wrap-distance-top:0;mso-wrap-distance-right:9pt;mso-wrap-distance-bottom:0;mso-position-horizontal:absolute;mso-position-horizontal-relative:text;mso-position-vertical:absolute;mso-position-vertical-relative:text;mso-width-percent:0;mso-height-percent:0;mso-width-relative:page;mso-height-relative:page;v-text-anchor:top" o:gfxdata="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" filled="f" strokeweight="2pt"/>
+            <v:rect w14:anchorId="056F5445" id="Rectangle 21" o:spid="_x0000_s1026" style="position:absolute;margin-left:-29.95pt;margin-top:-21.4pt;width:524.4pt;height:813.55pt;z-index:251657216;visibility:visible;mso-wrap-style:square;mso-width-percent:0;mso-height-percent:0;mso-wrap-distance-left:9pt;mso-wrap-distance-top:0;mso-wrap-distance-right:9pt;mso-wrap-distance-bottom:0;mso-position-horizontal:absolute;mso-position-horizontal-relative:text;mso-position-vertical:absolute;mso-position-vertical-relative:text;mso-width-percent:0;mso-height-percent:0;mso-width-relative:page;mso-height-relative:page;v-text-anchor:top" o:gfxdata="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" filled="f" strokeweight="2pt"/>
           </w:pict>
         </mc:Fallback>
       </mc:AlternateContent>
@@ -20279,7 +22647,7 @@
         </mc:Choice>
         <mc:Fallback>
           <w:pict>
-            <v:rect w14:anchorId="3872E0F0" id="Rectangle 22" o:spid="_x0000_s1026" style="position:absolute;margin-left:-27.75pt;margin-top:-21.25pt;width:524.4pt;height:813.55pt;z-index:251658240;visibility:visible;mso-wrap-style:square;mso-width-percent:0;mso-height-percent:0;mso-wrap-distance-left:9pt;mso-wrap-distance-top:0;mso-wrap-distance-right:9pt;mso-wrap-distance-bottom:0;mso-position-horizontal:absolute;mso-position-horizontal-relative:text;mso-position-vertical:absolute;mso-position-vertical-relative:text;mso-width-percent:0;mso-height-percent:0;mso-width-relative:page;mso-height-relative:page;v-text-anchor:top" o:gfxdata="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" filled="f" strokeweight="2pt"/>
+            <v:rect w14:anchorId="590E587D" id="Rectangle 22" o:spid="_x0000_s1026" style="position:absolute;margin-left:-27.75pt;margin-top:-21.25pt;width:524.4pt;height:813.55pt;z-index:251658240;visibility:visible;mso-wrap-style:square;mso-width-percent:0;mso-height-percent:0;mso-wrap-distance-left:9pt;mso-wrap-distance-top:0;mso-wrap-distance-right:9pt;mso-wrap-distance-bottom:0;mso-position-horizontal:absolute;mso-position-horizontal-relative:text;mso-position-vertical:absolute;mso-position-vertical-relative:text;mso-width-percent:0;mso-height-percent:0;mso-width-relative:page;mso-height-relative:page;v-text-anchor:top" o:gfxdata="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" filled="f" strokeweight="2pt"/>
           </w:pict>
         </mc:Fallback>
       </mc:AlternateContent>

--- a/diplom_gotov.docx
+++ b/diplom_gotov.docx
@@ -592,9 +592,9 @@
           <w:b/>
           <w:sz w:val="28"/>
           <w:szCs w:val="28"/>
-          <w:lang w:eastAsia="ru-RU"/>
-        </w:rPr>
-        <w:t>3</w:t>
+          <w:lang w:val="en-US" w:eastAsia="ru-RU"/>
+        </w:rPr>
+        <w:t>2</w:t>
       </w:r>
       <w:r>
         <w:rPr>
@@ -5980,18 +5980,9 @@
         </w:sectPr>
       </w:pPr>
     </w:p>
-    <w:p>
-      <w:pPr>
-        <w:pStyle w:val="af0"/>
-      </w:pPr>
-      <w:bookmarkStart w:id="0" w:name="_Toc"/>
-      <w:bookmarkStart w:id="1" w:name="_Toc226862038"/>
-      <w:bookmarkStart w:id="2" w:name="_Toc226862077"/>
-      <w:r>
-        <w:lastRenderedPageBreak/>
-        <w:t>Оглавление</w:t>
-      </w:r>
-    </w:p>
+    <w:bookmarkStart w:id="0" w:name="_Toc"/>
+    <w:bookmarkStart w:id="1" w:name="_Toc226862038"/>
+    <w:bookmarkStart w:id="2" w:name="_Toc226862077"/>
     <w:bookmarkStart w:id="3" w:name="_Toc226862327"/>
     <w:p>
       <w:pPr>
@@ -6009,6 +6000,7 @@
           <w:sz w:val="28"/>
           <w:szCs w:val="28"/>
         </w:rPr>
+        <w:lastRenderedPageBreak/>
         <w:fldChar w:fldCharType="begin"/>
       </w:r>
       <w:r>
@@ -6025,81 +6017,1991 @@
         </w:rPr>
         <w:fldChar w:fldCharType="separate"/>
       </w:r>
-      <w:hyperlink w:anchor="_Toc230581394" w:history="1">
-        <w:r>
-          <w:rPr>
-            <w:rStyle w:val="ad"/>
-            <w:rFonts w:eastAsia="Arial Unicode MS"/>
-            <w:noProof/>
-            <w:sz w:val="28"/>
-            <w:szCs w:val="28"/>
-          </w:rPr>
-          <w:t>ВВЕДЕНИЕ</w:t>
-        </w:r>
-        <w:r>
-          <w:rPr>
-            <w:noProof/>
-            <w:webHidden/>
-            <w:sz w:val="28"/>
-            <w:szCs w:val="28"/>
-          </w:rPr>
-          <w:tab/>
-        </w:r>
-        <w:r>
-          <w:rPr>
-            <w:noProof/>
-            <w:webHidden/>
-            <w:sz w:val="28"/>
-            <w:szCs w:val="28"/>
-          </w:rPr>
-          <w:fldChar w:fldCharType="begin"/>
-        </w:r>
-        <w:r>
-          <w:rPr>
-            <w:noProof/>
-            <w:webHidden/>
-            <w:sz w:val="28"/>
-            <w:szCs w:val="28"/>
-          </w:rPr>
-          <w:instrText xml:space="preserve"> PAGEREF _Toc230581394 \h </w:instrText>
-        </w:r>
-        <w:r>
-          <w:rPr>
-            <w:noProof/>
-            <w:webHidden/>
-            <w:sz w:val="28"/>
-            <w:szCs w:val="28"/>
-          </w:rPr>
-        </w:r>
-        <w:r>
-          <w:rPr>
-            <w:noProof/>
-            <w:webHidden/>
-            <w:sz w:val="28"/>
-            <w:szCs w:val="28"/>
-          </w:rPr>
-          <w:fldChar w:fldCharType="separate"/>
-        </w:r>
-        <w:r>
-          <w:rPr>
-            <w:noProof/>
-            <w:webHidden/>
-            <w:sz w:val="28"/>
-            <w:szCs w:val="28"/>
-          </w:rPr>
-          <w:t>4</w:t>
-        </w:r>
-        <w:r>
-          <w:rPr>
-            <w:noProof/>
-            <w:webHidden/>
-            <w:sz w:val="28"/>
-            <w:szCs w:val="28"/>
-          </w:rPr>
-          <w:fldChar w:fldCharType="end"/>
-        </w:r>
-      </w:hyperlink>
-    </w:p>
+    </w:p>
+    <w:sdt>
+      <w:sdtPr>
+        <w:id w:val="-367537776"/>
+        <w:docPartObj>
+          <w:docPartGallery w:val="Table of Contents"/>
+          <w:docPartUnique/>
+        </w:docPartObj>
+      </w:sdtPr>
+      <w:sdtEndPr>
+        <w:rPr>
+          <w:rFonts w:ascii="Calibri" w:eastAsia="Calibri" w:hAnsi="Calibri" w:cs="Times New Roman"/>
+          <w:color w:val="auto"/>
+          <w:sz w:val="22"/>
+          <w:szCs w:val="22"/>
+          <w:bdr w:val="none" w:sz="0" w:space="0" w:color="auto"/>
+          <w:lang w:eastAsia="en-US"/>
+        </w:rPr>
+      </w:sdtEndPr>
+      <w:sdtContent>
+        <w:p>
+          <w:pPr>
+            <w:pStyle w:val="af0"/>
+            <w:rPr>
+              <w:rFonts w:cs="Times New Roman"/>
+            </w:rPr>
+          </w:pPr>
+          <w:r>
+            <w:rPr>
+              <w:rFonts w:cs="Times New Roman"/>
+            </w:rPr>
+            <w:t>Оглавление</w:t>
+          </w:r>
+        </w:p>
+        <w:p>
+          <w:pPr>
+            <w:pStyle w:val="1c"/>
+            <w:rPr>
+              <w:rFonts w:eastAsiaTheme="minorEastAsia"/>
+              <w:noProof/>
+              <w:color w:val="auto"/>
+              <w:sz w:val="28"/>
+              <w:szCs w:val="28"/>
+              <w:bdr w:val="none" w:sz="0" w:space="0" w:color="auto"/>
+            </w:rPr>
+          </w:pPr>
+          <w:r>
+            <w:rPr>
+              <w:sz w:val="28"/>
+              <w:szCs w:val="28"/>
+            </w:rPr>
+            <w:fldChar w:fldCharType="begin"/>
+          </w:r>
+          <w:r>
+            <w:rPr>
+              <w:sz w:val="28"/>
+              <w:szCs w:val="28"/>
+            </w:rPr>
+            <w:instrText xml:space="preserve"> TOC \o "1-3" \h \z \u </w:instrText>
+          </w:r>
+          <w:r>
+            <w:rPr>
+              <w:sz w:val="28"/>
+              <w:szCs w:val="28"/>
+            </w:rPr>
+            <w:fldChar w:fldCharType="separate"/>
+          </w:r>
+          <w:hyperlink w:anchor="_Toc230582333" w:history="1">
+            <w:r>
+              <w:rPr>
+                <w:rStyle w:val="ad"/>
+                <w:rFonts w:eastAsia="Arial Unicode MS"/>
+                <w:noProof/>
+                <w:sz w:val="28"/>
+                <w:szCs w:val="28"/>
+              </w:rPr>
+              <w:t>ВВЕДЕНИЕ</w:t>
+            </w:r>
+            <w:r>
+              <w:rPr>
+                <w:noProof/>
+                <w:webHidden/>
+                <w:sz w:val="28"/>
+                <w:szCs w:val="28"/>
+              </w:rPr>
+              <w:tab/>
+            </w:r>
+            <w:r>
+              <w:rPr>
+                <w:noProof/>
+                <w:webHidden/>
+                <w:sz w:val="28"/>
+                <w:szCs w:val="28"/>
+              </w:rPr>
+              <w:fldChar w:fldCharType="begin"/>
+            </w:r>
+            <w:r>
+              <w:rPr>
+                <w:noProof/>
+                <w:webHidden/>
+                <w:sz w:val="28"/>
+                <w:szCs w:val="28"/>
+              </w:rPr>
+              <w:instrText xml:space="preserve"> PAGEREF _Toc230582333 \h </w:instrText>
+            </w:r>
+            <w:r>
+              <w:rPr>
+                <w:noProof/>
+                <w:webHidden/>
+                <w:sz w:val="28"/>
+                <w:szCs w:val="28"/>
+              </w:rPr>
+            </w:r>
+            <w:r>
+              <w:rPr>
+                <w:noProof/>
+                <w:webHidden/>
+                <w:sz w:val="28"/>
+                <w:szCs w:val="28"/>
+              </w:rPr>
+              <w:fldChar w:fldCharType="separate"/>
+            </w:r>
+            <w:r>
+              <w:rPr>
+                <w:noProof/>
+                <w:webHidden/>
+                <w:sz w:val="28"/>
+                <w:szCs w:val="28"/>
+              </w:rPr>
+              <w:t>4</w:t>
+            </w:r>
+            <w:r>
+              <w:rPr>
+                <w:noProof/>
+                <w:webHidden/>
+                <w:sz w:val="28"/>
+                <w:szCs w:val="28"/>
+              </w:rPr>
+              <w:fldChar w:fldCharType="end"/>
+            </w:r>
+          </w:hyperlink>
+        </w:p>
+        <w:p>
+          <w:pPr>
+            <w:pStyle w:val="1c"/>
+            <w:rPr>
+              <w:rFonts w:eastAsiaTheme="minorEastAsia"/>
+              <w:noProof/>
+              <w:color w:val="auto"/>
+              <w:sz w:val="28"/>
+              <w:szCs w:val="28"/>
+              <w:bdr w:val="none" w:sz="0" w:space="0" w:color="auto"/>
+            </w:rPr>
+          </w:pPr>
+          <w:hyperlink w:anchor="_Toc230582334" w:history="1">
+            <w:r>
+              <w:rPr>
+                <w:rStyle w:val="ad"/>
+                <w:rFonts w:eastAsia="Arial Unicode MS"/>
+                <w:noProof/>
+                <w:sz w:val="28"/>
+                <w:szCs w:val="28"/>
+              </w:rPr>
+              <w:t>ГЛАВА 1. ПРЕДПРОЕКТНАЯ ЧАСТЬ ТРЕБОВАНИЙ К ИНФОРМАЦИОННОЙ СИСТЕМЕ</w:t>
+            </w:r>
+            <w:r>
+              <w:rPr>
+                <w:noProof/>
+                <w:webHidden/>
+                <w:sz w:val="28"/>
+                <w:szCs w:val="28"/>
+              </w:rPr>
+              <w:tab/>
+            </w:r>
+            <w:r>
+              <w:rPr>
+                <w:noProof/>
+                <w:webHidden/>
+                <w:sz w:val="28"/>
+                <w:szCs w:val="28"/>
+              </w:rPr>
+              <w:fldChar w:fldCharType="begin"/>
+            </w:r>
+            <w:r>
+              <w:rPr>
+                <w:noProof/>
+                <w:webHidden/>
+                <w:sz w:val="28"/>
+                <w:szCs w:val="28"/>
+              </w:rPr>
+              <w:instrText xml:space="preserve"> PAGEREF _Toc230582334 \h </w:instrText>
+            </w:r>
+            <w:r>
+              <w:rPr>
+                <w:noProof/>
+                <w:webHidden/>
+                <w:sz w:val="28"/>
+                <w:szCs w:val="28"/>
+              </w:rPr>
+            </w:r>
+            <w:r>
+              <w:rPr>
+                <w:noProof/>
+                <w:webHidden/>
+                <w:sz w:val="28"/>
+                <w:szCs w:val="28"/>
+              </w:rPr>
+              <w:fldChar w:fldCharType="separate"/>
+            </w:r>
+            <w:r>
+              <w:rPr>
+                <w:noProof/>
+                <w:webHidden/>
+                <w:sz w:val="28"/>
+                <w:szCs w:val="28"/>
+              </w:rPr>
+              <w:t>5</w:t>
+            </w:r>
+            <w:r>
+              <w:rPr>
+                <w:noProof/>
+                <w:webHidden/>
+                <w:sz w:val="28"/>
+                <w:szCs w:val="28"/>
+              </w:rPr>
+              <w:fldChar w:fldCharType="end"/>
+            </w:r>
+          </w:hyperlink>
+        </w:p>
+        <w:p>
+          <w:pPr>
+            <w:pStyle w:val="1c"/>
+            <w:rPr>
+              <w:rFonts w:eastAsiaTheme="minorEastAsia"/>
+              <w:noProof/>
+              <w:color w:val="auto"/>
+              <w:sz w:val="28"/>
+              <w:szCs w:val="28"/>
+              <w:bdr w:val="none" w:sz="0" w:space="0" w:color="auto"/>
+            </w:rPr>
+          </w:pPr>
+          <w:hyperlink w:anchor="_Toc230582335" w:history="1">
+            <w:r>
+              <w:rPr>
+                <w:rStyle w:val="ad"/>
+                <w:rFonts w:eastAsia="Arial Unicode MS"/>
+                <w:noProof/>
+                <w:sz w:val="28"/>
+                <w:szCs w:val="28"/>
+              </w:rPr>
+              <w:t>1.1 Анализ предметной области</w:t>
+            </w:r>
+            <w:r>
+              <w:rPr>
+                <w:noProof/>
+                <w:webHidden/>
+                <w:sz w:val="28"/>
+                <w:szCs w:val="28"/>
+              </w:rPr>
+              <w:tab/>
+            </w:r>
+            <w:r>
+              <w:rPr>
+                <w:noProof/>
+                <w:webHidden/>
+                <w:sz w:val="28"/>
+                <w:szCs w:val="28"/>
+              </w:rPr>
+              <w:fldChar w:fldCharType="begin"/>
+            </w:r>
+            <w:r>
+              <w:rPr>
+                <w:noProof/>
+                <w:webHidden/>
+                <w:sz w:val="28"/>
+                <w:szCs w:val="28"/>
+              </w:rPr>
+              <w:instrText xml:space="preserve"> PAGEREF _Toc230582335 \h </w:instrText>
+            </w:r>
+            <w:r>
+              <w:rPr>
+                <w:noProof/>
+                <w:webHidden/>
+                <w:sz w:val="28"/>
+                <w:szCs w:val="28"/>
+              </w:rPr>
+            </w:r>
+            <w:r>
+              <w:rPr>
+                <w:noProof/>
+                <w:webHidden/>
+                <w:sz w:val="28"/>
+                <w:szCs w:val="28"/>
+              </w:rPr>
+              <w:fldChar w:fldCharType="separate"/>
+            </w:r>
+            <w:r>
+              <w:rPr>
+                <w:noProof/>
+                <w:webHidden/>
+                <w:sz w:val="28"/>
+                <w:szCs w:val="28"/>
+              </w:rPr>
+              <w:t>5</w:t>
+            </w:r>
+            <w:r>
+              <w:rPr>
+                <w:noProof/>
+                <w:webHidden/>
+                <w:sz w:val="28"/>
+                <w:szCs w:val="28"/>
+              </w:rPr>
+              <w:fldChar w:fldCharType="end"/>
+            </w:r>
+          </w:hyperlink>
+        </w:p>
+        <w:p>
+          <w:pPr>
+            <w:pStyle w:val="25"/>
+            <w:tabs>
+              <w:tab w:val="right" w:leader="dot" w:pos="9345"/>
+            </w:tabs>
+            <w:ind w:left="0"/>
+            <w:rPr>
+              <w:rFonts w:ascii="Times New Roman" w:eastAsiaTheme="minorEastAsia" w:hAnsi="Times New Roman"/>
+              <w:noProof/>
+              <w:sz w:val="28"/>
+              <w:szCs w:val="28"/>
+              <w:lang w:eastAsia="ru-RU"/>
+            </w:rPr>
+          </w:pPr>
+          <w:hyperlink w:anchor="_Toc230582336" w:history="1">
+            <w:r>
+              <w:rPr>
+                <w:rStyle w:val="ad"/>
+                <w:rFonts w:ascii="Times New Roman" w:hAnsi="Times New Roman"/>
+                <w:noProof/>
+                <w:sz w:val="28"/>
+                <w:szCs w:val="28"/>
+              </w:rPr>
+              <w:t>1.2 Разработка технического задания</w:t>
+            </w:r>
+            <w:r>
+              <w:rPr>
+                <w:rFonts w:ascii="Times New Roman" w:hAnsi="Times New Roman"/>
+                <w:noProof/>
+                <w:webHidden/>
+                <w:sz w:val="28"/>
+                <w:szCs w:val="28"/>
+              </w:rPr>
+              <w:tab/>
+            </w:r>
+            <w:r>
+              <w:rPr>
+                <w:rFonts w:ascii="Times New Roman" w:hAnsi="Times New Roman"/>
+                <w:noProof/>
+                <w:webHidden/>
+                <w:sz w:val="28"/>
+                <w:szCs w:val="28"/>
+              </w:rPr>
+              <w:fldChar w:fldCharType="begin"/>
+            </w:r>
+            <w:r>
+              <w:rPr>
+                <w:rFonts w:ascii="Times New Roman" w:hAnsi="Times New Roman"/>
+                <w:noProof/>
+                <w:webHidden/>
+                <w:sz w:val="28"/>
+                <w:szCs w:val="28"/>
+              </w:rPr>
+              <w:instrText xml:space="preserve"> PAGEREF _Toc230582336 \h </w:instrText>
+            </w:r>
+            <w:r>
+              <w:rPr>
+                <w:rFonts w:ascii="Times New Roman" w:hAnsi="Times New Roman"/>
+                <w:noProof/>
+                <w:webHidden/>
+                <w:sz w:val="28"/>
+                <w:szCs w:val="28"/>
+              </w:rPr>
+            </w:r>
+            <w:r>
+              <w:rPr>
+                <w:rFonts w:ascii="Times New Roman" w:hAnsi="Times New Roman"/>
+                <w:noProof/>
+                <w:webHidden/>
+                <w:sz w:val="28"/>
+                <w:szCs w:val="28"/>
+              </w:rPr>
+              <w:fldChar w:fldCharType="separate"/>
+            </w:r>
+            <w:r>
+              <w:rPr>
+                <w:rFonts w:ascii="Times New Roman" w:hAnsi="Times New Roman"/>
+                <w:noProof/>
+                <w:webHidden/>
+                <w:sz w:val="28"/>
+                <w:szCs w:val="28"/>
+              </w:rPr>
+              <w:t>7</w:t>
+            </w:r>
+            <w:r>
+              <w:rPr>
+                <w:rFonts w:ascii="Times New Roman" w:hAnsi="Times New Roman"/>
+                <w:noProof/>
+                <w:webHidden/>
+                <w:sz w:val="28"/>
+                <w:szCs w:val="28"/>
+              </w:rPr>
+              <w:fldChar w:fldCharType="end"/>
+            </w:r>
+          </w:hyperlink>
+        </w:p>
+        <w:p>
+          <w:pPr>
+            <w:pStyle w:val="25"/>
+            <w:tabs>
+              <w:tab w:val="right" w:leader="dot" w:pos="9345"/>
+            </w:tabs>
+            <w:ind w:left="0"/>
+            <w:rPr>
+              <w:rFonts w:ascii="Times New Roman" w:eastAsiaTheme="minorEastAsia" w:hAnsi="Times New Roman"/>
+              <w:noProof/>
+              <w:sz w:val="28"/>
+              <w:szCs w:val="28"/>
+              <w:lang w:eastAsia="ru-RU"/>
+            </w:rPr>
+          </w:pPr>
+          <w:hyperlink w:anchor="_Toc230582337" w:history="1">
+            <w:r>
+              <w:rPr>
+                <w:rStyle w:val="ad"/>
+                <w:rFonts w:ascii="Times New Roman" w:hAnsi="Times New Roman"/>
+                <w:noProof/>
+                <w:sz w:val="28"/>
+                <w:szCs w:val="28"/>
+              </w:rPr>
+              <w:t>1.3 Моделирование бизнес-процессов (IDEF0 is / to be)</w:t>
+            </w:r>
+            <w:r>
+              <w:rPr>
+                <w:rFonts w:ascii="Times New Roman" w:hAnsi="Times New Roman"/>
+                <w:noProof/>
+                <w:webHidden/>
+                <w:sz w:val="28"/>
+                <w:szCs w:val="28"/>
+              </w:rPr>
+              <w:tab/>
+            </w:r>
+            <w:r>
+              <w:rPr>
+                <w:rFonts w:ascii="Times New Roman" w:hAnsi="Times New Roman"/>
+                <w:noProof/>
+                <w:webHidden/>
+                <w:sz w:val="28"/>
+                <w:szCs w:val="28"/>
+              </w:rPr>
+              <w:fldChar w:fldCharType="begin"/>
+            </w:r>
+            <w:r>
+              <w:rPr>
+                <w:rFonts w:ascii="Times New Roman" w:hAnsi="Times New Roman"/>
+                <w:noProof/>
+                <w:webHidden/>
+                <w:sz w:val="28"/>
+                <w:szCs w:val="28"/>
+              </w:rPr>
+              <w:instrText xml:space="preserve"> PAGEREF _Toc230582337 \h </w:instrText>
+            </w:r>
+            <w:r>
+              <w:rPr>
+                <w:rFonts w:ascii="Times New Roman" w:hAnsi="Times New Roman"/>
+                <w:noProof/>
+                <w:webHidden/>
+                <w:sz w:val="28"/>
+                <w:szCs w:val="28"/>
+              </w:rPr>
+            </w:r>
+            <w:r>
+              <w:rPr>
+                <w:rFonts w:ascii="Times New Roman" w:hAnsi="Times New Roman"/>
+                <w:noProof/>
+                <w:webHidden/>
+                <w:sz w:val="28"/>
+                <w:szCs w:val="28"/>
+              </w:rPr>
+              <w:fldChar w:fldCharType="separate"/>
+            </w:r>
+            <w:r>
+              <w:rPr>
+                <w:rFonts w:ascii="Times New Roman" w:hAnsi="Times New Roman"/>
+                <w:noProof/>
+                <w:webHidden/>
+                <w:sz w:val="28"/>
+                <w:szCs w:val="28"/>
+              </w:rPr>
+              <w:t>10</w:t>
+            </w:r>
+            <w:r>
+              <w:rPr>
+                <w:rFonts w:ascii="Times New Roman" w:hAnsi="Times New Roman"/>
+                <w:noProof/>
+                <w:webHidden/>
+                <w:sz w:val="28"/>
+                <w:szCs w:val="28"/>
+              </w:rPr>
+              <w:fldChar w:fldCharType="end"/>
+            </w:r>
+          </w:hyperlink>
+        </w:p>
+        <w:p>
+          <w:pPr>
+            <w:pStyle w:val="1c"/>
+            <w:rPr>
+              <w:rFonts w:eastAsiaTheme="minorEastAsia"/>
+              <w:noProof/>
+              <w:color w:val="auto"/>
+              <w:sz w:val="28"/>
+              <w:szCs w:val="28"/>
+              <w:bdr w:val="none" w:sz="0" w:space="0" w:color="auto"/>
+            </w:rPr>
+          </w:pPr>
+          <w:hyperlink w:anchor="_Toc230582338" w:history="1">
+            <w:r>
+              <w:rPr>
+                <w:rStyle w:val="ad"/>
+                <w:noProof/>
+                <w:sz w:val="28"/>
+                <w:szCs w:val="28"/>
+              </w:rPr>
+              <w:t>ГЛАВА 2</w:t>
+            </w:r>
+            <w:r>
+              <w:rPr>
+                <w:rStyle w:val="ad"/>
+                <w:rFonts w:eastAsia="Arial Unicode MS"/>
+                <w:noProof/>
+                <w:sz w:val="28"/>
+                <w:szCs w:val="28"/>
+              </w:rPr>
+              <w:t>. ПРОЕКТИРОВАНИЕ ТРЕБОВАНИЙ К ИНФОРМАЦИОННОЙ СИСТЕМЕ</w:t>
+            </w:r>
+            <w:r>
+              <w:rPr>
+                <w:noProof/>
+                <w:webHidden/>
+                <w:sz w:val="28"/>
+                <w:szCs w:val="28"/>
+              </w:rPr>
+              <w:tab/>
+            </w:r>
+            <w:r>
+              <w:rPr>
+                <w:noProof/>
+                <w:webHidden/>
+                <w:sz w:val="28"/>
+                <w:szCs w:val="28"/>
+              </w:rPr>
+              <w:fldChar w:fldCharType="begin"/>
+            </w:r>
+            <w:r>
+              <w:rPr>
+                <w:noProof/>
+                <w:webHidden/>
+                <w:sz w:val="28"/>
+                <w:szCs w:val="28"/>
+              </w:rPr>
+              <w:instrText xml:space="preserve"> PAGEREF _Toc230582338 \h </w:instrText>
+            </w:r>
+            <w:r>
+              <w:rPr>
+                <w:noProof/>
+                <w:webHidden/>
+                <w:sz w:val="28"/>
+                <w:szCs w:val="28"/>
+              </w:rPr>
+            </w:r>
+            <w:r>
+              <w:rPr>
+                <w:noProof/>
+                <w:webHidden/>
+                <w:sz w:val="28"/>
+                <w:szCs w:val="28"/>
+              </w:rPr>
+              <w:fldChar w:fldCharType="separate"/>
+            </w:r>
+            <w:r>
+              <w:rPr>
+                <w:noProof/>
+                <w:webHidden/>
+                <w:sz w:val="28"/>
+                <w:szCs w:val="28"/>
+              </w:rPr>
+              <w:t>17</w:t>
+            </w:r>
+            <w:r>
+              <w:rPr>
+                <w:noProof/>
+                <w:webHidden/>
+                <w:sz w:val="28"/>
+                <w:szCs w:val="28"/>
+              </w:rPr>
+              <w:fldChar w:fldCharType="end"/>
+            </w:r>
+          </w:hyperlink>
+        </w:p>
+        <w:p>
+          <w:pPr>
+            <w:pStyle w:val="25"/>
+            <w:tabs>
+              <w:tab w:val="right" w:leader="dot" w:pos="9345"/>
+            </w:tabs>
+            <w:ind w:left="0"/>
+            <w:rPr>
+              <w:rFonts w:ascii="Times New Roman" w:eastAsiaTheme="minorEastAsia" w:hAnsi="Times New Roman"/>
+              <w:noProof/>
+              <w:sz w:val="28"/>
+              <w:szCs w:val="28"/>
+              <w:lang w:eastAsia="ru-RU"/>
+            </w:rPr>
+          </w:pPr>
+          <w:hyperlink w:anchor="_Toc230582339" w:history="1">
+            <w:r>
+              <w:rPr>
+                <w:rStyle w:val="ad"/>
+                <w:rFonts w:ascii="Times New Roman" w:hAnsi="Times New Roman"/>
+                <w:noProof/>
+                <w:sz w:val="28"/>
+                <w:szCs w:val="28"/>
+              </w:rPr>
+              <w:t>2.1 Анализ диаграммы вариантов использования (Use Case)</w:t>
+            </w:r>
+            <w:r>
+              <w:rPr>
+                <w:rFonts w:ascii="Times New Roman" w:hAnsi="Times New Roman"/>
+                <w:noProof/>
+                <w:webHidden/>
+                <w:sz w:val="28"/>
+                <w:szCs w:val="28"/>
+              </w:rPr>
+              <w:tab/>
+            </w:r>
+            <w:r>
+              <w:rPr>
+                <w:rFonts w:ascii="Times New Roman" w:hAnsi="Times New Roman"/>
+                <w:noProof/>
+                <w:webHidden/>
+                <w:sz w:val="28"/>
+                <w:szCs w:val="28"/>
+              </w:rPr>
+              <w:fldChar w:fldCharType="begin"/>
+            </w:r>
+            <w:r>
+              <w:rPr>
+                <w:rFonts w:ascii="Times New Roman" w:hAnsi="Times New Roman"/>
+                <w:noProof/>
+                <w:webHidden/>
+                <w:sz w:val="28"/>
+                <w:szCs w:val="28"/>
+              </w:rPr>
+              <w:instrText xml:space="preserve"> PAGEREF _Toc230582339 \h </w:instrText>
+            </w:r>
+            <w:r>
+              <w:rPr>
+                <w:rFonts w:ascii="Times New Roman" w:hAnsi="Times New Roman"/>
+                <w:noProof/>
+                <w:webHidden/>
+                <w:sz w:val="28"/>
+                <w:szCs w:val="28"/>
+              </w:rPr>
+            </w:r>
+            <w:r>
+              <w:rPr>
+                <w:rFonts w:ascii="Times New Roman" w:hAnsi="Times New Roman"/>
+                <w:noProof/>
+                <w:webHidden/>
+                <w:sz w:val="28"/>
+                <w:szCs w:val="28"/>
+              </w:rPr>
+              <w:fldChar w:fldCharType="separate"/>
+            </w:r>
+            <w:r>
+              <w:rPr>
+                <w:rFonts w:ascii="Times New Roman" w:hAnsi="Times New Roman"/>
+                <w:noProof/>
+                <w:webHidden/>
+                <w:sz w:val="28"/>
+                <w:szCs w:val="28"/>
+              </w:rPr>
+              <w:t>17</w:t>
+            </w:r>
+            <w:r>
+              <w:rPr>
+                <w:rFonts w:ascii="Times New Roman" w:hAnsi="Times New Roman"/>
+                <w:noProof/>
+                <w:webHidden/>
+                <w:sz w:val="28"/>
+                <w:szCs w:val="28"/>
+              </w:rPr>
+              <w:fldChar w:fldCharType="end"/>
+            </w:r>
+          </w:hyperlink>
+        </w:p>
+        <w:p>
+          <w:pPr>
+            <w:pStyle w:val="25"/>
+            <w:tabs>
+              <w:tab w:val="right" w:leader="dot" w:pos="9345"/>
+            </w:tabs>
+            <w:ind w:left="0"/>
+            <w:rPr>
+              <w:rFonts w:ascii="Times New Roman" w:eastAsiaTheme="minorEastAsia" w:hAnsi="Times New Roman"/>
+              <w:noProof/>
+              <w:sz w:val="28"/>
+              <w:szCs w:val="28"/>
+              <w:lang w:eastAsia="ru-RU"/>
+            </w:rPr>
+          </w:pPr>
+          <w:hyperlink w:anchor="_Toc230582340" w:history="1">
+            <w:r>
+              <w:rPr>
+                <w:rStyle w:val="ad"/>
+                <w:rFonts w:ascii="Times New Roman" w:hAnsi="Times New Roman"/>
+                <w:noProof/>
+                <w:sz w:val="28"/>
+                <w:szCs w:val="28"/>
+              </w:rPr>
+              <w:t>2.2 Анализ диаграммы деятельности (Activity Diagram)</w:t>
+            </w:r>
+            <w:r>
+              <w:rPr>
+                <w:rFonts w:ascii="Times New Roman" w:hAnsi="Times New Roman"/>
+                <w:noProof/>
+                <w:webHidden/>
+                <w:sz w:val="28"/>
+                <w:szCs w:val="28"/>
+              </w:rPr>
+              <w:tab/>
+            </w:r>
+            <w:r>
+              <w:rPr>
+                <w:rFonts w:ascii="Times New Roman" w:hAnsi="Times New Roman"/>
+                <w:noProof/>
+                <w:webHidden/>
+                <w:sz w:val="28"/>
+                <w:szCs w:val="28"/>
+              </w:rPr>
+              <w:fldChar w:fldCharType="begin"/>
+            </w:r>
+            <w:r>
+              <w:rPr>
+                <w:rFonts w:ascii="Times New Roman" w:hAnsi="Times New Roman"/>
+                <w:noProof/>
+                <w:webHidden/>
+                <w:sz w:val="28"/>
+                <w:szCs w:val="28"/>
+              </w:rPr>
+              <w:instrText xml:space="preserve"> PAGEREF _Toc230582340 \h </w:instrText>
+            </w:r>
+            <w:r>
+              <w:rPr>
+                <w:rFonts w:ascii="Times New Roman" w:hAnsi="Times New Roman"/>
+                <w:noProof/>
+                <w:webHidden/>
+                <w:sz w:val="28"/>
+                <w:szCs w:val="28"/>
+              </w:rPr>
+            </w:r>
+            <w:r>
+              <w:rPr>
+                <w:rFonts w:ascii="Times New Roman" w:hAnsi="Times New Roman"/>
+                <w:noProof/>
+                <w:webHidden/>
+                <w:sz w:val="28"/>
+                <w:szCs w:val="28"/>
+              </w:rPr>
+              <w:fldChar w:fldCharType="separate"/>
+            </w:r>
+            <w:r>
+              <w:rPr>
+                <w:rFonts w:ascii="Times New Roman" w:hAnsi="Times New Roman"/>
+                <w:noProof/>
+                <w:webHidden/>
+                <w:sz w:val="28"/>
+                <w:szCs w:val="28"/>
+              </w:rPr>
+              <w:t>19</w:t>
+            </w:r>
+            <w:r>
+              <w:rPr>
+                <w:rFonts w:ascii="Times New Roman" w:hAnsi="Times New Roman"/>
+                <w:noProof/>
+                <w:webHidden/>
+                <w:sz w:val="28"/>
+                <w:szCs w:val="28"/>
+              </w:rPr>
+              <w:fldChar w:fldCharType="end"/>
+            </w:r>
+          </w:hyperlink>
+        </w:p>
+        <w:p>
+          <w:pPr>
+            <w:pStyle w:val="25"/>
+            <w:tabs>
+              <w:tab w:val="right" w:leader="dot" w:pos="9345"/>
+            </w:tabs>
+            <w:ind w:left="0"/>
+            <w:rPr>
+              <w:rFonts w:ascii="Times New Roman" w:eastAsiaTheme="minorEastAsia" w:hAnsi="Times New Roman"/>
+              <w:noProof/>
+              <w:sz w:val="28"/>
+              <w:szCs w:val="28"/>
+              <w:lang w:eastAsia="ru-RU"/>
+            </w:rPr>
+          </w:pPr>
+          <w:hyperlink w:anchor="_Toc230582341" w:history="1">
+            <w:r>
+              <w:rPr>
+                <w:rStyle w:val="ad"/>
+                <w:rFonts w:ascii="Times New Roman" w:hAnsi="Times New Roman"/>
+                <w:noProof/>
+                <w:sz w:val="28"/>
+                <w:szCs w:val="28"/>
+              </w:rPr>
+              <w:t>2.3 Анализ диаграммы последовательностей (Sequence Diagram)</w:t>
+            </w:r>
+            <w:r>
+              <w:rPr>
+                <w:rFonts w:ascii="Times New Roman" w:hAnsi="Times New Roman"/>
+                <w:noProof/>
+                <w:webHidden/>
+                <w:sz w:val="28"/>
+                <w:szCs w:val="28"/>
+              </w:rPr>
+              <w:tab/>
+            </w:r>
+            <w:r>
+              <w:rPr>
+                <w:rFonts w:ascii="Times New Roman" w:hAnsi="Times New Roman"/>
+                <w:noProof/>
+                <w:webHidden/>
+                <w:sz w:val="28"/>
+                <w:szCs w:val="28"/>
+              </w:rPr>
+              <w:fldChar w:fldCharType="begin"/>
+            </w:r>
+            <w:r>
+              <w:rPr>
+                <w:rFonts w:ascii="Times New Roman" w:hAnsi="Times New Roman"/>
+                <w:noProof/>
+                <w:webHidden/>
+                <w:sz w:val="28"/>
+                <w:szCs w:val="28"/>
+              </w:rPr>
+              <w:instrText xml:space="preserve"> PAGEREF _Toc230582341 \h </w:instrText>
+            </w:r>
+            <w:r>
+              <w:rPr>
+                <w:rFonts w:ascii="Times New Roman" w:hAnsi="Times New Roman"/>
+                <w:noProof/>
+                <w:webHidden/>
+                <w:sz w:val="28"/>
+                <w:szCs w:val="28"/>
+              </w:rPr>
+            </w:r>
+            <w:r>
+              <w:rPr>
+                <w:rFonts w:ascii="Times New Roman" w:hAnsi="Times New Roman"/>
+                <w:noProof/>
+                <w:webHidden/>
+                <w:sz w:val="28"/>
+                <w:szCs w:val="28"/>
+              </w:rPr>
+              <w:fldChar w:fldCharType="separate"/>
+            </w:r>
+            <w:r>
+              <w:rPr>
+                <w:rFonts w:ascii="Times New Roman" w:hAnsi="Times New Roman"/>
+                <w:noProof/>
+                <w:webHidden/>
+                <w:sz w:val="28"/>
+                <w:szCs w:val="28"/>
+              </w:rPr>
+              <w:t>21</w:t>
+            </w:r>
+            <w:r>
+              <w:rPr>
+                <w:rFonts w:ascii="Times New Roman" w:hAnsi="Times New Roman"/>
+                <w:noProof/>
+                <w:webHidden/>
+                <w:sz w:val="28"/>
+                <w:szCs w:val="28"/>
+              </w:rPr>
+              <w:fldChar w:fldCharType="end"/>
+            </w:r>
+          </w:hyperlink>
+        </w:p>
+        <w:p>
+          <w:pPr>
+            <w:pStyle w:val="25"/>
+            <w:tabs>
+              <w:tab w:val="right" w:leader="dot" w:pos="9345"/>
+            </w:tabs>
+            <w:ind w:left="0"/>
+            <w:rPr>
+              <w:rFonts w:ascii="Times New Roman" w:eastAsiaTheme="minorEastAsia" w:hAnsi="Times New Roman"/>
+              <w:noProof/>
+              <w:sz w:val="28"/>
+              <w:szCs w:val="28"/>
+              <w:lang w:eastAsia="ru-RU"/>
+            </w:rPr>
+          </w:pPr>
+          <w:hyperlink w:anchor="_Toc230582342" w:history="1">
+            <w:r>
+              <w:rPr>
+                <w:rStyle w:val="ad"/>
+                <w:rFonts w:ascii="Times New Roman" w:hAnsi="Times New Roman"/>
+                <w:noProof/>
+                <w:sz w:val="28"/>
+                <w:szCs w:val="28"/>
+                <w:lang w:val="en-US"/>
+              </w:rPr>
+              <w:t>2.4 Анализ ER-диаграммы (Entity-Relationship Diagram)</w:t>
+            </w:r>
+            <w:r>
+              <w:rPr>
+                <w:rFonts w:ascii="Times New Roman" w:hAnsi="Times New Roman"/>
+                <w:noProof/>
+                <w:webHidden/>
+                <w:sz w:val="28"/>
+                <w:szCs w:val="28"/>
+              </w:rPr>
+              <w:tab/>
+            </w:r>
+            <w:r>
+              <w:rPr>
+                <w:rFonts w:ascii="Times New Roman" w:hAnsi="Times New Roman"/>
+                <w:noProof/>
+                <w:webHidden/>
+                <w:sz w:val="28"/>
+                <w:szCs w:val="28"/>
+              </w:rPr>
+              <w:fldChar w:fldCharType="begin"/>
+            </w:r>
+            <w:r>
+              <w:rPr>
+                <w:rFonts w:ascii="Times New Roman" w:hAnsi="Times New Roman"/>
+                <w:noProof/>
+                <w:webHidden/>
+                <w:sz w:val="28"/>
+                <w:szCs w:val="28"/>
+              </w:rPr>
+              <w:instrText xml:space="preserve"> PAGEREF _Toc230582342 \h </w:instrText>
+            </w:r>
+            <w:r>
+              <w:rPr>
+                <w:rFonts w:ascii="Times New Roman" w:hAnsi="Times New Roman"/>
+                <w:noProof/>
+                <w:webHidden/>
+                <w:sz w:val="28"/>
+                <w:szCs w:val="28"/>
+              </w:rPr>
+            </w:r>
+            <w:r>
+              <w:rPr>
+                <w:rFonts w:ascii="Times New Roman" w:hAnsi="Times New Roman"/>
+                <w:noProof/>
+                <w:webHidden/>
+                <w:sz w:val="28"/>
+                <w:szCs w:val="28"/>
+              </w:rPr>
+              <w:fldChar w:fldCharType="separate"/>
+            </w:r>
+            <w:r>
+              <w:rPr>
+                <w:rFonts w:ascii="Times New Roman" w:hAnsi="Times New Roman"/>
+                <w:noProof/>
+                <w:webHidden/>
+                <w:sz w:val="28"/>
+                <w:szCs w:val="28"/>
+              </w:rPr>
+              <w:t>22</w:t>
+            </w:r>
+            <w:r>
+              <w:rPr>
+                <w:rFonts w:ascii="Times New Roman" w:hAnsi="Times New Roman"/>
+                <w:noProof/>
+                <w:webHidden/>
+                <w:sz w:val="28"/>
+                <w:szCs w:val="28"/>
+              </w:rPr>
+              <w:fldChar w:fldCharType="end"/>
+            </w:r>
+          </w:hyperlink>
+        </w:p>
+        <w:p>
+          <w:pPr>
+            <w:pStyle w:val="25"/>
+            <w:tabs>
+              <w:tab w:val="right" w:leader="dot" w:pos="9345"/>
+            </w:tabs>
+            <w:ind w:left="0"/>
+            <w:rPr>
+              <w:rFonts w:ascii="Times New Roman" w:eastAsiaTheme="minorEastAsia" w:hAnsi="Times New Roman"/>
+              <w:noProof/>
+              <w:sz w:val="28"/>
+              <w:szCs w:val="28"/>
+              <w:lang w:eastAsia="ru-RU"/>
+            </w:rPr>
+          </w:pPr>
+          <w:hyperlink w:anchor="_Toc230582343" w:history="1">
+            <w:r>
+              <w:rPr>
+                <w:rStyle w:val="ad"/>
+                <w:rFonts w:ascii="Times New Roman" w:hAnsi="Times New Roman"/>
+                <w:noProof/>
+                <w:sz w:val="28"/>
+                <w:szCs w:val="28"/>
+              </w:rPr>
+              <w:t>2.5 Анализ диаграммы классов (Class Diagram)</w:t>
+            </w:r>
+            <w:r>
+              <w:rPr>
+                <w:rFonts w:ascii="Times New Roman" w:hAnsi="Times New Roman"/>
+                <w:noProof/>
+                <w:webHidden/>
+                <w:sz w:val="28"/>
+                <w:szCs w:val="28"/>
+              </w:rPr>
+              <w:tab/>
+            </w:r>
+            <w:r>
+              <w:rPr>
+                <w:rFonts w:ascii="Times New Roman" w:hAnsi="Times New Roman"/>
+                <w:noProof/>
+                <w:webHidden/>
+                <w:sz w:val="28"/>
+                <w:szCs w:val="28"/>
+              </w:rPr>
+              <w:fldChar w:fldCharType="begin"/>
+            </w:r>
+            <w:r>
+              <w:rPr>
+                <w:rFonts w:ascii="Times New Roman" w:hAnsi="Times New Roman"/>
+                <w:noProof/>
+                <w:webHidden/>
+                <w:sz w:val="28"/>
+                <w:szCs w:val="28"/>
+              </w:rPr>
+              <w:instrText xml:space="preserve"> PAGEREF _Toc230582343 \h </w:instrText>
+            </w:r>
+            <w:r>
+              <w:rPr>
+                <w:rFonts w:ascii="Times New Roman" w:hAnsi="Times New Roman"/>
+                <w:noProof/>
+                <w:webHidden/>
+                <w:sz w:val="28"/>
+                <w:szCs w:val="28"/>
+              </w:rPr>
+            </w:r>
+            <w:r>
+              <w:rPr>
+                <w:rFonts w:ascii="Times New Roman" w:hAnsi="Times New Roman"/>
+                <w:noProof/>
+                <w:webHidden/>
+                <w:sz w:val="28"/>
+                <w:szCs w:val="28"/>
+              </w:rPr>
+              <w:fldChar w:fldCharType="separate"/>
+            </w:r>
+            <w:r>
+              <w:rPr>
+                <w:rFonts w:ascii="Times New Roman" w:hAnsi="Times New Roman"/>
+                <w:noProof/>
+                <w:webHidden/>
+                <w:sz w:val="28"/>
+                <w:szCs w:val="28"/>
+              </w:rPr>
+              <w:t>24</w:t>
+            </w:r>
+            <w:r>
+              <w:rPr>
+                <w:rFonts w:ascii="Times New Roman" w:hAnsi="Times New Roman"/>
+                <w:noProof/>
+                <w:webHidden/>
+                <w:sz w:val="28"/>
+                <w:szCs w:val="28"/>
+              </w:rPr>
+              <w:fldChar w:fldCharType="end"/>
+            </w:r>
+          </w:hyperlink>
+        </w:p>
+        <w:p>
+          <w:pPr>
+            <w:pStyle w:val="1c"/>
+            <w:rPr>
+              <w:rFonts w:eastAsiaTheme="minorEastAsia"/>
+              <w:noProof/>
+              <w:color w:val="auto"/>
+              <w:sz w:val="28"/>
+              <w:szCs w:val="28"/>
+              <w:bdr w:val="none" w:sz="0" w:space="0" w:color="auto"/>
+            </w:rPr>
+          </w:pPr>
+          <w:hyperlink w:anchor="_Toc230582344" w:history="1">
+            <w:r>
+              <w:rPr>
+                <w:rStyle w:val="ad"/>
+                <w:rFonts w:eastAsia="Arial Unicode MS"/>
+                <w:noProof/>
+                <w:sz w:val="28"/>
+                <w:szCs w:val="28"/>
+              </w:rPr>
+              <w:t>ГЛАВА 3. РАЗРАБОТКА ИНФОРМАЦИОННОЙ СИСТЕМЫ</w:t>
+            </w:r>
+            <w:r>
+              <w:rPr>
+                <w:noProof/>
+                <w:webHidden/>
+                <w:sz w:val="28"/>
+                <w:szCs w:val="28"/>
+              </w:rPr>
+              <w:tab/>
+            </w:r>
+            <w:r>
+              <w:rPr>
+                <w:noProof/>
+                <w:webHidden/>
+                <w:sz w:val="28"/>
+                <w:szCs w:val="28"/>
+              </w:rPr>
+              <w:fldChar w:fldCharType="begin"/>
+            </w:r>
+            <w:r>
+              <w:rPr>
+                <w:noProof/>
+                <w:webHidden/>
+                <w:sz w:val="28"/>
+                <w:szCs w:val="28"/>
+              </w:rPr>
+              <w:instrText xml:space="preserve"> PAGEREF _Toc230582344 \h </w:instrText>
+            </w:r>
+            <w:r>
+              <w:rPr>
+                <w:noProof/>
+                <w:webHidden/>
+                <w:sz w:val="28"/>
+                <w:szCs w:val="28"/>
+              </w:rPr>
+            </w:r>
+            <w:r>
+              <w:rPr>
+                <w:noProof/>
+                <w:webHidden/>
+                <w:sz w:val="28"/>
+                <w:szCs w:val="28"/>
+              </w:rPr>
+              <w:fldChar w:fldCharType="separate"/>
+            </w:r>
+            <w:r>
+              <w:rPr>
+                <w:noProof/>
+                <w:webHidden/>
+                <w:sz w:val="28"/>
+                <w:szCs w:val="28"/>
+              </w:rPr>
+              <w:t>28</w:t>
+            </w:r>
+            <w:r>
+              <w:rPr>
+                <w:noProof/>
+                <w:webHidden/>
+                <w:sz w:val="28"/>
+                <w:szCs w:val="28"/>
+              </w:rPr>
+              <w:fldChar w:fldCharType="end"/>
+            </w:r>
+          </w:hyperlink>
+        </w:p>
+        <w:p>
+          <w:pPr>
+            <w:pStyle w:val="25"/>
+            <w:tabs>
+              <w:tab w:val="right" w:leader="dot" w:pos="9345"/>
+            </w:tabs>
+            <w:ind w:left="0"/>
+            <w:rPr>
+              <w:rFonts w:ascii="Times New Roman" w:eastAsiaTheme="minorEastAsia" w:hAnsi="Times New Roman"/>
+              <w:noProof/>
+              <w:sz w:val="28"/>
+              <w:szCs w:val="28"/>
+              <w:lang w:eastAsia="ru-RU"/>
+            </w:rPr>
+          </w:pPr>
+          <w:hyperlink w:anchor="_Toc230582345" w:history="1">
+            <w:r>
+              <w:rPr>
+                <w:rStyle w:val="ad"/>
+                <w:rFonts w:ascii="Times New Roman" w:hAnsi="Times New Roman"/>
+                <w:noProof/>
+                <w:sz w:val="28"/>
+                <w:szCs w:val="28"/>
+              </w:rPr>
+              <w:t>3.1 Разработка требований к дизайну информационной системы</w:t>
+            </w:r>
+            <w:r>
+              <w:rPr>
+                <w:rFonts w:ascii="Times New Roman" w:hAnsi="Times New Roman"/>
+                <w:noProof/>
+                <w:webHidden/>
+                <w:sz w:val="28"/>
+                <w:szCs w:val="28"/>
+              </w:rPr>
+              <w:tab/>
+            </w:r>
+            <w:r>
+              <w:rPr>
+                <w:rFonts w:ascii="Times New Roman" w:hAnsi="Times New Roman"/>
+                <w:noProof/>
+                <w:webHidden/>
+                <w:sz w:val="28"/>
+                <w:szCs w:val="28"/>
+              </w:rPr>
+              <w:fldChar w:fldCharType="begin"/>
+            </w:r>
+            <w:r>
+              <w:rPr>
+                <w:rFonts w:ascii="Times New Roman" w:hAnsi="Times New Roman"/>
+                <w:noProof/>
+                <w:webHidden/>
+                <w:sz w:val="28"/>
+                <w:szCs w:val="28"/>
+              </w:rPr>
+              <w:instrText xml:space="preserve"> PAGEREF _Toc230582345 \h </w:instrText>
+            </w:r>
+            <w:r>
+              <w:rPr>
+                <w:rFonts w:ascii="Times New Roman" w:hAnsi="Times New Roman"/>
+                <w:noProof/>
+                <w:webHidden/>
+                <w:sz w:val="28"/>
+                <w:szCs w:val="28"/>
+              </w:rPr>
+            </w:r>
+            <w:r>
+              <w:rPr>
+                <w:rFonts w:ascii="Times New Roman" w:hAnsi="Times New Roman"/>
+                <w:noProof/>
+                <w:webHidden/>
+                <w:sz w:val="28"/>
+                <w:szCs w:val="28"/>
+              </w:rPr>
+              <w:fldChar w:fldCharType="separate"/>
+            </w:r>
+            <w:r>
+              <w:rPr>
+                <w:rFonts w:ascii="Times New Roman" w:hAnsi="Times New Roman"/>
+                <w:noProof/>
+                <w:webHidden/>
+                <w:sz w:val="28"/>
+                <w:szCs w:val="28"/>
+              </w:rPr>
+              <w:t>28</w:t>
+            </w:r>
+            <w:r>
+              <w:rPr>
+                <w:rFonts w:ascii="Times New Roman" w:hAnsi="Times New Roman"/>
+                <w:noProof/>
+                <w:webHidden/>
+                <w:sz w:val="28"/>
+                <w:szCs w:val="28"/>
+              </w:rPr>
+              <w:fldChar w:fldCharType="end"/>
+            </w:r>
+          </w:hyperlink>
+        </w:p>
+        <w:p>
+          <w:pPr>
+            <w:pStyle w:val="1c"/>
+            <w:rPr>
+              <w:rFonts w:eastAsiaTheme="minorEastAsia"/>
+              <w:noProof/>
+              <w:color w:val="auto"/>
+              <w:sz w:val="28"/>
+              <w:szCs w:val="28"/>
+              <w:bdr w:val="none" w:sz="0" w:space="0" w:color="auto"/>
+            </w:rPr>
+          </w:pPr>
+          <w:hyperlink w:anchor="_Toc230582346" w:history="1">
+            <w:r>
+              <w:rPr>
+                <w:rStyle w:val="ad"/>
+                <w:rFonts w:eastAsia="Arial Unicode MS"/>
+                <w:noProof/>
+                <w:sz w:val="28"/>
+                <w:szCs w:val="28"/>
+              </w:rPr>
+              <w:t>3.2 Разработка формы «Авторизация»</w:t>
+            </w:r>
+            <w:r>
+              <w:rPr>
+                <w:noProof/>
+                <w:webHidden/>
+                <w:sz w:val="28"/>
+                <w:szCs w:val="28"/>
+              </w:rPr>
+              <w:tab/>
+            </w:r>
+            <w:r>
+              <w:rPr>
+                <w:noProof/>
+                <w:webHidden/>
+                <w:sz w:val="28"/>
+                <w:szCs w:val="28"/>
+              </w:rPr>
+              <w:fldChar w:fldCharType="begin"/>
+            </w:r>
+            <w:r>
+              <w:rPr>
+                <w:noProof/>
+                <w:webHidden/>
+                <w:sz w:val="28"/>
+                <w:szCs w:val="28"/>
+              </w:rPr>
+              <w:instrText xml:space="preserve"> PAGEREF _Toc230582346 \h </w:instrText>
+            </w:r>
+            <w:r>
+              <w:rPr>
+                <w:noProof/>
+                <w:webHidden/>
+                <w:sz w:val="28"/>
+                <w:szCs w:val="28"/>
+              </w:rPr>
+            </w:r>
+            <w:r>
+              <w:rPr>
+                <w:noProof/>
+                <w:webHidden/>
+                <w:sz w:val="28"/>
+                <w:szCs w:val="28"/>
+              </w:rPr>
+              <w:fldChar w:fldCharType="separate"/>
+            </w:r>
+            <w:r>
+              <w:rPr>
+                <w:noProof/>
+                <w:webHidden/>
+                <w:sz w:val="28"/>
+                <w:szCs w:val="28"/>
+              </w:rPr>
+              <w:t>32</w:t>
+            </w:r>
+            <w:r>
+              <w:rPr>
+                <w:noProof/>
+                <w:webHidden/>
+                <w:sz w:val="28"/>
+                <w:szCs w:val="28"/>
+              </w:rPr>
+              <w:fldChar w:fldCharType="end"/>
+            </w:r>
+          </w:hyperlink>
+        </w:p>
+        <w:p>
+          <w:pPr>
+            <w:pStyle w:val="1c"/>
+            <w:rPr>
+              <w:rFonts w:eastAsiaTheme="minorEastAsia"/>
+              <w:noProof/>
+              <w:color w:val="auto"/>
+              <w:sz w:val="28"/>
+              <w:szCs w:val="28"/>
+              <w:bdr w:val="none" w:sz="0" w:space="0" w:color="auto"/>
+            </w:rPr>
+          </w:pPr>
+          <w:hyperlink w:anchor="_Toc230582347" w:history="1">
+            <w:r>
+              <w:rPr>
+                <w:rStyle w:val="ad"/>
+                <w:rFonts w:eastAsia="Arial Unicode MS"/>
+                <w:noProof/>
+                <w:sz w:val="28"/>
+                <w:szCs w:val="28"/>
+              </w:rPr>
+              <w:t>3.3 Разработка формы «Номенклатура»</w:t>
+            </w:r>
+            <w:r>
+              <w:rPr>
+                <w:noProof/>
+                <w:webHidden/>
+                <w:sz w:val="28"/>
+                <w:szCs w:val="28"/>
+              </w:rPr>
+              <w:tab/>
+            </w:r>
+            <w:r>
+              <w:rPr>
+                <w:noProof/>
+                <w:webHidden/>
+                <w:sz w:val="28"/>
+                <w:szCs w:val="28"/>
+              </w:rPr>
+              <w:fldChar w:fldCharType="begin"/>
+            </w:r>
+            <w:r>
+              <w:rPr>
+                <w:noProof/>
+                <w:webHidden/>
+                <w:sz w:val="28"/>
+                <w:szCs w:val="28"/>
+              </w:rPr>
+              <w:instrText xml:space="preserve"> PAGEREF _Toc230582347 \h </w:instrText>
+            </w:r>
+            <w:r>
+              <w:rPr>
+                <w:noProof/>
+                <w:webHidden/>
+                <w:sz w:val="28"/>
+                <w:szCs w:val="28"/>
+              </w:rPr>
+            </w:r>
+            <w:r>
+              <w:rPr>
+                <w:noProof/>
+                <w:webHidden/>
+                <w:sz w:val="28"/>
+                <w:szCs w:val="28"/>
+              </w:rPr>
+              <w:fldChar w:fldCharType="separate"/>
+            </w:r>
+            <w:r>
+              <w:rPr>
+                <w:noProof/>
+                <w:webHidden/>
+                <w:sz w:val="28"/>
+                <w:szCs w:val="28"/>
+              </w:rPr>
+              <w:t>37</w:t>
+            </w:r>
+            <w:r>
+              <w:rPr>
+                <w:noProof/>
+                <w:webHidden/>
+                <w:sz w:val="28"/>
+                <w:szCs w:val="28"/>
+              </w:rPr>
+              <w:fldChar w:fldCharType="end"/>
+            </w:r>
+          </w:hyperlink>
+        </w:p>
+        <w:p>
+          <w:pPr>
+            <w:pStyle w:val="1c"/>
+            <w:rPr>
+              <w:rFonts w:eastAsiaTheme="minorEastAsia"/>
+              <w:noProof/>
+              <w:color w:val="auto"/>
+              <w:sz w:val="28"/>
+              <w:szCs w:val="28"/>
+              <w:bdr w:val="none" w:sz="0" w:space="0" w:color="auto"/>
+            </w:rPr>
+          </w:pPr>
+          <w:hyperlink w:anchor="_Toc230582348" w:history="1">
+            <w:r>
+              <w:rPr>
+                <w:rStyle w:val="ad"/>
+                <w:rFonts w:eastAsia="Arial Unicode MS"/>
+                <w:noProof/>
+                <w:sz w:val="28"/>
+                <w:szCs w:val="28"/>
+              </w:rPr>
+              <w:t>3.4 Разработка справочника «Контрагенты»</w:t>
+            </w:r>
+            <w:r>
+              <w:rPr>
+                <w:noProof/>
+                <w:webHidden/>
+                <w:sz w:val="28"/>
+                <w:szCs w:val="28"/>
+              </w:rPr>
+              <w:tab/>
+            </w:r>
+            <w:r>
+              <w:rPr>
+                <w:noProof/>
+                <w:webHidden/>
+                <w:sz w:val="28"/>
+                <w:szCs w:val="28"/>
+              </w:rPr>
+              <w:fldChar w:fldCharType="begin"/>
+            </w:r>
+            <w:r>
+              <w:rPr>
+                <w:noProof/>
+                <w:webHidden/>
+                <w:sz w:val="28"/>
+                <w:szCs w:val="28"/>
+              </w:rPr>
+              <w:instrText xml:space="preserve"> PAGEREF _Toc230582348 \h </w:instrText>
+            </w:r>
+            <w:r>
+              <w:rPr>
+                <w:noProof/>
+                <w:webHidden/>
+                <w:sz w:val="28"/>
+                <w:szCs w:val="28"/>
+              </w:rPr>
+            </w:r>
+            <w:r>
+              <w:rPr>
+                <w:noProof/>
+                <w:webHidden/>
+                <w:sz w:val="28"/>
+                <w:szCs w:val="28"/>
+              </w:rPr>
+              <w:fldChar w:fldCharType="separate"/>
+            </w:r>
+            <w:r>
+              <w:rPr>
+                <w:noProof/>
+                <w:webHidden/>
+                <w:sz w:val="28"/>
+                <w:szCs w:val="28"/>
+              </w:rPr>
+              <w:t>41</w:t>
+            </w:r>
+            <w:r>
+              <w:rPr>
+                <w:noProof/>
+                <w:webHidden/>
+                <w:sz w:val="28"/>
+                <w:szCs w:val="28"/>
+              </w:rPr>
+              <w:fldChar w:fldCharType="end"/>
+            </w:r>
+          </w:hyperlink>
+        </w:p>
+        <w:p>
+          <w:pPr>
+            <w:pStyle w:val="1c"/>
+            <w:rPr>
+              <w:rFonts w:eastAsiaTheme="minorEastAsia"/>
+              <w:noProof/>
+              <w:color w:val="auto"/>
+              <w:sz w:val="28"/>
+              <w:szCs w:val="28"/>
+              <w:bdr w:val="none" w:sz="0" w:space="0" w:color="auto"/>
+            </w:rPr>
+          </w:pPr>
+          <w:hyperlink w:anchor="_Toc230582349" w:history="1">
+            <w:r>
+              <w:rPr>
+                <w:rStyle w:val="ad"/>
+                <w:rFonts w:eastAsia="Arial Unicode MS"/>
+                <w:noProof/>
+                <w:sz w:val="28"/>
+                <w:szCs w:val="28"/>
+              </w:rPr>
+              <w:t>3.5 Разработка документа «Заказ поставщику»</w:t>
+            </w:r>
+            <w:r>
+              <w:rPr>
+                <w:noProof/>
+                <w:webHidden/>
+                <w:sz w:val="28"/>
+                <w:szCs w:val="28"/>
+              </w:rPr>
+              <w:tab/>
+            </w:r>
+            <w:r>
+              <w:rPr>
+                <w:noProof/>
+                <w:webHidden/>
+                <w:sz w:val="28"/>
+                <w:szCs w:val="28"/>
+              </w:rPr>
+              <w:fldChar w:fldCharType="begin"/>
+            </w:r>
+            <w:r>
+              <w:rPr>
+                <w:noProof/>
+                <w:webHidden/>
+                <w:sz w:val="28"/>
+                <w:szCs w:val="28"/>
+              </w:rPr>
+              <w:instrText xml:space="preserve"> PAGEREF _Toc230582349 \h </w:instrText>
+            </w:r>
+            <w:r>
+              <w:rPr>
+                <w:noProof/>
+                <w:webHidden/>
+                <w:sz w:val="28"/>
+                <w:szCs w:val="28"/>
+              </w:rPr>
+            </w:r>
+            <w:r>
+              <w:rPr>
+                <w:noProof/>
+                <w:webHidden/>
+                <w:sz w:val="28"/>
+                <w:szCs w:val="28"/>
+              </w:rPr>
+              <w:fldChar w:fldCharType="separate"/>
+            </w:r>
+            <w:r>
+              <w:rPr>
+                <w:noProof/>
+                <w:webHidden/>
+                <w:sz w:val="28"/>
+                <w:szCs w:val="28"/>
+              </w:rPr>
+              <w:t>48</w:t>
+            </w:r>
+            <w:r>
+              <w:rPr>
+                <w:noProof/>
+                <w:webHidden/>
+                <w:sz w:val="28"/>
+                <w:szCs w:val="28"/>
+              </w:rPr>
+              <w:fldChar w:fldCharType="end"/>
+            </w:r>
+          </w:hyperlink>
+        </w:p>
+        <w:p>
+          <w:pPr>
+            <w:pStyle w:val="1c"/>
+            <w:rPr>
+              <w:rFonts w:eastAsiaTheme="minorEastAsia"/>
+              <w:noProof/>
+              <w:color w:val="auto"/>
+              <w:sz w:val="28"/>
+              <w:szCs w:val="28"/>
+              <w:bdr w:val="none" w:sz="0" w:space="0" w:color="auto"/>
+            </w:rPr>
+          </w:pPr>
+          <w:hyperlink w:anchor="_Toc230582350" w:history="1">
+            <w:r>
+              <w:rPr>
+                <w:rStyle w:val="ad"/>
+                <w:rFonts w:eastAsia="Arial Unicode MS"/>
+                <w:noProof/>
+                <w:sz w:val="28"/>
+                <w:szCs w:val="28"/>
+              </w:rPr>
+              <w:t>3.6 Разработка документа «Заказ клиента»</w:t>
+            </w:r>
+            <w:r>
+              <w:rPr>
+                <w:noProof/>
+                <w:webHidden/>
+                <w:sz w:val="28"/>
+                <w:szCs w:val="28"/>
+              </w:rPr>
+              <w:tab/>
+            </w:r>
+            <w:r>
+              <w:rPr>
+                <w:noProof/>
+                <w:webHidden/>
+                <w:sz w:val="28"/>
+                <w:szCs w:val="28"/>
+              </w:rPr>
+              <w:fldChar w:fldCharType="begin"/>
+            </w:r>
+            <w:r>
+              <w:rPr>
+                <w:noProof/>
+                <w:webHidden/>
+                <w:sz w:val="28"/>
+                <w:szCs w:val="28"/>
+              </w:rPr>
+              <w:instrText xml:space="preserve"> PAGEREF _Toc230582350 \h </w:instrText>
+            </w:r>
+            <w:r>
+              <w:rPr>
+                <w:noProof/>
+                <w:webHidden/>
+                <w:sz w:val="28"/>
+                <w:szCs w:val="28"/>
+              </w:rPr>
+            </w:r>
+            <w:r>
+              <w:rPr>
+                <w:noProof/>
+                <w:webHidden/>
+                <w:sz w:val="28"/>
+                <w:szCs w:val="28"/>
+              </w:rPr>
+              <w:fldChar w:fldCharType="separate"/>
+            </w:r>
+            <w:r>
+              <w:rPr>
+                <w:noProof/>
+                <w:webHidden/>
+                <w:sz w:val="28"/>
+                <w:szCs w:val="28"/>
+              </w:rPr>
+              <w:t>54</w:t>
+            </w:r>
+            <w:r>
+              <w:rPr>
+                <w:noProof/>
+                <w:webHidden/>
+                <w:sz w:val="28"/>
+                <w:szCs w:val="28"/>
+              </w:rPr>
+              <w:fldChar w:fldCharType="end"/>
+            </w:r>
+          </w:hyperlink>
+        </w:p>
+        <w:p>
+          <w:pPr>
+            <w:pStyle w:val="1c"/>
+            <w:rPr>
+              <w:rFonts w:eastAsiaTheme="minorEastAsia"/>
+              <w:noProof/>
+              <w:color w:val="auto"/>
+              <w:sz w:val="28"/>
+              <w:szCs w:val="28"/>
+              <w:bdr w:val="none" w:sz="0" w:space="0" w:color="auto"/>
+            </w:rPr>
+          </w:pPr>
+          <w:hyperlink w:anchor="_Toc230582351" w:history="1">
+            <w:r>
+              <w:rPr>
+                <w:rStyle w:val="ad"/>
+                <w:rFonts w:eastAsia="Arial Unicode MS"/>
+                <w:noProof/>
+                <w:sz w:val="28"/>
+                <w:szCs w:val="28"/>
+              </w:rPr>
+              <w:t>3.7 Разработка формы «Отчёты»</w:t>
+            </w:r>
+            <w:r>
+              <w:rPr>
+                <w:noProof/>
+                <w:webHidden/>
+                <w:sz w:val="28"/>
+                <w:szCs w:val="28"/>
+              </w:rPr>
+              <w:tab/>
+            </w:r>
+            <w:r>
+              <w:rPr>
+                <w:noProof/>
+                <w:webHidden/>
+                <w:sz w:val="28"/>
+                <w:szCs w:val="28"/>
+              </w:rPr>
+              <w:fldChar w:fldCharType="begin"/>
+            </w:r>
+            <w:r>
+              <w:rPr>
+                <w:noProof/>
+                <w:webHidden/>
+                <w:sz w:val="28"/>
+                <w:szCs w:val="28"/>
+              </w:rPr>
+              <w:instrText xml:space="preserve"> PAGEREF _Toc230582351 \h </w:instrText>
+            </w:r>
+            <w:r>
+              <w:rPr>
+                <w:noProof/>
+                <w:webHidden/>
+                <w:sz w:val="28"/>
+                <w:szCs w:val="28"/>
+              </w:rPr>
+            </w:r>
+            <w:r>
+              <w:rPr>
+                <w:noProof/>
+                <w:webHidden/>
+                <w:sz w:val="28"/>
+                <w:szCs w:val="28"/>
+              </w:rPr>
+              <w:fldChar w:fldCharType="separate"/>
+            </w:r>
+            <w:r>
+              <w:rPr>
+                <w:noProof/>
+                <w:webHidden/>
+                <w:sz w:val="28"/>
+                <w:szCs w:val="28"/>
+              </w:rPr>
+              <w:t>59</w:t>
+            </w:r>
+            <w:r>
+              <w:rPr>
+                <w:noProof/>
+                <w:webHidden/>
+                <w:sz w:val="28"/>
+                <w:szCs w:val="28"/>
+              </w:rPr>
+              <w:fldChar w:fldCharType="end"/>
+            </w:r>
+          </w:hyperlink>
+        </w:p>
+        <w:p>
+          <w:pPr>
+            <w:pStyle w:val="1c"/>
+            <w:rPr>
+              <w:rFonts w:eastAsiaTheme="minorEastAsia"/>
+              <w:noProof/>
+              <w:color w:val="auto"/>
+              <w:sz w:val="28"/>
+              <w:szCs w:val="28"/>
+              <w:bdr w:val="none" w:sz="0" w:space="0" w:color="auto"/>
+            </w:rPr>
+          </w:pPr>
+          <w:hyperlink w:anchor="_Toc230582352" w:history="1">
+            <w:r>
+              <w:rPr>
+                <w:rStyle w:val="ad"/>
+                <w:rFonts w:eastAsia="Arial Unicode MS"/>
+                <w:noProof/>
+                <w:sz w:val="28"/>
+                <w:szCs w:val="28"/>
+              </w:rPr>
+              <w:t>ЗАКЛЮЧЕНИЕ</w:t>
+            </w:r>
+            <w:r>
+              <w:rPr>
+                <w:noProof/>
+                <w:webHidden/>
+                <w:sz w:val="28"/>
+                <w:szCs w:val="28"/>
+              </w:rPr>
+              <w:tab/>
+            </w:r>
+            <w:r>
+              <w:rPr>
+                <w:noProof/>
+                <w:webHidden/>
+                <w:sz w:val="28"/>
+                <w:szCs w:val="28"/>
+              </w:rPr>
+              <w:fldChar w:fldCharType="begin"/>
+            </w:r>
+            <w:r>
+              <w:rPr>
+                <w:noProof/>
+                <w:webHidden/>
+                <w:sz w:val="28"/>
+                <w:szCs w:val="28"/>
+              </w:rPr>
+              <w:instrText xml:space="preserve"> PAGEREF _Toc230582352 \h </w:instrText>
+            </w:r>
+            <w:r>
+              <w:rPr>
+                <w:noProof/>
+                <w:webHidden/>
+                <w:sz w:val="28"/>
+                <w:szCs w:val="28"/>
+              </w:rPr>
+            </w:r>
+            <w:r>
+              <w:rPr>
+                <w:noProof/>
+                <w:webHidden/>
+                <w:sz w:val="28"/>
+                <w:szCs w:val="28"/>
+              </w:rPr>
+              <w:fldChar w:fldCharType="separate"/>
+            </w:r>
+            <w:r>
+              <w:rPr>
+                <w:noProof/>
+                <w:webHidden/>
+                <w:sz w:val="28"/>
+                <w:szCs w:val="28"/>
+              </w:rPr>
+              <w:t>72</w:t>
+            </w:r>
+            <w:r>
+              <w:rPr>
+                <w:noProof/>
+                <w:webHidden/>
+                <w:sz w:val="28"/>
+                <w:szCs w:val="28"/>
+              </w:rPr>
+              <w:fldChar w:fldCharType="end"/>
+            </w:r>
+          </w:hyperlink>
+        </w:p>
+        <w:p>
+          <w:pPr>
+            <w:pStyle w:val="1c"/>
+            <w:rPr>
+              <w:rFonts w:eastAsiaTheme="minorEastAsia"/>
+              <w:noProof/>
+              <w:color w:val="auto"/>
+              <w:sz w:val="28"/>
+              <w:szCs w:val="28"/>
+              <w:bdr w:val="none" w:sz="0" w:space="0" w:color="auto"/>
+            </w:rPr>
+          </w:pPr>
+          <w:hyperlink w:anchor="_Toc230582353" w:history="1">
+            <w:r>
+              <w:rPr>
+                <w:rStyle w:val="ad"/>
+                <w:noProof/>
+                <w:sz w:val="28"/>
+                <w:szCs w:val="28"/>
+              </w:rPr>
+              <w:t>СПИСОК ИСПОЛЬЗОВАННЫХ ИСТОЧНИКОВ И ЛИТЕРАТУРЫ</w:t>
+            </w:r>
+            <w:r>
+              <w:rPr>
+                <w:noProof/>
+                <w:webHidden/>
+                <w:sz w:val="28"/>
+                <w:szCs w:val="28"/>
+              </w:rPr>
+              <w:tab/>
+            </w:r>
+            <w:r>
+              <w:rPr>
+                <w:noProof/>
+                <w:webHidden/>
+                <w:sz w:val="28"/>
+                <w:szCs w:val="28"/>
+              </w:rPr>
+              <w:fldChar w:fldCharType="begin"/>
+            </w:r>
+            <w:r>
+              <w:rPr>
+                <w:noProof/>
+                <w:webHidden/>
+                <w:sz w:val="28"/>
+                <w:szCs w:val="28"/>
+              </w:rPr>
+              <w:instrText xml:space="preserve"> PAGEREF _Toc230582353 \h </w:instrText>
+            </w:r>
+            <w:r>
+              <w:rPr>
+                <w:noProof/>
+                <w:webHidden/>
+                <w:sz w:val="28"/>
+                <w:szCs w:val="28"/>
+              </w:rPr>
+            </w:r>
+            <w:r>
+              <w:rPr>
+                <w:noProof/>
+                <w:webHidden/>
+                <w:sz w:val="28"/>
+                <w:szCs w:val="28"/>
+              </w:rPr>
+              <w:fldChar w:fldCharType="separate"/>
+            </w:r>
+            <w:r>
+              <w:rPr>
+                <w:noProof/>
+                <w:webHidden/>
+                <w:sz w:val="28"/>
+                <w:szCs w:val="28"/>
+              </w:rPr>
+              <w:t>74</w:t>
+            </w:r>
+            <w:r>
+              <w:rPr>
+                <w:noProof/>
+                <w:webHidden/>
+                <w:sz w:val="28"/>
+                <w:szCs w:val="28"/>
+              </w:rPr>
+              <w:fldChar w:fldCharType="end"/>
+            </w:r>
+          </w:hyperlink>
+        </w:p>
+        <w:p>
+          <w:r>
+            <w:rPr>
+              <w:rFonts w:ascii="Times New Roman" w:hAnsi="Times New Roman"/>
+              <w:b/>
+              <w:bCs/>
+              <w:sz w:val="28"/>
+              <w:szCs w:val="28"/>
+            </w:rPr>
+            <w:fldChar w:fldCharType="end"/>
+          </w:r>
+        </w:p>
+      </w:sdtContent>
+    </w:sdt>
     <w:p>
       <w:pPr>
         <w:pStyle w:val="1c"/>
@@ -6111,1811 +8013,6 @@
           <w:bdr w:val="none" w:sz="0" w:space="0" w:color="auto"/>
         </w:rPr>
       </w:pPr>
-      <w:hyperlink w:anchor="_Toc230581395" w:history="1">
-        <w:r>
-          <w:rPr>
-            <w:rStyle w:val="ad"/>
-            <w:rFonts w:eastAsia="Arial Unicode MS"/>
-            <w:noProof/>
-            <w:sz w:val="28"/>
-            <w:szCs w:val="28"/>
-          </w:rPr>
-          <w:t>ГЛАВА 1. ПРЕДПРОЕКТНАЯ ЧАСТЬ ТРЕБОВАНИЙ К ИНФОРМАЦИОННОЙ СИСТЕМЕ</w:t>
-        </w:r>
-        <w:r>
-          <w:rPr>
-            <w:noProof/>
-            <w:webHidden/>
-            <w:sz w:val="28"/>
-            <w:szCs w:val="28"/>
-          </w:rPr>
-          <w:tab/>
-        </w:r>
-        <w:r>
-          <w:rPr>
-            <w:noProof/>
-            <w:webHidden/>
-            <w:sz w:val="28"/>
-            <w:szCs w:val="28"/>
-          </w:rPr>
-          <w:fldChar w:fldCharType="begin"/>
-        </w:r>
-        <w:r>
-          <w:rPr>
-            <w:noProof/>
-            <w:webHidden/>
-            <w:sz w:val="28"/>
-            <w:szCs w:val="28"/>
-          </w:rPr>
-          <w:instrText xml:space="preserve"> PAGEREF _Toc230581395 \h </w:instrText>
-        </w:r>
-        <w:r>
-          <w:rPr>
-            <w:noProof/>
-            <w:webHidden/>
-            <w:sz w:val="28"/>
-            <w:szCs w:val="28"/>
-          </w:rPr>
-        </w:r>
-        <w:r>
-          <w:rPr>
-            <w:noProof/>
-            <w:webHidden/>
-            <w:sz w:val="28"/>
-            <w:szCs w:val="28"/>
-          </w:rPr>
-          <w:fldChar w:fldCharType="separate"/>
-        </w:r>
-        <w:r>
-          <w:rPr>
-            <w:noProof/>
-            <w:webHidden/>
-            <w:sz w:val="28"/>
-            <w:szCs w:val="28"/>
-          </w:rPr>
-          <w:t>5</w:t>
-        </w:r>
-        <w:r>
-          <w:rPr>
-            <w:noProof/>
-            <w:webHidden/>
-            <w:sz w:val="28"/>
-            <w:szCs w:val="28"/>
-          </w:rPr>
-          <w:fldChar w:fldCharType="end"/>
-        </w:r>
-      </w:hyperlink>
-    </w:p>
-    <w:p>
-      <w:pPr>
-        <w:pStyle w:val="1c"/>
-        <w:rPr>
-          <w:noProof/>
-          <w:color w:val="auto"/>
-          <w:sz w:val="28"/>
-          <w:szCs w:val="28"/>
-          <w:bdr w:val="none" w:sz="0" w:space="0" w:color="auto"/>
-        </w:rPr>
-      </w:pPr>
-      <w:hyperlink w:anchor="_Toc230581396" w:history="1">
-        <w:r>
-          <w:rPr>
-            <w:rStyle w:val="ad"/>
-            <w:rFonts w:eastAsia="Arial Unicode MS"/>
-            <w:noProof/>
-            <w:sz w:val="28"/>
-            <w:szCs w:val="28"/>
-          </w:rPr>
-          <w:t>1.1 Анализ предметной области</w:t>
-        </w:r>
-        <w:r>
-          <w:rPr>
-            <w:noProof/>
-            <w:webHidden/>
-            <w:sz w:val="28"/>
-            <w:szCs w:val="28"/>
-          </w:rPr>
-          <w:tab/>
-        </w:r>
-        <w:r>
-          <w:rPr>
-            <w:noProof/>
-            <w:webHidden/>
-            <w:sz w:val="28"/>
-            <w:szCs w:val="28"/>
-          </w:rPr>
-          <w:fldChar w:fldCharType="begin"/>
-        </w:r>
-        <w:r>
-          <w:rPr>
-            <w:noProof/>
-            <w:webHidden/>
-            <w:sz w:val="28"/>
-            <w:szCs w:val="28"/>
-          </w:rPr>
-          <w:instrText xml:space="preserve"> PAGEREF _Toc230581396 \h </w:instrText>
-        </w:r>
-        <w:r>
-          <w:rPr>
-            <w:noProof/>
-            <w:webHidden/>
-            <w:sz w:val="28"/>
-            <w:szCs w:val="28"/>
-          </w:rPr>
-        </w:r>
-        <w:r>
-          <w:rPr>
-            <w:noProof/>
-            <w:webHidden/>
-            <w:sz w:val="28"/>
-            <w:szCs w:val="28"/>
-          </w:rPr>
-          <w:fldChar w:fldCharType="separate"/>
-        </w:r>
-        <w:r>
-          <w:rPr>
-            <w:noProof/>
-            <w:webHidden/>
-            <w:sz w:val="28"/>
-            <w:szCs w:val="28"/>
-          </w:rPr>
-          <w:t>5</w:t>
-        </w:r>
-        <w:r>
-          <w:rPr>
-            <w:noProof/>
-            <w:webHidden/>
-            <w:sz w:val="28"/>
-            <w:szCs w:val="28"/>
-          </w:rPr>
-          <w:fldChar w:fldCharType="end"/>
-        </w:r>
-      </w:hyperlink>
-    </w:p>
-    <w:p>
-      <w:pPr>
-        <w:pStyle w:val="25"/>
-        <w:tabs>
-          <w:tab w:val="right" w:leader="dot" w:pos="9345"/>
-        </w:tabs>
-        <w:ind w:left="0"/>
-        <w:rPr>
-          <w:rFonts w:ascii="Times New Roman" w:eastAsia="Times New Roman" w:hAnsi="Times New Roman"/>
-          <w:noProof/>
-          <w:sz w:val="28"/>
-          <w:szCs w:val="28"/>
-          <w:lang w:eastAsia="ru-RU"/>
-        </w:rPr>
-      </w:pPr>
-      <w:hyperlink w:anchor="_Toc230581397" w:history="1">
-        <w:r>
-          <w:rPr>
-            <w:rStyle w:val="ad"/>
-            <w:rFonts w:ascii="Times New Roman" w:hAnsi="Times New Roman"/>
-            <w:noProof/>
-            <w:sz w:val="28"/>
-            <w:szCs w:val="28"/>
-          </w:rPr>
-          <w:t>1.2 Разработка технического задания</w:t>
-        </w:r>
-        <w:r>
-          <w:rPr>
-            <w:rFonts w:ascii="Times New Roman" w:hAnsi="Times New Roman"/>
-            <w:noProof/>
-            <w:webHidden/>
-            <w:sz w:val="28"/>
-            <w:szCs w:val="28"/>
-          </w:rPr>
-          <w:tab/>
-        </w:r>
-        <w:r>
-          <w:rPr>
-            <w:rFonts w:ascii="Times New Roman" w:hAnsi="Times New Roman"/>
-            <w:noProof/>
-            <w:webHidden/>
-            <w:sz w:val="28"/>
-            <w:szCs w:val="28"/>
-          </w:rPr>
-          <w:fldChar w:fldCharType="begin"/>
-        </w:r>
-        <w:r>
-          <w:rPr>
-            <w:rFonts w:ascii="Times New Roman" w:hAnsi="Times New Roman"/>
-            <w:noProof/>
-            <w:webHidden/>
-            <w:sz w:val="28"/>
-            <w:szCs w:val="28"/>
-          </w:rPr>
-          <w:instrText xml:space="preserve"> PAGEREF _Toc230581397 \h </w:instrText>
-        </w:r>
-        <w:r>
-          <w:rPr>
-            <w:rFonts w:ascii="Times New Roman" w:hAnsi="Times New Roman"/>
-            <w:noProof/>
-            <w:webHidden/>
-            <w:sz w:val="28"/>
-            <w:szCs w:val="28"/>
-          </w:rPr>
-        </w:r>
-        <w:r>
-          <w:rPr>
-            <w:rFonts w:ascii="Times New Roman" w:hAnsi="Times New Roman"/>
-            <w:noProof/>
-            <w:webHidden/>
-            <w:sz w:val="28"/>
-            <w:szCs w:val="28"/>
-          </w:rPr>
-          <w:fldChar w:fldCharType="separate"/>
-        </w:r>
-        <w:r>
-          <w:rPr>
-            <w:rFonts w:ascii="Times New Roman" w:hAnsi="Times New Roman"/>
-            <w:noProof/>
-            <w:webHidden/>
-            <w:sz w:val="28"/>
-            <w:szCs w:val="28"/>
-          </w:rPr>
-          <w:t>7</w:t>
-        </w:r>
-        <w:r>
-          <w:rPr>
-            <w:rFonts w:ascii="Times New Roman" w:hAnsi="Times New Roman"/>
-            <w:noProof/>
-            <w:webHidden/>
-            <w:sz w:val="28"/>
-            <w:szCs w:val="28"/>
-          </w:rPr>
-          <w:fldChar w:fldCharType="end"/>
-        </w:r>
-      </w:hyperlink>
-    </w:p>
-    <w:p>
-      <w:pPr>
-        <w:pStyle w:val="25"/>
-        <w:tabs>
-          <w:tab w:val="right" w:leader="dot" w:pos="9345"/>
-        </w:tabs>
-        <w:ind w:left="0"/>
-        <w:rPr>
-          <w:rFonts w:ascii="Times New Roman" w:eastAsia="Times New Roman" w:hAnsi="Times New Roman"/>
-          <w:noProof/>
-          <w:sz w:val="28"/>
-          <w:szCs w:val="28"/>
-          <w:lang w:eastAsia="ru-RU"/>
-        </w:rPr>
-      </w:pPr>
-      <w:hyperlink w:anchor="_Toc230581398" w:history="1">
-        <w:r>
-          <w:rPr>
-            <w:rStyle w:val="ad"/>
-            <w:rFonts w:ascii="Times New Roman" w:hAnsi="Times New Roman"/>
-            <w:noProof/>
-            <w:sz w:val="28"/>
-            <w:szCs w:val="28"/>
-          </w:rPr>
-          <w:t>1.3 Моделирование бизнес-процессов (IDEF0 is / to be)</w:t>
-        </w:r>
-        <w:r>
-          <w:rPr>
-            <w:rFonts w:ascii="Times New Roman" w:hAnsi="Times New Roman"/>
-            <w:noProof/>
-            <w:webHidden/>
-            <w:sz w:val="28"/>
-            <w:szCs w:val="28"/>
-          </w:rPr>
-          <w:tab/>
-        </w:r>
-        <w:r>
-          <w:rPr>
-            <w:rFonts w:ascii="Times New Roman" w:hAnsi="Times New Roman"/>
-            <w:noProof/>
-            <w:webHidden/>
-            <w:sz w:val="28"/>
-            <w:szCs w:val="28"/>
-          </w:rPr>
-          <w:fldChar w:fldCharType="begin"/>
-        </w:r>
-        <w:r>
-          <w:rPr>
-            <w:rFonts w:ascii="Times New Roman" w:hAnsi="Times New Roman"/>
-            <w:noProof/>
-            <w:webHidden/>
-            <w:sz w:val="28"/>
-            <w:szCs w:val="28"/>
-          </w:rPr>
-          <w:instrText xml:space="preserve"> PAGEREF _Toc230581398 \h </w:instrText>
-        </w:r>
-        <w:r>
-          <w:rPr>
-            <w:rFonts w:ascii="Times New Roman" w:hAnsi="Times New Roman"/>
-            <w:noProof/>
-            <w:webHidden/>
-            <w:sz w:val="28"/>
-            <w:szCs w:val="28"/>
-          </w:rPr>
-        </w:r>
-        <w:r>
-          <w:rPr>
-            <w:rFonts w:ascii="Times New Roman" w:hAnsi="Times New Roman"/>
-            <w:noProof/>
-            <w:webHidden/>
-            <w:sz w:val="28"/>
-            <w:szCs w:val="28"/>
-          </w:rPr>
-          <w:fldChar w:fldCharType="separate"/>
-        </w:r>
-        <w:r>
-          <w:rPr>
-            <w:rFonts w:ascii="Times New Roman" w:hAnsi="Times New Roman"/>
-            <w:noProof/>
-            <w:webHidden/>
-            <w:sz w:val="28"/>
-            <w:szCs w:val="28"/>
-          </w:rPr>
-          <w:t>10</w:t>
-        </w:r>
-        <w:r>
-          <w:rPr>
-            <w:rFonts w:ascii="Times New Roman" w:hAnsi="Times New Roman"/>
-            <w:noProof/>
-            <w:webHidden/>
-            <w:sz w:val="28"/>
-            <w:szCs w:val="28"/>
-          </w:rPr>
-          <w:fldChar w:fldCharType="end"/>
-        </w:r>
-      </w:hyperlink>
-    </w:p>
-    <w:p>
-      <w:pPr>
-        <w:pStyle w:val="1c"/>
-        <w:rPr>
-          <w:noProof/>
-          <w:color w:val="auto"/>
-          <w:sz w:val="28"/>
-          <w:szCs w:val="28"/>
-          <w:bdr w:val="none" w:sz="0" w:space="0" w:color="auto"/>
-        </w:rPr>
-      </w:pPr>
-      <w:hyperlink w:anchor="_Toc230581399" w:history="1">
-        <w:r>
-          <w:rPr>
-            <w:rStyle w:val="ad"/>
-            <w:noProof/>
-            <w:sz w:val="28"/>
-            <w:szCs w:val="28"/>
-          </w:rPr>
-          <w:t>ГЛАВА 2</w:t>
-        </w:r>
-        <w:r>
-          <w:rPr>
-            <w:rStyle w:val="ad"/>
-            <w:rFonts w:eastAsia="Arial Unicode MS"/>
-            <w:noProof/>
-            <w:sz w:val="28"/>
-            <w:szCs w:val="28"/>
-          </w:rPr>
-          <w:t>. ПРОЕКТИРОВАНИЕ ТРЕБОВАНИЙ К ИНФОРМАЦИОННОЙ СИСТЕМЕ</w:t>
-        </w:r>
-        <w:r>
-          <w:rPr>
-            <w:noProof/>
-            <w:webHidden/>
-            <w:sz w:val="28"/>
-            <w:szCs w:val="28"/>
-          </w:rPr>
-          <w:tab/>
-        </w:r>
-        <w:r>
-          <w:rPr>
-            <w:noProof/>
-            <w:webHidden/>
-            <w:sz w:val="28"/>
-            <w:szCs w:val="28"/>
-          </w:rPr>
-          <w:fldChar w:fldCharType="begin"/>
-        </w:r>
-        <w:r>
-          <w:rPr>
-            <w:noProof/>
-            <w:webHidden/>
-            <w:sz w:val="28"/>
-            <w:szCs w:val="28"/>
-          </w:rPr>
-          <w:instrText xml:space="preserve"> PAGEREF _Toc230581399 \h </w:instrText>
-        </w:r>
-        <w:r>
-          <w:rPr>
-            <w:noProof/>
-            <w:webHidden/>
-            <w:sz w:val="28"/>
-            <w:szCs w:val="28"/>
-          </w:rPr>
-        </w:r>
-        <w:r>
-          <w:rPr>
-            <w:noProof/>
-            <w:webHidden/>
-            <w:sz w:val="28"/>
-            <w:szCs w:val="28"/>
-          </w:rPr>
-          <w:fldChar w:fldCharType="separate"/>
-        </w:r>
-        <w:r>
-          <w:rPr>
-            <w:noProof/>
-            <w:webHidden/>
-            <w:sz w:val="28"/>
-            <w:szCs w:val="28"/>
-          </w:rPr>
-          <w:t>17</w:t>
-        </w:r>
-        <w:r>
-          <w:rPr>
-            <w:noProof/>
-            <w:webHidden/>
-            <w:sz w:val="28"/>
-            <w:szCs w:val="28"/>
-          </w:rPr>
-          <w:fldChar w:fldCharType="end"/>
-        </w:r>
-      </w:hyperlink>
-    </w:p>
-    <w:p>
-      <w:pPr>
-        <w:pStyle w:val="25"/>
-        <w:tabs>
-          <w:tab w:val="right" w:leader="dot" w:pos="9345"/>
-        </w:tabs>
-        <w:ind w:left="0"/>
-        <w:rPr>
-          <w:rFonts w:ascii="Times New Roman" w:eastAsia="Times New Roman" w:hAnsi="Times New Roman"/>
-          <w:noProof/>
-          <w:sz w:val="28"/>
-          <w:szCs w:val="28"/>
-          <w:lang w:eastAsia="ru-RU"/>
-        </w:rPr>
-      </w:pPr>
-      <w:hyperlink w:anchor="_Toc230581400" w:history="1">
-        <w:r>
-          <w:rPr>
-            <w:rStyle w:val="ad"/>
-            <w:rFonts w:ascii="Times New Roman" w:hAnsi="Times New Roman"/>
-            <w:noProof/>
-            <w:sz w:val="28"/>
-            <w:szCs w:val="28"/>
-          </w:rPr>
-          <w:t>2.1 Анализ диаграммы вариантов использования (Use Case)</w:t>
-        </w:r>
-        <w:r>
-          <w:rPr>
-            <w:rFonts w:ascii="Times New Roman" w:hAnsi="Times New Roman"/>
-            <w:noProof/>
-            <w:webHidden/>
-            <w:sz w:val="28"/>
-            <w:szCs w:val="28"/>
-          </w:rPr>
-          <w:tab/>
-        </w:r>
-        <w:r>
-          <w:rPr>
-            <w:rFonts w:ascii="Times New Roman" w:hAnsi="Times New Roman"/>
-            <w:noProof/>
-            <w:webHidden/>
-            <w:sz w:val="28"/>
-            <w:szCs w:val="28"/>
-          </w:rPr>
-          <w:fldChar w:fldCharType="begin"/>
-        </w:r>
-        <w:r>
-          <w:rPr>
-            <w:rFonts w:ascii="Times New Roman" w:hAnsi="Times New Roman"/>
-            <w:noProof/>
-            <w:webHidden/>
-            <w:sz w:val="28"/>
-            <w:szCs w:val="28"/>
-          </w:rPr>
-          <w:instrText xml:space="preserve"> PAGEREF _Toc230581400 \h </w:instrText>
-        </w:r>
-        <w:r>
-          <w:rPr>
-            <w:rFonts w:ascii="Times New Roman" w:hAnsi="Times New Roman"/>
-            <w:noProof/>
-            <w:webHidden/>
-            <w:sz w:val="28"/>
-            <w:szCs w:val="28"/>
-          </w:rPr>
-        </w:r>
-        <w:r>
-          <w:rPr>
-            <w:rFonts w:ascii="Times New Roman" w:hAnsi="Times New Roman"/>
-            <w:noProof/>
-            <w:webHidden/>
-            <w:sz w:val="28"/>
-            <w:szCs w:val="28"/>
-          </w:rPr>
-          <w:fldChar w:fldCharType="separate"/>
-        </w:r>
-        <w:r>
-          <w:rPr>
-            <w:rFonts w:ascii="Times New Roman" w:hAnsi="Times New Roman"/>
-            <w:noProof/>
-            <w:webHidden/>
-            <w:sz w:val="28"/>
-            <w:szCs w:val="28"/>
-          </w:rPr>
-          <w:t>17</w:t>
-        </w:r>
-        <w:r>
-          <w:rPr>
-            <w:rFonts w:ascii="Times New Roman" w:hAnsi="Times New Roman"/>
-            <w:noProof/>
-            <w:webHidden/>
-            <w:sz w:val="28"/>
-            <w:szCs w:val="28"/>
-          </w:rPr>
-          <w:fldChar w:fldCharType="end"/>
-        </w:r>
-      </w:hyperlink>
-    </w:p>
-    <w:p>
-      <w:pPr>
-        <w:pStyle w:val="25"/>
-        <w:tabs>
-          <w:tab w:val="right" w:leader="dot" w:pos="9345"/>
-        </w:tabs>
-        <w:ind w:left="0"/>
-        <w:rPr>
-          <w:rFonts w:ascii="Times New Roman" w:eastAsia="Times New Roman" w:hAnsi="Times New Roman"/>
-          <w:noProof/>
-          <w:sz w:val="28"/>
-          <w:szCs w:val="28"/>
-          <w:lang w:eastAsia="ru-RU"/>
-        </w:rPr>
-      </w:pPr>
-      <w:hyperlink w:anchor="_Toc230581401" w:history="1">
-        <w:r>
-          <w:rPr>
-            <w:rStyle w:val="ad"/>
-            <w:rFonts w:ascii="Times New Roman" w:hAnsi="Times New Roman"/>
-            <w:noProof/>
-            <w:sz w:val="28"/>
-            <w:szCs w:val="28"/>
-          </w:rPr>
-          <w:t>2.2 Анализ диаграммы деятельности (Activity Diagram)</w:t>
-        </w:r>
-        <w:r>
-          <w:rPr>
-            <w:rFonts w:ascii="Times New Roman" w:hAnsi="Times New Roman"/>
-            <w:noProof/>
-            <w:webHidden/>
-            <w:sz w:val="28"/>
-            <w:szCs w:val="28"/>
-          </w:rPr>
-          <w:tab/>
-        </w:r>
-        <w:r>
-          <w:rPr>
-            <w:rFonts w:ascii="Times New Roman" w:hAnsi="Times New Roman"/>
-            <w:noProof/>
-            <w:webHidden/>
-            <w:sz w:val="28"/>
-            <w:szCs w:val="28"/>
-          </w:rPr>
-          <w:fldChar w:fldCharType="begin"/>
-        </w:r>
-        <w:r>
-          <w:rPr>
-            <w:rFonts w:ascii="Times New Roman" w:hAnsi="Times New Roman"/>
-            <w:noProof/>
-            <w:webHidden/>
-            <w:sz w:val="28"/>
-            <w:szCs w:val="28"/>
-          </w:rPr>
-          <w:instrText xml:space="preserve"> PAGEREF _Toc230581401 \h </w:instrText>
-        </w:r>
-        <w:r>
-          <w:rPr>
-            <w:rFonts w:ascii="Times New Roman" w:hAnsi="Times New Roman"/>
-            <w:noProof/>
-            <w:webHidden/>
-            <w:sz w:val="28"/>
-            <w:szCs w:val="28"/>
-          </w:rPr>
-        </w:r>
-        <w:r>
-          <w:rPr>
-            <w:rFonts w:ascii="Times New Roman" w:hAnsi="Times New Roman"/>
-            <w:noProof/>
-            <w:webHidden/>
-            <w:sz w:val="28"/>
-            <w:szCs w:val="28"/>
-          </w:rPr>
-          <w:fldChar w:fldCharType="separate"/>
-        </w:r>
-        <w:r>
-          <w:rPr>
-            <w:rFonts w:ascii="Times New Roman" w:hAnsi="Times New Roman"/>
-            <w:noProof/>
-            <w:webHidden/>
-            <w:sz w:val="28"/>
-            <w:szCs w:val="28"/>
-          </w:rPr>
-          <w:t>19</w:t>
-        </w:r>
-        <w:r>
-          <w:rPr>
-            <w:rFonts w:ascii="Times New Roman" w:hAnsi="Times New Roman"/>
-            <w:noProof/>
-            <w:webHidden/>
-            <w:sz w:val="28"/>
-            <w:szCs w:val="28"/>
-          </w:rPr>
-          <w:fldChar w:fldCharType="end"/>
-        </w:r>
-      </w:hyperlink>
-    </w:p>
-    <w:p>
-      <w:pPr>
-        <w:pStyle w:val="25"/>
-        <w:tabs>
-          <w:tab w:val="right" w:leader="dot" w:pos="9345"/>
-        </w:tabs>
-        <w:ind w:left="0"/>
-        <w:rPr>
-          <w:rFonts w:ascii="Times New Roman" w:eastAsia="Times New Roman" w:hAnsi="Times New Roman"/>
-          <w:noProof/>
-          <w:sz w:val="28"/>
-          <w:szCs w:val="28"/>
-          <w:lang w:eastAsia="ru-RU"/>
-        </w:rPr>
-      </w:pPr>
-      <w:hyperlink w:anchor="_Toc230581402" w:history="1">
-        <w:r>
-          <w:rPr>
-            <w:rStyle w:val="ad"/>
-            <w:rFonts w:ascii="Times New Roman" w:hAnsi="Times New Roman"/>
-            <w:noProof/>
-            <w:sz w:val="28"/>
-            <w:szCs w:val="28"/>
-          </w:rPr>
-          <w:t>2.3 Анализ диаграммы последовательностей (Sequence Diagram)</w:t>
-        </w:r>
-        <w:r>
-          <w:rPr>
-            <w:rFonts w:ascii="Times New Roman" w:hAnsi="Times New Roman"/>
-            <w:noProof/>
-            <w:webHidden/>
-            <w:sz w:val="28"/>
-            <w:szCs w:val="28"/>
-          </w:rPr>
-          <w:tab/>
-        </w:r>
-        <w:r>
-          <w:rPr>
-            <w:rFonts w:ascii="Times New Roman" w:hAnsi="Times New Roman"/>
-            <w:noProof/>
-            <w:webHidden/>
-            <w:sz w:val="28"/>
-            <w:szCs w:val="28"/>
-          </w:rPr>
-          <w:fldChar w:fldCharType="begin"/>
-        </w:r>
-        <w:r>
-          <w:rPr>
-            <w:rFonts w:ascii="Times New Roman" w:hAnsi="Times New Roman"/>
-            <w:noProof/>
-            <w:webHidden/>
-            <w:sz w:val="28"/>
-            <w:szCs w:val="28"/>
-          </w:rPr>
-          <w:instrText xml:space="preserve"> PAGEREF _Toc230581402 \h </w:instrText>
-        </w:r>
-        <w:r>
-          <w:rPr>
-            <w:rFonts w:ascii="Times New Roman" w:hAnsi="Times New Roman"/>
-            <w:noProof/>
-            <w:webHidden/>
-            <w:sz w:val="28"/>
-            <w:szCs w:val="28"/>
-          </w:rPr>
-        </w:r>
-        <w:r>
-          <w:rPr>
-            <w:rFonts w:ascii="Times New Roman" w:hAnsi="Times New Roman"/>
-            <w:noProof/>
-            <w:webHidden/>
-            <w:sz w:val="28"/>
-            <w:szCs w:val="28"/>
-          </w:rPr>
-          <w:fldChar w:fldCharType="separate"/>
-        </w:r>
-        <w:r>
-          <w:rPr>
-            <w:rFonts w:ascii="Times New Roman" w:hAnsi="Times New Roman"/>
-            <w:noProof/>
-            <w:webHidden/>
-            <w:sz w:val="28"/>
-            <w:szCs w:val="28"/>
-          </w:rPr>
-          <w:t>21</w:t>
-        </w:r>
-        <w:r>
-          <w:rPr>
-            <w:rFonts w:ascii="Times New Roman" w:hAnsi="Times New Roman"/>
-            <w:noProof/>
-            <w:webHidden/>
-            <w:sz w:val="28"/>
-            <w:szCs w:val="28"/>
-          </w:rPr>
-          <w:fldChar w:fldCharType="end"/>
-        </w:r>
-      </w:hyperlink>
-    </w:p>
-    <w:p>
-      <w:pPr>
-        <w:pStyle w:val="25"/>
-        <w:tabs>
-          <w:tab w:val="right" w:leader="dot" w:pos="9345"/>
-        </w:tabs>
-        <w:ind w:left="0"/>
-        <w:rPr>
-          <w:rFonts w:ascii="Times New Roman" w:eastAsia="Times New Roman" w:hAnsi="Times New Roman"/>
-          <w:noProof/>
-          <w:sz w:val="28"/>
-          <w:szCs w:val="28"/>
-          <w:lang w:eastAsia="ru-RU"/>
-        </w:rPr>
-      </w:pPr>
-      <w:hyperlink w:anchor="_Toc230581403" w:history="1">
-        <w:r>
-          <w:rPr>
-            <w:rStyle w:val="ad"/>
-            <w:rFonts w:ascii="Times New Roman" w:hAnsi="Times New Roman"/>
-            <w:noProof/>
-            <w:sz w:val="28"/>
-            <w:szCs w:val="28"/>
-            <w:lang w:val="en-US"/>
-          </w:rPr>
-          <w:t>2.4 Анализ ER-диаграммы (Entity-Relationship Diagram)</w:t>
-        </w:r>
-        <w:r>
-          <w:rPr>
-            <w:rFonts w:ascii="Times New Roman" w:hAnsi="Times New Roman"/>
-            <w:noProof/>
-            <w:webHidden/>
-            <w:sz w:val="28"/>
-            <w:szCs w:val="28"/>
-          </w:rPr>
-          <w:tab/>
-        </w:r>
-        <w:r>
-          <w:rPr>
-            <w:rFonts w:ascii="Times New Roman" w:hAnsi="Times New Roman"/>
-            <w:noProof/>
-            <w:webHidden/>
-            <w:sz w:val="28"/>
-            <w:szCs w:val="28"/>
-          </w:rPr>
-          <w:fldChar w:fldCharType="begin"/>
-        </w:r>
-        <w:r>
-          <w:rPr>
-            <w:rFonts w:ascii="Times New Roman" w:hAnsi="Times New Roman"/>
-            <w:noProof/>
-            <w:webHidden/>
-            <w:sz w:val="28"/>
-            <w:szCs w:val="28"/>
-          </w:rPr>
-          <w:instrText xml:space="preserve"> PAGEREF _Toc230581403 \h </w:instrText>
-        </w:r>
-        <w:r>
-          <w:rPr>
-            <w:rFonts w:ascii="Times New Roman" w:hAnsi="Times New Roman"/>
-            <w:noProof/>
-            <w:webHidden/>
-            <w:sz w:val="28"/>
-            <w:szCs w:val="28"/>
-          </w:rPr>
-        </w:r>
-        <w:r>
-          <w:rPr>
-            <w:rFonts w:ascii="Times New Roman" w:hAnsi="Times New Roman"/>
-            <w:noProof/>
-            <w:webHidden/>
-            <w:sz w:val="28"/>
-            <w:szCs w:val="28"/>
-          </w:rPr>
-          <w:fldChar w:fldCharType="separate"/>
-        </w:r>
-        <w:r>
-          <w:rPr>
-            <w:rFonts w:ascii="Times New Roman" w:hAnsi="Times New Roman"/>
-            <w:noProof/>
-            <w:webHidden/>
-            <w:sz w:val="28"/>
-            <w:szCs w:val="28"/>
-          </w:rPr>
-          <w:t>22</w:t>
-        </w:r>
-        <w:r>
-          <w:rPr>
-            <w:rFonts w:ascii="Times New Roman" w:hAnsi="Times New Roman"/>
-            <w:noProof/>
-            <w:webHidden/>
-            <w:sz w:val="28"/>
-            <w:szCs w:val="28"/>
-          </w:rPr>
-          <w:fldChar w:fldCharType="end"/>
-        </w:r>
-      </w:hyperlink>
-    </w:p>
-    <w:p>
-      <w:pPr>
-        <w:pStyle w:val="25"/>
-        <w:tabs>
-          <w:tab w:val="right" w:leader="dot" w:pos="9345"/>
-        </w:tabs>
-        <w:ind w:left="0"/>
-        <w:rPr>
-          <w:rFonts w:ascii="Times New Roman" w:eastAsia="Times New Roman" w:hAnsi="Times New Roman"/>
-          <w:noProof/>
-          <w:sz w:val="28"/>
-          <w:szCs w:val="28"/>
-          <w:lang w:eastAsia="ru-RU"/>
-        </w:rPr>
-      </w:pPr>
-      <w:hyperlink w:anchor="_Toc230581404" w:history="1">
-        <w:r>
-          <w:rPr>
-            <w:rStyle w:val="ad"/>
-            <w:rFonts w:ascii="Times New Roman" w:hAnsi="Times New Roman"/>
-            <w:noProof/>
-            <w:sz w:val="28"/>
-            <w:szCs w:val="28"/>
-          </w:rPr>
-          <w:t>2.5 Анализ диаграммы классов (Class Diagram)</w:t>
-        </w:r>
-        <w:r>
-          <w:rPr>
-            <w:rFonts w:ascii="Times New Roman" w:hAnsi="Times New Roman"/>
-            <w:noProof/>
-            <w:webHidden/>
-            <w:sz w:val="28"/>
-            <w:szCs w:val="28"/>
-          </w:rPr>
-          <w:tab/>
-        </w:r>
-        <w:r>
-          <w:rPr>
-            <w:rFonts w:ascii="Times New Roman" w:hAnsi="Times New Roman"/>
-            <w:noProof/>
-            <w:webHidden/>
-            <w:sz w:val="28"/>
-            <w:szCs w:val="28"/>
-          </w:rPr>
-          <w:fldChar w:fldCharType="begin"/>
-        </w:r>
-        <w:r>
-          <w:rPr>
-            <w:rFonts w:ascii="Times New Roman" w:hAnsi="Times New Roman"/>
-            <w:noProof/>
-            <w:webHidden/>
-            <w:sz w:val="28"/>
-            <w:szCs w:val="28"/>
-          </w:rPr>
-          <w:instrText xml:space="preserve"> PAGEREF _Toc230581404 \h </w:instrText>
-        </w:r>
-        <w:r>
-          <w:rPr>
-            <w:rFonts w:ascii="Times New Roman" w:hAnsi="Times New Roman"/>
-            <w:noProof/>
-            <w:webHidden/>
-            <w:sz w:val="28"/>
-            <w:szCs w:val="28"/>
-          </w:rPr>
-        </w:r>
-        <w:r>
-          <w:rPr>
-            <w:rFonts w:ascii="Times New Roman" w:hAnsi="Times New Roman"/>
-            <w:noProof/>
-            <w:webHidden/>
-            <w:sz w:val="28"/>
-            <w:szCs w:val="28"/>
-          </w:rPr>
-          <w:fldChar w:fldCharType="separate"/>
-        </w:r>
-        <w:r>
-          <w:rPr>
-            <w:rFonts w:ascii="Times New Roman" w:hAnsi="Times New Roman"/>
-            <w:noProof/>
-            <w:webHidden/>
-            <w:sz w:val="28"/>
-            <w:szCs w:val="28"/>
-          </w:rPr>
-          <w:t>24</w:t>
-        </w:r>
-        <w:r>
-          <w:rPr>
-            <w:rFonts w:ascii="Times New Roman" w:hAnsi="Times New Roman"/>
-            <w:noProof/>
-            <w:webHidden/>
-            <w:sz w:val="28"/>
-            <w:szCs w:val="28"/>
-          </w:rPr>
-          <w:fldChar w:fldCharType="end"/>
-        </w:r>
-      </w:hyperlink>
-    </w:p>
-    <w:p>
-      <w:pPr>
-        <w:pStyle w:val="1c"/>
-        <w:rPr>
-          <w:noProof/>
-          <w:color w:val="auto"/>
-          <w:sz w:val="28"/>
-          <w:szCs w:val="28"/>
-          <w:bdr w:val="none" w:sz="0" w:space="0" w:color="auto"/>
-        </w:rPr>
-      </w:pPr>
-      <w:hyperlink w:anchor="_Toc230581405" w:history="1">
-        <w:r>
-          <w:rPr>
-            <w:rStyle w:val="ad"/>
-            <w:rFonts w:eastAsia="Arial Unicode MS"/>
-            <w:noProof/>
-            <w:sz w:val="28"/>
-            <w:szCs w:val="28"/>
-          </w:rPr>
-          <w:t>ГЛАВА 3. РАЗРАБОТКА ИНФОРМАЦИОННОЙ СИСТЕМЫ</w:t>
-        </w:r>
-        <w:r>
-          <w:rPr>
-            <w:noProof/>
-            <w:webHidden/>
-            <w:sz w:val="28"/>
-            <w:szCs w:val="28"/>
-          </w:rPr>
-          <w:tab/>
-        </w:r>
-        <w:r>
-          <w:rPr>
-            <w:noProof/>
-            <w:webHidden/>
-            <w:sz w:val="28"/>
-            <w:szCs w:val="28"/>
-          </w:rPr>
-          <w:fldChar w:fldCharType="begin"/>
-        </w:r>
-        <w:r>
-          <w:rPr>
-            <w:noProof/>
-            <w:webHidden/>
-            <w:sz w:val="28"/>
-            <w:szCs w:val="28"/>
-          </w:rPr>
-          <w:instrText xml:space="preserve"> PAGEREF _Toc230581405 \h </w:instrText>
-        </w:r>
-        <w:r>
-          <w:rPr>
-            <w:noProof/>
-            <w:webHidden/>
-            <w:sz w:val="28"/>
-            <w:szCs w:val="28"/>
-          </w:rPr>
-        </w:r>
-        <w:r>
-          <w:rPr>
-            <w:noProof/>
-            <w:webHidden/>
-            <w:sz w:val="28"/>
-            <w:szCs w:val="28"/>
-          </w:rPr>
-          <w:fldChar w:fldCharType="separate"/>
-        </w:r>
-        <w:r>
-          <w:rPr>
-            <w:noProof/>
-            <w:webHidden/>
-            <w:sz w:val="28"/>
-            <w:szCs w:val="28"/>
-          </w:rPr>
-          <w:t>28</w:t>
-        </w:r>
-        <w:r>
-          <w:rPr>
-            <w:noProof/>
-            <w:webHidden/>
-            <w:sz w:val="28"/>
-            <w:szCs w:val="28"/>
-          </w:rPr>
-          <w:fldChar w:fldCharType="end"/>
-        </w:r>
-      </w:hyperlink>
-    </w:p>
-    <w:p>
-      <w:pPr>
-        <w:pStyle w:val="25"/>
-        <w:tabs>
-          <w:tab w:val="right" w:leader="dot" w:pos="9345"/>
-        </w:tabs>
-        <w:ind w:left="0"/>
-        <w:rPr>
-          <w:rFonts w:ascii="Times New Roman" w:eastAsia="Times New Roman" w:hAnsi="Times New Roman"/>
-          <w:noProof/>
-          <w:sz w:val="28"/>
-          <w:szCs w:val="28"/>
-          <w:lang w:eastAsia="ru-RU"/>
-        </w:rPr>
-      </w:pPr>
-      <w:hyperlink w:anchor="_Toc230581406" w:history="1">
-        <w:r>
-          <w:rPr>
-            <w:rStyle w:val="ad"/>
-            <w:rFonts w:ascii="Times New Roman" w:hAnsi="Times New Roman"/>
-            <w:noProof/>
-            <w:sz w:val="28"/>
-            <w:szCs w:val="28"/>
-          </w:rPr>
-          <w:t>3.1 Разработка требований к дизайну информационной системы</w:t>
-        </w:r>
-        <w:r>
-          <w:rPr>
-            <w:rFonts w:ascii="Times New Roman" w:hAnsi="Times New Roman"/>
-            <w:noProof/>
-            <w:webHidden/>
-            <w:sz w:val="28"/>
-            <w:szCs w:val="28"/>
-          </w:rPr>
-          <w:tab/>
-        </w:r>
-        <w:r>
-          <w:rPr>
-            <w:rFonts w:ascii="Times New Roman" w:hAnsi="Times New Roman"/>
-            <w:noProof/>
-            <w:webHidden/>
-            <w:sz w:val="28"/>
-            <w:szCs w:val="28"/>
-          </w:rPr>
-          <w:fldChar w:fldCharType="begin"/>
-        </w:r>
-        <w:r>
-          <w:rPr>
-            <w:rFonts w:ascii="Times New Roman" w:hAnsi="Times New Roman"/>
-            <w:noProof/>
-            <w:webHidden/>
-            <w:sz w:val="28"/>
-            <w:szCs w:val="28"/>
-          </w:rPr>
-          <w:instrText xml:space="preserve"> PAGEREF _Toc230581406 \h </w:instrText>
-        </w:r>
-        <w:r>
-          <w:rPr>
-            <w:rFonts w:ascii="Times New Roman" w:hAnsi="Times New Roman"/>
-            <w:noProof/>
-            <w:webHidden/>
-            <w:sz w:val="28"/>
-            <w:szCs w:val="28"/>
-          </w:rPr>
-        </w:r>
-        <w:r>
-          <w:rPr>
-            <w:rFonts w:ascii="Times New Roman" w:hAnsi="Times New Roman"/>
-            <w:noProof/>
-            <w:webHidden/>
-            <w:sz w:val="28"/>
-            <w:szCs w:val="28"/>
-          </w:rPr>
-          <w:fldChar w:fldCharType="separate"/>
-        </w:r>
-        <w:r>
-          <w:rPr>
-            <w:rFonts w:ascii="Times New Roman" w:hAnsi="Times New Roman"/>
-            <w:noProof/>
-            <w:webHidden/>
-            <w:sz w:val="28"/>
-            <w:szCs w:val="28"/>
-          </w:rPr>
-          <w:t>28</w:t>
-        </w:r>
-        <w:r>
-          <w:rPr>
-            <w:rFonts w:ascii="Times New Roman" w:hAnsi="Times New Roman"/>
-            <w:noProof/>
-            <w:webHidden/>
-            <w:sz w:val="28"/>
-            <w:szCs w:val="28"/>
-          </w:rPr>
-          <w:fldChar w:fldCharType="end"/>
-        </w:r>
-      </w:hyperlink>
-    </w:p>
-    <w:p>
-      <w:pPr>
-        <w:pStyle w:val="1c"/>
-        <w:rPr>
-          <w:noProof/>
-          <w:color w:val="auto"/>
-          <w:sz w:val="28"/>
-          <w:szCs w:val="28"/>
-          <w:bdr w:val="none" w:sz="0" w:space="0" w:color="auto"/>
-        </w:rPr>
-      </w:pPr>
-      <w:hyperlink w:anchor="_Toc230581407" w:history="1">
-        <w:r>
-          <w:rPr>
-            <w:rStyle w:val="ad"/>
-            <w:rFonts w:eastAsia="Arial Unicode MS"/>
-            <w:noProof/>
-            <w:sz w:val="28"/>
-            <w:szCs w:val="28"/>
-          </w:rPr>
-          <w:t>3.2 Разработка формы «Авторизация»</w:t>
-        </w:r>
-        <w:r>
-          <w:rPr>
-            <w:noProof/>
-            <w:webHidden/>
-            <w:sz w:val="28"/>
-            <w:szCs w:val="28"/>
-          </w:rPr>
-          <w:tab/>
-        </w:r>
-        <w:r>
-          <w:rPr>
-            <w:noProof/>
-            <w:webHidden/>
-            <w:sz w:val="28"/>
-            <w:szCs w:val="28"/>
-          </w:rPr>
-          <w:fldChar w:fldCharType="begin"/>
-        </w:r>
-        <w:r>
-          <w:rPr>
-            <w:noProof/>
-            <w:webHidden/>
-            <w:sz w:val="28"/>
-            <w:szCs w:val="28"/>
-          </w:rPr>
-          <w:instrText xml:space="preserve"> PAGEREF _Toc230581407 \h </w:instrText>
-        </w:r>
-        <w:r>
-          <w:rPr>
-            <w:noProof/>
-            <w:webHidden/>
-            <w:sz w:val="28"/>
-            <w:szCs w:val="28"/>
-          </w:rPr>
-        </w:r>
-        <w:r>
-          <w:rPr>
-            <w:noProof/>
-            <w:webHidden/>
-            <w:sz w:val="28"/>
-            <w:szCs w:val="28"/>
-          </w:rPr>
-          <w:fldChar w:fldCharType="separate"/>
-        </w:r>
-        <w:r>
-          <w:rPr>
-            <w:noProof/>
-            <w:webHidden/>
-            <w:sz w:val="28"/>
-            <w:szCs w:val="28"/>
-          </w:rPr>
-          <w:t>32</w:t>
-        </w:r>
-        <w:r>
-          <w:rPr>
-            <w:noProof/>
-            <w:webHidden/>
-            <w:sz w:val="28"/>
-            <w:szCs w:val="28"/>
-          </w:rPr>
-          <w:fldChar w:fldCharType="end"/>
-        </w:r>
-      </w:hyperlink>
-    </w:p>
-    <w:p>
-      <w:pPr>
-        <w:pStyle w:val="1c"/>
-        <w:rPr>
-          <w:noProof/>
-          <w:color w:val="auto"/>
-          <w:sz w:val="28"/>
-          <w:szCs w:val="28"/>
-          <w:bdr w:val="none" w:sz="0" w:space="0" w:color="auto"/>
-        </w:rPr>
-      </w:pPr>
-      <w:hyperlink w:anchor="_Toc230581408" w:history="1">
-        <w:r>
-          <w:rPr>
-            <w:rStyle w:val="ad"/>
-            <w:rFonts w:eastAsia="Arial Unicode MS"/>
-            <w:noProof/>
-            <w:sz w:val="28"/>
-            <w:szCs w:val="28"/>
-          </w:rPr>
-          <w:t>3.3 Разработка формы «Номенклатура»</w:t>
-        </w:r>
-        <w:r>
-          <w:rPr>
-            <w:noProof/>
-            <w:webHidden/>
-            <w:sz w:val="28"/>
-            <w:szCs w:val="28"/>
-          </w:rPr>
-          <w:tab/>
-        </w:r>
-        <w:r>
-          <w:rPr>
-            <w:noProof/>
-            <w:webHidden/>
-            <w:sz w:val="28"/>
-            <w:szCs w:val="28"/>
-          </w:rPr>
-          <w:fldChar w:fldCharType="begin"/>
-        </w:r>
-        <w:r>
-          <w:rPr>
-            <w:noProof/>
-            <w:webHidden/>
-            <w:sz w:val="28"/>
-            <w:szCs w:val="28"/>
-          </w:rPr>
-          <w:instrText xml:space="preserve"> PAGEREF _Toc230581408 \h </w:instrText>
-        </w:r>
-        <w:r>
-          <w:rPr>
-            <w:noProof/>
-            <w:webHidden/>
-            <w:sz w:val="28"/>
-            <w:szCs w:val="28"/>
-          </w:rPr>
-        </w:r>
-        <w:r>
-          <w:rPr>
-            <w:noProof/>
-            <w:webHidden/>
-            <w:sz w:val="28"/>
-            <w:szCs w:val="28"/>
-          </w:rPr>
-          <w:fldChar w:fldCharType="separate"/>
-        </w:r>
-        <w:r>
-          <w:rPr>
-            <w:noProof/>
-            <w:webHidden/>
-            <w:sz w:val="28"/>
-            <w:szCs w:val="28"/>
-          </w:rPr>
-          <w:t>37</w:t>
-        </w:r>
-        <w:r>
-          <w:rPr>
-            <w:noProof/>
-            <w:webHidden/>
-            <w:sz w:val="28"/>
-            <w:szCs w:val="28"/>
-          </w:rPr>
-          <w:fldChar w:fldCharType="end"/>
-        </w:r>
-      </w:hyperlink>
-    </w:p>
-    <w:p>
-      <w:pPr>
-        <w:pStyle w:val="1c"/>
-        <w:rPr>
-          <w:noProof/>
-          <w:color w:val="auto"/>
-          <w:sz w:val="28"/>
-          <w:szCs w:val="28"/>
-          <w:bdr w:val="none" w:sz="0" w:space="0" w:color="auto"/>
-        </w:rPr>
-      </w:pPr>
-      <w:hyperlink w:anchor="_Toc230581409" w:history="1">
-        <w:r>
-          <w:rPr>
-            <w:rStyle w:val="ad"/>
-            <w:rFonts w:eastAsia="Arial Unicode MS"/>
-            <w:noProof/>
-            <w:sz w:val="28"/>
-            <w:szCs w:val="28"/>
-          </w:rPr>
-          <w:t>3.4 Разработка справочника «Контрагенты»</w:t>
-        </w:r>
-        <w:r>
-          <w:rPr>
-            <w:noProof/>
-            <w:webHidden/>
-            <w:sz w:val="28"/>
-            <w:szCs w:val="28"/>
-          </w:rPr>
-          <w:tab/>
-        </w:r>
-        <w:r>
-          <w:rPr>
-            <w:noProof/>
-            <w:webHidden/>
-            <w:sz w:val="28"/>
-            <w:szCs w:val="28"/>
-          </w:rPr>
-          <w:fldChar w:fldCharType="begin"/>
-        </w:r>
-        <w:r>
-          <w:rPr>
-            <w:noProof/>
-            <w:webHidden/>
-            <w:sz w:val="28"/>
-            <w:szCs w:val="28"/>
-          </w:rPr>
-          <w:instrText xml:space="preserve"> PAGEREF _Toc230581409 \h </w:instrText>
-        </w:r>
-        <w:r>
-          <w:rPr>
-            <w:noProof/>
-            <w:webHidden/>
-            <w:sz w:val="28"/>
-            <w:szCs w:val="28"/>
-          </w:rPr>
-        </w:r>
-        <w:r>
-          <w:rPr>
-            <w:noProof/>
-            <w:webHidden/>
-            <w:sz w:val="28"/>
-            <w:szCs w:val="28"/>
-          </w:rPr>
-          <w:fldChar w:fldCharType="separate"/>
-        </w:r>
-        <w:r>
-          <w:rPr>
-            <w:noProof/>
-            <w:webHidden/>
-            <w:sz w:val="28"/>
-            <w:szCs w:val="28"/>
-          </w:rPr>
-          <w:t>42</w:t>
-        </w:r>
-        <w:r>
-          <w:rPr>
-            <w:noProof/>
-            <w:webHidden/>
-            <w:sz w:val="28"/>
-            <w:szCs w:val="28"/>
-          </w:rPr>
-          <w:fldChar w:fldCharType="end"/>
-        </w:r>
-      </w:hyperlink>
-    </w:p>
-    <w:p>
-      <w:pPr>
-        <w:pStyle w:val="1c"/>
-        <w:rPr>
-          <w:noProof/>
-          <w:color w:val="auto"/>
-          <w:sz w:val="28"/>
-          <w:szCs w:val="28"/>
-          <w:bdr w:val="none" w:sz="0" w:space="0" w:color="auto"/>
-        </w:rPr>
-      </w:pPr>
-      <w:hyperlink w:anchor="_Toc230581410" w:history="1">
-        <w:r>
-          <w:rPr>
-            <w:rStyle w:val="ad"/>
-            <w:rFonts w:eastAsia="Arial Unicode MS"/>
-            <w:noProof/>
-            <w:sz w:val="28"/>
-            <w:szCs w:val="28"/>
-          </w:rPr>
-          <w:t>3.5 Разработка документа «Заказ поставщику»</w:t>
-        </w:r>
-        <w:r>
-          <w:rPr>
-            <w:noProof/>
-            <w:webHidden/>
-            <w:sz w:val="28"/>
-            <w:szCs w:val="28"/>
-          </w:rPr>
-          <w:tab/>
-        </w:r>
-        <w:r>
-          <w:rPr>
-            <w:noProof/>
-            <w:webHidden/>
-            <w:sz w:val="28"/>
-            <w:szCs w:val="28"/>
-          </w:rPr>
-          <w:fldChar w:fldCharType="begin"/>
-        </w:r>
-        <w:r>
-          <w:rPr>
-            <w:noProof/>
-            <w:webHidden/>
-            <w:sz w:val="28"/>
-            <w:szCs w:val="28"/>
-          </w:rPr>
-          <w:instrText xml:space="preserve"> PAGEREF _Toc230581410 \h </w:instrText>
-        </w:r>
-        <w:r>
-          <w:rPr>
-            <w:noProof/>
-            <w:webHidden/>
-            <w:sz w:val="28"/>
-            <w:szCs w:val="28"/>
-          </w:rPr>
-        </w:r>
-        <w:r>
-          <w:rPr>
-            <w:noProof/>
-            <w:webHidden/>
-            <w:sz w:val="28"/>
-            <w:szCs w:val="28"/>
-          </w:rPr>
-          <w:fldChar w:fldCharType="separate"/>
-        </w:r>
-        <w:r>
-          <w:rPr>
-            <w:noProof/>
-            <w:webHidden/>
-            <w:sz w:val="28"/>
-            <w:szCs w:val="28"/>
-          </w:rPr>
-          <w:t>49</w:t>
-        </w:r>
-        <w:r>
-          <w:rPr>
-            <w:noProof/>
-            <w:webHidden/>
-            <w:sz w:val="28"/>
-            <w:szCs w:val="28"/>
-          </w:rPr>
-          <w:fldChar w:fldCharType="end"/>
-        </w:r>
-      </w:hyperlink>
-    </w:p>
-    <w:p>
-      <w:pPr>
-        <w:pStyle w:val="1c"/>
-        <w:rPr>
-          <w:noProof/>
-          <w:color w:val="auto"/>
-          <w:sz w:val="28"/>
-          <w:szCs w:val="28"/>
-          <w:bdr w:val="none" w:sz="0" w:space="0" w:color="auto"/>
-        </w:rPr>
-      </w:pPr>
-      <w:hyperlink w:anchor="_Toc230581411" w:history="1">
-        <w:r>
-          <w:rPr>
-            <w:rStyle w:val="ad"/>
-            <w:rFonts w:eastAsia="Arial Unicode MS"/>
-            <w:noProof/>
-            <w:sz w:val="28"/>
-            <w:szCs w:val="28"/>
-          </w:rPr>
-          <w:t>3.6 Разработка документа «Заказ клиента»</w:t>
-        </w:r>
-        <w:r>
-          <w:rPr>
-            <w:noProof/>
-            <w:webHidden/>
-            <w:sz w:val="28"/>
-            <w:szCs w:val="28"/>
-          </w:rPr>
-          <w:tab/>
-        </w:r>
-        <w:r>
-          <w:rPr>
-            <w:noProof/>
-            <w:webHidden/>
-            <w:sz w:val="28"/>
-            <w:szCs w:val="28"/>
-          </w:rPr>
-          <w:fldChar w:fldCharType="begin"/>
-        </w:r>
-        <w:r>
-          <w:rPr>
-            <w:noProof/>
-            <w:webHidden/>
-            <w:sz w:val="28"/>
-            <w:szCs w:val="28"/>
-          </w:rPr>
-          <w:instrText xml:space="preserve"> PAGEREF _Toc230581411 \h </w:instrText>
-        </w:r>
-        <w:r>
-          <w:rPr>
-            <w:noProof/>
-            <w:webHidden/>
-            <w:sz w:val="28"/>
-            <w:szCs w:val="28"/>
-          </w:rPr>
-        </w:r>
-        <w:r>
-          <w:rPr>
-            <w:noProof/>
-            <w:webHidden/>
-            <w:sz w:val="28"/>
-            <w:szCs w:val="28"/>
-          </w:rPr>
-          <w:fldChar w:fldCharType="separate"/>
-        </w:r>
-        <w:r>
-          <w:rPr>
-            <w:noProof/>
-            <w:webHidden/>
-            <w:sz w:val="28"/>
-            <w:szCs w:val="28"/>
-          </w:rPr>
-          <w:t>55</w:t>
-        </w:r>
-        <w:r>
-          <w:rPr>
-            <w:noProof/>
-            <w:webHidden/>
-            <w:sz w:val="28"/>
-            <w:szCs w:val="28"/>
-          </w:rPr>
-          <w:fldChar w:fldCharType="end"/>
-        </w:r>
-      </w:hyperlink>
-    </w:p>
-    <w:p>
-      <w:pPr>
-        <w:pStyle w:val="1c"/>
-        <w:rPr>
-          <w:noProof/>
-          <w:color w:val="auto"/>
-          <w:sz w:val="28"/>
-          <w:szCs w:val="28"/>
-          <w:bdr w:val="none" w:sz="0" w:space="0" w:color="auto"/>
-        </w:rPr>
-      </w:pPr>
-      <w:hyperlink w:anchor="_Toc230581412" w:history="1">
-        <w:r>
-          <w:rPr>
-            <w:rStyle w:val="ad"/>
-            <w:rFonts w:eastAsia="Arial Unicode MS"/>
-            <w:noProof/>
-            <w:sz w:val="28"/>
-            <w:szCs w:val="28"/>
-          </w:rPr>
-          <w:t>3.7 Разработка формы «Отчёты»</w:t>
-        </w:r>
-        <w:r>
-          <w:rPr>
-            <w:noProof/>
-            <w:webHidden/>
-            <w:sz w:val="28"/>
-            <w:szCs w:val="28"/>
-          </w:rPr>
-          <w:tab/>
-        </w:r>
-        <w:r>
-          <w:rPr>
-            <w:noProof/>
-            <w:webHidden/>
-            <w:sz w:val="28"/>
-            <w:szCs w:val="28"/>
-          </w:rPr>
-          <w:fldChar w:fldCharType="begin"/>
-        </w:r>
-        <w:r>
-          <w:rPr>
-            <w:noProof/>
-            <w:webHidden/>
-            <w:sz w:val="28"/>
-            <w:szCs w:val="28"/>
-          </w:rPr>
-          <w:instrText xml:space="preserve"> PAGEREF _Toc230581412 \h </w:instrText>
-        </w:r>
-        <w:r>
-          <w:rPr>
-            <w:noProof/>
-            <w:webHidden/>
-            <w:sz w:val="28"/>
-            <w:szCs w:val="28"/>
-          </w:rPr>
-        </w:r>
-        <w:r>
-          <w:rPr>
-            <w:noProof/>
-            <w:webHidden/>
-            <w:sz w:val="28"/>
-            <w:szCs w:val="28"/>
-          </w:rPr>
-          <w:fldChar w:fldCharType="separate"/>
-        </w:r>
-        <w:r>
-          <w:rPr>
-            <w:noProof/>
-            <w:webHidden/>
-            <w:sz w:val="28"/>
-            <w:szCs w:val="28"/>
-          </w:rPr>
-          <w:t>60</w:t>
-        </w:r>
-        <w:r>
-          <w:rPr>
-            <w:noProof/>
-            <w:webHidden/>
-            <w:sz w:val="28"/>
-            <w:szCs w:val="28"/>
-          </w:rPr>
-          <w:fldChar w:fldCharType="end"/>
-        </w:r>
-      </w:hyperlink>
-    </w:p>
-    <w:p>
-      <w:pPr>
-        <w:pStyle w:val="1c"/>
-        <w:rPr>
-          <w:noProof/>
-          <w:color w:val="auto"/>
-          <w:sz w:val="28"/>
-          <w:szCs w:val="28"/>
-          <w:bdr w:val="none" w:sz="0" w:space="0" w:color="auto"/>
-        </w:rPr>
-      </w:pPr>
-      <w:hyperlink w:anchor="_Toc230581413" w:history="1">
-        <w:r>
-          <w:rPr>
-            <w:rStyle w:val="ad"/>
-            <w:rFonts w:eastAsia="Arial Unicode MS"/>
-            <w:noProof/>
-            <w:sz w:val="28"/>
-            <w:szCs w:val="28"/>
-          </w:rPr>
-          <w:t>ЗАКЛЮЧЕНИЕ</w:t>
-        </w:r>
-        <w:r>
-          <w:rPr>
-            <w:noProof/>
-            <w:webHidden/>
-            <w:sz w:val="28"/>
-            <w:szCs w:val="28"/>
-          </w:rPr>
-          <w:tab/>
-        </w:r>
-        <w:r>
-          <w:rPr>
-            <w:noProof/>
-            <w:webHidden/>
-            <w:sz w:val="28"/>
-            <w:szCs w:val="28"/>
-          </w:rPr>
-          <w:fldChar w:fldCharType="begin"/>
-        </w:r>
-        <w:r>
-          <w:rPr>
-            <w:noProof/>
-            <w:webHidden/>
-            <w:sz w:val="28"/>
-            <w:szCs w:val="28"/>
-          </w:rPr>
-          <w:instrText xml:space="preserve"> PAGEREF _Toc230581413 \h </w:instrText>
-        </w:r>
-        <w:r>
-          <w:rPr>
-            <w:noProof/>
-            <w:webHidden/>
-            <w:sz w:val="28"/>
-            <w:szCs w:val="28"/>
-          </w:rPr>
-        </w:r>
-        <w:r>
-          <w:rPr>
-            <w:noProof/>
-            <w:webHidden/>
-            <w:sz w:val="28"/>
-            <w:szCs w:val="28"/>
-          </w:rPr>
-          <w:fldChar w:fldCharType="separate"/>
-        </w:r>
-        <w:r>
-          <w:rPr>
-            <w:noProof/>
-            <w:webHidden/>
-            <w:sz w:val="28"/>
-            <w:szCs w:val="28"/>
-          </w:rPr>
-          <w:t>73</w:t>
-        </w:r>
-        <w:r>
-          <w:rPr>
-            <w:noProof/>
-            <w:webHidden/>
-            <w:sz w:val="28"/>
-            <w:szCs w:val="28"/>
-          </w:rPr>
-          <w:fldChar w:fldCharType="end"/>
-        </w:r>
-      </w:hyperlink>
-    </w:p>
-    <w:p>
-      <w:pPr>
-        <w:pStyle w:val="1c"/>
-        <w:rPr>
-          <w:noProof/>
-          <w:color w:val="auto"/>
-          <w:sz w:val="28"/>
-          <w:szCs w:val="28"/>
-          <w:bdr w:val="none" w:sz="0" w:space="0" w:color="auto"/>
-        </w:rPr>
-      </w:pPr>
-      <w:hyperlink w:anchor="_Toc230581414" w:history="1">
-        <w:r>
-          <w:rPr>
-            <w:rStyle w:val="ad"/>
-            <w:noProof/>
-            <w:sz w:val="28"/>
-            <w:szCs w:val="28"/>
-          </w:rPr>
-          <w:t>СПИСОК ИСПОЛЬЗОВАННЫХ ИСТОЧНИКОВ И ЛИТЕРАТУРЫ</w:t>
-        </w:r>
-        <w:r>
-          <w:rPr>
-            <w:noProof/>
-            <w:webHidden/>
-            <w:sz w:val="28"/>
-            <w:szCs w:val="28"/>
-          </w:rPr>
-          <w:tab/>
-        </w:r>
-        <w:r>
-          <w:rPr>
-            <w:noProof/>
-            <w:webHidden/>
-            <w:sz w:val="28"/>
-            <w:szCs w:val="28"/>
-          </w:rPr>
-          <w:fldChar w:fldCharType="begin"/>
-        </w:r>
-        <w:r>
-          <w:rPr>
-            <w:noProof/>
-            <w:webHidden/>
-            <w:sz w:val="28"/>
-            <w:szCs w:val="28"/>
-          </w:rPr>
-          <w:instrText xml:space="preserve"> PAGEREF _Toc230581414 \h </w:instrText>
-        </w:r>
-        <w:r>
-          <w:rPr>
-            <w:noProof/>
-            <w:webHidden/>
-            <w:sz w:val="28"/>
-            <w:szCs w:val="28"/>
-          </w:rPr>
-        </w:r>
-        <w:r>
-          <w:rPr>
-            <w:noProof/>
-            <w:webHidden/>
-            <w:sz w:val="28"/>
-            <w:szCs w:val="28"/>
-          </w:rPr>
-          <w:fldChar w:fldCharType="separate"/>
-        </w:r>
-        <w:r>
-          <w:rPr>
-            <w:noProof/>
-            <w:webHidden/>
-            <w:sz w:val="28"/>
-            <w:szCs w:val="28"/>
-          </w:rPr>
-          <w:t>75</w:t>
-        </w:r>
-        <w:r>
-          <w:rPr>
-            <w:noProof/>
-            <w:webHidden/>
-            <w:sz w:val="28"/>
-            <w:szCs w:val="28"/>
-          </w:rPr>
-          <w:fldChar w:fldCharType="end"/>
-        </w:r>
-      </w:hyperlink>
     </w:p>
     <w:p>
       <w:pPr>
@@ -7952,6 +8049,7 @@
       </w:r>
       <w:bookmarkStart w:id="4" w:name="_Toc226862717"/>
       <w:bookmarkStart w:id="5" w:name="_Toc230581394"/>
+      <w:bookmarkStart w:id="6" w:name="_Toc230582333"/>
       <w:r>
         <w:rPr>
           <w:rFonts w:eastAsia="Arial Unicode MS" w:cs="Arial Unicode MS"/>
@@ -7965,6 +8063,7 @@
       <w:bookmarkEnd w:id="3"/>
       <w:bookmarkEnd w:id="4"/>
       <w:bookmarkEnd w:id="5"/>
+      <w:bookmarkEnd w:id="6"/>
     </w:p>
     <w:p>
       <w:pPr>
@@ -8103,12 +8202,13 @@
       <w:pPr>
         <w:pStyle w:val="af1"/>
       </w:pPr>
-      <w:bookmarkStart w:id="6" w:name="_Toc1"/>
-      <w:bookmarkStart w:id="7" w:name="_Toc226862039"/>
-      <w:bookmarkStart w:id="8" w:name="_Toc226862078"/>
-      <w:bookmarkStart w:id="9" w:name="_Toc226862328"/>
-      <w:bookmarkStart w:id="10" w:name="_Toc226862718"/>
-      <w:bookmarkStart w:id="11" w:name="_Toc230581395"/>
+      <w:bookmarkStart w:id="7" w:name="_Toc1"/>
+      <w:bookmarkStart w:id="8" w:name="_Toc226862039"/>
+      <w:bookmarkStart w:id="9" w:name="_Toc226862078"/>
+      <w:bookmarkStart w:id="10" w:name="_Toc226862328"/>
+      <w:bookmarkStart w:id="11" w:name="_Toc226862718"/>
+      <w:bookmarkStart w:id="12" w:name="_Toc230581395"/>
+      <w:bookmarkStart w:id="13" w:name="_Toc230582334"/>
       <w:r>
         <w:rPr>
           <w:rFonts w:eastAsia="Arial Unicode MS" w:cs="Arial Unicode MS"/>
@@ -8116,294 +8216,299 @@
         <w:lastRenderedPageBreak/>
         <w:t>ГЛАВА 1. ПРЕДПРОЕКТНАЯ ЧАСТЬ ТРЕБОВАНИЙ К ИНФОРМАЦИОННОЙ СИСТЕМЕ</w:t>
       </w:r>
-      <w:bookmarkEnd w:id="6"/>
       <w:bookmarkEnd w:id="7"/>
       <w:bookmarkEnd w:id="8"/>
       <w:bookmarkEnd w:id="9"/>
       <w:bookmarkEnd w:id="10"/>
       <w:bookmarkEnd w:id="11"/>
-    </w:p>
-    <w:p>
-      <w:pPr>
-        <w:pStyle w:val="af1"/>
-      </w:pPr>
-      <w:bookmarkStart w:id="12" w:name="_Toc2"/>
-      <w:bookmarkStart w:id="13" w:name="_Toc226862040"/>
-      <w:bookmarkStart w:id="14" w:name="_Toc226862079"/>
-      <w:bookmarkStart w:id="15" w:name="_Toc226862329"/>
-      <w:bookmarkStart w:id="16" w:name="_Toc226862719"/>
-      <w:bookmarkStart w:id="17" w:name="_Toc230581396"/>
-      <w:r>
-        <w:rPr>
-          <w:rFonts w:eastAsia="Arial Unicode MS" w:cs="Arial Unicode MS"/>
-        </w:rPr>
-        <w:t>1.1 Анализ предметной области</w:t>
-      </w:r>
       <w:bookmarkEnd w:id="12"/>
       <w:bookmarkEnd w:id="13"/>
+    </w:p>
+    <w:p>
+      <w:pPr>
+        <w:pStyle w:val="af1"/>
+      </w:pPr>
+      <w:bookmarkStart w:id="14" w:name="_Toc2"/>
+      <w:bookmarkStart w:id="15" w:name="_Toc226862040"/>
+      <w:bookmarkStart w:id="16" w:name="_Toc226862079"/>
+      <w:bookmarkStart w:id="17" w:name="_Toc226862329"/>
+      <w:bookmarkStart w:id="18" w:name="_Toc226862719"/>
+      <w:bookmarkStart w:id="19" w:name="_Toc230581396"/>
+      <w:bookmarkStart w:id="20" w:name="_Toc230582335"/>
+      <w:r>
+        <w:rPr>
+          <w:rFonts w:eastAsia="Arial Unicode MS" w:cs="Arial Unicode MS"/>
+        </w:rPr>
+        <w:t>1.1 Анализ предметной области</w:t>
+      </w:r>
       <w:bookmarkEnd w:id="14"/>
       <w:bookmarkEnd w:id="15"/>
       <w:bookmarkEnd w:id="16"/>
       <w:bookmarkEnd w:id="17"/>
-    </w:p>
-    <w:p>
-      <w:pPr>
-        <w:pStyle w:val="af3"/>
-        <w:jc w:val="both"/>
-        <w:rPr>
-          <w:b w:val="0"/>
-          <w:bCs w:val="0"/>
-        </w:rPr>
-      </w:pPr>
-      <w:r>
-        <w:rPr>
-          <w:b w:val="0"/>
-          <w:bCs w:val="0"/>
-        </w:rPr>
-        <w:t>Компьютерный магазин представляет собой торговое предприятие, специализирующееся на продаже компьютерной техники, комплектующих, периферии и сопутствующих товаров. Ключевые процессы, требующие автоматизации, включают управление ассортиментом, складской учет, проведение продаж, работу с клиентами и поставщиками, а также сервисное обслуживание. Для обеспечения эффективности и конкурентоспособности необходима четкая организация этих процессов, достижимая только за счет внедрения специализированной информационной системы.</w:t>
-      </w:r>
-    </w:p>
-    <w:p>
-      <w:pPr>
-        <w:pStyle w:val="af3"/>
-        <w:jc w:val="both"/>
-      </w:pPr>
-      <w:r>
-        <w:t>Основные бизнес-процессы компьютерного магазина</w:t>
-      </w:r>
-    </w:p>
-    <w:p>
-      <w:pPr>
-        <w:pStyle w:val="af3"/>
-        <w:jc w:val="both"/>
-      </w:pPr>
-      <w:r>
-        <w:t>Управление товарными запасами:</w:t>
-      </w:r>
-    </w:p>
-    <w:p>
-      <w:pPr>
-        <w:pStyle w:val="af3"/>
-        <w:jc w:val="both"/>
-        <w:rPr>
-          <w:b w:val="0"/>
-          <w:bCs w:val="0"/>
-        </w:rPr>
-      </w:pPr>
-      <w:r>
-        <w:rPr>
-          <w:b w:val="0"/>
-          <w:bCs w:val="0"/>
-        </w:rPr>
-        <w:t>Магазин работает с широким и постоянно обновляющимся ассортиментом товаров, имеющих разные характеристики (модели, спецификации, серийные номера). Автоматизация учета позволяет контролировать остатки на складе, отслеживать движение товаров, проводить инвентаризации и формировать заказы поставщикам для предотвращения дефицита или затоваривания.</w:t>
-      </w:r>
-    </w:p>
-    <w:p>
-      <w:pPr>
-        <w:pStyle w:val="af3"/>
-        <w:jc w:val="both"/>
-      </w:pPr>
-      <w:r>
-        <w:t>Управление закупками и поставщиками:</w:t>
-      </w:r>
-    </w:p>
-    <w:p>
-      <w:pPr>
-        <w:pStyle w:val="af3"/>
-        <w:jc w:val="both"/>
-        <w:rPr>
-          <w:b w:val="0"/>
-          <w:bCs w:val="0"/>
-        </w:rPr>
-      </w:pPr>
-      <w:r>
-        <w:rPr>
-          <w:b w:val="0"/>
-          <w:bCs w:val="0"/>
-        </w:rPr>
-        <w:t>Эффективный процесс закупок критически важен для поддержания оптимального ассортимента и цен. Информационная система должна обеспечивать учет договоров с поставщиками, контроль цен закупки, отслеживание выполнения заказов и анализ рентабельности товарных категорий.</w:t>
-      </w:r>
-    </w:p>
-    <w:p>
-      <w:pPr>
-        <w:pStyle w:val="af3"/>
-        <w:jc w:val="both"/>
-      </w:pPr>
-      <w:r>
-        <w:t>Процесс продаж и обслуживания клиентов:</w:t>
-      </w:r>
-    </w:p>
-    <w:p>
-      <w:pPr>
-        <w:pStyle w:val="af3"/>
-        <w:jc w:val="both"/>
-        <w:rPr>
-          <w:b w:val="0"/>
-          <w:bCs w:val="0"/>
-        </w:rPr>
-      </w:pPr>
-      <w:r>
-        <w:rPr>
-          <w:b w:val="0"/>
-          <w:bCs w:val="0"/>
-        </w:rPr>
-        <w:lastRenderedPageBreak/>
-        <w:t>Автоматизация продаж включает в себя оформление чеков и возвратов, ведение расчетов с клиентами, применение дисконтных и бонусных программ, а также ведение истории покупок для повышения лояльности. Это ускоряет обслуживание на кассе и улучшает качество клиентского сервиса.</w:t>
-      </w:r>
-    </w:p>
-    <w:p>
-      <w:pPr>
-        <w:pStyle w:val="af3"/>
-        <w:jc w:val="both"/>
-      </w:pPr>
-      <w:r>
-        <w:t>Финансовый учет и анализ:</w:t>
-      </w:r>
-    </w:p>
-    <w:p>
-      <w:pPr>
-        <w:pStyle w:val="af3"/>
-        <w:jc w:val="both"/>
-        <w:rPr>
-          <w:b w:val="0"/>
-          <w:bCs w:val="0"/>
-        </w:rPr>
-      </w:pPr>
-      <w:r>
-        <w:rPr>
-          <w:b w:val="0"/>
-          <w:bCs w:val="0"/>
-        </w:rPr>
-        <w:t>Включает в себя учет доходов и расходов, расчет маржинальности по товарам и категориям, контроль движения денежных средств и формирование стандартной финансовой отчетности для анализа экономической эффективности работы магазина.</w:t>
-      </w:r>
-    </w:p>
-    <w:p>
-      <w:pPr>
-        <w:pStyle w:val="af3"/>
-        <w:jc w:val="both"/>
-      </w:pPr>
-      <w:r>
-        <w:t>Проблемы, решаемые автоматизацией</w:t>
-      </w:r>
-    </w:p>
-    <w:p>
-      <w:pPr>
-        <w:pStyle w:val="af3"/>
-        <w:jc w:val="both"/>
-        <w:rPr>
-          <w:b w:val="0"/>
-          <w:bCs w:val="0"/>
-        </w:rPr>
-      </w:pPr>
-      <w:r>
-        <w:rPr>
-          <w:b w:val="0"/>
-          <w:bCs w:val="0"/>
-        </w:rPr>
-        <w:t>Без использования информационной системы компьютерный магазин сталкивается с рядом серьезных проблем:</w:t>
-      </w:r>
-    </w:p>
-    <w:p>
-      <w:pPr>
-        <w:pStyle w:val="af3"/>
-        <w:jc w:val="both"/>
-        <w:rPr>
-          <w:b w:val="0"/>
-          <w:bCs w:val="0"/>
-        </w:rPr>
-      </w:pPr>
-      <w:r>
-        <w:t>Ручной учет товаров:</w:t>
-      </w:r>
-      <w:r>
-        <w:rPr>
-          <w:b w:val="0"/>
-          <w:bCs w:val="0"/>
-        </w:rPr>
-        <w:t xml:space="preserve"> ведение остатков в электронных таблицах или бумажных журналах приводит к частым ошибкам, расхождениям в данных и невозможности оперативно получить точную информацию о наличии товара.</w:t>
-      </w:r>
-    </w:p>
-    <w:p>
-      <w:pPr>
-        <w:pStyle w:val="af3"/>
-        <w:jc w:val="both"/>
-        <w:rPr>
-          <w:b w:val="0"/>
-          <w:bCs w:val="0"/>
-        </w:rPr>
-      </w:pPr>
-      <w:r>
-        <w:t>Неэффективное управление ассортиментом:</w:t>
-      </w:r>
-      <w:r>
-        <w:rPr>
-          <w:b w:val="0"/>
-          <w:bCs w:val="0"/>
-        </w:rPr>
-        <w:t xml:space="preserve"> сложно отслеживать «ходовые» и «залежалые» позиции, что ведет к нерациональному использованию оборотных средств и потере потенциальной прибыли.</w:t>
-      </w:r>
-    </w:p>
-    <w:p>
-      <w:pPr>
-        <w:pStyle w:val="af3"/>
-        <w:jc w:val="both"/>
-        <w:rPr>
-          <w:b w:val="0"/>
-          <w:bCs w:val="0"/>
-        </w:rPr>
-      </w:pPr>
-      <w:r>
-        <w:t>Сложность анализа продаж и финансов:</w:t>
-      </w:r>
-      <w:r>
-        <w:rPr>
-          <w:b w:val="0"/>
-          <w:bCs w:val="0"/>
-        </w:rPr>
-        <w:t xml:space="preserve"> отсутствие оперативной аналитики затрудняет принятие управленческих решений по ценообразованию, закупкам и продвижению товаров.</w:t>
-      </w:r>
-    </w:p>
-    <w:p>
-      <w:pPr>
-        <w:pStyle w:val="af3"/>
-        <w:jc w:val="both"/>
-        <w:rPr>
-          <w:b w:val="0"/>
-          <w:bCs w:val="0"/>
-        </w:rPr>
-      </w:pPr>
-      <w:r>
-        <w:t>Низкая скорость и качество обслуживания:</w:t>
-      </w:r>
-      <w:r>
-        <w:rPr>
-          <w:b w:val="0"/>
-          <w:bCs w:val="0"/>
-        </w:rPr>
-        <w:t xml:space="preserve"> ручное оформление документов, расчет скидок и поиск информации о товаре занимают много времени, что негативно сказывается на удовлетворенности клиентов.</w:t>
-      </w:r>
-    </w:p>
-    <w:p>
-      <w:pPr>
-        <w:pStyle w:val="af1"/>
-        <w:outlineLvl w:val="1"/>
-      </w:pPr>
-      <w:bookmarkStart w:id="18" w:name="_Toc3"/>
-      <w:bookmarkStart w:id="19" w:name="_Toc226862041"/>
-      <w:bookmarkStart w:id="20" w:name="_Toc226862080"/>
-      <w:bookmarkStart w:id="21" w:name="_Toc226862330"/>
-      <w:bookmarkStart w:id="22" w:name="_Toc226862720"/>
-      <w:bookmarkStart w:id="23" w:name="_Toc230581397"/>
-      <w:r>
-        <w:lastRenderedPageBreak/>
-        <w:t>1.2 Разработка технического задания</w:t>
-      </w:r>
       <w:bookmarkEnd w:id="18"/>
       <w:bookmarkEnd w:id="19"/>
       <w:bookmarkEnd w:id="20"/>
+    </w:p>
+    <w:p>
+      <w:pPr>
+        <w:pStyle w:val="af3"/>
+        <w:jc w:val="both"/>
+        <w:rPr>
+          <w:b w:val="0"/>
+          <w:bCs w:val="0"/>
+        </w:rPr>
+      </w:pPr>
+      <w:r>
+        <w:rPr>
+          <w:b w:val="0"/>
+          <w:bCs w:val="0"/>
+        </w:rPr>
+        <w:t>Компьютерный магазин представляет собой торговое предприятие, специализирующееся на продаже компьютерной техники, комплектующих, периферии и сопутствующих товаров. Ключевые процессы, требующие автоматизации, включают управление ассортиментом, складской учет, проведение продаж, работу с клиентами и поставщиками, а также сервисное обслуживание. Для обеспечения эффективности и конкурентоспособности необходима четкая организация этих процессов, достижимая только за счет внедрения специализированной информационной системы.</w:t>
+      </w:r>
+    </w:p>
+    <w:p>
+      <w:pPr>
+        <w:pStyle w:val="af3"/>
+        <w:jc w:val="both"/>
+      </w:pPr>
+      <w:r>
+        <w:t>Основные бизнес-процессы компьютерного магазина</w:t>
+      </w:r>
+    </w:p>
+    <w:p>
+      <w:pPr>
+        <w:pStyle w:val="af3"/>
+        <w:jc w:val="both"/>
+      </w:pPr>
+      <w:r>
+        <w:t>Управление товарными запасами:</w:t>
+      </w:r>
+    </w:p>
+    <w:p>
+      <w:pPr>
+        <w:pStyle w:val="af3"/>
+        <w:jc w:val="both"/>
+        <w:rPr>
+          <w:b w:val="0"/>
+          <w:bCs w:val="0"/>
+        </w:rPr>
+      </w:pPr>
+      <w:r>
+        <w:rPr>
+          <w:b w:val="0"/>
+          <w:bCs w:val="0"/>
+        </w:rPr>
+        <w:t>Магазин работает с широким и постоянно обновляющимся ассортиментом товаров, имеющих разные характеристики (модели, спецификации, серийные номера). Автоматизация учета позволяет контролировать остатки на складе, отслеживать движение товаров, проводить инвентаризации и формировать заказы поставщикам для предотвращения дефицита или затоваривания.</w:t>
+      </w:r>
+    </w:p>
+    <w:p>
+      <w:pPr>
+        <w:pStyle w:val="af3"/>
+        <w:jc w:val="both"/>
+      </w:pPr>
+      <w:r>
+        <w:t>Управление закупками и поставщиками:</w:t>
+      </w:r>
+    </w:p>
+    <w:p>
+      <w:pPr>
+        <w:pStyle w:val="af3"/>
+        <w:jc w:val="both"/>
+        <w:rPr>
+          <w:b w:val="0"/>
+          <w:bCs w:val="0"/>
+        </w:rPr>
+      </w:pPr>
+      <w:r>
+        <w:rPr>
+          <w:b w:val="0"/>
+          <w:bCs w:val="0"/>
+        </w:rPr>
+        <w:t>Эффективный процесс закупок критически важен для поддержания оптимального ассортимента и цен. Информационная система должна обеспечивать учет договоров с поставщиками, контроль цен закупки, отслеживание выполнения заказов и анализ рентабельности товарных категорий.</w:t>
+      </w:r>
+    </w:p>
+    <w:p>
+      <w:pPr>
+        <w:pStyle w:val="af3"/>
+        <w:jc w:val="both"/>
+      </w:pPr>
+      <w:r>
+        <w:t>Процесс продаж и обслуживания клиентов:</w:t>
+      </w:r>
+    </w:p>
+    <w:p>
+      <w:pPr>
+        <w:pStyle w:val="af3"/>
+        <w:jc w:val="both"/>
+        <w:rPr>
+          <w:b w:val="0"/>
+          <w:bCs w:val="0"/>
+        </w:rPr>
+      </w:pPr>
+      <w:r>
+        <w:rPr>
+          <w:b w:val="0"/>
+          <w:bCs w:val="0"/>
+        </w:rPr>
+        <w:lastRenderedPageBreak/>
+        <w:t>Автоматизация продаж включает в себя оформление чеков и возвратов, ведение расчетов с клиентами, применение дисконтных и бонусных программ, а также ведение истории покупок для повышения лояльности. Это ускоряет обслуживание на кассе и улучшает качество клиентского сервиса.</w:t>
+      </w:r>
+    </w:p>
+    <w:p>
+      <w:pPr>
+        <w:pStyle w:val="af3"/>
+        <w:jc w:val="both"/>
+      </w:pPr>
+      <w:r>
+        <w:t>Финансовый учет и анализ:</w:t>
+      </w:r>
+    </w:p>
+    <w:p>
+      <w:pPr>
+        <w:pStyle w:val="af3"/>
+        <w:jc w:val="both"/>
+        <w:rPr>
+          <w:b w:val="0"/>
+          <w:bCs w:val="0"/>
+        </w:rPr>
+      </w:pPr>
+      <w:r>
+        <w:rPr>
+          <w:b w:val="0"/>
+          <w:bCs w:val="0"/>
+        </w:rPr>
+        <w:t>Включает в себя учет доходов и расходов, расчет маржинальности по товарам и категориям, контроль движения денежных средств и формирование стандартной финансовой отчетности для анализа экономической эффективности работы магазина.</w:t>
+      </w:r>
+    </w:p>
+    <w:p>
+      <w:pPr>
+        <w:pStyle w:val="af3"/>
+        <w:jc w:val="both"/>
+      </w:pPr>
+      <w:r>
+        <w:t>Проблемы, решаемые автоматизацией</w:t>
+      </w:r>
+    </w:p>
+    <w:p>
+      <w:pPr>
+        <w:pStyle w:val="af3"/>
+        <w:jc w:val="both"/>
+        <w:rPr>
+          <w:b w:val="0"/>
+          <w:bCs w:val="0"/>
+        </w:rPr>
+      </w:pPr>
+      <w:r>
+        <w:rPr>
+          <w:b w:val="0"/>
+          <w:bCs w:val="0"/>
+        </w:rPr>
+        <w:t>Без использования информационной системы компьютерный магазин сталкивается с рядом серьезных проблем:</w:t>
+      </w:r>
+    </w:p>
+    <w:p>
+      <w:pPr>
+        <w:pStyle w:val="af3"/>
+        <w:jc w:val="both"/>
+        <w:rPr>
+          <w:b w:val="0"/>
+          <w:bCs w:val="0"/>
+        </w:rPr>
+      </w:pPr>
+      <w:r>
+        <w:t>Ручной учет товаров:</w:t>
+      </w:r>
+      <w:r>
+        <w:rPr>
+          <w:b w:val="0"/>
+          <w:bCs w:val="0"/>
+        </w:rPr>
+        <w:t xml:space="preserve"> ведение остатков в электронных таблицах или бумажных журналах приводит к частым ошибкам, расхождениям в данных и невозможности оперативно получить точную информацию о наличии товара.</w:t>
+      </w:r>
+    </w:p>
+    <w:p>
+      <w:pPr>
+        <w:pStyle w:val="af3"/>
+        <w:jc w:val="both"/>
+        <w:rPr>
+          <w:b w:val="0"/>
+          <w:bCs w:val="0"/>
+        </w:rPr>
+      </w:pPr>
+      <w:r>
+        <w:t>Неэффективное управление ассортиментом:</w:t>
+      </w:r>
+      <w:r>
+        <w:rPr>
+          <w:b w:val="0"/>
+          <w:bCs w:val="0"/>
+        </w:rPr>
+        <w:t xml:space="preserve"> сложно отслеживать «ходовые» и «залежалые» позиции, что ведет к нерациональному использованию оборотных средств и потере потенциальной прибыли.</w:t>
+      </w:r>
+    </w:p>
+    <w:p>
+      <w:pPr>
+        <w:pStyle w:val="af3"/>
+        <w:jc w:val="both"/>
+        <w:rPr>
+          <w:b w:val="0"/>
+          <w:bCs w:val="0"/>
+        </w:rPr>
+      </w:pPr>
+      <w:r>
+        <w:t>Сложность анализа продаж и финансов:</w:t>
+      </w:r>
+      <w:r>
+        <w:rPr>
+          <w:b w:val="0"/>
+          <w:bCs w:val="0"/>
+        </w:rPr>
+        <w:t xml:space="preserve"> отсутствие оперативной аналитики затрудняет принятие управленческих решений по ценообразованию, закупкам и продвижению товаров.</w:t>
+      </w:r>
+    </w:p>
+    <w:p>
+      <w:pPr>
+        <w:pStyle w:val="af3"/>
+        <w:jc w:val="both"/>
+        <w:rPr>
+          <w:b w:val="0"/>
+          <w:bCs w:val="0"/>
+        </w:rPr>
+      </w:pPr>
+      <w:r>
+        <w:t>Низкая скорость и качество обслуживания:</w:t>
+      </w:r>
+      <w:r>
+        <w:rPr>
+          <w:b w:val="0"/>
+          <w:bCs w:val="0"/>
+        </w:rPr>
+        <w:t xml:space="preserve"> ручное оформление документов, расчет скидок и поиск информации о товаре занимают много времени, что негативно сказывается на удовлетворенности клиентов.</w:t>
+      </w:r>
+    </w:p>
+    <w:p>
+      <w:pPr>
+        <w:pStyle w:val="af1"/>
+        <w:outlineLvl w:val="1"/>
+      </w:pPr>
+      <w:bookmarkStart w:id="21" w:name="_Toc3"/>
+      <w:bookmarkStart w:id="22" w:name="_Toc226862041"/>
+      <w:bookmarkStart w:id="23" w:name="_Toc226862080"/>
+      <w:bookmarkStart w:id="24" w:name="_Toc226862330"/>
+      <w:bookmarkStart w:id="25" w:name="_Toc226862720"/>
+      <w:bookmarkStart w:id="26" w:name="_Toc230581397"/>
+      <w:bookmarkStart w:id="27" w:name="_Toc230582336"/>
+      <w:r>
+        <w:lastRenderedPageBreak/>
+        <w:t>1.2 Разработка технического задания</w:t>
+      </w:r>
       <w:bookmarkEnd w:id="21"/>
       <w:bookmarkEnd w:id="22"/>
       <w:bookmarkEnd w:id="23"/>
+      <w:bookmarkEnd w:id="24"/>
+      <w:bookmarkEnd w:id="25"/>
+      <w:bookmarkEnd w:id="26"/>
+      <w:bookmarkEnd w:id="27"/>
     </w:p>
     <w:p>
       <w:pPr>
@@ -9541,12 +9646,13 @@
         <w:pStyle w:val="af1"/>
         <w:outlineLvl w:val="1"/>
       </w:pPr>
-      <w:bookmarkStart w:id="24" w:name="_Toc4"/>
-      <w:bookmarkStart w:id="25" w:name="_Toc226862042"/>
-      <w:bookmarkStart w:id="26" w:name="_Toc226862081"/>
-      <w:bookmarkStart w:id="27" w:name="_Toc226862331"/>
-      <w:bookmarkStart w:id="28" w:name="_Toc226862721"/>
-      <w:bookmarkStart w:id="29" w:name="_Toc230581398"/>
+      <w:bookmarkStart w:id="28" w:name="_Toc4"/>
+      <w:bookmarkStart w:id="29" w:name="_Toc226862042"/>
+      <w:bookmarkStart w:id="30" w:name="_Toc226862081"/>
+      <w:bookmarkStart w:id="31" w:name="_Toc226862331"/>
+      <w:bookmarkStart w:id="32" w:name="_Toc226862721"/>
+      <w:bookmarkStart w:id="33" w:name="_Toc230581398"/>
+      <w:bookmarkStart w:id="34" w:name="_Toc230582337"/>
       <w:r>
         <w:t xml:space="preserve">1.3 Моделирование бизнес-процессов (IDEF0 </w:t>
       </w:r>
@@ -9574,12 +9680,13 @@
       <w:r>
         <w:t>)</w:t>
       </w:r>
-      <w:bookmarkEnd w:id="24"/>
-      <w:bookmarkEnd w:id="25"/>
-      <w:bookmarkEnd w:id="26"/>
-      <w:bookmarkEnd w:id="27"/>
       <w:bookmarkEnd w:id="28"/>
       <w:bookmarkEnd w:id="29"/>
+      <w:bookmarkEnd w:id="30"/>
+      <w:bookmarkEnd w:id="31"/>
+      <w:bookmarkEnd w:id="32"/>
+      <w:bookmarkEnd w:id="33"/>
+      <w:bookmarkEnd w:id="34"/>
     </w:p>
     <w:p>
       <w:pPr>
@@ -10324,12 +10431,23 @@
     <w:p>
       <w:pPr>
         <w:pStyle w:val="af2"/>
+      </w:pPr>
+    </w:p>
+    <w:p>
+      <w:pPr>
+        <w:pStyle w:val="af2"/>
+      </w:pPr>
+    </w:p>
+    <w:p>
+      <w:pPr>
+        <w:pStyle w:val="af2"/>
         <w:numPr>
           <w:ilvl w:val="0"/>
           <w:numId w:val="28"/>
         </w:numPr>
       </w:pPr>
       <w:r>
+        <w:lastRenderedPageBreak/>
         <w:t xml:space="preserve">Модель "As </w:t>
       </w:r>
       <w:proofErr w:type="spellStart"/>
@@ -10349,7 +10467,6 @@
         <w:rPr>
           <w:noProof/>
         </w:rPr>
-        <w:lastRenderedPageBreak/>
         <w:drawing>
           <wp:inline distT="0" distB="0" distL="0" distR="0" wp14:anchorId="7240AF4E" wp14:editId="5E7AF011">
             <wp:extent cx="5219700" cy="3600450"/>
@@ -10761,7 +10878,7 @@
           <w:iCs/>
         </w:rPr>
       </w:pPr>
-      <w:bookmarkStart w:id="30" w:name="_Hlk199296511"/>
+      <w:bookmarkStart w:id="35" w:name="_Hlk199296511"/>
       <w:r>
         <w:rPr>
           <w:i/>
@@ -10814,7 +10931,7 @@
         </w:rPr>
         <w:t xml:space="preserve"> (А-0)</w:t>
       </w:r>
-      <w:bookmarkEnd w:id="30"/>
+      <w:bookmarkEnd w:id="35"/>
     </w:p>
     <w:p>
       <w:pPr>
@@ -10966,7 +11083,7 @@
         </w:rPr>
         <w:t xml:space="preserve"> (А0)</w:t>
       </w:r>
-      <w:bookmarkStart w:id="31" w:name="_Toc5"/>
+      <w:bookmarkStart w:id="36" w:name="_Toc5"/>
       <w:r>
         <w:t xml:space="preserve"> </w:t>
       </w:r>
@@ -10978,8 +11095,8 @@
           <w:rFonts w:cs="Times New Roman"/>
         </w:rPr>
       </w:pPr>
-      <w:bookmarkStart w:id="32" w:name="_Toc226862043"/>
-      <w:bookmarkStart w:id="33" w:name="_Toc226862082"/>
+      <w:bookmarkStart w:id="37" w:name="_Toc226862043"/>
+      <w:bookmarkStart w:id="38" w:name="_Toc226862082"/>
       <w:r>
         <w:rPr>
           <w:rFonts w:cs="Times New Roman"/>
@@ -11035,9 +11152,10 @@
       <w:r>
         <w:br w:type="page"/>
       </w:r>
-      <w:bookmarkStart w:id="34" w:name="_Toc226862332"/>
-      <w:bookmarkStart w:id="35" w:name="_Toc226862722"/>
-      <w:bookmarkStart w:id="36" w:name="_Toc230581399"/>
+      <w:bookmarkStart w:id="39" w:name="_Toc226862332"/>
+      <w:bookmarkStart w:id="40" w:name="_Toc226862722"/>
+      <w:bookmarkStart w:id="41" w:name="_Toc230581399"/>
+      <w:bookmarkStart w:id="42" w:name="_Toc230582338"/>
       <w:r>
         <w:lastRenderedPageBreak/>
         <w:t>ГЛАВА</w:t>
@@ -11054,41 +11172,44 @@
         </w:rPr>
         <w:t>. ПРОЕКТИРОВАНИЕ ТРЕБОВАНИЙ К ИНФОРМАЦИОННОЙ СИСТЕМЕ</w:t>
       </w:r>
-      <w:bookmarkEnd w:id="31"/>
-      <w:bookmarkEnd w:id="32"/>
-      <w:bookmarkEnd w:id="33"/>
-      <w:bookmarkEnd w:id="34"/>
-      <w:bookmarkEnd w:id="35"/>
       <w:bookmarkEnd w:id="36"/>
-    </w:p>
-    <w:p>
-      <w:pPr>
-        <w:pStyle w:val="af1"/>
-        <w:outlineLvl w:val="1"/>
-      </w:pPr>
-      <w:bookmarkStart w:id="37" w:name="_Toc6"/>
-      <w:bookmarkStart w:id="38" w:name="_Toc226862044"/>
-      <w:bookmarkStart w:id="39" w:name="_Toc226862083"/>
-      <w:bookmarkStart w:id="40" w:name="_Toc226862333"/>
-      <w:bookmarkStart w:id="41" w:name="_Toc226862723"/>
-      <w:bookmarkStart w:id="42" w:name="_Toc230581400"/>
-      <w:r>
-        <w:t>2.1 Анализ диаграммы вариантов использования (</w:t>
-      </w:r>
-      <w:proofErr w:type="spellStart"/>
-      <w:r>
-        <w:t>Use</w:t>
-      </w:r>
-      <w:proofErr w:type="spellEnd"/>
-      <w:r>
-        <w:t xml:space="preserve"> Case)</w:t>
-      </w:r>
       <w:bookmarkEnd w:id="37"/>
       <w:bookmarkEnd w:id="38"/>
       <w:bookmarkEnd w:id="39"/>
       <w:bookmarkEnd w:id="40"/>
       <w:bookmarkEnd w:id="41"/>
       <w:bookmarkEnd w:id="42"/>
+    </w:p>
+    <w:p>
+      <w:pPr>
+        <w:pStyle w:val="af1"/>
+        <w:outlineLvl w:val="1"/>
+      </w:pPr>
+      <w:bookmarkStart w:id="43" w:name="_Toc6"/>
+      <w:bookmarkStart w:id="44" w:name="_Toc226862044"/>
+      <w:bookmarkStart w:id="45" w:name="_Toc226862083"/>
+      <w:bookmarkStart w:id="46" w:name="_Toc226862333"/>
+      <w:bookmarkStart w:id="47" w:name="_Toc226862723"/>
+      <w:bookmarkStart w:id="48" w:name="_Toc230581400"/>
+      <w:bookmarkStart w:id="49" w:name="_Toc230582339"/>
+      <w:r>
+        <w:t>2.1 Анализ диаграммы вариантов использования (</w:t>
+      </w:r>
+      <w:proofErr w:type="spellStart"/>
+      <w:r>
+        <w:t>Use</w:t>
+      </w:r>
+      <w:proofErr w:type="spellEnd"/>
+      <w:r>
+        <w:t xml:space="preserve"> Case)</w:t>
+      </w:r>
+      <w:bookmarkEnd w:id="43"/>
+      <w:bookmarkEnd w:id="44"/>
+      <w:bookmarkEnd w:id="45"/>
+      <w:bookmarkEnd w:id="46"/>
+      <w:bookmarkEnd w:id="47"/>
+      <w:bookmarkEnd w:id="48"/>
+      <w:bookmarkEnd w:id="49"/>
     </w:p>
     <w:p>
       <w:pPr>
@@ -11599,12 +11720,13 @@
         <w:pStyle w:val="af1"/>
         <w:outlineLvl w:val="1"/>
       </w:pPr>
-      <w:bookmarkStart w:id="43" w:name="_Toc7"/>
-      <w:bookmarkStart w:id="44" w:name="_Toc226862045"/>
-      <w:bookmarkStart w:id="45" w:name="_Toc226862084"/>
-      <w:bookmarkStart w:id="46" w:name="_Toc226862334"/>
-      <w:bookmarkStart w:id="47" w:name="_Toc226862724"/>
-      <w:bookmarkStart w:id="48" w:name="_Toc230581401"/>
+      <w:bookmarkStart w:id="50" w:name="_Toc7"/>
+      <w:bookmarkStart w:id="51" w:name="_Toc226862045"/>
+      <w:bookmarkStart w:id="52" w:name="_Toc226862084"/>
+      <w:bookmarkStart w:id="53" w:name="_Toc226862334"/>
+      <w:bookmarkStart w:id="54" w:name="_Toc226862724"/>
+      <w:bookmarkStart w:id="55" w:name="_Toc230581401"/>
+      <w:bookmarkStart w:id="56" w:name="_Toc230582340"/>
       <w:r>
         <w:t>2.2 Анализ диаграммы деятельности (</w:t>
       </w:r>
@@ -11624,12 +11746,13 @@
       <w:r>
         <w:t>)</w:t>
       </w:r>
-      <w:bookmarkEnd w:id="43"/>
-      <w:bookmarkEnd w:id="44"/>
-      <w:bookmarkEnd w:id="45"/>
-      <w:bookmarkEnd w:id="46"/>
-      <w:bookmarkEnd w:id="47"/>
-      <w:bookmarkEnd w:id="48"/>
+      <w:bookmarkEnd w:id="50"/>
+      <w:bookmarkEnd w:id="51"/>
+      <w:bookmarkEnd w:id="52"/>
+      <w:bookmarkEnd w:id="53"/>
+      <w:bookmarkEnd w:id="54"/>
+      <w:bookmarkEnd w:id="55"/>
+      <w:bookmarkEnd w:id="56"/>
     </w:p>
     <w:p>
       <w:pPr>
@@ -11983,12 +12106,13 @@
         <w:pStyle w:val="af1"/>
         <w:outlineLvl w:val="1"/>
       </w:pPr>
-      <w:bookmarkStart w:id="49" w:name="_Toc8"/>
-      <w:bookmarkStart w:id="50" w:name="_Toc226862046"/>
-      <w:bookmarkStart w:id="51" w:name="_Toc226862085"/>
-      <w:bookmarkStart w:id="52" w:name="_Toc226862335"/>
-      <w:bookmarkStart w:id="53" w:name="_Toc226862725"/>
-      <w:bookmarkStart w:id="54" w:name="_Toc230581402"/>
+      <w:bookmarkStart w:id="57" w:name="_Toc8"/>
+      <w:bookmarkStart w:id="58" w:name="_Toc226862046"/>
+      <w:bookmarkStart w:id="59" w:name="_Toc226862085"/>
+      <w:bookmarkStart w:id="60" w:name="_Toc226862335"/>
+      <w:bookmarkStart w:id="61" w:name="_Toc226862725"/>
+      <w:bookmarkStart w:id="62" w:name="_Toc230581402"/>
+      <w:bookmarkStart w:id="63" w:name="_Toc230582341"/>
       <w:r>
         <w:t>2.3 Анализ диаграммы последовательностей (</w:t>
       </w:r>
@@ -12008,12 +12132,13 @@
       <w:r>
         <w:t>)</w:t>
       </w:r>
-      <w:bookmarkEnd w:id="49"/>
-      <w:bookmarkEnd w:id="50"/>
-      <w:bookmarkEnd w:id="51"/>
-      <w:bookmarkEnd w:id="52"/>
-      <w:bookmarkEnd w:id="53"/>
-      <w:bookmarkEnd w:id="54"/>
+      <w:bookmarkEnd w:id="57"/>
+      <w:bookmarkEnd w:id="58"/>
+      <w:bookmarkEnd w:id="59"/>
+      <w:bookmarkEnd w:id="60"/>
+      <w:bookmarkEnd w:id="61"/>
+      <w:bookmarkEnd w:id="62"/>
+      <w:bookmarkEnd w:id="63"/>
     </w:p>
     <w:p>
       <w:pPr>
@@ -12313,12 +12438,13 @@
           <w:lang w:val="en-US"/>
         </w:rPr>
       </w:pPr>
-      <w:bookmarkStart w:id="55" w:name="_Toc9"/>
-      <w:bookmarkStart w:id="56" w:name="_Toc226862047"/>
-      <w:bookmarkStart w:id="57" w:name="_Toc226862086"/>
-      <w:bookmarkStart w:id="58" w:name="_Toc226862336"/>
-      <w:bookmarkStart w:id="59" w:name="_Toc226862726"/>
-      <w:bookmarkStart w:id="60" w:name="_Toc230581403"/>
+      <w:bookmarkStart w:id="64" w:name="_Toc9"/>
+      <w:bookmarkStart w:id="65" w:name="_Toc226862047"/>
+      <w:bookmarkStart w:id="66" w:name="_Toc226862086"/>
+      <w:bookmarkStart w:id="67" w:name="_Toc226862336"/>
+      <w:bookmarkStart w:id="68" w:name="_Toc226862726"/>
+      <w:bookmarkStart w:id="69" w:name="_Toc230581403"/>
+      <w:bookmarkStart w:id="70" w:name="_Toc230582342"/>
       <w:r>
         <w:rPr>
           <w:lang w:val="en-US"/>
@@ -12353,12 +12479,13 @@
         </w:rPr>
         <w:t xml:space="preserve"> (Entity-Relationship Diagram)</w:t>
       </w:r>
-      <w:bookmarkEnd w:id="55"/>
-      <w:bookmarkEnd w:id="56"/>
-      <w:bookmarkEnd w:id="57"/>
-      <w:bookmarkEnd w:id="58"/>
-      <w:bookmarkEnd w:id="59"/>
-      <w:bookmarkEnd w:id="60"/>
+      <w:bookmarkEnd w:id="64"/>
+      <w:bookmarkEnd w:id="65"/>
+      <w:bookmarkEnd w:id="66"/>
+      <w:bookmarkEnd w:id="67"/>
+      <w:bookmarkEnd w:id="68"/>
+      <w:bookmarkEnd w:id="69"/>
+      <w:bookmarkEnd w:id="70"/>
     </w:p>
     <w:p>
       <w:pPr>
@@ -13003,12 +13130,13 @@
         <w:pStyle w:val="af1"/>
         <w:outlineLvl w:val="1"/>
       </w:pPr>
-      <w:bookmarkStart w:id="61" w:name="_Toc10"/>
-      <w:bookmarkStart w:id="62" w:name="_Toc226862048"/>
-      <w:bookmarkStart w:id="63" w:name="_Toc226862087"/>
-      <w:bookmarkStart w:id="64" w:name="_Toc226862337"/>
-      <w:bookmarkStart w:id="65" w:name="_Toc226862727"/>
-      <w:bookmarkStart w:id="66" w:name="_Toc230581404"/>
+      <w:bookmarkStart w:id="71" w:name="_Toc10"/>
+      <w:bookmarkStart w:id="72" w:name="_Toc226862048"/>
+      <w:bookmarkStart w:id="73" w:name="_Toc226862087"/>
+      <w:bookmarkStart w:id="74" w:name="_Toc226862337"/>
+      <w:bookmarkStart w:id="75" w:name="_Toc226862727"/>
+      <w:bookmarkStart w:id="76" w:name="_Toc230581404"/>
+      <w:bookmarkStart w:id="77" w:name="_Toc230582343"/>
       <w:r>
         <w:t xml:space="preserve">2.5 Анализ диаграммы классов (Class </w:t>
       </w:r>
@@ -13020,12 +13148,13 @@
       <w:r>
         <w:t>)</w:t>
       </w:r>
-      <w:bookmarkEnd w:id="61"/>
-      <w:bookmarkEnd w:id="62"/>
-      <w:bookmarkEnd w:id="63"/>
-      <w:bookmarkEnd w:id="64"/>
-      <w:bookmarkEnd w:id="65"/>
-      <w:bookmarkEnd w:id="66"/>
+      <w:bookmarkEnd w:id="71"/>
+      <w:bookmarkEnd w:id="72"/>
+      <w:bookmarkEnd w:id="73"/>
+      <w:bookmarkEnd w:id="74"/>
+      <w:bookmarkEnd w:id="75"/>
+      <w:bookmarkEnd w:id="76"/>
+      <w:bookmarkEnd w:id="77"/>
     </w:p>
     <w:p>
       <w:pPr>
@@ -13547,18 +13676,19 @@
       <w:pPr>
         <w:pStyle w:val="af1"/>
       </w:pPr>
-      <w:bookmarkStart w:id="67" w:name="_Toc11"/>
-      <w:bookmarkStart w:id="68" w:name="_Toc226862049"/>
-      <w:bookmarkStart w:id="69" w:name="_Toc226862088"/>
-      <w:bookmarkStart w:id="70" w:name="_Toc226862338"/>
+      <w:bookmarkStart w:id="78" w:name="_Toc11"/>
+      <w:bookmarkStart w:id="79" w:name="_Toc226862049"/>
+      <w:bookmarkStart w:id="80" w:name="_Toc226862088"/>
+      <w:bookmarkStart w:id="81" w:name="_Toc226862338"/>
       <w:r>
         <w:rPr>
           <w:rFonts w:eastAsia="Arial Unicode MS" w:cs="Arial Unicode MS"/>
         </w:rPr>
         <w:br w:type="page"/>
       </w:r>
-      <w:bookmarkStart w:id="71" w:name="_Toc226862728"/>
-      <w:bookmarkStart w:id="72" w:name="_Toc230581405"/>
+      <w:bookmarkStart w:id="82" w:name="_Toc226862728"/>
+      <w:bookmarkStart w:id="83" w:name="_Toc230581405"/>
+      <w:bookmarkStart w:id="84" w:name="_Toc230582344"/>
       <w:r>
         <w:rPr>
           <w:rFonts w:eastAsia="Arial Unicode MS" w:cs="Arial Unicode MS"/>
@@ -13566,421 +13696,426 @@
         <w:lastRenderedPageBreak/>
         <w:t>ГЛАВА 3. РАЗРАБОТКА ИНФОРМАЦИОННОЙ СИСТЕМЫ</w:t>
       </w:r>
-      <w:bookmarkEnd w:id="67"/>
-      <w:bookmarkEnd w:id="68"/>
-      <w:bookmarkEnd w:id="69"/>
-      <w:bookmarkEnd w:id="70"/>
-      <w:bookmarkEnd w:id="71"/>
-      <w:bookmarkEnd w:id="72"/>
-    </w:p>
-    <w:p>
-      <w:pPr>
-        <w:pStyle w:val="af1"/>
-        <w:outlineLvl w:val="1"/>
-      </w:pPr>
-      <w:bookmarkStart w:id="73" w:name="_Toc12"/>
-      <w:bookmarkStart w:id="74" w:name="_Toc226862050"/>
-      <w:bookmarkStart w:id="75" w:name="_Toc226862089"/>
-      <w:bookmarkStart w:id="76" w:name="_Toc226862339"/>
-      <w:bookmarkStart w:id="77" w:name="_Toc226862729"/>
-      <w:bookmarkStart w:id="78" w:name="_Toc230581406"/>
-      <w:r>
-        <w:t>3.1 Разработка требований к дизайну информационной системы</w:t>
-      </w:r>
-      <w:bookmarkEnd w:id="73"/>
-      <w:bookmarkEnd w:id="74"/>
-      <w:bookmarkEnd w:id="75"/>
-      <w:bookmarkEnd w:id="76"/>
-      <w:bookmarkEnd w:id="77"/>
       <w:bookmarkEnd w:id="78"/>
-    </w:p>
-    <w:p>
-      <w:pPr>
-        <w:pStyle w:val="af2"/>
-      </w:pPr>
-      <w:r>
-        <w:t>Данный раздел посвящен разработке требований к пользовательскому интерфейсу и дизайну информационной системы (ИС) для автоматизации деятельности компьютерного магазина. Требования сформулированы с учетом целевой платформы внедрения – «1</w:t>
-      </w:r>
-      <w:proofErr w:type="gramStart"/>
-      <w:r>
-        <w:t>С:Предприятие</w:t>
-      </w:r>
-      <w:proofErr w:type="gramEnd"/>
-      <w:r>
-        <w:t xml:space="preserve"> 8», что предполагает соблюдение ее интерфейсных стандартов, использование встроенных механизмов для обеспечения высокой производительности, интеграционной способности и удобства работы конечных пользователей.</w:t>
-      </w:r>
-    </w:p>
-    <w:p>
-      <w:pPr>
-        <w:pStyle w:val="af2"/>
-      </w:pPr>
-      <w:r>
-        <w:t>Интерфейс в контексте информационной системы определяется как совокупность программных и визуальных средств, обеспечивающих взаимодействие между пользователем и системой (человек-машина), а также между различными модулями и внешними сервисами (программа-оборудование, приложение-ОС). Его основное назначение – обеспечить эффективное, интуитивно понятное и безошибочное управление бизнес-процессами посредством удобного ввода команд, визуализации данных и получения результатов.</w:t>
-      </w:r>
-    </w:p>
-    <w:p>
-      <w:pPr>
-        <w:pStyle w:val="af2"/>
-      </w:pPr>
-      <w:r>
-        <w:t>Специфика интерфейса на платформе «1</w:t>
-      </w:r>
-      <w:proofErr w:type="gramStart"/>
-      <w:r>
-        <w:t>С:Предприятие</w:t>
-      </w:r>
-      <w:proofErr w:type="gramEnd"/>
-      <w:r>
-        <w:t xml:space="preserve"> 8»</w:t>
-      </w:r>
-    </w:p>
-    <w:p>
-      <w:pPr>
-        <w:pStyle w:val="af2"/>
-      </w:pPr>
-      <w:r>
-        <w:t>Проектирование дизайна ИС для компьютерного магазина на платформе «1С» должно учитывать ее характерные особенности, направленные на поддержку операционной деятельности бизнеса:</w:t>
-      </w:r>
-    </w:p>
-    <w:p>
-      <w:pPr>
-        <w:pStyle w:val="af2"/>
-      </w:pPr>
-      <w:r>
-        <w:t xml:space="preserve">1. Стандартизация внешнего вида и навигации. Платформа предоставляет единые шаблоны оформления (главное меню, панель инструментов, окна списков и форм, панель навигации). Следование этим стандартам сокращает время обучения персонала, обеспечивает последовательность взаимодействия и позволяет пользователям легко адаптироваться при переходе между различными разделами системы </w:t>
-      </w:r>
-      <w:r>
-        <w:lastRenderedPageBreak/>
-        <w:t>(например, от модуля складского учета к модулю продаж).</w:t>
-      </w:r>
-    </w:p>
-    <w:p>
-      <w:pPr>
-        <w:pStyle w:val="af2"/>
-      </w:pPr>
-      <w:r>
-        <w:t>2. Ориентация на бизнес-логику и простоту. Интерфейс должен быть максимально понятным и минимизировать количество действий для выполнения типовых операций (оформление продажи, приемка товара, резервирование комплектующих). Акцент делается на ясное отображение связей между объектами (например, связь товарной спецификации с конкретным конфигуратором ПК или заказом на сборку).</w:t>
-      </w:r>
-    </w:p>
-    <w:p>
-      <w:pPr>
-        <w:pStyle w:val="af2"/>
-      </w:pPr>
-      <w:r>
-        <w:t>3. Мощные инструменты поиска, отбора и анализа данных. Учитывая широкий и сложный ассортимент компьютерного магазина (ПК, ноутбуки, комплектующие, периферия, ПО), критически важна развитая система фильтрации, группировки и быстрого поиска по множеству атрибутов (категория, производитель, характеристики, цена, остаток). Интерфейс должен позволять мгновенно строить динамические выборки и сравнивать позиции.</w:t>
-      </w:r>
-    </w:p>
-    <w:p>
-      <w:pPr>
-        <w:pStyle w:val="af2"/>
-      </w:pPr>
-      <w:r>
-        <w:t>4. Гибкость и кастомизация под бизнес-процессы. Платформа «1С» позволяет адаптировать интерфейс под специфику магазина: создавать специализированные формы для конфигуратора компьютеров, упрощенные формы для кассира, расширенные карточки товаров с техническими характеристиками, а также настраивать состав реквизитов и команд в зависимости от роли пользователя (менеджер, кладовщик, системный сборщик).</w:t>
-      </w:r>
-    </w:p>
-    <w:p>
-      <w:pPr>
-        <w:pStyle w:val="af2"/>
-      </w:pPr>
-      <w:r>
-        <w:t>5. Поддержка интеграции со смежными системами. Для компьютерного магазина важна интеграция с системами онлайн-торговли (интернет-магазин), службами доставки, системами оплаты и, возможно, с сервисными центрами. Интерфейс «1С» должен обеспечивать удобные механизмы для настройки и контроля таких интеграций: окна обмена данными, журналы синхронизации, статусы заказов.</w:t>
-      </w:r>
-    </w:p>
-    <w:p>
-      <w:pPr>
-        <w:pStyle w:val="af2"/>
-      </w:pPr>
-      <w:r>
-        <w:t xml:space="preserve">6. Эффективная работа с большими объемами данных. Система должна </w:t>
-      </w:r>
-      <w:r>
-        <w:lastRenderedPageBreak/>
-        <w:t>быть оптимизирована для работы с обширным каталогом товаров, историей продаж, складскими движениями. Интерфейсные механизмы (постраничная загрузка, динамическое обновление, отложенный расчет) обязаны обеспечивать отзывчивость даже при значительной нагрузке.</w:t>
-      </w:r>
-    </w:p>
-    <w:p>
-      <w:pPr>
-        <w:pStyle w:val="af2"/>
-      </w:pPr>
-      <w:r>
-        <w:t>7. Мультипользовательский режим и совместная работа. Интерфейс должен корректно работать в условиях одновременного доступа множества сотрудников: менеджеров, оформляющих продажи, кладовщиков, проводящих инвентаризацию, сборщиков, регистрирующих сборку системных блоков. Предусматриваются визуальные индикаторы блокировок данных для предотвращения конфликтов редактирования.</w:t>
-      </w:r>
-    </w:p>
-    <w:p>
-      <w:pPr>
-        <w:pStyle w:val="af2"/>
-      </w:pPr>
-      <w:r>
-        <w:t>Требования к ключевым компонентам и формам системы</w:t>
-      </w:r>
-    </w:p>
-    <w:p>
-      <w:pPr>
-        <w:pStyle w:val="af2"/>
-      </w:pPr>
-      <w:r>
-        <w:t>1. Карточка товара (номенклатуры).</w:t>
-      </w:r>
-    </w:p>
-    <w:p>
-      <w:pPr>
-        <w:pStyle w:val="af2"/>
-        <w:numPr>
-          <w:ilvl w:val="0"/>
-          <w:numId w:val="30"/>
-        </w:numPr>
-      </w:pPr>
-      <w:r>
-        <w:t>Форма должна поддерживать расширенное описание с техническими характеристиками (процессор, ОЗУ, видеокарта и т.д.), совместимостью комплектующих, ссылками на драйверы и документацию.</w:t>
-      </w:r>
-    </w:p>
-    <w:p>
-      <w:pPr>
-        <w:pStyle w:val="af2"/>
-        <w:numPr>
-          <w:ilvl w:val="0"/>
-          <w:numId w:val="30"/>
-        </w:numPr>
-      </w:pPr>
-      <w:r>
-        <w:t>Обязательные поля: артикул, наименование, категория, базовая цена.</w:t>
-      </w:r>
-    </w:p>
-    <w:p>
-      <w:pPr>
-        <w:pStyle w:val="af2"/>
-        <w:numPr>
-          <w:ilvl w:val="0"/>
-          <w:numId w:val="30"/>
-        </w:numPr>
-      </w:pPr>
-      <w:r>
-        <w:t>Отображение актуальных остатков по складам, себестоимости.</w:t>
-      </w:r>
-    </w:p>
-    <w:p>
-      <w:pPr>
-        <w:pStyle w:val="af2"/>
-      </w:pPr>
-      <w:r>
-        <w:t>2. Модуль сборки и конфигурации ПК.</w:t>
-      </w:r>
-    </w:p>
-    <w:p>
-      <w:pPr>
-        <w:pStyle w:val="af2"/>
-        <w:numPr>
-          <w:ilvl w:val="0"/>
-          <w:numId w:val="30"/>
-        </w:numPr>
-      </w:pPr>
-      <w:r>
-        <w:t>Визуальное отображение итоговой конфигурации с расчетом конечной стоимости, наценки и себестоимости.</w:t>
-      </w:r>
-    </w:p>
-    <w:p>
-      <w:pPr>
-        <w:pStyle w:val="af2"/>
-        <w:numPr>
-          <w:ilvl w:val="0"/>
-          <w:numId w:val="30"/>
-        </w:numPr>
-      </w:pPr>
-      <w:r>
-        <w:t>Формирование спецификации для сборщика с детальным списком компонентов.</w:t>
-      </w:r>
-    </w:p>
-    <w:p>
-      <w:pPr>
-        <w:pStyle w:val="af2"/>
-      </w:pPr>
-      <w:r>
-        <w:t>3. Форма оформления продажи (розничной/оптовой).</w:t>
-      </w:r>
-    </w:p>
-    <w:p>
-      <w:pPr>
-        <w:pStyle w:val="af2"/>
-        <w:numPr>
-          <w:ilvl w:val="0"/>
-          <w:numId w:val="30"/>
-        </w:numPr>
-      </w:pPr>
-      <w:r>
-        <w:t>Минимальное количество шагов для быстрого оформления покупки на кассе.</w:t>
-      </w:r>
-    </w:p>
-    <w:p>
-      <w:pPr>
-        <w:pStyle w:val="af2"/>
-        <w:numPr>
-          <w:ilvl w:val="0"/>
-          <w:numId w:val="30"/>
-        </w:numPr>
-      </w:pPr>
-      <w:r>
-        <w:lastRenderedPageBreak/>
-        <w:t>Поддержка продажи как готовых товаров, так и собранных конфигураций.</w:t>
-      </w:r>
-    </w:p>
-    <w:p>
-      <w:pPr>
-        <w:pStyle w:val="af2"/>
-      </w:pPr>
-      <w:r>
-        <w:t>4. Модуль управления заказами и резервами.</w:t>
-      </w:r>
-    </w:p>
-    <w:p>
-      <w:pPr>
-        <w:pStyle w:val="af2"/>
-        <w:numPr>
-          <w:ilvl w:val="0"/>
-          <w:numId w:val="30"/>
-        </w:numPr>
-      </w:pPr>
-      <w:r>
-        <w:t>Единая визуальная панель для отслеживания статусов заказов: от поступления (онлайн/офлайн) до сборки, резерва и выдачи.</w:t>
-      </w:r>
-    </w:p>
-    <w:p>
-      <w:pPr>
-        <w:pStyle w:val="af2"/>
-        <w:numPr>
-          <w:ilvl w:val="0"/>
-          <w:numId w:val="30"/>
-        </w:numPr>
-      </w:pPr>
-      <w:r>
-        <w:t>Механизм резервирования товаров под заказы и клиентов с наглядным отображением занятых остатков.</w:t>
-      </w:r>
-    </w:p>
-    <w:p>
-      <w:pPr>
-        <w:pStyle w:val="af2"/>
-      </w:pPr>
-      <w:r>
-        <w:t>5. Модуль отчетности и аналитики.</w:t>
-      </w:r>
-    </w:p>
-    <w:p>
-      <w:pPr>
-        <w:pStyle w:val="af2"/>
-        <w:numPr>
-          <w:ilvl w:val="0"/>
-          <w:numId w:val="30"/>
-        </w:numPr>
-      </w:pPr>
-      <w:r>
-        <w:t>Стандартные и настраиваемые отчеты: анализ продаж по категориям, товарам; маржинальность; оборачиваемость запасов; эффективность сборки.</w:t>
-      </w:r>
-    </w:p>
-    <w:p>
-      <w:pPr>
-        <w:pStyle w:val="af2"/>
-        <w:numPr>
-          <w:ilvl w:val="0"/>
-          <w:numId w:val="30"/>
-        </w:numPr>
-      </w:pPr>
-      <w:r>
-        <w:t>Отчеты по остаткам и движению комплектующих.</w:t>
-      </w:r>
-    </w:p>
-    <w:p>
-      <w:pPr>
-        <w:pStyle w:val="af2"/>
-      </w:pPr>
-      <w:r>
-        <w:t>Требования по совместимости и реализации на платформе «1С»</w:t>
-      </w:r>
-    </w:p>
-    <w:p>
-      <w:pPr>
-        <w:pStyle w:val="af2"/>
-        <w:numPr>
-          <w:ilvl w:val="0"/>
-          <w:numId w:val="30"/>
-        </w:numPr>
-      </w:pPr>
-      <w:r>
-        <w:t>Все компоненты системы должны быть реализованы с использованием встроенных средств конфигурирования и встроенного языка платформы «1</w:t>
-      </w:r>
-      <w:proofErr w:type="gramStart"/>
-      <w:r>
-        <w:t>С:Предприятие</w:t>
-      </w:r>
-      <w:proofErr w:type="gramEnd"/>
-      <w:r>
-        <w:t xml:space="preserve"> 8».</w:t>
-      </w:r>
-    </w:p>
-    <w:p>
-      <w:pPr>
-        <w:pStyle w:val="af2"/>
-        <w:numPr>
-          <w:ilvl w:val="0"/>
-          <w:numId w:val="30"/>
-        </w:numPr>
-      </w:pPr>
-      <w:r>
-        <w:t xml:space="preserve">Формы, отчеты и алгоритмы должны создаваться на основе стандартных объектов платформы (справочники, документы, регистры), что обеспечивает унифицированную поддержку, </w:t>
-      </w:r>
-      <w:proofErr w:type="spellStart"/>
-      <w:r>
-        <w:t>обновляемость</w:t>
-      </w:r>
-      <w:proofErr w:type="spellEnd"/>
-      <w:r>
-        <w:t xml:space="preserve"> и возможность доработки штатными средствами.</w:t>
-      </w:r>
-    </w:p>
-    <w:p>
-      <w:pPr>
-        <w:pStyle w:val="af2"/>
-        <w:numPr>
-          <w:ilvl w:val="0"/>
-          <w:numId w:val="30"/>
-        </w:numPr>
-      </w:pPr>
-      <w:r>
-        <w:t>Архитектура базы данных должна обеспечивать линейную масштабируемость при росте количества номенклатурных позиций, транзакций и пользователей.</w:t>
-      </w:r>
-    </w:p>
-    <w:p>
-      <w:pPr>
-        <w:pStyle w:val="af2"/>
-      </w:pPr>
-      <w:r>
-        <w:t xml:space="preserve">Разработанные требования к дизайну и интерфейсу информационной системы обеспечивают создание удобного, эффективного и адаптируемого инструмента для управления деятельностью компьютерного магазина. Учет </w:t>
-      </w:r>
-      <w:r>
-        <w:lastRenderedPageBreak/>
-        <w:t>специфики платформы «1С» позволит достичь высокой производительности, снизить операционные издержки, минимизировать ошибки за счет автоматизации и повысить общую эффективность бизнес-процессов.</w:t>
-      </w:r>
-    </w:p>
-    <w:p>
-      <w:pPr>
-        <w:pStyle w:val="af1"/>
-      </w:pPr>
-      <w:bookmarkStart w:id="79" w:name="_Toc13"/>
-      <w:bookmarkStart w:id="80" w:name="_Toc226862051"/>
-      <w:bookmarkStart w:id="81" w:name="_Toc226862090"/>
-      <w:bookmarkStart w:id="82" w:name="_Toc226862340"/>
-      <w:bookmarkStart w:id="83" w:name="_Toc226862730"/>
-      <w:bookmarkStart w:id="84" w:name="_Toc230581407"/>
-      <w:r>
-        <w:rPr>
-          <w:rFonts w:eastAsia="Arial Unicode MS" w:cs="Arial Unicode MS"/>
-        </w:rPr>
-        <w:t>3.2 Разработка формы «Авторизация»</w:t>
-      </w:r>
       <w:bookmarkEnd w:id="79"/>
       <w:bookmarkEnd w:id="80"/>
       <w:bookmarkEnd w:id="81"/>
       <w:bookmarkEnd w:id="82"/>
       <w:bookmarkEnd w:id="83"/>
       <w:bookmarkEnd w:id="84"/>
+    </w:p>
+    <w:p>
+      <w:pPr>
+        <w:pStyle w:val="af1"/>
+        <w:outlineLvl w:val="1"/>
+      </w:pPr>
+      <w:bookmarkStart w:id="85" w:name="_Toc12"/>
+      <w:bookmarkStart w:id="86" w:name="_Toc226862050"/>
+      <w:bookmarkStart w:id="87" w:name="_Toc226862089"/>
+      <w:bookmarkStart w:id="88" w:name="_Toc226862339"/>
+      <w:bookmarkStart w:id="89" w:name="_Toc226862729"/>
+      <w:bookmarkStart w:id="90" w:name="_Toc230581406"/>
+      <w:bookmarkStart w:id="91" w:name="_Toc230582345"/>
+      <w:r>
+        <w:t>3.1 Разработка требований к дизайну информационной системы</w:t>
+      </w:r>
+      <w:bookmarkEnd w:id="85"/>
+      <w:bookmarkEnd w:id="86"/>
+      <w:bookmarkEnd w:id="87"/>
+      <w:bookmarkEnd w:id="88"/>
+      <w:bookmarkEnd w:id="89"/>
+      <w:bookmarkEnd w:id="90"/>
+      <w:bookmarkEnd w:id="91"/>
+    </w:p>
+    <w:p>
+      <w:pPr>
+        <w:pStyle w:val="af2"/>
+      </w:pPr>
+      <w:r>
+        <w:t>Данный раздел посвящен разработке требований к пользовательскому интерфейсу и дизайну информационной системы (ИС) для автоматизации деятельности компьютерного магазина. Требования сформулированы с учетом целевой платформы внедрения – «1</w:t>
+      </w:r>
+      <w:proofErr w:type="gramStart"/>
+      <w:r>
+        <w:t>С:Предприятие</w:t>
+      </w:r>
+      <w:proofErr w:type="gramEnd"/>
+      <w:r>
+        <w:t xml:space="preserve"> 8», что предполагает соблюдение ее интерфейсных стандартов, использование встроенных механизмов для обеспечения высокой производительности, интеграционной способности и удобства работы конечных пользователей.</w:t>
+      </w:r>
+    </w:p>
+    <w:p>
+      <w:pPr>
+        <w:pStyle w:val="af2"/>
+      </w:pPr>
+      <w:r>
+        <w:t>Интерфейс в контексте информационной системы определяется как совокупность программных и визуальных средств, обеспечивающих взаимодействие между пользователем и системой (человек-машина), а также между различными модулями и внешними сервисами (программа-оборудование, приложение-ОС). Его основное назначение – обеспечить эффективное, интуитивно понятное и безошибочное управление бизнес-процессами посредством удобного ввода команд, визуализации данных и получения результатов.</w:t>
+      </w:r>
+    </w:p>
+    <w:p>
+      <w:pPr>
+        <w:pStyle w:val="af2"/>
+      </w:pPr>
+      <w:r>
+        <w:t>Специфика интерфейса на платформе «1</w:t>
+      </w:r>
+      <w:proofErr w:type="gramStart"/>
+      <w:r>
+        <w:t>С:Предприятие</w:t>
+      </w:r>
+      <w:proofErr w:type="gramEnd"/>
+      <w:r>
+        <w:t xml:space="preserve"> 8»</w:t>
+      </w:r>
+    </w:p>
+    <w:p>
+      <w:pPr>
+        <w:pStyle w:val="af2"/>
+      </w:pPr>
+      <w:r>
+        <w:t>Проектирование дизайна ИС для компьютерного магазина на платформе «1С» должно учитывать ее характерные особенности, направленные на поддержку операционной деятельности бизнеса:</w:t>
+      </w:r>
+    </w:p>
+    <w:p>
+      <w:pPr>
+        <w:pStyle w:val="af2"/>
+      </w:pPr>
+      <w:r>
+        <w:t xml:space="preserve">1. Стандартизация внешнего вида и навигации. Платформа предоставляет единые шаблоны оформления (главное меню, панель инструментов, окна списков и форм, панель навигации). Следование этим стандартам сокращает время обучения персонала, обеспечивает последовательность взаимодействия и позволяет пользователям легко адаптироваться при переходе между различными разделами системы </w:t>
+      </w:r>
+      <w:r>
+        <w:lastRenderedPageBreak/>
+        <w:t>(например, от модуля складского учета к модулю продаж).</w:t>
+      </w:r>
+    </w:p>
+    <w:p>
+      <w:pPr>
+        <w:pStyle w:val="af2"/>
+      </w:pPr>
+      <w:r>
+        <w:t>2. Ориентация на бизнес-логику и простоту. Интерфейс должен быть максимально понятным и минимизировать количество действий для выполнения типовых операций (оформление продажи, приемка товара, резервирование комплектующих). Акцент делается на ясное отображение связей между объектами (например, связь товарной спецификации с конкретным конфигуратором ПК или заказом на сборку).</w:t>
+      </w:r>
+    </w:p>
+    <w:p>
+      <w:pPr>
+        <w:pStyle w:val="af2"/>
+      </w:pPr>
+      <w:r>
+        <w:t>3. Мощные инструменты поиска, отбора и анализа данных. Учитывая широкий и сложный ассортимент компьютерного магазина (ПК, ноутбуки, комплектующие, периферия, ПО), критически важна развитая система фильтрации, группировки и быстрого поиска по множеству атрибутов (категория, производитель, характеристики, цена, остаток). Интерфейс должен позволять мгновенно строить динамические выборки и сравнивать позиции.</w:t>
+      </w:r>
+    </w:p>
+    <w:p>
+      <w:pPr>
+        <w:pStyle w:val="af2"/>
+      </w:pPr>
+      <w:r>
+        <w:t>4. Гибкость и кастомизация под бизнес-процессы. Платформа «1С» позволяет адаптировать интерфейс под специфику магазина: создавать специализированные формы для конфигуратора компьютеров, упрощенные формы для кассира, расширенные карточки товаров с техническими характеристиками, а также настраивать состав реквизитов и команд в зависимости от роли пользователя (менеджер, кладовщик, системный сборщик).</w:t>
+      </w:r>
+    </w:p>
+    <w:p>
+      <w:pPr>
+        <w:pStyle w:val="af2"/>
+      </w:pPr>
+      <w:r>
+        <w:t>5. Поддержка интеграции со смежными системами. Для компьютерного магазина важна интеграция с системами онлайн-торговли (интернет-магазин), службами доставки, системами оплаты и, возможно, с сервисными центрами. Интерфейс «1С» должен обеспечивать удобные механизмы для настройки и контроля таких интеграций: окна обмена данными, журналы синхронизации, статусы заказов.</w:t>
+      </w:r>
+    </w:p>
+    <w:p>
+      <w:pPr>
+        <w:pStyle w:val="af2"/>
+      </w:pPr>
+      <w:r>
+        <w:t xml:space="preserve">6. Эффективная работа с большими объемами данных. Система должна </w:t>
+      </w:r>
+      <w:r>
+        <w:lastRenderedPageBreak/>
+        <w:t>быть оптимизирована для работы с обширным каталогом товаров, историей продаж, складскими движениями. Интерфейсные механизмы (постраничная загрузка, динамическое обновление, отложенный расчет) обязаны обеспечивать отзывчивость даже при значительной нагрузке.</w:t>
+      </w:r>
+    </w:p>
+    <w:p>
+      <w:pPr>
+        <w:pStyle w:val="af2"/>
+      </w:pPr>
+      <w:r>
+        <w:t>7. Мультипользовательский режим и совместная работа. Интерфейс должен корректно работать в условиях одновременного доступа множества сотрудников: менеджеров, оформляющих продажи, кладовщиков, проводящих инвентаризацию, сборщиков, регистрирующих сборку системных блоков. Предусматриваются визуальные индикаторы блокировок данных для предотвращения конфликтов редактирования.</w:t>
+      </w:r>
+    </w:p>
+    <w:p>
+      <w:pPr>
+        <w:pStyle w:val="af2"/>
+      </w:pPr>
+      <w:r>
+        <w:t>Требования к ключевым компонентам и формам системы</w:t>
+      </w:r>
+    </w:p>
+    <w:p>
+      <w:pPr>
+        <w:pStyle w:val="af2"/>
+      </w:pPr>
+      <w:r>
+        <w:t>1. Карточка товара (номенклатуры).</w:t>
+      </w:r>
+    </w:p>
+    <w:p>
+      <w:pPr>
+        <w:pStyle w:val="af2"/>
+        <w:numPr>
+          <w:ilvl w:val="0"/>
+          <w:numId w:val="30"/>
+        </w:numPr>
+      </w:pPr>
+      <w:r>
+        <w:t>Форма должна поддерживать расширенное описание с техническими характеристиками (процессор, ОЗУ, видеокарта и т.д.), совместимостью комплектующих, ссылками на драйверы и документацию.</w:t>
+      </w:r>
+    </w:p>
+    <w:p>
+      <w:pPr>
+        <w:pStyle w:val="af2"/>
+        <w:numPr>
+          <w:ilvl w:val="0"/>
+          <w:numId w:val="30"/>
+        </w:numPr>
+      </w:pPr>
+      <w:r>
+        <w:t>Обязательные поля: артикул, наименование, категория, базовая цена.</w:t>
+      </w:r>
+    </w:p>
+    <w:p>
+      <w:pPr>
+        <w:pStyle w:val="af2"/>
+        <w:numPr>
+          <w:ilvl w:val="0"/>
+          <w:numId w:val="30"/>
+        </w:numPr>
+      </w:pPr>
+      <w:r>
+        <w:t>Отображение актуальных остатков по складам, себестоимости.</w:t>
+      </w:r>
+    </w:p>
+    <w:p>
+      <w:pPr>
+        <w:pStyle w:val="af2"/>
+      </w:pPr>
+      <w:r>
+        <w:t>2. Модуль сборки и конфигурации ПК.</w:t>
+      </w:r>
+    </w:p>
+    <w:p>
+      <w:pPr>
+        <w:pStyle w:val="af2"/>
+        <w:numPr>
+          <w:ilvl w:val="0"/>
+          <w:numId w:val="30"/>
+        </w:numPr>
+      </w:pPr>
+      <w:r>
+        <w:t>Визуальное отображение итоговой конфигурации с расчетом конечной стоимости, наценки и себестоимости.</w:t>
+      </w:r>
+    </w:p>
+    <w:p>
+      <w:pPr>
+        <w:pStyle w:val="af2"/>
+        <w:numPr>
+          <w:ilvl w:val="0"/>
+          <w:numId w:val="30"/>
+        </w:numPr>
+      </w:pPr>
+      <w:r>
+        <w:t>Формирование спецификации для сборщика с детальным списком компонентов.</w:t>
+      </w:r>
+    </w:p>
+    <w:p>
+      <w:pPr>
+        <w:pStyle w:val="af2"/>
+      </w:pPr>
+      <w:r>
+        <w:t>3. Форма оформления продажи (розничной/оптовой).</w:t>
+      </w:r>
+    </w:p>
+    <w:p>
+      <w:pPr>
+        <w:pStyle w:val="af2"/>
+        <w:numPr>
+          <w:ilvl w:val="0"/>
+          <w:numId w:val="30"/>
+        </w:numPr>
+      </w:pPr>
+      <w:r>
+        <w:t>Минимальное количество шагов для быстрого оформления покупки на кассе.</w:t>
+      </w:r>
+    </w:p>
+    <w:p>
+      <w:pPr>
+        <w:pStyle w:val="af2"/>
+        <w:numPr>
+          <w:ilvl w:val="0"/>
+          <w:numId w:val="30"/>
+        </w:numPr>
+      </w:pPr>
+      <w:r>
+        <w:lastRenderedPageBreak/>
+        <w:t>Поддержка продажи как готовых товаров, так и собранных конфигураций.</w:t>
+      </w:r>
+    </w:p>
+    <w:p>
+      <w:pPr>
+        <w:pStyle w:val="af2"/>
+      </w:pPr>
+      <w:r>
+        <w:t>4. Модуль управления заказами и резервами.</w:t>
+      </w:r>
+    </w:p>
+    <w:p>
+      <w:pPr>
+        <w:pStyle w:val="af2"/>
+        <w:numPr>
+          <w:ilvl w:val="0"/>
+          <w:numId w:val="30"/>
+        </w:numPr>
+      </w:pPr>
+      <w:r>
+        <w:t>Единая визуальная панель для отслеживания статусов заказов: от поступления (онлайн/офлайн) до сборки, резерва и выдачи.</w:t>
+      </w:r>
+    </w:p>
+    <w:p>
+      <w:pPr>
+        <w:pStyle w:val="af2"/>
+        <w:numPr>
+          <w:ilvl w:val="0"/>
+          <w:numId w:val="30"/>
+        </w:numPr>
+      </w:pPr>
+      <w:r>
+        <w:t>Механизм резервирования товаров под заказы и клиентов с наглядным отображением занятых остатков.</w:t>
+      </w:r>
+    </w:p>
+    <w:p>
+      <w:pPr>
+        <w:pStyle w:val="af2"/>
+      </w:pPr>
+      <w:r>
+        <w:t>5. Модуль отчетности и аналитики.</w:t>
+      </w:r>
+    </w:p>
+    <w:p>
+      <w:pPr>
+        <w:pStyle w:val="af2"/>
+        <w:numPr>
+          <w:ilvl w:val="0"/>
+          <w:numId w:val="30"/>
+        </w:numPr>
+      </w:pPr>
+      <w:r>
+        <w:t>Стандартные и настраиваемые отчеты: анализ продаж по категориям, товарам; маржинальность; оборачиваемость запасов; эффективность сборки.</w:t>
+      </w:r>
+    </w:p>
+    <w:p>
+      <w:pPr>
+        <w:pStyle w:val="af2"/>
+        <w:numPr>
+          <w:ilvl w:val="0"/>
+          <w:numId w:val="30"/>
+        </w:numPr>
+      </w:pPr>
+      <w:r>
+        <w:t>Отчеты по остаткам и движению комплектующих.</w:t>
+      </w:r>
+    </w:p>
+    <w:p>
+      <w:pPr>
+        <w:pStyle w:val="af2"/>
+      </w:pPr>
+      <w:r>
+        <w:t>Требования по совместимости и реализации на платформе «1С»</w:t>
+      </w:r>
+    </w:p>
+    <w:p>
+      <w:pPr>
+        <w:pStyle w:val="af2"/>
+        <w:numPr>
+          <w:ilvl w:val="0"/>
+          <w:numId w:val="30"/>
+        </w:numPr>
+      </w:pPr>
+      <w:r>
+        <w:t>Все компоненты системы должны быть реализованы с использованием встроенных средств конфигурирования и встроенного языка платформы «1</w:t>
+      </w:r>
+      <w:proofErr w:type="gramStart"/>
+      <w:r>
+        <w:t>С:Предприятие</w:t>
+      </w:r>
+      <w:proofErr w:type="gramEnd"/>
+      <w:r>
+        <w:t xml:space="preserve"> 8».</w:t>
+      </w:r>
+    </w:p>
+    <w:p>
+      <w:pPr>
+        <w:pStyle w:val="af2"/>
+        <w:numPr>
+          <w:ilvl w:val="0"/>
+          <w:numId w:val="30"/>
+        </w:numPr>
+      </w:pPr>
+      <w:r>
+        <w:t xml:space="preserve">Формы, отчеты и алгоритмы должны создаваться на основе стандартных объектов платформы (справочники, документы, регистры), что обеспечивает унифицированную поддержку, </w:t>
+      </w:r>
+      <w:proofErr w:type="spellStart"/>
+      <w:r>
+        <w:t>обновляемость</w:t>
+      </w:r>
+      <w:proofErr w:type="spellEnd"/>
+      <w:r>
+        <w:t xml:space="preserve"> и возможность доработки штатными средствами.</w:t>
+      </w:r>
+    </w:p>
+    <w:p>
+      <w:pPr>
+        <w:pStyle w:val="af2"/>
+        <w:numPr>
+          <w:ilvl w:val="0"/>
+          <w:numId w:val="30"/>
+        </w:numPr>
+      </w:pPr>
+      <w:r>
+        <w:t>Архитектура базы данных должна обеспечивать линейную масштабируемость при росте количества номенклатурных позиций, транзакций и пользователей.</w:t>
+      </w:r>
+    </w:p>
+    <w:p>
+      <w:pPr>
+        <w:pStyle w:val="af2"/>
+      </w:pPr>
+      <w:r>
+        <w:t xml:space="preserve">Разработанные требования к дизайну и интерфейсу информационной системы обеспечивают создание удобного, эффективного и адаптируемого инструмента для управления деятельностью компьютерного магазина. Учет </w:t>
+      </w:r>
+      <w:r>
+        <w:lastRenderedPageBreak/>
+        <w:t>специфики платформы «1С» позволит достичь высокой производительности, снизить операционные издержки, минимизировать ошибки за счет автоматизации и повысить общую эффективность бизнес-процессов.</w:t>
+      </w:r>
+    </w:p>
+    <w:p>
+      <w:pPr>
+        <w:pStyle w:val="af1"/>
+      </w:pPr>
+      <w:bookmarkStart w:id="92" w:name="_Toc13"/>
+      <w:bookmarkStart w:id="93" w:name="_Toc226862051"/>
+      <w:bookmarkStart w:id="94" w:name="_Toc226862090"/>
+      <w:bookmarkStart w:id="95" w:name="_Toc226862340"/>
+      <w:bookmarkStart w:id="96" w:name="_Toc226862730"/>
+      <w:bookmarkStart w:id="97" w:name="_Toc230581407"/>
+      <w:bookmarkStart w:id="98" w:name="_Toc230582346"/>
+      <w:r>
+        <w:rPr>
+          <w:rFonts w:eastAsia="Arial Unicode MS" w:cs="Arial Unicode MS"/>
+        </w:rPr>
+        <w:t>3.2 Разработка формы «Авторизация»</w:t>
+      </w:r>
+      <w:bookmarkEnd w:id="92"/>
+      <w:bookmarkEnd w:id="93"/>
+      <w:bookmarkEnd w:id="94"/>
+      <w:bookmarkEnd w:id="95"/>
+      <w:bookmarkEnd w:id="96"/>
+      <w:bookmarkEnd w:id="97"/>
+      <w:bookmarkEnd w:id="98"/>
     </w:p>
     <w:p>
       <w:pPr>
@@ -14806,24 +14941,26 @@
       <w:pPr>
         <w:pStyle w:val="af1"/>
       </w:pPr>
-      <w:bookmarkStart w:id="85" w:name="_Toc14"/>
-      <w:bookmarkStart w:id="86" w:name="_Toc226862052"/>
-      <w:bookmarkStart w:id="87" w:name="_Toc226862091"/>
-      <w:bookmarkStart w:id="88" w:name="_Toc226862341"/>
-      <w:bookmarkStart w:id="89" w:name="_Toc226862731"/>
-      <w:bookmarkStart w:id="90" w:name="_Toc230581408"/>
+      <w:bookmarkStart w:id="99" w:name="_Toc14"/>
+      <w:bookmarkStart w:id="100" w:name="_Toc226862052"/>
+      <w:bookmarkStart w:id="101" w:name="_Toc226862091"/>
+      <w:bookmarkStart w:id="102" w:name="_Toc226862341"/>
+      <w:bookmarkStart w:id="103" w:name="_Toc226862731"/>
+      <w:bookmarkStart w:id="104" w:name="_Toc230581408"/>
+      <w:bookmarkStart w:id="105" w:name="_Toc230582347"/>
       <w:r>
         <w:rPr>
           <w:rFonts w:eastAsia="Arial Unicode MS" w:cs="Arial Unicode MS"/>
         </w:rPr>
         <w:t>3.3 Разработка формы «Номенклатура»</w:t>
       </w:r>
-      <w:bookmarkEnd w:id="85"/>
-      <w:bookmarkEnd w:id="86"/>
-      <w:bookmarkEnd w:id="87"/>
-      <w:bookmarkEnd w:id="88"/>
-      <w:bookmarkEnd w:id="89"/>
-      <w:bookmarkEnd w:id="90"/>
+      <w:bookmarkEnd w:id="99"/>
+      <w:bookmarkEnd w:id="100"/>
+      <w:bookmarkEnd w:id="101"/>
+      <w:bookmarkEnd w:id="102"/>
+      <w:bookmarkEnd w:id="103"/>
+      <w:bookmarkEnd w:id="104"/>
+      <w:bookmarkEnd w:id="105"/>
     </w:p>
     <w:p>
       <w:pPr>
@@ -15502,24 +15639,26 @@
       <w:pPr>
         <w:pStyle w:val="af1"/>
       </w:pPr>
-      <w:bookmarkStart w:id="91" w:name="_Toc15"/>
-      <w:bookmarkStart w:id="92" w:name="_Toc226862053"/>
-      <w:bookmarkStart w:id="93" w:name="_Toc226862092"/>
-      <w:bookmarkStart w:id="94" w:name="_Toc226862342"/>
-      <w:bookmarkStart w:id="95" w:name="_Toc226862732"/>
-      <w:bookmarkStart w:id="96" w:name="_Toc230581409"/>
+      <w:bookmarkStart w:id="106" w:name="_Toc15"/>
+      <w:bookmarkStart w:id="107" w:name="_Toc226862053"/>
+      <w:bookmarkStart w:id="108" w:name="_Toc226862092"/>
+      <w:bookmarkStart w:id="109" w:name="_Toc226862342"/>
+      <w:bookmarkStart w:id="110" w:name="_Toc226862732"/>
+      <w:bookmarkStart w:id="111" w:name="_Toc230581409"/>
+      <w:bookmarkStart w:id="112" w:name="_Toc230582348"/>
       <w:r>
         <w:rPr>
           <w:rFonts w:eastAsia="Arial Unicode MS" w:cs="Arial Unicode MS"/>
         </w:rPr>
         <w:t>3.4 Разработка справочника «Контрагенты»</w:t>
       </w:r>
-      <w:bookmarkEnd w:id="91"/>
-      <w:bookmarkEnd w:id="92"/>
-      <w:bookmarkEnd w:id="93"/>
-      <w:bookmarkEnd w:id="94"/>
-      <w:bookmarkEnd w:id="95"/>
-      <w:bookmarkEnd w:id="96"/>
+      <w:bookmarkEnd w:id="106"/>
+      <w:bookmarkEnd w:id="107"/>
+      <w:bookmarkEnd w:id="108"/>
+      <w:bookmarkEnd w:id="109"/>
+      <w:bookmarkEnd w:id="110"/>
+      <w:bookmarkEnd w:id="111"/>
+      <w:bookmarkEnd w:id="112"/>
     </w:p>
     <w:p>
       <w:pPr>
@@ -16358,12 +16497,13 @@
       <w:pPr>
         <w:pStyle w:val="af1"/>
       </w:pPr>
-      <w:bookmarkStart w:id="97" w:name="_Toc16"/>
-      <w:bookmarkStart w:id="98" w:name="_Toc226862054"/>
-      <w:bookmarkStart w:id="99" w:name="_Toc226862093"/>
-      <w:bookmarkStart w:id="100" w:name="_Toc226862343"/>
-      <w:bookmarkStart w:id="101" w:name="_Toc226862733"/>
-      <w:bookmarkStart w:id="102" w:name="_Toc230581410"/>
+      <w:bookmarkStart w:id="113" w:name="_Toc16"/>
+      <w:bookmarkStart w:id="114" w:name="_Toc226862054"/>
+      <w:bookmarkStart w:id="115" w:name="_Toc226862093"/>
+      <w:bookmarkStart w:id="116" w:name="_Toc226862343"/>
+      <w:bookmarkStart w:id="117" w:name="_Toc226862733"/>
+      <w:bookmarkStart w:id="118" w:name="_Toc230581410"/>
+      <w:bookmarkStart w:id="119" w:name="_Toc230582349"/>
       <w:r>
         <w:rPr>
           <w:rFonts w:eastAsia="Arial Unicode MS" w:cs="Arial Unicode MS"/>
@@ -16371,12 +16511,13 @@
         <w:lastRenderedPageBreak/>
         <w:t>3.5 Разработка документа «Заказ поставщику»</w:t>
       </w:r>
-      <w:bookmarkEnd w:id="97"/>
-      <w:bookmarkEnd w:id="98"/>
-      <w:bookmarkEnd w:id="99"/>
-      <w:bookmarkEnd w:id="100"/>
-      <w:bookmarkEnd w:id="101"/>
-      <w:bookmarkEnd w:id="102"/>
+      <w:bookmarkEnd w:id="113"/>
+      <w:bookmarkEnd w:id="114"/>
+      <w:bookmarkEnd w:id="115"/>
+      <w:bookmarkEnd w:id="116"/>
+      <w:bookmarkEnd w:id="117"/>
+      <w:bookmarkEnd w:id="118"/>
+      <w:bookmarkEnd w:id="119"/>
     </w:p>
     <w:p>
       <w:pPr>
@@ -18170,24 +18311,26 @@
       <w:pPr>
         <w:pStyle w:val="af1"/>
       </w:pPr>
-      <w:bookmarkStart w:id="103" w:name="_Toc17"/>
-      <w:bookmarkStart w:id="104" w:name="_Toc226862055"/>
-      <w:bookmarkStart w:id="105" w:name="_Toc226862094"/>
-      <w:bookmarkStart w:id="106" w:name="_Toc226862344"/>
-      <w:bookmarkStart w:id="107" w:name="_Toc226862734"/>
-      <w:bookmarkStart w:id="108" w:name="_Toc230581411"/>
+      <w:bookmarkStart w:id="120" w:name="_Toc17"/>
+      <w:bookmarkStart w:id="121" w:name="_Toc226862055"/>
+      <w:bookmarkStart w:id="122" w:name="_Toc226862094"/>
+      <w:bookmarkStart w:id="123" w:name="_Toc226862344"/>
+      <w:bookmarkStart w:id="124" w:name="_Toc226862734"/>
+      <w:bookmarkStart w:id="125" w:name="_Toc230581411"/>
+      <w:bookmarkStart w:id="126" w:name="_Toc230582350"/>
       <w:r>
         <w:rPr>
           <w:rFonts w:eastAsia="Arial Unicode MS" w:cs="Arial Unicode MS"/>
         </w:rPr>
         <w:t>3.6 Разработка документа «Заказ клиента»</w:t>
       </w:r>
-      <w:bookmarkEnd w:id="103"/>
-      <w:bookmarkEnd w:id="104"/>
-      <w:bookmarkEnd w:id="105"/>
-      <w:bookmarkEnd w:id="106"/>
-      <w:bookmarkEnd w:id="107"/>
-      <w:bookmarkEnd w:id="108"/>
+      <w:bookmarkEnd w:id="120"/>
+      <w:bookmarkEnd w:id="121"/>
+      <w:bookmarkEnd w:id="122"/>
+      <w:bookmarkEnd w:id="123"/>
+      <w:bookmarkEnd w:id="124"/>
+      <w:bookmarkEnd w:id="125"/>
+      <w:bookmarkEnd w:id="126"/>
     </w:p>
     <w:p>
       <w:pPr>
@@ -18932,24 +19075,26 @@
       <w:pPr>
         <w:pStyle w:val="af1"/>
       </w:pPr>
-      <w:bookmarkStart w:id="109" w:name="_Toc18"/>
-      <w:bookmarkStart w:id="110" w:name="_Toc226862056"/>
-      <w:bookmarkStart w:id="111" w:name="_Toc226862095"/>
-      <w:bookmarkStart w:id="112" w:name="_Toc226862345"/>
-      <w:bookmarkStart w:id="113" w:name="_Toc226862735"/>
-      <w:bookmarkStart w:id="114" w:name="_Toc230581412"/>
+      <w:bookmarkStart w:id="127" w:name="_Toc18"/>
+      <w:bookmarkStart w:id="128" w:name="_Toc226862056"/>
+      <w:bookmarkStart w:id="129" w:name="_Toc226862095"/>
+      <w:bookmarkStart w:id="130" w:name="_Toc226862345"/>
+      <w:bookmarkStart w:id="131" w:name="_Toc226862735"/>
+      <w:bookmarkStart w:id="132" w:name="_Toc230581412"/>
+      <w:bookmarkStart w:id="133" w:name="_Toc230582351"/>
       <w:r>
         <w:rPr>
           <w:rFonts w:eastAsia="Arial Unicode MS" w:cs="Arial Unicode MS"/>
         </w:rPr>
         <w:t>3.7 Разработка формы «Отчёты»</w:t>
       </w:r>
-      <w:bookmarkEnd w:id="109"/>
-      <w:bookmarkEnd w:id="110"/>
-      <w:bookmarkEnd w:id="111"/>
-      <w:bookmarkEnd w:id="112"/>
-      <w:bookmarkEnd w:id="113"/>
-      <w:bookmarkEnd w:id="114"/>
+      <w:bookmarkEnd w:id="127"/>
+      <w:bookmarkEnd w:id="128"/>
+      <w:bookmarkEnd w:id="129"/>
+      <w:bookmarkEnd w:id="130"/>
+      <w:bookmarkEnd w:id="131"/>
+      <w:bookmarkEnd w:id="132"/>
+      <w:bookmarkEnd w:id="133"/>
     </w:p>
     <w:p>
       <w:pPr>
@@ -21365,12 +21510,13 @@
       <w:pPr>
         <w:pStyle w:val="af1"/>
       </w:pPr>
-      <w:bookmarkStart w:id="115" w:name="_Toc19"/>
-      <w:bookmarkStart w:id="116" w:name="_Toc226862057"/>
-      <w:bookmarkStart w:id="117" w:name="_Toc226862096"/>
-      <w:bookmarkStart w:id="118" w:name="_Toc226862346"/>
-      <w:bookmarkStart w:id="119" w:name="_Toc226862736"/>
-      <w:bookmarkStart w:id="120" w:name="_Toc230581413"/>
+      <w:bookmarkStart w:id="134" w:name="_Toc19"/>
+      <w:bookmarkStart w:id="135" w:name="_Toc226862057"/>
+      <w:bookmarkStart w:id="136" w:name="_Toc226862096"/>
+      <w:bookmarkStart w:id="137" w:name="_Toc226862346"/>
+      <w:bookmarkStart w:id="138" w:name="_Toc226862736"/>
+      <w:bookmarkStart w:id="139" w:name="_Toc230581413"/>
+      <w:bookmarkStart w:id="140" w:name="_Toc230582352"/>
       <w:r>
         <w:rPr>
           <w:rFonts w:eastAsia="Arial Unicode MS" w:cs="Arial Unicode MS"/>
@@ -21378,12 +21524,13 @@
         <w:lastRenderedPageBreak/>
         <w:t>ЗАКЛЮЧЕНИЕ</w:t>
       </w:r>
-      <w:bookmarkEnd w:id="115"/>
-      <w:bookmarkEnd w:id="116"/>
-      <w:bookmarkEnd w:id="117"/>
-      <w:bookmarkEnd w:id="118"/>
-      <w:bookmarkEnd w:id="119"/>
-      <w:bookmarkEnd w:id="120"/>
+      <w:bookmarkEnd w:id="134"/>
+      <w:bookmarkEnd w:id="135"/>
+      <w:bookmarkEnd w:id="136"/>
+      <w:bookmarkEnd w:id="137"/>
+      <w:bookmarkEnd w:id="138"/>
+      <w:bookmarkEnd w:id="139"/>
+      <w:bookmarkEnd w:id="140"/>
     </w:p>
     <w:p>
       <w:pPr>
@@ -21638,7 +21785,8 @@
       <w:pPr>
         <w:pStyle w:val="af1"/>
       </w:pPr>
-      <w:bookmarkStart w:id="121" w:name="_Toc230581414"/>
+      <w:bookmarkStart w:id="141" w:name="_Toc230581414"/>
+      <w:bookmarkStart w:id="142" w:name="_Toc230582353"/>
       <w:r>
         <w:rPr>
           <w:rFonts w:ascii="Times New Roman CYR" w:hAnsi="Times New Roman CYR"/>
@@ -21646,7 +21794,8 @@
         <w:lastRenderedPageBreak/>
         <w:t>СПИСОК ИСПОЛЬЗОВАННЫХ ИСТОЧНИКОВ И ЛИТЕРАТУРЫ</w:t>
       </w:r>
-      <w:bookmarkEnd w:id="121"/>
+      <w:bookmarkEnd w:id="141"/>
+      <w:bookmarkEnd w:id="142"/>
     </w:p>
     <w:p>
       <w:pPr>
@@ -22569,7 +22718,7 @@
         </mc:Choice>
         <mc:Fallback>
           <w:pict>
-            <v:rect w14:anchorId="056F5445" id="Rectangle 21" o:spid="_x0000_s1026" style="position:absolute;margin-left:-29.95pt;margin-top:-21.4pt;width:524.4pt;height:813.55pt;z-index:251657216;visibility:visible;mso-wrap-style:square;mso-width-percent:0;mso-height-percent:0;mso-wrap-distance-left:9pt;mso-wrap-distance-top:0;mso-wrap-distance-right:9pt;mso-wrap-distance-bottom:0;mso-position-horizontal:absolute;mso-position-horizontal-relative:text;mso-position-vertical:absolute;mso-position-vertical-relative:text;mso-width-percent:0;mso-height-percent:0;mso-width-relative:page;mso-height-relative:page;v-text-anchor:top" o:gfxdata="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" filled="f" strokeweight="2pt"/>
+            <v:rect w14:anchorId="69F1774E" id="Rectangle 21" o:spid="_x0000_s1026" style="position:absolute;margin-left:-29.95pt;margin-top:-21.4pt;width:524.4pt;height:813.55pt;z-index:251657216;visibility:visible;mso-wrap-style:square;mso-width-percent:0;mso-height-percent:0;mso-wrap-distance-left:9pt;mso-wrap-distance-top:0;mso-wrap-distance-right:9pt;mso-wrap-distance-bottom:0;mso-position-horizontal:absolute;mso-position-horizontal-relative:text;mso-position-vertical:absolute;mso-position-vertical-relative:text;mso-width-percent:0;mso-height-percent:0;mso-width-relative:page;mso-height-relative:page;v-text-anchor:top" o:gfxdata="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" filled="f" strokeweight="2pt"/>
           </w:pict>
         </mc:Fallback>
       </mc:AlternateContent>
@@ -22647,7 +22796,7 @@
         </mc:Choice>
         <mc:Fallback>
           <w:pict>
-            <v:rect w14:anchorId="590E587D" id="Rectangle 22" o:spid="_x0000_s1026" style="position:absolute;margin-left:-27.75pt;margin-top:-21.25pt;width:524.4pt;height:813.55pt;z-index:251658240;visibility:visible;mso-wrap-style:square;mso-width-percent:0;mso-height-percent:0;mso-wrap-distance-left:9pt;mso-wrap-distance-top:0;mso-wrap-distance-right:9pt;mso-wrap-distance-bottom:0;mso-position-horizontal:absolute;mso-position-horizontal-relative:text;mso-position-vertical:absolute;mso-position-vertical-relative:text;mso-width-percent:0;mso-height-percent:0;mso-width-relative:page;mso-height-relative:page;v-text-anchor:top" o:gfxdata="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" filled="f" strokeweight="2pt"/>
+            <v:rect w14:anchorId="18DE09EB" id="Rectangle 22" o:spid="_x0000_s1026" style="position:absolute;margin-left:-27.75pt;margin-top:-21.25pt;width:524.4pt;height:813.55pt;z-index:251658240;visibility:visible;mso-wrap-style:square;mso-width-percent:0;mso-height-percent:0;mso-wrap-distance-left:9pt;mso-wrap-distance-top:0;mso-wrap-distance-right:9pt;mso-wrap-distance-bottom:0;mso-position-horizontal:absolute;mso-position-horizontal-relative:text;mso-position-vertical:absolute;mso-position-vertical-relative:text;mso-width-percent:0;mso-height-percent:0;mso-width-relative:page;mso-height-relative:page;v-text-anchor:top" o:gfxdata="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" filled="f" strokeweight="2pt"/>
           </w:pict>
         </mc:Fallback>
       </mc:AlternateContent>

--- a/diplom_gotov.docx
+++ b/diplom_gotov.docx
@@ -466,18 +466,27 @@
           <w:b/>
           <w:sz w:val="28"/>
           <w:szCs w:val="28"/>
+          <w:lang w:eastAsia="ru-RU"/>
+        </w:rPr>
+        <w:t>:</w:t>
+      </w:r>
+      <w:r>
+        <w:rPr>
+          <w:rFonts w:ascii="Times New Roman" w:eastAsia="Times New Roman" w:hAnsi="Times New Roman"/>
+          <w:sz w:val="28"/>
+          <w:szCs w:val="28"/>
           <w:u w:val="single"/>
           <w:lang w:eastAsia="ru-RU"/>
         </w:rPr>
-        <w:t xml:space="preserve">: </w:t>
+        <w:t xml:space="preserve"> </w:t>
       </w:r>
       <w:r>
         <w:rPr>
           <w:rFonts w:ascii="Times New Roman" w:hAnsi="Times New Roman"/>
-          <w:b/>
           <w:bCs/>
           <w:sz w:val="28"/>
           <w:szCs w:val="28"/>
+          <w:u w:val="single"/>
         </w:rPr>
         <w:t>Разработка информационной системы «Компьютерный магазин» на 1</w:t>
       </w:r>
@@ -485,10 +494,10 @@
       <w:r>
         <w:rPr>
           <w:rFonts w:ascii="Times New Roman" w:hAnsi="Times New Roman"/>
-          <w:b/>
           <w:bCs/>
           <w:sz w:val="28"/>
           <w:szCs w:val="28"/>
+          <w:u w:val="single"/>
         </w:rPr>
         <w:t>С:Предприятие</w:t>
       </w:r>
@@ -592,9 +601,9 @@
           <w:b/>
           <w:sz w:val="28"/>
           <w:szCs w:val="28"/>
-          <w:lang w:val="en-US" w:eastAsia="ru-RU"/>
-        </w:rPr>
-        <w:t>2</w:t>
+          <w:lang w:eastAsia="ru-RU"/>
+        </w:rPr>
+        <w:t>3</w:t>
       </w:r>
       <w:r>
         <w:rPr>
@@ -637,7 +646,6 @@
     <w:p>
       <w:pPr>
         <w:spacing w:after="0" w:line="360" w:lineRule="auto"/>
-        <w:jc w:val="center"/>
         <w:rPr>
           <w:rFonts w:ascii="Times New Roman" w:eastAsia="Times New Roman" w:hAnsi="Times New Roman"/>
           <w:b/>
@@ -649,8 +657,15 @@
     </w:p>
     <w:p>
       <w:pPr>
-        <w:spacing w:after="0" w:line="360" w:lineRule="auto"/>
-        <w:jc w:val="center"/>
+        <w:spacing w:after="0" w:line="240" w:lineRule="auto"/>
+        <w:rPr>
+          <w:rFonts w:ascii="Times New Roman" w:eastAsia="Times New Roman" w:hAnsi="Times New Roman"/>
+          <w:sz w:val="28"/>
+          <w:szCs w:val="28"/>
+          <w:lang w:eastAsia="ru-RU"/>
+        </w:rPr>
+      </w:pPr>
+      <w:r>
         <w:rPr>
           <w:rFonts w:ascii="Times New Roman" w:eastAsia="Times New Roman" w:hAnsi="Times New Roman"/>
           <w:b/>
@@ -658,18 +673,8 @@
           <w:szCs w:val="28"/>
           <w:lang w:eastAsia="ru-RU"/>
         </w:rPr>
-      </w:pPr>
-    </w:p>
-    <w:p>
-      <w:pPr>
-        <w:spacing w:after="0" w:line="240" w:lineRule="auto"/>
-        <w:rPr>
-          <w:rFonts w:ascii="Times New Roman" w:eastAsia="Times New Roman" w:hAnsi="Times New Roman"/>
-          <w:sz w:val="28"/>
-          <w:szCs w:val="28"/>
-          <w:lang w:eastAsia="ru-RU"/>
-        </w:rPr>
-      </w:pPr>
+        <w:t xml:space="preserve">    </w:t>
+      </w:r>
       <w:r>
         <w:rPr>
           <w:rFonts w:ascii="Times New Roman" w:eastAsia="Times New Roman" w:hAnsi="Times New Roman"/>
@@ -678,16 +683,6 @@
           <w:szCs w:val="28"/>
           <w:lang w:eastAsia="ru-RU"/>
         </w:rPr>
-        <w:t xml:space="preserve">    </w:t>
-      </w:r>
-      <w:r>
-        <w:rPr>
-          <w:rFonts w:ascii="Times New Roman" w:eastAsia="Times New Roman" w:hAnsi="Times New Roman"/>
-          <w:b/>
-          <w:sz w:val="28"/>
-          <w:szCs w:val="28"/>
-          <w:lang w:eastAsia="ru-RU"/>
-        </w:rPr>
         <w:t xml:space="preserve">             </w:t>
       </w:r>
       <w:r>
@@ -736,7 +731,7 @@
           <w:szCs w:val="28"/>
           <w:lang w:eastAsia="ru-RU"/>
         </w:rPr>
-        <w:t xml:space="preserve">                  </w:t>
+        <w:t xml:space="preserve">                </w:t>
       </w:r>
       <w:r>
         <w:rPr>
@@ -746,7 +741,46 @@
           <w:vertAlign w:val="subscript"/>
           <w:lang w:eastAsia="ru-RU"/>
         </w:rPr>
-        <w:t>________________________________</w:t>
+        <w:t>_</w:t>
+      </w:r>
+      <w:r>
+        <w:rPr>
+          <w:rFonts w:ascii="Times New Roman" w:eastAsia="Times New Roman" w:hAnsi="Times New Roman"/>
+          <w:sz w:val="28"/>
+          <w:szCs w:val="28"/>
+          <w:vertAlign w:val="subscript"/>
+          <w:lang w:eastAsia="ru-RU"/>
+        </w:rPr>
+        <w:t xml:space="preserve"> </w:t>
+      </w:r>
+      <w:r>
+        <w:rPr>
+          <w:rFonts w:ascii="Times New Roman" w:eastAsia="Times New Roman" w:hAnsi="Times New Roman"/>
+          <w:sz w:val="28"/>
+          <w:szCs w:val="28"/>
+          <w:vertAlign w:val="subscript"/>
+          <w:lang w:eastAsia="ru-RU"/>
+        </w:rPr>
+        <w:t>______</w:t>
+      </w:r>
+      <w:r>
+        <w:rPr>
+          <w:rFonts w:ascii="Times New Roman" w:eastAsia="Times New Roman" w:hAnsi="Times New Roman"/>
+          <w:sz w:val="28"/>
+          <w:szCs w:val="28"/>
+          <w:lang w:eastAsia="ru-RU"/>
+        </w:rPr>
+        <w:t>_____________</w:t>
+      </w:r>
+      <w:r>
+        <w:rPr>
+          <w:rFonts w:ascii="Times New Roman" w:eastAsia="Times New Roman" w:hAnsi="Times New Roman"/>
+          <w:sz w:val="28"/>
+          <w:szCs w:val="28"/>
+          <w:vertAlign w:val="subscript"/>
+          <w:lang w:eastAsia="ru-RU"/>
+        </w:rPr>
+        <w:t>_________</w:t>
       </w:r>
     </w:p>
     <w:p>
@@ -946,10 +980,28 @@
           <w:rFonts w:ascii="Times New Roman" w:eastAsia="Times New Roman" w:hAnsi="Times New Roman"/>
           <w:sz w:val="28"/>
           <w:szCs w:val="28"/>
+          <w:lang w:eastAsia="ru-RU"/>
+        </w:rPr>
+        <w:t xml:space="preserve">  </w:t>
+      </w:r>
+      <w:r>
+        <w:rPr>
+          <w:rFonts w:ascii="Times New Roman" w:eastAsia="Times New Roman" w:hAnsi="Times New Roman"/>
+          <w:sz w:val="28"/>
+          <w:szCs w:val="28"/>
           <w:vertAlign w:val="subscript"/>
           <w:lang w:eastAsia="ru-RU"/>
         </w:rPr>
-        <w:t xml:space="preserve">                                </w:t>
+        <w:t xml:space="preserve">   </w:t>
+      </w:r>
+      <w:r>
+        <w:rPr>
+          <w:rFonts w:ascii="Times New Roman" w:eastAsia="Times New Roman" w:hAnsi="Times New Roman"/>
+          <w:sz w:val="28"/>
+          <w:szCs w:val="28"/>
+          <w:lang w:eastAsia="ru-RU"/>
+        </w:rPr>
+        <w:t xml:space="preserve">                </w:t>
       </w:r>
       <w:r>
         <w:rPr>
@@ -959,7 +1011,46 @@
           <w:vertAlign w:val="subscript"/>
           <w:lang w:eastAsia="ru-RU"/>
         </w:rPr>
-        <w:t>_________________________________</w:t>
+        <w:t>_</w:t>
+      </w:r>
+      <w:r>
+        <w:rPr>
+          <w:rFonts w:ascii="Times New Roman" w:eastAsia="Times New Roman" w:hAnsi="Times New Roman"/>
+          <w:sz w:val="28"/>
+          <w:szCs w:val="28"/>
+          <w:vertAlign w:val="subscript"/>
+          <w:lang w:eastAsia="ru-RU"/>
+        </w:rPr>
+        <w:t xml:space="preserve"> </w:t>
+      </w:r>
+      <w:r>
+        <w:rPr>
+          <w:rFonts w:ascii="Times New Roman" w:eastAsia="Times New Roman" w:hAnsi="Times New Roman"/>
+          <w:sz w:val="28"/>
+          <w:szCs w:val="28"/>
+          <w:vertAlign w:val="subscript"/>
+          <w:lang w:eastAsia="ru-RU"/>
+        </w:rPr>
+        <w:t>______</w:t>
+      </w:r>
+      <w:r>
+        <w:rPr>
+          <w:rFonts w:ascii="Times New Roman" w:eastAsia="Times New Roman" w:hAnsi="Times New Roman"/>
+          <w:sz w:val="28"/>
+          <w:szCs w:val="28"/>
+          <w:lang w:eastAsia="ru-RU"/>
+        </w:rPr>
+        <w:t>_____________</w:t>
+      </w:r>
+      <w:r>
+        <w:rPr>
+          <w:rFonts w:ascii="Times New Roman" w:eastAsia="Times New Roman" w:hAnsi="Times New Roman"/>
+          <w:sz w:val="28"/>
+          <w:szCs w:val="28"/>
+          <w:vertAlign w:val="subscript"/>
+          <w:lang w:eastAsia="ru-RU"/>
+        </w:rPr>
+        <w:t>_</w:t>
       </w:r>
     </w:p>
     <w:p>
@@ -1071,7 +1162,7 @@
           <w:vertAlign w:val="subscript"/>
           <w:lang w:eastAsia="ru-RU"/>
         </w:rPr>
-        <w:tab/>
+        <w:t xml:space="preserve"> </w:t>
       </w:r>
       <w:r>
         <w:rPr>
@@ -1081,85 +1172,9 @@
           <w:vertAlign w:val="superscript"/>
           <w:lang w:eastAsia="ru-RU"/>
         </w:rPr>
-        <w:t>подпись</w:t>
-      </w:r>
-    </w:p>
-    <w:p>
-      <w:pPr>
-        <w:spacing w:after="0" w:line="240" w:lineRule="auto"/>
-        <w:jc w:val="center"/>
-        <w:rPr>
-          <w:rFonts w:ascii="Times New Roman" w:eastAsia="Times New Roman" w:hAnsi="Times New Roman"/>
-          <w:sz w:val="28"/>
-          <w:szCs w:val="28"/>
-          <w:lang w:eastAsia="ru-RU"/>
-        </w:rPr>
-      </w:pPr>
-    </w:p>
-    <w:p>
-      <w:pPr>
-        <w:spacing w:after="0" w:line="240" w:lineRule="auto"/>
-        <w:rPr>
-          <w:rFonts w:ascii="Times New Roman" w:eastAsia="Times New Roman" w:hAnsi="Times New Roman"/>
-          <w:sz w:val="28"/>
-          <w:szCs w:val="28"/>
-          <w:lang w:eastAsia="ru-RU"/>
-        </w:rPr>
-      </w:pPr>
-      <w:r>
-        <w:rPr>
-          <w:rFonts w:ascii="Times New Roman" w:eastAsia="Times New Roman" w:hAnsi="Times New Roman"/>
-          <w:sz w:val="28"/>
-          <w:szCs w:val="28"/>
-          <w:lang w:eastAsia="ru-RU"/>
-        </w:rPr>
-        <w:t xml:space="preserve">                 Рецензент </w:t>
-      </w:r>
-    </w:p>
-    <w:p>
-      <w:pPr>
-        <w:spacing w:after="0" w:line="240" w:lineRule="auto"/>
-        <w:rPr>
-          <w:rFonts w:ascii="Times New Roman" w:eastAsia="Times New Roman" w:hAnsi="Times New Roman"/>
-          <w:sz w:val="28"/>
-          <w:szCs w:val="28"/>
-          <w:vertAlign w:val="subscript"/>
-          <w:lang w:eastAsia="ru-RU"/>
-        </w:rPr>
-      </w:pPr>
-      <w:r>
-        <w:rPr>
-          <w:rFonts w:ascii="Times New Roman" w:eastAsia="Times New Roman" w:hAnsi="Times New Roman"/>
-          <w:sz w:val="28"/>
-          <w:szCs w:val="28"/>
-          <w:lang w:eastAsia="ru-RU"/>
-        </w:rPr>
-        <w:t xml:space="preserve">                 </w:t>
-      </w:r>
-      <w:r>
-        <w:rPr>
-          <w:rFonts w:ascii="Times New Roman" w:eastAsia="Times New Roman" w:hAnsi="Times New Roman"/>
-          <w:sz w:val="28"/>
-          <w:szCs w:val="28"/>
-          <w:highlight w:val="yellow"/>
-          <w:lang w:eastAsia="ru-RU"/>
-        </w:rPr>
-        <w:t>Иванов Иван Иванович</w:t>
-      </w:r>
-      <w:r>
-        <w:rPr>
-          <w:rFonts w:ascii="Times New Roman" w:eastAsia="Times New Roman" w:hAnsi="Times New Roman"/>
-          <w:sz w:val="28"/>
-          <w:szCs w:val="28"/>
-          <w:vertAlign w:val="subscript"/>
-          <w:lang w:eastAsia="ru-RU"/>
-        </w:rPr>
-        <w:t xml:space="preserve">                                              _________________________________</w:t>
-      </w:r>
-    </w:p>
-    <w:p>
-      <w:pPr>
-        <w:spacing w:after="0" w:line="240" w:lineRule="auto"/>
+        <w:t xml:space="preserve">           </w:t>
+      </w:r>
+      <w:r>
         <w:rPr>
           <w:rFonts w:ascii="Times New Roman" w:eastAsia="Times New Roman" w:hAnsi="Times New Roman"/>
           <w:sz w:val="32"/>
@@ -1167,14 +1182,197 @@
           <w:vertAlign w:val="superscript"/>
           <w:lang w:eastAsia="ru-RU"/>
         </w:rPr>
-      </w:pPr>
-      <w:r>
+        <w:t>подпись</w:t>
+      </w:r>
+    </w:p>
+    <w:p>
+      <w:pPr>
+        <w:spacing w:after="0" w:line="240" w:lineRule="auto"/>
+        <w:jc w:val="center"/>
         <w:rPr>
           <w:rFonts w:ascii="Times New Roman" w:eastAsia="Times New Roman" w:hAnsi="Times New Roman"/>
           <w:sz w:val="28"/>
           <w:szCs w:val="28"/>
           <w:lang w:eastAsia="ru-RU"/>
         </w:rPr>
+      </w:pPr>
+    </w:p>
+    <w:p>
+      <w:pPr>
+        <w:spacing w:after="0" w:line="240" w:lineRule="auto"/>
+        <w:rPr>
+          <w:rFonts w:ascii="Times New Roman" w:eastAsia="Times New Roman" w:hAnsi="Times New Roman"/>
+          <w:sz w:val="28"/>
+          <w:szCs w:val="28"/>
+          <w:lang w:eastAsia="ru-RU"/>
+        </w:rPr>
+      </w:pPr>
+      <w:r>
+        <w:rPr>
+          <w:rFonts w:ascii="Times New Roman" w:eastAsia="Times New Roman" w:hAnsi="Times New Roman"/>
+          <w:sz w:val="28"/>
+          <w:szCs w:val="28"/>
+          <w:lang w:eastAsia="ru-RU"/>
+        </w:rPr>
+        <w:t xml:space="preserve">                 Рецензент </w:t>
+      </w:r>
+    </w:p>
+    <w:p>
+      <w:pPr>
+        <w:spacing w:after="0" w:line="240" w:lineRule="auto"/>
+        <w:rPr>
+          <w:rFonts w:ascii="Times New Roman" w:eastAsia="Times New Roman" w:hAnsi="Times New Roman"/>
+          <w:sz w:val="28"/>
+          <w:szCs w:val="28"/>
+          <w:vertAlign w:val="subscript"/>
+          <w:lang w:eastAsia="ru-RU"/>
+        </w:rPr>
+      </w:pPr>
+      <w:r>
+        <w:rPr>
+          <w:rFonts w:ascii="Times New Roman" w:eastAsia="Times New Roman" w:hAnsi="Times New Roman"/>
+          <w:sz w:val="28"/>
+          <w:szCs w:val="28"/>
+          <w:lang w:eastAsia="ru-RU"/>
+        </w:rPr>
+        <w:t xml:space="preserve">                 </w:t>
+      </w:r>
+      <w:proofErr w:type="spellStart"/>
+      <w:r>
+        <w:rPr>
+          <w:rFonts w:ascii="Times New Roman" w:eastAsia="Times New Roman" w:hAnsi="Times New Roman"/>
+          <w:sz w:val="28"/>
+          <w:szCs w:val="28"/>
+          <w:lang w:eastAsia="ru-RU"/>
+        </w:rPr>
+        <w:t>Ку</w:t>
+      </w:r>
+      <w:r>
+        <w:rPr>
+          <w:rFonts w:ascii="Times New Roman" w:eastAsia="Times New Roman" w:hAnsi="Times New Roman"/>
+          <w:sz w:val="28"/>
+          <w:szCs w:val="28"/>
+          <w:lang w:eastAsia="ru-RU"/>
+        </w:rPr>
+        <w:t>нский</w:t>
+      </w:r>
+      <w:proofErr w:type="spellEnd"/>
+      <w:r>
+        <w:rPr>
+          <w:rFonts w:ascii="Times New Roman" w:eastAsia="Times New Roman" w:hAnsi="Times New Roman"/>
+          <w:sz w:val="28"/>
+          <w:szCs w:val="28"/>
+          <w:lang w:eastAsia="ru-RU"/>
+        </w:rPr>
+        <w:t xml:space="preserve"> Ярослав Игоревич</w:t>
+      </w:r>
+      <w:r>
+        <w:rPr>
+          <w:rFonts w:ascii="Times New Roman" w:eastAsia="Times New Roman" w:hAnsi="Times New Roman"/>
+          <w:sz w:val="28"/>
+          <w:szCs w:val="28"/>
+          <w:vertAlign w:val="subscript"/>
+          <w:lang w:eastAsia="ru-RU"/>
+        </w:rPr>
+        <w:t xml:space="preserve"> </w:t>
+      </w:r>
+      <w:r>
+        <w:rPr>
+          <w:rFonts w:ascii="Times New Roman" w:eastAsia="Times New Roman" w:hAnsi="Times New Roman"/>
+          <w:sz w:val="28"/>
+          <w:szCs w:val="28"/>
+          <w:lang w:eastAsia="ru-RU"/>
+        </w:rPr>
+        <w:t xml:space="preserve">                </w:t>
+      </w:r>
+      <w:r>
+        <w:rPr>
+          <w:rFonts w:ascii="Times New Roman" w:eastAsia="Times New Roman" w:hAnsi="Times New Roman"/>
+          <w:sz w:val="28"/>
+          <w:szCs w:val="28"/>
+          <w:vertAlign w:val="subscript"/>
+          <w:lang w:eastAsia="ru-RU"/>
+        </w:rPr>
+        <w:t>_</w:t>
+      </w:r>
+      <w:r>
+        <w:rPr>
+          <w:rFonts w:ascii="Times New Roman" w:eastAsia="Times New Roman" w:hAnsi="Times New Roman"/>
+          <w:sz w:val="28"/>
+          <w:szCs w:val="28"/>
+          <w:vertAlign w:val="subscript"/>
+          <w:lang w:eastAsia="ru-RU"/>
+        </w:rPr>
+        <w:t xml:space="preserve"> </w:t>
+      </w:r>
+      <w:r>
+        <w:rPr>
+          <w:rFonts w:ascii="Times New Roman" w:eastAsia="Times New Roman" w:hAnsi="Times New Roman"/>
+          <w:sz w:val="28"/>
+          <w:szCs w:val="28"/>
+          <w:vertAlign w:val="subscript"/>
+          <w:lang w:eastAsia="ru-RU"/>
+        </w:rPr>
+        <w:t>_</w:t>
+      </w:r>
+      <w:r>
+        <w:rPr>
+          <w:rFonts w:ascii="Times New Roman" w:eastAsia="Times New Roman" w:hAnsi="Times New Roman"/>
+          <w:sz w:val="28"/>
+          <w:szCs w:val="28"/>
+          <w:vertAlign w:val="subscript"/>
+          <w:lang w:eastAsia="ru-RU"/>
+        </w:rPr>
+        <w:t xml:space="preserve">    </w:t>
+      </w:r>
+      <w:r>
+        <w:rPr>
+          <w:rFonts w:ascii="Times New Roman" w:eastAsia="Times New Roman" w:hAnsi="Times New Roman"/>
+          <w:sz w:val="28"/>
+          <w:szCs w:val="28"/>
+          <w:vertAlign w:val="subscript"/>
+          <w:lang w:eastAsia="ru-RU"/>
+        </w:rPr>
+        <w:t>____</w:t>
+      </w:r>
+      <w:r>
+        <w:rPr>
+          <w:rFonts w:ascii="Times New Roman" w:eastAsia="Times New Roman" w:hAnsi="Times New Roman"/>
+          <w:sz w:val="28"/>
+          <w:szCs w:val="28"/>
+          <w:lang w:eastAsia="ru-RU"/>
+        </w:rPr>
+        <w:t>_____________</w:t>
+      </w:r>
+      <w:r>
+        <w:rPr>
+          <w:rFonts w:ascii="Times New Roman" w:eastAsia="Times New Roman" w:hAnsi="Times New Roman"/>
+          <w:sz w:val="28"/>
+          <w:szCs w:val="28"/>
+          <w:vertAlign w:val="subscript"/>
+          <w:lang w:eastAsia="ru-RU"/>
+        </w:rPr>
+        <w:t xml:space="preserve">                               </w:t>
+      </w:r>
+    </w:p>
+    <w:p>
+      <w:pPr>
+        <w:spacing w:after="0" w:line="240" w:lineRule="auto"/>
+        <w:rPr>
+          <w:rFonts w:ascii="Times New Roman" w:eastAsia="Times New Roman" w:hAnsi="Times New Roman"/>
+          <w:sz w:val="32"/>
+          <w:szCs w:val="32"/>
+          <w:vertAlign w:val="superscript"/>
+          <w:lang w:eastAsia="ru-RU"/>
+        </w:rPr>
+      </w:pPr>
+      <w:r>
+        <w:rPr>
+          <w:rFonts w:ascii="Times New Roman" w:eastAsia="Times New Roman" w:hAnsi="Times New Roman"/>
+          <w:sz w:val="28"/>
+          <w:szCs w:val="28"/>
+          <w:lang w:eastAsia="ru-RU"/>
+        </w:rPr>
         <w:tab/>
       </w:r>
       <w:r>
@@ -1256,7 +1454,7 @@
           <w:szCs w:val="28"/>
           <w:lang w:eastAsia="ru-RU"/>
         </w:rPr>
-        <w:tab/>
+        <w:t xml:space="preserve">         </w:t>
       </w:r>
       <w:r>
         <w:rPr>
@@ -1348,7 +1546,6 @@
           <w:rFonts w:ascii="Times New Roman" w:eastAsia="Times New Roman" w:hAnsi="Times New Roman"/>
           <w:sz w:val="28"/>
           <w:szCs w:val="28"/>
-          <w:u w:val="single"/>
           <w:lang w:eastAsia="ru-RU"/>
         </w:rPr>
         <w:t>6</w:t>
@@ -1458,153 +1655,272 @@
     </w:p>
     <w:p>
       <w:pPr>
+        <w:pStyle w:val="docdata"/>
+        <w:spacing w:before="0" w:beforeAutospacing="0" w:after="0" w:afterAutospacing="0"/>
+        <w:jc w:val="center"/>
+      </w:pPr>
+      <w:r>
+        <w:rPr>
+          <w:rFonts w:ascii="Times New Roman CYR" w:hAnsi="Times New Roman CYR"/>
+          <w:b/>
+          <w:sz w:val="28"/>
+          <w:szCs w:val="28"/>
+        </w:rPr>
+        <w:t xml:space="preserve">                                                           </w:t>
+      </w:r>
+      <w:r>
+        <w:rPr>
+          <w:rFonts w:ascii="Times New Roman CYR" w:hAnsi="Times New Roman CYR" w:cs="Times New Roman CYR"/>
+          <w:color w:val="000000"/>
+          <w:sz w:val="28"/>
+          <w:szCs w:val="28"/>
+        </w:rPr>
+        <w:t>УТВЕРЖДАЮ</w:t>
+      </w:r>
+    </w:p>
+    <w:p>
+      <w:pPr>
+        <w:pStyle w:val="af6"/>
+        <w:spacing w:before="0" w:beforeAutospacing="0" w:after="0" w:afterAutospacing="0"/>
+        <w:jc w:val="center"/>
+      </w:pPr>
+      <w:r>
+        <w:rPr>
+          <w:rFonts w:ascii="Times New Roman CYR" w:hAnsi="Times New Roman CYR" w:cs="Times New Roman CYR"/>
+          <w:color w:val="000000"/>
+          <w:sz w:val="28"/>
+          <w:szCs w:val="28"/>
+        </w:rPr>
+        <w:t xml:space="preserve">                                                                   </w:t>
+      </w:r>
+      <w:r>
+        <w:rPr>
+          <w:color w:val="000000"/>
+          <w:sz w:val="28"/>
+          <w:szCs w:val="28"/>
+        </w:rPr>
+        <w:t>Первый заместитель</w:t>
+      </w:r>
+    </w:p>
+    <w:p>
+      <w:pPr>
+        <w:pStyle w:val="af6"/>
+        <w:spacing w:before="0" w:beforeAutospacing="0" w:after="0" w:afterAutospacing="0"/>
+        <w:jc w:val="center"/>
+      </w:pPr>
+      <w:r>
+        <w:rPr>
+          <w:color w:val="000000"/>
+          <w:sz w:val="28"/>
+          <w:szCs w:val="28"/>
+        </w:rPr>
+        <w:t>                                              </w:t>
+      </w:r>
+      <w:r>
+        <w:rPr>
+          <w:color w:val="000000"/>
+          <w:sz w:val="28"/>
+          <w:szCs w:val="28"/>
+        </w:rPr>
+        <w:t xml:space="preserve">                        </w:t>
+      </w:r>
+      <w:r>
+        <w:rPr>
+          <w:color w:val="000000"/>
+          <w:sz w:val="16"/>
+          <w:szCs w:val="16"/>
+        </w:rPr>
+        <w:t xml:space="preserve"> </w:t>
+      </w:r>
+      <w:r>
+        <w:rPr>
+          <w:color w:val="000000"/>
+          <w:sz w:val="28"/>
+          <w:szCs w:val="28"/>
+        </w:rPr>
+        <w:t xml:space="preserve">    </w:t>
+      </w:r>
+      <w:r>
+        <w:rPr>
+          <w:color w:val="000000"/>
+          <w:sz w:val="28"/>
+          <w:szCs w:val="28"/>
+        </w:rPr>
+        <w:t> </w:t>
+      </w:r>
+      <w:r>
+        <w:rPr>
+          <w:color w:val="000000"/>
+          <w:sz w:val="28"/>
+          <w:szCs w:val="28"/>
+        </w:rPr>
+        <w:t xml:space="preserve"> </w:t>
+      </w:r>
+      <w:r>
+        <w:rPr>
+          <w:color w:val="000000"/>
+          <w:sz w:val="28"/>
+          <w:szCs w:val="28"/>
+        </w:rPr>
+        <w:t xml:space="preserve">   </w:t>
+      </w:r>
+      <w:r>
+        <w:rPr>
+          <w:color w:val="000000"/>
+          <w:sz w:val="28"/>
+          <w:szCs w:val="28"/>
+        </w:rPr>
+        <w:t xml:space="preserve">   директора                                                        </w:t>
+      </w:r>
+    </w:p>
+    <w:p>
+      <w:pPr>
+        <w:pStyle w:val="af6"/>
+        <w:spacing w:before="0" w:beforeAutospacing="0" w:after="0" w:afterAutospacing="0"/>
+        <w:jc w:val="center"/>
+      </w:pPr>
+      <w:r>
+        <w:rPr>
+          <w:rFonts w:ascii="Times New Roman CYR" w:hAnsi="Times New Roman CYR" w:cs="Times New Roman CYR"/>
+          <w:color w:val="000000"/>
+          <w:sz w:val="28"/>
+          <w:szCs w:val="28"/>
+        </w:rPr>
+        <w:t>               </w:t>
+      </w:r>
+      <w:r>
+        <w:rPr>
+          <w:rFonts w:ascii="Times New Roman CYR" w:hAnsi="Times New Roman CYR" w:cs="Times New Roman CYR"/>
+          <w:color w:val="000000"/>
+          <w:sz w:val="28"/>
+          <w:szCs w:val="28"/>
+        </w:rPr>
+        <w:t xml:space="preserve"> </w:t>
+      </w:r>
+      <w:r>
+        <w:rPr>
+          <w:rFonts w:ascii="Times New Roman CYR" w:hAnsi="Times New Roman CYR" w:cs="Times New Roman CYR"/>
+          <w:color w:val="000000"/>
+          <w:sz w:val="28"/>
+          <w:szCs w:val="28"/>
+        </w:rPr>
+        <w:t xml:space="preserve">                                          </w:t>
+      </w:r>
+    </w:p>
+    <w:p>
+      <w:pPr>
+        <w:pStyle w:val="af6"/>
+        <w:spacing w:before="0" w:beforeAutospacing="0" w:after="0" w:afterAutospacing="0"/>
+        <w:jc w:val="center"/>
+      </w:pPr>
+      <w:r>
+        <w:rPr>
+          <w:rFonts w:ascii="Times New Roman CYR" w:hAnsi="Times New Roman CYR" w:cs="Times New Roman CYR"/>
+          <w:color w:val="000000"/>
+          <w:sz w:val="28"/>
+          <w:szCs w:val="28"/>
+        </w:rPr>
+        <w:t>                                                                          _________Романов А.В.</w:t>
+      </w:r>
+    </w:p>
+    <w:p>
+      <w:pPr>
+        <w:pStyle w:val="af6"/>
+        <w:spacing w:before="0" w:beforeAutospacing="0" w:after="0" w:afterAutospacing="0"/>
+        <w:jc w:val="center"/>
+      </w:pPr>
+      <w:r>
+        <w:rPr>
+          <w:rFonts w:ascii="Times New Roman CYR" w:hAnsi="Times New Roman CYR" w:cs="Times New Roman CYR"/>
+          <w:color w:val="000000"/>
+          <w:sz w:val="28"/>
+          <w:szCs w:val="28"/>
+        </w:rPr>
+        <w:br/>
+        <w:t xml:space="preserve">                                                                           </w:t>
+      </w:r>
+      <w:proofErr w:type="gramStart"/>
+      <w:r>
+        <w:rPr>
+          <w:rFonts w:ascii="Times New Roman CYR" w:hAnsi="Times New Roman CYR" w:cs="Times New Roman CYR"/>
+          <w:color w:val="000000"/>
+          <w:sz w:val="28"/>
+          <w:szCs w:val="28"/>
+        </w:rPr>
+        <w:t>«</w:t>
+      </w:r>
+      <w:r>
+        <w:rPr>
+          <w:rFonts w:ascii="Times New Roman CYR" w:hAnsi="Times New Roman CYR" w:cs="Times New Roman CYR"/>
+          <w:color w:val="000000"/>
+          <w:sz w:val="28"/>
+          <w:szCs w:val="28"/>
+          <w:u w:val="single"/>
+        </w:rPr>
+        <w:t xml:space="preserve"> 11</w:t>
+      </w:r>
+      <w:proofErr w:type="gramEnd"/>
+      <w:r>
+        <w:rPr>
+          <w:rFonts w:ascii="Times New Roman CYR" w:hAnsi="Times New Roman CYR" w:cs="Times New Roman CYR"/>
+          <w:color w:val="000000"/>
+          <w:sz w:val="28"/>
+          <w:szCs w:val="28"/>
+          <w:u w:val="single"/>
+        </w:rPr>
+        <w:t> </w:t>
+      </w:r>
+      <w:r>
+        <w:rPr>
+          <w:rFonts w:ascii="Times New Roman CYR" w:hAnsi="Times New Roman CYR" w:cs="Times New Roman CYR"/>
+          <w:color w:val="000000"/>
+          <w:sz w:val="28"/>
+          <w:szCs w:val="28"/>
+        </w:rPr>
+        <w:t xml:space="preserve">» </w:t>
+      </w:r>
+      <w:r>
+        <w:rPr>
+          <w:rFonts w:ascii="Times New Roman CYR" w:hAnsi="Times New Roman CYR" w:cs="Times New Roman CYR"/>
+          <w:color w:val="000000"/>
+          <w:sz w:val="28"/>
+          <w:szCs w:val="28"/>
+          <w:u w:val="single"/>
+        </w:rPr>
+        <w:t>  марта </w:t>
+      </w:r>
+      <w:r>
+        <w:rPr>
+          <w:rFonts w:ascii="Times New Roman CYR" w:hAnsi="Times New Roman CYR" w:cs="Times New Roman CYR"/>
+          <w:color w:val="000000"/>
+          <w:sz w:val="28"/>
+          <w:szCs w:val="28"/>
+        </w:rPr>
+        <w:t xml:space="preserve"> 202</w:t>
+      </w:r>
+      <w:r>
+        <w:rPr>
+          <w:rFonts w:ascii="Times New Roman CYR" w:hAnsi="Times New Roman CYR" w:cs="Times New Roman CYR"/>
+          <w:color w:val="000000"/>
+          <w:sz w:val="28"/>
+          <w:szCs w:val="28"/>
+          <w:u w:val="single"/>
+        </w:rPr>
+        <w:t>6</w:t>
+      </w:r>
+      <w:r>
+        <w:rPr>
+          <w:rFonts w:ascii="Times New Roman CYR" w:hAnsi="Times New Roman CYR" w:cs="Times New Roman CYR"/>
+          <w:color w:val="000000"/>
+          <w:sz w:val="28"/>
+          <w:szCs w:val="28"/>
+        </w:rPr>
+        <w:t xml:space="preserve"> г.</w:t>
+      </w:r>
+    </w:p>
+    <w:p>
+      <w:pPr>
         <w:spacing w:after="0" w:line="240" w:lineRule="auto"/>
-        <w:jc w:val="center"/>
-        <w:rPr>
-          <w:rFonts w:ascii="Times New Roman CYR" w:eastAsia="Times New Roman" w:hAnsi="Times New Roman CYR"/>
-          <w:sz w:val="28"/>
-          <w:szCs w:val="28"/>
-          <w:lang w:eastAsia="ru-RU"/>
-        </w:rPr>
-      </w:pPr>
-      <w:r>
-        <w:rPr>
-          <w:rFonts w:ascii="Times New Roman CYR" w:eastAsia="Times New Roman" w:hAnsi="Times New Roman CYR"/>
-          <w:b/>
-          <w:sz w:val="28"/>
-          <w:szCs w:val="28"/>
-          <w:lang w:eastAsia="ru-RU"/>
-        </w:rPr>
-        <w:t xml:space="preserve">                                                           </w:t>
-      </w:r>
-      <w:r>
-        <w:rPr>
-          <w:rFonts w:ascii="Times New Roman CYR" w:eastAsia="Times New Roman" w:hAnsi="Times New Roman CYR"/>
-          <w:sz w:val="28"/>
-          <w:szCs w:val="28"/>
-          <w:lang w:eastAsia="ru-RU"/>
-        </w:rPr>
-        <w:t>УТВЕРЖДАЮ</w:t>
-      </w:r>
-    </w:p>
-    <w:p>
-      <w:pPr>
-        <w:spacing w:after="0" w:line="240" w:lineRule="auto"/>
-        <w:jc w:val="center"/>
-        <w:rPr>
-          <w:rFonts w:ascii="Times New Roman" w:eastAsia="Times New Roman" w:hAnsi="Times New Roman"/>
-          <w:sz w:val="28"/>
-          <w:szCs w:val="28"/>
-          <w:lang w:eastAsia="ru-RU"/>
-        </w:rPr>
-      </w:pPr>
-      <w:r>
-        <w:rPr>
-          <w:rFonts w:ascii="Times New Roman CYR" w:eastAsia="Times New Roman" w:hAnsi="Times New Roman CYR"/>
-          <w:sz w:val="28"/>
-          <w:szCs w:val="28"/>
-          <w:lang w:eastAsia="ru-RU"/>
-        </w:rPr>
-        <w:t xml:space="preserve">                                                                   </w:t>
-      </w:r>
-      <w:r>
-        <w:rPr>
-          <w:rFonts w:ascii="Times New Roman" w:eastAsia="Times New Roman" w:hAnsi="Times New Roman"/>
-          <w:sz w:val="28"/>
-          <w:szCs w:val="28"/>
-          <w:lang w:eastAsia="ru-RU"/>
-        </w:rPr>
-        <w:t>Первый заместитель</w:t>
-      </w:r>
-    </w:p>
-    <w:p>
-      <w:pPr>
-        <w:spacing w:after="0" w:line="240" w:lineRule="auto"/>
-        <w:jc w:val="center"/>
-        <w:rPr>
-          <w:rFonts w:ascii="Times New Roman CYR" w:eastAsia="Times New Roman" w:hAnsi="Times New Roman CYR"/>
-          <w:sz w:val="28"/>
-          <w:szCs w:val="28"/>
-          <w:lang w:eastAsia="ru-RU"/>
-        </w:rPr>
-      </w:pPr>
-      <w:r>
-        <w:rPr>
-          <w:rFonts w:ascii="Times New Roman" w:eastAsia="Times New Roman" w:hAnsi="Times New Roman"/>
-          <w:sz w:val="28"/>
-          <w:szCs w:val="28"/>
-          <w:lang w:eastAsia="ru-RU"/>
-        </w:rPr>
-        <w:t xml:space="preserve">                                                  директора                                                        </w:t>
-      </w:r>
-    </w:p>
-    <w:p>
-      <w:pPr>
-        <w:spacing w:after="0" w:line="240" w:lineRule="auto"/>
-        <w:jc w:val="center"/>
-        <w:rPr>
-          <w:rFonts w:ascii="Times New Roman CYR" w:eastAsia="Times New Roman" w:hAnsi="Times New Roman CYR"/>
-          <w:sz w:val="28"/>
-          <w:szCs w:val="28"/>
-          <w:lang w:eastAsia="ru-RU"/>
-        </w:rPr>
-      </w:pPr>
-      <w:r>
-        <w:rPr>
-          <w:rFonts w:ascii="Times New Roman CYR" w:eastAsia="Times New Roman" w:hAnsi="Times New Roman CYR"/>
-          <w:sz w:val="28"/>
-          <w:szCs w:val="28"/>
-          <w:lang w:eastAsia="ru-RU"/>
-        </w:rPr>
-        <w:t xml:space="preserve">                                                         </w:t>
-      </w:r>
-    </w:p>
-    <w:p>
-      <w:pPr>
-        <w:spacing w:after="0" w:line="240" w:lineRule="auto"/>
-        <w:jc w:val="center"/>
-        <w:rPr>
-          <w:rFonts w:ascii="Times New Roman CYR" w:eastAsia="Times New Roman" w:hAnsi="Times New Roman CYR"/>
-          <w:sz w:val="28"/>
-          <w:szCs w:val="28"/>
-          <w:lang w:eastAsia="ru-RU"/>
-        </w:rPr>
-      </w:pPr>
-      <w:r>
-        <w:rPr>
-          <w:rFonts w:ascii="Times New Roman CYR" w:eastAsia="Times New Roman" w:hAnsi="Times New Roman CYR"/>
-          <w:sz w:val="28"/>
-          <w:szCs w:val="28"/>
-          <w:lang w:eastAsia="ru-RU"/>
-        </w:rPr>
-        <w:t xml:space="preserve">                                                                          _________Романов А.В.</w:t>
-      </w:r>
-    </w:p>
-    <w:p>
-      <w:pPr>
-        <w:spacing w:after="0" w:line="240" w:lineRule="auto"/>
-        <w:jc w:val="center"/>
-        <w:rPr>
-          <w:rFonts w:ascii="Times New Roman CYR" w:eastAsia="Times New Roman" w:hAnsi="Times New Roman CYR"/>
-          <w:sz w:val="28"/>
-          <w:szCs w:val="28"/>
-          <w:lang w:eastAsia="ru-RU"/>
-        </w:rPr>
-      </w:pPr>
-      <w:r>
-        <w:rPr>
-          <w:rFonts w:ascii="Times New Roman CYR" w:eastAsia="Times New Roman" w:hAnsi="Times New Roman CYR"/>
-          <w:sz w:val="28"/>
-          <w:szCs w:val="28"/>
-          <w:lang w:eastAsia="ru-RU"/>
-        </w:rPr>
-        <w:br/>
-        <w:t xml:space="preserve">                                                                          "___"   _________ 20___ г.</w:t>
-      </w:r>
-    </w:p>
-    <w:p>
-      <w:pPr>
-        <w:spacing w:after="200" w:line="240" w:lineRule="auto"/>
         <w:jc w:val="center"/>
         <w:rPr>
           <w:rFonts w:ascii="Times New Roman CYR" w:eastAsia="Times New Roman" w:hAnsi="Times New Roman CYR"/>
@@ -1670,6 +1986,7 @@
           <w:bCs/>
           <w:sz w:val="28"/>
           <w:szCs w:val="28"/>
+          <w:u w:val="single"/>
           <w:lang w:eastAsia="ru-RU"/>
         </w:rPr>
       </w:pPr>
@@ -1680,7 +1997,17 @@
           <w:szCs w:val="28"/>
           <w:lang w:eastAsia="ru-RU"/>
         </w:rPr>
-        <w:t xml:space="preserve">                Студенту: Гришину Дмитрию Андреевичу</w:t>
+        <w:t xml:space="preserve">                Студенту</w:t>
+      </w:r>
+      <w:r>
+        <w:rPr>
+          <w:rFonts w:ascii="Times New Roman CYR" w:eastAsia="Times New Roman" w:hAnsi="Times New Roman CYR"/>
+          <w:sz w:val="28"/>
+          <w:szCs w:val="28"/>
+          <w:u w:val="single"/>
+          <w:lang w:eastAsia="ru-RU"/>
+        </w:rPr>
+        <w:t>: Гришину Дмитрию Андреевичу</w:t>
       </w:r>
     </w:p>
     <w:p>
@@ -1719,7 +2046,17 @@
           <w:szCs w:val="28"/>
           <w:lang w:eastAsia="ru-RU"/>
         </w:rPr>
-        <w:t xml:space="preserve">:   </w:t>
+        <w:t xml:space="preserve">:  </w:t>
+      </w:r>
+      <w:r>
+        <w:rPr>
+          <w:rFonts w:ascii="Times New Roman CYR" w:eastAsia="Times New Roman" w:hAnsi="Times New Roman CYR"/>
+          <w:sz w:val="28"/>
+          <w:szCs w:val="28"/>
+          <w:u w:val="single"/>
+          <w:lang w:eastAsia="ru-RU"/>
+        </w:rPr>
+        <w:t xml:space="preserve"> </w:t>
       </w:r>
       <w:proofErr w:type="gramEnd"/>
       <w:r>
@@ -1727,38 +2064,41 @@
           <w:rFonts w:ascii="Times New Roman CYR" w:eastAsia="Times New Roman" w:hAnsi="Times New Roman CYR"/>
           <w:sz w:val="28"/>
           <w:szCs w:val="28"/>
+          <w:u w:val="single"/>
           <w:lang w:eastAsia="ru-RU"/>
         </w:rPr>
-        <w:t xml:space="preserve">  </w:t>
-      </w:r>
-      <w:r>
+        <w:t xml:space="preserve">  ИСП-22</w:t>
+      </w:r>
+    </w:p>
+    <w:p>
+      <w:pPr>
+        <w:spacing w:after="120" w:line="240" w:lineRule="auto"/>
         <w:rPr>
           <w:rFonts w:ascii="Times New Roman CYR" w:eastAsia="Times New Roman" w:hAnsi="Times New Roman CYR"/>
           <w:sz w:val="28"/>
           <w:szCs w:val="28"/>
+          <w:u w:val="single"/>
           <w:lang w:eastAsia="ru-RU"/>
         </w:rPr>
-        <w:t>ИСП-22</w:t>
-      </w:r>
-    </w:p>
-    <w:p>
-      <w:pPr>
-        <w:spacing w:after="120" w:line="240" w:lineRule="auto"/>
+      </w:pPr>
+      <w:r>
         <w:rPr>
           <w:rFonts w:ascii="Times New Roman CYR" w:eastAsia="Times New Roman" w:hAnsi="Times New Roman CYR"/>
           <w:sz w:val="28"/>
           <w:szCs w:val="28"/>
           <w:lang w:eastAsia="ru-RU"/>
         </w:rPr>
-      </w:pPr>
+        <w:t xml:space="preserve">                Специальность: </w:t>
+      </w:r>
       <w:r>
         <w:rPr>
           <w:rFonts w:ascii="Times New Roman CYR" w:eastAsia="Times New Roman" w:hAnsi="Times New Roman CYR"/>
           <w:sz w:val="28"/>
           <w:szCs w:val="28"/>
+          <w:u w:val="single"/>
           <w:lang w:eastAsia="ru-RU"/>
         </w:rPr>
-        <w:t xml:space="preserve">                Специальность: Информационные системы и программирование</w:t>
+        <w:t>Информационные системы и программирование</w:t>
       </w:r>
     </w:p>
     <w:p>
@@ -1779,19 +2119,18 @@
           <w:szCs w:val="28"/>
           <w:lang w:eastAsia="ru-RU"/>
         </w:rPr>
-        <w:t xml:space="preserve">                Код:  09.02.07                                                                                                                                                                                                                    </w:t>
-      </w:r>
-    </w:p>
-    <w:p>
-      <w:pPr>
-        <w:spacing w:after="120" w:line="240" w:lineRule="auto"/>
+        <w:t xml:space="preserve">                Код:  </w:t>
+      </w:r>
+      <w:r>
         <w:rPr>
           <w:rFonts w:ascii="Times New Roman CYR" w:eastAsia="Times New Roman" w:hAnsi="Times New Roman CYR"/>
           <w:sz w:val="28"/>
           <w:szCs w:val="28"/>
+          <w:u w:val="single"/>
           <w:lang w:eastAsia="ru-RU"/>
         </w:rPr>
-      </w:pPr>
+        <w:t xml:space="preserve">09.02.07 </w:t>
+      </w:r>
       <w:r>
         <w:rPr>
           <w:rFonts w:ascii="Times New Roman CYR" w:eastAsia="Times New Roman" w:hAnsi="Times New Roman CYR"/>
@@ -1799,7 +2138,7 @@
           <w:szCs w:val="28"/>
           <w:lang w:eastAsia="ru-RU"/>
         </w:rPr>
-        <w:t xml:space="preserve">                 </w:t>
+        <w:t xml:space="preserve">                                                                                                                                                                                                                   </w:t>
       </w:r>
     </w:p>
     <w:p>
@@ -1836,6 +2175,7 @@
           <w:rFonts w:ascii="Times New Roman CYR" w:eastAsia="Times New Roman" w:hAnsi="Times New Roman CYR"/>
           <w:sz w:val="28"/>
           <w:szCs w:val="28"/>
+          <w:u w:val="single"/>
           <w:lang w:eastAsia="ru-RU"/>
         </w:rPr>
         <w:t>Козлова Ольга Николаевна</w:t>
@@ -1903,6 +2243,7 @@
           <w:b/>
           <w:sz w:val="28"/>
           <w:szCs w:val="28"/>
+          <w:u w:val="single"/>
           <w:lang w:eastAsia="ru-RU"/>
         </w:rPr>
       </w:pPr>
@@ -1912,11 +2253,16 @@
           <w:b/>
           <w:sz w:val="28"/>
           <w:szCs w:val="28"/>
+          <w:u w:val="single"/>
           <w:lang w:eastAsia="ru-RU"/>
         </w:rPr>
-        <w:t xml:space="preserve">«Разработка </w:t>
-      </w:r>
-      <w:r>
+        <w:t>«Разработка информационной системы «Компьютерный магазин» на платформе 1С: Предприятие»</w:t>
+      </w:r>
+    </w:p>
+    <w:p>
+      <w:pPr>
+        <w:spacing w:after="200" w:line="240" w:lineRule="auto"/>
+        <w:jc w:val="center"/>
         <w:rPr>
           <w:rFonts w:ascii="Times New Roman CYR" w:eastAsia="Times New Roman" w:hAnsi="Times New Roman CYR"/>
           <w:b/>
@@ -1924,8 +2270,7 @@
           <w:szCs w:val="28"/>
           <w:lang w:eastAsia="ru-RU"/>
         </w:rPr>
-        <w:t>информационной системы «Компьютерный магазин» на платформе 1С: Предприятие</w:t>
-      </w:r>
+      </w:pPr>
       <w:r>
         <w:rPr>
           <w:rFonts w:ascii="Times New Roman CYR" w:eastAsia="Times New Roman" w:hAnsi="Times New Roman CYR"/>
@@ -1934,13 +2279,38 @@
           <w:szCs w:val="28"/>
           <w:lang w:eastAsia="ru-RU"/>
         </w:rPr>
-        <w:t>»</w:t>
-      </w:r>
-    </w:p>
-    <w:p>
-      <w:pPr>
-        <w:spacing w:after="200" w:line="240" w:lineRule="auto"/>
-        <w:jc w:val="center"/>
+        <w:t xml:space="preserve">СОДЕРЖАНИЕ </w:t>
+      </w:r>
+    </w:p>
+    <w:p>
+      <w:pPr>
+        <w:spacing w:after="0" w:line="240" w:lineRule="auto"/>
+        <w:rPr>
+          <w:rFonts w:ascii="Times New Roman CYR" w:eastAsia="Times New Roman" w:hAnsi="Times New Roman CYR"/>
+          <w:sz w:val="28"/>
+          <w:szCs w:val="28"/>
+          <w:lang w:eastAsia="ru-RU"/>
+        </w:rPr>
+      </w:pPr>
+      <w:r>
+        <w:rPr>
+          <w:rFonts w:ascii="Times New Roman CYR" w:eastAsia="Times New Roman" w:hAnsi="Times New Roman CYR"/>
+          <w:sz w:val="28"/>
+          <w:szCs w:val="28"/>
+          <w:lang w:eastAsia="ru-RU"/>
+        </w:rPr>
+        <w:t xml:space="preserve">                  </w:t>
+      </w:r>
+      <w:r>
+        <w:rPr>
+          <w:rFonts w:ascii="Times New Roman CYR" w:eastAsia="Times New Roman" w:hAnsi="Times New Roman CYR"/>
+          <w:sz w:val="28"/>
+          <w:szCs w:val="28"/>
+          <w:lang w:eastAsia="ru-RU"/>
+        </w:rPr>
+        <w:t>1</w:t>
+      </w:r>
+      <w:r>
         <w:rPr>
           <w:rFonts w:ascii="Times New Roman CYR" w:eastAsia="Times New Roman" w:hAnsi="Times New Roman CYR"/>
           <w:b/>
@@ -1948,16 +2318,230 @@
           <w:szCs w:val="28"/>
           <w:lang w:eastAsia="ru-RU"/>
         </w:rPr>
-      </w:pPr>
+        <w:t xml:space="preserve"> </w:t>
+      </w:r>
       <w:r>
         <w:rPr>
           <w:rFonts w:ascii="Times New Roman CYR" w:eastAsia="Times New Roman" w:hAnsi="Times New Roman CYR"/>
-          <w:b/>
           <w:sz w:val="28"/>
           <w:szCs w:val="28"/>
           <w:lang w:eastAsia="ru-RU"/>
         </w:rPr>
-        <w:t xml:space="preserve">СОДЕРЖАНИЕ </w:t>
+        <w:t>Введение</w:t>
+      </w:r>
+    </w:p>
+    <w:p>
+      <w:pPr>
+        <w:spacing w:after="0" w:line="240" w:lineRule="auto"/>
+        <w:rPr>
+          <w:rFonts w:ascii="Times New Roman CYR" w:eastAsia="Times New Roman" w:hAnsi="Times New Roman CYR"/>
+          <w:sz w:val="28"/>
+          <w:szCs w:val="28"/>
+          <w:lang w:eastAsia="ru-RU"/>
+        </w:rPr>
+      </w:pPr>
+      <w:r>
+        <w:rPr>
+          <w:rFonts w:ascii="Times New Roman CYR" w:eastAsia="Times New Roman" w:hAnsi="Times New Roman CYR"/>
+          <w:sz w:val="28"/>
+          <w:szCs w:val="28"/>
+          <w:lang w:eastAsia="ru-RU"/>
+        </w:rPr>
+        <w:t xml:space="preserve">                  2 Основная часть:</w:t>
+      </w:r>
+    </w:p>
+    <w:p>
+      <w:pPr>
+        <w:keepNext/>
+        <w:keepLines/>
+        <w:spacing w:after="0" w:line="240" w:lineRule="auto"/>
+        <w:ind w:left="1276"/>
+        <w:jc w:val="both"/>
+        <w:outlineLvl w:val="0"/>
+        <w:rPr>
+          <w:rFonts w:ascii="Times New Roman" w:eastAsia="Times New Roman" w:hAnsi="Times New Roman"/>
+          <w:color w:val="000000"/>
+          <w:sz w:val="28"/>
+          <w:szCs w:val="28"/>
+        </w:rPr>
+      </w:pPr>
+      <w:bookmarkStart w:id="0" w:name="_Toc168996512"/>
+      <w:bookmarkStart w:id="1" w:name="_Toc169174241"/>
+      <w:r>
+        <w:rPr>
+          <w:rFonts w:ascii="Times New Roman" w:eastAsia="Times New Roman" w:hAnsi="Times New Roman"/>
+          <w:color w:val="000000"/>
+          <w:sz w:val="28"/>
+          <w:szCs w:val="28"/>
+        </w:rPr>
+        <w:t xml:space="preserve">Глава 1. </w:t>
+      </w:r>
+      <w:bookmarkStart w:id="2" w:name="_Toc168996513"/>
+      <w:bookmarkStart w:id="3" w:name="_Toc169174242"/>
+      <w:bookmarkEnd w:id="0"/>
+      <w:bookmarkEnd w:id="1"/>
+      <w:r>
+        <w:rPr>
+          <w:rFonts w:ascii="Times New Roman" w:eastAsia="Arial Unicode MS" w:hAnsi="Times New Roman"/>
+          <w:sz w:val="28"/>
+          <w:szCs w:val="28"/>
+        </w:rPr>
+        <w:t>ПРЕДПРОЕКТНАЯ ЧАСТЬ ТРЕБОВАНИЙ К ИНФОРМАЦИОННОЙ СИСТЕМЕ</w:t>
+      </w:r>
+    </w:p>
+    <w:p>
+      <w:pPr>
+        <w:spacing w:after="0" w:line="240" w:lineRule="auto"/>
+        <w:ind w:left="1276"/>
+        <w:rPr>
+          <w:rFonts w:ascii="Times New Roman" w:eastAsia="Arial Unicode MS" w:hAnsi="Times New Roman"/>
+          <w:sz w:val="28"/>
+          <w:szCs w:val="28"/>
+        </w:rPr>
+      </w:pPr>
+      <w:r>
+        <w:rPr>
+          <w:rFonts w:ascii="Times New Roman" w:hAnsi="Times New Roman"/>
+          <w:color w:val="000000"/>
+          <w:sz w:val="28"/>
+          <w:szCs w:val="28"/>
+        </w:rPr>
+        <w:t>Г</w:t>
+      </w:r>
+      <w:r>
+        <w:rPr>
+          <w:rFonts w:ascii="Times New Roman" w:hAnsi="Times New Roman"/>
+          <w:bCs/>
+          <w:sz w:val="28"/>
+          <w:szCs w:val="28"/>
+        </w:rPr>
+        <w:t xml:space="preserve">лава 2. </w:t>
+      </w:r>
+      <w:bookmarkEnd w:id="2"/>
+      <w:bookmarkEnd w:id="3"/>
+      <w:r>
+        <w:rPr>
+          <w:rFonts w:ascii="Times New Roman" w:eastAsia="Arial Unicode MS" w:hAnsi="Times New Roman"/>
+          <w:sz w:val="28"/>
+          <w:szCs w:val="28"/>
+        </w:rPr>
+        <w:t>ПРОЕКТИРОВАНИЕ ТРЕБОВАНИЙ К ИНФОРМАЦИОННОЙ СИСТЕМЕ</w:t>
+      </w:r>
+    </w:p>
+    <w:p>
+      <w:pPr>
+        <w:spacing w:after="0" w:line="240" w:lineRule="auto"/>
+        <w:ind w:firstLine="1276"/>
+        <w:rPr>
+          <w:rFonts w:ascii="Times New Roman" w:eastAsia="Times New Roman" w:hAnsi="Times New Roman"/>
+          <w:sz w:val="28"/>
+          <w:szCs w:val="28"/>
+          <w:lang w:eastAsia="ru-RU"/>
+        </w:rPr>
+      </w:pPr>
+      <w:r>
+        <w:rPr>
+          <w:rFonts w:ascii="Times New Roman" w:eastAsia="Arial Unicode MS" w:hAnsi="Times New Roman"/>
+          <w:sz w:val="28"/>
+          <w:szCs w:val="28"/>
+        </w:rPr>
+        <w:t>ГЛАВА 3. РАЗРАБОТКА ИНФОРМАЦИОННОЙ СИСТЕМЫ</w:t>
+      </w:r>
+    </w:p>
+    <w:p>
+      <w:pPr>
+        <w:spacing w:after="0" w:line="240" w:lineRule="auto"/>
+        <w:rPr>
+          <w:rFonts w:ascii="Times New Roman CYR" w:eastAsia="Times New Roman" w:hAnsi="Times New Roman CYR"/>
+          <w:sz w:val="28"/>
+          <w:szCs w:val="28"/>
+          <w:lang w:eastAsia="ru-RU"/>
+        </w:rPr>
+      </w:pPr>
+      <w:r>
+        <w:rPr>
+          <w:rFonts w:ascii="Times New Roman CYR" w:eastAsia="Times New Roman" w:hAnsi="Times New Roman CYR"/>
+          <w:sz w:val="28"/>
+          <w:szCs w:val="28"/>
+          <w:lang w:eastAsia="ru-RU"/>
+        </w:rPr>
+        <w:t xml:space="preserve">                  3 Заключение</w:t>
+      </w:r>
+    </w:p>
+    <w:p>
+      <w:pPr>
+        <w:spacing w:after="0" w:line="240" w:lineRule="auto"/>
+        <w:rPr>
+          <w:rFonts w:ascii="Times New Roman CYR" w:eastAsia="Times New Roman" w:hAnsi="Times New Roman CYR"/>
+          <w:sz w:val="28"/>
+          <w:szCs w:val="28"/>
+          <w:lang w:eastAsia="ru-RU"/>
+        </w:rPr>
+      </w:pPr>
+      <w:r>
+        <w:rPr>
+          <w:rFonts w:ascii="Times New Roman CYR" w:eastAsia="Times New Roman" w:hAnsi="Times New Roman CYR"/>
+          <w:sz w:val="28"/>
+          <w:szCs w:val="28"/>
+          <w:lang w:eastAsia="ru-RU"/>
+        </w:rPr>
+        <w:t xml:space="preserve">       </w:t>
+      </w:r>
+      <w:r>
+        <w:rPr>
+          <w:rFonts w:ascii="Times New Roman CYR" w:eastAsia="Times New Roman" w:hAnsi="Times New Roman CYR"/>
+          <w:sz w:val="28"/>
+          <w:szCs w:val="28"/>
+          <w:lang w:eastAsia="ru-RU"/>
+        </w:rPr>
+        <w:t xml:space="preserve">           4 Список использованных</w:t>
+      </w:r>
+      <w:r>
+        <w:rPr>
+          <w:rFonts w:ascii="Times New Roman CYR" w:eastAsia="Times New Roman" w:hAnsi="Times New Roman CYR"/>
+          <w:sz w:val="28"/>
+          <w:szCs w:val="28"/>
+          <w:lang w:eastAsia="ru-RU"/>
+        </w:rPr>
+        <w:t xml:space="preserve"> источников и литературы</w:t>
+      </w:r>
+    </w:p>
+    <w:p>
+      <w:pPr>
+        <w:spacing w:after="0" w:line="240" w:lineRule="auto"/>
+        <w:rPr>
+          <w:rFonts w:ascii="Times New Roman CYR" w:eastAsia="Times New Roman" w:hAnsi="Times New Roman CYR"/>
+          <w:sz w:val="28"/>
+          <w:szCs w:val="28"/>
+          <w:lang w:eastAsia="ru-RU"/>
+        </w:rPr>
+      </w:pPr>
+      <w:r>
+        <w:rPr>
+          <w:rFonts w:ascii="Times New Roman CYR" w:eastAsia="Times New Roman" w:hAnsi="Times New Roman CYR"/>
+          <w:sz w:val="28"/>
+          <w:szCs w:val="28"/>
+          <w:lang w:eastAsia="ru-RU"/>
+        </w:rPr>
+        <w:t xml:space="preserve">                  </w:t>
+      </w:r>
+      <w:r>
+        <w:rPr>
+          <w:rFonts w:ascii="Times New Roman CYR" w:eastAsia="Times New Roman" w:hAnsi="Times New Roman CYR"/>
+          <w:sz w:val="28"/>
+          <w:szCs w:val="28"/>
+          <w:lang w:eastAsia="ru-RU"/>
+        </w:rPr>
+        <w:t>5</w:t>
+      </w:r>
+      <w:r>
+        <w:rPr>
+          <w:rFonts w:ascii="Times New Roman CYR" w:eastAsia="Times New Roman" w:hAnsi="Times New Roman CYR"/>
+          <w:sz w:val="28"/>
+          <w:szCs w:val="28"/>
+          <w:lang w:eastAsia="ru-RU"/>
+        </w:rPr>
+        <w:t xml:space="preserve"> Рецензия</w:t>
       </w:r>
     </w:p>
     <w:p>
@@ -1970,132 +2554,6 @@
           <w:lang w:eastAsia="ru-RU"/>
         </w:rPr>
       </w:pPr>
-      <w:r>
-        <w:rPr>
-          <w:rFonts w:ascii="Times New Roman CYR" w:eastAsia="Times New Roman" w:hAnsi="Times New Roman CYR"/>
-          <w:sz w:val="28"/>
-          <w:szCs w:val="28"/>
-          <w:lang w:eastAsia="ru-RU"/>
-        </w:rPr>
-        <w:t xml:space="preserve">                  1</w:t>
-      </w:r>
-      <w:r>
-        <w:rPr>
-          <w:rFonts w:ascii="Times New Roman CYR" w:eastAsia="Times New Roman" w:hAnsi="Times New Roman CYR"/>
-          <w:b/>
-          <w:sz w:val="28"/>
-          <w:szCs w:val="28"/>
-          <w:lang w:eastAsia="ru-RU"/>
-        </w:rPr>
-        <w:t xml:space="preserve"> </w:t>
-      </w:r>
-      <w:r>
-        <w:rPr>
-          <w:rFonts w:ascii="Times New Roman CYR" w:eastAsia="Times New Roman" w:hAnsi="Times New Roman CYR"/>
-          <w:sz w:val="28"/>
-          <w:szCs w:val="28"/>
-          <w:lang w:eastAsia="ru-RU"/>
-        </w:rPr>
-        <w:t>Введение</w:t>
-      </w:r>
-    </w:p>
-    <w:p>
-      <w:pPr>
-        <w:spacing w:after="200" w:line="240" w:lineRule="auto"/>
-        <w:rPr>
-          <w:rFonts w:ascii="Times New Roman CYR" w:eastAsia="Times New Roman" w:hAnsi="Times New Roman CYR"/>
-          <w:sz w:val="28"/>
-          <w:szCs w:val="28"/>
-          <w:lang w:eastAsia="ru-RU"/>
-        </w:rPr>
-      </w:pPr>
-      <w:r>
-        <w:rPr>
-          <w:rFonts w:ascii="Times New Roman CYR" w:eastAsia="Times New Roman" w:hAnsi="Times New Roman CYR"/>
-          <w:sz w:val="28"/>
-          <w:szCs w:val="28"/>
-          <w:lang w:eastAsia="ru-RU"/>
-        </w:rPr>
-        <w:t xml:space="preserve">                  2 Основная часть</w:t>
-      </w:r>
-    </w:p>
-    <w:p>
-      <w:pPr>
-        <w:spacing w:after="200" w:line="240" w:lineRule="auto"/>
-        <w:rPr>
-          <w:rFonts w:ascii="Times New Roman CYR" w:eastAsia="Times New Roman" w:hAnsi="Times New Roman CYR"/>
-          <w:sz w:val="28"/>
-          <w:szCs w:val="28"/>
-          <w:lang w:eastAsia="ru-RU"/>
-        </w:rPr>
-      </w:pPr>
-      <w:r>
-        <w:rPr>
-          <w:rFonts w:ascii="Times New Roman CYR" w:eastAsia="Times New Roman" w:hAnsi="Times New Roman CYR"/>
-          <w:sz w:val="28"/>
-          <w:szCs w:val="28"/>
-          <w:lang w:eastAsia="ru-RU"/>
-        </w:rPr>
-        <w:t xml:space="preserve">                  3 Заключение</w:t>
-      </w:r>
-    </w:p>
-    <w:p>
-      <w:pPr>
-        <w:spacing w:after="200" w:line="240" w:lineRule="auto"/>
-        <w:rPr>
-          <w:rFonts w:ascii="Times New Roman CYR" w:eastAsia="Times New Roman" w:hAnsi="Times New Roman CYR"/>
-          <w:sz w:val="28"/>
-          <w:szCs w:val="28"/>
-          <w:lang w:eastAsia="ru-RU"/>
-        </w:rPr>
-      </w:pPr>
-      <w:r>
-        <w:rPr>
-          <w:rFonts w:ascii="Times New Roman CYR" w:eastAsia="Times New Roman" w:hAnsi="Times New Roman CYR"/>
-          <w:sz w:val="28"/>
-          <w:szCs w:val="28"/>
-          <w:lang w:eastAsia="ru-RU"/>
-        </w:rPr>
-        <w:t xml:space="preserve">                  4 Список использованных источников и литературы</w:t>
-      </w:r>
-    </w:p>
-    <w:p>
-      <w:pPr>
-        <w:spacing w:after="200" w:line="240" w:lineRule="auto"/>
-        <w:rPr>
-          <w:rFonts w:ascii="Times New Roman CYR" w:eastAsia="Times New Roman" w:hAnsi="Times New Roman CYR"/>
-          <w:sz w:val="28"/>
-          <w:szCs w:val="28"/>
-          <w:lang w:eastAsia="ru-RU"/>
-        </w:rPr>
-      </w:pPr>
-      <w:r>
-        <w:rPr>
-          <w:rFonts w:ascii="Times New Roman CYR" w:eastAsia="Times New Roman" w:hAnsi="Times New Roman CYR"/>
-          <w:sz w:val="28"/>
-          <w:szCs w:val="28"/>
-          <w:lang w:eastAsia="ru-RU"/>
-        </w:rPr>
-        <w:t xml:space="preserve">                  </w:t>
-      </w:r>
-      <w:r>
-        <w:rPr>
-          <w:rFonts w:ascii="Times New Roman CYR" w:eastAsia="Times New Roman" w:hAnsi="Times New Roman CYR"/>
-          <w:sz w:val="28"/>
-          <w:szCs w:val="28"/>
-          <w:lang w:eastAsia="ru-RU"/>
-        </w:rPr>
-        <w:t>5</w:t>
-      </w:r>
-      <w:r>
-        <w:rPr>
-          <w:rFonts w:ascii="Times New Roman CYR" w:eastAsia="Times New Roman" w:hAnsi="Times New Roman CYR"/>
-          <w:sz w:val="28"/>
-          <w:szCs w:val="28"/>
-          <w:lang w:eastAsia="ru-RU"/>
-        </w:rPr>
-        <w:t xml:space="preserve"> Рецензия</w:t>
-      </w:r>
     </w:p>
     <w:p>
       <w:pPr>
@@ -2108,46 +2566,20 @@
           <w:lang w:eastAsia="ru-RU"/>
         </w:rPr>
       </w:pPr>
-    </w:p>
-    <w:p>
-      <w:pPr>
-        <w:spacing w:after="200" w:line="240" w:lineRule="auto"/>
-        <w:jc w:val="right"/>
+      <w:r>
         <w:rPr>
           <w:rFonts w:ascii="Times New Roman CYR" w:eastAsia="Times New Roman" w:hAnsi="Times New Roman CYR"/>
           <w:sz w:val="28"/>
           <w:szCs w:val="28"/>
           <w:lang w:eastAsia="ru-RU"/>
         </w:rPr>
-      </w:pPr>
-      <w:r>
-        <w:rPr>
-          <w:rFonts w:ascii="Times New Roman CYR" w:eastAsia="Times New Roman" w:hAnsi="Times New Roman CYR"/>
-          <w:sz w:val="28"/>
-          <w:szCs w:val="28"/>
-          <w:lang w:eastAsia="ru-RU"/>
-        </w:rPr>
         <w:t>Дата выдачи задания «11» марта 2026 г.</w:t>
       </w:r>
     </w:p>
     <w:p>
       <w:pPr>
         <w:spacing w:after="0" w:line="240" w:lineRule="auto"/>
-        <w:jc w:val="right"/>
-        <w:rPr>
-          <w:rFonts w:ascii="Times New Roman" w:eastAsia="Times New Roman" w:hAnsi="Times New Roman"/>
-          <w:b/>
-          <w:color w:val="000000"/>
-          <w:sz w:val="28"/>
-          <w:szCs w:val="28"/>
-          <w:lang w:eastAsia="ru-RU"/>
-        </w:rPr>
-      </w:pPr>
-    </w:p>
-    <w:p>
-      <w:pPr>
-        <w:spacing w:after="0" w:line="240" w:lineRule="auto"/>
-        <w:jc w:val="right"/>
+        <w:jc w:val="center"/>
         <w:rPr>
           <w:rFonts w:ascii="Times New Roman" w:eastAsia="Times New Roman" w:hAnsi="Times New Roman"/>
           <w:sz w:val="24"/>
@@ -2155,132 +2587,131 @@
           <w:lang w:eastAsia="ru-RU"/>
         </w:rPr>
       </w:pPr>
-    </w:p>
-    <w:p>
-      <w:pPr>
-        <w:spacing w:after="0" w:line="240" w:lineRule="auto"/>
-        <w:jc w:val="center"/>
+      <w:r>
+        <w:rPr>
+          <w:rFonts w:ascii="Times New Roman CYR" w:eastAsia="Times New Roman" w:hAnsi="Times New Roman CYR"/>
+          <w:sz w:val="28"/>
+          <w:szCs w:val="28"/>
+          <w:lang w:eastAsia="ru-RU"/>
+        </w:rPr>
+        <w:lastRenderedPageBreak/>
+        <w:t xml:space="preserve">                                                                 </w:t>
+      </w:r>
+      <w:r>
         <w:rPr>
           <w:rFonts w:ascii="Times New Roman" w:eastAsia="Times New Roman" w:hAnsi="Times New Roman"/>
           <w:sz w:val="24"/>
           <w:szCs w:val="24"/>
           <w:lang w:eastAsia="ru-RU"/>
         </w:rPr>
-      </w:pPr>
-      <w:r>
-        <w:rPr>
-          <w:rFonts w:ascii="Times New Roman CYR" w:eastAsia="Times New Roman" w:hAnsi="Times New Roman CYR"/>
-          <w:sz w:val="28"/>
-          <w:szCs w:val="28"/>
-          <w:lang w:eastAsia="ru-RU"/>
-        </w:rPr>
-        <w:t xml:space="preserve">                                                                 </w:t>
-      </w:r>
-      <w:r>
+        <w:t>УТВЕРЖДАЮ</w:t>
+      </w:r>
+    </w:p>
+    <w:p>
+      <w:pPr>
+        <w:spacing w:after="0" w:line="240" w:lineRule="auto"/>
+        <w:jc w:val="center"/>
         <w:rPr>
           <w:rFonts w:ascii="Times New Roman" w:eastAsia="Times New Roman" w:hAnsi="Times New Roman"/>
           <w:sz w:val="24"/>
           <w:szCs w:val="24"/>
           <w:lang w:eastAsia="ru-RU"/>
         </w:rPr>
-        <w:t>УТВЕРЖДАЮ</w:t>
-      </w:r>
-    </w:p>
-    <w:p>
-      <w:pPr>
-        <w:spacing w:after="0" w:line="240" w:lineRule="auto"/>
-        <w:jc w:val="center"/>
+      </w:pPr>
+      <w:r>
         <w:rPr>
           <w:rFonts w:ascii="Times New Roman" w:eastAsia="Times New Roman" w:hAnsi="Times New Roman"/>
           <w:sz w:val="24"/>
           <w:szCs w:val="24"/>
           <w:lang w:eastAsia="ru-RU"/>
         </w:rPr>
-      </w:pPr>
-      <w:r>
+        <w:t xml:space="preserve">                                                                                      Первый заместитель</w:t>
+      </w:r>
+    </w:p>
+    <w:p>
+      <w:pPr>
+        <w:spacing w:after="0" w:line="240" w:lineRule="auto"/>
+        <w:jc w:val="center"/>
         <w:rPr>
           <w:rFonts w:ascii="Times New Roman" w:eastAsia="Times New Roman" w:hAnsi="Times New Roman"/>
           <w:sz w:val="24"/>
           <w:szCs w:val="24"/>
           <w:lang w:eastAsia="ru-RU"/>
         </w:rPr>
-        <w:t xml:space="preserve">                                                                                      Первый заместитель</w:t>
-      </w:r>
-    </w:p>
-    <w:p>
-      <w:pPr>
-        <w:spacing w:after="0" w:line="240" w:lineRule="auto"/>
-        <w:jc w:val="center"/>
+      </w:pPr>
+      <w:r>
         <w:rPr>
           <w:rFonts w:ascii="Times New Roman" w:eastAsia="Times New Roman" w:hAnsi="Times New Roman"/>
           <w:sz w:val="24"/>
           <w:szCs w:val="24"/>
           <w:lang w:eastAsia="ru-RU"/>
         </w:rPr>
-      </w:pPr>
-      <w:r>
+        <w:t xml:space="preserve">                                                                    директора                                                        </w:t>
+      </w:r>
+    </w:p>
+    <w:p>
+      <w:pPr>
+        <w:spacing w:after="0" w:line="240" w:lineRule="auto"/>
+        <w:jc w:val="center"/>
         <w:rPr>
           <w:rFonts w:ascii="Times New Roman" w:eastAsia="Times New Roman" w:hAnsi="Times New Roman"/>
           <w:sz w:val="24"/>
           <w:szCs w:val="24"/>
           <w:lang w:eastAsia="ru-RU"/>
         </w:rPr>
-        <w:t xml:space="preserve">                                                                    директора                                                        </w:t>
-      </w:r>
-    </w:p>
-    <w:p>
-      <w:pPr>
-        <w:spacing w:after="0" w:line="240" w:lineRule="auto"/>
-        <w:jc w:val="center"/>
+      </w:pPr>
+      <w:r>
         <w:rPr>
           <w:rFonts w:ascii="Times New Roman" w:eastAsia="Times New Roman" w:hAnsi="Times New Roman"/>
           <w:sz w:val="24"/>
           <w:szCs w:val="24"/>
           <w:lang w:eastAsia="ru-RU"/>
         </w:rPr>
-      </w:pPr>
-      <w:r>
+        <w:t xml:space="preserve">                                                         </w:t>
+      </w:r>
+    </w:p>
+    <w:p>
+      <w:pPr>
+        <w:spacing w:after="0" w:line="240" w:lineRule="auto"/>
+        <w:jc w:val="center"/>
         <w:rPr>
           <w:rFonts w:ascii="Times New Roman" w:eastAsia="Times New Roman" w:hAnsi="Times New Roman"/>
           <w:sz w:val="24"/>
           <w:szCs w:val="24"/>
           <w:lang w:eastAsia="ru-RU"/>
         </w:rPr>
-        <w:t xml:space="preserve">                                                         </w:t>
-      </w:r>
-    </w:p>
-    <w:p>
-      <w:pPr>
-        <w:spacing w:after="0" w:line="240" w:lineRule="auto"/>
-        <w:jc w:val="center"/>
+      </w:pPr>
+      <w:r>
         <w:rPr>
           <w:rFonts w:ascii="Times New Roman" w:eastAsia="Times New Roman" w:hAnsi="Times New Roman"/>
           <w:sz w:val="24"/>
           <w:szCs w:val="24"/>
           <w:lang w:eastAsia="ru-RU"/>
         </w:rPr>
-      </w:pPr>
-      <w:r>
+        <w:t xml:space="preserve">                                                                                            _________Романов А.В.</w:t>
+      </w:r>
+    </w:p>
+    <w:p>
+      <w:pPr>
+        <w:spacing w:after="0" w:line="240" w:lineRule="auto"/>
+        <w:jc w:val="center"/>
         <w:rPr>
           <w:rFonts w:ascii="Times New Roman" w:eastAsia="Times New Roman" w:hAnsi="Times New Roman"/>
           <w:sz w:val="24"/>
           <w:szCs w:val="24"/>
           <w:lang w:eastAsia="ru-RU"/>
         </w:rPr>
-        <w:t xml:space="preserve">                                                                                            _________Романов А.В.</w:t>
-      </w:r>
-    </w:p>
-    <w:p>
-      <w:pPr>
-        <w:spacing w:after="0" w:line="240" w:lineRule="auto"/>
-        <w:jc w:val="center"/>
+      </w:pPr>
+      <w:r>
         <w:rPr>
           <w:rFonts w:ascii="Times New Roman" w:eastAsia="Times New Roman" w:hAnsi="Times New Roman"/>
           <w:sz w:val="24"/>
           <w:szCs w:val="24"/>
           <w:lang w:eastAsia="ru-RU"/>
         </w:rPr>
-      </w:pPr>
+        <w:br/>
+        <w:t xml:space="preserve">                                                                                                </w:t>
+      </w:r>
       <w:r>
         <w:rPr>
           <w:rFonts w:ascii="Times New Roman" w:eastAsia="Times New Roman" w:hAnsi="Times New Roman"/>
@@ -2288,32 +2719,99 @@
           <w:szCs w:val="24"/>
           <w:lang w:eastAsia="ru-RU"/>
         </w:rPr>
-        <w:br/>
-        <w:t xml:space="preserve">                                                                                                "___"   _________ 20___ г.</w:t>
-      </w:r>
-    </w:p>
-    <w:p>
-      <w:pPr>
-        <w:spacing w:after="0" w:line="240" w:lineRule="auto"/>
-        <w:jc w:val="right"/>
+        <w:t xml:space="preserve"> </w:t>
+      </w:r>
+      <w:r>
         <w:rPr>
           <w:rFonts w:ascii="Times New Roman" w:eastAsia="Times New Roman" w:hAnsi="Times New Roman"/>
           <w:sz w:val="24"/>
           <w:szCs w:val="24"/>
           <w:lang w:eastAsia="ru-RU"/>
         </w:rPr>
-      </w:pPr>
-    </w:p>
-    <w:p>
-      <w:pPr>
-        <w:spacing w:after="0" w:line="240" w:lineRule="auto"/>
-        <w:jc w:val="right"/>
+        <w:t>"</w:t>
+      </w:r>
+      <w:r>
+        <w:rPr>
+          <w:rFonts w:ascii="Times New Roman" w:eastAsia="Times New Roman" w:hAnsi="Times New Roman"/>
+          <w:sz w:val="24"/>
+          <w:szCs w:val="24"/>
+          <w:u w:val="single"/>
+          <w:lang w:eastAsia="ru-RU"/>
+        </w:rPr>
+        <w:t xml:space="preserve"> 11 </w:t>
+      </w:r>
+      <w:r>
         <w:rPr>
           <w:rFonts w:ascii="Times New Roman" w:eastAsia="Times New Roman" w:hAnsi="Times New Roman"/>
           <w:sz w:val="24"/>
           <w:szCs w:val="24"/>
           <w:lang w:eastAsia="ru-RU"/>
         </w:rPr>
+        <w:t xml:space="preserve">"   </w:t>
+      </w:r>
+      <w:r>
+        <w:rPr>
+          <w:rFonts w:ascii="Times New Roman" w:eastAsia="Times New Roman" w:hAnsi="Times New Roman"/>
+          <w:sz w:val="24"/>
+          <w:szCs w:val="24"/>
+          <w:u w:val="single"/>
+          <w:lang w:eastAsia="ru-RU"/>
+        </w:rPr>
+        <w:t xml:space="preserve"> </w:t>
+      </w:r>
+      <w:proofErr w:type="gramStart"/>
+      <w:r>
+        <w:rPr>
+          <w:rFonts w:ascii="Times New Roman" w:eastAsia="Times New Roman" w:hAnsi="Times New Roman"/>
+          <w:sz w:val="24"/>
+          <w:szCs w:val="24"/>
+          <w:u w:val="single"/>
+          <w:lang w:eastAsia="ru-RU"/>
+        </w:rPr>
+        <w:t xml:space="preserve">марта </w:t>
+      </w:r>
+      <w:r>
+        <w:rPr>
+          <w:rFonts w:ascii="Times New Roman" w:eastAsia="Times New Roman" w:hAnsi="Times New Roman"/>
+          <w:sz w:val="24"/>
+          <w:szCs w:val="24"/>
+          <w:lang w:eastAsia="ru-RU"/>
+        </w:rPr>
+        <w:t xml:space="preserve"> 2026</w:t>
+      </w:r>
+      <w:proofErr w:type="gramEnd"/>
+      <w:r>
+        <w:rPr>
+          <w:rFonts w:ascii="Times New Roman" w:eastAsia="Times New Roman" w:hAnsi="Times New Roman"/>
+          <w:sz w:val="24"/>
+          <w:szCs w:val="24"/>
+          <w:lang w:eastAsia="ru-RU"/>
+        </w:rPr>
+        <w:t xml:space="preserve"> г.</w:t>
+      </w:r>
+    </w:p>
+    <w:p>
+      <w:pPr>
+        <w:spacing w:after="0" w:line="240" w:lineRule="auto"/>
+        <w:jc w:val="right"/>
+        <w:rPr>
+          <w:rFonts w:ascii="Times New Roman" w:eastAsia="Times New Roman" w:hAnsi="Times New Roman"/>
+          <w:sz w:val="24"/>
+          <w:szCs w:val="24"/>
+          <w:lang w:eastAsia="ru-RU"/>
+        </w:rPr>
+      </w:pPr>
+    </w:p>
+    <w:p>
+      <w:pPr>
+        <w:spacing w:after="0" w:line="240" w:lineRule="auto"/>
+        <w:jc w:val="right"/>
+        <w:rPr>
+          <w:rFonts w:ascii="Times New Roman" w:eastAsia="Times New Roman" w:hAnsi="Times New Roman"/>
+          <w:sz w:val="24"/>
+          <w:szCs w:val="24"/>
+          <w:lang w:eastAsia="ru-RU"/>
+        </w:rPr>
       </w:pPr>
     </w:p>
     <w:p>
@@ -2322,7 +2820,6 @@
         <w:jc w:val="center"/>
         <w:rPr>
           <w:rFonts w:ascii="Times New Roman" w:eastAsia="Times New Roman" w:hAnsi="Times New Roman"/>
-          <w:b/>
           <w:sz w:val="24"/>
           <w:szCs w:val="24"/>
           <w:u w:val="single"/>
@@ -2337,23 +2834,9 @@
           <w:szCs w:val="24"/>
           <w:lang w:eastAsia="ru-RU"/>
         </w:rPr>
-        <w:t xml:space="preserve">Специальность 09.02.07 </w:t>
-      </w:r>
-      <w:r>
-        <w:rPr>
-          <w:rFonts w:ascii="Times New Roman CYR" w:eastAsia="Times New Roman" w:hAnsi="Times New Roman CYR"/>
-          <w:b/>
-          <w:sz w:val="24"/>
-          <w:szCs w:val="24"/>
-          <w:lang w:eastAsia="ru-RU"/>
-        </w:rPr>
-        <w:t>Информационные системы и программирование</w:t>
-      </w:r>
-    </w:p>
-    <w:p>
-      <w:pPr>
-        <w:spacing w:after="0" w:line="240" w:lineRule="auto"/>
-        <w:jc w:val="center"/>
+        <w:t>Специальность</w:t>
+      </w:r>
+      <w:r>
         <w:rPr>
           <w:rFonts w:ascii="Times New Roman" w:eastAsia="Times New Roman" w:hAnsi="Times New Roman"/>
           <w:b/>
@@ -2361,11 +2844,52 @@
           <w:szCs w:val="24"/>
           <w:lang w:eastAsia="ru-RU"/>
         </w:rPr>
-      </w:pPr>
-    </w:p>
-    <w:p>
-      <w:pPr>
-        <w:spacing w:after="0" w:line="360" w:lineRule="auto"/>
+        <w:t>:</w:t>
+      </w:r>
+      <w:r>
+        <w:rPr>
+          <w:rFonts w:ascii="Times New Roman" w:eastAsia="Times New Roman" w:hAnsi="Times New Roman"/>
+          <w:sz w:val="24"/>
+          <w:szCs w:val="24"/>
+          <w:u w:val="single"/>
+          <w:lang w:eastAsia="ru-RU"/>
+        </w:rPr>
+        <w:t xml:space="preserve"> 09.02.07 </w:t>
+      </w:r>
+      <w:r>
+        <w:rPr>
+          <w:rFonts w:ascii="Times New Roman" w:eastAsia="Times New Roman" w:hAnsi="Times New Roman"/>
+          <w:sz w:val="24"/>
+          <w:szCs w:val="24"/>
+          <w:u w:val="single"/>
+          <w:lang w:eastAsia="ru-RU"/>
+        </w:rPr>
+        <w:t>«</w:t>
+      </w:r>
+      <w:r>
+        <w:rPr>
+          <w:rFonts w:ascii="Times New Roman CYR" w:eastAsia="Times New Roman" w:hAnsi="Times New Roman CYR"/>
+          <w:sz w:val="24"/>
+          <w:szCs w:val="24"/>
+          <w:u w:val="single"/>
+          <w:lang w:eastAsia="ru-RU"/>
+        </w:rPr>
+        <w:t>Информационные системы и программирование</w:t>
+      </w:r>
+      <w:r>
+        <w:rPr>
+          <w:rFonts w:ascii="Times New Roman" w:eastAsia="Times New Roman" w:hAnsi="Times New Roman"/>
+          <w:sz w:val="24"/>
+          <w:szCs w:val="24"/>
+          <w:u w:val="single"/>
+          <w:lang w:eastAsia="ru-RU"/>
+        </w:rPr>
+        <w:t>»</w:t>
+      </w:r>
+    </w:p>
+    <w:p>
+      <w:pPr>
+        <w:spacing w:after="0" w:line="240" w:lineRule="auto"/>
         <w:jc w:val="center"/>
         <w:rPr>
           <w:rFonts w:ascii="Times New Roman" w:eastAsia="Times New Roman" w:hAnsi="Times New Roman"/>
@@ -2375,7 +2899,11 @@
           <w:lang w:eastAsia="ru-RU"/>
         </w:rPr>
       </w:pPr>
-      <w:r>
+    </w:p>
+    <w:p>
+      <w:pPr>
+        <w:spacing w:after="0" w:line="360" w:lineRule="auto"/>
+        <w:jc w:val="center"/>
         <w:rPr>
           <w:rFonts w:ascii="Times New Roman" w:eastAsia="Times New Roman" w:hAnsi="Times New Roman"/>
           <w:b/>
@@ -2383,13 +2911,8 @@
           <w:szCs w:val="24"/>
           <w:lang w:eastAsia="ru-RU"/>
         </w:rPr>
-        <w:t>Индивидуальный план задание подготовки и выполнения</w:t>
-      </w:r>
-    </w:p>
-    <w:p>
-      <w:pPr>
-        <w:spacing w:after="0" w:line="360" w:lineRule="auto"/>
-        <w:jc w:val="center"/>
+      </w:pPr>
+      <w:r>
         <w:rPr>
           <w:rFonts w:ascii="Times New Roman" w:eastAsia="Times New Roman" w:hAnsi="Times New Roman"/>
           <w:b/>
@@ -2397,8 +2920,13 @@
           <w:szCs w:val="24"/>
           <w:lang w:eastAsia="ru-RU"/>
         </w:rPr>
-      </w:pPr>
-      <w:r>
+        <w:t>Индивидуальный план задание подготовки и выполнения</w:t>
+      </w:r>
+    </w:p>
+    <w:p>
+      <w:pPr>
+        <w:spacing w:after="0" w:line="360" w:lineRule="auto"/>
+        <w:jc w:val="center"/>
         <w:rPr>
           <w:rFonts w:ascii="Times New Roman" w:eastAsia="Times New Roman" w:hAnsi="Times New Roman"/>
           <w:b/>
@@ -2406,13 +2934,8 @@
           <w:szCs w:val="24"/>
           <w:lang w:eastAsia="ru-RU"/>
         </w:rPr>
-        <w:t>дипломного проекта</w:t>
-      </w:r>
-    </w:p>
-    <w:p>
-      <w:pPr>
-        <w:spacing w:after="0" w:line="360" w:lineRule="auto"/>
-        <w:jc w:val="center"/>
+      </w:pPr>
+      <w:r>
         <w:rPr>
           <w:rFonts w:ascii="Times New Roman" w:eastAsia="Times New Roman" w:hAnsi="Times New Roman"/>
           <w:b/>
@@ -2420,7 +2943,8 @@
           <w:szCs w:val="24"/>
           <w:lang w:eastAsia="ru-RU"/>
         </w:rPr>
-      </w:pPr>
+        <w:t>дипломного проекта</w:t>
+      </w:r>
     </w:p>
     <w:p>
       <w:pPr>
@@ -2451,7 +2975,7 @@
           <w:u w:val="single"/>
           <w:lang w:eastAsia="ru-RU"/>
         </w:rPr>
-        <w:t>Гришина Дмитрия Андреевича</w:t>
+        <w:t>Гришин Дмитрий Андреевич</w:t>
       </w:r>
     </w:p>
     <w:p>
@@ -2473,7 +2997,27 @@
           <w:szCs w:val="24"/>
           <w:lang w:eastAsia="ru-RU"/>
         </w:rPr>
-        <w:t>Группа ИСП-22</w:t>
+        <w:t xml:space="preserve">Группа </w:t>
+      </w:r>
+      <w:r>
+        <w:rPr>
+          <w:rFonts w:ascii="Times New Roman" w:eastAsia="Times New Roman" w:hAnsi="Times New Roman"/>
+          <w:b/>
+          <w:sz w:val="24"/>
+          <w:szCs w:val="24"/>
+          <w:lang w:eastAsia="ru-RU"/>
+        </w:rPr>
+        <w:t xml:space="preserve">№ </w:t>
+      </w:r>
+      <w:r>
+        <w:rPr>
+          <w:rFonts w:ascii="Times New Roman" w:eastAsia="Times New Roman" w:hAnsi="Times New Roman"/>
+          <w:sz w:val="24"/>
+          <w:szCs w:val="24"/>
+          <w:u w:val="single"/>
+          <w:lang w:eastAsia="ru-RU"/>
+        </w:rPr>
+        <w:t>ИСП-22</w:t>
       </w:r>
       <w:r>
         <w:rPr>
@@ -2488,6 +3032,7 @@
     <w:p>
       <w:pPr>
         <w:spacing w:after="0" w:line="240" w:lineRule="auto"/>
+        <w:jc w:val="both"/>
         <w:rPr>
           <w:rFonts w:ascii="Times New Roman CYR" w:eastAsia="Times New Roman" w:hAnsi="Times New Roman CYR"/>
           <w:sz w:val="24"/>
@@ -2504,7 +3049,27 @@
           <w:szCs w:val="24"/>
           <w:lang w:eastAsia="ru-RU"/>
         </w:rPr>
-        <w:t xml:space="preserve">Тема дипломного проекта </w:t>
+        <w:t>Тема дипломного проекта</w:t>
+      </w:r>
+      <w:r>
+        <w:rPr>
+          <w:rFonts w:ascii="Times New Roman" w:eastAsia="Times New Roman" w:hAnsi="Times New Roman"/>
+          <w:b/>
+          <w:sz w:val="24"/>
+          <w:szCs w:val="24"/>
+          <w:lang w:eastAsia="ru-RU"/>
+        </w:rPr>
+        <w:t>:</w:t>
+      </w:r>
+      <w:r>
+        <w:rPr>
+          <w:rFonts w:ascii="Times New Roman" w:eastAsia="Times New Roman" w:hAnsi="Times New Roman"/>
+          <w:b/>
+          <w:sz w:val="24"/>
+          <w:szCs w:val="24"/>
+          <w:lang w:eastAsia="ru-RU"/>
+        </w:rPr>
+        <w:t xml:space="preserve"> </w:t>
       </w:r>
       <w:r>
         <w:rPr>
@@ -4268,7 +4833,6 @@
                 <w:szCs w:val="20"/>
                 <w:lang w:eastAsia="ru-RU"/>
               </w:rPr>
-              <w:lastRenderedPageBreak/>
               <w:t xml:space="preserve">Составление окончательного варианта </w:t>
             </w:r>
             <w:r>
@@ -4480,6 +5044,7 @@
                 <w:szCs w:val="20"/>
                 <w:lang w:eastAsia="ru-RU"/>
               </w:rPr>
+              <w:lastRenderedPageBreak/>
               <w:t>Заключительное консультирование</w:t>
             </w:r>
           </w:p>
@@ -5609,9 +6174,30 @@
         <w:rPr>
           <w:rFonts w:ascii="Times New Roman" w:eastAsia="Times New Roman" w:hAnsi="Times New Roman"/>
           <w:sz w:val="24"/>
+        </w:rPr>
+        <w:t xml:space="preserve">: </w:t>
+      </w:r>
+      <w:r>
+        <w:rPr>
+          <w:rFonts w:ascii="Times New Roman" w:eastAsia="Times New Roman" w:hAnsi="Times New Roman"/>
+          <w:sz w:val="24"/>
           <w:u w:val="single"/>
         </w:rPr>
-        <w:tab/>
+        <w:t>Козлова Ольга Николаевна</w:t>
+      </w:r>
+      <w:r>
+        <w:rPr>
+          <w:rFonts w:ascii="Times New Roman" w:eastAsia="Times New Roman" w:hAnsi="Times New Roman"/>
+          <w:sz w:val="24"/>
+        </w:rPr>
+        <w:t xml:space="preserve">                                 </w:t>
+      </w:r>
+      <w:r>
+        <w:rPr>
+          <w:rFonts w:ascii="Times New Roman" w:eastAsia="Times New Roman" w:hAnsi="Times New Roman"/>
+          <w:sz w:val="24"/>
+        </w:rPr>
+        <w:t>_________________</w:t>
       </w:r>
     </w:p>
     <w:p>
@@ -5635,7 +6221,14 @@
           <w:rFonts w:ascii="Times New Roman" w:eastAsia="Times New Roman" w:hAnsi="Times New Roman"/>
           <w:sz w:val="24"/>
         </w:rPr>
-        <w:t xml:space="preserve">                                       </w:t>
+        <w:t xml:space="preserve">                                                                                                           </w:t>
+      </w:r>
+      <w:r>
+        <w:rPr>
+          <w:rFonts w:ascii="Times New Roman" w:eastAsia="Times New Roman" w:hAnsi="Times New Roman"/>
+          <w:sz w:val="24"/>
+        </w:rPr>
+        <w:t xml:space="preserve">          </w:t>
       </w:r>
       <w:r>
         <w:rPr>
@@ -5715,6 +6308,7 @@
           <w:rFonts w:ascii="Times New Roman" w:eastAsia="Times New Roman" w:hAnsi="Times New Roman"/>
           <w:sz w:val="24"/>
           <w:szCs w:val="24"/>
+          <w:u w:val="single"/>
           <w:lang w:eastAsia="ru-RU"/>
         </w:rPr>
       </w:pPr>
@@ -5726,7 +6320,7 @@
           <w:u w:val="single"/>
           <w:lang w:eastAsia="ru-RU"/>
         </w:rPr>
-        <w:t xml:space="preserve">______________________________________ </w:t>
+        <w:t xml:space="preserve">    Гришин Д.А.  </w:t>
       </w:r>
       <w:r>
         <w:rPr>
@@ -5735,22 +6329,31 @@
           <w:szCs w:val="24"/>
           <w:lang w:eastAsia="ru-RU"/>
         </w:rPr>
-        <w:t xml:space="preserve">       __________________      ______________</w:t>
-      </w:r>
-    </w:p>
-    <w:p>
-      <w:pPr>
-        <w:spacing w:after="0" w:line="360" w:lineRule="auto"/>
-        <w:jc w:val="center"/>
+        <w:t xml:space="preserve">                                        </w:t>
+      </w:r>
+      <w:r>
         <w:rPr>
           <w:rFonts w:ascii="Times New Roman" w:eastAsia="Times New Roman" w:hAnsi="Times New Roman"/>
-          <w:b/>
+          <w:sz w:val="24"/>
+          <w:szCs w:val="24"/>
+          <w:u w:val="single"/>
+          <w:lang w:eastAsia="ru-RU"/>
+        </w:rPr>
+        <w:t xml:space="preserve">   11.03.2026 г.   </w:t>
+      </w:r>
+      <w:r>
+        <w:rPr>
+          <w:rFonts w:ascii="Times New Roman" w:eastAsia="Times New Roman" w:hAnsi="Times New Roman"/>
           <w:sz w:val="24"/>
           <w:szCs w:val="24"/>
           <w:lang w:eastAsia="ru-RU"/>
         </w:rPr>
-      </w:pPr>
-      <w:r>
+        <w:t xml:space="preserve">                _____________</w:t>
+      </w:r>
+    </w:p>
+    <w:p>
+      <w:pPr>
+        <w:spacing w:after="0" w:line="360" w:lineRule="auto"/>
         <w:rPr>
           <w:rFonts w:ascii="Times New Roman" w:eastAsia="Times New Roman" w:hAnsi="Times New Roman"/>
           <w:sz w:val="24"/>
@@ -5758,9 +6361,7 @@
           <w:vertAlign w:val="superscript"/>
           <w:lang w:eastAsia="ru-RU"/>
         </w:rPr>
-        <w:t xml:space="preserve">                              (Ф.И.О. </w:t>
-      </w:r>
-      <w:proofErr w:type="gramStart"/>
+      </w:pPr>
       <w:r>
         <w:rPr>
           <w:rFonts w:ascii="Times New Roman" w:eastAsia="Times New Roman" w:hAnsi="Times New Roman"/>
@@ -5769,9 +6370,8 @@
           <w:vertAlign w:val="superscript"/>
           <w:lang w:eastAsia="ru-RU"/>
         </w:rPr>
-        <w:t xml:space="preserve">студента)   </w:t>
-      </w:r>
-      <w:proofErr w:type="gramEnd"/>
+        <w:t xml:space="preserve">    </w:t>
+      </w:r>
       <w:r>
         <w:rPr>
           <w:rFonts w:ascii="Times New Roman" w:eastAsia="Times New Roman" w:hAnsi="Times New Roman"/>
@@ -5780,16 +6380,80 @@
           <w:vertAlign w:val="superscript"/>
           <w:lang w:eastAsia="ru-RU"/>
         </w:rPr>
-        <w:t xml:space="preserve">                                                                           (дата)                                            (подпись)</w:t>
-      </w:r>
-    </w:p>
-    <w:p>
-      <w:pPr>
-        <w:spacing w:after="0" w:line="240" w:lineRule="auto"/>
+        <w:t xml:space="preserve">   (Ф.И.О. </w:t>
+      </w:r>
+      <w:proofErr w:type="gramStart"/>
+      <w:r>
         <w:rPr>
           <w:rFonts w:ascii="Times New Roman" w:eastAsia="Times New Roman" w:hAnsi="Times New Roman"/>
           <w:sz w:val="24"/>
           <w:szCs w:val="24"/>
+          <w:vertAlign w:val="superscript"/>
+          <w:lang w:eastAsia="ru-RU"/>
+        </w:rPr>
+        <w:t xml:space="preserve">студента)   </w:t>
+      </w:r>
+      <w:proofErr w:type="gramEnd"/>
+      <w:r>
+        <w:rPr>
+          <w:rFonts w:ascii="Times New Roman" w:eastAsia="Times New Roman" w:hAnsi="Times New Roman"/>
+          <w:sz w:val="24"/>
+          <w:szCs w:val="24"/>
+          <w:vertAlign w:val="superscript"/>
+          <w:lang w:eastAsia="ru-RU"/>
+        </w:rPr>
+        <w:t xml:space="preserve">                                                                          </w:t>
+      </w:r>
+      <w:r>
+        <w:rPr>
+          <w:rFonts w:ascii="Times New Roman" w:eastAsia="Times New Roman" w:hAnsi="Times New Roman"/>
+          <w:sz w:val="24"/>
+          <w:szCs w:val="24"/>
+          <w:vertAlign w:val="superscript"/>
+          <w:lang w:eastAsia="ru-RU"/>
+        </w:rPr>
+        <w:t xml:space="preserve">    </w:t>
+      </w:r>
+      <w:r>
+        <w:rPr>
+          <w:rFonts w:ascii="Times New Roman" w:eastAsia="Times New Roman" w:hAnsi="Times New Roman"/>
+          <w:sz w:val="24"/>
+          <w:szCs w:val="24"/>
+          <w:vertAlign w:val="superscript"/>
+          <w:lang w:eastAsia="ru-RU"/>
+        </w:rPr>
+        <w:t xml:space="preserve"> (дата)                                      </w:t>
+      </w:r>
+      <w:r>
+        <w:rPr>
+          <w:rFonts w:ascii="Times New Roman" w:eastAsia="Times New Roman" w:hAnsi="Times New Roman"/>
+          <w:sz w:val="24"/>
+          <w:szCs w:val="24"/>
+          <w:vertAlign w:val="superscript"/>
+          <w:lang w:eastAsia="ru-RU"/>
+        </w:rPr>
+        <w:t xml:space="preserve">       </w:t>
+      </w:r>
+      <w:r>
+        <w:rPr>
+          <w:rFonts w:ascii="Times New Roman" w:eastAsia="Times New Roman" w:hAnsi="Times New Roman"/>
+          <w:sz w:val="24"/>
+          <w:szCs w:val="24"/>
+          <w:vertAlign w:val="superscript"/>
+          <w:lang w:eastAsia="ru-RU"/>
+        </w:rPr>
+        <w:t xml:space="preserve">      (подпись)</w:t>
+      </w:r>
+    </w:p>
+    <w:p>
+      <w:pPr>
+        <w:spacing w:after="0" w:line="360" w:lineRule="auto"/>
+        <w:jc w:val="center"/>
+        <w:rPr>
+          <w:rFonts w:ascii="Times New Roman" w:eastAsia="Times New Roman" w:hAnsi="Times New Roman"/>
+          <w:sz w:val="24"/>
+          <w:szCs w:val="24"/>
+          <w:vertAlign w:val="superscript"/>
           <w:lang w:eastAsia="ru-RU"/>
         </w:rPr>
       </w:pPr>
@@ -5980,10 +6644,10 @@
         </w:sectPr>
       </w:pPr>
     </w:p>
-    <w:bookmarkStart w:id="0" w:name="_Toc"/>
-    <w:bookmarkStart w:id="1" w:name="_Toc226862038"/>
-    <w:bookmarkStart w:id="2" w:name="_Toc226862077"/>
-    <w:bookmarkStart w:id="3" w:name="_Toc226862327"/>
+    <w:bookmarkStart w:id="4" w:name="_Toc"/>
+    <w:bookmarkStart w:id="5" w:name="_Toc226862038"/>
+    <w:bookmarkStart w:id="6" w:name="_Toc226862077"/>
+    <w:bookmarkStart w:id="7" w:name="_Toc226862327"/>
     <w:p>
       <w:pPr>
         <w:pStyle w:val="1c"/>
@@ -6020,35 +6684,39 @@
     </w:p>
     <w:sdt>
       <w:sdtPr>
+        <w:rPr>
+          <w:rFonts w:ascii="Calibri" w:eastAsia="Calibri" w:hAnsi="Calibri" w:cs="Times New Roman"/>
+          <w:b w:val="0"/>
+          <w:bCs w:val="0"/>
+          <w:noProof/>
+          <w:color w:val="auto"/>
+          <w:sz w:val="22"/>
+          <w:szCs w:val="22"/>
+          <w:bdr w:val="none" w:sz="0" w:space="0" w:color="auto"/>
+          <w:lang w:eastAsia="en-US"/>
+        </w:rPr>
         <w:id w:val="-367537776"/>
         <w:docPartObj>
           <w:docPartGallery w:val="Table of Contents"/>
           <w:docPartUnique/>
         </w:docPartObj>
       </w:sdtPr>
-      <w:sdtEndPr>
-        <w:rPr>
-          <w:rFonts w:ascii="Calibri" w:eastAsia="Calibri" w:hAnsi="Calibri" w:cs="Times New Roman"/>
-          <w:color w:val="auto"/>
-          <w:sz w:val="22"/>
-          <w:szCs w:val="22"/>
-          <w:bdr w:val="none" w:sz="0" w:space="0" w:color="auto"/>
-          <w:lang w:eastAsia="en-US"/>
-        </w:rPr>
-      </w:sdtEndPr>
+      <w:sdtEndPr/>
       <w:sdtContent>
         <w:p>
           <w:pPr>
             <w:pStyle w:val="af0"/>
             <w:rPr>
               <w:rFonts w:cs="Times New Roman"/>
+              <w:noProof/>
             </w:rPr>
           </w:pPr>
           <w:r>
             <w:rPr>
               <w:rFonts w:cs="Times New Roman"/>
+              <w:noProof/>
             </w:rPr>
-            <w:t>Оглавление</w:t>
+            <w:t>Содержание</w:t>
           </w:r>
         </w:p>
         <w:p>
@@ -6065,6 +6733,7 @@
           </w:pPr>
           <w:r>
             <w:rPr>
+              <w:noProof/>
               <w:sz w:val="28"/>
               <w:szCs w:val="28"/>
             </w:rPr>
@@ -6072,6 +6741,7 @@
           </w:r>
           <w:r>
             <w:rPr>
+              <w:noProof/>
               <w:sz w:val="28"/>
               <w:szCs w:val="28"/>
             </w:rPr>
@@ -6079,6 +6749,7 @@
           </w:r>
           <w:r>
             <w:rPr>
+              <w:noProof/>
               <w:sz w:val="28"/>
               <w:szCs w:val="28"/>
             </w:rPr>
@@ -6180,7 +6851,27 @@
                 <w:sz w:val="28"/>
                 <w:szCs w:val="28"/>
               </w:rPr>
-              <w:t>ГЛАВА 1. ПРЕДПРОЕКТНАЯ ЧАСТЬ ТРЕБОВАНИЙ К ИНФОРМАЦИОННОЙ СИСТЕМЕ</w:t>
+              <w:t>ГЛАВА</w:t>
+            </w:r>
+            <w:r>
+              <w:rPr>
+                <w:rStyle w:val="ad"/>
+                <w:rFonts w:eastAsia="Arial Unicode MS"/>
+                <w:noProof/>
+                <w:sz w:val="28"/>
+                <w:szCs w:val="28"/>
+              </w:rPr>
+              <w:t xml:space="preserve"> </w:t>
+            </w:r>
+            <w:r>
+              <w:rPr>
+                <w:rStyle w:val="ad"/>
+                <w:rFonts w:eastAsia="Arial Unicode MS"/>
+                <w:noProof/>
+                <w:sz w:val="28"/>
+                <w:szCs w:val="28"/>
+              </w:rPr>
+              <w:t>1. ПРЕДПРОЕКТНАЯ ЧАСТЬ ТРЕБОВАНИЙ К ИНФОРМАЦИОННОЙ СИСТЕМЕ</w:t>
             </w:r>
             <w:r>
               <w:rPr>
@@ -6547,7 +7238,25 @@
                 <w:sz w:val="28"/>
                 <w:szCs w:val="28"/>
               </w:rPr>
-              <w:t>ГЛАВА 2</w:t>
+              <w:t>ГЛАВА</w:t>
+            </w:r>
+            <w:r>
+              <w:rPr>
+                <w:rStyle w:val="ad"/>
+                <w:noProof/>
+                <w:sz w:val="28"/>
+                <w:szCs w:val="28"/>
+              </w:rPr>
+              <w:t xml:space="preserve"> </w:t>
+            </w:r>
+            <w:r>
+              <w:rPr>
+                <w:rStyle w:val="ad"/>
+                <w:noProof/>
+                <w:sz w:val="28"/>
+                <w:szCs w:val="28"/>
+              </w:rPr>
+              <w:t>2</w:t>
             </w:r>
             <w:r>
               <w:rPr>
@@ -6557,7 +7266,27 @@
                 <w:sz w:val="28"/>
                 <w:szCs w:val="28"/>
               </w:rPr>
-              <w:t>. ПРОЕКТИРОВАНИЕ ТРЕБОВАНИЙ К ИНФОРМАЦИОННОЙ СИСТЕМЕ</w:t>
+              <w:t>. ПР</w:t>
+            </w:r>
+            <w:r>
+              <w:rPr>
+                <w:rStyle w:val="ad"/>
+                <w:rFonts w:eastAsia="Arial Unicode MS"/>
+                <w:noProof/>
+                <w:sz w:val="28"/>
+                <w:szCs w:val="28"/>
+              </w:rPr>
+              <w:t>О</w:t>
+            </w:r>
+            <w:r>
+              <w:rPr>
+                <w:rStyle w:val="ad"/>
+                <w:rFonts w:eastAsia="Arial Unicode MS"/>
+                <w:noProof/>
+                <w:sz w:val="28"/>
+                <w:szCs w:val="28"/>
+              </w:rPr>
+              <w:t>ЕКТИРОВАНИЕ ТРЕБОВАНИЙ К ИНФОРМАЦИОННОЙ СИСТЕМЕ</w:t>
             </w:r>
             <w:r>
               <w:rPr>
@@ -7130,7 +7859,47 @@
                 <w:sz w:val="28"/>
                 <w:szCs w:val="28"/>
               </w:rPr>
-              <w:t>ГЛАВА 3. РАЗРАБОТКА ИНФОРМАЦИОННОЙ СИСТЕМЫ</w:t>
+              <w:t xml:space="preserve">ГЛАВА </w:t>
+            </w:r>
+            <w:r>
+              <w:rPr>
+                <w:rStyle w:val="ad"/>
+                <w:rFonts w:eastAsia="Arial Unicode MS"/>
+                <w:noProof/>
+                <w:sz w:val="28"/>
+                <w:szCs w:val="28"/>
+              </w:rPr>
+              <w:t>3</w:t>
+            </w:r>
+            <w:r>
+              <w:rPr>
+                <w:rStyle w:val="ad"/>
+                <w:rFonts w:eastAsia="Arial Unicode MS"/>
+                <w:noProof/>
+                <w:sz w:val="28"/>
+                <w:szCs w:val="28"/>
+              </w:rPr>
+              <w:t>. РАЗ</w:t>
+            </w:r>
+            <w:r>
+              <w:rPr>
+                <w:rStyle w:val="ad"/>
+                <w:rFonts w:eastAsia="Arial Unicode MS"/>
+                <w:noProof/>
+                <w:sz w:val="28"/>
+                <w:szCs w:val="28"/>
+              </w:rPr>
+              <w:t>Р</w:t>
+            </w:r>
+            <w:r>
+              <w:rPr>
+                <w:rStyle w:val="ad"/>
+                <w:rFonts w:eastAsia="Arial Unicode MS"/>
+                <w:noProof/>
+                <w:sz w:val="28"/>
+                <w:szCs w:val="28"/>
+              </w:rPr>
+              <w:t>АБОТКА ИНФОРМАЦИОННОЙ СИСТЕМЫ</w:t>
             </w:r>
             <w:r>
               <w:rPr>
@@ -7183,7 +7952,7 @@
                 <w:sz w:val="28"/>
                 <w:szCs w:val="28"/>
               </w:rPr>
-              <w:t>28</w:t>
+              <w:t>27</w:t>
             </w:r>
             <w:r>
               <w:rPr>
@@ -7279,7 +8048,7 @@
                 <w:sz w:val="28"/>
                 <w:szCs w:val="28"/>
               </w:rPr>
-              <w:t>28</w:t>
+              <w:t>27</w:t>
             </w:r>
             <w:r>
               <w:rPr>
@@ -7367,7 +8136,7 @@
                 <w:sz w:val="28"/>
                 <w:szCs w:val="28"/>
               </w:rPr>
-              <w:t>32</w:t>
+              <w:t>31</w:t>
             </w:r>
             <w:r>
               <w:rPr>
@@ -7454,7 +8223,7 @@
                 <w:sz w:val="28"/>
                 <w:szCs w:val="28"/>
               </w:rPr>
-              <w:t>37</w:t>
+              <w:t>36</w:t>
             </w:r>
             <w:r>
               <w:rPr>
@@ -7541,7 +8310,7 @@
                 <w:sz w:val="28"/>
                 <w:szCs w:val="28"/>
               </w:rPr>
-              <w:t>41</w:t>
+              <w:t>40</w:t>
             </w:r>
             <w:r>
               <w:rPr>
@@ -7628,7 +8397,7 @@
                 <w:sz w:val="28"/>
                 <w:szCs w:val="28"/>
               </w:rPr>
-              <w:t>48</w:t>
+              <w:t>47</w:t>
             </w:r>
             <w:r>
               <w:rPr>
@@ -7715,7 +8484,7 @@
                 <w:sz w:val="28"/>
                 <w:szCs w:val="28"/>
               </w:rPr>
-              <w:t>54</w:t>
+              <w:t>53</w:t>
             </w:r>
             <w:r>
               <w:rPr>
@@ -7802,7 +8571,7 @@
                 <w:sz w:val="28"/>
                 <w:szCs w:val="28"/>
               </w:rPr>
-              <w:t>59</w:t>
+              <w:t>58</w:t>
             </w:r>
             <w:r>
               <w:rPr>
@@ -7889,7 +8658,7 @@
                 <w:sz w:val="28"/>
                 <w:szCs w:val="28"/>
               </w:rPr>
-              <w:t>72</w:t>
+              <w:t>71</w:t>
             </w:r>
             <w:r>
               <w:rPr>
@@ -7922,7 +8691,25 @@
                 <w:sz w:val="28"/>
                 <w:szCs w:val="28"/>
               </w:rPr>
-              <w:t>СПИСОК ИСПОЛЬЗОВАННЫХ ИСТОЧНИКОВ И ЛИТЕРАТУРЫ</w:t>
+              <w:t>СПИСОК ИСПОЛЬЗОВАННЫХ</w:t>
+            </w:r>
+            <w:r>
+              <w:rPr>
+                <w:rStyle w:val="ad"/>
+                <w:noProof/>
+                <w:sz w:val="28"/>
+                <w:szCs w:val="28"/>
+              </w:rPr>
+              <w:t xml:space="preserve"> </w:t>
+            </w:r>
+            <w:r>
+              <w:rPr>
+                <w:rStyle w:val="ad"/>
+                <w:noProof/>
+                <w:sz w:val="28"/>
+                <w:szCs w:val="28"/>
+              </w:rPr>
+              <w:t>ИСТОЧНИКОВ И ЛИТЕРАТУРЫ</w:t>
             </w:r>
             <w:r>
               <w:rPr>
@@ -7975,7 +8762,7 @@
                 <w:sz w:val="28"/>
                 <w:szCs w:val="28"/>
               </w:rPr>
-              <w:t>74</w:t>
+              <w:t>73</w:t>
             </w:r>
             <w:r>
               <w:rPr>
@@ -7989,11 +8776,17 @@
           </w:hyperlink>
         </w:p>
         <w:p>
+          <w:pPr>
+            <w:rPr>
+              <w:noProof/>
+            </w:rPr>
+          </w:pPr>
           <w:r>
             <w:rPr>
               <w:rFonts w:ascii="Times New Roman" w:hAnsi="Times New Roman"/>
               <w:b/>
               <w:bCs/>
+              <w:noProof/>
               <w:sz w:val="28"/>
               <w:szCs w:val="28"/>
             </w:rPr>
@@ -8047,9 +8840,9 @@
         </w:rPr>
         <w:br w:type="page"/>
       </w:r>
-      <w:bookmarkStart w:id="4" w:name="_Toc226862717"/>
-      <w:bookmarkStart w:id="5" w:name="_Toc230581394"/>
-      <w:bookmarkStart w:id="6" w:name="_Toc230582333"/>
+      <w:bookmarkStart w:id="8" w:name="_Toc226862717"/>
+      <w:bookmarkStart w:id="9" w:name="_Toc230581394"/>
+      <w:bookmarkStart w:id="10" w:name="_Toc230582333"/>
       <w:r>
         <w:rPr>
           <w:rFonts w:eastAsia="Arial Unicode MS" w:cs="Arial Unicode MS"/>
@@ -8057,13 +8850,13 @@
         <w:lastRenderedPageBreak/>
         <w:t>ВВЕДЕНИЕ</w:t>
       </w:r>
-      <w:bookmarkEnd w:id="0"/>
-      <w:bookmarkEnd w:id="1"/>
-      <w:bookmarkEnd w:id="2"/>
-      <w:bookmarkEnd w:id="3"/>
       <w:bookmarkEnd w:id="4"/>
       <w:bookmarkEnd w:id="5"/>
       <w:bookmarkEnd w:id="6"/>
+      <w:bookmarkEnd w:id="7"/>
+      <w:bookmarkEnd w:id="8"/>
+      <w:bookmarkEnd w:id="9"/>
+      <w:bookmarkEnd w:id="10"/>
     </w:p>
     <w:p>
       <w:pPr>
@@ -8152,15 +8945,7 @@
         </w:numPr>
       </w:pPr>
       <w:r>
-        <w:t xml:space="preserve">На основании анализа бизнес-процессов компьютерного магазина сформулировать требования </w:t>
-      </w:r>
-      <w:proofErr w:type="gramStart"/>
-      <w:r>
-        <w:t>к информационной системы</w:t>
-      </w:r>
-      <w:proofErr w:type="gramEnd"/>
-      <w:r>
-        <w:t xml:space="preserve"> и составить основные разделы технического задания.</w:t>
+        <w:t>На основании анализа бизнес-процессов компьютерного магазина сформулировать требования к информационной системы и составить основные разделы технического задания.</w:t>
       </w:r>
     </w:p>
     <w:p>
@@ -8202,13 +8987,13 @@
       <w:pPr>
         <w:pStyle w:val="af1"/>
       </w:pPr>
-      <w:bookmarkStart w:id="7" w:name="_Toc1"/>
-      <w:bookmarkStart w:id="8" w:name="_Toc226862039"/>
-      <w:bookmarkStart w:id="9" w:name="_Toc226862078"/>
-      <w:bookmarkStart w:id="10" w:name="_Toc226862328"/>
-      <w:bookmarkStart w:id="11" w:name="_Toc226862718"/>
-      <w:bookmarkStart w:id="12" w:name="_Toc230581395"/>
-      <w:bookmarkStart w:id="13" w:name="_Toc230582334"/>
+      <w:bookmarkStart w:id="11" w:name="_Toc1"/>
+      <w:bookmarkStart w:id="12" w:name="_Toc226862039"/>
+      <w:bookmarkStart w:id="13" w:name="_Toc226862078"/>
+      <w:bookmarkStart w:id="14" w:name="_Toc226862328"/>
+      <w:bookmarkStart w:id="15" w:name="_Toc226862718"/>
+      <w:bookmarkStart w:id="16" w:name="_Toc230581395"/>
+      <w:bookmarkStart w:id="17" w:name="_Toc230582334"/>
       <w:r>
         <w:rPr>
           <w:rFonts w:eastAsia="Arial Unicode MS" w:cs="Arial Unicode MS"/>
@@ -8216,299 +9001,299 @@
         <w:lastRenderedPageBreak/>
         <w:t>ГЛАВА 1. ПРЕДПРОЕКТНАЯ ЧАСТЬ ТРЕБОВАНИЙ К ИНФОРМАЦИОННОЙ СИСТЕМЕ</w:t>
       </w:r>
-      <w:bookmarkEnd w:id="7"/>
-      <w:bookmarkEnd w:id="8"/>
-      <w:bookmarkEnd w:id="9"/>
-      <w:bookmarkEnd w:id="10"/>
       <w:bookmarkEnd w:id="11"/>
       <w:bookmarkEnd w:id="12"/>
       <w:bookmarkEnd w:id="13"/>
-    </w:p>
-    <w:p>
-      <w:pPr>
-        <w:pStyle w:val="af1"/>
-      </w:pPr>
-      <w:bookmarkStart w:id="14" w:name="_Toc2"/>
-      <w:bookmarkStart w:id="15" w:name="_Toc226862040"/>
-      <w:bookmarkStart w:id="16" w:name="_Toc226862079"/>
-      <w:bookmarkStart w:id="17" w:name="_Toc226862329"/>
-      <w:bookmarkStart w:id="18" w:name="_Toc226862719"/>
-      <w:bookmarkStart w:id="19" w:name="_Toc230581396"/>
-      <w:bookmarkStart w:id="20" w:name="_Toc230582335"/>
-      <w:r>
-        <w:rPr>
-          <w:rFonts w:eastAsia="Arial Unicode MS" w:cs="Arial Unicode MS"/>
-        </w:rPr>
-        <w:t>1.1 Анализ предметной области</w:t>
-      </w:r>
       <w:bookmarkEnd w:id="14"/>
       <w:bookmarkEnd w:id="15"/>
       <w:bookmarkEnd w:id="16"/>
       <w:bookmarkEnd w:id="17"/>
+    </w:p>
+    <w:p>
+      <w:pPr>
+        <w:pStyle w:val="af1"/>
+      </w:pPr>
+      <w:bookmarkStart w:id="18" w:name="_Toc2"/>
+      <w:bookmarkStart w:id="19" w:name="_Toc226862040"/>
+      <w:bookmarkStart w:id="20" w:name="_Toc226862079"/>
+      <w:bookmarkStart w:id="21" w:name="_Toc226862329"/>
+      <w:bookmarkStart w:id="22" w:name="_Toc226862719"/>
+      <w:bookmarkStart w:id="23" w:name="_Toc230581396"/>
+      <w:bookmarkStart w:id="24" w:name="_Toc230582335"/>
+      <w:r>
+        <w:rPr>
+          <w:rFonts w:eastAsia="Arial Unicode MS" w:cs="Arial Unicode MS"/>
+        </w:rPr>
+        <w:t>1.1 Анализ предметной области</w:t>
+      </w:r>
       <w:bookmarkEnd w:id="18"/>
       <w:bookmarkEnd w:id="19"/>
       <w:bookmarkEnd w:id="20"/>
-    </w:p>
-    <w:p>
-      <w:pPr>
-        <w:pStyle w:val="af3"/>
-        <w:jc w:val="both"/>
-        <w:rPr>
-          <w:b w:val="0"/>
-          <w:bCs w:val="0"/>
-        </w:rPr>
-      </w:pPr>
-      <w:r>
-        <w:rPr>
-          <w:b w:val="0"/>
-          <w:bCs w:val="0"/>
-        </w:rPr>
-        <w:t>Компьютерный магазин представляет собой торговое предприятие, специализирующееся на продаже компьютерной техники, комплектующих, периферии и сопутствующих товаров. Ключевые процессы, требующие автоматизации, включают управление ассортиментом, складской учет, проведение продаж, работу с клиентами и поставщиками, а также сервисное обслуживание. Для обеспечения эффективности и конкурентоспособности необходима четкая организация этих процессов, достижимая только за счет внедрения специализированной информационной системы.</w:t>
-      </w:r>
-    </w:p>
-    <w:p>
-      <w:pPr>
-        <w:pStyle w:val="af3"/>
-        <w:jc w:val="both"/>
-      </w:pPr>
-      <w:r>
-        <w:t>Основные бизнес-процессы компьютерного магазина</w:t>
-      </w:r>
-    </w:p>
-    <w:p>
-      <w:pPr>
-        <w:pStyle w:val="af3"/>
-        <w:jc w:val="both"/>
-      </w:pPr>
-      <w:r>
-        <w:t>Управление товарными запасами:</w:t>
-      </w:r>
-    </w:p>
-    <w:p>
-      <w:pPr>
-        <w:pStyle w:val="af3"/>
-        <w:jc w:val="both"/>
-        <w:rPr>
-          <w:b w:val="0"/>
-          <w:bCs w:val="0"/>
-        </w:rPr>
-      </w:pPr>
-      <w:r>
-        <w:rPr>
-          <w:b w:val="0"/>
-          <w:bCs w:val="0"/>
-        </w:rPr>
-        <w:t>Магазин работает с широким и постоянно обновляющимся ассортиментом товаров, имеющих разные характеристики (модели, спецификации, серийные номера). Автоматизация учета позволяет контролировать остатки на складе, отслеживать движение товаров, проводить инвентаризации и формировать заказы поставщикам для предотвращения дефицита или затоваривания.</w:t>
-      </w:r>
-    </w:p>
-    <w:p>
-      <w:pPr>
-        <w:pStyle w:val="af3"/>
-        <w:jc w:val="both"/>
-      </w:pPr>
-      <w:r>
-        <w:t>Управление закупками и поставщиками:</w:t>
-      </w:r>
-    </w:p>
-    <w:p>
-      <w:pPr>
-        <w:pStyle w:val="af3"/>
-        <w:jc w:val="both"/>
-        <w:rPr>
-          <w:b w:val="0"/>
-          <w:bCs w:val="0"/>
-        </w:rPr>
-      </w:pPr>
-      <w:r>
-        <w:rPr>
-          <w:b w:val="0"/>
-          <w:bCs w:val="0"/>
-        </w:rPr>
-        <w:t>Эффективный процесс закупок критически важен для поддержания оптимального ассортимента и цен. Информационная система должна обеспечивать учет договоров с поставщиками, контроль цен закупки, отслеживание выполнения заказов и анализ рентабельности товарных категорий.</w:t>
-      </w:r>
-    </w:p>
-    <w:p>
-      <w:pPr>
-        <w:pStyle w:val="af3"/>
-        <w:jc w:val="both"/>
-      </w:pPr>
-      <w:r>
-        <w:t>Процесс продаж и обслуживания клиентов:</w:t>
-      </w:r>
-    </w:p>
-    <w:p>
-      <w:pPr>
-        <w:pStyle w:val="af3"/>
-        <w:jc w:val="both"/>
-        <w:rPr>
-          <w:b w:val="0"/>
-          <w:bCs w:val="0"/>
-        </w:rPr>
-      </w:pPr>
-      <w:r>
-        <w:rPr>
-          <w:b w:val="0"/>
-          <w:bCs w:val="0"/>
-        </w:rPr>
-        <w:lastRenderedPageBreak/>
-        <w:t>Автоматизация продаж включает в себя оформление чеков и возвратов, ведение расчетов с клиентами, применение дисконтных и бонусных программ, а также ведение истории покупок для повышения лояльности. Это ускоряет обслуживание на кассе и улучшает качество клиентского сервиса.</w:t>
-      </w:r>
-    </w:p>
-    <w:p>
-      <w:pPr>
-        <w:pStyle w:val="af3"/>
-        <w:jc w:val="both"/>
-      </w:pPr>
-      <w:r>
-        <w:t>Финансовый учет и анализ:</w:t>
-      </w:r>
-    </w:p>
-    <w:p>
-      <w:pPr>
-        <w:pStyle w:val="af3"/>
-        <w:jc w:val="both"/>
-        <w:rPr>
-          <w:b w:val="0"/>
-          <w:bCs w:val="0"/>
-        </w:rPr>
-      </w:pPr>
-      <w:r>
-        <w:rPr>
-          <w:b w:val="0"/>
-          <w:bCs w:val="0"/>
-        </w:rPr>
-        <w:t>Включает в себя учет доходов и расходов, расчет маржинальности по товарам и категориям, контроль движения денежных средств и формирование стандартной финансовой отчетности для анализа экономической эффективности работы магазина.</w:t>
-      </w:r>
-    </w:p>
-    <w:p>
-      <w:pPr>
-        <w:pStyle w:val="af3"/>
-        <w:jc w:val="both"/>
-      </w:pPr>
-      <w:r>
-        <w:t>Проблемы, решаемые автоматизацией</w:t>
-      </w:r>
-    </w:p>
-    <w:p>
-      <w:pPr>
-        <w:pStyle w:val="af3"/>
-        <w:jc w:val="both"/>
-        <w:rPr>
-          <w:b w:val="0"/>
-          <w:bCs w:val="0"/>
-        </w:rPr>
-      </w:pPr>
-      <w:r>
-        <w:rPr>
-          <w:b w:val="0"/>
-          <w:bCs w:val="0"/>
-        </w:rPr>
-        <w:t>Без использования информационной системы компьютерный магазин сталкивается с рядом серьезных проблем:</w:t>
-      </w:r>
-    </w:p>
-    <w:p>
-      <w:pPr>
-        <w:pStyle w:val="af3"/>
-        <w:jc w:val="both"/>
-        <w:rPr>
-          <w:b w:val="0"/>
-          <w:bCs w:val="0"/>
-        </w:rPr>
-      </w:pPr>
-      <w:r>
-        <w:t>Ручной учет товаров:</w:t>
-      </w:r>
-      <w:r>
-        <w:rPr>
-          <w:b w:val="0"/>
-          <w:bCs w:val="0"/>
-        </w:rPr>
-        <w:t xml:space="preserve"> ведение остатков в электронных таблицах или бумажных журналах приводит к частым ошибкам, расхождениям в данных и невозможности оперативно получить точную информацию о наличии товара.</w:t>
-      </w:r>
-    </w:p>
-    <w:p>
-      <w:pPr>
-        <w:pStyle w:val="af3"/>
-        <w:jc w:val="both"/>
-        <w:rPr>
-          <w:b w:val="0"/>
-          <w:bCs w:val="0"/>
-        </w:rPr>
-      </w:pPr>
-      <w:r>
-        <w:t>Неэффективное управление ассортиментом:</w:t>
-      </w:r>
-      <w:r>
-        <w:rPr>
-          <w:b w:val="0"/>
-          <w:bCs w:val="0"/>
-        </w:rPr>
-        <w:t xml:space="preserve"> сложно отслеживать «ходовые» и «залежалые» позиции, что ведет к нерациональному использованию оборотных средств и потере потенциальной прибыли.</w:t>
-      </w:r>
-    </w:p>
-    <w:p>
-      <w:pPr>
-        <w:pStyle w:val="af3"/>
-        <w:jc w:val="both"/>
-        <w:rPr>
-          <w:b w:val="0"/>
-          <w:bCs w:val="0"/>
-        </w:rPr>
-      </w:pPr>
-      <w:r>
-        <w:t>Сложность анализа продаж и финансов:</w:t>
-      </w:r>
-      <w:r>
-        <w:rPr>
-          <w:b w:val="0"/>
-          <w:bCs w:val="0"/>
-        </w:rPr>
-        <w:t xml:space="preserve"> отсутствие оперативной аналитики затрудняет принятие управленческих решений по ценообразованию, закупкам и продвижению товаров.</w:t>
-      </w:r>
-    </w:p>
-    <w:p>
-      <w:pPr>
-        <w:pStyle w:val="af3"/>
-        <w:jc w:val="both"/>
-        <w:rPr>
-          <w:b w:val="0"/>
-          <w:bCs w:val="0"/>
-        </w:rPr>
-      </w:pPr>
-      <w:r>
-        <w:t>Низкая скорость и качество обслуживания:</w:t>
-      </w:r>
-      <w:r>
-        <w:rPr>
-          <w:b w:val="0"/>
-          <w:bCs w:val="0"/>
-        </w:rPr>
-        <w:t xml:space="preserve"> ручное оформление документов, расчет скидок и поиск информации о товаре занимают много времени, что негативно сказывается на удовлетворенности клиентов.</w:t>
-      </w:r>
-    </w:p>
-    <w:p>
-      <w:pPr>
-        <w:pStyle w:val="af1"/>
-        <w:outlineLvl w:val="1"/>
-      </w:pPr>
-      <w:bookmarkStart w:id="21" w:name="_Toc3"/>
-      <w:bookmarkStart w:id="22" w:name="_Toc226862041"/>
-      <w:bookmarkStart w:id="23" w:name="_Toc226862080"/>
-      <w:bookmarkStart w:id="24" w:name="_Toc226862330"/>
-      <w:bookmarkStart w:id="25" w:name="_Toc226862720"/>
-      <w:bookmarkStart w:id="26" w:name="_Toc230581397"/>
-      <w:bookmarkStart w:id="27" w:name="_Toc230582336"/>
-      <w:r>
-        <w:lastRenderedPageBreak/>
-        <w:t>1.2 Разработка технического задания</w:t>
-      </w:r>
       <w:bookmarkEnd w:id="21"/>
       <w:bookmarkEnd w:id="22"/>
       <w:bookmarkEnd w:id="23"/>
       <w:bookmarkEnd w:id="24"/>
+    </w:p>
+    <w:p>
+      <w:pPr>
+        <w:pStyle w:val="af3"/>
+        <w:jc w:val="both"/>
+        <w:rPr>
+          <w:b w:val="0"/>
+          <w:bCs w:val="0"/>
+        </w:rPr>
+      </w:pPr>
+      <w:r>
+        <w:rPr>
+          <w:b w:val="0"/>
+          <w:bCs w:val="0"/>
+        </w:rPr>
+        <w:t>Компьютерный магазин представляет собой торговое предприятие, специализирующееся на продаже компьютерной техники, комплектующих, периферии и сопутствующих товаров. Ключевые процессы, требующие автоматизации, включают управление ассортиментом, складской учет, проведение продаж, работу с клиентами и поставщиками, а также сервисное обслуживание. Для обеспечения эффективности и конкурентоспособности необходима четкая организация этих процессов, достижимая только за счет внедрения специализированной информационной системы.</w:t>
+      </w:r>
+    </w:p>
+    <w:p>
+      <w:pPr>
+        <w:pStyle w:val="af3"/>
+        <w:jc w:val="both"/>
+      </w:pPr>
+      <w:r>
+        <w:t>Основные бизнес-процессы компьютерного магазина</w:t>
+      </w:r>
+    </w:p>
+    <w:p>
+      <w:pPr>
+        <w:pStyle w:val="af3"/>
+        <w:jc w:val="both"/>
+      </w:pPr>
+      <w:r>
+        <w:t>Управление товарными запасами:</w:t>
+      </w:r>
+    </w:p>
+    <w:p>
+      <w:pPr>
+        <w:pStyle w:val="af3"/>
+        <w:jc w:val="both"/>
+        <w:rPr>
+          <w:b w:val="0"/>
+          <w:bCs w:val="0"/>
+        </w:rPr>
+      </w:pPr>
+      <w:r>
+        <w:rPr>
+          <w:b w:val="0"/>
+          <w:bCs w:val="0"/>
+        </w:rPr>
+        <w:t>Магазин работает с широким и постоянно обновляющимся ассортиментом товаров, имеющих разные характеристики (модели, спецификации, серийные номера). Автоматизация учета позволяет контролировать остатки на складе, отслеживать движение товаров, проводить инвентаризации и формировать заказы поставщикам для предотвращения дефицита или затоваривания.</w:t>
+      </w:r>
+    </w:p>
+    <w:p>
+      <w:pPr>
+        <w:pStyle w:val="af3"/>
+        <w:jc w:val="both"/>
+      </w:pPr>
+      <w:r>
+        <w:t>Управление закупками и поставщиками:</w:t>
+      </w:r>
+    </w:p>
+    <w:p>
+      <w:pPr>
+        <w:pStyle w:val="af3"/>
+        <w:jc w:val="both"/>
+        <w:rPr>
+          <w:b w:val="0"/>
+          <w:bCs w:val="0"/>
+        </w:rPr>
+      </w:pPr>
+      <w:r>
+        <w:rPr>
+          <w:b w:val="0"/>
+          <w:bCs w:val="0"/>
+        </w:rPr>
+        <w:t>Эффективный процесс закупок критически важен для поддержания оптимального ассортимента и цен. Информационная система должна обеспечивать учет договоров с поставщиками, контроль цен закупки, отслеживание выполнения заказов и анализ рентабельности товарных категорий.</w:t>
+      </w:r>
+    </w:p>
+    <w:p>
+      <w:pPr>
+        <w:pStyle w:val="af3"/>
+        <w:jc w:val="both"/>
+      </w:pPr>
+      <w:r>
+        <w:t>Процесс продаж и обслуживания клиентов:</w:t>
+      </w:r>
+    </w:p>
+    <w:p>
+      <w:pPr>
+        <w:pStyle w:val="af3"/>
+        <w:jc w:val="both"/>
+        <w:rPr>
+          <w:b w:val="0"/>
+          <w:bCs w:val="0"/>
+        </w:rPr>
+      </w:pPr>
+      <w:r>
+        <w:rPr>
+          <w:b w:val="0"/>
+          <w:bCs w:val="0"/>
+        </w:rPr>
+        <w:lastRenderedPageBreak/>
+        <w:t>Автоматизация продаж включает в себя оформление чеков и возвратов, ведение расчетов с клиентами, применение дисконтных и бонусных программ, а также ведение истории покупок для повышения лояльности. Это ускоряет обслуживание на кассе и улучшает качество клиентского сервиса.</w:t>
+      </w:r>
+    </w:p>
+    <w:p>
+      <w:pPr>
+        <w:pStyle w:val="af3"/>
+        <w:jc w:val="both"/>
+      </w:pPr>
+      <w:r>
+        <w:t>Финансовый учет и анализ:</w:t>
+      </w:r>
+    </w:p>
+    <w:p>
+      <w:pPr>
+        <w:pStyle w:val="af3"/>
+        <w:jc w:val="both"/>
+        <w:rPr>
+          <w:b w:val="0"/>
+          <w:bCs w:val="0"/>
+        </w:rPr>
+      </w:pPr>
+      <w:r>
+        <w:rPr>
+          <w:b w:val="0"/>
+          <w:bCs w:val="0"/>
+        </w:rPr>
+        <w:t>Включает в себя учет доходов и расходов, расчет маржинальности по товарам и категориям, контроль движения денежных средств и формирование стандартной финансовой отчетности для анализа экономической эффективности работы магазина.</w:t>
+      </w:r>
+    </w:p>
+    <w:p>
+      <w:pPr>
+        <w:pStyle w:val="af3"/>
+        <w:jc w:val="both"/>
+      </w:pPr>
+      <w:r>
+        <w:t>Проблемы, решаемые автоматизацией</w:t>
+      </w:r>
+    </w:p>
+    <w:p>
+      <w:pPr>
+        <w:pStyle w:val="af3"/>
+        <w:jc w:val="both"/>
+        <w:rPr>
+          <w:b w:val="0"/>
+          <w:bCs w:val="0"/>
+        </w:rPr>
+      </w:pPr>
+      <w:r>
+        <w:rPr>
+          <w:b w:val="0"/>
+          <w:bCs w:val="0"/>
+        </w:rPr>
+        <w:t>Без использования информационной системы компьютерный магазин сталкивается с рядом серьезных проблем:</w:t>
+      </w:r>
+    </w:p>
+    <w:p>
+      <w:pPr>
+        <w:pStyle w:val="af3"/>
+        <w:jc w:val="both"/>
+        <w:rPr>
+          <w:b w:val="0"/>
+          <w:bCs w:val="0"/>
+        </w:rPr>
+      </w:pPr>
+      <w:r>
+        <w:t>Ручной учет товаров:</w:t>
+      </w:r>
+      <w:r>
+        <w:rPr>
+          <w:b w:val="0"/>
+          <w:bCs w:val="0"/>
+        </w:rPr>
+        <w:t xml:space="preserve"> ведение остатков в электронных таблицах или бумажных журналах приводит к частым ошибкам, расхождениям в данных и невозможности оперативно получить точную информацию о наличии товара.</w:t>
+      </w:r>
+    </w:p>
+    <w:p>
+      <w:pPr>
+        <w:pStyle w:val="af3"/>
+        <w:jc w:val="both"/>
+        <w:rPr>
+          <w:b w:val="0"/>
+          <w:bCs w:val="0"/>
+        </w:rPr>
+      </w:pPr>
+      <w:r>
+        <w:t>Неэффективное управление ассортиментом:</w:t>
+      </w:r>
+      <w:r>
+        <w:rPr>
+          <w:b w:val="0"/>
+          <w:bCs w:val="0"/>
+        </w:rPr>
+        <w:t xml:space="preserve"> сложно отслеживать «ходовые» и «залежалые» позиции, что ведет к нерациональному использованию оборотных средств и потере потенциальной прибыли.</w:t>
+      </w:r>
+    </w:p>
+    <w:p>
+      <w:pPr>
+        <w:pStyle w:val="af3"/>
+        <w:jc w:val="both"/>
+        <w:rPr>
+          <w:b w:val="0"/>
+          <w:bCs w:val="0"/>
+        </w:rPr>
+      </w:pPr>
+      <w:r>
+        <w:t>Сложность анализа продаж и финансов:</w:t>
+      </w:r>
+      <w:r>
+        <w:rPr>
+          <w:b w:val="0"/>
+          <w:bCs w:val="0"/>
+        </w:rPr>
+        <w:t xml:space="preserve"> отсутствие оперативной аналитики затрудняет принятие управленческих решений по ценообразованию, закупкам и продвижению товаров.</w:t>
+      </w:r>
+    </w:p>
+    <w:p>
+      <w:pPr>
+        <w:pStyle w:val="af3"/>
+        <w:jc w:val="both"/>
+        <w:rPr>
+          <w:b w:val="0"/>
+          <w:bCs w:val="0"/>
+        </w:rPr>
+      </w:pPr>
+      <w:r>
+        <w:t>Низкая скорость и качество обслуживания:</w:t>
+      </w:r>
+      <w:r>
+        <w:rPr>
+          <w:b w:val="0"/>
+          <w:bCs w:val="0"/>
+        </w:rPr>
+        <w:t xml:space="preserve"> ручное оформление документов, расчет скидок и поиск информации о товаре занимают много времени, что негативно сказывается на удовлетворенности клиентов.</w:t>
+      </w:r>
+    </w:p>
+    <w:p>
+      <w:pPr>
+        <w:pStyle w:val="af1"/>
+        <w:outlineLvl w:val="1"/>
+      </w:pPr>
+      <w:bookmarkStart w:id="25" w:name="_Toc3"/>
+      <w:bookmarkStart w:id="26" w:name="_Toc226862041"/>
+      <w:bookmarkStart w:id="27" w:name="_Toc226862080"/>
+      <w:bookmarkStart w:id="28" w:name="_Toc226862330"/>
+      <w:bookmarkStart w:id="29" w:name="_Toc226862720"/>
+      <w:bookmarkStart w:id="30" w:name="_Toc230581397"/>
+      <w:bookmarkStart w:id="31" w:name="_Toc230582336"/>
+      <w:r>
+        <w:lastRenderedPageBreak/>
+        <w:t>1.2 Разработка технического задания</w:t>
+      </w:r>
       <w:bookmarkEnd w:id="25"/>
       <w:bookmarkEnd w:id="26"/>
       <w:bookmarkEnd w:id="27"/>
+      <w:bookmarkEnd w:id="28"/>
+      <w:bookmarkEnd w:id="29"/>
+      <w:bookmarkEnd w:id="30"/>
+      <w:bookmarkEnd w:id="31"/>
     </w:p>
     <w:p>
       <w:pPr>
@@ -9646,13 +10431,13 @@
         <w:pStyle w:val="af1"/>
         <w:outlineLvl w:val="1"/>
       </w:pPr>
-      <w:bookmarkStart w:id="28" w:name="_Toc4"/>
-      <w:bookmarkStart w:id="29" w:name="_Toc226862042"/>
-      <w:bookmarkStart w:id="30" w:name="_Toc226862081"/>
-      <w:bookmarkStart w:id="31" w:name="_Toc226862331"/>
-      <w:bookmarkStart w:id="32" w:name="_Toc226862721"/>
-      <w:bookmarkStart w:id="33" w:name="_Toc230581398"/>
-      <w:bookmarkStart w:id="34" w:name="_Toc230582337"/>
+      <w:bookmarkStart w:id="32" w:name="_Toc4"/>
+      <w:bookmarkStart w:id="33" w:name="_Toc226862042"/>
+      <w:bookmarkStart w:id="34" w:name="_Toc226862081"/>
+      <w:bookmarkStart w:id="35" w:name="_Toc226862331"/>
+      <w:bookmarkStart w:id="36" w:name="_Toc226862721"/>
+      <w:bookmarkStart w:id="37" w:name="_Toc230581398"/>
+      <w:bookmarkStart w:id="38" w:name="_Toc230582337"/>
       <w:r>
         <w:t xml:space="preserve">1.3 Моделирование бизнес-процессов (IDEF0 </w:t>
       </w:r>
@@ -9680,13 +10465,13 @@
       <w:r>
         <w:t>)</w:t>
       </w:r>
-      <w:bookmarkEnd w:id="28"/>
-      <w:bookmarkEnd w:id="29"/>
-      <w:bookmarkEnd w:id="30"/>
-      <w:bookmarkEnd w:id="31"/>
       <w:bookmarkEnd w:id="32"/>
       <w:bookmarkEnd w:id="33"/>
       <w:bookmarkEnd w:id="34"/>
+      <w:bookmarkEnd w:id="35"/>
+      <w:bookmarkEnd w:id="36"/>
+      <w:bookmarkEnd w:id="37"/>
+      <w:bookmarkEnd w:id="38"/>
     </w:p>
     <w:p>
       <w:pPr>
@@ -10574,25 +11359,7 @@
         <w:pStyle w:val="af2"/>
       </w:pPr>
       <w:r>
-        <w:t>На Рисунке</w:t>
-      </w:r>
-      <w:r>
-        <w:t xml:space="preserve"> 1.3.1</w:t>
-      </w:r>
-      <w:r>
-        <w:t xml:space="preserve"> представлена контекстная диаграмма (IDEF0) </w:t>
-      </w:r>
-      <w:r>
-        <w:t>на тему «К</w:t>
-      </w:r>
-      <w:r>
-        <w:t>омпьютерны</w:t>
-      </w:r>
-      <w:r>
-        <w:t>й</w:t>
-      </w:r>
-      <w:r>
-        <w:t xml:space="preserve"> магазин». Модель идентифицирует 2 ключевых внешних элемента: входные потоки (запросы клиентов, комплектующие) и выходные результаты (обслуженные клиенты, финансовые записи, бумажные отчеты). Для управления процессом используются устные договоренности, бумажные прайс-листы и память сотрудников, а в качестве механизмов выполнения выступают кладовщик, менеджер, калькулятор и бумажные носители.</w:t>
+        <w:t>На Рисунке 1.3.1 представлена контекстная диаграмма (IDEF0) на тему «Компьютерный магазин». Модель идентифицирует 2 ключевых внешних элемента: входные потоки (запросы клиентов, комплектующие) и выходные результаты (обслуженные клиенты, финансовые записи, бумажные отчеты). Для управления процессом используются устные договоренности, бумажные прайс-листы и память сотрудников, а в качестве механизмов выполнения выступают кладовщик, менеджер, калькулятор и бумажные носители.</w:t>
       </w:r>
     </w:p>
     <w:p>
@@ -10878,7 +11645,7 @@
           <w:iCs/>
         </w:rPr>
       </w:pPr>
-      <w:bookmarkStart w:id="35" w:name="_Hlk199296511"/>
+      <w:bookmarkStart w:id="39" w:name="_Hlk199296511"/>
       <w:r>
         <w:rPr>
           <w:i/>
@@ -10931,7 +11698,7 @@
         </w:rPr>
         <w:t xml:space="preserve"> (А-0)</w:t>
       </w:r>
-      <w:bookmarkEnd w:id="35"/>
+      <w:bookmarkEnd w:id="39"/>
     </w:p>
     <w:p>
       <w:pPr>
@@ -11083,7 +11850,7 @@
         </w:rPr>
         <w:t xml:space="preserve"> (А0)</w:t>
       </w:r>
-      <w:bookmarkStart w:id="36" w:name="_Toc5"/>
+      <w:bookmarkStart w:id="40" w:name="_Toc5"/>
       <w:r>
         <w:t xml:space="preserve"> </w:t>
       </w:r>
@@ -11095,8 +11862,8 @@
           <w:rFonts w:cs="Times New Roman"/>
         </w:rPr>
       </w:pPr>
-      <w:bookmarkStart w:id="37" w:name="_Toc226862043"/>
-      <w:bookmarkStart w:id="38" w:name="_Toc226862082"/>
+      <w:bookmarkStart w:id="41" w:name="_Toc226862043"/>
+      <w:bookmarkStart w:id="42" w:name="_Toc226862082"/>
       <w:r>
         <w:rPr>
           <w:rFonts w:cs="Times New Roman"/>
@@ -11152,10 +11919,10 @@
       <w:r>
         <w:br w:type="page"/>
       </w:r>
-      <w:bookmarkStart w:id="39" w:name="_Toc226862332"/>
-      <w:bookmarkStart w:id="40" w:name="_Toc226862722"/>
-      <w:bookmarkStart w:id="41" w:name="_Toc230581399"/>
-      <w:bookmarkStart w:id="42" w:name="_Toc230582338"/>
+      <w:bookmarkStart w:id="43" w:name="_Toc226862332"/>
+      <w:bookmarkStart w:id="44" w:name="_Toc226862722"/>
+      <w:bookmarkStart w:id="45" w:name="_Toc230581399"/>
+      <w:bookmarkStart w:id="46" w:name="_Toc230582338"/>
       <w:r>
         <w:lastRenderedPageBreak/>
         <w:t>ГЛАВА</w:t>
@@ -11172,44 +11939,44 @@
         </w:rPr>
         <w:t>. ПРОЕКТИРОВАНИЕ ТРЕБОВАНИЙ К ИНФОРМАЦИОННОЙ СИСТЕМЕ</w:t>
       </w:r>
-      <w:bookmarkEnd w:id="36"/>
-      <w:bookmarkEnd w:id="37"/>
-      <w:bookmarkEnd w:id="38"/>
-      <w:bookmarkEnd w:id="39"/>
       <w:bookmarkEnd w:id="40"/>
       <w:bookmarkEnd w:id="41"/>
       <w:bookmarkEnd w:id="42"/>
-    </w:p>
-    <w:p>
-      <w:pPr>
-        <w:pStyle w:val="af1"/>
-        <w:outlineLvl w:val="1"/>
-      </w:pPr>
-      <w:bookmarkStart w:id="43" w:name="_Toc6"/>
-      <w:bookmarkStart w:id="44" w:name="_Toc226862044"/>
-      <w:bookmarkStart w:id="45" w:name="_Toc226862083"/>
-      <w:bookmarkStart w:id="46" w:name="_Toc226862333"/>
-      <w:bookmarkStart w:id="47" w:name="_Toc226862723"/>
-      <w:bookmarkStart w:id="48" w:name="_Toc230581400"/>
-      <w:bookmarkStart w:id="49" w:name="_Toc230582339"/>
-      <w:r>
-        <w:t>2.1 Анализ диаграммы вариантов использования (</w:t>
-      </w:r>
-      <w:proofErr w:type="spellStart"/>
-      <w:r>
-        <w:t>Use</w:t>
-      </w:r>
-      <w:proofErr w:type="spellEnd"/>
-      <w:r>
-        <w:t xml:space="preserve"> Case)</w:t>
-      </w:r>
       <w:bookmarkEnd w:id="43"/>
       <w:bookmarkEnd w:id="44"/>
       <w:bookmarkEnd w:id="45"/>
       <w:bookmarkEnd w:id="46"/>
+    </w:p>
+    <w:p>
+      <w:pPr>
+        <w:pStyle w:val="af1"/>
+        <w:outlineLvl w:val="1"/>
+      </w:pPr>
+      <w:bookmarkStart w:id="47" w:name="_Toc6"/>
+      <w:bookmarkStart w:id="48" w:name="_Toc226862044"/>
+      <w:bookmarkStart w:id="49" w:name="_Toc226862083"/>
+      <w:bookmarkStart w:id="50" w:name="_Toc226862333"/>
+      <w:bookmarkStart w:id="51" w:name="_Toc226862723"/>
+      <w:bookmarkStart w:id="52" w:name="_Toc230581400"/>
+      <w:bookmarkStart w:id="53" w:name="_Toc230582339"/>
+      <w:r>
+        <w:t>2.1 Анализ диаграммы вариантов использования (</w:t>
+      </w:r>
+      <w:proofErr w:type="spellStart"/>
+      <w:r>
+        <w:t>Use</w:t>
+      </w:r>
+      <w:proofErr w:type="spellEnd"/>
+      <w:r>
+        <w:t xml:space="preserve"> Case)</w:t>
+      </w:r>
       <w:bookmarkEnd w:id="47"/>
       <w:bookmarkEnd w:id="48"/>
       <w:bookmarkEnd w:id="49"/>
+      <w:bookmarkEnd w:id="50"/>
+      <w:bookmarkEnd w:id="51"/>
+      <w:bookmarkEnd w:id="52"/>
+      <w:bookmarkEnd w:id="53"/>
     </w:p>
     <w:p>
       <w:pPr>
@@ -11464,15 +12231,7 @@
         </w:numPr>
       </w:pPr>
       <w:r>
-        <w:t>Ассоциация (Association)</w:t>
-      </w:r>
-      <w:proofErr w:type="gramStart"/>
-      <w:r>
-        <w:t>: Соединяет</w:t>
-      </w:r>
-      <w:proofErr w:type="gramEnd"/>
-      <w:r>
-        <w:t xml:space="preserve"> </w:t>
+        <w:t xml:space="preserve">Ассоциация (Association): Соединяет </w:t>
       </w:r>
       <w:proofErr w:type="spellStart"/>
       <w:r>
@@ -11500,15 +12259,7 @@
       </w:r>
       <w:proofErr w:type="spellEnd"/>
       <w:r>
-        <w:t>)</w:t>
-      </w:r>
-      <w:proofErr w:type="gramStart"/>
-      <w:r>
-        <w:t>: Обозначает</w:t>
-      </w:r>
-      <w:proofErr w:type="gramEnd"/>
-      <w:r>
-        <w:t xml:space="preserve"> обязательную зависимость, когда один сценарий всегда включает в себя другой (например, «Оформить заказ» включает «Рассчитать итого»).</w:t>
+        <w:t>): Обозначает обязательную зависимость, когда один сценарий всегда включает в себя другой (например, «Оформить заказ» включает «Рассчитать итого»).</w:t>
       </w:r>
     </w:p>
     <w:p>
@@ -11528,15 +12279,7 @@
       </w:r>
       <w:proofErr w:type="spellEnd"/>
       <w:r>
-        <w:t>)</w:t>
-      </w:r>
-      <w:proofErr w:type="gramStart"/>
-      <w:r>
-        <w:t>: Показывает</w:t>
-      </w:r>
-      <w:proofErr w:type="gramEnd"/>
-      <w:r>
-        <w:t xml:space="preserve"> опциональное поведение, которое активируется при определенных условиях (например, «Оплатить заказ» может быть расширен «Ввести </w:t>
+        <w:t xml:space="preserve">): Показывает опциональное поведение, которое активируется при определенных условиях (например, «Оплатить заказ» может быть расширен «Ввести </w:t>
       </w:r>
       <w:proofErr w:type="spellStart"/>
       <w:r>
@@ -11564,15 +12307,7 @@
       </w:r>
       <w:proofErr w:type="spellEnd"/>
       <w:r>
-        <w:t>)</w:t>
-      </w:r>
-      <w:proofErr w:type="gramStart"/>
-      <w:r>
-        <w:t>: Определяет</w:t>
-      </w:r>
-      <w:proofErr w:type="gramEnd"/>
-      <w:r>
-        <w:t xml:space="preserve"> отношение «родитель-потомок» между </w:t>
+        <w:t xml:space="preserve">): Определяет отношение «родитель-потомок» между </w:t>
       </w:r>
       <w:proofErr w:type="spellStart"/>
       <w:r>
@@ -11720,13 +12455,13 @@
         <w:pStyle w:val="af1"/>
         <w:outlineLvl w:val="1"/>
       </w:pPr>
-      <w:bookmarkStart w:id="50" w:name="_Toc7"/>
-      <w:bookmarkStart w:id="51" w:name="_Toc226862045"/>
-      <w:bookmarkStart w:id="52" w:name="_Toc226862084"/>
-      <w:bookmarkStart w:id="53" w:name="_Toc226862334"/>
-      <w:bookmarkStart w:id="54" w:name="_Toc226862724"/>
-      <w:bookmarkStart w:id="55" w:name="_Toc230581401"/>
-      <w:bookmarkStart w:id="56" w:name="_Toc230582340"/>
+      <w:bookmarkStart w:id="54" w:name="_Toc7"/>
+      <w:bookmarkStart w:id="55" w:name="_Toc226862045"/>
+      <w:bookmarkStart w:id="56" w:name="_Toc226862084"/>
+      <w:bookmarkStart w:id="57" w:name="_Toc226862334"/>
+      <w:bookmarkStart w:id="58" w:name="_Toc226862724"/>
+      <w:bookmarkStart w:id="59" w:name="_Toc230581401"/>
+      <w:bookmarkStart w:id="60" w:name="_Toc230582340"/>
       <w:r>
         <w:t>2.2 Анализ диаграммы деятельности (</w:t>
       </w:r>
@@ -11746,13 +12481,13 @@
       <w:r>
         <w:t>)</w:t>
       </w:r>
-      <w:bookmarkEnd w:id="50"/>
-      <w:bookmarkEnd w:id="51"/>
-      <w:bookmarkEnd w:id="52"/>
-      <w:bookmarkEnd w:id="53"/>
       <w:bookmarkEnd w:id="54"/>
       <w:bookmarkEnd w:id="55"/>
       <w:bookmarkEnd w:id="56"/>
+      <w:bookmarkEnd w:id="57"/>
+      <w:bookmarkEnd w:id="58"/>
+      <w:bookmarkEnd w:id="59"/>
+      <w:bookmarkEnd w:id="60"/>
     </w:p>
     <w:p>
       <w:pPr>
@@ -11853,15 +12588,7 @@
       </w:r>
       <w:proofErr w:type="spellEnd"/>
       <w:r>
-        <w:t>)</w:t>
-      </w:r>
-      <w:proofErr w:type="gramStart"/>
-      <w:r>
-        <w:t>: Обозначают</w:t>
-      </w:r>
-      <w:proofErr w:type="gramEnd"/>
-      <w:r>
-        <w:t xml:space="preserve"> точку входа и выхода из процесса. Изображаются в виде закрашенного кружка (начало) и контурного кружка с точкой внутри (конец).</w:t>
+        <w:t>): Обозначают точку входа и выхода из процесса. Изображаются в виде закрашенного кружка (начало) и контурного кружка с точкой внутри (конец).</w:t>
       </w:r>
     </w:p>
     <w:p>
@@ -12007,9 +12734,9 @@
           <w:noProof/>
         </w:rPr>
         <w:drawing>
-          <wp:inline distT="0" distB="0" distL="0" distR="0" wp14:anchorId="6A688C4E" wp14:editId="4739E710">
-            <wp:extent cx="7086600" cy="3238500"/>
-            <wp:effectExtent l="0" t="0" r="0" b="0"/>
+          <wp:inline distT="0" distB="0" distL="0" distR="0" wp14:anchorId="6A688C4E" wp14:editId="6F972185">
+            <wp:extent cx="6023610" cy="2752725"/>
+            <wp:effectExtent l="0" t="2858" r="0" b="0"/>
             <wp:docPr id="6" name="officeArt object" descr="3.PNG"/>
             <wp:cNvGraphicFramePr>
               <a:graphicFrameLocks xmlns:a="http://schemas.openxmlformats.org/drawingml/2006/main" noChangeAspect="1"/>
@@ -12039,7 +12766,7 @@
                   <pic:spPr bwMode="auto">
                     <a:xfrm rot="5400000">
                       <a:off x="0" y="0"/>
-                      <a:ext cx="7086600" cy="3238500"/>
+                      <a:ext cx="6052703" cy="2766020"/>
                     </a:xfrm>
                     <a:prstGeom prst="rect">
                       <a:avLst/>
@@ -12094,11 +12821,7 @@
         <w:pStyle w:val="af2"/>
       </w:pPr>
       <w:r>
-        <w:t xml:space="preserve">На рисунке 2.2 показана диаграмма деятельности информационной </w:t>
-      </w:r>
-      <w:r>
-        <w:lastRenderedPageBreak/>
-        <w:t>системы Компьютерный магазин. На диаграмме показаны дорожки, эти дорожки имеют имя субъектов и объектов, на дорожке показана деятельность каждого субъекта и объекта, точнее их действия, которые они выполняют.</w:t>
+        <w:t>На рисунке 2.2 показана диаграмма деятельности информационной системы Компьютерный магазин. На диаграмме показаны дорожки, эти дорожки имеют имя субъектов и объектов, на дорожке показана деятельность каждого субъекта и объекта, точнее их действия, которые они выполняют.</w:t>
       </w:r>
     </w:p>
     <w:p>
@@ -12106,14 +12829,15 @@
         <w:pStyle w:val="af1"/>
         <w:outlineLvl w:val="1"/>
       </w:pPr>
-      <w:bookmarkStart w:id="57" w:name="_Toc8"/>
-      <w:bookmarkStart w:id="58" w:name="_Toc226862046"/>
-      <w:bookmarkStart w:id="59" w:name="_Toc226862085"/>
-      <w:bookmarkStart w:id="60" w:name="_Toc226862335"/>
-      <w:bookmarkStart w:id="61" w:name="_Toc226862725"/>
-      <w:bookmarkStart w:id="62" w:name="_Toc230581402"/>
-      <w:bookmarkStart w:id="63" w:name="_Toc230582341"/>
-      <w:r>
+      <w:bookmarkStart w:id="61" w:name="_Toc8"/>
+      <w:bookmarkStart w:id="62" w:name="_Toc226862046"/>
+      <w:bookmarkStart w:id="63" w:name="_Toc226862085"/>
+      <w:bookmarkStart w:id="64" w:name="_Toc226862335"/>
+      <w:bookmarkStart w:id="65" w:name="_Toc226862725"/>
+      <w:bookmarkStart w:id="66" w:name="_Toc230581402"/>
+      <w:bookmarkStart w:id="67" w:name="_Toc230582341"/>
+      <w:r>
+        <w:lastRenderedPageBreak/>
         <w:t>2.3 Анализ диаграммы последовательностей (</w:t>
       </w:r>
       <w:proofErr w:type="spellStart"/>
@@ -12132,13 +12856,13 @@
       <w:r>
         <w:t>)</w:t>
       </w:r>
-      <w:bookmarkEnd w:id="57"/>
-      <w:bookmarkEnd w:id="58"/>
-      <w:bookmarkEnd w:id="59"/>
-      <w:bookmarkEnd w:id="60"/>
       <w:bookmarkEnd w:id="61"/>
       <w:bookmarkEnd w:id="62"/>
       <w:bookmarkEnd w:id="63"/>
+      <w:bookmarkEnd w:id="64"/>
+      <w:bookmarkEnd w:id="65"/>
+      <w:bookmarkEnd w:id="66"/>
+      <w:bookmarkEnd w:id="67"/>
     </w:p>
     <w:p>
       <w:pPr>
@@ -12313,11 +13037,7 @@
       </w:r>
       <w:proofErr w:type="spellEnd"/>
       <w:r>
-        <w:t xml:space="preserve"> </w:t>
-      </w:r>
-      <w:r>
-        <w:lastRenderedPageBreak/>
-        <w:t xml:space="preserve">и </w:t>
+        <w:t xml:space="preserve"> и </w:t>
       </w:r>
       <w:proofErr w:type="spellStart"/>
       <w:r>
@@ -12344,9 +13064,10 @@
           <w:i/>
           <w:noProof/>
         </w:rPr>
+        <w:lastRenderedPageBreak/>
         <w:drawing>
-          <wp:inline distT="0" distB="0" distL="0" distR="0" wp14:anchorId="47DB79F5" wp14:editId="6E5A3AC6">
-            <wp:extent cx="5686425" cy="4781550"/>
+          <wp:inline distT="0" distB="0" distL="0" distR="0" wp14:anchorId="47DB79F5" wp14:editId="3201C0A1">
+            <wp:extent cx="4829175" cy="4060713"/>
             <wp:effectExtent l="0" t="0" r="0" b="0"/>
             <wp:docPr id="7" name="officeArt object" descr="telegram-cloud-photo-size-2-5289731071387831544-y.jpg"/>
             <wp:cNvGraphicFramePr>
@@ -12377,7 +13098,7 @@
                   <pic:spPr bwMode="auto">
                     <a:xfrm>
                       <a:off x="0" y="0"/>
-                      <a:ext cx="5686425" cy="4781550"/>
+                      <a:ext cx="4835763" cy="4066253"/>
                     </a:xfrm>
                     <a:prstGeom prst="rect">
                       <a:avLst/>
@@ -12438,13 +13159,13 @@
           <w:lang w:val="en-US"/>
         </w:rPr>
       </w:pPr>
-      <w:bookmarkStart w:id="64" w:name="_Toc9"/>
-      <w:bookmarkStart w:id="65" w:name="_Toc226862047"/>
-      <w:bookmarkStart w:id="66" w:name="_Toc226862086"/>
-      <w:bookmarkStart w:id="67" w:name="_Toc226862336"/>
-      <w:bookmarkStart w:id="68" w:name="_Toc226862726"/>
-      <w:bookmarkStart w:id="69" w:name="_Toc230581403"/>
-      <w:bookmarkStart w:id="70" w:name="_Toc230582342"/>
+      <w:bookmarkStart w:id="68" w:name="_Toc9"/>
+      <w:bookmarkStart w:id="69" w:name="_Toc226862047"/>
+      <w:bookmarkStart w:id="70" w:name="_Toc226862086"/>
+      <w:bookmarkStart w:id="71" w:name="_Toc226862336"/>
+      <w:bookmarkStart w:id="72" w:name="_Toc226862726"/>
+      <w:bookmarkStart w:id="73" w:name="_Toc230581403"/>
+      <w:bookmarkStart w:id="74" w:name="_Toc230582342"/>
       <w:r>
         <w:rPr>
           <w:lang w:val="en-US"/>
@@ -12479,13 +13200,13 @@
         </w:rPr>
         <w:t xml:space="preserve"> (Entity-Relationship Diagram)</w:t>
       </w:r>
-      <w:bookmarkEnd w:id="64"/>
-      <w:bookmarkEnd w:id="65"/>
-      <w:bookmarkEnd w:id="66"/>
-      <w:bookmarkEnd w:id="67"/>
       <w:bookmarkEnd w:id="68"/>
       <w:bookmarkEnd w:id="69"/>
       <w:bookmarkEnd w:id="70"/>
+      <w:bookmarkEnd w:id="71"/>
+      <w:bookmarkEnd w:id="72"/>
+      <w:bookmarkEnd w:id="73"/>
+      <w:bookmarkEnd w:id="74"/>
     </w:p>
     <w:p>
       <w:pPr>
@@ -12543,59 +13264,53 @@
         <w:rPr>
           <w:rStyle w:val="Af4"/>
         </w:rPr>
-        <w:t xml:space="preserve">, или диаграммы "сущность-связь") — это метод изучения и интерпретации логической структуры базы данных, представленной в виде графической модели. Этот </w:t>
+        <w:t xml:space="preserve">, или диаграммы "сущность-связь") — это метод изучения и интерпретации логической структуры базы данных, представленной в виде графической модели. Этот инструмент применяется для проектирования и наглядного отображения архитектуры данных, определяя сущности, их характеристики и взаимосвязи между ними. </w:t>
+      </w:r>
+      <w:r>
+        <w:rPr>
+          <w:lang w:val="en-US"/>
+        </w:rPr>
+        <w:t>ER</w:t>
       </w:r>
       <w:r>
         <w:rPr>
           <w:rStyle w:val="Af4"/>
         </w:rPr>
+        <w:t>-диаграмма играет ключевую роль в понимании организации информации в системе.</w:t>
+      </w:r>
+    </w:p>
+    <w:p>
+      <w:pPr>
+        <w:pStyle w:val="af2"/>
+      </w:pPr>
+      <w:r>
+        <w:rPr>
+          <w:rStyle w:val="Af4"/>
+        </w:rPr>
+        <w:t xml:space="preserve">Базовые элементы </w:t>
+      </w:r>
+      <w:r>
+        <w:rPr>
+          <w:lang w:val="en-US"/>
+        </w:rPr>
+        <w:t>ER</w:t>
+      </w:r>
+      <w:r>
+        <w:rPr>
+          <w:rStyle w:val="Af4"/>
+        </w:rPr>
+        <w:t>-диаграммы:</w:t>
+      </w:r>
+    </w:p>
+    <w:p>
+      <w:pPr>
+        <w:pStyle w:val="af2"/>
+      </w:pPr>
+      <w:r>
+        <w:rPr>
+          <w:rStyle w:val="Af4"/>
+        </w:rPr>
         <w:lastRenderedPageBreak/>
-        <w:t xml:space="preserve">инструмент применяется для проектирования и наглядного отображения архитектуры данных, определяя сущности, их характеристики и взаимосвязи между ними. </w:t>
-      </w:r>
-      <w:r>
-        <w:rPr>
-          <w:lang w:val="en-US"/>
-        </w:rPr>
-        <w:t>ER</w:t>
-      </w:r>
-      <w:r>
-        <w:rPr>
-          <w:rStyle w:val="Af4"/>
-        </w:rPr>
-        <w:t>-диаграмма играет ключевую роль в понимании организации информации в системе.</w:t>
-      </w:r>
-    </w:p>
-    <w:p>
-      <w:pPr>
-        <w:pStyle w:val="af2"/>
-      </w:pPr>
-      <w:r>
-        <w:rPr>
-          <w:rStyle w:val="Af4"/>
-        </w:rPr>
-        <w:t xml:space="preserve">Базовые элементы </w:t>
-      </w:r>
-      <w:r>
-        <w:rPr>
-          <w:lang w:val="en-US"/>
-        </w:rPr>
-        <w:t>ER</w:t>
-      </w:r>
-      <w:r>
-        <w:rPr>
-          <w:rStyle w:val="Af4"/>
-        </w:rPr>
-        <w:t>-диаграммы:</w:t>
-      </w:r>
-    </w:p>
-    <w:p>
-      <w:pPr>
-        <w:pStyle w:val="af2"/>
-      </w:pPr>
-      <w:r>
-        <w:rPr>
-          <w:rStyle w:val="Af4"/>
-        </w:rPr>
         <w:t>1. Сущности (</w:t>
       </w:r>
       <w:r>
@@ -12943,7 +13658,6 @@
         </w:numPr>
       </w:pPr>
       <w:r>
-        <w:lastRenderedPageBreak/>
         <w:t>Определяет количественную характеристику связи, то есть сколько экземпляров одной сущности может быть связано с экземпляром другой.</w:t>
       </w:r>
     </w:p>
@@ -13021,6 +13735,7 @@
           <w:rStyle w:val="Af4"/>
           <w:noProof/>
         </w:rPr>
+        <w:lastRenderedPageBreak/>
         <w:drawing>
           <wp:inline distT="0" distB="0" distL="0" distR="0" wp14:anchorId="49E27BE1" wp14:editId="1472A66F">
             <wp:extent cx="5667375" cy="4295775"/>
@@ -13130,13 +13845,13 @@
         <w:pStyle w:val="af1"/>
         <w:outlineLvl w:val="1"/>
       </w:pPr>
-      <w:bookmarkStart w:id="71" w:name="_Toc10"/>
-      <w:bookmarkStart w:id="72" w:name="_Toc226862048"/>
-      <w:bookmarkStart w:id="73" w:name="_Toc226862087"/>
-      <w:bookmarkStart w:id="74" w:name="_Toc226862337"/>
-      <w:bookmarkStart w:id="75" w:name="_Toc226862727"/>
-      <w:bookmarkStart w:id="76" w:name="_Toc230581404"/>
-      <w:bookmarkStart w:id="77" w:name="_Toc230582343"/>
+      <w:bookmarkStart w:id="75" w:name="_Toc10"/>
+      <w:bookmarkStart w:id="76" w:name="_Toc226862048"/>
+      <w:bookmarkStart w:id="77" w:name="_Toc226862087"/>
+      <w:bookmarkStart w:id="78" w:name="_Toc226862337"/>
+      <w:bookmarkStart w:id="79" w:name="_Toc226862727"/>
+      <w:bookmarkStart w:id="80" w:name="_Toc230581404"/>
+      <w:bookmarkStart w:id="81" w:name="_Toc230582343"/>
       <w:r>
         <w:t xml:space="preserve">2.5 Анализ диаграммы классов (Class </w:t>
       </w:r>
@@ -13148,13 +13863,13 @@
       <w:r>
         <w:t>)</w:t>
       </w:r>
-      <w:bookmarkEnd w:id="71"/>
-      <w:bookmarkEnd w:id="72"/>
-      <w:bookmarkEnd w:id="73"/>
-      <w:bookmarkEnd w:id="74"/>
       <w:bookmarkEnd w:id="75"/>
       <w:bookmarkEnd w:id="76"/>
       <w:bookmarkEnd w:id="77"/>
+      <w:bookmarkEnd w:id="78"/>
+      <w:bookmarkEnd w:id="79"/>
+      <w:bookmarkEnd w:id="80"/>
+      <w:bookmarkEnd w:id="81"/>
     </w:p>
     <w:p>
       <w:pPr>
@@ -13169,11 +13884,7 @@
       </w:r>
       <w:proofErr w:type="spellEnd"/>
       <w:r>
-        <w:t xml:space="preserve">) — это процесс исследования статической структуры объектно-ориентированной системы, представленной в виде графической модели. Как фундаментальный компонент UML, эта </w:t>
-      </w:r>
-      <w:r>
-        <w:lastRenderedPageBreak/>
-        <w:t>диаграмма применяется для проектирования и документирования архитектуры системы через отображение классов, их свойств, операций и взаимосвязей.</w:t>
+        <w:t>) — это процесс исследования статической структуры объектно-ориентированной системы, представленной в виде графической модели. Как фундаментальный компонент UML, эта диаграмма применяется для проектирования и документирования архитектуры системы через отображение классов, их свойств, операций и взаимосвязей.</w:t>
       </w:r>
     </w:p>
     <w:p>
@@ -13209,6 +13920,7 @@
         </w:numPr>
       </w:pPr>
       <w:r>
+        <w:lastRenderedPageBreak/>
         <w:t>Это основные конструктивные элементы системы, описывающие множество объектов с общими свойствами и поведением.</w:t>
       </w:r>
     </w:p>
@@ -13446,7 +14158,6 @@
         </w:numPr>
       </w:pPr>
       <w:r>
-        <w:lastRenderedPageBreak/>
         <w:t>Ассоциация (Association): Факт структурной связи между классами (например, "Преподаватель — Ведет — Курс").</w:t>
       </w:r>
     </w:p>
@@ -13487,15 +14198,11 @@
       </w:r>
       <w:proofErr w:type="spellEnd"/>
       <w:r>
-        <w:t>)</w:t>
-      </w:r>
-      <w:proofErr w:type="gramStart"/>
-      <w:r>
-        <w:t>: Более</w:t>
-      </w:r>
-      <w:proofErr w:type="gramEnd"/>
-      <w:r>
-        <w:t xml:space="preserve"> строгое отношение "часть-целое", где часть не может существовать без целого (например, "Заказ — Содержит — </w:t>
+        <w:t xml:space="preserve">): Более строгое отношение "часть-целое", </w:t>
+      </w:r>
+      <w:r>
+        <w:lastRenderedPageBreak/>
+        <w:t xml:space="preserve">где часть не может существовать без целого (например, "Заказ — Содержит — </w:t>
       </w:r>
       <w:proofErr w:type="spellStart"/>
       <w:r>
@@ -13565,9 +14272,9 @@
           <w:noProof/>
         </w:rPr>
         <w:drawing>
-          <wp:inline distT="0" distB="0" distL="0" distR="0" wp14:anchorId="10B73258" wp14:editId="78003F68">
-            <wp:extent cx="5953125" cy="4162425"/>
-            <wp:effectExtent l="0" t="0" r="0" b="0"/>
+          <wp:inline distT="0" distB="0" distL="0" distR="0" wp14:anchorId="10B73258" wp14:editId="34CF6F30">
+            <wp:extent cx="5800725" cy="4055867"/>
+            <wp:effectExtent l="0" t="0" r="0" b="1905"/>
             <wp:docPr id="9" name="officeArt object" descr="telegram-cloud-photo-size-2-5289731071387831547-y.jpg"/>
             <wp:cNvGraphicFramePr>
               <a:graphicFrameLocks xmlns:a="http://schemas.openxmlformats.org/drawingml/2006/main" noChangeAspect="1"/>
@@ -13597,7 +14304,7 @@
                   <pic:spPr bwMode="auto">
                     <a:xfrm>
                       <a:off x="0" y="0"/>
-                      <a:ext cx="5953125" cy="4162425"/>
+                      <a:ext cx="5805082" cy="4058913"/>
                     </a:xfrm>
                     <a:prstGeom prst="rect">
                       <a:avLst/>
@@ -13629,7 +14336,6 @@
           <w:i/>
           <w:iCs/>
         </w:rPr>
-        <w:lastRenderedPageBreak/>
         <w:t>Рис. 2.5 Диаграмма классов (</w:t>
       </w:r>
       <w:r>
@@ -13676,19 +14382,19 @@
       <w:pPr>
         <w:pStyle w:val="af1"/>
       </w:pPr>
-      <w:bookmarkStart w:id="78" w:name="_Toc11"/>
-      <w:bookmarkStart w:id="79" w:name="_Toc226862049"/>
-      <w:bookmarkStart w:id="80" w:name="_Toc226862088"/>
-      <w:bookmarkStart w:id="81" w:name="_Toc226862338"/>
+      <w:bookmarkStart w:id="82" w:name="_Toc11"/>
+      <w:bookmarkStart w:id="83" w:name="_Toc226862049"/>
+      <w:bookmarkStart w:id="84" w:name="_Toc226862088"/>
+      <w:bookmarkStart w:id="85" w:name="_Toc226862338"/>
       <w:r>
         <w:rPr>
           <w:rFonts w:eastAsia="Arial Unicode MS" w:cs="Arial Unicode MS"/>
         </w:rPr>
         <w:br w:type="page"/>
       </w:r>
-      <w:bookmarkStart w:id="82" w:name="_Toc226862728"/>
-      <w:bookmarkStart w:id="83" w:name="_Toc230581405"/>
-      <w:bookmarkStart w:id="84" w:name="_Toc230582344"/>
+      <w:bookmarkStart w:id="86" w:name="_Toc226862728"/>
+      <w:bookmarkStart w:id="87" w:name="_Toc230581405"/>
+      <w:bookmarkStart w:id="88" w:name="_Toc230582344"/>
       <w:r>
         <w:rPr>
           <w:rFonts w:eastAsia="Arial Unicode MS" w:cs="Arial Unicode MS"/>
@@ -13696,36 +14402,36 @@
         <w:lastRenderedPageBreak/>
         <w:t>ГЛАВА 3. РАЗРАБОТКА ИНФОРМАЦИОННОЙ СИСТЕМЫ</w:t>
       </w:r>
-      <w:bookmarkEnd w:id="78"/>
-      <w:bookmarkEnd w:id="79"/>
-      <w:bookmarkEnd w:id="80"/>
-      <w:bookmarkEnd w:id="81"/>
       <w:bookmarkEnd w:id="82"/>
       <w:bookmarkEnd w:id="83"/>
       <w:bookmarkEnd w:id="84"/>
-    </w:p>
-    <w:p>
-      <w:pPr>
-        <w:pStyle w:val="af1"/>
-        <w:outlineLvl w:val="1"/>
-      </w:pPr>
-      <w:bookmarkStart w:id="85" w:name="_Toc12"/>
-      <w:bookmarkStart w:id="86" w:name="_Toc226862050"/>
-      <w:bookmarkStart w:id="87" w:name="_Toc226862089"/>
-      <w:bookmarkStart w:id="88" w:name="_Toc226862339"/>
-      <w:bookmarkStart w:id="89" w:name="_Toc226862729"/>
-      <w:bookmarkStart w:id="90" w:name="_Toc230581406"/>
-      <w:bookmarkStart w:id="91" w:name="_Toc230582345"/>
-      <w:r>
-        <w:t>3.1 Разработка требований к дизайну информационной системы</w:t>
-      </w:r>
       <w:bookmarkEnd w:id="85"/>
       <w:bookmarkEnd w:id="86"/>
       <w:bookmarkEnd w:id="87"/>
       <w:bookmarkEnd w:id="88"/>
+    </w:p>
+    <w:p>
+      <w:pPr>
+        <w:pStyle w:val="af1"/>
+        <w:outlineLvl w:val="1"/>
+      </w:pPr>
+      <w:bookmarkStart w:id="89" w:name="_Toc12"/>
+      <w:bookmarkStart w:id="90" w:name="_Toc226862050"/>
+      <w:bookmarkStart w:id="91" w:name="_Toc226862089"/>
+      <w:bookmarkStart w:id="92" w:name="_Toc226862339"/>
+      <w:bookmarkStart w:id="93" w:name="_Toc226862729"/>
+      <w:bookmarkStart w:id="94" w:name="_Toc230581406"/>
+      <w:bookmarkStart w:id="95" w:name="_Toc230582345"/>
+      <w:r>
+        <w:t>3.1 Разработка требований к дизайну информационной системы</w:t>
+      </w:r>
       <w:bookmarkEnd w:id="89"/>
       <w:bookmarkEnd w:id="90"/>
       <w:bookmarkEnd w:id="91"/>
+      <w:bookmarkEnd w:id="92"/>
+      <w:bookmarkEnd w:id="93"/>
+      <w:bookmarkEnd w:id="94"/>
+      <w:bookmarkEnd w:id="95"/>
     </w:p>
     <w:p>
       <w:pPr>
@@ -14096,26 +14802,26 @@
       <w:pPr>
         <w:pStyle w:val="af1"/>
       </w:pPr>
-      <w:bookmarkStart w:id="92" w:name="_Toc13"/>
-      <w:bookmarkStart w:id="93" w:name="_Toc226862051"/>
-      <w:bookmarkStart w:id="94" w:name="_Toc226862090"/>
-      <w:bookmarkStart w:id="95" w:name="_Toc226862340"/>
-      <w:bookmarkStart w:id="96" w:name="_Toc226862730"/>
-      <w:bookmarkStart w:id="97" w:name="_Toc230581407"/>
-      <w:bookmarkStart w:id="98" w:name="_Toc230582346"/>
+      <w:bookmarkStart w:id="96" w:name="_Toc13"/>
+      <w:bookmarkStart w:id="97" w:name="_Toc226862051"/>
+      <w:bookmarkStart w:id="98" w:name="_Toc226862090"/>
+      <w:bookmarkStart w:id="99" w:name="_Toc226862340"/>
+      <w:bookmarkStart w:id="100" w:name="_Toc226862730"/>
+      <w:bookmarkStart w:id="101" w:name="_Toc230581407"/>
+      <w:bookmarkStart w:id="102" w:name="_Toc230582346"/>
       <w:r>
         <w:rPr>
           <w:rFonts w:eastAsia="Arial Unicode MS" w:cs="Arial Unicode MS"/>
         </w:rPr>
         <w:t>3.2 Разработка формы «Авторизация»</w:t>
       </w:r>
-      <w:bookmarkEnd w:id="92"/>
-      <w:bookmarkEnd w:id="93"/>
-      <w:bookmarkEnd w:id="94"/>
-      <w:bookmarkEnd w:id="95"/>
       <w:bookmarkEnd w:id="96"/>
       <w:bookmarkEnd w:id="97"/>
       <w:bookmarkEnd w:id="98"/>
+      <w:bookmarkEnd w:id="99"/>
+      <w:bookmarkEnd w:id="100"/>
+      <w:bookmarkEnd w:id="101"/>
+      <w:bookmarkEnd w:id="102"/>
     </w:p>
     <w:p>
       <w:pPr>
@@ -14428,15 +15134,7 @@
         <w:pStyle w:val="af2"/>
       </w:pPr>
       <w:r>
-        <w:t>2. Ограничение количества попыток входа</w:t>
-      </w:r>
-      <w:proofErr w:type="gramStart"/>
-      <w:r>
-        <w:t>: Необходимо</w:t>
-      </w:r>
-      <w:proofErr w:type="gramEnd"/>
-      <w:r>
-        <w:t xml:space="preserve"> реализовать политику, при которой несколько последовательных неудачных попыток входа приводят к временной блокировке учетной записи или требованию ввода дополнительной проверки (например, капчи), что препятствует автоматизированным атакам.</w:t>
+        <w:t>2. Ограничение количества попыток входа: Необходимо реализовать политику, при которой несколько последовательных неудачных попыток входа приводят к временной блокировке учетной записи или требованию ввода дополнительной проверки (например, капчи), что препятствует автоматизированным атакам.</w:t>
       </w:r>
     </w:p>
     <w:p>
@@ -14561,6 +15259,7 @@
       <w:r>
         <w:rPr>
           <w:noProof/>
+          <w:lang w:eastAsia="ru-RU"/>
         </w:rPr>
         <w:drawing>
           <wp:inline distT="0" distB="0" distL="0" distR="0" wp14:anchorId="6F057DAF" wp14:editId="37DE3916">
@@ -14750,6 +15449,7 @@
           <w:noProof/>
           <w:sz w:val="28"/>
           <w:szCs w:val="28"/>
+          <w:lang w:eastAsia="ru-RU"/>
         </w:rPr>
         <w:drawing>
           <wp:inline distT="0" distB="0" distL="0" distR="0" wp14:anchorId="46F6F859" wp14:editId="32803CC2">
@@ -14941,26 +15641,26 @@
       <w:pPr>
         <w:pStyle w:val="af1"/>
       </w:pPr>
-      <w:bookmarkStart w:id="99" w:name="_Toc14"/>
-      <w:bookmarkStart w:id="100" w:name="_Toc226862052"/>
-      <w:bookmarkStart w:id="101" w:name="_Toc226862091"/>
-      <w:bookmarkStart w:id="102" w:name="_Toc226862341"/>
-      <w:bookmarkStart w:id="103" w:name="_Toc226862731"/>
-      <w:bookmarkStart w:id="104" w:name="_Toc230581408"/>
-      <w:bookmarkStart w:id="105" w:name="_Toc230582347"/>
+      <w:bookmarkStart w:id="103" w:name="_Toc14"/>
+      <w:bookmarkStart w:id="104" w:name="_Toc226862052"/>
+      <w:bookmarkStart w:id="105" w:name="_Toc226862091"/>
+      <w:bookmarkStart w:id="106" w:name="_Toc226862341"/>
+      <w:bookmarkStart w:id="107" w:name="_Toc226862731"/>
+      <w:bookmarkStart w:id="108" w:name="_Toc230581408"/>
+      <w:bookmarkStart w:id="109" w:name="_Toc230582347"/>
       <w:r>
         <w:rPr>
           <w:rFonts w:eastAsia="Arial Unicode MS" w:cs="Arial Unicode MS"/>
         </w:rPr>
         <w:t>3.3 Разработка формы «Номенклатура»</w:t>
       </w:r>
-      <w:bookmarkEnd w:id="99"/>
-      <w:bookmarkEnd w:id="100"/>
-      <w:bookmarkEnd w:id="101"/>
-      <w:bookmarkEnd w:id="102"/>
       <w:bookmarkEnd w:id="103"/>
       <w:bookmarkEnd w:id="104"/>
       <w:bookmarkEnd w:id="105"/>
+      <w:bookmarkEnd w:id="106"/>
+      <w:bookmarkEnd w:id="107"/>
+      <w:bookmarkEnd w:id="108"/>
+      <w:bookmarkEnd w:id="109"/>
     </w:p>
     <w:p>
       <w:pPr>
@@ -15377,25 +16077,7 @@
           <w:sz w:val="28"/>
           <w:szCs w:val="28"/>
         </w:rPr>
-        <w:t xml:space="preserve">Затем создадим </w:t>
-      </w:r>
-      <w:proofErr w:type="gramStart"/>
-      <w:r>
-        <w:rPr>
-          <w:rFonts w:ascii="Times New Roman" w:hAnsi="Times New Roman"/>
-          <w:sz w:val="28"/>
-          <w:szCs w:val="28"/>
-        </w:rPr>
-        <w:t>форму</w:t>
-      </w:r>
-      <w:proofErr w:type="gramEnd"/>
-      <w:r>
-        <w:rPr>
-          <w:rFonts w:ascii="Times New Roman" w:hAnsi="Times New Roman"/>
-          <w:sz w:val="28"/>
-          <w:szCs w:val="28"/>
-        </w:rPr>
-        <w:t xml:space="preserve"> в которой будут отображаться поля для «Номенклатура» слева сверху у нас поля для отображения элементов, справа сверху выбираем данные, которые будут учитываться при отображении.</w:t>
+        <w:t>Затем создадим форму в которой будут отображаться поля для «Номенклатура» слева сверху у нас поля для отображения элементов, справа сверху выбираем данные, которые будут учитываться при отображении.</w:t>
       </w:r>
       <w:r>
         <w:t xml:space="preserve"> </w:t>
@@ -15566,6 +16248,7 @@
       <w:r>
         <w:rPr>
           <w:noProof/>
+          <w:lang w:eastAsia="ru-RU"/>
         </w:rPr>
         <w:drawing>
           <wp:inline distT="0" distB="0" distL="0" distR="0" wp14:anchorId="3C2E6980" wp14:editId="3F9F43F6">
@@ -15639,26 +16322,26 @@
       <w:pPr>
         <w:pStyle w:val="af1"/>
       </w:pPr>
-      <w:bookmarkStart w:id="106" w:name="_Toc15"/>
-      <w:bookmarkStart w:id="107" w:name="_Toc226862053"/>
-      <w:bookmarkStart w:id="108" w:name="_Toc226862092"/>
-      <w:bookmarkStart w:id="109" w:name="_Toc226862342"/>
-      <w:bookmarkStart w:id="110" w:name="_Toc226862732"/>
-      <w:bookmarkStart w:id="111" w:name="_Toc230581409"/>
-      <w:bookmarkStart w:id="112" w:name="_Toc230582348"/>
+      <w:bookmarkStart w:id="110" w:name="_Toc15"/>
+      <w:bookmarkStart w:id="111" w:name="_Toc226862053"/>
+      <w:bookmarkStart w:id="112" w:name="_Toc226862092"/>
+      <w:bookmarkStart w:id="113" w:name="_Toc226862342"/>
+      <w:bookmarkStart w:id="114" w:name="_Toc226862732"/>
+      <w:bookmarkStart w:id="115" w:name="_Toc230581409"/>
+      <w:bookmarkStart w:id="116" w:name="_Toc230582348"/>
       <w:r>
         <w:rPr>
           <w:rFonts w:eastAsia="Arial Unicode MS" w:cs="Arial Unicode MS"/>
         </w:rPr>
         <w:t>3.4 Разработка справочника «Контрагенты»</w:t>
       </w:r>
-      <w:bookmarkEnd w:id="106"/>
-      <w:bookmarkEnd w:id="107"/>
-      <w:bookmarkEnd w:id="108"/>
-      <w:bookmarkEnd w:id="109"/>
       <w:bookmarkEnd w:id="110"/>
       <w:bookmarkEnd w:id="111"/>
       <w:bookmarkEnd w:id="112"/>
+      <w:bookmarkEnd w:id="113"/>
+      <w:bookmarkEnd w:id="114"/>
+      <w:bookmarkEnd w:id="115"/>
+      <w:bookmarkEnd w:id="116"/>
     </w:p>
     <w:p>
       <w:pPr>
@@ -15805,31 +16488,15 @@
         <w:pStyle w:val="af2"/>
       </w:pPr>
       <w:r>
-        <w:t>1. Процесс продаж</w:t>
-      </w:r>
-      <w:proofErr w:type="gramStart"/>
-      <w:r>
-        <w:t>: При</w:t>
-      </w:r>
-      <w:proofErr w:type="gramEnd"/>
-      <w:r>
-        <w:t xml:space="preserve"> оформлении чека или заказа на сайте данные о клиенте (адрес доставки, применяемые скидки по договору, история покупок) подтягиваются из его карточки в справочнике. Это ускоряет обслуживание и позволяет реализовать программу лояльности.</w:t>
-      </w:r>
-    </w:p>
-    <w:p>
-      <w:pPr>
-        <w:pStyle w:val="af2"/>
-      </w:pPr>
-      <w:r>
-        <w:t>2. Процесс закупок</w:t>
-      </w:r>
-      <w:proofErr w:type="gramStart"/>
-      <w:r>
-        <w:t>: При</w:t>
-      </w:r>
-      <w:proofErr w:type="gramEnd"/>
-      <w:r>
-        <w:t xml:space="preserve"> создании заказа поставщику система использует информацию из справочника: банковские реквизиты для оплаты, условия договора, контакты менеджера. Это минимизирует ошибки в цепочке поставок.</w:t>
+        <w:t>1. Процесс продаж: При оформлении чека или заказа на сайте данные о клиенте (адрес доставки, применяемые скидки по договору, история покупок) подтягиваются из его карточки в справочнике. Это ускоряет обслуживание и позволяет реализовать программу лояльности.</w:t>
+      </w:r>
+    </w:p>
+    <w:p>
+      <w:pPr>
+        <w:pStyle w:val="af2"/>
+      </w:pPr>
+      <w:r>
+        <w:t>2. Процесс закупок: При создании заказа поставщику система использует информацию из справочника: банковские реквизиты для оплаты, условия договора, контакты менеджера. Это минимизирует ошибки в цепочке поставок.</w:t>
       </w:r>
     </w:p>
     <w:p>
@@ -15845,15 +16512,7 @@
         <w:pStyle w:val="af2"/>
       </w:pPr>
       <w:r>
-        <w:t>4. Маркетинг и сервис</w:t>
-      </w:r>
-      <w:proofErr w:type="gramStart"/>
-      <w:r>
-        <w:t>: На основе</w:t>
-      </w:r>
-      <w:proofErr w:type="gramEnd"/>
-      <w:r>
-        <w:t xml:space="preserve"> классификации клиентов в справочнике возможен таргетированный маркетинг (рассылка новинок корпоративным клиентам) и эффективное управление сервисными заявками (обращение к истории покупок конкретного клиента).</w:t>
+        <w:t>4. Маркетинг и сервис: На основе классификации клиентов в справочнике возможен таргетированный маркетинг (рассылка новинок корпоративным клиентам) и эффективное управление сервисными заявками (обращение к истории покупок конкретного клиента).</w:t>
       </w:r>
     </w:p>
     <w:p>
@@ -15917,6 +16576,7 @@
           <w:noProof/>
           <w:sz w:val="28"/>
           <w:szCs w:val="28"/>
+          <w:lang w:eastAsia="ru-RU"/>
         </w:rPr>
         <w:drawing>
           <wp:inline distT="0" distB="0" distL="0" distR="0" wp14:anchorId="5B92379A" wp14:editId="6E515750">
@@ -16312,6 +16972,7 @@
           <w:noProof/>
           <w:sz w:val="28"/>
           <w:szCs w:val="28"/>
+          <w:lang w:eastAsia="ru-RU"/>
         </w:rPr>
         <w:drawing>
           <wp:inline distT="0" distB="0" distL="0" distR="0" wp14:anchorId="0A000215" wp14:editId="66DBF388">
@@ -16407,6 +17068,7 @@
           <w:noProof/>
           <w:sz w:val="28"/>
           <w:szCs w:val="28"/>
+          <w:lang w:eastAsia="ru-RU"/>
         </w:rPr>
         <w:lastRenderedPageBreak/>
         <w:drawing>
@@ -16497,13 +17159,13 @@
       <w:pPr>
         <w:pStyle w:val="af1"/>
       </w:pPr>
-      <w:bookmarkStart w:id="113" w:name="_Toc16"/>
-      <w:bookmarkStart w:id="114" w:name="_Toc226862054"/>
-      <w:bookmarkStart w:id="115" w:name="_Toc226862093"/>
-      <w:bookmarkStart w:id="116" w:name="_Toc226862343"/>
-      <w:bookmarkStart w:id="117" w:name="_Toc226862733"/>
-      <w:bookmarkStart w:id="118" w:name="_Toc230581410"/>
-      <w:bookmarkStart w:id="119" w:name="_Toc230582349"/>
+      <w:bookmarkStart w:id="117" w:name="_Toc16"/>
+      <w:bookmarkStart w:id="118" w:name="_Toc226862054"/>
+      <w:bookmarkStart w:id="119" w:name="_Toc226862093"/>
+      <w:bookmarkStart w:id="120" w:name="_Toc226862343"/>
+      <w:bookmarkStart w:id="121" w:name="_Toc226862733"/>
+      <w:bookmarkStart w:id="122" w:name="_Toc230581410"/>
+      <w:bookmarkStart w:id="123" w:name="_Toc230582349"/>
       <w:r>
         <w:rPr>
           <w:rFonts w:eastAsia="Arial Unicode MS" w:cs="Arial Unicode MS"/>
@@ -16511,13 +17173,13 @@
         <w:lastRenderedPageBreak/>
         <w:t>3.5 Разработка документа «Заказ поставщику»</w:t>
       </w:r>
-      <w:bookmarkEnd w:id="113"/>
-      <w:bookmarkEnd w:id="114"/>
-      <w:bookmarkEnd w:id="115"/>
-      <w:bookmarkEnd w:id="116"/>
       <w:bookmarkEnd w:id="117"/>
       <w:bookmarkEnd w:id="118"/>
       <w:bookmarkEnd w:id="119"/>
+      <w:bookmarkEnd w:id="120"/>
+      <w:bookmarkEnd w:id="121"/>
+      <w:bookmarkEnd w:id="122"/>
+      <w:bookmarkEnd w:id="123"/>
     </w:p>
     <w:p>
       <w:pPr>
@@ -16648,15 +17310,7 @@
         </w:numPr>
       </w:pPr>
       <w:r>
-        <w:t>Интеграция со складским учетом</w:t>
-      </w:r>
-      <w:proofErr w:type="gramStart"/>
-      <w:r>
-        <w:t>: После</w:t>
-      </w:r>
-      <w:proofErr w:type="gramEnd"/>
-      <w:r>
-        <w:t xml:space="preserve"> проведения документа </w:t>
+        <w:t xml:space="preserve">Интеграция со складским учетом: После проведения документа </w:t>
       </w:r>
       <w:r>
         <w:lastRenderedPageBreak/>
@@ -17154,7 +17808,6 @@
         <w:t xml:space="preserve">Процедура </w:t>
       </w:r>
       <w:proofErr w:type="spellStart"/>
-      <w:proofErr w:type="gramStart"/>
       <w:r>
         <w:rPr>
           <w:sz w:val="19"/>
@@ -17168,30 +17821,138 @@
           <w:sz w:val="19"/>
           <w:szCs w:val="19"/>
         </w:rPr>
-        <w:t>(</w:t>
-      </w:r>
-      <w:proofErr w:type="gramEnd"/>
-      <w:r>
+        <w:t>(Элемент)</w:t>
+      </w:r>
+    </w:p>
+    <w:p>
+      <w:pPr>
+        <w:pStyle w:val="af2"/>
         <w:rPr>
           <w:sz w:val="19"/>
           <w:szCs w:val="19"/>
         </w:rPr>
-        <w:t>Элемент)</w:t>
-      </w:r>
-    </w:p>
-    <w:p>
-      <w:pPr>
-        <w:pStyle w:val="af2"/>
+      </w:pPr>
+      <w:r>
         <w:rPr>
           <w:sz w:val="19"/>
           <w:szCs w:val="19"/>
         </w:rPr>
-      </w:pPr>
+        <w:tab/>
+      </w:r>
+      <w:proofErr w:type="spellStart"/>
+      <w:proofErr w:type="gramStart"/>
       <w:r>
         <w:rPr>
           <w:sz w:val="19"/>
           <w:szCs w:val="19"/>
         </w:rPr>
+        <w:t>СтрокаРасчет</w:t>
+      </w:r>
+      <w:proofErr w:type="spellEnd"/>
+      <w:r>
+        <w:rPr>
+          <w:sz w:val="19"/>
+          <w:szCs w:val="19"/>
+        </w:rPr>
+        <w:t>(</w:t>
+      </w:r>
+      <w:proofErr w:type="gramEnd"/>
+      <w:r>
+        <w:rPr>
+          <w:sz w:val="19"/>
+          <w:szCs w:val="19"/>
+        </w:rPr>
+        <w:t>)</w:t>
+      </w:r>
+    </w:p>
+    <w:p>
+      <w:pPr>
+        <w:pStyle w:val="af2"/>
+        <w:rPr>
+          <w:sz w:val="19"/>
+          <w:szCs w:val="19"/>
+        </w:rPr>
+      </w:pPr>
+      <w:proofErr w:type="spellStart"/>
+      <w:r>
+        <w:rPr>
+          <w:sz w:val="19"/>
+          <w:szCs w:val="19"/>
+        </w:rPr>
+        <w:t>КонецПроцедуры</w:t>
+      </w:r>
+      <w:proofErr w:type="spellEnd"/>
+    </w:p>
+    <w:p>
+      <w:pPr>
+        <w:pStyle w:val="af2"/>
+        <w:rPr>
+          <w:sz w:val="19"/>
+          <w:szCs w:val="19"/>
+        </w:rPr>
+      </w:pPr>
+      <w:r>
+        <w:rPr>
+          <w:sz w:val="19"/>
+          <w:szCs w:val="19"/>
+        </w:rPr>
+        <w:t>&amp;</w:t>
+      </w:r>
+      <w:proofErr w:type="spellStart"/>
+      <w:r>
+        <w:rPr>
+          <w:sz w:val="19"/>
+          <w:szCs w:val="19"/>
+        </w:rPr>
+        <w:t>НаКлиенте</w:t>
+      </w:r>
+      <w:proofErr w:type="spellEnd"/>
+    </w:p>
+    <w:p>
+      <w:pPr>
+        <w:pStyle w:val="af2"/>
+        <w:rPr>
+          <w:sz w:val="19"/>
+          <w:szCs w:val="19"/>
+        </w:rPr>
+      </w:pPr>
+      <w:r>
+        <w:rPr>
+          <w:sz w:val="19"/>
+          <w:szCs w:val="19"/>
+        </w:rPr>
+        <w:t xml:space="preserve">Процедура </w:t>
+      </w:r>
+      <w:proofErr w:type="spellStart"/>
+      <w:r>
+        <w:rPr>
+          <w:sz w:val="19"/>
+          <w:szCs w:val="19"/>
+        </w:rPr>
+        <w:t>ТоварыКоличествоПриИзменении</w:t>
+      </w:r>
+      <w:proofErr w:type="spellEnd"/>
+      <w:r>
+        <w:rPr>
+          <w:sz w:val="19"/>
+          <w:szCs w:val="19"/>
+        </w:rPr>
+        <w:t>(Элемент)</w:t>
+      </w:r>
+    </w:p>
+    <w:p>
+      <w:pPr>
+        <w:pStyle w:val="af2"/>
+        <w:rPr>
+          <w:sz w:val="19"/>
+          <w:szCs w:val="19"/>
+        </w:rPr>
+      </w:pPr>
+      <w:r>
+        <w:rPr>
+          <w:sz w:val="19"/>
+          <w:szCs w:val="19"/>
+        </w:rPr>
         <w:tab/>
       </w:r>
       <w:proofErr w:type="spellStart"/>
@@ -17285,7 +18046,7 @@
           <w:sz w:val="19"/>
           <w:szCs w:val="19"/>
         </w:rPr>
-        <w:t>ТоварыКоличествоПриИзменении</w:t>
+        <w:t>СтрокаРасчет</w:t>
       </w:r>
       <w:proofErr w:type="spellEnd"/>
       <w:r>
@@ -17301,7 +18062,7 @@
           <w:sz w:val="19"/>
           <w:szCs w:val="19"/>
         </w:rPr>
-        <w:t>Элемент)</w:t>
+        <w:t>)</w:t>
       </w:r>
     </w:p>
     <w:p>
@@ -17320,13 +18081,12 @@
         <w:tab/>
       </w:r>
       <w:proofErr w:type="spellStart"/>
-      <w:proofErr w:type="gramStart"/>
       <w:r>
         <w:rPr>
           <w:sz w:val="19"/>
           <w:szCs w:val="19"/>
         </w:rPr>
-        <w:t>СтрокаРасчет</w:t>
+        <w:t>СтрокаРасчета</w:t>
       </w:r>
       <w:proofErr w:type="spellEnd"/>
       <w:r>
@@ -17334,74 +18094,219 @@
           <w:sz w:val="19"/>
           <w:szCs w:val="19"/>
         </w:rPr>
-        <w:t>(</w:t>
-      </w:r>
-      <w:proofErr w:type="gramEnd"/>
+        <w:t xml:space="preserve"> = </w:t>
+      </w:r>
+      <w:proofErr w:type="spellStart"/>
       <w:r>
         <w:rPr>
           <w:sz w:val="19"/>
           <w:szCs w:val="19"/>
         </w:rPr>
-        <w:t>)</w:t>
-      </w:r>
-    </w:p>
-    <w:p>
-      <w:pPr>
-        <w:pStyle w:val="af2"/>
+        <w:t>Элементы.Товары.ТекущиеДанные</w:t>
+      </w:r>
+      <w:proofErr w:type="spellEnd"/>
+      <w:r>
         <w:rPr>
           <w:sz w:val="19"/>
           <w:szCs w:val="19"/>
         </w:rPr>
-      </w:pPr>
-      <w:proofErr w:type="spellStart"/>
-      <w:r>
+        <w:t>;</w:t>
+      </w:r>
+    </w:p>
+    <w:p>
+      <w:pPr>
+        <w:pStyle w:val="af2"/>
         <w:rPr>
           <w:sz w:val="19"/>
           <w:szCs w:val="19"/>
         </w:rPr>
-        <w:t>КонецПроцедуры</w:t>
-      </w:r>
-      <w:proofErr w:type="spellEnd"/>
-    </w:p>
-    <w:p>
-      <w:pPr>
-        <w:pStyle w:val="af2"/>
+      </w:pPr>
+      <w:r>
         <w:rPr>
           <w:sz w:val="19"/>
           <w:szCs w:val="19"/>
         </w:rPr>
-      </w:pPr>
+        <w:tab/>
+      </w:r>
+      <w:proofErr w:type="spellStart"/>
       <w:r>
         <w:rPr>
           <w:sz w:val="19"/>
           <w:szCs w:val="19"/>
         </w:rPr>
-        <w:t>&amp;</w:t>
-      </w:r>
-      <w:proofErr w:type="spellStart"/>
+        <w:t>СтрокаРасчета.Сумма</w:t>
+      </w:r>
+      <w:proofErr w:type="spellEnd"/>
       <w:r>
         <w:rPr>
           <w:sz w:val="19"/>
           <w:szCs w:val="19"/>
         </w:rPr>
-        <w:t>НаКлиенте</w:t>
-      </w:r>
-      <w:proofErr w:type="spellEnd"/>
-    </w:p>
-    <w:p>
-      <w:pPr>
-        <w:pStyle w:val="af2"/>
+        <w:t xml:space="preserve"> = </w:t>
+      </w:r>
+      <w:proofErr w:type="spellStart"/>
+      <w:r>
         <w:rPr>
           <w:sz w:val="19"/>
           <w:szCs w:val="19"/>
         </w:rPr>
-      </w:pPr>
+        <w:t>СтрокаРасчета.Цена</w:t>
+      </w:r>
+      <w:proofErr w:type="spellEnd"/>
       <w:r>
         <w:rPr>
           <w:sz w:val="19"/>
           <w:szCs w:val="19"/>
         </w:rPr>
+        <w:t xml:space="preserve"> * </w:t>
+      </w:r>
+      <w:proofErr w:type="spellStart"/>
+      <w:r>
+        <w:rPr>
+          <w:sz w:val="19"/>
+          <w:szCs w:val="19"/>
+        </w:rPr>
+        <w:t>СтрокаРасчета.Количество</w:t>
+      </w:r>
+      <w:proofErr w:type="spellEnd"/>
+      <w:r>
+        <w:rPr>
+          <w:sz w:val="19"/>
+          <w:szCs w:val="19"/>
+        </w:rPr>
+        <w:t>;</w:t>
+      </w:r>
+    </w:p>
+    <w:p>
+      <w:pPr>
+        <w:pStyle w:val="af2"/>
+        <w:rPr>
+          <w:sz w:val="19"/>
+          <w:szCs w:val="19"/>
+        </w:rPr>
+      </w:pPr>
+      <w:proofErr w:type="spellStart"/>
+      <w:r>
+        <w:rPr>
+          <w:sz w:val="19"/>
+          <w:szCs w:val="19"/>
+        </w:rPr>
+        <w:t>КонецПроцедуры</w:t>
+      </w:r>
+      <w:proofErr w:type="spellEnd"/>
+      <w:r>
+        <w:rPr>
+          <w:sz w:val="19"/>
+          <w:szCs w:val="19"/>
+        </w:rPr>
+        <w:t xml:space="preserve">        </w:t>
+      </w:r>
+    </w:p>
+    <w:p>
+      <w:pPr>
+        <w:pStyle w:val="af2"/>
+        <w:rPr>
+          <w:sz w:val="19"/>
+          <w:szCs w:val="19"/>
+        </w:rPr>
+      </w:pPr>
+      <w:r>
+        <w:rPr>
+          <w:sz w:val="19"/>
+          <w:szCs w:val="19"/>
+        </w:rPr>
+        <w:t>&amp;</w:t>
+      </w:r>
+      <w:proofErr w:type="spellStart"/>
+      <w:r>
+        <w:rPr>
+          <w:sz w:val="19"/>
+          <w:szCs w:val="19"/>
+        </w:rPr>
+        <w:t>НаКлиенте</w:t>
+      </w:r>
+      <w:proofErr w:type="spellEnd"/>
+    </w:p>
+    <w:p>
+      <w:pPr>
+        <w:pStyle w:val="af2"/>
+        <w:rPr>
+          <w:sz w:val="19"/>
+          <w:szCs w:val="19"/>
+        </w:rPr>
+      </w:pPr>
+      <w:r>
+        <w:rPr>
+          <w:sz w:val="19"/>
+          <w:szCs w:val="19"/>
+        </w:rPr>
+        <w:lastRenderedPageBreak/>
         <w:t xml:space="preserve">Процедура </w:t>
+      </w:r>
+      <w:proofErr w:type="spellStart"/>
+      <w:r>
+        <w:rPr>
+          <w:sz w:val="19"/>
+          <w:szCs w:val="19"/>
+        </w:rPr>
+        <w:t>НоменклатураПродукцияПриИзменении</w:t>
+      </w:r>
+      <w:proofErr w:type="spellEnd"/>
+      <w:r>
+        <w:rPr>
+          <w:sz w:val="19"/>
+          <w:szCs w:val="19"/>
+        </w:rPr>
+        <w:t>(Элемент)</w:t>
+      </w:r>
+    </w:p>
+    <w:p>
+      <w:pPr>
+        <w:pStyle w:val="af2"/>
+        <w:rPr>
+          <w:sz w:val="19"/>
+          <w:szCs w:val="19"/>
+        </w:rPr>
+      </w:pPr>
+      <w:r>
+        <w:rPr>
+          <w:sz w:val="19"/>
+          <w:szCs w:val="19"/>
+        </w:rPr>
+        <w:tab/>
+      </w:r>
+      <w:proofErr w:type="spellStart"/>
+      <w:r>
+        <w:rPr>
+          <w:sz w:val="19"/>
+          <w:szCs w:val="19"/>
+        </w:rPr>
+        <w:t>ТекДанные</w:t>
+      </w:r>
+      <w:proofErr w:type="spellEnd"/>
+      <w:r>
+        <w:rPr>
+          <w:sz w:val="19"/>
+          <w:szCs w:val="19"/>
+        </w:rPr>
+        <w:t xml:space="preserve"> = Объект.Товары.НайтиПоИдентификатору(Элементы.Товары.ТекущаяСтрока);</w:t>
+      </w:r>
+    </w:p>
+    <w:p>
+      <w:pPr>
+        <w:pStyle w:val="af2"/>
+        <w:rPr>
+          <w:sz w:val="19"/>
+          <w:szCs w:val="19"/>
+        </w:rPr>
+      </w:pPr>
+      <w:r>
+        <w:rPr>
+          <w:sz w:val="19"/>
+          <w:szCs w:val="19"/>
+        </w:rPr>
+        <w:tab/>
+        <w:t xml:space="preserve">Если </w:t>
       </w:r>
       <w:proofErr w:type="spellStart"/>
       <w:proofErr w:type="gramStart"/>
@@ -17410,7 +18315,7 @@
           <w:sz w:val="19"/>
           <w:szCs w:val="19"/>
         </w:rPr>
-        <w:t>СтрокаРасчет</w:t>
+        <w:t>ЗначениеЗаполнено</w:t>
       </w:r>
       <w:proofErr w:type="spellEnd"/>
       <w:r>
@@ -17420,45 +18325,45 @@
         </w:rPr>
         <w:t>(</w:t>
       </w:r>
+      <w:proofErr w:type="spellStart"/>
       <w:proofErr w:type="gramEnd"/>
       <w:r>
         <w:rPr>
           <w:sz w:val="19"/>
           <w:szCs w:val="19"/>
         </w:rPr>
-        <w:t>)</w:t>
-      </w:r>
-    </w:p>
-    <w:p>
-      <w:pPr>
-        <w:pStyle w:val="af2"/>
+        <w:t>ТекДанные.Товар</w:t>
+      </w:r>
+      <w:proofErr w:type="spellEnd"/>
+      <w:r>
         <w:rPr>
           <w:sz w:val="19"/>
           <w:szCs w:val="19"/>
         </w:rPr>
-      </w:pPr>
-      <w:r>
+        <w:t>) Тогда</w:t>
+      </w:r>
+    </w:p>
+    <w:p>
+      <w:pPr>
+        <w:pStyle w:val="af2"/>
         <w:rPr>
           <w:sz w:val="19"/>
           <w:szCs w:val="19"/>
         </w:rPr>
-        <w:tab/>
-      </w:r>
-      <w:proofErr w:type="spellStart"/>
+      </w:pPr>
       <w:r>
         <w:rPr>
           <w:sz w:val="19"/>
           <w:szCs w:val="19"/>
         </w:rPr>
-        <w:t>СтрокаРасчета</w:t>
-      </w:r>
-      <w:proofErr w:type="spellEnd"/>
+        <w:tab/>
+      </w:r>
       <w:r>
         <w:rPr>
           <w:sz w:val="19"/>
           <w:szCs w:val="19"/>
         </w:rPr>
-        <w:t xml:space="preserve"> = </w:t>
+        <w:tab/>
       </w:r>
       <w:proofErr w:type="spellStart"/>
       <w:r>
@@ -17466,7 +18371,7 @@
           <w:sz w:val="19"/>
           <w:szCs w:val="19"/>
         </w:rPr>
-        <w:t>Элементы.Товары.ТекущиеДанные</w:t>
+        <w:t>ТекДанные.Цена</w:t>
       </w:r>
       <w:proofErr w:type="spellEnd"/>
       <w:r>
@@ -17474,31 +18379,33 @@
           <w:sz w:val="19"/>
           <w:szCs w:val="19"/>
         </w:rPr>
-        <w:t>;</w:t>
-      </w:r>
-    </w:p>
-    <w:p>
-      <w:pPr>
-        <w:pStyle w:val="af2"/>
+        <w:t>=</w:t>
+      </w:r>
+      <w:proofErr w:type="spellStart"/>
+      <w:proofErr w:type="gramStart"/>
+      <w:r>
         <w:rPr>
           <w:sz w:val="19"/>
           <w:szCs w:val="19"/>
         </w:rPr>
-      </w:pPr>
+        <w:t>ПолучитьЦенуНаСервере</w:t>
+      </w:r>
+      <w:proofErr w:type="spellEnd"/>
       <w:r>
         <w:rPr>
           <w:sz w:val="19"/>
           <w:szCs w:val="19"/>
         </w:rPr>
-        <w:tab/>
+        <w:t>(</w:t>
       </w:r>
       <w:proofErr w:type="spellStart"/>
+      <w:proofErr w:type="gramEnd"/>
       <w:r>
         <w:rPr>
           <w:sz w:val="19"/>
           <w:szCs w:val="19"/>
         </w:rPr>
-        <w:t>СтрокаРасчета.Сумма</w:t>
+        <w:t>ТекДанные.Товар</w:t>
       </w:r>
       <w:proofErr w:type="spellEnd"/>
       <w:r>
@@ -17506,115 +18413,109 @@
           <w:sz w:val="19"/>
           <w:szCs w:val="19"/>
         </w:rPr>
-        <w:t xml:space="preserve"> = </w:t>
-      </w:r>
-      <w:proofErr w:type="spellStart"/>
-      <w:r>
+        <w:t>);</w:t>
+      </w:r>
+    </w:p>
+    <w:p>
+      <w:pPr>
+        <w:pStyle w:val="af2"/>
         <w:rPr>
           <w:sz w:val="19"/>
           <w:szCs w:val="19"/>
         </w:rPr>
-        <w:t>СтрокаРасчета.Цена</w:t>
-      </w:r>
-      <w:proofErr w:type="spellEnd"/>
+      </w:pPr>
       <w:r>
         <w:rPr>
           <w:sz w:val="19"/>
           <w:szCs w:val="19"/>
         </w:rPr>
-        <w:t xml:space="preserve"> * </w:t>
-      </w:r>
-      <w:proofErr w:type="spellStart"/>
+        <w:tab/>
+      </w:r>
       <w:r>
         <w:rPr>
           <w:sz w:val="19"/>
           <w:szCs w:val="19"/>
         </w:rPr>
-        <w:t>СтрокаРасчета.Количество</w:t>
-      </w:r>
-      <w:proofErr w:type="spellEnd"/>
+        <w:tab/>
+      </w:r>
+      <w:proofErr w:type="spellStart"/>
       <w:r>
         <w:rPr>
           <w:sz w:val="19"/>
           <w:szCs w:val="19"/>
         </w:rPr>
-        <w:t>;</w:t>
-      </w:r>
-    </w:p>
-    <w:p>
-      <w:pPr>
-        <w:pStyle w:val="af2"/>
+        <w:t>ТекДанные.Количество</w:t>
+      </w:r>
+      <w:proofErr w:type="spellEnd"/>
+      <w:r>
         <w:rPr>
           <w:sz w:val="19"/>
           <w:szCs w:val="19"/>
         </w:rPr>
-      </w:pPr>
-      <w:proofErr w:type="spellStart"/>
-      <w:r>
+        <w:t xml:space="preserve"> = 1; </w:t>
+      </w:r>
+    </w:p>
+    <w:p>
+      <w:pPr>
+        <w:pStyle w:val="af2"/>
         <w:rPr>
           <w:sz w:val="19"/>
           <w:szCs w:val="19"/>
         </w:rPr>
-        <w:t>КонецПроцедуры</w:t>
-      </w:r>
-      <w:proofErr w:type="spellEnd"/>
+      </w:pPr>
       <w:r>
         <w:rPr>
           <w:sz w:val="19"/>
           <w:szCs w:val="19"/>
         </w:rPr>
-        <w:t xml:space="preserve">        </w:t>
-      </w:r>
-    </w:p>
-    <w:p>
-      <w:pPr>
-        <w:pStyle w:val="af2"/>
+        <w:tab/>
+      </w:r>
+      <w:r>
         <w:rPr>
           <w:sz w:val="19"/>
           <w:szCs w:val="19"/>
         </w:rPr>
-      </w:pPr>
+        <w:tab/>
+      </w:r>
+      <w:proofErr w:type="spellStart"/>
       <w:r>
         <w:rPr>
           <w:sz w:val="19"/>
           <w:szCs w:val="19"/>
         </w:rPr>
-        <w:t>&amp;</w:t>
-      </w:r>
-      <w:proofErr w:type="spellStart"/>
+        <w:t>ТекДанные.Сумма</w:t>
+      </w:r>
+      <w:proofErr w:type="spellEnd"/>
       <w:r>
         <w:rPr>
           <w:sz w:val="19"/>
           <w:szCs w:val="19"/>
         </w:rPr>
-        <w:t>НаКлиенте</w:t>
-      </w:r>
-      <w:proofErr w:type="spellEnd"/>
-    </w:p>
-    <w:p>
-      <w:pPr>
-        <w:pStyle w:val="af2"/>
+        <w:t xml:space="preserve"> = </w:t>
+      </w:r>
+      <w:proofErr w:type="spellStart"/>
+      <w:r>
         <w:rPr>
           <w:sz w:val="19"/>
           <w:szCs w:val="19"/>
         </w:rPr>
-      </w:pPr>
+        <w:t>ТекДанные.Цена</w:t>
+      </w:r>
+      <w:proofErr w:type="spellEnd"/>
       <w:r>
         <w:rPr>
           <w:sz w:val="19"/>
           <w:szCs w:val="19"/>
         </w:rPr>
-        <w:lastRenderedPageBreak/>
-        <w:t xml:space="preserve">Процедура </w:t>
+        <w:t xml:space="preserve"> * </w:t>
       </w:r>
       <w:proofErr w:type="spellStart"/>
-      <w:proofErr w:type="gramStart"/>
       <w:r>
         <w:rPr>
           <w:sz w:val="19"/>
           <w:szCs w:val="19"/>
         </w:rPr>
-        <w:t>НоменклатураПродукцияПриИзменении</w:t>
+        <w:t>ТекДанные.Количество</w:t>
       </w:r>
       <w:proofErr w:type="spellEnd"/>
       <w:r>
@@ -17622,106 +18523,106 @@
           <w:sz w:val="19"/>
           <w:szCs w:val="19"/>
         </w:rPr>
-        <w:t>(</w:t>
-      </w:r>
-      <w:proofErr w:type="gramEnd"/>
-      <w:r>
+        <w:t>;</w:t>
+      </w:r>
+    </w:p>
+    <w:p>
+      <w:pPr>
+        <w:pStyle w:val="af2"/>
         <w:rPr>
           <w:sz w:val="19"/>
           <w:szCs w:val="19"/>
         </w:rPr>
-        <w:t>Элемент)</w:t>
-      </w:r>
-    </w:p>
-    <w:p>
-      <w:pPr>
-        <w:pStyle w:val="af2"/>
+      </w:pPr>
+      <w:r>
         <w:rPr>
           <w:sz w:val="19"/>
           <w:szCs w:val="19"/>
         </w:rPr>
-      </w:pPr>
+        <w:tab/>
+      </w:r>
+      <w:proofErr w:type="spellStart"/>
       <w:r>
         <w:rPr>
           <w:sz w:val="19"/>
           <w:szCs w:val="19"/>
         </w:rPr>
-        <w:tab/>
-      </w:r>
-      <w:proofErr w:type="spellStart"/>
+        <w:t>КонецЕсли</w:t>
+      </w:r>
+      <w:proofErr w:type="spellEnd"/>
       <w:r>
         <w:rPr>
           <w:sz w:val="19"/>
           <w:szCs w:val="19"/>
         </w:rPr>
-        <w:t>ТекДанные</w:t>
-      </w:r>
-      <w:proofErr w:type="spellEnd"/>
-      <w:r>
+        <w:t>;</w:t>
+      </w:r>
+    </w:p>
+    <w:p>
+      <w:pPr>
+        <w:pStyle w:val="af2"/>
         <w:rPr>
           <w:sz w:val="19"/>
           <w:szCs w:val="19"/>
         </w:rPr>
-        <w:t xml:space="preserve"> = Объект.Товары.</w:t>
-      </w:r>
-      <w:proofErr w:type="gramStart"/>
+      </w:pPr>
+      <w:proofErr w:type="spellStart"/>
       <w:r>
         <w:rPr>
           <w:sz w:val="19"/>
           <w:szCs w:val="19"/>
         </w:rPr>
-        <w:t>НайтиПоИдентификатору(</w:t>
-      </w:r>
-      <w:proofErr w:type="gramEnd"/>
-      <w:r>
+        <w:t>КонецПроцедуры</w:t>
+      </w:r>
+      <w:proofErr w:type="spellEnd"/>
+    </w:p>
+    <w:p>
+      <w:pPr>
+        <w:pStyle w:val="af2"/>
         <w:rPr>
           <w:sz w:val="19"/>
           <w:szCs w:val="19"/>
         </w:rPr>
-        <w:t>Элементы.Товары.ТекущаяСтрока);</w:t>
-      </w:r>
-    </w:p>
-    <w:p>
-      <w:pPr>
-        <w:pStyle w:val="af2"/>
+      </w:pPr>
+      <w:r>
         <w:rPr>
           <w:sz w:val="19"/>
           <w:szCs w:val="19"/>
         </w:rPr>
-      </w:pPr>
+        <w:t>&amp;</w:t>
+      </w:r>
+      <w:proofErr w:type="spellStart"/>
       <w:r>
         <w:rPr>
           <w:sz w:val="19"/>
           <w:szCs w:val="19"/>
         </w:rPr>
-        <w:tab/>
-        <w:t xml:space="preserve">Если </w:t>
-      </w:r>
-      <w:proofErr w:type="spellStart"/>
-      <w:proofErr w:type="gramStart"/>
-      <w:r>
+        <w:t>НаСервереБезКонтекста</w:t>
+      </w:r>
+      <w:proofErr w:type="spellEnd"/>
+    </w:p>
+    <w:p>
+      <w:pPr>
+        <w:pStyle w:val="af2"/>
         <w:rPr>
           <w:sz w:val="19"/>
           <w:szCs w:val="19"/>
         </w:rPr>
-        <w:t>ЗначениеЗаполнено</w:t>
-      </w:r>
-      <w:proofErr w:type="spellEnd"/>
+      </w:pPr>
       <w:r>
         <w:rPr>
           <w:sz w:val="19"/>
           <w:szCs w:val="19"/>
         </w:rPr>
-        <w:t>(</w:t>
+        <w:t xml:space="preserve">Функция </w:t>
       </w:r>
       <w:proofErr w:type="spellStart"/>
-      <w:proofErr w:type="gramEnd"/>
       <w:r>
         <w:rPr>
           <w:sz w:val="19"/>
           <w:szCs w:val="19"/>
         </w:rPr>
-        <w:t>ТекДанные.Товар</w:t>
+        <w:t>ПолучитьЦенуНаСервере</w:t>
       </w:r>
       <w:proofErr w:type="spellEnd"/>
       <w:r>
@@ -17729,306 +18630,7 @@
           <w:sz w:val="19"/>
           <w:szCs w:val="19"/>
         </w:rPr>
-        <w:t>) Тогда</w:t>
-      </w:r>
-    </w:p>
-    <w:p>
-      <w:pPr>
-        <w:pStyle w:val="af2"/>
-        <w:rPr>
-          <w:sz w:val="19"/>
-          <w:szCs w:val="19"/>
-        </w:rPr>
-      </w:pPr>
-      <w:r>
-        <w:rPr>
-          <w:sz w:val="19"/>
-          <w:szCs w:val="19"/>
-        </w:rPr>
-        <w:tab/>
-      </w:r>
-      <w:r>
-        <w:rPr>
-          <w:sz w:val="19"/>
-          <w:szCs w:val="19"/>
-        </w:rPr>
-        <w:tab/>
-      </w:r>
-      <w:proofErr w:type="spellStart"/>
-      <w:r>
-        <w:rPr>
-          <w:sz w:val="19"/>
-          <w:szCs w:val="19"/>
-        </w:rPr>
-        <w:t>ТекДанные.Цена</w:t>
-      </w:r>
-      <w:proofErr w:type="spellEnd"/>
-      <w:r>
-        <w:rPr>
-          <w:sz w:val="19"/>
-          <w:szCs w:val="19"/>
-        </w:rPr>
-        <w:t>=</w:t>
-      </w:r>
-      <w:proofErr w:type="spellStart"/>
-      <w:proofErr w:type="gramStart"/>
-      <w:r>
-        <w:rPr>
-          <w:sz w:val="19"/>
-          <w:szCs w:val="19"/>
-        </w:rPr>
-        <w:t>ПолучитьЦенуНаСервере</w:t>
-      </w:r>
-      <w:proofErr w:type="spellEnd"/>
-      <w:r>
-        <w:rPr>
-          <w:sz w:val="19"/>
-          <w:szCs w:val="19"/>
-        </w:rPr>
-        <w:t>(</w:t>
-      </w:r>
-      <w:proofErr w:type="spellStart"/>
-      <w:proofErr w:type="gramEnd"/>
-      <w:r>
-        <w:rPr>
-          <w:sz w:val="19"/>
-          <w:szCs w:val="19"/>
-        </w:rPr>
-        <w:t>ТекДанные.Товар</w:t>
-      </w:r>
-      <w:proofErr w:type="spellEnd"/>
-      <w:r>
-        <w:rPr>
-          <w:sz w:val="19"/>
-          <w:szCs w:val="19"/>
-        </w:rPr>
-        <w:t>);</w:t>
-      </w:r>
-    </w:p>
-    <w:p>
-      <w:pPr>
-        <w:pStyle w:val="af2"/>
-        <w:rPr>
-          <w:sz w:val="19"/>
-          <w:szCs w:val="19"/>
-        </w:rPr>
-      </w:pPr>
-      <w:r>
-        <w:rPr>
-          <w:sz w:val="19"/>
-          <w:szCs w:val="19"/>
-        </w:rPr>
-        <w:tab/>
-      </w:r>
-      <w:r>
-        <w:rPr>
-          <w:sz w:val="19"/>
-          <w:szCs w:val="19"/>
-        </w:rPr>
-        <w:tab/>
-      </w:r>
-      <w:proofErr w:type="spellStart"/>
-      <w:r>
-        <w:rPr>
-          <w:sz w:val="19"/>
-          <w:szCs w:val="19"/>
-        </w:rPr>
-        <w:t>ТекДанные.Количество</w:t>
-      </w:r>
-      <w:proofErr w:type="spellEnd"/>
-      <w:r>
-        <w:rPr>
-          <w:sz w:val="19"/>
-          <w:szCs w:val="19"/>
-        </w:rPr>
-        <w:t xml:space="preserve"> = 1; </w:t>
-      </w:r>
-    </w:p>
-    <w:p>
-      <w:pPr>
-        <w:pStyle w:val="af2"/>
-        <w:rPr>
-          <w:sz w:val="19"/>
-          <w:szCs w:val="19"/>
-        </w:rPr>
-      </w:pPr>
-      <w:r>
-        <w:rPr>
-          <w:sz w:val="19"/>
-          <w:szCs w:val="19"/>
-        </w:rPr>
-        <w:tab/>
-      </w:r>
-      <w:r>
-        <w:rPr>
-          <w:sz w:val="19"/>
-          <w:szCs w:val="19"/>
-        </w:rPr>
-        <w:tab/>
-      </w:r>
-      <w:proofErr w:type="spellStart"/>
-      <w:r>
-        <w:rPr>
-          <w:sz w:val="19"/>
-          <w:szCs w:val="19"/>
-        </w:rPr>
-        <w:t>ТекДанные.Сумма</w:t>
-      </w:r>
-      <w:proofErr w:type="spellEnd"/>
-      <w:r>
-        <w:rPr>
-          <w:sz w:val="19"/>
-          <w:szCs w:val="19"/>
-        </w:rPr>
-        <w:t xml:space="preserve"> = </w:t>
-      </w:r>
-      <w:proofErr w:type="spellStart"/>
-      <w:r>
-        <w:rPr>
-          <w:sz w:val="19"/>
-          <w:szCs w:val="19"/>
-        </w:rPr>
-        <w:t>ТекДанные.Цена</w:t>
-      </w:r>
-      <w:proofErr w:type="spellEnd"/>
-      <w:r>
-        <w:rPr>
-          <w:sz w:val="19"/>
-          <w:szCs w:val="19"/>
-        </w:rPr>
-        <w:t xml:space="preserve"> * </w:t>
-      </w:r>
-      <w:proofErr w:type="spellStart"/>
-      <w:r>
-        <w:rPr>
-          <w:sz w:val="19"/>
-          <w:szCs w:val="19"/>
-        </w:rPr>
-        <w:t>ТекДанные.Количество</w:t>
-      </w:r>
-      <w:proofErr w:type="spellEnd"/>
-      <w:r>
-        <w:rPr>
-          <w:sz w:val="19"/>
-          <w:szCs w:val="19"/>
-        </w:rPr>
-        <w:t>;</w:t>
-      </w:r>
-    </w:p>
-    <w:p>
-      <w:pPr>
-        <w:pStyle w:val="af2"/>
-        <w:rPr>
-          <w:sz w:val="19"/>
-          <w:szCs w:val="19"/>
-        </w:rPr>
-      </w:pPr>
-      <w:r>
-        <w:rPr>
-          <w:sz w:val="19"/>
-          <w:szCs w:val="19"/>
-        </w:rPr>
-        <w:tab/>
-      </w:r>
-      <w:proofErr w:type="spellStart"/>
-      <w:r>
-        <w:rPr>
-          <w:sz w:val="19"/>
-          <w:szCs w:val="19"/>
-        </w:rPr>
-        <w:t>КонецЕсли</w:t>
-      </w:r>
-      <w:proofErr w:type="spellEnd"/>
-      <w:r>
-        <w:rPr>
-          <w:sz w:val="19"/>
-          <w:szCs w:val="19"/>
-        </w:rPr>
-        <w:t>;</w:t>
-      </w:r>
-    </w:p>
-    <w:p>
-      <w:pPr>
-        <w:pStyle w:val="af2"/>
-        <w:rPr>
-          <w:sz w:val="19"/>
-          <w:szCs w:val="19"/>
-        </w:rPr>
-      </w:pPr>
-      <w:proofErr w:type="spellStart"/>
-      <w:r>
-        <w:rPr>
-          <w:sz w:val="19"/>
-          <w:szCs w:val="19"/>
-        </w:rPr>
-        <w:t>КонецПроцедуры</w:t>
-      </w:r>
-      <w:proofErr w:type="spellEnd"/>
-    </w:p>
-    <w:p>
-      <w:pPr>
-        <w:pStyle w:val="af2"/>
-        <w:rPr>
-          <w:sz w:val="19"/>
-          <w:szCs w:val="19"/>
-        </w:rPr>
-      </w:pPr>
-      <w:r>
-        <w:rPr>
-          <w:sz w:val="19"/>
-          <w:szCs w:val="19"/>
-        </w:rPr>
-        <w:t>&amp;</w:t>
-      </w:r>
-      <w:proofErr w:type="spellStart"/>
-      <w:r>
-        <w:rPr>
-          <w:sz w:val="19"/>
-          <w:szCs w:val="19"/>
-        </w:rPr>
-        <w:t>НаСервереБезКонтекста</w:t>
-      </w:r>
-      <w:proofErr w:type="spellEnd"/>
-    </w:p>
-    <w:p>
-      <w:pPr>
-        <w:pStyle w:val="af2"/>
-        <w:rPr>
-          <w:sz w:val="19"/>
-          <w:szCs w:val="19"/>
-        </w:rPr>
-      </w:pPr>
-      <w:r>
-        <w:rPr>
-          <w:sz w:val="19"/>
-          <w:szCs w:val="19"/>
-        </w:rPr>
-        <w:t xml:space="preserve">Функция </w:t>
-      </w:r>
-      <w:proofErr w:type="spellStart"/>
-      <w:proofErr w:type="gramStart"/>
-      <w:r>
-        <w:rPr>
-          <w:sz w:val="19"/>
-          <w:szCs w:val="19"/>
-        </w:rPr>
-        <w:t>ПолучитьЦенуНаСервере</w:t>
-      </w:r>
-      <w:proofErr w:type="spellEnd"/>
-      <w:r>
-        <w:rPr>
-          <w:sz w:val="19"/>
-          <w:szCs w:val="19"/>
-        </w:rPr>
-        <w:t>(</w:t>
-      </w:r>
-      <w:proofErr w:type="gramEnd"/>
-      <w:r>
-        <w:rPr>
-          <w:sz w:val="19"/>
-          <w:szCs w:val="19"/>
-        </w:rPr>
-        <w:t>Номенклатура)</w:t>
+        <w:t>(Номенклатура)</w:t>
       </w:r>
     </w:p>
     <w:p>
@@ -18311,26 +18913,26 @@
       <w:pPr>
         <w:pStyle w:val="af1"/>
       </w:pPr>
-      <w:bookmarkStart w:id="120" w:name="_Toc17"/>
-      <w:bookmarkStart w:id="121" w:name="_Toc226862055"/>
-      <w:bookmarkStart w:id="122" w:name="_Toc226862094"/>
-      <w:bookmarkStart w:id="123" w:name="_Toc226862344"/>
-      <w:bookmarkStart w:id="124" w:name="_Toc226862734"/>
-      <w:bookmarkStart w:id="125" w:name="_Toc230581411"/>
-      <w:bookmarkStart w:id="126" w:name="_Toc230582350"/>
+      <w:bookmarkStart w:id="124" w:name="_Toc17"/>
+      <w:bookmarkStart w:id="125" w:name="_Toc226862055"/>
+      <w:bookmarkStart w:id="126" w:name="_Toc226862094"/>
+      <w:bookmarkStart w:id="127" w:name="_Toc226862344"/>
+      <w:bookmarkStart w:id="128" w:name="_Toc226862734"/>
+      <w:bookmarkStart w:id="129" w:name="_Toc230581411"/>
+      <w:bookmarkStart w:id="130" w:name="_Toc230582350"/>
       <w:r>
         <w:rPr>
           <w:rFonts w:eastAsia="Arial Unicode MS" w:cs="Arial Unicode MS"/>
         </w:rPr>
         <w:t>3.6 Разработка документа «Заказ клиента»</w:t>
       </w:r>
-      <w:bookmarkEnd w:id="120"/>
-      <w:bookmarkEnd w:id="121"/>
-      <w:bookmarkEnd w:id="122"/>
-      <w:bookmarkEnd w:id="123"/>
       <w:bookmarkEnd w:id="124"/>
       <w:bookmarkEnd w:id="125"/>
       <w:bookmarkEnd w:id="126"/>
+      <w:bookmarkEnd w:id="127"/>
+      <w:bookmarkEnd w:id="128"/>
+      <w:bookmarkEnd w:id="129"/>
+      <w:bookmarkEnd w:id="130"/>
     </w:p>
     <w:p>
       <w:pPr>
@@ -18485,15 +19087,7 @@
         </w:numPr>
       </w:pPr>
       <w:r>
-        <w:t>Связь со складом</w:t>
-      </w:r>
-      <w:proofErr w:type="gramStart"/>
-      <w:r>
-        <w:t>: На основании</w:t>
-      </w:r>
-      <w:proofErr w:type="gramEnd"/>
-      <w:r>
-        <w:t xml:space="preserve"> подтверждённого заказа автоматически формируются задания на сборку и отгрузку.</w:t>
+        <w:t>Связь со складом: На основании подтверждённого заказа автоматически формируются задания на сборку и отгрузку.</w:t>
       </w:r>
     </w:p>
     <w:p>
@@ -18505,15 +19099,7 @@
         </w:numPr>
       </w:pPr>
       <w:r>
-        <w:t>Связь с закупками</w:t>
-      </w:r>
-      <w:proofErr w:type="gramStart"/>
-      <w:r>
-        <w:t>: При</w:t>
-      </w:r>
-      <w:proofErr w:type="gramEnd"/>
-      <w:r>
-        <w:t xml:space="preserve"> отсутствии товара и флаге «Под заказ» система может создать проект документа «Заказ поставщику».</w:t>
+        <w:t>Связь с закупками: При отсутствии товара и флаге «Под заказ» система может создать проект документа «Заказ поставщику».</w:t>
       </w:r>
     </w:p>
     <w:p>
@@ -19075,26 +19661,26 @@
       <w:pPr>
         <w:pStyle w:val="af1"/>
       </w:pPr>
-      <w:bookmarkStart w:id="127" w:name="_Toc18"/>
-      <w:bookmarkStart w:id="128" w:name="_Toc226862056"/>
-      <w:bookmarkStart w:id="129" w:name="_Toc226862095"/>
-      <w:bookmarkStart w:id="130" w:name="_Toc226862345"/>
-      <w:bookmarkStart w:id="131" w:name="_Toc226862735"/>
-      <w:bookmarkStart w:id="132" w:name="_Toc230581412"/>
-      <w:bookmarkStart w:id="133" w:name="_Toc230582351"/>
+      <w:bookmarkStart w:id="131" w:name="_Toc18"/>
+      <w:bookmarkStart w:id="132" w:name="_Toc226862056"/>
+      <w:bookmarkStart w:id="133" w:name="_Toc226862095"/>
+      <w:bookmarkStart w:id="134" w:name="_Toc226862345"/>
+      <w:bookmarkStart w:id="135" w:name="_Toc226862735"/>
+      <w:bookmarkStart w:id="136" w:name="_Toc230581412"/>
+      <w:bookmarkStart w:id="137" w:name="_Toc230582351"/>
       <w:r>
         <w:rPr>
           <w:rFonts w:eastAsia="Arial Unicode MS" w:cs="Arial Unicode MS"/>
         </w:rPr>
         <w:t>3.7 Разработка формы «Отчёты»</w:t>
       </w:r>
-      <w:bookmarkEnd w:id="127"/>
-      <w:bookmarkEnd w:id="128"/>
-      <w:bookmarkEnd w:id="129"/>
-      <w:bookmarkEnd w:id="130"/>
       <w:bookmarkEnd w:id="131"/>
       <w:bookmarkEnd w:id="132"/>
       <w:bookmarkEnd w:id="133"/>
+      <w:bookmarkEnd w:id="134"/>
+      <w:bookmarkEnd w:id="135"/>
+      <w:bookmarkEnd w:id="136"/>
+      <w:bookmarkEnd w:id="137"/>
     </w:p>
     <w:p>
       <w:pPr>
@@ -20576,6 +21162,7 @@
       <w:r>
         <w:rPr>
           <w:noProof/>
+          <w:lang w:eastAsia="ru-RU"/>
         </w:rPr>
         <w:lastRenderedPageBreak/>
         <w:drawing>
@@ -21510,13 +22097,13 @@
       <w:pPr>
         <w:pStyle w:val="af1"/>
       </w:pPr>
-      <w:bookmarkStart w:id="134" w:name="_Toc19"/>
-      <w:bookmarkStart w:id="135" w:name="_Toc226862057"/>
-      <w:bookmarkStart w:id="136" w:name="_Toc226862096"/>
-      <w:bookmarkStart w:id="137" w:name="_Toc226862346"/>
-      <w:bookmarkStart w:id="138" w:name="_Toc226862736"/>
-      <w:bookmarkStart w:id="139" w:name="_Toc230581413"/>
-      <w:bookmarkStart w:id="140" w:name="_Toc230582352"/>
+      <w:bookmarkStart w:id="138" w:name="_Toc19"/>
+      <w:bookmarkStart w:id="139" w:name="_Toc226862057"/>
+      <w:bookmarkStart w:id="140" w:name="_Toc226862096"/>
+      <w:bookmarkStart w:id="141" w:name="_Toc226862346"/>
+      <w:bookmarkStart w:id="142" w:name="_Toc226862736"/>
+      <w:bookmarkStart w:id="143" w:name="_Toc230581413"/>
+      <w:bookmarkStart w:id="144" w:name="_Toc230582352"/>
       <w:r>
         <w:rPr>
           <w:rFonts w:eastAsia="Arial Unicode MS" w:cs="Arial Unicode MS"/>
@@ -21524,13 +22111,13 @@
         <w:lastRenderedPageBreak/>
         <w:t>ЗАКЛЮЧЕНИЕ</w:t>
       </w:r>
-      <w:bookmarkEnd w:id="134"/>
-      <w:bookmarkEnd w:id="135"/>
-      <w:bookmarkEnd w:id="136"/>
-      <w:bookmarkEnd w:id="137"/>
       <w:bookmarkEnd w:id="138"/>
       <w:bookmarkEnd w:id="139"/>
       <w:bookmarkEnd w:id="140"/>
+      <w:bookmarkEnd w:id="141"/>
+      <w:bookmarkEnd w:id="142"/>
+      <w:bookmarkEnd w:id="143"/>
+      <w:bookmarkEnd w:id="144"/>
     </w:p>
     <w:p>
       <w:pPr>
@@ -21681,6 +22268,9 @@
         <w:pStyle w:val="af2"/>
       </w:pPr>
       <w:r>
+        <w:rPr>
+          <w:noProof/>
+        </w:rPr>
         <w:drawing>
           <wp:anchor distT="0" distB="0" distL="114300" distR="114300" simplePos="0" relativeHeight="251658240" behindDoc="0" locked="0" layoutInCell="1" allowOverlap="1" wp14:anchorId="0598A747" wp14:editId="3868774A">
             <wp:simplePos x="0" y="0"/>
@@ -21785,8 +22375,8 @@
       <w:pPr>
         <w:pStyle w:val="af1"/>
       </w:pPr>
-      <w:bookmarkStart w:id="141" w:name="_Toc230581414"/>
-      <w:bookmarkStart w:id="142" w:name="_Toc230582353"/>
+      <w:bookmarkStart w:id="145" w:name="_Toc230581414"/>
+      <w:bookmarkStart w:id="146" w:name="_Toc230582353"/>
       <w:r>
         <w:rPr>
           <w:rFonts w:ascii="Times New Roman CYR" w:hAnsi="Times New Roman CYR"/>
@@ -21794,8 +22384,8 @@
         <w:lastRenderedPageBreak/>
         <w:t>СПИСОК ИСПОЛЬЗОВАННЫХ ИСТОЧНИКОВ И ЛИТЕРАТУРЫ</w:t>
       </w:r>
-      <w:bookmarkEnd w:id="141"/>
-      <w:bookmarkEnd w:id="142"/>
+      <w:bookmarkEnd w:id="145"/>
+      <w:bookmarkEnd w:id="146"/>
     </w:p>
     <w:p>
       <w:pPr>
@@ -22351,25 +22941,7 @@
           <w:sz w:val="28"/>
           <w:szCs w:val="28"/>
         </w:rPr>
-        <w:t xml:space="preserve">Онлайн курсы «1С: Предприятие 8.3»        </w:t>
-      </w:r>
-      <w:proofErr w:type="gramStart"/>
-      <w:r>
-        <w:rPr>
-          <w:rFonts w:ascii="Times New Roman" w:hAnsi="Times New Roman"/>
-          <w:sz w:val="28"/>
-          <w:szCs w:val="28"/>
-        </w:rPr>
-        <w:t xml:space="preserve">   [</w:t>
-      </w:r>
-      <w:proofErr w:type="gramEnd"/>
-      <w:r>
-        <w:rPr>
-          <w:rFonts w:ascii="Times New Roman" w:hAnsi="Times New Roman"/>
-          <w:sz w:val="28"/>
-          <w:szCs w:val="28"/>
-        </w:rPr>
-        <w:t xml:space="preserve">Электронный ресурс] </w:t>
+        <w:t xml:space="preserve">Онлайн курсы «1С: Предприятие 8.3»           [Электронный ресурс] </w:t>
       </w:r>
       <w:hyperlink r:id="rId61" w:history="1">
         <w:r>
@@ -22417,15 +22989,7 @@
           <w:sz w:val="28"/>
           <w:szCs w:val="28"/>
         </w:rPr>
-        <w:t>Учебное пособие. Программирование в «1С: Предприятие 8»</w:t>
-      </w:r>
-      <w:r>
-        <w:rPr>
-          <w:rFonts w:ascii="Times New Roman" w:hAnsi="Times New Roman"/>
-          <w:sz w:val="28"/>
-          <w:szCs w:val="28"/>
-        </w:rPr>
-        <w:t xml:space="preserve"> </w:t>
+        <w:t xml:space="preserve">Учебное пособие. Программирование в «1С: Предприятие 8» </w:t>
       </w:r>
       <w:r>
         <w:rPr>
@@ -22504,25 +23068,7 @@
           <w:sz w:val="28"/>
           <w:szCs w:val="28"/>
         </w:rPr>
-        <w:t>1</w:t>
-      </w:r>
-      <w:proofErr w:type="gramStart"/>
-      <w:r>
-        <w:rPr>
-          <w:rFonts w:ascii="Times New Roman" w:hAnsi="Times New Roman"/>
-          <w:sz w:val="28"/>
-          <w:szCs w:val="28"/>
-        </w:rPr>
-        <w:t>С:Элемент</w:t>
-      </w:r>
-      <w:proofErr w:type="gramEnd"/>
-      <w:r>
-        <w:rPr>
-          <w:rFonts w:ascii="Times New Roman" w:hAnsi="Times New Roman"/>
-          <w:sz w:val="28"/>
-          <w:szCs w:val="28"/>
-        </w:rPr>
-        <w:t xml:space="preserve"> </w:t>
+        <w:t xml:space="preserve">1С:Элемент </w:t>
       </w:r>
       <w:r>
         <w:rPr>
@@ -22610,7 +23156,10 @@
       <w:fldChar w:fldCharType="separate"/>
     </w:r>
     <w:r>
-      <w:t>2</w:t>
+      <w:rPr>
+        <w:noProof/>
+      </w:rPr>
+      <w:t>20</w:t>
     </w:r>
     <w:r>
       <w:fldChar w:fldCharType="end"/>
@@ -22658,6 +23207,7 @@
     <w:r>
       <w:rPr>
         <w:noProof/>
+        <w:lang w:eastAsia="ru-RU"/>
       </w:rPr>
       <mc:AlternateContent>
         <mc:Choice Requires="wps">
@@ -22736,6 +23286,7 @@
     <w:r>
       <w:rPr>
         <w:noProof/>
+        <w:lang w:eastAsia="ru-RU"/>
       </w:rPr>
       <mc:AlternateContent>
         <mc:Choice Requires="wps">
@@ -31900,7 +32451,7 @@
   <w:num w:numId="31">
     <w:abstractNumId w:val="46"/>
     <w:lvlOverride w:ilvl="0">
-      <w:lvl w:ilvl="0" w:tplc="E1A889B4">
+      <w:lvl w:ilvl="0" w:tplc="D4569472">
         <w:start w:val="1"/>
         <w:numFmt w:val="bullet"/>
         <w:lvlText w:val="•"/>
@@ -31934,7 +32485,7 @@
       </w:lvl>
     </w:lvlOverride>
     <w:lvlOverride w:ilvl="1">
-      <w:lvl w:ilvl="1" w:tplc="2D4E891C">
+      <w:lvl w:ilvl="1" w:tplc="778A56CA">
         <w:start w:val="1"/>
         <w:numFmt w:val="bullet"/>
         <w:lvlText w:val="•"/>
@@ -31969,7 +32520,7 @@
       </w:lvl>
     </w:lvlOverride>
     <w:lvlOverride w:ilvl="2">
-      <w:lvl w:ilvl="2" w:tplc="7B56093E">
+      <w:lvl w:ilvl="2" w:tplc="E850C864">
         <w:start w:val="1"/>
         <w:numFmt w:val="bullet"/>
         <w:lvlText w:val="•"/>
@@ -32004,7 +32555,7 @@
       </w:lvl>
     </w:lvlOverride>
     <w:lvlOverride w:ilvl="3">
-      <w:lvl w:ilvl="3" w:tplc="D964637E">
+      <w:lvl w:ilvl="3" w:tplc="1E4C9C4C">
         <w:start w:val="1"/>
         <w:numFmt w:val="bullet"/>
         <w:lvlText w:val="•"/>
@@ -32039,7 +32590,7 @@
       </w:lvl>
     </w:lvlOverride>
     <w:lvlOverride w:ilvl="4">
-      <w:lvl w:ilvl="4" w:tplc="4A3A0496">
+      <w:lvl w:ilvl="4" w:tplc="B8A8AD10">
         <w:start w:val="1"/>
         <w:numFmt w:val="bullet"/>
         <w:lvlText w:val="•"/>
@@ -32074,7 +32625,7 @@
       </w:lvl>
     </w:lvlOverride>
     <w:lvlOverride w:ilvl="5">
-      <w:lvl w:ilvl="5" w:tplc="4280A164">
+      <w:lvl w:ilvl="5" w:tplc="E682B1D8">
         <w:start w:val="1"/>
         <w:numFmt w:val="bullet"/>
         <w:lvlText w:val="•"/>
@@ -32109,7 +32660,7 @@
       </w:lvl>
     </w:lvlOverride>
     <w:lvlOverride w:ilvl="6">
-      <w:lvl w:ilvl="6" w:tplc="0F581D0C">
+      <w:lvl w:ilvl="6" w:tplc="20141DA8">
         <w:start w:val="1"/>
         <w:numFmt w:val="bullet"/>
         <w:lvlText w:val="•"/>
@@ -32144,7 +32695,7 @@
       </w:lvl>
     </w:lvlOverride>
     <w:lvlOverride w:ilvl="7">
-      <w:lvl w:ilvl="7" w:tplc="BE683808">
+      <w:lvl w:ilvl="7" w:tplc="295C1C34">
         <w:start w:val="1"/>
         <w:numFmt w:val="bullet"/>
         <w:lvlText w:val="•"/>
@@ -32179,7 +32730,7 @@
       </w:lvl>
     </w:lvlOverride>
     <w:lvlOverride w:ilvl="8">
-      <w:lvl w:ilvl="8" w:tplc="E5684254">
+      <w:lvl w:ilvl="8" w:tplc="788E4534">
         <w:start w:val="1"/>
         <w:numFmt w:val="bullet"/>
         <w:lvlText w:val="•"/>
@@ -32491,7 +33042,6 @@
     <w:lsdException w:name="HTML Sample" w:semiHidden="1" w:unhideWhenUsed="1"/>
     <w:lsdException w:name="HTML Typewriter" w:semiHidden="1" w:unhideWhenUsed="1"/>
     <w:lsdException w:name="HTML Variable" w:semiHidden="1" w:unhideWhenUsed="1"/>
-    <w:lsdException w:name="Normal Table" w:semiHidden="1" w:unhideWhenUsed="1"/>
     <w:lsdException w:name="annotation subject" w:semiHidden="1" w:unhideWhenUsed="1"/>
     <w:lsdException w:name="No List" w:semiHidden="1" w:unhideWhenUsed="1"/>
     <w:lsdException w:name="Outline List 1" w:semiHidden="1" w:unhideWhenUsed="1"/>
@@ -32534,11 +33084,8 @@
     <w:lsdException w:name="Table Contemporary" w:semiHidden="1" w:unhideWhenUsed="1"/>
     <w:lsdException w:name="Table Elegant" w:semiHidden="1" w:unhideWhenUsed="1"/>
     <w:lsdException w:name="Table Professional" w:semiHidden="1" w:unhideWhenUsed="1"/>
-    <w:lsdException w:name="Table Subtle 1" w:semiHidden="1" w:unhideWhenUsed="1"/>
     <w:lsdException w:name="Table Subtle 2" w:semiHidden="1" w:unhideWhenUsed="1"/>
     <w:lsdException w:name="Table Web 1" w:semiHidden="1" w:unhideWhenUsed="1"/>
-    <w:lsdException w:name="Table Web 2" w:semiHidden="1" w:unhideWhenUsed="1"/>
-    <w:lsdException w:name="Table Web 3" w:semiHidden="1" w:unhideWhenUsed="1"/>
     <w:lsdException w:name="Balloon Text" w:semiHidden="1" w:unhideWhenUsed="1"/>
     <w:lsdException w:name="Table Grid" w:uiPriority="59"/>
     <w:lsdException w:name="Table Theme" w:semiHidden="1" w:unhideWhenUsed="1"/>
@@ -33646,8 +34193,8 @@
       <w:ind w:left="220"/>
     </w:pPr>
   </w:style>
-  <w:style w:type="character" w:styleId="af6">
-    <w:name w:val="Unresolved Mention"/>
+  <w:style w:type="character" w:customStyle="1" w:styleId="1d">
+    <w:name w:val="Неразрешенное упоминание1"/>
     <w:uiPriority w:val="99"/>
     <w:semiHidden/>
     <w:unhideWhenUsed/>
@@ -33655,6 +34202,38 @@
     <w:rPr>
       <w:color w:val="605E5C"/>
       <w:shd w:val="clear" w:color="auto" w:fill="E1DFDD"/>
+    </w:rPr>
+  </w:style>
+  <w:style w:type="paragraph" w:customStyle="1" w:styleId="docdata">
+    <w:name w:val="docdata"/>
+    <w:aliases w:val="docy,v5,8333,bqiaagaaeyqcaaagiaiaaao4hqaabcydaaaaaaaaaaaaaaaaaaaaaaaaaaaaaaaaaaaaaaaaaaaaaaaaaaaaaaaaaaaaaaaaaaaaaaaaaaaaaaaaaaaaaaaaaaaaaaaaaaaaaaaaaaaaaaaaaaaaaaaaaaaaaaaaaaaaaaaaaaaaaaaaaaaaaaaaaaaaaaaaaaaaaaaaaaaaaaaaaaaaaaaaaaaaaaaaaaaaaaaa"/>
+    <w:basedOn w:val="a1"/>
+    <w:rsid w:val="00E45CDC"/>
+    <w:pPr>
+      <w:spacing w:before="100" w:beforeAutospacing="1" w:after="100" w:afterAutospacing="1" w:line="240" w:lineRule="auto"/>
+    </w:pPr>
+    <w:rPr>
+      <w:rFonts w:ascii="Times New Roman" w:eastAsia="Times New Roman" w:hAnsi="Times New Roman"/>
+      <w:sz w:val="24"/>
+      <w:szCs w:val="24"/>
+      <w:lang w:eastAsia="ru-RU"/>
+    </w:rPr>
+  </w:style>
+  <w:style w:type="paragraph" w:styleId="af6">
+    <w:name w:val="Normal (Web)"/>
+    <w:basedOn w:val="a1"/>
+    <w:uiPriority w:val="99"/>
+    <w:semiHidden/>
+    <w:unhideWhenUsed/>
+    <w:rsid w:val="00E45CDC"/>
+    <w:pPr>
+      <w:spacing w:before="100" w:beforeAutospacing="1" w:after="100" w:afterAutospacing="1" w:line="240" w:lineRule="auto"/>
+    </w:pPr>
+    <w:rPr>
+      <w:rFonts w:ascii="Times New Roman" w:eastAsia="Times New Roman" w:hAnsi="Times New Roman"/>
+      <w:sz w:val="24"/>
+      <w:szCs w:val="24"/>
+      <w:lang w:eastAsia="ru-RU"/>
     </w:rPr>
   </w:style>
 </w:styles>
@@ -33960,7 +34539,7 @@
 </file>
 
 <file path=customXml/itemProps1.xml><?xml version="1.0" encoding="utf-8"?>
-<ds:datastoreItem xmlns:ds="http://schemas.openxmlformats.org/officeDocument/2006/customXml" ds:itemID="{2A2BAB8E-4A47-42F5-8C7C-F0DF8BA2F728}">
+<ds:datastoreItem xmlns:ds="http://schemas.openxmlformats.org/officeDocument/2006/customXml" ds:itemID="{E7913646-9BA1-4000-8545-9A6D7D110D6D}">
   <ds:schemaRefs>
     <ds:schemaRef ds:uri="http://schemas.openxmlformats.org/officeDocument/2006/bibliography"/>
   </ds:schemaRefs>

--- a/diplom_gotov.docx
+++ b/diplom_gotov.docx
@@ -2,18 +2,6 @@
 <file path=word/document.xml><?xml version="1.0" encoding="utf-8"?>
 <w:document xmlns:wpc="http://schemas.microsoft.com/office/word/2010/wordprocessingCanvas" xmlns:cx="http://schemas.microsoft.com/office/drawing/2014/chartex" xmlns:cx1="http://schemas.microsoft.com/office/drawing/2015/9/8/chartex" xmlns:cx2="http://schemas.microsoft.com/office/drawing/2015/10/21/chartex" xmlns:cx3="http://schemas.microsoft.com/office/drawing/2016/5/9/chartex" xmlns:cx4="http://schemas.microsoft.com/office/drawing/2016/5/10/chartex" xmlns:cx5="http://schemas.microsoft.com/office/drawing/2016/5/11/chartex" xmlns:cx6="http://schemas.microsoft.com/office/drawing/2016/5/12/chartex" xmlns:cx7="http://schemas.microsoft.com/office/drawing/2016/5/13/chartex" xmlns:cx8="http://schemas.microsoft.com/office/drawing/2016/5/14/chartex" xmlns:mc="http://schemas.openxmlformats.org/markup-compatibility/2006" xmlns:aink="http://schemas.microsoft.com/office/drawing/2016/ink" xmlns:am3d="http://schemas.microsoft.com/office/drawing/2017/model3d" xmlns:o="urn:schemas-microsoft-com:office:office" xmlns:r="http://schemas.openxmlformats.org/officeDocument/2006/relationships" xmlns:m="http://schemas.openxmlformats.org/officeDocument/2006/math" xmlns:v="urn:schemas-microsoft-com:vml" xmlns:wp14="http://schemas.microsoft.com/office/word/2010/wordprocessingDrawing" xmlns:wp="http://schemas.openxmlformats.org/drawingml/2006/wordprocessingDrawing" xmlns:w10="urn:schemas-microsoft-com:office:word" xmlns:w="http://schemas.openxmlformats.org/wordprocessingml/2006/main" xmlns:w14="http://schemas.microsoft.com/office/word/2010/wordml" xmlns:w15="http://schemas.microsoft.com/office/word/2012/wordml" xmlns:w16cex="http://schemas.microsoft.com/office/word/2018/wordml/cex" xmlns:w16cid="http://schemas.microsoft.com/office/word/2016/wordml/cid" xmlns:w16="http://schemas.microsoft.com/office/word/2018/wordml" xmlns:w16sdtdh="http://schemas.microsoft.com/office/word/2020/wordml/sdtdatahash" xmlns:w16se="http://schemas.microsoft.com/office/word/2015/wordml/symex" xmlns:wpg="http://schemas.microsoft.com/office/word/2010/wordprocessingGroup" xmlns:wpi="http://schemas.microsoft.com/office/word/2010/wordprocessingInk" xmlns:wne="http://schemas.microsoft.com/office/word/2006/wordml" xmlns:wps="http://schemas.microsoft.com/office/word/2010/wordprocessingShape" mc:Ignorable="w14 w15 w16se w16cid w16 w16cex w16sdtdh wp14">
   <w:body>
-    <w:p>
-      <w:pPr>
-        <w:pStyle w:val="32"/>
-        <w:keepNext/>
-        <w:keepLines/>
-        <w:shd w:val="clear" w:color="auto" w:fill="auto"/>
-        <w:spacing w:before="0" w:after="0" w:line="280" w:lineRule="exact"/>
-        <w:rPr>
-          <w:rFonts w:ascii="Times New Roman" w:hAnsi="Times New Roman"/>
-        </w:rPr>
-      </w:pPr>
-    </w:p>
     <w:p>
       <w:pPr>
         <w:spacing w:after="0" w:line="240" w:lineRule="auto"/>
@@ -482,6 +470,16 @@
       </w:r>
       <w:r>
         <w:rPr>
+          <w:rFonts w:ascii="Times New Roman" w:eastAsia="Times New Roman" w:hAnsi="Times New Roman"/>
+          <w:sz w:val="28"/>
+          <w:szCs w:val="28"/>
+          <w:u w:val="single"/>
+          <w:lang w:eastAsia="ru-RU"/>
+        </w:rPr>
+        <w:t>«</w:t>
+      </w:r>
+      <w:r>
+        <w:rPr>
           <w:rFonts w:ascii="Times New Roman" w:hAnsi="Times New Roman"/>
           <w:bCs/>
           <w:sz w:val="28"/>
@@ -502,6 +500,16 @@
         <w:t>С:Предприятие</w:t>
       </w:r>
       <w:proofErr w:type="gramEnd"/>
+      <w:r>
+        <w:rPr>
+          <w:rFonts w:ascii="Times New Roman" w:hAnsi="Times New Roman"/>
+          <w:bCs/>
+          <w:sz w:val="28"/>
+          <w:szCs w:val="28"/>
+          <w:u w:val="single"/>
+        </w:rPr>
+        <w:t>»</w:t>
+      </w:r>
     </w:p>
     <w:p>
       <w:pPr>
@@ -1333,7 +1341,27 @@
           <w:vertAlign w:val="subscript"/>
           <w:lang w:eastAsia="ru-RU"/>
         </w:rPr>
-        <w:t>____</w:t>
+        <w:t>___</w:t>
+      </w:r>
+      <w:r>
+        <w:rPr>
+          <w:rFonts w:ascii="Times New Roman" w:eastAsia="Times New Roman" w:hAnsi="Times New Roman"/>
+          <w:sz w:val="28"/>
+          <w:szCs w:val="28"/>
+          <w:vertAlign w:val="subscript"/>
+          <w:lang w:eastAsia="ru-RU"/>
+        </w:rPr>
+        <w:t xml:space="preserve"> </w:t>
+      </w:r>
+      <w:r>
+        <w:rPr>
+          <w:rFonts w:ascii="Times New Roman" w:eastAsia="Times New Roman" w:hAnsi="Times New Roman"/>
+          <w:sz w:val="28"/>
+          <w:szCs w:val="28"/>
+          <w:vertAlign w:val="subscript"/>
+          <w:lang w:eastAsia="ru-RU"/>
+        </w:rPr>
+        <w:t>_</w:t>
       </w:r>
       <w:r>
         <w:rPr>
@@ -1714,15 +1742,7 @@
           <w:sz w:val="28"/>
           <w:szCs w:val="28"/>
         </w:rPr>
-        <w:t>                                              </w:t>
-      </w:r>
-      <w:r>
-        <w:rPr>
-          <w:color w:val="000000"/>
-          <w:sz w:val="28"/>
-          <w:szCs w:val="28"/>
-        </w:rPr>
-        <w:t xml:space="preserve">                        </w:t>
+        <w:t xml:space="preserve">                                                                      </w:t>
       </w:r>
       <w:r>
         <w:rPr>
@@ -1738,7 +1758,7 @@
           <w:sz w:val="28"/>
           <w:szCs w:val="28"/>
         </w:rPr>
-        <w:t xml:space="preserve">    </w:t>
+        <w:t xml:space="preserve">     </w:t>
       </w:r>
       <w:r>
         <w:rPr>
@@ -1746,7 +1766,7 @@
           <w:sz w:val="28"/>
           <w:szCs w:val="28"/>
         </w:rPr>
-        <w:t> </w:t>
+        <w:t xml:space="preserve"> </w:t>
       </w:r>
       <w:r>
         <w:rPr>
@@ -1754,23 +1774,7 @@
           <w:sz w:val="28"/>
           <w:szCs w:val="28"/>
         </w:rPr>
-        <w:t xml:space="preserve"> </w:t>
-      </w:r>
-      <w:r>
-        <w:rPr>
-          <w:color w:val="000000"/>
-          <w:sz w:val="28"/>
-          <w:szCs w:val="28"/>
-        </w:rPr>
-        <w:t xml:space="preserve">   </w:t>
-      </w:r>
-      <w:r>
-        <w:rPr>
-          <w:color w:val="000000"/>
-          <w:sz w:val="28"/>
-          <w:szCs w:val="28"/>
-        </w:rPr>
-        <w:t xml:space="preserve">   директора                                                        </w:t>
+        <w:t xml:space="preserve">      директора                                                        </w:t>
       </w:r>
     </w:p>
     <w:p>
@@ -1786,25 +1790,7 @@
           <w:sz w:val="28"/>
           <w:szCs w:val="28"/>
         </w:rPr>
-        <w:t>               </w:t>
-      </w:r>
-      <w:r>
-        <w:rPr>
-          <w:rFonts w:ascii="Times New Roman CYR" w:hAnsi="Times New Roman CYR" w:cs="Times New Roman CYR"/>
-          <w:color w:val="000000"/>
-          <w:sz w:val="28"/>
-          <w:szCs w:val="28"/>
-        </w:rPr>
-        <w:t xml:space="preserve"> </w:t>
-      </w:r>
-      <w:r>
-        <w:rPr>
-          <w:rFonts w:ascii="Times New Roman CYR" w:hAnsi="Times New Roman CYR" w:cs="Times New Roman CYR"/>
-          <w:color w:val="000000"/>
-          <w:sz w:val="28"/>
-          <w:szCs w:val="28"/>
-        </w:rPr>
-        <w:t xml:space="preserve">                                          </w:t>
+        <w:t xml:space="preserve">                                                          </w:t>
       </w:r>
     </w:p>
     <w:p>
@@ -1904,9 +1890,8 @@
           <w:color w:val="000000"/>
           <w:sz w:val="28"/>
           <w:szCs w:val="28"/>
-          <w:u w:val="single"/>
-        </w:rPr>
-        <w:t>6</w:t>
+        </w:rPr>
+        <w:t xml:space="preserve">6 </w:t>
       </w:r>
       <w:r>
         <w:rPr>
@@ -1915,7 +1900,7 @@
           <w:sz w:val="28"/>
           <w:szCs w:val="28"/>
         </w:rPr>
-        <w:t xml:space="preserve"> г.</w:t>
+        <w:t>г.</w:t>
       </w:r>
     </w:p>
     <w:p>
@@ -2386,7 +2371,15 @@
           <w:sz w:val="28"/>
           <w:szCs w:val="28"/>
         </w:rPr>
-        <w:t>ПРЕДПРОЕКТНАЯ ЧАСТЬ ТРЕБОВАНИЙ К ИНФОРМАЦИОННОЙ СИСТЕМЕ</w:t>
+        <w:t>П</w:t>
+      </w:r>
+      <w:r>
+        <w:rPr>
+          <w:rFonts w:ascii="Times New Roman" w:eastAsia="Arial Unicode MS" w:hAnsi="Times New Roman"/>
+          <w:sz w:val="28"/>
+          <w:szCs w:val="28"/>
+        </w:rPr>
+        <w:t>редпроектная часть требований к информационной системе</w:t>
       </w:r>
     </w:p>
     <w:p>
@@ -2425,7 +2418,15 @@
           <w:sz w:val="28"/>
           <w:szCs w:val="28"/>
         </w:rPr>
-        <w:t>ПРОЕКТИРОВАНИЕ ТРЕБОВАНИЙ К ИНФОРМАЦИОННОЙ СИСТЕМЕ</w:t>
+        <w:t>П</w:t>
+      </w:r>
+      <w:r>
+        <w:rPr>
+          <w:rFonts w:ascii="Times New Roman" w:eastAsia="Arial Unicode MS" w:hAnsi="Times New Roman"/>
+          <w:sz w:val="28"/>
+          <w:szCs w:val="28"/>
+        </w:rPr>
+        <w:t>роектирование требований к информационной системе</w:t>
       </w:r>
     </w:p>
     <w:p>
@@ -2445,7 +2446,31 @@
           <w:sz w:val="28"/>
           <w:szCs w:val="28"/>
         </w:rPr>
-        <w:t>ГЛАВА 3. РАЗРАБОТКА ИНФОРМАЦИОННОЙ СИСТЕМЫ</w:t>
+        <w:t>Г</w:t>
+      </w:r>
+      <w:r>
+        <w:rPr>
+          <w:rFonts w:ascii="Times New Roman" w:eastAsia="Arial Unicode MS" w:hAnsi="Times New Roman"/>
+          <w:sz w:val="28"/>
+          <w:szCs w:val="28"/>
+        </w:rPr>
+        <w:t xml:space="preserve">лава 3. </w:t>
+      </w:r>
+      <w:r>
+        <w:rPr>
+          <w:rFonts w:ascii="Times New Roman" w:eastAsia="Arial Unicode MS" w:hAnsi="Times New Roman"/>
+          <w:sz w:val="28"/>
+          <w:szCs w:val="28"/>
+        </w:rPr>
+        <w:t>Р</w:t>
+      </w:r>
+      <w:r>
+        <w:rPr>
+          <w:rFonts w:ascii="Times New Roman" w:eastAsia="Arial Unicode MS" w:hAnsi="Times New Roman"/>
+          <w:sz w:val="28"/>
+          <w:szCs w:val="28"/>
+        </w:rPr>
+        <w:t>азработка информационной системы</w:t>
       </w:r>
     </w:p>
     <w:p>
@@ -2565,6 +2590,14 @@
           <w:szCs w:val="28"/>
           <w:lang w:eastAsia="ru-RU"/>
         </w:rPr>
+        <w:sectPr>
+          <w:pgSz w:w="11906" w:h="16838"/>
+          <w:pgMar w:top="1134" w:right="850" w:bottom="1134" w:left="1701" w:header="708" w:footer="708" w:gutter="0"/>
+          <w:pgNumType w:start="1"/>
+          <w:cols w:space="708"/>
+          <w:titlePg/>
+          <w:docGrid w:linePitch="360"/>
+        </w:sectPr>
       </w:pPr>
       <w:r>
         <w:rPr>
@@ -2573,8 +2606,19 @@
           <w:szCs w:val="28"/>
           <w:lang w:eastAsia="ru-RU"/>
         </w:rPr>
-        <w:t>Дата выдачи задания «11» марта 2026 г.</w:t>
-      </w:r>
+        <w:t>Дата выдачи задания «11» марта 2026 г</w:t>
+      </w:r>
+    </w:p>
+    <w:p>
+      <w:pPr>
+        <w:spacing w:after="200" w:line="240" w:lineRule="auto"/>
+        <w:rPr>
+          <w:rFonts w:ascii="Times New Roman CYR" w:eastAsia="Times New Roman" w:hAnsi="Times New Roman CYR"/>
+          <w:sz w:val="28"/>
+          <w:szCs w:val="28"/>
+          <w:lang w:eastAsia="ru-RU"/>
+        </w:rPr>
+      </w:pPr>
     </w:p>
     <w:p>
       <w:pPr>
@@ -2594,7 +2638,6 @@
           <w:szCs w:val="28"/>
           <w:lang w:eastAsia="ru-RU"/>
         </w:rPr>
-        <w:lastRenderedPageBreak/>
         <w:t xml:space="preserve">                                                                 </w:t>
       </w:r>
       <w:r>
@@ -3157,8 +3200,9 @@
     </w:p>
     <w:tbl>
       <w:tblPr>
+        <w:tblpPr w:leftFromText="180" w:rightFromText="180" w:vertAnchor="text" w:tblpX="-5" w:tblpY="1"/>
+        <w:tblOverlap w:val="never"/>
         <w:tblW w:w="9371" w:type="dxa"/>
-        <w:tblInd w:w="-5" w:type="dxa"/>
         <w:tblLayout w:type="fixed"/>
         <w:tblCellMar>
           <w:left w:w="10" w:type="dxa"/>
@@ -3169,15 +3213,10 @@
       <w:tblGrid>
         <w:gridCol w:w="15"/>
         <w:gridCol w:w="3387"/>
-        <w:gridCol w:w="14"/>
-        <w:gridCol w:w="1687"/>
-        <w:gridCol w:w="10"/>
-        <w:gridCol w:w="1691"/>
-        <w:gridCol w:w="14"/>
-        <w:gridCol w:w="1404"/>
-        <w:gridCol w:w="10"/>
-        <w:gridCol w:w="1124"/>
-        <w:gridCol w:w="15"/>
+        <w:gridCol w:w="1701"/>
+        <w:gridCol w:w="1701"/>
+        <w:gridCol w:w="1418"/>
+        <w:gridCol w:w="1149"/>
       </w:tblGrid>
       <w:tr>
         <w:trPr>
@@ -3224,7 +3263,6 @@
         <w:tc>
           <w:tcPr>
             <w:tcW w:w="1701" w:type="dxa"/>
-            <w:gridSpan w:val="2"/>
             <w:tcBorders>
               <w:top w:val="single" w:sz="4" w:space="0" w:color="auto"/>
               <w:left w:val="single" w:sz="4" w:space="0" w:color="auto"/>
@@ -3262,7 +3300,6 @@
         <w:tc>
           <w:tcPr>
             <w:tcW w:w="1701" w:type="dxa"/>
-            <w:gridSpan w:val="2"/>
             <w:tcBorders>
               <w:top w:val="single" w:sz="4" w:space="0" w:color="auto"/>
               <w:left w:val="single" w:sz="4" w:space="0" w:color="auto"/>
@@ -3300,7 +3337,6 @@
         <w:tc>
           <w:tcPr>
             <w:tcW w:w="1418" w:type="dxa"/>
-            <w:gridSpan w:val="2"/>
             <w:tcBorders>
               <w:top w:val="single" w:sz="4" w:space="0" w:color="auto"/>
               <w:left w:val="single" w:sz="4" w:space="0" w:color="auto"/>
@@ -3338,7 +3374,6 @@
         <w:tc>
           <w:tcPr>
             <w:tcW w:w="1149" w:type="dxa"/>
-            <w:gridSpan w:val="3"/>
             <w:tcBorders>
               <w:top w:val="single" w:sz="4" w:space="0" w:color="auto"/>
               <w:left w:val="single" w:sz="4" w:space="0" w:color="auto"/>
@@ -3415,7 +3450,6 @@
         <w:tc>
           <w:tcPr>
             <w:tcW w:w="1701" w:type="dxa"/>
-            <w:gridSpan w:val="2"/>
             <w:tcBorders>
               <w:top w:val="single" w:sz="4" w:space="0" w:color="auto"/>
               <w:left w:val="single" w:sz="4" w:space="0" w:color="auto"/>
@@ -3473,7 +3507,6 @@
         <w:tc>
           <w:tcPr>
             <w:tcW w:w="1701" w:type="dxa"/>
-            <w:gridSpan w:val="2"/>
             <w:tcBorders>
               <w:top w:val="single" w:sz="4" w:space="0" w:color="auto"/>
               <w:left w:val="single" w:sz="4" w:space="0" w:color="auto"/>
@@ -3509,7 +3542,6 @@
         <w:tc>
           <w:tcPr>
             <w:tcW w:w="1418" w:type="dxa"/>
-            <w:gridSpan w:val="2"/>
             <w:tcBorders>
               <w:top w:val="single" w:sz="4" w:space="0" w:color="auto"/>
               <w:left w:val="single" w:sz="4" w:space="0" w:color="auto"/>
@@ -3546,7 +3578,6 @@
         <w:tc>
           <w:tcPr>
             <w:tcW w:w="1149" w:type="dxa"/>
-            <w:gridSpan w:val="3"/>
             <w:tcBorders>
               <w:top w:val="single" w:sz="4" w:space="0" w:color="auto"/>
               <w:left w:val="single" w:sz="4" w:space="0" w:color="auto"/>
@@ -3610,7 +3641,6 @@
         <w:tc>
           <w:tcPr>
             <w:tcW w:w="1701" w:type="dxa"/>
-            <w:gridSpan w:val="2"/>
             <w:tcBorders>
               <w:top w:val="single" w:sz="4" w:space="0" w:color="auto"/>
               <w:left w:val="single" w:sz="4" w:space="0" w:color="auto"/>
@@ -3646,7 +3676,6 @@
         <w:tc>
           <w:tcPr>
             <w:tcW w:w="1701" w:type="dxa"/>
-            <w:gridSpan w:val="2"/>
             <w:tcBorders>
               <w:top w:val="single" w:sz="4" w:space="0" w:color="auto"/>
               <w:left w:val="single" w:sz="4" w:space="0" w:color="auto"/>
@@ -3673,7 +3702,6 @@
         <w:tc>
           <w:tcPr>
             <w:tcW w:w="1418" w:type="dxa"/>
-            <w:gridSpan w:val="2"/>
             <w:tcBorders>
               <w:top w:val="single" w:sz="4" w:space="0" w:color="auto"/>
               <w:left w:val="single" w:sz="4" w:space="0" w:color="auto"/>
@@ -3709,7 +3737,6 @@
         <w:tc>
           <w:tcPr>
             <w:tcW w:w="1149" w:type="dxa"/>
-            <w:gridSpan w:val="3"/>
             <w:tcBorders>
               <w:top w:val="single" w:sz="4" w:space="0" w:color="auto"/>
               <w:left w:val="single" w:sz="4" w:space="0" w:color="auto"/>
@@ -3773,7 +3800,6 @@
         <w:tc>
           <w:tcPr>
             <w:tcW w:w="1701" w:type="dxa"/>
-            <w:gridSpan w:val="2"/>
             <w:tcBorders>
               <w:top w:val="single" w:sz="4" w:space="0" w:color="auto"/>
               <w:left w:val="single" w:sz="4" w:space="0" w:color="auto"/>
@@ -3853,7 +3879,6 @@
         <w:tc>
           <w:tcPr>
             <w:tcW w:w="1701" w:type="dxa"/>
-            <w:gridSpan w:val="2"/>
             <w:tcBorders>
               <w:top w:val="single" w:sz="4" w:space="0" w:color="auto"/>
               <w:left w:val="single" w:sz="4" w:space="0" w:color="auto"/>
@@ -3880,7 +3905,6 @@
         <w:tc>
           <w:tcPr>
             <w:tcW w:w="1418" w:type="dxa"/>
-            <w:gridSpan w:val="2"/>
             <w:tcBorders>
               <w:top w:val="single" w:sz="4" w:space="0" w:color="auto"/>
               <w:left w:val="single" w:sz="4" w:space="0" w:color="auto"/>
@@ -3916,7 +3940,6 @@
         <w:tc>
           <w:tcPr>
             <w:tcW w:w="1149" w:type="dxa"/>
-            <w:gridSpan w:val="3"/>
             <w:tcBorders>
               <w:top w:val="single" w:sz="4" w:space="0" w:color="auto"/>
               <w:left w:val="single" w:sz="4" w:space="0" w:color="auto"/>
@@ -3980,7 +4003,6 @@
         <w:tc>
           <w:tcPr>
             <w:tcW w:w="1701" w:type="dxa"/>
-            <w:gridSpan w:val="2"/>
             <w:tcBorders>
               <w:top w:val="single" w:sz="4" w:space="0" w:color="auto"/>
               <w:left w:val="single" w:sz="4" w:space="0" w:color="auto"/>
@@ -4016,7 +4038,6 @@
         <w:tc>
           <w:tcPr>
             <w:tcW w:w="1701" w:type="dxa"/>
-            <w:gridSpan w:val="2"/>
             <w:tcBorders>
               <w:top w:val="single" w:sz="4" w:space="0" w:color="auto"/>
               <w:left w:val="single" w:sz="4" w:space="0" w:color="auto"/>
@@ -4052,7 +4073,6 @@
         <w:tc>
           <w:tcPr>
             <w:tcW w:w="1418" w:type="dxa"/>
-            <w:gridSpan w:val="2"/>
             <w:tcBorders>
               <w:top w:val="single" w:sz="4" w:space="0" w:color="auto"/>
               <w:left w:val="single" w:sz="4" w:space="0" w:color="auto"/>
@@ -4101,7 +4121,6 @@
         <w:tc>
           <w:tcPr>
             <w:tcW w:w="1149" w:type="dxa"/>
-            <w:gridSpan w:val="3"/>
             <w:tcBorders>
               <w:top w:val="single" w:sz="4" w:space="0" w:color="auto"/>
               <w:left w:val="single" w:sz="4" w:space="0" w:color="auto"/>
@@ -4128,7 +4147,7 @@
         <w:trPr>
           <w:gridBefore w:val="1"/>
           <w:wBefore w:w="15" w:type="dxa"/>
-          <w:trHeight w:val="493"/>
+          <w:trHeight w:val="955"/>
         </w:trPr>
         <w:tc>
           <w:tcPr>
@@ -4166,7 +4185,6 @@
         <w:tc>
           <w:tcPr>
             <w:tcW w:w="1701" w:type="dxa"/>
-            <w:gridSpan w:val="2"/>
             <w:tcBorders>
               <w:top w:val="single" w:sz="4" w:space="0" w:color="auto"/>
               <w:left w:val="single" w:sz="4" w:space="0" w:color="auto"/>
@@ -4202,7 +4220,6 @@
         <w:tc>
           <w:tcPr>
             <w:tcW w:w="1701" w:type="dxa"/>
-            <w:gridSpan w:val="2"/>
             <w:tcBorders>
               <w:top w:val="single" w:sz="4" w:space="0" w:color="auto"/>
               <w:left w:val="single" w:sz="4" w:space="0" w:color="auto"/>
@@ -4238,7 +4255,6 @@
         <w:tc>
           <w:tcPr>
             <w:tcW w:w="1418" w:type="dxa"/>
-            <w:gridSpan w:val="2"/>
             <w:tcBorders>
               <w:top w:val="single" w:sz="4" w:space="0" w:color="auto"/>
               <w:left w:val="single" w:sz="4" w:space="0" w:color="auto"/>
@@ -4274,7 +4290,6 @@
         <w:tc>
           <w:tcPr>
             <w:tcW w:w="1149" w:type="dxa"/>
-            <w:gridSpan w:val="3"/>
             <w:tcBorders>
               <w:top w:val="single" w:sz="4" w:space="0" w:color="auto"/>
               <w:left w:val="single" w:sz="4" w:space="0" w:color="auto"/>
@@ -4339,7 +4354,6 @@
         <w:tc>
           <w:tcPr>
             <w:tcW w:w="1701" w:type="dxa"/>
-            <w:gridSpan w:val="2"/>
             <w:tcBorders>
               <w:top w:val="single" w:sz="4" w:space="0" w:color="auto"/>
               <w:left w:val="single" w:sz="4" w:space="0" w:color="auto"/>
@@ -4375,7 +4389,6 @@
         <w:tc>
           <w:tcPr>
             <w:tcW w:w="1701" w:type="dxa"/>
-            <w:gridSpan w:val="2"/>
             <w:tcBorders>
               <w:top w:val="single" w:sz="4" w:space="0" w:color="auto"/>
               <w:left w:val="single" w:sz="4" w:space="0" w:color="auto"/>
@@ -4411,7 +4424,6 @@
         <w:tc>
           <w:tcPr>
             <w:tcW w:w="1418" w:type="dxa"/>
-            <w:gridSpan w:val="2"/>
             <w:tcBorders>
               <w:top w:val="single" w:sz="4" w:space="0" w:color="auto"/>
               <w:left w:val="single" w:sz="4" w:space="0" w:color="auto"/>
@@ -4447,7 +4459,6 @@
         <w:tc>
           <w:tcPr>
             <w:tcW w:w="1149" w:type="dxa"/>
-            <w:gridSpan w:val="3"/>
             <w:tcBorders>
               <w:top w:val="single" w:sz="4" w:space="0" w:color="auto"/>
               <w:left w:val="single" w:sz="4" w:space="0" w:color="auto"/>
@@ -4512,7 +4523,6 @@
         <w:tc>
           <w:tcPr>
             <w:tcW w:w="1701" w:type="dxa"/>
-            <w:gridSpan w:val="2"/>
             <w:tcBorders>
               <w:top w:val="single" w:sz="4" w:space="0" w:color="auto"/>
               <w:left w:val="single" w:sz="4" w:space="0" w:color="auto"/>
@@ -4548,7 +4558,6 @@
         <w:tc>
           <w:tcPr>
             <w:tcW w:w="1701" w:type="dxa"/>
-            <w:gridSpan w:val="2"/>
             <w:tcBorders>
               <w:top w:val="single" w:sz="4" w:space="0" w:color="auto"/>
               <w:left w:val="single" w:sz="4" w:space="0" w:color="auto"/>
@@ -4575,7 +4584,6 @@
         <w:tc>
           <w:tcPr>
             <w:tcW w:w="1418" w:type="dxa"/>
-            <w:gridSpan w:val="2"/>
             <w:tcBorders>
               <w:top w:val="single" w:sz="4" w:space="0" w:color="auto"/>
               <w:left w:val="single" w:sz="4" w:space="0" w:color="auto"/>
@@ -4611,7 +4619,6 @@
         <w:tc>
           <w:tcPr>
             <w:tcW w:w="1149" w:type="dxa"/>
-            <w:gridSpan w:val="3"/>
             <w:tcBorders>
               <w:top w:val="single" w:sz="4" w:space="0" w:color="auto"/>
               <w:left w:val="single" w:sz="4" w:space="0" w:color="auto"/>
@@ -4676,7 +4683,6 @@
         <w:tc>
           <w:tcPr>
             <w:tcW w:w="1701" w:type="dxa"/>
-            <w:gridSpan w:val="2"/>
             <w:tcBorders>
               <w:top w:val="single" w:sz="4" w:space="0" w:color="auto"/>
               <w:left w:val="single" w:sz="4" w:space="0" w:color="auto"/>
@@ -4712,7 +4718,6 @@
         <w:tc>
           <w:tcPr>
             <w:tcW w:w="1701" w:type="dxa"/>
-            <w:gridSpan w:val="2"/>
             <w:tcBorders>
               <w:top w:val="single" w:sz="4" w:space="0" w:color="auto"/>
               <w:left w:val="single" w:sz="4" w:space="0" w:color="auto"/>
@@ -4739,7 +4744,6 @@
         <w:tc>
           <w:tcPr>
             <w:tcW w:w="1418" w:type="dxa"/>
-            <w:gridSpan w:val="2"/>
             <w:tcBorders>
               <w:top w:val="single" w:sz="4" w:space="0" w:color="auto"/>
               <w:left w:val="single" w:sz="4" w:space="0" w:color="auto"/>
@@ -4775,7 +4779,6 @@
         <w:tc>
           <w:tcPr>
             <w:tcW w:w="1149" w:type="dxa"/>
-            <w:gridSpan w:val="3"/>
             <w:tcBorders>
               <w:top w:val="single" w:sz="4" w:space="0" w:color="auto"/>
               <w:left w:val="single" w:sz="4" w:space="0" w:color="auto"/>
@@ -4798,11 +4801,57 @@
           </w:p>
         </w:tc>
       </w:tr>
+    </w:tbl>
+    <w:p>
+      <w:pPr>
+        <w:spacing w:after="0" w:line="240" w:lineRule="auto"/>
+        <w:ind w:left="57" w:right="57"/>
+        <w:rPr>
+          <w:rFonts w:ascii="Times New Roman" w:eastAsia="Times New Roman" w:hAnsi="Times New Roman"/>
+          <w:sz w:val="20"/>
+          <w:szCs w:val="20"/>
+          <w:lang w:eastAsia="ru-RU"/>
+        </w:rPr>
+        <w:sectPr>
+          <w:pgSz w:w="11906" w:h="16838"/>
+          <w:pgMar w:top="1134" w:right="850" w:bottom="1134" w:left="1701" w:header="708" w:footer="708" w:gutter="0"/>
+          <w:pgNumType w:start="1"/>
+          <w:cols w:space="708"/>
+          <w:titlePg/>
+          <w:docGrid w:linePitch="360"/>
+        </w:sectPr>
+      </w:pPr>
+    </w:p>
+    <w:tbl>
+      <w:tblPr>
+        <w:tblpPr w:leftFromText="180" w:rightFromText="180" w:vertAnchor="text" w:tblpX="-5" w:tblpY="1"/>
+        <w:tblOverlap w:val="never"/>
+        <w:tblW w:w="9371" w:type="dxa"/>
+        <w:tblLayout w:type="fixed"/>
+        <w:tblCellMar>
+          <w:left w:w="10" w:type="dxa"/>
+          <w:right w:w="10" w:type="dxa"/>
+        </w:tblCellMar>
+        <w:tblLook w:val="0000" w:firstRow="0" w:lastRow="0" w:firstColumn="0" w:lastColumn="0" w:noHBand="0" w:noVBand="0"/>
+      </w:tblPr>
+      <w:tblGrid>
+        <w:gridCol w:w="15"/>
+        <w:gridCol w:w="3387"/>
+        <w:gridCol w:w="14"/>
+        <w:gridCol w:w="1687"/>
+        <w:gridCol w:w="10"/>
+        <w:gridCol w:w="1691"/>
+        <w:gridCol w:w="14"/>
+        <w:gridCol w:w="1404"/>
+        <w:gridCol w:w="10"/>
+        <w:gridCol w:w="1124"/>
+        <w:gridCol w:w="15"/>
+      </w:tblGrid>
       <w:tr>
         <w:trPr>
           <w:gridBefore w:val="1"/>
           <w:wBefore w:w="15" w:type="dxa"/>
-          <w:trHeight w:val="286"/>
+          <w:trHeight w:val="563"/>
         </w:trPr>
         <w:tc>
           <w:tcPr>
@@ -4833,6 +4882,7 @@
                 <w:szCs w:val="20"/>
                 <w:lang w:eastAsia="ru-RU"/>
               </w:rPr>
+              <w:lastRenderedPageBreak/>
               <w:t xml:space="preserve">Составление окончательного варианта </w:t>
             </w:r>
             <w:r>
@@ -4900,8 +4950,7 @@
           <w:p>
             <w:pPr>
               <w:spacing w:after="0" w:line="240" w:lineRule="auto"/>
-              <w:ind w:left="57" w:right="57"/>
-              <w:jc w:val="center"/>
+              <w:ind w:right="57"/>
               <w:rPr>
                 <w:rFonts w:ascii="Times New Roman" w:eastAsia="Times New Roman" w:hAnsi="Times New Roman"/>
                 <w:sz w:val="20"/>
@@ -4962,43 +5011,7 @@
           <w:p>
             <w:pPr>
               <w:spacing w:after="0" w:line="240" w:lineRule="auto"/>
-              <w:ind w:left="57" w:right="57"/>
-              <w:rPr>
-                <w:rFonts w:ascii="Times New Roman" w:eastAsia="Times New Roman" w:hAnsi="Times New Roman"/>
-                <w:sz w:val="20"/>
-                <w:szCs w:val="20"/>
-                <w:lang w:eastAsia="ru-RU"/>
-              </w:rPr>
-            </w:pPr>
-          </w:p>
-          <w:p>
-            <w:pPr>
-              <w:spacing w:after="0" w:line="240" w:lineRule="auto"/>
-              <w:ind w:left="57" w:right="57"/>
-              <w:rPr>
-                <w:rFonts w:ascii="Times New Roman" w:eastAsia="Times New Roman" w:hAnsi="Times New Roman"/>
-                <w:sz w:val="20"/>
-                <w:szCs w:val="20"/>
-                <w:lang w:eastAsia="ru-RU"/>
-              </w:rPr>
-            </w:pPr>
-          </w:p>
-          <w:p>
-            <w:pPr>
-              <w:spacing w:after="0" w:line="240" w:lineRule="auto"/>
-              <w:ind w:left="57" w:right="57"/>
-              <w:rPr>
-                <w:rFonts w:ascii="Times New Roman" w:eastAsia="Times New Roman" w:hAnsi="Times New Roman"/>
-                <w:sz w:val="20"/>
-                <w:szCs w:val="20"/>
-                <w:lang w:eastAsia="ru-RU"/>
-              </w:rPr>
-            </w:pPr>
-          </w:p>
-          <w:p>
-            <w:pPr>
-              <w:spacing w:after="0" w:line="240" w:lineRule="auto"/>
-              <w:ind w:left="57" w:right="57"/>
+              <w:ind w:right="57"/>
               <w:rPr>
                 <w:rFonts w:ascii="Times New Roman" w:eastAsia="Times New Roman" w:hAnsi="Times New Roman"/>
                 <w:sz w:val="20"/>
@@ -5044,7 +5057,6 @@
                 <w:szCs w:val="20"/>
                 <w:lang w:eastAsia="ru-RU"/>
               </w:rPr>
-              <w:lastRenderedPageBreak/>
               <w:t>Заключительное консультирование</w:t>
             </w:r>
           </w:p>
@@ -5166,15 +5178,10 @@
         </w:tc>
       </w:tr>
       <w:tr>
-        <w:tblPrEx>
-          <w:jc w:val="center"/>
-          <w:tblInd w:w="0" w:type="dxa"/>
-        </w:tblPrEx>
         <w:trPr>
           <w:gridAfter w:val="1"/>
           <w:wAfter w:w="15" w:type="dxa"/>
           <w:trHeight w:val="667"/>
-          <w:jc w:val="center"/>
         </w:trPr>
         <w:tc>
           <w:tcPr>
@@ -5719,15 +5726,10 @@
         </w:tc>
       </w:tr>
       <w:tr>
-        <w:tblPrEx>
-          <w:jc w:val="center"/>
-          <w:tblInd w:w="0" w:type="dxa"/>
-        </w:tblPrEx>
         <w:trPr>
           <w:gridAfter w:val="1"/>
           <w:wAfter w:w="15" w:type="dxa"/>
           <w:trHeight w:val="546"/>
-          <w:jc w:val="center"/>
         </w:trPr>
         <w:tc>
           <w:tcPr>
@@ -5898,15 +5900,10 @@
         </w:tc>
       </w:tr>
       <w:tr>
-        <w:tblPrEx>
-          <w:jc w:val="center"/>
-          <w:tblInd w:w="0" w:type="dxa"/>
-        </w:tblPrEx>
         <w:trPr>
           <w:gridAfter w:val="1"/>
           <w:wAfter w:w="15" w:type="dxa"/>
           <w:trHeight w:val="850"/>
-          <w:jc w:val="center"/>
         </w:trPr>
         <w:tc>
           <w:tcPr>
@@ -6135,6 +6132,15 @@
           <w:lang w:eastAsia="ru-RU"/>
         </w:rPr>
       </w:pPr>
+      <w:r>
+        <w:rPr>
+          <w:rFonts w:ascii="Times New Roman" w:eastAsia="Times New Roman" w:hAnsi="Times New Roman"/>
+          <w:sz w:val="24"/>
+          <w:szCs w:val="24"/>
+          <w:lang w:eastAsia="ru-RU"/>
+        </w:rPr>
+        <w:br w:type="textWrapping" w:clear="all"/>
+      </w:r>
     </w:p>
     <w:p>
       <w:pPr>
@@ -6644,10 +6650,6 @@
         </w:sectPr>
       </w:pPr>
     </w:p>
-    <w:bookmarkStart w:id="4" w:name="_Toc"/>
-    <w:bookmarkStart w:id="5" w:name="_Toc226862038"/>
-    <w:bookmarkStart w:id="6" w:name="_Toc226862077"/>
-    <w:bookmarkStart w:id="7" w:name="_Toc226862327"/>
     <w:p>
       <w:pPr>
         <w:pStyle w:val="1c"/>
@@ -6659,12 +6661,4090 @@
           <w:bdr w:val="none" w:sz="0" w:space="0" w:color="auto"/>
         </w:rPr>
       </w:pPr>
-      <w:r>
-        <w:rPr>
-          <w:sz w:val="28"/>
-          <w:szCs w:val="28"/>
+      <w:bookmarkStart w:id="4" w:name="_Toc"/>
+      <w:bookmarkStart w:id="5" w:name="_Toc226862038"/>
+      <w:bookmarkStart w:id="6" w:name="_Toc226862077"/>
+      <w:bookmarkStart w:id="7" w:name="_Toc226862327"/>
+      <w:r>
+        <w:rPr>
+          <w:noProof/>
+          <w:sz w:val="28"/>
+          <w:szCs w:val="28"/>
+          <w:bdr w:val="none" w:sz="0" w:space="0" w:color="auto"/>
         </w:rPr>
         <w:lastRenderedPageBreak/>
+        <mc:AlternateContent>
+          <mc:Choice Requires="wps">
+            <w:drawing>
+              <wp:anchor distT="0" distB="0" distL="114300" distR="114300" simplePos="0" relativeHeight="251659264" behindDoc="0" locked="0" layoutInCell="1" allowOverlap="1" wp14:anchorId="28D786B8" wp14:editId="2542171B">
+                <wp:simplePos x="0" y="0"/>
+                <wp:positionH relativeFrom="column">
+                  <wp:posOffset>-175260</wp:posOffset>
+                </wp:positionH>
+                <wp:positionV relativeFrom="paragraph">
+                  <wp:posOffset>-430530</wp:posOffset>
+                </wp:positionV>
+                <wp:extent cx="6219825" cy="7953375"/>
+                <wp:effectExtent l="0" t="0" r="28575" b="28575"/>
+                <wp:wrapNone/>
+                <wp:docPr id="51" name="Надпись 51"/>
+                <wp:cNvGraphicFramePr/>
+                <a:graphic xmlns:a="http://schemas.openxmlformats.org/drawingml/2006/main">
+                  <a:graphicData uri="http://schemas.microsoft.com/office/word/2010/wordprocessingShape">
+                    <wps:wsp>
+                      <wps:cNvSpPr txBox="1"/>
+                      <wps:spPr>
+                        <a:xfrm>
+                          <a:off x="0" y="0"/>
+                          <a:ext cx="6219825" cy="7953375"/>
+                        </a:xfrm>
+                        <a:prstGeom prst="rect">
+                          <a:avLst/>
+                        </a:prstGeom>
+                        <a:solidFill>
+                          <a:schemeClr val="bg1"/>
+                        </a:solidFill>
+                        <a:ln w="6350">
+                          <a:solidFill>
+                            <a:schemeClr val="bg1"/>
+                          </a:solidFill>
+                        </a:ln>
+                      </wps:spPr>
+                      <wps:txbx>
+                        <w:txbxContent>
+                          <w:sdt>
+                            <w:sdtPr>
+                              <w:rPr>
+                                <w:rFonts w:ascii="Calibri" w:eastAsia="Calibri" w:hAnsi="Calibri" w:cs="Times New Roman"/>
+                                <w:b w:val="0"/>
+                                <w:bCs w:val="0"/>
+                                <w:noProof/>
+                                <w:color w:val="auto"/>
+                                <w:sz w:val="22"/>
+                                <w:szCs w:val="22"/>
+                                <w:bdr w:val="none" w:sz="0" w:space="0" w:color="auto"/>
+                                <w:lang w:eastAsia="en-US"/>
+                              </w:rPr>
+                              <w:id w:val="564922832"/>
+                              <w:docPartObj>
+                                <w:docPartGallery w:val="Table of Contents"/>
+                                <w:docPartUnique/>
+                              </w:docPartObj>
+                            </w:sdtPr>
+                            <w:sdtContent>
+                              <w:p>
+                                <w:pPr>
+                                  <w:pStyle w:val="af0"/>
+                                  <w:rPr>
+                                    <w:rFonts w:cs="Times New Roman"/>
+                                    <w:noProof/>
+                                  </w:rPr>
+                                </w:pPr>
+                                <w:r>
+                                  <w:rPr>
+                                    <w:rFonts w:cs="Times New Roman"/>
+                                    <w:b w:val="0"/>
+                                    <w:bCs w:val="0"/>
+                                    <w:noProof/>
+                                  </w:rPr>
+                                  <w:t>СОДЕРЖАНИЕ</w:t>
+                                </w:r>
+                              </w:p>
+                              <w:p>
+                                <w:pPr>
+                                  <w:pStyle w:val="1c"/>
+                                  <w:rPr>
+                                    <w:rFonts w:eastAsiaTheme="minorEastAsia"/>
+                                    <w:noProof/>
+                                    <w:color w:val="auto"/>
+                                    <w:sz w:val="28"/>
+                                    <w:szCs w:val="28"/>
+                                    <w:bdr w:val="none" w:sz="0" w:space="0" w:color="auto"/>
+                                  </w:rPr>
+                                </w:pPr>
+                                <w:r>
+                                  <w:rPr>
+                                    <w:noProof/>
+                                    <w:sz w:val="28"/>
+                                    <w:szCs w:val="28"/>
+                                  </w:rPr>
+                                  <w:fldChar w:fldCharType="begin"/>
+                                </w:r>
+                                <w:r>
+                                  <w:rPr>
+                                    <w:noProof/>
+                                    <w:sz w:val="28"/>
+                                    <w:szCs w:val="28"/>
+                                  </w:rPr>
+                                  <w:instrText xml:space="preserve"> TOC \o "1-3" \h \z \u </w:instrText>
+                                </w:r>
+                                <w:r>
+                                  <w:rPr>
+                                    <w:noProof/>
+                                    <w:sz w:val="28"/>
+                                    <w:szCs w:val="28"/>
+                                  </w:rPr>
+                                  <w:fldChar w:fldCharType="separate"/>
+                                </w:r>
+                                <w:hyperlink w:anchor="_Toc230582333" w:history="1">
+                                  <w:r>
+                                    <w:rPr>
+                                      <w:rStyle w:val="ad"/>
+                                      <w:rFonts w:eastAsia="Arial Unicode MS"/>
+                                      <w:noProof/>
+                                      <w:sz w:val="28"/>
+                                      <w:szCs w:val="28"/>
+                                    </w:rPr>
+                                    <w:t>ВВЕДЕНИЕ</w:t>
+                                  </w:r>
+                                  <w:r>
+                                    <w:rPr>
+                                      <w:noProof/>
+                                      <w:webHidden/>
+                                      <w:sz w:val="28"/>
+                                      <w:szCs w:val="28"/>
+                                    </w:rPr>
+                                    <w:tab/>
+                                  </w:r>
+                                  <w:r>
+                                    <w:rPr>
+                                      <w:noProof/>
+                                      <w:webHidden/>
+                                      <w:sz w:val="28"/>
+                                      <w:szCs w:val="28"/>
+                                    </w:rPr>
+                                    <w:fldChar w:fldCharType="begin"/>
+                                  </w:r>
+                                  <w:r>
+                                    <w:rPr>
+                                      <w:noProof/>
+                                      <w:webHidden/>
+                                      <w:sz w:val="28"/>
+                                      <w:szCs w:val="28"/>
+                                    </w:rPr>
+                                    <w:instrText xml:space="preserve"> PAGEREF _Toc230582333 \h </w:instrText>
+                                  </w:r>
+                                  <w:r>
+                                    <w:rPr>
+                                      <w:noProof/>
+                                      <w:webHidden/>
+                                      <w:sz w:val="28"/>
+                                      <w:szCs w:val="28"/>
+                                    </w:rPr>
+                                  </w:r>
+                                  <w:r>
+                                    <w:rPr>
+                                      <w:noProof/>
+                                      <w:webHidden/>
+                                      <w:sz w:val="28"/>
+                                      <w:szCs w:val="28"/>
+                                    </w:rPr>
+                                    <w:fldChar w:fldCharType="separate"/>
+                                  </w:r>
+                                  <w:r>
+                                    <w:rPr>
+                                      <w:noProof/>
+                                      <w:webHidden/>
+                                      <w:sz w:val="28"/>
+                                      <w:szCs w:val="28"/>
+                                    </w:rPr>
+                                    <w:t>4</w:t>
+                                  </w:r>
+                                  <w:r>
+                                    <w:rPr>
+                                      <w:noProof/>
+                                      <w:webHidden/>
+                                      <w:sz w:val="28"/>
+                                      <w:szCs w:val="28"/>
+                                    </w:rPr>
+                                    <w:fldChar w:fldCharType="end"/>
+                                  </w:r>
+                                </w:hyperlink>
+                              </w:p>
+                              <w:p>
+                                <w:pPr>
+                                  <w:pStyle w:val="1c"/>
+                                  <w:rPr>
+                                    <w:rFonts w:eastAsiaTheme="minorEastAsia"/>
+                                    <w:noProof/>
+                                    <w:color w:val="auto"/>
+                                    <w:sz w:val="28"/>
+                                    <w:szCs w:val="28"/>
+                                    <w:bdr w:val="none" w:sz="0" w:space="0" w:color="auto"/>
+                                  </w:rPr>
+                                </w:pPr>
+                                <w:hyperlink w:anchor="_Toc230582334" w:history="1">
+                                  <w:r>
+                                    <w:rPr>
+                                      <w:rStyle w:val="ad"/>
+                                      <w:rFonts w:eastAsia="Arial Unicode MS"/>
+                                      <w:noProof/>
+                                      <w:sz w:val="28"/>
+                                      <w:szCs w:val="28"/>
+                                    </w:rPr>
+                                    <w:t>ГЛАВА 1. ПРЕДПРОЕКТНАЯ ЧАСТЬ ТРЕБОВАНИЙ К ИНФОРМАЦИОННОЙ СИСТЕМЕ</w:t>
+                                  </w:r>
+                                  <w:r>
+                                    <w:rPr>
+                                      <w:noProof/>
+                                      <w:webHidden/>
+                                      <w:sz w:val="28"/>
+                                      <w:szCs w:val="28"/>
+                                    </w:rPr>
+                                    <w:tab/>
+                                  </w:r>
+                                  <w:r>
+                                    <w:rPr>
+                                      <w:noProof/>
+                                      <w:webHidden/>
+                                      <w:sz w:val="28"/>
+                                      <w:szCs w:val="28"/>
+                                    </w:rPr>
+                                    <w:fldChar w:fldCharType="begin"/>
+                                  </w:r>
+                                  <w:r>
+                                    <w:rPr>
+                                      <w:noProof/>
+                                      <w:webHidden/>
+                                      <w:sz w:val="28"/>
+                                      <w:szCs w:val="28"/>
+                                    </w:rPr>
+                                    <w:instrText xml:space="preserve"> PAGEREF _Toc230582334 \h </w:instrText>
+                                  </w:r>
+                                  <w:r>
+                                    <w:rPr>
+                                      <w:noProof/>
+                                      <w:webHidden/>
+                                      <w:sz w:val="28"/>
+                                      <w:szCs w:val="28"/>
+                                    </w:rPr>
+                                  </w:r>
+                                  <w:r>
+                                    <w:rPr>
+                                      <w:noProof/>
+                                      <w:webHidden/>
+                                      <w:sz w:val="28"/>
+                                      <w:szCs w:val="28"/>
+                                    </w:rPr>
+                                    <w:fldChar w:fldCharType="separate"/>
+                                  </w:r>
+                                  <w:r>
+                                    <w:rPr>
+                                      <w:noProof/>
+                                      <w:webHidden/>
+                                      <w:sz w:val="28"/>
+                                      <w:szCs w:val="28"/>
+                                    </w:rPr>
+                                    <w:t>5</w:t>
+                                  </w:r>
+                                  <w:r>
+                                    <w:rPr>
+                                      <w:noProof/>
+                                      <w:webHidden/>
+                                      <w:sz w:val="28"/>
+                                      <w:szCs w:val="28"/>
+                                    </w:rPr>
+                                    <w:fldChar w:fldCharType="end"/>
+                                  </w:r>
+                                </w:hyperlink>
+                              </w:p>
+                              <w:p>
+                                <w:pPr>
+                                  <w:pStyle w:val="1c"/>
+                                  <w:rPr>
+                                    <w:rFonts w:eastAsiaTheme="minorEastAsia"/>
+                                    <w:noProof/>
+                                    <w:color w:val="auto"/>
+                                    <w:sz w:val="28"/>
+                                    <w:szCs w:val="28"/>
+                                    <w:bdr w:val="none" w:sz="0" w:space="0" w:color="auto"/>
+                                  </w:rPr>
+                                </w:pPr>
+                                <w:hyperlink w:anchor="_Toc230582335" w:history="1">
+                                  <w:r>
+                                    <w:rPr>
+                                      <w:rStyle w:val="ad"/>
+                                      <w:rFonts w:eastAsia="Arial Unicode MS"/>
+                                      <w:noProof/>
+                                      <w:sz w:val="28"/>
+                                      <w:szCs w:val="28"/>
+                                    </w:rPr>
+                                    <w:t>1.1 Анализ предметной области</w:t>
+                                  </w:r>
+                                  <w:r>
+                                    <w:rPr>
+                                      <w:noProof/>
+                                      <w:webHidden/>
+                                      <w:sz w:val="28"/>
+                                      <w:szCs w:val="28"/>
+                                    </w:rPr>
+                                    <w:tab/>
+                                  </w:r>
+                                  <w:r>
+                                    <w:rPr>
+                                      <w:noProof/>
+                                      <w:webHidden/>
+                                      <w:sz w:val="28"/>
+                                      <w:szCs w:val="28"/>
+                                    </w:rPr>
+                                    <w:fldChar w:fldCharType="begin"/>
+                                  </w:r>
+                                  <w:r>
+                                    <w:rPr>
+                                      <w:noProof/>
+                                      <w:webHidden/>
+                                      <w:sz w:val="28"/>
+                                      <w:szCs w:val="28"/>
+                                    </w:rPr>
+                                    <w:instrText xml:space="preserve"> PAGEREF _Toc230582335 \h </w:instrText>
+                                  </w:r>
+                                  <w:r>
+                                    <w:rPr>
+                                      <w:noProof/>
+                                      <w:webHidden/>
+                                      <w:sz w:val="28"/>
+                                      <w:szCs w:val="28"/>
+                                    </w:rPr>
+                                  </w:r>
+                                  <w:r>
+                                    <w:rPr>
+                                      <w:noProof/>
+                                      <w:webHidden/>
+                                      <w:sz w:val="28"/>
+                                      <w:szCs w:val="28"/>
+                                    </w:rPr>
+                                    <w:fldChar w:fldCharType="separate"/>
+                                  </w:r>
+                                  <w:r>
+                                    <w:rPr>
+                                      <w:noProof/>
+                                      <w:webHidden/>
+                                      <w:sz w:val="28"/>
+                                      <w:szCs w:val="28"/>
+                                    </w:rPr>
+                                    <w:t>5</w:t>
+                                  </w:r>
+                                  <w:r>
+                                    <w:rPr>
+                                      <w:noProof/>
+                                      <w:webHidden/>
+                                      <w:sz w:val="28"/>
+                                      <w:szCs w:val="28"/>
+                                    </w:rPr>
+                                    <w:fldChar w:fldCharType="end"/>
+                                  </w:r>
+                                </w:hyperlink>
+                              </w:p>
+                              <w:p>
+                                <w:pPr>
+                                  <w:pStyle w:val="25"/>
+                                  <w:tabs>
+                                    <w:tab w:val="right" w:leader="dot" w:pos="9345"/>
+                                  </w:tabs>
+                                  <w:ind w:left="0"/>
+                                  <w:rPr>
+                                    <w:rFonts w:ascii="Times New Roman" w:eastAsiaTheme="minorEastAsia" w:hAnsi="Times New Roman"/>
+                                    <w:noProof/>
+                                    <w:sz w:val="28"/>
+                                    <w:szCs w:val="28"/>
+                                    <w:lang w:eastAsia="ru-RU"/>
+                                  </w:rPr>
+                                </w:pPr>
+                                <w:hyperlink w:anchor="_Toc230582336" w:history="1">
+                                  <w:r>
+                                    <w:rPr>
+                                      <w:rStyle w:val="ad"/>
+                                      <w:rFonts w:ascii="Times New Roman" w:hAnsi="Times New Roman"/>
+                                      <w:noProof/>
+                                      <w:sz w:val="28"/>
+                                      <w:szCs w:val="28"/>
+                                    </w:rPr>
+                                    <w:t>1.2 Разработка технического задания</w:t>
+                                  </w:r>
+                                  <w:r>
+                                    <w:rPr>
+                                      <w:rFonts w:ascii="Times New Roman" w:hAnsi="Times New Roman"/>
+                                      <w:noProof/>
+                                      <w:webHidden/>
+                                      <w:sz w:val="28"/>
+                                      <w:szCs w:val="28"/>
+                                    </w:rPr>
+                                    <w:tab/>
+                                  </w:r>
+                                  <w:r>
+                                    <w:rPr>
+                                      <w:rFonts w:ascii="Times New Roman" w:hAnsi="Times New Roman"/>
+                                      <w:noProof/>
+                                      <w:webHidden/>
+                                      <w:sz w:val="28"/>
+                                      <w:szCs w:val="28"/>
+                                    </w:rPr>
+                                    <w:fldChar w:fldCharType="begin"/>
+                                  </w:r>
+                                  <w:r>
+                                    <w:rPr>
+                                      <w:rFonts w:ascii="Times New Roman" w:hAnsi="Times New Roman"/>
+                                      <w:noProof/>
+                                      <w:webHidden/>
+                                      <w:sz w:val="28"/>
+                                      <w:szCs w:val="28"/>
+                                    </w:rPr>
+                                    <w:instrText xml:space="preserve"> PAGEREF _Toc230582336 \h </w:instrText>
+                                  </w:r>
+                                  <w:r>
+                                    <w:rPr>
+                                      <w:rFonts w:ascii="Times New Roman" w:hAnsi="Times New Roman"/>
+                                      <w:noProof/>
+                                      <w:webHidden/>
+                                      <w:sz w:val="28"/>
+                                      <w:szCs w:val="28"/>
+                                    </w:rPr>
+                                  </w:r>
+                                  <w:r>
+                                    <w:rPr>
+                                      <w:rFonts w:ascii="Times New Roman" w:hAnsi="Times New Roman"/>
+                                      <w:noProof/>
+                                      <w:webHidden/>
+                                      <w:sz w:val="28"/>
+                                      <w:szCs w:val="28"/>
+                                    </w:rPr>
+                                    <w:fldChar w:fldCharType="separate"/>
+                                  </w:r>
+                                  <w:r>
+                                    <w:rPr>
+                                      <w:rFonts w:ascii="Times New Roman" w:hAnsi="Times New Roman"/>
+                                      <w:noProof/>
+                                      <w:webHidden/>
+                                      <w:sz w:val="28"/>
+                                      <w:szCs w:val="28"/>
+                                    </w:rPr>
+                                    <w:t>7</w:t>
+                                  </w:r>
+                                  <w:r>
+                                    <w:rPr>
+                                      <w:rFonts w:ascii="Times New Roman" w:hAnsi="Times New Roman"/>
+                                      <w:noProof/>
+                                      <w:webHidden/>
+                                      <w:sz w:val="28"/>
+                                      <w:szCs w:val="28"/>
+                                    </w:rPr>
+                                    <w:fldChar w:fldCharType="end"/>
+                                  </w:r>
+                                </w:hyperlink>
+                              </w:p>
+                              <w:p>
+                                <w:pPr>
+                                  <w:pStyle w:val="25"/>
+                                  <w:tabs>
+                                    <w:tab w:val="right" w:leader="dot" w:pos="9345"/>
+                                  </w:tabs>
+                                  <w:ind w:left="0"/>
+                                  <w:rPr>
+                                    <w:rFonts w:ascii="Times New Roman" w:eastAsiaTheme="minorEastAsia" w:hAnsi="Times New Roman"/>
+                                    <w:noProof/>
+                                    <w:sz w:val="28"/>
+                                    <w:szCs w:val="28"/>
+                                    <w:lang w:eastAsia="ru-RU"/>
+                                  </w:rPr>
+                                </w:pPr>
+                                <w:hyperlink w:anchor="_Toc230582337" w:history="1">
+                                  <w:r>
+                                    <w:rPr>
+                                      <w:rStyle w:val="ad"/>
+                                      <w:rFonts w:ascii="Times New Roman" w:hAnsi="Times New Roman"/>
+                                      <w:noProof/>
+                                      <w:sz w:val="28"/>
+                                      <w:szCs w:val="28"/>
+                                    </w:rPr>
+                                    <w:t>1.3 Моделирование бизнес-процессов (IDEF0 is / to be)</w:t>
+                                  </w:r>
+                                  <w:r>
+                                    <w:rPr>
+                                      <w:rFonts w:ascii="Times New Roman" w:hAnsi="Times New Roman"/>
+                                      <w:noProof/>
+                                      <w:webHidden/>
+                                      <w:sz w:val="28"/>
+                                      <w:szCs w:val="28"/>
+                                    </w:rPr>
+                                    <w:tab/>
+                                  </w:r>
+                                  <w:r>
+                                    <w:rPr>
+                                      <w:rFonts w:ascii="Times New Roman" w:hAnsi="Times New Roman"/>
+                                      <w:noProof/>
+                                      <w:webHidden/>
+                                      <w:sz w:val="28"/>
+                                      <w:szCs w:val="28"/>
+                                    </w:rPr>
+                                    <w:fldChar w:fldCharType="begin"/>
+                                  </w:r>
+                                  <w:r>
+                                    <w:rPr>
+                                      <w:rFonts w:ascii="Times New Roman" w:hAnsi="Times New Roman"/>
+                                      <w:noProof/>
+                                      <w:webHidden/>
+                                      <w:sz w:val="28"/>
+                                      <w:szCs w:val="28"/>
+                                    </w:rPr>
+                                    <w:instrText xml:space="preserve"> PAGEREF _Toc230582337 \h </w:instrText>
+                                  </w:r>
+                                  <w:r>
+                                    <w:rPr>
+                                      <w:rFonts w:ascii="Times New Roman" w:hAnsi="Times New Roman"/>
+                                      <w:noProof/>
+                                      <w:webHidden/>
+                                      <w:sz w:val="28"/>
+                                      <w:szCs w:val="28"/>
+                                    </w:rPr>
+                                  </w:r>
+                                  <w:r>
+                                    <w:rPr>
+                                      <w:rFonts w:ascii="Times New Roman" w:hAnsi="Times New Roman"/>
+                                      <w:noProof/>
+                                      <w:webHidden/>
+                                      <w:sz w:val="28"/>
+                                      <w:szCs w:val="28"/>
+                                    </w:rPr>
+                                    <w:fldChar w:fldCharType="separate"/>
+                                  </w:r>
+                                  <w:r>
+                                    <w:rPr>
+                                      <w:rFonts w:ascii="Times New Roman" w:hAnsi="Times New Roman"/>
+                                      <w:noProof/>
+                                      <w:webHidden/>
+                                      <w:sz w:val="28"/>
+                                      <w:szCs w:val="28"/>
+                                    </w:rPr>
+                                    <w:t>10</w:t>
+                                  </w:r>
+                                  <w:r>
+                                    <w:rPr>
+                                      <w:rFonts w:ascii="Times New Roman" w:hAnsi="Times New Roman"/>
+                                      <w:noProof/>
+                                      <w:webHidden/>
+                                      <w:sz w:val="28"/>
+                                      <w:szCs w:val="28"/>
+                                    </w:rPr>
+                                    <w:fldChar w:fldCharType="end"/>
+                                  </w:r>
+                                </w:hyperlink>
+                              </w:p>
+                              <w:p>
+                                <w:pPr>
+                                  <w:pStyle w:val="1c"/>
+                                  <w:rPr>
+                                    <w:rFonts w:eastAsiaTheme="minorEastAsia"/>
+                                    <w:noProof/>
+                                    <w:color w:val="auto"/>
+                                    <w:sz w:val="28"/>
+                                    <w:szCs w:val="28"/>
+                                    <w:bdr w:val="none" w:sz="0" w:space="0" w:color="auto"/>
+                                  </w:rPr>
+                                </w:pPr>
+                                <w:hyperlink w:anchor="_Toc230582338" w:history="1">
+                                  <w:r>
+                                    <w:rPr>
+                                      <w:rStyle w:val="ad"/>
+                                      <w:noProof/>
+                                      <w:sz w:val="28"/>
+                                      <w:szCs w:val="28"/>
+                                    </w:rPr>
+                                    <w:t>ГЛАВА 2</w:t>
+                                  </w:r>
+                                  <w:r>
+                                    <w:rPr>
+                                      <w:rStyle w:val="ad"/>
+                                      <w:rFonts w:eastAsia="Arial Unicode MS"/>
+                                      <w:noProof/>
+                                      <w:sz w:val="28"/>
+                                      <w:szCs w:val="28"/>
+                                    </w:rPr>
+                                    <w:t>. ПРОЕКТИРОВАНИЕ ТРЕБОВАНИЙ К ИНФОРМАЦИОННОЙ СИСТЕМЕ</w:t>
+                                  </w:r>
+                                  <w:r>
+                                    <w:rPr>
+                                      <w:noProof/>
+                                      <w:webHidden/>
+                                      <w:sz w:val="28"/>
+                                      <w:szCs w:val="28"/>
+                                    </w:rPr>
+                                    <w:tab/>
+                                  </w:r>
+                                  <w:r>
+                                    <w:rPr>
+                                      <w:noProof/>
+                                      <w:webHidden/>
+                                      <w:sz w:val="28"/>
+                                      <w:szCs w:val="28"/>
+                                    </w:rPr>
+                                    <w:fldChar w:fldCharType="begin"/>
+                                  </w:r>
+                                  <w:r>
+                                    <w:rPr>
+                                      <w:noProof/>
+                                      <w:webHidden/>
+                                      <w:sz w:val="28"/>
+                                      <w:szCs w:val="28"/>
+                                    </w:rPr>
+                                    <w:instrText xml:space="preserve"> PAGEREF _Toc230582338 \h </w:instrText>
+                                  </w:r>
+                                  <w:r>
+                                    <w:rPr>
+                                      <w:noProof/>
+                                      <w:webHidden/>
+                                      <w:sz w:val="28"/>
+                                      <w:szCs w:val="28"/>
+                                    </w:rPr>
+                                  </w:r>
+                                  <w:r>
+                                    <w:rPr>
+                                      <w:noProof/>
+                                      <w:webHidden/>
+                                      <w:sz w:val="28"/>
+                                      <w:szCs w:val="28"/>
+                                    </w:rPr>
+                                    <w:fldChar w:fldCharType="separate"/>
+                                  </w:r>
+                                  <w:r>
+                                    <w:rPr>
+                                      <w:noProof/>
+                                      <w:webHidden/>
+                                      <w:sz w:val="28"/>
+                                      <w:szCs w:val="28"/>
+                                    </w:rPr>
+                                    <w:t>17</w:t>
+                                  </w:r>
+                                  <w:r>
+                                    <w:rPr>
+                                      <w:noProof/>
+                                      <w:webHidden/>
+                                      <w:sz w:val="28"/>
+                                      <w:szCs w:val="28"/>
+                                    </w:rPr>
+                                    <w:fldChar w:fldCharType="end"/>
+                                  </w:r>
+                                </w:hyperlink>
+                              </w:p>
+                              <w:p>
+                                <w:pPr>
+                                  <w:pStyle w:val="25"/>
+                                  <w:tabs>
+                                    <w:tab w:val="right" w:leader="dot" w:pos="9345"/>
+                                  </w:tabs>
+                                  <w:ind w:left="0"/>
+                                  <w:rPr>
+                                    <w:rFonts w:ascii="Times New Roman" w:eastAsiaTheme="minorEastAsia" w:hAnsi="Times New Roman"/>
+                                    <w:noProof/>
+                                    <w:sz w:val="28"/>
+                                    <w:szCs w:val="28"/>
+                                    <w:lang w:eastAsia="ru-RU"/>
+                                  </w:rPr>
+                                </w:pPr>
+                                <w:hyperlink w:anchor="_Toc230582339" w:history="1">
+                                  <w:r>
+                                    <w:rPr>
+                                      <w:rStyle w:val="ad"/>
+                                      <w:rFonts w:ascii="Times New Roman" w:hAnsi="Times New Roman"/>
+                                      <w:noProof/>
+                                      <w:sz w:val="28"/>
+                                      <w:szCs w:val="28"/>
+                                    </w:rPr>
+                                    <w:t>2.1 Анализ диаграммы вариантов использования (Use Case)</w:t>
+                                  </w:r>
+                                  <w:r>
+                                    <w:rPr>
+                                      <w:rFonts w:ascii="Times New Roman" w:hAnsi="Times New Roman"/>
+                                      <w:noProof/>
+                                      <w:webHidden/>
+                                      <w:sz w:val="28"/>
+                                      <w:szCs w:val="28"/>
+                                    </w:rPr>
+                                    <w:tab/>
+                                  </w:r>
+                                  <w:r>
+                                    <w:rPr>
+                                      <w:rFonts w:ascii="Times New Roman" w:hAnsi="Times New Roman"/>
+                                      <w:noProof/>
+                                      <w:webHidden/>
+                                      <w:sz w:val="28"/>
+                                      <w:szCs w:val="28"/>
+                                    </w:rPr>
+                                    <w:fldChar w:fldCharType="begin"/>
+                                  </w:r>
+                                  <w:r>
+                                    <w:rPr>
+                                      <w:rFonts w:ascii="Times New Roman" w:hAnsi="Times New Roman"/>
+                                      <w:noProof/>
+                                      <w:webHidden/>
+                                      <w:sz w:val="28"/>
+                                      <w:szCs w:val="28"/>
+                                    </w:rPr>
+                                    <w:instrText xml:space="preserve"> PAGEREF _Toc230582339 \h </w:instrText>
+                                  </w:r>
+                                  <w:r>
+                                    <w:rPr>
+                                      <w:rFonts w:ascii="Times New Roman" w:hAnsi="Times New Roman"/>
+                                      <w:noProof/>
+                                      <w:webHidden/>
+                                      <w:sz w:val="28"/>
+                                      <w:szCs w:val="28"/>
+                                    </w:rPr>
+                                  </w:r>
+                                  <w:r>
+                                    <w:rPr>
+                                      <w:rFonts w:ascii="Times New Roman" w:hAnsi="Times New Roman"/>
+                                      <w:noProof/>
+                                      <w:webHidden/>
+                                      <w:sz w:val="28"/>
+                                      <w:szCs w:val="28"/>
+                                    </w:rPr>
+                                    <w:fldChar w:fldCharType="separate"/>
+                                  </w:r>
+                                  <w:r>
+                                    <w:rPr>
+                                      <w:rFonts w:ascii="Times New Roman" w:hAnsi="Times New Roman"/>
+                                      <w:noProof/>
+                                      <w:webHidden/>
+                                      <w:sz w:val="28"/>
+                                      <w:szCs w:val="28"/>
+                                    </w:rPr>
+                                    <w:t>17</w:t>
+                                  </w:r>
+                                  <w:r>
+                                    <w:rPr>
+                                      <w:rFonts w:ascii="Times New Roman" w:hAnsi="Times New Roman"/>
+                                      <w:noProof/>
+                                      <w:webHidden/>
+                                      <w:sz w:val="28"/>
+                                      <w:szCs w:val="28"/>
+                                    </w:rPr>
+                                    <w:fldChar w:fldCharType="end"/>
+                                  </w:r>
+                                </w:hyperlink>
+                              </w:p>
+                              <w:p>
+                                <w:pPr>
+                                  <w:pStyle w:val="25"/>
+                                  <w:tabs>
+                                    <w:tab w:val="right" w:leader="dot" w:pos="9345"/>
+                                  </w:tabs>
+                                  <w:ind w:left="0"/>
+                                  <w:rPr>
+                                    <w:rFonts w:ascii="Times New Roman" w:eastAsiaTheme="minorEastAsia" w:hAnsi="Times New Roman"/>
+                                    <w:noProof/>
+                                    <w:sz w:val="28"/>
+                                    <w:szCs w:val="28"/>
+                                    <w:lang w:eastAsia="ru-RU"/>
+                                  </w:rPr>
+                                </w:pPr>
+                                <w:hyperlink w:anchor="_Toc230582340" w:history="1">
+                                  <w:r>
+                                    <w:rPr>
+                                      <w:rStyle w:val="ad"/>
+                                      <w:rFonts w:ascii="Times New Roman" w:hAnsi="Times New Roman"/>
+                                      <w:noProof/>
+                                      <w:sz w:val="28"/>
+                                      <w:szCs w:val="28"/>
+                                    </w:rPr>
+                                    <w:t>2.2 Анализ диаграммы деятельности (Activity Diagram)</w:t>
+                                  </w:r>
+                                  <w:r>
+                                    <w:rPr>
+                                      <w:rFonts w:ascii="Times New Roman" w:hAnsi="Times New Roman"/>
+                                      <w:noProof/>
+                                      <w:webHidden/>
+                                      <w:sz w:val="28"/>
+                                      <w:szCs w:val="28"/>
+                                    </w:rPr>
+                                    <w:tab/>
+                                  </w:r>
+                                  <w:r>
+                                    <w:rPr>
+                                      <w:rFonts w:ascii="Times New Roman" w:hAnsi="Times New Roman"/>
+                                      <w:noProof/>
+                                      <w:webHidden/>
+                                      <w:sz w:val="28"/>
+                                      <w:szCs w:val="28"/>
+                                    </w:rPr>
+                                    <w:fldChar w:fldCharType="begin"/>
+                                  </w:r>
+                                  <w:r>
+                                    <w:rPr>
+                                      <w:rFonts w:ascii="Times New Roman" w:hAnsi="Times New Roman"/>
+                                      <w:noProof/>
+                                      <w:webHidden/>
+                                      <w:sz w:val="28"/>
+                                      <w:szCs w:val="28"/>
+                                    </w:rPr>
+                                    <w:instrText xml:space="preserve"> PAGEREF _Toc230582340 \h </w:instrText>
+                                  </w:r>
+                                  <w:r>
+                                    <w:rPr>
+                                      <w:rFonts w:ascii="Times New Roman" w:hAnsi="Times New Roman"/>
+                                      <w:noProof/>
+                                      <w:webHidden/>
+                                      <w:sz w:val="28"/>
+                                      <w:szCs w:val="28"/>
+                                    </w:rPr>
+                                  </w:r>
+                                  <w:r>
+                                    <w:rPr>
+                                      <w:rFonts w:ascii="Times New Roman" w:hAnsi="Times New Roman"/>
+                                      <w:noProof/>
+                                      <w:webHidden/>
+                                      <w:sz w:val="28"/>
+                                      <w:szCs w:val="28"/>
+                                    </w:rPr>
+                                    <w:fldChar w:fldCharType="separate"/>
+                                  </w:r>
+                                  <w:r>
+                                    <w:rPr>
+                                      <w:rFonts w:ascii="Times New Roman" w:hAnsi="Times New Roman"/>
+                                      <w:noProof/>
+                                      <w:webHidden/>
+                                      <w:sz w:val="28"/>
+                                      <w:szCs w:val="28"/>
+                                    </w:rPr>
+                                    <w:t>19</w:t>
+                                  </w:r>
+                                  <w:r>
+                                    <w:rPr>
+                                      <w:rFonts w:ascii="Times New Roman" w:hAnsi="Times New Roman"/>
+                                      <w:noProof/>
+                                      <w:webHidden/>
+                                      <w:sz w:val="28"/>
+                                      <w:szCs w:val="28"/>
+                                    </w:rPr>
+                                    <w:fldChar w:fldCharType="end"/>
+                                  </w:r>
+                                </w:hyperlink>
+                              </w:p>
+                              <w:p>
+                                <w:pPr>
+                                  <w:pStyle w:val="25"/>
+                                  <w:tabs>
+                                    <w:tab w:val="right" w:leader="dot" w:pos="9345"/>
+                                  </w:tabs>
+                                  <w:ind w:left="0"/>
+                                  <w:rPr>
+                                    <w:rFonts w:ascii="Times New Roman" w:eastAsiaTheme="minorEastAsia" w:hAnsi="Times New Roman"/>
+                                    <w:noProof/>
+                                    <w:sz w:val="28"/>
+                                    <w:szCs w:val="28"/>
+                                    <w:lang w:eastAsia="ru-RU"/>
+                                  </w:rPr>
+                                </w:pPr>
+                                <w:hyperlink w:anchor="_Toc230582341" w:history="1">
+                                  <w:r>
+                                    <w:rPr>
+                                      <w:rStyle w:val="ad"/>
+                                      <w:rFonts w:ascii="Times New Roman" w:hAnsi="Times New Roman"/>
+                                      <w:noProof/>
+                                      <w:sz w:val="28"/>
+                                      <w:szCs w:val="28"/>
+                                    </w:rPr>
+                                    <w:t>2.3 Анализ диаграммы последовательностей (Sequence Diagram)</w:t>
+                                  </w:r>
+                                  <w:r>
+                                    <w:rPr>
+                                      <w:rFonts w:ascii="Times New Roman" w:hAnsi="Times New Roman"/>
+                                      <w:noProof/>
+                                      <w:webHidden/>
+                                      <w:sz w:val="28"/>
+                                      <w:szCs w:val="28"/>
+                                    </w:rPr>
+                                    <w:tab/>
+                                  </w:r>
+                                  <w:r>
+                                    <w:rPr>
+                                      <w:rFonts w:ascii="Times New Roman" w:hAnsi="Times New Roman"/>
+                                      <w:noProof/>
+                                      <w:webHidden/>
+                                      <w:sz w:val="28"/>
+                                      <w:szCs w:val="28"/>
+                                    </w:rPr>
+                                    <w:fldChar w:fldCharType="begin"/>
+                                  </w:r>
+                                  <w:r>
+                                    <w:rPr>
+                                      <w:rFonts w:ascii="Times New Roman" w:hAnsi="Times New Roman"/>
+                                      <w:noProof/>
+                                      <w:webHidden/>
+                                      <w:sz w:val="28"/>
+                                      <w:szCs w:val="28"/>
+                                    </w:rPr>
+                                    <w:instrText xml:space="preserve"> PAGEREF _Toc230582341 \h </w:instrText>
+                                  </w:r>
+                                  <w:r>
+                                    <w:rPr>
+                                      <w:rFonts w:ascii="Times New Roman" w:hAnsi="Times New Roman"/>
+                                      <w:noProof/>
+                                      <w:webHidden/>
+                                      <w:sz w:val="28"/>
+                                      <w:szCs w:val="28"/>
+                                    </w:rPr>
+                                  </w:r>
+                                  <w:r>
+                                    <w:rPr>
+                                      <w:rFonts w:ascii="Times New Roman" w:hAnsi="Times New Roman"/>
+                                      <w:noProof/>
+                                      <w:webHidden/>
+                                      <w:sz w:val="28"/>
+                                      <w:szCs w:val="28"/>
+                                    </w:rPr>
+                                    <w:fldChar w:fldCharType="separate"/>
+                                  </w:r>
+                                  <w:r>
+                                    <w:rPr>
+                                      <w:rFonts w:ascii="Times New Roman" w:hAnsi="Times New Roman"/>
+                                      <w:noProof/>
+                                      <w:webHidden/>
+                                      <w:sz w:val="28"/>
+                                      <w:szCs w:val="28"/>
+                                    </w:rPr>
+                                    <w:t>21</w:t>
+                                  </w:r>
+                                  <w:r>
+                                    <w:rPr>
+                                      <w:rFonts w:ascii="Times New Roman" w:hAnsi="Times New Roman"/>
+                                      <w:noProof/>
+                                      <w:webHidden/>
+                                      <w:sz w:val="28"/>
+                                      <w:szCs w:val="28"/>
+                                    </w:rPr>
+                                    <w:fldChar w:fldCharType="end"/>
+                                  </w:r>
+                                </w:hyperlink>
+                              </w:p>
+                              <w:p>
+                                <w:pPr>
+                                  <w:pStyle w:val="25"/>
+                                  <w:tabs>
+                                    <w:tab w:val="right" w:leader="dot" w:pos="9345"/>
+                                  </w:tabs>
+                                  <w:ind w:left="0"/>
+                                  <w:rPr>
+                                    <w:rFonts w:ascii="Times New Roman" w:eastAsiaTheme="minorEastAsia" w:hAnsi="Times New Roman"/>
+                                    <w:noProof/>
+                                    <w:sz w:val="28"/>
+                                    <w:szCs w:val="28"/>
+                                    <w:lang w:eastAsia="ru-RU"/>
+                                  </w:rPr>
+                                </w:pPr>
+                                <w:hyperlink w:anchor="_Toc230582342" w:history="1">
+                                  <w:r>
+                                    <w:rPr>
+                                      <w:rStyle w:val="ad"/>
+                                      <w:rFonts w:ascii="Times New Roman" w:hAnsi="Times New Roman"/>
+                                      <w:noProof/>
+                                      <w:sz w:val="28"/>
+                                      <w:szCs w:val="28"/>
+                                      <w:lang w:val="en-US"/>
+                                    </w:rPr>
+                                    <w:t>2.4 Анализ ER-диаграммы (Entity-Relationship Diagram)</w:t>
+                                  </w:r>
+                                  <w:r>
+                                    <w:rPr>
+                                      <w:rFonts w:ascii="Times New Roman" w:hAnsi="Times New Roman"/>
+                                      <w:noProof/>
+                                      <w:webHidden/>
+                                      <w:sz w:val="28"/>
+                                      <w:szCs w:val="28"/>
+                                    </w:rPr>
+                                    <w:tab/>
+                                  </w:r>
+                                  <w:r>
+                                    <w:rPr>
+                                      <w:rFonts w:ascii="Times New Roman" w:hAnsi="Times New Roman"/>
+                                      <w:noProof/>
+                                      <w:webHidden/>
+                                      <w:sz w:val="28"/>
+                                      <w:szCs w:val="28"/>
+                                    </w:rPr>
+                                    <w:fldChar w:fldCharType="begin"/>
+                                  </w:r>
+                                  <w:r>
+                                    <w:rPr>
+                                      <w:rFonts w:ascii="Times New Roman" w:hAnsi="Times New Roman"/>
+                                      <w:noProof/>
+                                      <w:webHidden/>
+                                      <w:sz w:val="28"/>
+                                      <w:szCs w:val="28"/>
+                                    </w:rPr>
+                                    <w:instrText xml:space="preserve"> PAGEREF _Toc230582342 \h </w:instrText>
+                                  </w:r>
+                                  <w:r>
+                                    <w:rPr>
+                                      <w:rFonts w:ascii="Times New Roman" w:hAnsi="Times New Roman"/>
+                                      <w:noProof/>
+                                      <w:webHidden/>
+                                      <w:sz w:val="28"/>
+                                      <w:szCs w:val="28"/>
+                                    </w:rPr>
+                                  </w:r>
+                                  <w:r>
+                                    <w:rPr>
+                                      <w:rFonts w:ascii="Times New Roman" w:hAnsi="Times New Roman"/>
+                                      <w:noProof/>
+                                      <w:webHidden/>
+                                      <w:sz w:val="28"/>
+                                      <w:szCs w:val="28"/>
+                                    </w:rPr>
+                                    <w:fldChar w:fldCharType="separate"/>
+                                  </w:r>
+                                  <w:r>
+                                    <w:rPr>
+                                      <w:rFonts w:ascii="Times New Roman" w:hAnsi="Times New Roman"/>
+                                      <w:noProof/>
+                                      <w:webHidden/>
+                                      <w:sz w:val="28"/>
+                                      <w:szCs w:val="28"/>
+                                    </w:rPr>
+                                    <w:t>22</w:t>
+                                  </w:r>
+                                  <w:r>
+                                    <w:rPr>
+                                      <w:rFonts w:ascii="Times New Roman" w:hAnsi="Times New Roman"/>
+                                      <w:noProof/>
+                                      <w:webHidden/>
+                                      <w:sz w:val="28"/>
+                                      <w:szCs w:val="28"/>
+                                    </w:rPr>
+                                    <w:fldChar w:fldCharType="end"/>
+                                  </w:r>
+                                </w:hyperlink>
+                              </w:p>
+                              <w:p>
+                                <w:pPr>
+                                  <w:pStyle w:val="25"/>
+                                  <w:tabs>
+                                    <w:tab w:val="right" w:leader="dot" w:pos="9345"/>
+                                  </w:tabs>
+                                  <w:ind w:left="0"/>
+                                  <w:rPr>
+                                    <w:rFonts w:ascii="Times New Roman" w:eastAsiaTheme="minorEastAsia" w:hAnsi="Times New Roman"/>
+                                    <w:noProof/>
+                                    <w:sz w:val="28"/>
+                                    <w:szCs w:val="28"/>
+                                    <w:lang w:eastAsia="ru-RU"/>
+                                  </w:rPr>
+                                </w:pPr>
+                                <w:hyperlink w:anchor="_Toc230582343" w:history="1">
+                                  <w:r>
+                                    <w:rPr>
+                                      <w:rStyle w:val="ad"/>
+                                      <w:rFonts w:ascii="Times New Roman" w:hAnsi="Times New Roman"/>
+                                      <w:noProof/>
+                                      <w:sz w:val="28"/>
+                                      <w:szCs w:val="28"/>
+                                    </w:rPr>
+                                    <w:t>2.5 Анализ диаграммы классов (Class Diagram)</w:t>
+                                  </w:r>
+                                  <w:r>
+                                    <w:rPr>
+                                      <w:rFonts w:ascii="Times New Roman" w:hAnsi="Times New Roman"/>
+                                      <w:noProof/>
+                                      <w:webHidden/>
+                                      <w:sz w:val="28"/>
+                                      <w:szCs w:val="28"/>
+                                    </w:rPr>
+                                    <w:tab/>
+                                  </w:r>
+                                  <w:r>
+                                    <w:rPr>
+                                      <w:rFonts w:ascii="Times New Roman" w:hAnsi="Times New Roman"/>
+                                      <w:noProof/>
+                                      <w:webHidden/>
+                                      <w:sz w:val="28"/>
+                                      <w:szCs w:val="28"/>
+                                    </w:rPr>
+                                    <w:fldChar w:fldCharType="begin"/>
+                                  </w:r>
+                                  <w:r>
+                                    <w:rPr>
+                                      <w:rFonts w:ascii="Times New Roman" w:hAnsi="Times New Roman"/>
+                                      <w:noProof/>
+                                      <w:webHidden/>
+                                      <w:sz w:val="28"/>
+                                      <w:szCs w:val="28"/>
+                                    </w:rPr>
+                                    <w:instrText xml:space="preserve"> PAGEREF _Toc230582343 \h </w:instrText>
+                                  </w:r>
+                                  <w:r>
+                                    <w:rPr>
+                                      <w:rFonts w:ascii="Times New Roman" w:hAnsi="Times New Roman"/>
+                                      <w:noProof/>
+                                      <w:webHidden/>
+                                      <w:sz w:val="28"/>
+                                      <w:szCs w:val="28"/>
+                                    </w:rPr>
+                                  </w:r>
+                                  <w:r>
+                                    <w:rPr>
+                                      <w:rFonts w:ascii="Times New Roman" w:hAnsi="Times New Roman"/>
+                                      <w:noProof/>
+                                      <w:webHidden/>
+                                      <w:sz w:val="28"/>
+                                      <w:szCs w:val="28"/>
+                                    </w:rPr>
+                                    <w:fldChar w:fldCharType="separate"/>
+                                  </w:r>
+                                  <w:r>
+                                    <w:rPr>
+                                      <w:rFonts w:ascii="Times New Roman" w:hAnsi="Times New Roman"/>
+                                      <w:noProof/>
+                                      <w:webHidden/>
+                                      <w:sz w:val="28"/>
+                                      <w:szCs w:val="28"/>
+                                    </w:rPr>
+                                    <w:t>24</w:t>
+                                  </w:r>
+                                  <w:r>
+                                    <w:rPr>
+                                      <w:rFonts w:ascii="Times New Roman" w:hAnsi="Times New Roman"/>
+                                      <w:noProof/>
+                                      <w:webHidden/>
+                                      <w:sz w:val="28"/>
+                                      <w:szCs w:val="28"/>
+                                    </w:rPr>
+                                    <w:fldChar w:fldCharType="end"/>
+                                  </w:r>
+                                </w:hyperlink>
+                              </w:p>
+                              <w:p>
+                                <w:pPr>
+                                  <w:pStyle w:val="1c"/>
+                                  <w:rPr>
+                                    <w:rFonts w:eastAsiaTheme="minorEastAsia"/>
+                                    <w:noProof/>
+                                    <w:color w:val="auto"/>
+                                    <w:sz w:val="28"/>
+                                    <w:szCs w:val="28"/>
+                                    <w:bdr w:val="none" w:sz="0" w:space="0" w:color="auto"/>
+                                  </w:rPr>
+                                </w:pPr>
+                                <w:hyperlink w:anchor="_Toc230582344" w:history="1">
+                                  <w:r>
+                                    <w:rPr>
+                                      <w:rStyle w:val="ad"/>
+                                      <w:rFonts w:eastAsia="Arial Unicode MS"/>
+                                      <w:noProof/>
+                                      <w:sz w:val="28"/>
+                                      <w:szCs w:val="28"/>
+                                    </w:rPr>
+                                    <w:t>ГЛАВА 3. РАЗРАБОТКА ИНФОРМАЦИОННОЙ СИСТЕМЫ</w:t>
+                                  </w:r>
+                                  <w:r>
+                                    <w:rPr>
+                                      <w:noProof/>
+                                      <w:webHidden/>
+                                      <w:sz w:val="28"/>
+                                      <w:szCs w:val="28"/>
+                                    </w:rPr>
+                                    <w:tab/>
+                                  </w:r>
+                                  <w:r>
+                                    <w:rPr>
+                                      <w:noProof/>
+                                      <w:webHidden/>
+                                      <w:sz w:val="28"/>
+                                      <w:szCs w:val="28"/>
+                                    </w:rPr>
+                                    <w:fldChar w:fldCharType="begin"/>
+                                  </w:r>
+                                  <w:r>
+                                    <w:rPr>
+                                      <w:noProof/>
+                                      <w:webHidden/>
+                                      <w:sz w:val="28"/>
+                                      <w:szCs w:val="28"/>
+                                    </w:rPr>
+                                    <w:instrText xml:space="preserve"> PAGEREF _Toc230582344 \h </w:instrText>
+                                  </w:r>
+                                  <w:r>
+                                    <w:rPr>
+                                      <w:noProof/>
+                                      <w:webHidden/>
+                                      <w:sz w:val="28"/>
+                                      <w:szCs w:val="28"/>
+                                    </w:rPr>
+                                  </w:r>
+                                  <w:r>
+                                    <w:rPr>
+                                      <w:noProof/>
+                                      <w:webHidden/>
+                                      <w:sz w:val="28"/>
+                                      <w:szCs w:val="28"/>
+                                    </w:rPr>
+                                    <w:fldChar w:fldCharType="separate"/>
+                                  </w:r>
+                                  <w:r>
+                                    <w:rPr>
+                                      <w:noProof/>
+                                      <w:webHidden/>
+                                      <w:sz w:val="28"/>
+                                      <w:szCs w:val="28"/>
+                                    </w:rPr>
+                                    <w:t>27</w:t>
+                                  </w:r>
+                                  <w:r>
+                                    <w:rPr>
+                                      <w:noProof/>
+                                      <w:webHidden/>
+                                      <w:sz w:val="28"/>
+                                      <w:szCs w:val="28"/>
+                                    </w:rPr>
+                                    <w:fldChar w:fldCharType="end"/>
+                                  </w:r>
+                                </w:hyperlink>
+                              </w:p>
+                              <w:p>
+                                <w:pPr>
+                                  <w:pStyle w:val="25"/>
+                                  <w:tabs>
+                                    <w:tab w:val="right" w:leader="dot" w:pos="9345"/>
+                                  </w:tabs>
+                                  <w:ind w:left="0"/>
+                                  <w:rPr>
+                                    <w:rFonts w:ascii="Times New Roman" w:eastAsiaTheme="minorEastAsia" w:hAnsi="Times New Roman"/>
+                                    <w:noProof/>
+                                    <w:sz w:val="28"/>
+                                    <w:szCs w:val="28"/>
+                                    <w:lang w:eastAsia="ru-RU"/>
+                                  </w:rPr>
+                                </w:pPr>
+                                <w:hyperlink w:anchor="_Toc230582345" w:history="1">
+                                  <w:r>
+                                    <w:rPr>
+                                      <w:rStyle w:val="ad"/>
+                                      <w:rFonts w:ascii="Times New Roman" w:hAnsi="Times New Roman"/>
+                                      <w:noProof/>
+                                      <w:sz w:val="28"/>
+                                      <w:szCs w:val="28"/>
+                                    </w:rPr>
+                                    <w:t>3.1 Разработка требований к дизайну информационной системы</w:t>
+                                  </w:r>
+                                  <w:r>
+                                    <w:rPr>
+                                      <w:rFonts w:ascii="Times New Roman" w:hAnsi="Times New Roman"/>
+                                      <w:noProof/>
+                                      <w:webHidden/>
+                                      <w:sz w:val="28"/>
+                                      <w:szCs w:val="28"/>
+                                    </w:rPr>
+                                    <w:tab/>
+                                  </w:r>
+                                  <w:r>
+                                    <w:rPr>
+                                      <w:rFonts w:ascii="Times New Roman" w:hAnsi="Times New Roman"/>
+                                      <w:noProof/>
+                                      <w:webHidden/>
+                                      <w:sz w:val="28"/>
+                                      <w:szCs w:val="28"/>
+                                    </w:rPr>
+                                    <w:fldChar w:fldCharType="begin"/>
+                                  </w:r>
+                                  <w:r>
+                                    <w:rPr>
+                                      <w:rFonts w:ascii="Times New Roman" w:hAnsi="Times New Roman"/>
+                                      <w:noProof/>
+                                      <w:webHidden/>
+                                      <w:sz w:val="28"/>
+                                      <w:szCs w:val="28"/>
+                                    </w:rPr>
+                                    <w:instrText xml:space="preserve"> PAGEREF _Toc230582345 \h </w:instrText>
+                                  </w:r>
+                                  <w:r>
+                                    <w:rPr>
+                                      <w:rFonts w:ascii="Times New Roman" w:hAnsi="Times New Roman"/>
+                                      <w:noProof/>
+                                      <w:webHidden/>
+                                      <w:sz w:val="28"/>
+                                      <w:szCs w:val="28"/>
+                                    </w:rPr>
+                                  </w:r>
+                                  <w:r>
+                                    <w:rPr>
+                                      <w:rFonts w:ascii="Times New Roman" w:hAnsi="Times New Roman"/>
+                                      <w:noProof/>
+                                      <w:webHidden/>
+                                      <w:sz w:val="28"/>
+                                      <w:szCs w:val="28"/>
+                                    </w:rPr>
+                                    <w:fldChar w:fldCharType="separate"/>
+                                  </w:r>
+                                  <w:r>
+                                    <w:rPr>
+                                      <w:rFonts w:ascii="Times New Roman" w:hAnsi="Times New Roman"/>
+                                      <w:noProof/>
+                                      <w:webHidden/>
+                                      <w:sz w:val="28"/>
+                                      <w:szCs w:val="28"/>
+                                    </w:rPr>
+                                    <w:t>27</w:t>
+                                  </w:r>
+                                  <w:r>
+                                    <w:rPr>
+                                      <w:rFonts w:ascii="Times New Roman" w:hAnsi="Times New Roman"/>
+                                      <w:noProof/>
+                                      <w:webHidden/>
+                                      <w:sz w:val="28"/>
+                                      <w:szCs w:val="28"/>
+                                    </w:rPr>
+                                    <w:fldChar w:fldCharType="end"/>
+                                  </w:r>
+                                </w:hyperlink>
+                              </w:p>
+                              <w:p>
+                                <w:pPr>
+                                  <w:pStyle w:val="1c"/>
+                                  <w:rPr>
+                                    <w:rFonts w:eastAsiaTheme="minorEastAsia"/>
+                                    <w:noProof/>
+                                    <w:color w:val="auto"/>
+                                    <w:sz w:val="28"/>
+                                    <w:szCs w:val="28"/>
+                                    <w:bdr w:val="none" w:sz="0" w:space="0" w:color="auto"/>
+                                  </w:rPr>
+                                </w:pPr>
+                                <w:hyperlink w:anchor="_Toc230582346" w:history="1">
+                                  <w:r>
+                                    <w:rPr>
+                                      <w:rStyle w:val="ad"/>
+                                      <w:rFonts w:eastAsia="Arial Unicode MS"/>
+                                      <w:noProof/>
+                                      <w:sz w:val="28"/>
+                                      <w:szCs w:val="28"/>
+                                    </w:rPr>
+                                    <w:t>3.2 Разработка формы «Авторизация»</w:t>
+                                  </w:r>
+                                  <w:r>
+                                    <w:rPr>
+                                      <w:noProof/>
+                                      <w:webHidden/>
+                                      <w:sz w:val="28"/>
+                                      <w:szCs w:val="28"/>
+                                    </w:rPr>
+                                    <w:tab/>
+                                  </w:r>
+                                  <w:r>
+                                    <w:rPr>
+                                      <w:noProof/>
+                                      <w:webHidden/>
+                                      <w:sz w:val="28"/>
+                                      <w:szCs w:val="28"/>
+                                    </w:rPr>
+                                    <w:fldChar w:fldCharType="begin"/>
+                                  </w:r>
+                                  <w:r>
+                                    <w:rPr>
+                                      <w:noProof/>
+                                      <w:webHidden/>
+                                      <w:sz w:val="28"/>
+                                      <w:szCs w:val="28"/>
+                                    </w:rPr>
+                                    <w:instrText xml:space="preserve"> PAGEREF _Toc230582346 \h </w:instrText>
+                                  </w:r>
+                                  <w:r>
+                                    <w:rPr>
+                                      <w:noProof/>
+                                      <w:webHidden/>
+                                      <w:sz w:val="28"/>
+                                      <w:szCs w:val="28"/>
+                                    </w:rPr>
+                                  </w:r>
+                                  <w:r>
+                                    <w:rPr>
+                                      <w:noProof/>
+                                      <w:webHidden/>
+                                      <w:sz w:val="28"/>
+                                      <w:szCs w:val="28"/>
+                                    </w:rPr>
+                                    <w:fldChar w:fldCharType="separate"/>
+                                  </w:r>
+                                  <w:r>
+                                    <w:rPr>
+                                      <w:noProof/>
+                                      <w:webHidden/>
+                                      <w:sz w:val="28"/>
+                                      <w:szCs w:val="28"/>
+                                    </w:rPr>
+                                    <w:t>31</w:t>
+                                  </w:r>
+                                  <w:r>
+                                    <w:rPr>
+                                      <w:noProof/>
+                                      <w:webHidden/>
+                                      <w:sz w:val="28"/>
+                                      <w:szCs w:val="28"/>
+                                    </w:rPr>
+                                    <w:fldChar w:fldCharType="end"/>
+                                  </w:r>
+                                </w:hyperlink>
+                              </w:p>
+                              <w:p>
+                                <w:pPr>
+                                  <w:pStyle w:val="1c"/>
+                                  <w:rPr>
+                                    <w:rFonts w:eastAsiaTheme="minorEastAsia"/>
+                                    <w:noProof/>
+                                    <w:color w:val="auto"/>
+                                    <w:sz w:val="28"/>
+                                    <w:szCs w:val="28"/>
+                                    <w:bdr w:val="none" w:sz="0" w:space="0" w:color="auto"/>
+                                  </w:rPr>
+                                </w:pPr>
+                                <w:hyperlink w:anchor="_Toc230582347" w:history="1">
+                                  <w:r>
+                                    <w:rPr>
+                                      <w:rStyle w:val="ad"/>
+                                      <w:rFonts w:eastAsia="Arial Unicode MS"/>
+                                      <w:noProof/>
+                                      <w:sz w:val="28"/>
+                                      <w:szCs w:val="28"/>
+                                    </w:rPr>
+                                    <w:t>3.3 Разработка формы «Номенклатура»</w:t>
+                                  </w:r>
+                                  <w:r>
+                                    <w:rPr>
+                                      <w:noProof/>
+                                      <w:webHidden/>
+                                      <w:sz w:val="28"/>
+                                      <w:szCs w:val="28"/>
+                                    </w:rPr>
+                                    <w:tab/>
+                                  </w:r>
+                                  <w:r>
+                                    <w:rPr>
+                                      <w:noProof/>
+                                      <w:webHidden/>
+                                      <w:sz w:val="28"/>
+                                      <w:szCs w:val="28"/>
+                                    </w:rPr>
+                                    <w:fldChar w:fldCharType="begin"/>
+                                  </w:r>
+                                  <w:r>
+                                    <w:rPr>
+                                      <w:noProof/>
+                                      <w:webHidden/>
+                                      <w:sz w:val="28"/>
+                                      <w:szCs w:val="28"/>
+                                    </w:rPr>
+                                    <w:instrText xml:space="preserve"> PAGEREF _Toc230582347 \h </w:instrText>
+                                  </w:r>
+                                  <w:r>
+                                    <w:rPr>
+                                      <w:noProof/>
+                                      <w:webHidden/>
+                                      <w:sz w:val="28"/>
+                                      <w:szCs w:val="28"/>
+                                    </w:rPr>
+                                  </w:r>
+                                  <w:r>
+                                    <w:rPr>
+                                      <w:noProof/>
+                                      <w:webHidden/>
+                                      <w:sz w:val="28"/>
+                                      <w:szCs w:val="28"/>
+                                    </w:rPr>
+                                    <w:fldChar w:fldCharType="separate"/>
+                                  </w:r>
+                                  <w:r>
+                                    <w:rPr>
+                                      <w:noProof/>
+                                      <w:webHidden/>
+                                      <w:sz w:val="28"/>
+                                      <w:szCs w:val="28"/>
+                                    </w:rPr>
+                                    <w:t>36</w:t>
+                                  </w:r>
+                                  <w:r>
+                                    <w:rPr>
+                                      <w:noProof/>
+                                      <w:webHidden/>
+                                      <w:sz w:val="28"/>
+                                      <w:szCs w:val="28"/>
+                                    </w:rPr>
+                                    <w:fldChar w:fldCharType="end"/>
+                                  </w:r>
+                                </w:hyperlink>
+                              </w:p>
+                              <w:p>
+                                <w:pPr>
+                                  <w:pStyle w:val="1c"/>
+                                  <w:rPr>
+                                    <w:rFonts w:eastAsiaTheme="minorEastAsia"/>
+                                    <w:noProof/>
+                                    <w:color w:val="auto"/>
+                                    <w:sz w:val="28"/>
+                                    <w:szCs w:val="28"/>
+                                    <w:bdr w:val="none" w:sz="0" w:space="0" w:color="auto"/>
+                                  </w:rPr>
+                                </w:pPr>
+                                <w:hyperlink w:anchor="_Toc230582348" w:history="1">
+                                  <w:r>
+                                    <w:rPr>
+                                      <w:rStyle w:val="ad"/>
+                                      <w:rFonts w:eastAsia="Arial Unicode MS"/>
+                                      <w:noProof/>
+                                      <w:sz w:val="28"/>
+                                      <w:szCs w:val="28"/>
+                                    </w:rPr>
+                                    <w:t>3.4 Разработка справочника «Контрагенты»</w:t>
+                                  </w:r>
+                                  <w:r>
+                                    <w:rPr>
+                                      <w:noProof/>
+                                      <w:webHidden/>
+                                      <w:sz w:val="28"/>
+                                      <w:szCs w:val="28"/>
+                                    </w:rPr>
+                                    <w:tab/>
+                                  </w:r>
+                                  <w:r>
+                                    <w:rPr>
+                                      <w:noProof/>
+                                      <w:webHidden/>
+                                      <w:sz w:val="28"/>
+                                      <w:szCs w:val="28"/>
+                                    </w:rPr>
+                                    <w:fldChar w:fldCharType="begin"/>
+                                  </w:r>
+                                  <w:r>
+                                    <w:rPr>
+                                      <w:noProof/>
+                                      <w:webHidden/>
+                                      <w:sz w:val="28"/>
+                                      <w:szCs w:val="28"/>
+                                    </w:rPr>
+                                    <w:instrText xml:space="preserve"> PAGEREF _Toc230582348 \h </w:instrText>
+                                  </w:r>
+                                  <w:r>
+                                    <w:rPr>
+                                      <w:noProof/>
+                                      <w:webHidden/>
+                                      <w:sz w:val="28"/>
+                                      <w:szCs w:val="28"/>
+                                    </w:rPr>
+                                  </w:r>
+                                  <w:r>
+                                    <w:rPr>
+                                      <w:noProof/>
+                                      <w:webHidden/>
+                                      <w:sz w:val="28"/>
+                                      <w:szCs w:val="28"/>
+                                    </w:rPr>
+                                    <w:fldChar w:fldCharType="separate"/>
+                                  </w:r>
+                                  <w:r>
+                                    <w:rPr>
+                                      <w:noProof/>
+                                      <w:webHidden/>
+                                      <w:sz w:val="28"/>
+                                      <w:szCs w:val="28"/>
+                                    </w:rPr>
+                                    <w:t>40</w:t>
+                                  </w:r>
+                                  <w:r>
+                                    <w:rPr>
+                                      <w:noProof/>
+                                      <w:webHidden/>
+                                      <w:sz w:val="28"/>
+                                      <w:szCs w:val="28"/>
+                                    </w:rPr>
+                                    <w:fldChar w:fldCharType="end"/>
+                                  </w:r>
+                                </w:hyperlink>
+                              </w:p>
+                              <w:p>
+                                <w:pPr>
+                                  <w:pStyle w:val="1c"/>
+                                  <w:rPr>
+                                    <w:rFonts w:eastAsiaTheme="minorEastAsia"/>
+                                    <w:noProof/>
+                                    <w:color w:val="auto"/>
+                                    <w:sz w:val="28"/>
+                                    <w:szCs w:val="28"/>
+                                    <w:bdr w:val="none" w:sz="0" w:space="0" w:color="auto"/>
+                                  </w:rPr>
+                                </w:pPr>
+                                <w:hyperlink w:anchor="_Toc230582349" w:history="1">
+                                  <w:r>
+                                    <w:rPr>
+                                      <w:rStyle w:val="ad"/>
+                                      <w:rFonts w:eastAsia="Arial Unicode MS"/>
+                                      <w:noProof/>
+                                      <w:sz w:val="28"/>
+                                      <w:szCs w:val="28"/>
+                                    </w:rPr>
+                                    <w:t>3.5 Разработка документа «Заказ поставщику»</w:t>
+                                  </w:r>
+                                  <w:r>
+                                    <w:rPr>
+                                      <w:noProof/>
+                                      <w:webHidden/>
+                                      <w:sz w:val="28"/>
+                                      <w:szCs w:val="28"/>
+                                    </w:rPr>
+                                    <w:tab/>
+                                  </w:r>
+                                  <w:r>
+                                    <w:rPr>
+                                      <w:noProof/>
+                                      <w:webHidden/>
+                                      <w:sz w:val="28"/>
+                                      <w:szCs w:val="28"/>
+                                    </w:rPr>
+                                    <w:fldChar w:fldCharType="begin"/>
+                                  </w:r>
+                                  <w:r>
+                                    <w:rPr>
+                                      <w:noProof/>
+                                      <w:webHidden/>
+                                      <w:sz w:val="28"/>
+                                      <w:szCs w:val="28"/>
+                                    </w:rPr>
+                                    <w:instrText xml:space="preserve"> PAGEREF _Toc230582349 \h </w:instrText>
+                                  </w:r>
+                                  <w:r>
+                                    <w:rPr>
+                                      <w:noProof/>
+                                      <w:webHidden/>
+                                      <w:sz w:val="28"/>
+                                      <w:szCs w:val="28"/>
+                                    </w:rPr>
+                                  </w:r>
+                                  <w:r>
+                                    <w:rPr>
+                                      <w:noProof/>
+                                      <w:webHidden/>
+                                      <w:sz w:val="28"/>
+                                      <w:szCs w:val="28"/>
+                                    </w:rPr>
+                                    <w:fldChar w:fldCharType="separate"/>
+                                  </w:r>
+                                  <w:r>
+                                    <w:rPr>
+                                      <w:noProof/>
+                                      <w:webHidden/>
+                                      <w:sz w:val="28"/>
+                                      <w:szCs w:val="28"/>
+                                    </w:rPr>
+                                    <w:t>47</w:t>
+                                  </w:r>
+                                  <w:r>
+                                    <w:rPr>
+                                      <w:noProof/>
+                                      <w:webHidden/>
+                                      <w:sz w:val="28"/>
+                                      <w:szCs w:val="28"/>
+                                    </w:rPr>
+                                    <w:fldChar w:fldCharType="end"/>
+                                  </w:r>
+                                </w:hyperlink>
+                              </w:p>
+                              <w:p>
+                                <w:pPr>
+                                  <w:pStyle w:val="1c"/>
+                                  <w:rPr>
+                                    <w:rFonts w:eastAsiaTheme="minorEastAsia"/>
+                                    <w:noProof/>
+                                    <w:color w:val="auto"/>
+                                    <w:sz w:val="28"/>
+                                    <w:szCs w:val="28"/>
+                                    <w:bdr w:val="none" w:sz="0" w:space="0" w:color="auto"/>
+                                  </w:rPr>
+                                </w:pPr>
+                                <w:hyperlink w:anchor="_Toc230582350" w:history="1">
+                                  <w:r>
+                                    <w:rPr>
+                                      <w:rStyle w:val="ad"/>
+                                      <w:rFonts w:eastAsia="Arial Unicode MS"/>
+                                      <w:noProof/>
+                                      <w:sz w:val="28"/>
+                                      <w:szCs w:val="28"/>
+                                    </w:rPr>
+                                    <w:t>3.6 Разработка документа «Заказ клиента»</w:t>
+                                  </w:r>
+                                  <w:r>
+                                    <w:rPr>
+                                      <w:noProof/>
+                                      <w:webHidden/>
+                                      <w:sz w:val="28"/>
+                                      <w:szCs w:val="28"/>
+                                    </w:rPr>
+                                    <w:tab/>
+                                  </w:r>
+                                  <w:r>
+                                    <w:rPr>
+                                      <w:noProof/>
+                                      <w:webHidden/>
+                                      <w:sz w:val="28"/>
+                                      <w:szCs w:val="28"/>
+                                    </w:rPr>
+                                    <w:fldChar w:fldCharType="begin"/>
+                                  </w:r>
+                                  <w:r>
+                                    <w:rPr>
+                                      <w:noProof/>
+                                      <w:webHidden/>
+                                      <w:sz w:val="28"/>
+                                      <w:szCs w:val="28"/>
+                                    </w:rPr>
+                                    <w:instrText xml:space="preserve"> PAGEREF _Toc230582350 \h </w:instrText>
+                                  </w:r>
+                                  <w:r>
+                                    <w:rPr>
+                                      <w:noProof/>
+                                      <w:webHidden/>
+                                      <w:sz w:val="28"/>
+                                      <w:szCs w:val="28"/>
+                                    </w:rPr>
+                                  </w:r>
+                                  <w:r>
+                                    <w:rPr>
+                                      <w:noProof/>
+                                      <w:webHidden/>
+                                      <w:sz w:val="28"/>
+                                      <w:szCs w:val="28"/>
+                                    </w:rPr>
+                                    <w:fldChar w:fldCharType="separate"/>
+                                  </w:r>
+                                  <w:r>
+                                    <w:rPr>
+                                      <w:noProof/>
+                                      <w:webHidden/>
+                                      <w:sz w:val="28"/>
+                                      <w:szCs w:val="28"/>
+                                    </w:rPr>
+                                    <w:t>53</w:t>
+                                  </w:r>
+                                  <w:r>
+                                    <w:rPr>
+                                      <w:noProof/>
+                                      <w:webHidden/>
+                                      <w:sz w:val="28"/>
+                                      <w:szCs w:val="28"/>
+                                    </w:rPr>
+                                    <w:fldChar w:fldCharType="end"/>
+                                  </w:r>
+                                </w:hyperlink>
+                              </w:p>
+                              <w:p>
+                                <w:pPr>
+                                  <w:pStyle w:val="1c"/>
+                                  <w:rPr>
+                                    <w:rFonts w:eastAsiaTheme="minorEastAsia"/>
+                                    <w:noProof/>
+                                    <w:color w:val="auto"/>
+                                    <w:sz w:val="28"/>
+                                    <w:szCs w:val="28"/>
+                                    <w:bdr w:val="none" w:sz="0" w:space="0" w:color="auto"/>
+                                  </w:rPr>
+                                </w:pPr>
+                                <w:hyperlink w:anchor="_Toc230582351" w:history="1">
+                                  <w:r>
+                                    <w:rPr>
+                                      <w:rStyle w:val="ad"/>
+                                      <w:rFonts w:eastAsia="Arial Unicode MS"/>
+                                      <w:noProof/>
+                                      <w:sz w:val="28"/>
+                                      <w:szCs w:val="28"/>
+                                    </w:rPr>
+                                    <w:t>3.7 Разработка формы «Отчёты»</w:t>
+                                  </w:r>
+                                  <w:r>
+                                    <w:rPr>
+                                      <w:noProof/>
+                                      <w:webHidden/>
+                                      <w:sz w:val="28"/>
+                                      <w:szCs w:val="28"/>
+                                    </w:rPr>
+                                    <w:tab/>
+                                  </w:r>
+                                  <w:r>
+                                    <w:rPr>
+                                      <w:noProof/>
+                                      <w:webHidden/>
+                                      <w:sz w:val="28"/>
+                                      <w:szCs w:val="28"/>
+                                    </w:rPr>
+                                    <w:fldChar w:fldCharType="begin"/>
+                                  </w:r>
+                                  <w:r>
+                                    <w:rPr>
+                                      <w:noProof/>
+                                      <w:webHidden/>
+                                      <w:sz w:val="28"/>
+                                      <w:szCs w:val="28"/>
+                                    </w:rPr>
+                                    <w:instrText xml:space="preserve"> PAGEREF _Toc230582351 \h </w:instrText>
+                                  </w:r>
+                                  <w:r>
+                                    <w:rPr>
+                                      <w:noProof/>
+                                      <w:webHidden/>
+                                      <w:sz w:val="28"/>
+                                      <w:szCs w:val="28"/>
+                                    </w:rPr>
+                                  </w:r>
+                                  <w:r>
+                                    <w:rPr>
+                                      <w:noProof/>
+                                      <w:webHidden/>
+                                      <w:sz w:val="28"/>
+                                      <w:szCs w:val="28"/>
+                                    </w:rPr>
+                                    <w:fldChar w:fldCharType="separate"/>
+                                  </w:r>
+                                  <w:r>
+                                    <w:rPr>
+                                      <w:noProof/>
+                                      <w:webHidden/>
+                                      <w:sz w:val="28"/>
+                                      <w:szCs w:val="28"/>
+                                    </w:rPr>
+                                    <w:t>58</w:t>
+                                  </w:r>
+                                  <w:r>
+                                    <w:rPr>
+                                      <w:noProof/>
+                                      <w:webHidden/>
+                                      <w:sz w:val="28"/>
+                                      <w:szCs w:val="28"/>
+                                    </w:rPr>
+                                    <w:fldChar w:fldCharType="end"/>
+                                  </w:r>
+                                </w:hyperlink>
+                              </w:p>
+                              <w:p>
+                                <w:pPr>
+                                  <w:pStyle w:val="1c"/>
+                                  <w:rPr>
+                                    <w:rFonts w:eastAsiaTheme="minorEastAsia"/>
+                                    <w:noProof/>
+                                    <w:color w:val="auto"/>
+                                    <w:sz w:val="28"/>
+                                    <w:szCs w:val="28"/>
+                                    <w:bdr w:val="none" w:sz="0" w:space="0" w:color="auto"/>
+                                  </w:rPr>
+                                </w:pPr>
+                                <w:hyperlink w:anchor="_Toc230582352" w:history="1">
+                                  <w:r>
+                                    <w:rPr>
+                                      <w:rStyle w:val="ad"/>
+                                      <w:rFonts w:eastAsia="Arial Unicode MS"/>
+                                      <w:noProof/>
+                                      <w:sz w:val="28"/>
+                                      <w:szCs w:val="28"/>
+                                    </w:rPr>
+                                    <w:t>ЗАКЛЮЧЕНИЕ</w:t>
+                                  </w:r>
+                                  <w:r>
+                                    <w:rPr>
+                                      <w:noProof/>
+                                      <w:webHidden/>
+                                      <w:sz w:val="28"/>
+                                      <w:szCs w:val="28"/>
+                                    </w:rPr>
+                                    <w:tab/>
+                                  </w:r>
+                                  <w:r>
+                                    <w:rPr>
+                                      <w:noProof/>
+                                      <w:webHidden/>
+                                      <w:sz w:val="28"/>
+                                      <w:szCs w:val="28"/>
+                                    </w:rPr>
+                                    <w:fldChar w:fldCharType="begin"/>
+                                  </w:r>
+                                  <w:r>
+                                    <w:rPr>
+                                      <w:noProof/>
+                                      <w:webHidden/>
+                                      <w:sz w:val="28"/>
+                                      <w:szCs w:val="28"/>
+                                    </w:rPr>
+                                    <w:instrText xml:space="preserve"> PAGEREF _Toc230582352 \h </w:instrText>
+                                  </w:r>
+                                  <w:r>
+                                    <w:rPr>
+                                      <w:noProof/>
+                                      <w:webHidden/>
+                                      <w:sz w:val="28"/>
+                                      <w:szCs w:val="28"/>
+                                    </w:rPr>
+                                  </w:r>
+                                  <w:r>
+                                    <w:rPr>
+                                      <w:noProof/>
+                                      <w:webHidden/>
+                                      <w:sz w:val="28"/>
+                                      <w:szCs w:val="28"/>
+                                    </w:rPr>
+                                    <w:fldChar w:fldCharType="separate"/>
+                                  </w:r>
+                                  <w:r>
+                                    <w:rPr>
+                                      <w:noProof/>
+                                      <w:webHidden/>
+                                      <w:sz w:val="28"/>
+                                      <w:szCs w:val="28"/>
+                                    </w:rPr>
+                                    <w:t>71</w:t>
+                                  </w:r>
+                                  <w:r>
+                                    <w:rPr>
+                                      <w:noProof/>
+                                      <w:webHidden/>
+                                      <w:sz w:val="28"/>
+                                      <w:szCs w:val="28"/>
+                                    </w:rPr>
+                                    <w:fldChar w:fldCharType="end"/>
+                                  </w:r>
+                                </w:hyperlink>
+                              </w:p>
+                              <w:p>
+                                <w:pPr>
+                                  <w:pStyle w:val="1c"/>
+                                  <w:rPr>
+                                    <w:rFonts w:eastAsiaTheme="minorEastAsia"/>
+                                    <w:noProof/>
+                                    <w:color w:val="auto"/>
+                                    <w:sz w:val="28"/>
+                                    <w:szCs w:val="28"/>
+                                    <w:bdr w:val="none" w:sz="0" w:space="0" w:color="auto"/>
+                                  </w:rPr>
+                                </w:pPr>
+                                <w:hyperlink w:anchor="_Toc230582353" w:history="1">
+                                  <w:r>
+                                    <w:rPr>
+                                      <w:rStyle w:val="ad"/>
+                                      <w:noProof/>
+                                      <w:sz w:val="28"/>
+                                      <w:szCs w:val="28"/>
+                                    </w:rPr>
+                                    <w:t>СПИСОК ИСПОЛЬЗОВАННЫХ ИСТОЧНИКОВ И ЛИТЕРАТУРЫ</w:t>
+                                  </w:r>
+                                  <w:r>
+                                    <w:rPr>
+                                      <w:noProof/>
+                                      <w:webHidden/>
+                                      <w:sz w:val="28"/>
+                                      <w:szCs w:val="28"/>
+                                    </w:rPr>
+                                    <w:tab/>
+                                  </w:r>
+                                  <w:r>
+                                    <w:rPr>
+                                      <w:noProof/>
+                                      <w:webHidden/>
+                                      <w:sz w:val="28"/>
+                                      <w:szCs w:val="28"/>
+                                    </w:rPr>
+                                    <w:fldChar w:fldCharType="begin"/>
+                                  </w:r>
+                                  <w:r>
+                                    <w:rPr>
+                                      <w:noProof/>
+                                      <w:webHidden/>
+                                      <w:sz w:val="28"/>
+                                      <w:szCs w:val="28"/>
+                                    </w:rPr>
+                                    <w:instrText xml:space="preserve"> PAGEREF _Toc230582353 \h </w:instrText>
+                                  </w:r>
+                                  <w:r>
+                                    <w:rPr>
+                                      <w:noProof/>
+                                      <w:webHidden/>
+                                      <w:sz w:val="28"/>
+                                      <w:szCs w:val="28"/>
+                                    </w:rPr>
+                                  </w:r>
+                                  <w:r>
+                                    <w:rPr>
+                                      <w:noProof/>
+                                      <w:webHidden/>
+                                      <w:sz w:val="28"/>
+                                      <w:szCs w:val="28"/>
+                                    </w:rPr>
+                                    <w:fldChar w:fldCharType="separate"/>
+                                  </w:r>
+                                  <w:r>
+                                    <w:rPr>
+                                      <w:noProof/>
+                                      <w:webHidden/>
+                                      <w:sz w:val="28"/>
+                                      <w:szCs w:val="28"/>
+                                    </w:rPr>
+                                    <w:t>73</w:t>
+                                  </w:r>
+                                  <w:r>
+                                    <w:rPr>
+                                      <w:noProof/>
+                                      <w:webHidden/>
+                                      <w:sz w:val="28"/>
+                                      <w:szCs w:val="28"/>
+                                    </w:rPr>
+                                    <w:fldChar w:fldCharType="end"/>
+                                  </w:r>
+                                </w:hyperlink>
+                              </w:p>
+                              <w:p>
+                                <w:pPr>
+                                  <w:rPr>
+                                    <w:noProof/>
+                                  </w:rPr>
+                                </w:pPr>
+                                <w:r>
+                                  <w:rPr>
+                                    <w:rFonts w:ascii="Times New Roman" w:hAnsi="Times New Roman"/>
+                                    <w:b/>
+                                    <w:bCs/>
+                                    <w:noProof/>
+                                    <w:sz w:val="28"/>
+                                    <w:szCs w:val="28"/>
+                                  </w:rPr>
+                                  <w:fldChar w:fldCharType="end"/>
+                                </w:r>
+                              </w:p>
+                            </w:sdtContent>
+                          </w:sdt>
+                          <w:p/>
+                        </w:txbxContent>
+                      </wps:txbx>
+                      <wps:bodyPr rot="0" spcFirstLastPara="0" vertOverflow="overflow" horzOverflow="overflow" vert="horz" wrap="square" lIns="91440" tIns="45720" rIns="91440" bIns="45720" numCol="1" spcCol="0" rtlCol="0" fromWordArt="0" anchor="t" anchorCtr="0" forceAA="0" compatLnSpc="1">
+                        <a:prstTxWarp prst="textNoShape">
+                          <a:avLst/>
+                        </a:prstTxWarp>
+                        <a:noAutofit/>
+                      </wps:bodyPr>
+                    </wps:wsp>
+                  </a:graphicData>
+                </a:graphic>
+              </wp:anchor>
+            </w:drawing>
+          </mc:Choice>
+          <mc:Fallback>
+            <w:pict>
+              <v:shapetype w14:anchorId="28D786B8" id="_x0000_t202" coordsize="21600,21600" o:spt="202" path="m,l,21600r21600,l21600,xe">
+                <v:stroke joinstyle="miter"/>
+                <v:path gradientshapeok="t" o:connecttype="rect"/>
+              </v:shapetype>
+              <v:shape id="Надпись 51" o:spid="_x0000_s1026" type="#_x0000_t202" style="position:absolute;left:0;text-align:left;margin-left:-13.8pt;margin-top:-33.9pt;width:489.75pt;height:626.25pt;z-index:251659264;visibility:visible;mso-wrap-style:square;mso-wrap-distance-left:9pt;mso-wrap-distance-top:0;mso-wrap-distance-right:9pt;mso-wrap-distance-bottom:0;mso-position-horizontal:absolute;mso-position-horizontal-relative:text;mso-position-vertical:absolute;mso-position-vertical-relative:text;v-text-anchor:top" o:gfxdata="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" fillcolor="white [3212]" strokecolor="white [3212]" strokeweight=".5pt">
+                <v:textbox>
+                  <w:txbxContent>
+                    <w:sdt>
+                      <w:sdtPr>
+                        <w:rPr>
+                          <w:rFonts w:ascii="Calibri" w:eastAsia="Calibri" w:hAnsi="Calibri" w:cs="Times New Roman"/>
+                          <w:b w:val="0"/>
+                          <w:bCs w:val="0"/>
+                          <w:noProof/>
+                          <w:color w:val="auto"/>
+                          <w:sz w:val="22"/>
+                          <w:szCs w:val="22"/>
+                          <w:bdr w:val="none" w:sz="0" w:space="0" w:color="auto"/>
+                          <w:lang w:eastAsia="en-US"/>
+                        </w:rPr>
+                        <w:id w:val="564922832"/>
+                        <w:docPartObj>
+                          <w:docPartGallery w:val="Table of Contents"/>
+                          <w:docPartUnique/>
+                        </w:docPartObj>
+                      </w:sdtPr>
+                      <w:sdtContent>
+                        <w:p>
+                          <w:pPr>
+                            <w:pStyle w:val="af0"/>
+                            <w:rPr>
+                              <w:rFonts w:cs="Times New Roman"/>
+                              <w:noProof/>
+                            </w:rPr>
+                          </w:pPr>
+                          <w:r>
+                            <w:rPr>
+                              <w:rFonts w:cs="Times New Roman"/>
+                              <w:b w:val="0"/>
+                              <w:bCs w:val="0"/>
+                              <w:noProof/>
+                            </w:rPr>
+                            <w:t>СОДЕРЖАНИЕ</w:t>
+                          </w:r>
+                        </w:p>
+                        <w:p>
+                          <w:pPr>
+                            <w:pStyle w:val="1c"/>
+                            <w:rPr>
+                              <w:rFonts w:eastAsiaTheme="minorEastAsia"/>
+                              <w:noProof/>
+                              <w:color w:val="auto"/>
+                              <w:sz w:val="28"/>
+                              <w:szCs w:val="28"/>
+                              <w:bdr w:val="none" w:sz="0" w:space="0" w:color="auto"/>
+                            </w:rPr>
+                          </w:pPr>
+                          <w:r>
+                            <w:rPr>
+                              <w:noProof/>
+                              <w:sz w:val="28"/>
+                              <w:szCs w:val="28"/>
+                            </w:rPr>
+                            <w:fldChar w:fldCharType="begin"/>
+                          </w:r>
+                          <w:r>
+                            <w:rPr>
+                              <w:noProof/>
+                              <w:sz w:val="28"/>
+                              <w:szCs w:val="28"/>
+                            </w:rPr>
+                            <w:instrText xml:space="preserve"> TOC \o "1-3" \h \z \u </w:instrText>
+                          </w:r>
+                          <w:r>
+                            <w:rPr>
+                              <w:noProof/>
+                              <w:sz w:val="28"/>
+                              <w:szCs w:val="28"/>
+                            </w:rPr>
+                            <w:fldChar w:fldCharType="separate"/>
+                          </w:r>
+                          <w:hyperlink w:anchor="_Toc230582333" w:history="1">
+                            <w:r>
+                              <w:rPr>
+                                <w:rStyle w:val="ad"/>
+                                <w:rFonts w:eastAsia="Arial Unicode MS"/>
+                                <w:noProof/>
+                                <w:sz w:val="28"/>
+                                <w:szCs w:val="28"/>
+                              </w:rPr>
+                              <w:t>ВВЕДЕНИЕ</w:t>
+                            </w:r>
+                            <w:r>
+                              <w:rPr>
+                                <w:noProof/>
+                                <w:webHidden/>
+                                <w:sz w:val="28"/>
+                                <w:szCs w:val="28"/>
+                              </w:rPr>
+                              <w:tab/>
+                            </w:r>
+                            <w:r>
+                              <w:rPr>
+                                <w:noProof/>
+                                <w:webHidden/>
+                                <w:sz w:val="28"/>
+                                <w:szCs w:val="28"/>
+                              </w:rPr>
+                              <w:fldChar w:fldCharType="begin"/>
+                            </w:r>
+                            <w:r>
+                              <w:rPr>
+                                <w:noProof/>
+                                <w:webHidden/>
+                                <w:sz w:val="28"/>
+                                <w:szCs w:val="28"/>
+                              </w:rPr>
+                              <w:instrText xml:space="preserve"> PAGEREF _Toc230582333 \h </w:instrText>
+                            </w:r>
+                            <w:r>
+                              <w:rPr>
+                                <w:noProof/>
+                                <w:webHidden/>
+                                <w:sz w:val="28"/>
+                                <w:szCs w:val="28"/>
+                              </w:rPr>
+                            </w:r>
+                            <w:r>
+                              <w:rPr>
+                                <w:noProof/>
+                                <w:webHidden/>
+                                <w:sz w:val="28"/>
+                                <w:szCs w:val="28"/>
+                              </w:rPr>
+                              <w:fldChar w:fldCharType="separate"/>
+                            </w:r>
+                            <w:r>
+                              <w:rPr>
+                                <w:noProof/>
+                                <w:webHidden/>
+                                <w:sz w:val="28"/>
+                                <w:szCs w:val="28"/>
+                              </w:rPr>
+                              <w:t>4</w:t>
+                            </w:r>
+                            <w:r>
+                              <w:rPr>
+                                <w:noProof/>
+                                <w:webHidden/>
+                                <w:sz w:val="28"/>
+                                <w:szCs w:val="28"/>
+                              </w:rPr>
+                              <w:fldChar w:fldCharType="end"/>
+                            </w:r>
+                          </w:hyperlink>
+                        </w:p>
+                        <w:p>
+                          <w:pPr>
+                            <w:pStyle w:val="1c"/>
+                            <w:rPr>
+                              <w:rFonts w:eastAsiaTheme="minorEastAsia"/>
+                              <w:noProof/>
+                              <w:color w:val="auto"/>
+                              <w:sz w:val="28"/>
+                              <w:szCs w:val="28"/>
+                              <w:bdr w:val="none" w:sz="0" w:space="0" w:color="auto"/>
+                            </w:rPr>
+                          </w:pPr>
+                          <w:hyperlink w:anchor="_Toc230582334" w:history="1">
+                            <w:r>
+                              <w:rPr>
+                                <w:rStyle w:val="ad"/>
+                                <w:rFonts w:eastAsia="Arial Unicode MS"/>
+                                <w:noProof/>
+                                <w:sz w:val="28"/>
+                                <w:szCs w:val="28"/>
+                              </w:rPr>
+                              <w:t>ГЛАВА 1. ПРЕДПРОЕКТНАЯ ЧАСТЬ ТРЕБОВАНИЙ К ИНФОРМАЦИОННОЙ СИСТЕМЕ</w:t>
+                            </w:r>
+                            <w:r>
+                              <w:rPr>
+                                <w:noProof/>
+                                <w:webHidden/>
+                                <w:sz w:val="28"/>
+                                <w:szCs w:val="28"/>
+                              </w:rPr>
+                              <w:tab/>
+                            </w:r>
+                            <w:r>
+                              <w:rPr>
+                                <w:noProof/>
+                                <w:webHidden/>
+                                <w:sz w:val="28"/>
+                                <w:szCs w:val="28"/>
+                              </w:rPr>
+                              <w:fldChar w:fldCharType="begin"/>
+                            </w:r>
+                            <w:r>
+                              <w:rPr>
+                                <w:noProof/>
+                                <w:webHidden/>
+                                <w:sz w:val="28"/>
+                                <w:szCs w:val="28"/>
+                              </w:rPr>
+                              <w:instrText xml:space="preserve"> PAGEREF _Toc230582334 \h </w:instrText>
+                            </w:r>
+                            <w:r>
+                              <w:rPr>
+                                <w:noProof/>
+                                <w:webHidden/>
+                                <w:sz w:val="28"/>
+                                <w:szCs w:val="28"/>
+                              </w:rPr>
+                            </w:r>
+                            <w:r>
+                              <w:rPr>
+                                <w:noProof/>
+                                <w:webHidden/>
+                                <w:sz w:val="28"/>
+                                <w:szCs w:val="28"/>
+                              </w:rPr>
+                              <w:fldChar w:fldCharType="separate"/>
+                            </w:r>
+                            <w:r>
+                              <w:rPr>
+                                <w:noProof/>
+                                <w:webHidden/>
+                                <w:sz w:val="28"/>
+                                <w:szCs w:val="28"/>
+                              </w:rPr>
+                              <w:t>5</w:t>
+                            </w:r>
+                            <w:r>
+                              <w:rPr>
+                                <w:noProof/>
+                                <w:webHidden/>
+                                <w:sz w:val="28"/>
+                                <w:szCs w:val="28"/>
+                              </w:rPr>
+                              <w:fldChar w:fldCharType="end"/>
+                            </w:r>
+                          </w:hyperlink>
+                        </w:p>
+                        <w:p>
+                          <w:pPr>
+                            <w:pStyle w:val="1c"/>
+                            <w:rPr>
+                              <w:rFonts w:eastAsiaTheme="minorEastAsia"/>
+                              <w:noProof/>
+                              <w:color w:val="auto"/>
+                              <w:sz w:val="28"/>
+                              <w:szCs w:val="28"/>
+                              <w:bdr w:val="none" w:sz="0" w:space="0" w:color="auto"/>
+                            </w:rPr>
+                          </w:pPr>
+                          <w:hyperlink w:anchor="_Toc230582335" w:history="1">
+                            <w:r>
+                              <w:rPr>
+                                <w:rStyle w:val="ad"/>
+                                <w:rFonts w:eastAsia="Arial Unicode MS"/>
+                                <w:noProof/>
+                                <w:sz w:val="28"/>
+                                <w:szCs w:val="28"/>
+                              </w:rPr>
+                              <w:t>1.1 Анализ предметной области</w:t>
+                            </w:r>
+                            <w:r>
+                              <w:rPr>
+                                <w:noProof/>
+                                <w:webHidden/>
+                                <w:sz w:val="28"/>
+                                <w:szCs w:val="28"/>
+                              </w:rPr>
+                              <w:tab/>
+                            </w:r>
+                            <w:r>
+                              <w:rPr>
+                                <w:noProof/>
+                                <w:webHidden/>
+                                <w:sz w:val="28"/>
+                                <w:szCs w:val="28"/>
+                              </w:rPr>
+                              <w:fldChar w:fldCharType="begin"/>
+                            </w:r>
+                            <w:r>
+                              <w:rPr>
+                                <w:noProof/>
+                                <w:webHidden/>
+                                <w:sz w:val="28"/>
+                                <w:szCs w:val="28"/>
+                              </w:rPr>
+                              <w:instrText xml:space="preserve"> PAGEREF _Toc230582335 \h </w:instrText>
+                            </w:r>
+                            <w:r>
+                              <w:rPr>
+                                <w:noProof/>
+                                <w:webHidden/>
+                                <w:sz w:val="28"/>
+                                <w:szCs w:val="28"/>
+                              </w:rPr>
+                            </w:r>
+                            <w:r>
+                              <w:rPr>
+                                <w:noProof/>
+                                <w:webHidden/>
+                                <w:sz w:val="28"/>
+                                <w:szCs w:val="28"/>
+                              </w:rPr>
+                              <w:fldChar w:fldCharType="separate"/>
+                            </w:r>
+                            <w:r>
+                              <w:rPr>
+                                <w:noProof/>
+                                <w:webHidden/>
+                                <w:sz w:val="28"/>
+                                <w:szCs w:val="28"/>
+                              </w:rPr>
+                              <w:t>5</w:t>
+                            </w:r>
+                            <w:r>
+                              <w:rPr>
+                                <w:noProof/>
+                                <w:webHidden/>
+                                <w:sz w:val="28"/>
+                                <w:szCs w:val="28"/>
+                              </w:rPr>
+                              <w:fldChar w:fldCharType="end"/>
+                            </w:r>
+                          </w:hyperlink>
+                        </w:p>
+                        <w:p>
+                          <w:pPr>
+                            <w:pStyle w:val="25"/>
+                            <w:tabs>
+                              <w:tab w:val="right" w:leader="dot" w:pos="9345"/>
+                            </w:tabs>
+                            <w:ind w:left="0"/>
+                            <w:rPr>
+                              <w:rFonts w:ascii="Times New Roman" w:eastAsiaTheme="minorEastAsia" w:hAnsi="Times New Roman"/>
+                              <w:noProof/>
+                              <w:sz w:val="28"/>
+                              <w:szCs w:val="28"/>
+                              <w:lang w:eastAsia="ru-RU"/>
+                            </w:rPr>
+                          </w:pPr>
+                          <w:hyperlink w:anchor="_Toc230582336" w:history="1">
+                            <w:r>
+                              <w:rPr>
+                                <w:rStyle w:val="ad"/>
+                                <w:rFonts w:ascii="Times New Roman" w:hAnsi="Times New Roman"/>
+                                <w:noProof/>
+                                <w:sz w:val="28"/>
+                                <w:szCs w:val="28"/>
+                              </w:rPr>
+                              <w:t>1.2 Разработка технического задания</w:t>
+                            </w:r>
+                            <w:r>
+                              <w:rPr>
+                                <w:rFonts w:ascii="Times New Roman" w:hAnsi="Times New Roman"/>
+                                <w:noProof/>
+                                <w:webHidden/>
+                                <w:sz w:val="28"/>
+                                <w:szCs w:val="28"/>
+                              </w:rPr>
+                              <w:tab/>
+                            </w:r>
+                            <w:r>
+                              <w:rPr>
+                                <w:rFonts w:ascii="Times New Roman" w:hAnsi="Times New Roman"/>
+                                <w:noProof/>
+                                <w:webHidden/>
+                                <w:sz w:val="28"/>
+                                <w:szCs w:val="28"/>
+                              </w:rPr>
+                              <w:fldChar w:fldCharType="begin"/>
+                            </w:r>
+                            <w:r>
+                              <w:rPr>
+                                <w:rFonts w:ascii="Times New Roman" w:hAnsi="Times New Roman"/>
+                                <w:noProof/>
+                                <w:webHidden/>
+                                <w:sz w:val="28"/>
+                                <w:szCs w:val="28"/>
+                              </w:rPr>
+                              <w:instrText xml:space="preserve"> PAGEREF _Toc230582336 \h </w:instrText>
+                            </w:r>
+                            <w:r>
+                              <w:rPr>
+                                <w:rFonts w:ascii="Times New Roman" w:hAnsi="Times New Roman"/>
+                                <w:noProof/>
+                                <w:webHidden/>
+                                <w:sz w:val="28"/>
+                                <w:szCs w:val="28"/>
+                              </w:rPr>
+                            </w:r>
+                            <w:r>
+                              <w:rPr>
+                                <w:rFonts w:ascii="Times New Roman" w:hAnsi="Times New Roman"/>
+                                <w:noProof/>
+                                <w:webHidden/>
+                                <w:sz w:val="28"/>
+                                <w:szCs w:val="28"/>
+                              </w:rPr>
+                              <w:fldChar w:fldCharType="separate"/>
+                            </w:r>
+                            <w:r>
+                              <w:rPr>
+                                <w:rFonts w:ascii="Times New Roman" w:hAnsi="Times New Roman"/>
+                                <w:noProof/>
+                                <w:webHidden/>
+                                <w:sz w:val="28"/>
+                                <w:szCs w:val="28"/>
+                              </w:rPr>
+                              <w:t>7</w:t>
+                            </w:r>
+                            <w:r>
+                              <w:rPr>
+                                <w:rFonts w:ascii="Times New Roman" w:hAnsi="Times New Roman"/>
+                                <w:noProof/>
+                                <w:webHidden/>
+                                <w:sz w:val="28"/>
+                                <w:szCs w:val="28"/>
+                              </w:rPr>
+                              <w:fldChar w:fldCharType="end"/>
+                            </w:r>
+                          </w:hyperlink>
+                        </w:p>
+                        <w:p>
+                          <w:pPr>
+                            <w:pStyle w:val="25"/>
+                            <w:tabs>
+                              <w:tab w:val="right" w:leader="dot" w:pos="9345"/>
+                            </w:tabs>
+                            <w:ind w:left="0"/>
+                            <w:rPr>
+                              <w:rFonts w:ascii="Times New Roman" w:eastAsiaTheme="minorEastAsia" w:hAnsi="Times New Roman"/>
+                              <w:noProof/>
+                              <w:sz w:val="28"/>
+                              <w:szCs w:val="28"/>
+                              <w:lang w:eastAsia="ru-RU"/>
+                            </w:rPr>
+                          </w:pPr>
+                          <w:hyperlink w:anchor="_Toc230582337" w:history="1">
+                            <w:r>
+                              <w:rPr>
+                                <w:rStyle w:val="ad"/>
+                                <w:rFonts w:ascii="Times New Roman" w:hAnsi="Times New Roman"/>
+                                <w:noProof/>
+                                <w:sz w:val="28"/>
+                                <w:szCs w:val="28"/>
+                              </w:rPr>
+                              <w:t>1.3 Моделирование бизнес-процессов (IDEF0 is / to be)</w:t>
+                            </w:r>
+                            <w:r>
+                              <w:rPr>
+                                <w:rFonts w:ascii="Times New Roman" w:hAnsi="Times New Roman"/>
+                                <w:noProof/>
+                                <w:webHidden/>
+                                <w:sz w:val="28"/>
+                                <w:szCs w:val="28"/>
+                              </w:rPr>
+                              <w:tab/>
+                            </w:r>
+                            <w:r>
+                              <w:rPr>
+                                <w:rFonts w:ascii="Times New Roman" w:hAnsi="Times New Roman"/>
+                                <w:noProof/>
+                                <w:webHidden/>
+                                <w:sz w:val="28"/>
+                                <w:szCs w:val="28"/>
+                              </w:rPr>
+                              <w:fldChar w:fldCharType="begin"/>
+                            </w:r>
+                            <w:r>
+                              <w:rPr>
+                                <w:rFonts w:ascii="Times New Roman" w:hAnsi="Times New Roman"/>
+                                <w:noProof/>
+                                <w:webHidden/>
+                                <w:sz w:val="28"/>
+                                <w:szCs w:val="28"/>
+                              </w:rPr>
+                              <w:instrText xml:space="preserve"> PAGEREF _Toc230582337 \h </w:instrText>
+                            </w:r>
+                            <w:r>
+                              <w:rPr>
+                                <w:rFonts w:ascii="Times New Roman" w:hAnsi="Times New Roman"/>
+                                <w:noProof/>
+                                <w:webHidden/>
+                                <w:sz w:val="28"/>
+                                <w:szCs w:val="28"/>
+                              </w:rPr>
+                            </w:r>
+                            <w:r>
+                              <w:rPr>
+                                <w:rFonts w:ascii="Times New Roman" w:hAnsi="Times New Roman"/>
+                                <w:noProof/>
+                                <w:webHidden/>
+                                <w:sz w:val="28"/>
+                                <w:szCs w:val="28"/>
+                              </w:rPr>
+                              <w:fldChar w:fldCharType="separate"/>
+                            </w:r>
+                            <w:r>
+                              <w:rPr>
+                                <w:rFonts w:ascii="Times New Roman" w:hAnsi="Times New Roman"/>
+                                <w:noProof/>
+                                <w:webHidden/>
+                                <w:sz w:val="28"/>
+                                <w:szCs w:val="28"/>
+                              </w:rPr>
+                              <w:t>10</w:t>
+                            </w:r>
+                            <w:r>
+                              <w:rPr>
+                                <w:rFonts w:ascii="Times New Roman" w:hAnsi="Times New Roman"/>
+                                <w:noProof/>
+                                <w:webHidden/>
+                                <w:sz w:val="28"/>
+                                <w:szCs w:val="28"/>
+                              </w:rPr>
+                              <w:fldChar w:fldCharType="end"/>
+                            </w:r>
+                          </w:hyperlink>
+                        </w:p>
+                        <w:p>
+                          <w:pPr>
+                            <w:pStyle w:val="1c"/>
+                            <w:rPr>
+                              <w:rFonts w:eastAsiaTheme="minorEastAsia"/>
+                              <w:noProof/>
+                              <w:color w:val="auto"/>
+                              <w:sz w:val="28"/>
+                              <w:szCs w:val="28"/>
+                              <w:bdr w:val="none" w:sz="0" w:space="0" w:color="auto"/>
+                            </w:rPr>
+                          </w:pPr>
+                          <w:hyperlink w:anchor="_Toc230582338" w:history="1">
+                            <w:r>
+                              <w:rPr>
+                                <w:rStyle w:val="ad"/>
+                                <w:noProof/>
+                                <w:sz w:val="28"/>
+                                <w:szCs w:val="28"/>
+                              </w:rPr>
+                              <w:t>ГЛАВА 2</w:t>
+                            </w:r>
+                            <w:r>
+                              <w:rPr>
+                                <w:rStyle w:val="ad"/>
+                                <w:rFonts w:eastAsia="Arial Unicode MS"/>
+                                <w:noProof/>
+                                <w:sz w:val="28"/>
+                                <w:szCs w:val="28"/>
+                              </w:rPr>
+                              <w:t>. ПРОЕКТИРОВАНИЕ ТРЕБОВАНИЙ К ИНФОРМАЦИОННОЙ СИСТЕМЕ</w:t>
+                            </w:r>
+                            <w:r>
+                              <w:rPr>
+                                <w:noProof/>
+                                <w:webHidden/>
+                                <w:sz w:val="28"/>
+                                <w:szCs w:val="28"/>
+                              </w:rPr>
+                              <w:tab/>
+                            </w:r>
+                            <w:r>
+                              <w:rPr>
+                                <w:noProof/>
+                                <w:webHidden/>
+                                <w:sz w:val="28"/>
+                                <w:szCs w:val="28"/>
+                              </w:rPr>
+                              <w:fldChar w:fldCharType="begin"/>
+                            </w:r>
+                            <w:r>
+                              <w:rPr>
+                                <w:noProof/>
+                                <w:webHidden/>
+                                <w:sz w:val="28"/>
+                                <w:szCs w:val="28"/>
+                              </w:rPr>
+                              <w:instrText xml:space="preserve"> PAGEREF _Toc230582338 \h </w:instrText>
+                            </w:r>
+                            <w:r>
+                              <w:rPr>
+                                <w:noProof/>
+                                <w:webHidden/>
+                                <w:sz w:val="28"/>
+                                <w:szCs w:val="28"/>
+                              </w:rPr>
+                            </w:r>
+                            <w:r>
+                              <w:rPr>
+                                <w:noProof/>
+                                <w:webHidden/>
+                                <w:sz w:val="28"/>
+                                <w:szCs w:val="28"/>
+                              </w:rPr>
+                              <w:fldChar w:fldCharType="separate"/>
+                            </w:r>
+                            <w:r>
+                              <w:rPr>
+                                <w:noProof/>
+                                <w:webHidden/>
+                                <w:sz w:val="28"/>
+                                <w:szCs w:val="28"/>
+                              </w:rPr>
+                              <w:t>17</w:t>
+                            </w:r>
+                            <w:r>
+                              <w:rPr>
+                                <w:noProof/>
+                                <w:webHidden/>
+                                <w:sz w:val="28"/>
+                                <w:szCs w:val="28"/>
+                              </w:rPr>
+                              <w:fldChar w:fldCharType="end"/>
+                            </w:r>
+                          </w:hyperlink>
+                        </w:p>
+                        <w:p>
+                          <w:pPr>
+                            <w:pStyle w:val="25"/>
+                            <w:tabs>
+                              <w:tab w:val="right" w:leader="dot" w:pos="9345"/>
+                            </w:tabs>
+                            <w:ind w:left="0"/>
+                            <w:rPr>
+                              <w:rFonts w:ascii="Times New Roman" w:eastAsiaTheme="minorEastAsia" w:hAnsi="Times New Roman"/>
+                              <w:noProof/>
+                              <w:sz w:val="28"/>
+                              <w:szCs w:val="28"/>
+                              <w:lang w:eastAsia="ru-RU"/>
+                            </w:rPr>
+                          </w:pPr>
+                          <w:hyperlink w:anchor="_Toc230582339" w:history="1">
+                            <w:r>
+                              <w:rPr>
+                                <w:rStyle w:val="ad"/>
+                                <w:rFonts w:ascii="Times New Roman" w:hAnsi="Times New Roman"/>
+                                <w:noProof/>
+                                <w:sz w:val="28"/>
+                                <w:szCs w:val="28"/>
+                              </w:rPr>
+                              <w:t>2.1 Анализ диаграммы вариантов использования (Use Case)</w:t>
+                            </w:r>
+                            <w:r>
+                              <w:rPr>
+                                <w:rFonts w:ascii="Times New Roman" w:hAnsi="Times New Roman"/>
+                                <w:noProof/>
+                                <w:webHidden/>
+                                <w:sz w:val="28"/>
+                                <w:szCs w:val="28"/>
+                              </w:rPr>
+                              <w:tab/>
+                            </w:r>
+                            <w:r>
+                              <w:rPr>
+                                <w:rFonts w:ascii="Times New Roman" w:hAnsi="Times New Roman"/>
+                                <w:noProof/>
+                                <w:webHidden/>
+                                <w:sz w:val="28"/>
+                                <w:szCs w:val="28"/>
+                              </w:rPr>
+                              <w:fldChar w:fldCharType="begin"/>
+                            </w:r>
+                            <w:r>
+                              <w:rPr>
+                                <w:rFonts w:ascii="Times New Roman" w:hAnsi="Times New Roman"/>
+                                <w:noProof/>
+                                <w:webHidden/>
+                                <w:sz w:val="28"/>
+                                <w:szCs w:val="28"/>
+                              </w:rPr>
+                              <w:instrText xml:space="preserve"> PAGEREF _Toc230582339 \h </w:instrText>
+                            </w:r>
+                            <w:r>
+                              <w:rPr>
+                                <w:rFonts w:ascii="Times New Roman" w:hAnsi="Times New Roman"/>
+                                <w:noProof/>
+                                <w:webHidden/>
+                                <w:sz w:val="28"/>
+                                <w:szCs w:val="28"/>
+                              </w:rPr>
+                            </w:r>
+                            <w:r>
+                              <w:rPr>
+                                <w:rFonts w:ascii="Times New Roman" w:hAnsi="Times New Roman"/>
+                                <w:noProof/>
+                                <w:webHidden/>
+                                <w:sz w:val="28"/>
+                                <w:szCs w:val="28"/>
+                              </w:rPr>
+                              <w:fldChar w:fldCharType="separate"/>
+                            </w:r>
+                            <w:r>
+                              <w:rPr>
+                                <w:rFonts w:ascii="Times New Roman" w:hAnsi="Times New Roman"/>
+                                <w:noProof/>
+                                <w:webHidden/>
+                                <w:sz w:val="28"/>
+                                <w:szCs w:val="28"/>
+                              </w:rPr>
+                              <w:t>17</w:t>
+                            </w:r>
+                            <w:r>
+                              <w:rPr>
+                                <w:rFonts w:ascii="Times New Roman" w:hAnsi="Times New Roman"/>
+                                <w:noProof/>
+                                <w:webHidden/>
+                                <w:sz w:val="28"/>
+                                <w:szCs w:val="28"/>
+                              </w:rPr>
+                              <w:fldChar w:fldCharType="end"/>
+                            </w:r>
+                          </w:hyperlink>
+                        </w:p>
+                        <w:p>
+                          <w:pPr>
+                            <w:pStyle w:val="25"/>
+                            <w:tabs>
+                              <w:tab w:val="right" w:leader="dot" w:pos="9345"/>
+                            </w:tabs>
+                            <w:ind w:left="0"/>
+                            <w:rPr>
+                              <w:rFonts w:ascii="Times New Roman" w:eastAsiaTheme="minorEastAsia" w:hAnsi="Times New Roman"/>
+                              <w:noProof/>
+                              <w:sz w:val="28"/>
+                              <w:szCs w:val="28"/>
+                              <w:lang w:eastAsia="ru-RU"/>
+                            </w:rPr>
+                          </w:pPr>
+                          <w:hyperlink w:anchor="_Toc230582340" w:history="1">
+                            <w:r>
+                              <w:rPr>
+                                <w:rStyle w:val="ad"/>
+                                <w:rFonts w:ascii="Times New Roman" w:hAnsi="Times New Roman"/>
+                                <w:noProof/>
+                                <w:sz w:val="28"/>
+                                <w:szCs w:val="28"/>
+                              </w:rPr>
+                              <w:t>2.2 Анализ диаграммы деятельности (Activity Diagram)</w:t>
+                            </w:r>
+                            <w:r>
+                              <w:rPr>
+                                <w:rFonts w:ascii="Times New Roman" w:hAnsi="Times New Roman"/>
+                                <w:noProof/>
+                                <w:webHidden/>
+                                <w:sz w:val="28"/>
+                                <w:szCs w:val="28"/>
+                              </w:rPr>
+                              <w:tab/>
+                            </w:r>
+                            <w:r>
+                              <w:rPr>
+                                <w:rFonts w:ascii="Times New Roman" w:hAnsi="Times New Roman"/>
+                                <w:noProof/>
+                                <w:webHidden/>
+                                <w:sz w:val="28"/>
+                                <w:szCs w:val="28"/>
+                              </w:rPr>
+                              <w:fldChar w:fldCharType="begin"/>
+                            </w:r>
+                            <w:r>
+                              <w:rPr>
+                                <w:rFonts w:ascii="Times New Roman" w:hAnsi="Times New Roman"/>
+                                <w:noProof/>
+                                <w:webHidden/>
+                                <w:sz w:val="28"/>
+                                <w:szCs w:val="28"/>
+                              </w:rPr>
+                              <w:instrText xml:space="preserve"> PAGEREF _Toc230582340 \h </w:instrText>
+                            </w:r>
+                            <w:r>
+                              <w:rPr>
+                                <w:rFonts w:ascii="Times New Roman" w:hAnsi="Times New Roman"/>
+                                <w:noProof/>
+                                <w:webHidden/>
+                                <w:sz w:val="28"/>
+                                <w:szCs w:val="28"/>
+                              </w:rPr>
+                            </w:r>
+                            <w:r>
+                              <w:rPr>
+                                <w:rFonts w:ascii="Times New Roman" w:hAnsi="Times New Roman"/>
+                                <w:noProof/>
+                                <w:webHidden/>
+                                <w:sz w:val="28"/>
+                                <w:szCs w:val="28"/>
+                              </w:rPr>
+                              <w:fldChar w:fldCharType="separate"/>
+                            </w:r>
+                            <w:r>
+                              <w:rPr>
+                                <w:rFonts w:ascii="Times New Roman" w:hAnsi="Times New Roman"/>
+                                <w:noProof/>
+                                <w:webHidden/>
+                                <w:sz w:val="28"/>
+                                <w:szCs w:val="28"/>
+                              </w:rPr>
+                              <w:t>19</w:t>
+                            </w:r>
+                            <w:r>
+                              <w:rPr>
+                                <w:rFonts w:ascii="Times New Roman" w:hAnsi="Times New Roman"/>
+                                <w:noProof/>
+                                <w:webHidden/>
+                                <w:sz w:val="28"/>
+                                <w:szCs w:val="28"/>
+                              </w:rPr>
+                              <w:fldChar w:fldCharType="end"/>
+                            </w:r>
+                          </w:hyperlink>
+                        </w:p>
+                        <w:p>
+                          <w:pPr>
+                            <w:pStyle w:val="25"/>
+                            <w:tabs>
+                              <w:tab w:val="right" w:leader="dot" w:pos="9345"/>
+                            </w:tabs>
+                            <w:ind w:left="0"/>
+                            <w:rPr>
+                              <w:rFonts w:ascii="Times New Roman" w:eastAsiaTheme="minorEastAsia" w:hAnsi="Times New Roman"/>
+                              <w:noProof/>
+                              <w:sz w:val="28"/>
+                              <w:szCs w:val="28"/>
+                              <w:lang w:eastAsia="ru-RU"/>
+                            </w:rPr>
+                          </w:pPr>
+                          <w:hyperlink w:anchor="_Toc230582341" w:history="1">
+                            <w:r>
+                              <w:rPr>
+                                <w:rStyle w:val="ad"/>
+                                <w:rFonts w:ascii="Times New Roman" w:hAnsi="Times New Roman"/>
+                                <w:noProof/>
+                                <w:sz w:val="28"/>
+                                <w:szCs w:val="28"/>
+                              </w:rPr>
+                              <w:t>2.3 Анализ диаграммы последовательностей (Sequence Diagram)</w:t>
+                            </w:r>
+                            <w:r>
+                              <w:rPr>
+                                <w:rFonts w:ascii="Times New Roman" w:hAnsi="Times New Roman"/>
+                                <w:noProof/>
+                                <w:webHidden/>
+                                <w:sz w:val="28"/>
+                                <w:szCs w:val="28"/>
+                              </w:rPr>
+                              <w:tab/>
+                            </w:r>
+                            <w:r>
+                              <w:rPr>
+                                <w:rFonts w:ascii="Times New Roman" w:hAnsi="Times New Roman"/>
+                                <w:noProof/>
+                                <w:webHidden/>
+                                <w:sz w:val="28"/>
+                                <w:szCs w:val="28"/>
+                              </w:rPr>
+                              <w:fldChar w:fldCharType="begin"/>
+                            </w:r>
+                            <w:r>
+                              <w:rPr>
+                                <w:rFonts w:ascii="Times New Roman" w:hAnsi="Times New Roman"/>
+                                <w:noProof/>
+                                <w:webHidden/>
+                                <w:sz w:val="28"/>
+                                <w:szCs w:val="28"/>
+                              </w:rPr>
+                              <w:instrText xml:space="preserve"> PAGEREF _Toc230582341 \h </w:instrText>
+                            </w:r>
+                            <w:r>
+                              <w:rPr>
+                                <w:rFonts w:ascii="Times New Roman" w:hAnsi="Times New Roman"/>
+                                <w:noProof/>
+                                <w:webHidden/>
+                                <w:sz w:val="28"/>
+                                <w:szCs w:val="28"/>
+                              </w:rPr>
+                            </w:r>
+                            <w:r>
+                              <w:rPr>
+                                <w:rFonts w:ascii="Times New Roman" w:hAnsi="Times New Roman"/>
+                                <w:noProof/>
+                                <w:webHidden/>
+                                <w:sz w:val="28"/>
+                                <w:szCs w:val="28"/>
+                              </w:rPr>
+                              <w:fldChar w:fldCharType="separate"/>
+                            </w:r>
+                            <w:r>
+                              <w:rPr>
+                                <w:rFonts w:ascii="Times New Roman" w:hAnsi="Times New Roman"/>
+                                <w:noProof/>
+                                <w:webHidden/>
+                                <w:sz w:val="28"/>
+                                <w:szCs w:val="28"/>
+                              </w:rPr>
+                              <w:t>21</w:t>
+                            </w:r>
+                            <w:r>
+                              <w:rPr>
+                                <w:rFonts w:ascii="Times New Roman" w:hAnsi="Times New Roman"/>
+                                <w:noProof/>
+                                <w:webHidden/>
+                                <w:sz w:val="28"/>
+                                <w:szCs w:val="28"/>
+                              </w:rPr>
+                              <w:fldChar w:fldCharType="end"/>
+                            </w:r>
+                          </w:hyperlink>
+                        </w:p>
+                        <w:p>
+                          <w:pPr>
+                            <w:pStyle w:val="25"/>
+                            <w:tabs>
+                              <w:tab w:val="right" w:leader="dot" w:pos="9345"/>
+                            </w:tabs>
+                            <w:ind w:left="0"/>
+                            <w:rPr>
+                              <w:rFonts w:ascii="Times New Roman" w:eastAsiaTheme="minorEastAsia" w:hAnsi="Times New Roman"/>
+                              <w:noProof/>
+                              <w:sz w:val="28"/>
+                              <w:szCs w:val="28"/>
+                              <w:lang w:eastAsia="ru-RU"/>
+                            </w:rPr>
+                          </w:pPr>
+                          <w:hyperlink w:anchor="_Toc230582342" w:history="1">
+                            <w:r>
+                              <w:rPr>
+                                <w:rStyle w:val="ad"/>
+                                <w:rFonts w:ascii="Times New Roman" w:hAnsi="Times New Roman"/>
+                                <w:noProof/>
+                                <w:sz w:val="28"/>
+                                <w:szCs w:val="28"/>
+                                <w:lang w:val="en-US"/>
+                              </w:rPr>
+                              <w:t>2.4 Анализ ER-диаграммы (Entity-Relationship Diagram)</w:t>
+                            </w:r>
+                            <w:r>
+                              <w:rPr>
+                                <w:rFonts w:ascii="Times New Roman" w:hAnsi="Times New Roman"/>
+                                <w:noProof/>
+                                <w:webHidden/>
+                                <w:sz w:val="28"/>
+                                <w:szCs w:val="28"/>
+                              </w:rPr>
+                              <w:tab/>
+                            </w:r>
+                            <w:r>
+                              <w:rPr>
+                                <w:rFonts w:ascii="Times New Roman" w:hAnsi="Times New Roman"/>
+                                <w:noProof/>
+                                <w:webHidden/>
+                                <w:sz w:val="28"/>
+                                <w:szCs w:val="28"/>
+                              </w:rPr>
+                              <w:fldChar w:fldCharType="begin"/>
+                            </w:r>
+                            <w:r>
+                              <w:rPr>
+                                <w:rFonts w:ascii="Times New Roman" w:hAnsi="Times New Roman"/>
+                                <w:noProof/>
+                                <w:webHidden/>
+                                <w:sz w:val="28"/>
+                                <w:szCs w:val="28"/>
+                              </w:rPr>
+                              <w:instrText xml:space="preserve"> PAGEREF _Toc230582342 \h </w:instrText>
+                            </w:r>
+                            <w:r>
+                              <w:rPr>
+                                <w:rFonts w:ascii="Times New Roman" w:hAnsi="Times New Roman"/>
+                                <w:noProof/>
+                                <w:webHidden/>
+                                <w:sz w:val="28"/>
+                                <w:szCs w:val="28"/>
+                              </w:rPr>
+                            </w:r>
+                            <w:r>
+                              <w:rPr>
+                                <w:rFonts w:ascii="Times New Roman" w:hAnsi="Times New Roman"/>
+                                <w:noProof/>
+                                <w:webHidden/>
+                                <w:sz w:val="28"/>
+                                <w:szCs w:val="28"/>
+                              </w:rPr>
+                              <w:fldChar w:fldCharType="separate"/>
+                            </w:r>
+                            <w:r>
+                              <w:rPr>
+                                <w:rFonts w:ascii="Times New Roman" w:hAnsi="Times New Roman"/>
+                                <w:noProof/>
+                                <w:webHidden/>
+                                <w:sz w:val="28"/>
+                                <w:szCs w:val="28"/>
+                              </w:rPr>
+                              <w:t>22</w:t>
+                            </w:r>
+                            <w:r>
+                              <w:rPr>
+                                <w:rFonts w:ascii="Times New Roman" w:hAnsi="Times New Roman"/>
+                                <w:noProof/>
+                                <w:webHidden/>
+                                <w:sz w:val="28"/>
+                                <w:szCs w:val="28"/>
+                              </w:rPr>
+                              <w:fldChar w:fldCharType="end"/>
+                            </w:r>
+                          </w:hyperlink>
+                        </w:p>
+                        <w:p>
+                          <w:pPr>
+                            <w:pStyle w:val="25"/>
+                            <w:tabs>
+                              <w:tab w:val="right" w:leader="dot" w:pos="9345"/>
+                            </w:tabs>
+                            <w:ind w:left="0"/>
+                            <w:rPr>
+                              <w:rFonts w:ascii="Times New Roman" w:eastAsiaTheme="minorEastAsia" w:hAnsi="Times New Roman"/>
+                              <w:noProof/>
+                              <w:sz w:val="28"/>
+                              <w:szCs w:val="28"/>
+                              <w:lang w:eastAsia="ru-RU"/>
+                            </w:rPr>
+                          </w:pPr>
+                          <w:hyperlink w:anchor="_Toc230582343" w:history="1">
+                            <w:r>
+                              <w:rPr>
+                                <w:rStyle w:val="ad"/>
+                                <w:rFonts w:ascii="Times New Roman" w:hAnsi="Times New Roman"/>
+                                <w:noProof/>
+                                <w:sz w:val="28"/>
+                                <w:szCs w:val="28"/>
+                              </w:rPr>
+                              <w:t>2.5 Анализ диаграммы классов (Class Diagram)</w:t>
+                            </w:r>
+                            <w:r>
+                              <w:rPr>
+                                <w:rFonts w:ascii="Times New Roman" w:hAnsi="Times New Roman"/>
+                                <w:noProof/>
+                                <w:webHidden/>
+                                <w:sz w:val="28"/>
+                                <w:szCs w:val="28"/>
+                              </w:rPr>
+                              <w:tab/>
+                            </w:r>
+                            <w:r>
+                              <w:rPr>
+                                <w:rFonts w:ascii="Times New Roman" w:hAnsi="Times New Roman"/>
+                                <w:noProof/>
+                                <w:webHidden/>
+                                <w:sz w:val="28"/>
+                                <w:szCs w:val="28"/>
+                              </w:rPr>
+                              <w:fldChar w:fldCharType="begin"/>
+                            </w:r>
+                            <w:r>
+                              <w:rPr>
+                                <w:rFonts w:ascii="Times New Roman" w:hAnsi="Times New Roman"/>
+                                <w:noProof/>
+                                <w:webHidden/>
+                                <w:sz w:val="28"/>
+                                <w:szCs w:val="28"/>
+                              </w:rPr>
+                              <w:instrText xml:space="preserve"> PAGEREF _Toc230582343 \h </w:instrText>
+                            </w:r>
+                            <w:r>
+                              <w:rPr>
+                                <w:rFonts w:ascii="Times New Roman" w:hAnsi="Times New Roman"/>
+                                <w:noProof/>
+                                <w:webHidden/>
+                                <w:sz w:val="28"/>
+                                <w:szCs w:val="28"/>
+                              </w:rPr>
+                            </w:r>
+                            <w:r>
+                              <w:rPr>
+                                <w:rFonts w:ascii="Times New Roman" w:hAnsi="Times New Roman"/>
+                                <w:noProof/>
+                                <w:webHidden/>
+                                <w:sz w:val="28"/>
+                                <w:szCs w:val="28"/>
+                              </w:rPr>
+                              <w:fldChar w:fldCharType="separate"/>
+                            </w:r>
+                            <w:r>
+                              <w:rPr>
+                                <w:rFonts w:ascii="Times New Roman" w:hAnsi="Times New Roman"/>
+                                <w:noProof/>
+                                <w:webHidden/>
+                                <w:sz w:val="28"/>
+                                <w:szCs w:val="28"/>
+                              </w:rPr>
+                              <w:t>24</w:t>
+                            </w:r>
+                            <w:r>
+                              <w:rPr>
+                                <w:rFonts w:ascii="Times New Roman" w:hAnsi="Times New Roman"/>
+                                <w:noProof/>
+                                <w:webHidden/>
+                                <w:sz w:val="28"/>
+                                <w:szCs w:val="28"/>
+                              </w:rPr>
+                              <w:fldChar w:fldCharType="end"/>
+                            </w:r>
+                          </w:hyperlink>
+                        </w:p>
+                        <w:p>
+                          <w:pPr>
+                            <w:pStyle w:val="1c"/>
+                            <w:rPr>
+                              <w:rFonts w:eastAsiaTheme="minorEastAsia"/>
+                              <w:noProof/>
+                              <w:color w:val="auto"/>
+                              <w:sz w:val="28"/>
+                              <w:szCs w:val="28"/>
+                              <w:bdr w:val="none" w:sz="0" w:space="0" w:color="auto"/>
+                            </w:rPr>
+                          </w:pPr>
+                          <w:hyperlink w:anchor="_Toc230582344" w:history="1">
+                            <w:r>
+                              <w:rPr>
+                                <w:rStyle w:val="ad"/>
+                                <w:rFonts w:eastAsia="Arial Unicode MS"/>
+                                <w:noProof/>
+                                <w:sz w:val="28"/>
+                                <w:szCs w:val="28"/>
+                              </w:rPr>
+                              <w:t>ГЛАВА 3. РАЗРАБОТКА ИНФОРМАЦИОННОЙ СИСТЕМЫ</w:t>
+                            </w:r>
+                            <w:r>
+                              <w:rPr>
+                                <w:noProof/>
+                                <w:webHidden/>
+                                <w:sz w:val="28"/>
+                                <w:szCs w:val="28"/>
+                              </w:rPr>
+                              <w:tab/>
+                            </w:r>
+                            <w:r>
+                              <w:rPr>
+                                <w:noProof/>
+                                <w:webHidden/>
+                                <w:sz w:val="28"/>
+                                <w:szCs w:val="28"/>
+                              </w:rPr>
+                              <w:fldChar w:fldCharType="begin"/>
+                            </w:r>
+                            <w:r>
+                              <w:rPr>
+                                <w:noProof/>
+                                <w:webHidden/>
+                                <w:sz w:val="28"/>
+                                <w:szCs w:val="28"/>
+                              </w:rPr>
+                              <w:instrText xml:space="preserve"> PAGEREF _Toc230582344 \h </w:instrText>
+                            </w:r>
+                            <w:r>
+                              <w:rPr>
+                                <w:noProof/>
+                                <w:webHidden/>
+                                <w:sz w:val="28"/>
+                                <w:szCs w:val="28"/>
+                              </w:rPr>
+                            </w:r>
+                            <w:r>
+                              <w:rPr>
+                                <w:noProof/>
+                                <w:webHidden/>
+                                <w:sz w:val="28"/>
+                                <w:szCs w:val="28"/>
+                              </w:rPr>
+                              <w:fldChar w:fldCharType="separate"/>
+                            </w:r>
+                            <w:r>
+                              <w:rPr>
+                                <w:noProof/>
+                                <w:webHidden/>
+                                <w:sz w:val="28"/>
+                                <w:szCs w:val="28"/>
+                              </w:rPr>
+                              <w:t>27</w:t>
+                            </w:r>
+                            <w:r>
+                              <w:rPr>
+                                <w:noProof/>
+                                <w:webHidden/>
+                                <w:sz w:val="28"/>
+                                <w:szCs w:val="28"/>
+                              </w:rPr>
+                              <w:fldChar w:fldCharType="end"/>
+                            </w:r>
+                          </w:hyperlink>
+                        </w:p>
+                        <w:p>
+                          <w:pPr>
+                            <w:pStyle w:val="25"/>
+                            <w:tabs>
+                              <w:tab w:val="right" w:leader="dot" w:pos="9345"/>
+                            </w:tabs>
+                            <w:ind w:left="0"/>
+                            <w:rPr>
+                              <w:rFonts w:ascii="Times New Roman" w:eastAsiaTheme="minorEastAsia" w:hAnsi="Times New Roman"/>
+                              <w:noProof/>
+                              <w:sz w:val="28"/>
+                              <w:szCs w:val="28"/>
+                              <w:lang w:eastAsia="ru-RU"/>
+                            </w:rPr>
+                          </w:pPr>
+                          <w:hyperlink w:anchor="_Toc230582345" w:history="1">
+                            <w:r>
+                              <w:rPr>
+                                <w:rStyle w:val="ad"/>
+                                <w:rFonts w:ascii="Times New Roman" w:hAnsi="Times New Roman"/>
+                                <w:noProof/>
+                                <w:sz w:val="28"/>
+                                <w:szCs w:val="28"/>
+                              </w:rPr>
+                              <w:t>3.1 Разработка требований к дизайну информационной системы</w:t>
+                            </w:r>
+                            <w:r>
+                              <w:rPr>
+                                <w:rFonts w:ascii="Times New Roman" w:hAnsi="Times New Roman"/>
+                                <w:noProof/>
+                                <w:webHidden/>
+                                <w:sz w:val="28"/>
+                                <w:szCs w:val="28"/>
+                              </w:rPr>
+                              <w:tab/>
+                            </w:r>
+                            <w:r>
+                              <w:rPr>
+                                <w:rFonts w:ascii="Times New Roman" w:hAnsi="Times New Roman"/>
+                                <w:noProof/>
+                                <w:webHidden/>
+                                <w:sz w:val="28"/>
+                                <w:szCs w:val="28"/>
+                              </w:rPr>
+                              <w:fldChar w:fldCharType="begin"/>
+                            </w:r>
+                            <w:r>
+                              <w:rPr>
+                                <w:rFonts w:ascii="Times New Roman" w:hAnsi="Times New Roman"/>
+                                <w:noProof/>
+                                <w:webHidden/>
+                                <w:sz w:val="28"/>
+                                <w:szCs w:val="28"/>
+                              </w:rPr>
+                              <w:instrText xml:space="preserve"> PAGEREF _Toc230582345 \h </w:instrText>
+                            </w:r>
+                            <w:r>
+                              <w:rPr>
+                                <w:rFonts w:ascii="Times New Roman" w:hAnsi="Times New Roman"/>
+                                <w:noProof/>
+                                <w:webHidden/>
+                                <w:sz w:val="28"/>
+                                <w:szCs w:val="28"/>
+                              </w:rPr>
+                            </w:r>
+                            <w:r>
+                              <w:rPr>
+                                <w:rFonts w:ascii="Times New Roman" w:hAnsi="Times New Roman"/>
+                                <w:noProof/>
+                                <w:webHidden/>
+                                <w:sz w:val="28"/>
+                                <w:szCs w:val="28"/>
+                              </w:rPr>
+                              <w:fldChar w:fldCharType="separate"/>
+                            </w:r>
+                            <w:r>
+                              <w:rPr>
+                                <w:rFonts w:ascii="Times New Roman" w:hAnsi="Times New Roman"/>
+                                <w:noProof/>
+                                <w:webHidden/>
+                                <w:sz w:val="28"/>
+                                <w:szCs w:val="28"/>
+                              </w:rPr>
+                              <w:t>27</w:t>
+                            </w:r>
+                            <w:r>
+                              <w:rPr>
+                                <w:rFonts w:ascii="Times New Roman" w:hAnsi="Times New Roman"/>
+                                <w:noProof/>
+                                <w:webHidden/>
+                                <w:sz w:val="28"/>
+                                <w:szCs w:val="28"/>
+                              </w:rPr>
+                              <w:fldChar w:fldCharType="end"/>
+                            </w:r>
+                          </w:hyperlink>
+                        </w:p>
+                        <w:p>
+                          <w:pPr>
+                            <w:pStyle w:val="1c"/>
+                            <w:rPr>
+                              <w:rFonts w:eastAsiaTheme="minorEastAsia"/>
+                              <w:noProof/>
+                              <w:color w:val="auto"/>
+                              <w:sz w:val="28"/>
+                              <w:szCs w:val="28"/>
+                              <w:bdr w:val="none" w:sz="0" w:space="0" w:color="auto"/>
+                            </w:rPr>
+                          </w:pPr>
+                          <w:hyperlink w:anchor="_Toc230582346" w:history="1">
+                            <w:r>
+                              <w:rPr>
+                                <w:rStyle w:val="ad"/>
+                                <w:rFonts w:eastAsia="Arial Unicode MS"/>
+                                <w:noProof/>
+                                <w:sz w:val="28"/>
+                                <w:szCs w:val="28"/>
+                              </w:rPr>
+                              <w:t>3.2 Разработка формы «Авторизация»</w:t>
+                            </w:r>
+                            <w:r>
+                              <w:rPr>
+                                <w:noProof/>
+                                <w:webHidden/>
+                                <w:sz w:val="28"/>
+                                <w:szCs w:val="28"/>
+                              </w:rPr>
+                              <w:tab/>
+                            </w:r>
+                            <w:r>
+                              <w:rPr>
+                                <w:noProof/>
+                                <w:webHidden/>
+                                <w:sz w:val="28"/>
+                                <w:szCs w:val="28"/>
+                              </w:rPr>
+                              <w:fldChar w:fldCharType="begin"/>
+                            </w:r>
+                            <w:r>
+                              <w:rPr>
+                                <w:noProof/>
+                                <w:webHidden/>
+                                <w:sz w:val="28"/>
+                                <w:szCs w:val="28"/>
+                              </w:rPr>
+                              <w:instrText xml:space="preserve"> PAGEREF _Toc230582346 \h </w:instrText>
+                            </w:r>
+                            <w:r>
+                              <w:rPr>
+                                <w:noProof/>
+                                <w:webHidden/>
+                                <w:sz w:val="28"/>
+                                <w:szCs w:val="28"/>
+                              </w:rPr>
+                            </w:r>
+                            <w:r>
+                              <w:rPr>
+                                <w:noProof/>
+                                <w:webHidden/>
+                                <w:sz w:val="28"/>
+                                <w:szCs w:val="28"/>
+                              </w:rPr>
+                              <w:fldChar w:fldCharType="separate"/>
+                            </w:r>
+                            <w:r>
+                              <w:rPr>
+                                <w:noProof/>
+                                <w:webHidden/>
+                                <w:sz w:val="28"/>
+                                <w:szCs w:val="28"/>
+                              </w:rPr>
+                              <w:t>31</w:t>
+                            </w:r>
+                            <w:r>
+                              <w:rPr>
+                                <w:noProof/>
+                                <w:webHidden/>
+                                <w:sz w:val="28"/>
+                                <w:szCs w:val="28"/>
+                              </w:rPr>
+                              <w:fldChar w:fldCharType="end"/>
+                            </w:r>
+                          </w:hyperlink>
+                        </w:p>
+                        <w:p>
+                          <w:pPr>
+                            <w:pStyle w:val="1c"/>
+                            <w:rPr>
+                              <w:rFonts w:eastAsiaTheme="minorEastAsia"/>
+                              <w:noProof/>
+                              <w:color w:val="auto"/>
+                              <w:sz w:val="28"/>
+                              <w:szCs w:val="28"/>
+                              <w:bdr w:val="none" w:sz="0" w:space="0" w:color="auto"/>
+                            </w:rPr>
+                          </w:pPr>
+                          <w:hyperlink w:anchor="_Toc230582347" w:history="1">
+                            <w:r>
+                              <w:rPr>
+                                <w:rStyle w:val="ad"/>
+                                <w:rFonts w:eastAsia="Arial Unicode MS"/>
+                                <w:noProof/>
+                                <w:sz w:val="28"/>
+                                <w:szCs w:val="28"/>
+                              </w:rPr>
+                              <w:t>3.3 Разработка формы «Номенклатура»</w:t>
+                            </w:r>
+                            <w:r>
+                              <w:rPr>
+                                <w:noProof/>
+                                <w:webHidden/>
+                                <w:sz w:val="28"/>
+                                <w:szCs w:val="28"/>
+                              </w:rPr>
+                              <w:tab/>
+                            </w:r>
+                            <w:r>
+                              <w:rPr>
+                                <w:noProof/>
+                                <w:webHidden/>
+                                <w:sz w:val="28"/>
+                                <w:szCs w:val="28"/>
+                              </w:rPr>
+                              <w:fldChar w:fldCharType="begin"/>
+                            </w:r>
+                            <w:r>
+                              <w:rPr>
+                                <w:noProof/>
+                                <w:webHidden/>
+                                <w:sz w:val="28"/>
+                                <w:szCs w:val="28"/>
+                              </w:rPr>
+                              <w:instrText xml:space="preserve"> PAGEREF _Toc230582347 \h </w:instrText>
+                            </w:r>
+                            <w:r>
+                              <w:rPr>
+                                <w:noProof/>
+                                <w:webHidden/>
+                                <w:sz w:val="28"/>
+                                <w:szCs w:val="28"/>
+                              </w:rPr>
+                            </w:r>
+                            <w:r>
+                              <w:rPr>
+                                <w:noProof/>
+                                <w:webHidden/>
+                                <w:sz w:val="28"/>
+                                <w:szCs w:val="28"/>
+                              </w:rPr>
+                              <w:fldChar w:fldCharType="separate"/>
+                            </w:r>
+                            <w:r>
+                              <w:rPr>
+                                <w:noProof/>
+                                <w:webHidden/>
+                                <w:sz w:val="28"/>
+                                <w:szCs w:val="28"/>
+                              </w:rPr>
+                              <w:t>36</w:t>
+                            </w:r>
+                            <w:r>
+                              <w:rPr>
+                                <w:noProof/>
+                                <w:webHidden/>
+                                <w:sz w:val="28"/>
+                                <w:szCs w:val="28"/>
+                              </w:rPr>
+                              <w:fldChar w:fldCharType="end"/>
+                            </w:r>
+                          </w:hyperlink>
+                        </w:p>
+                        <w:p>
+                          <w:pPr>
+                            <w:pStyle w:val="1c"/>
+                            <w:rPr>
+                              <w:rFonts w:eastAsiaTheme="minorEastAsia"/>
+                              <w:noProof/>
+                              <w:color w:val="auto"/>
+                              <w:sz w:val="28"/>
+                              <w:szCs w:val="28"/>
+                              <w:bdr w:val="none" w:sz="0" w:space="0" w:color="auto"/>
+                            </w:rPr>
+                          </w:pPr>
+                          <w:hyperlink w:anchor="_Toc230582348" w:history="1">
+                            <w:r>
+                              <w:rPr>
+                                <w:rStyle w:val="ad"/>
+                                <w:rFonts w:eastAsia="Arial Unicode MS"/>
+                                <w:noProof/>
+                                <w:sz w:val="28"/>
+                                <w:szCs w:val="28"/>
+                              </w:rPr>
+                              <w:t>3.4 Разработка справочника «Контрагенты»</w:t>
+                            </w:r>
+                            <w:r>
+                              <w:rPr>
+                                <w:noProof/>
+                                <w:webHidden/>
+                                <w:sz w:val="28"/>
+                                <w:szCs w:val="28"/>
+                              </w:rPr>
+                              <w:tab/>
+                            </w:r>
+                            <w:r>
+                              <w:rPr>
+                                <w:noProof/>
+                                <w:webHidden/>
+                                <w:sz w:val="28"/>
+                                <w:szCs w:val="28"/>
+                              </w:rPr>
+                              <w:fldChar w:fldCharType="begin"/>
+                            </w:r>
+                            <w:r>
+                              <w:rPr>
+                                <w:noProof/>
+                                <w:webHidden/>
+                                <w:sz w:val="28"/>
+                                <w:szCs w:val="28"/>
+                              </w:rPr>
+                              <w:instrText xml:space="preserve"> PAGEREF _Toc230582348 \h </w:instrText>
+                            </w:r>
+                            <w:r>
+                              <w:rPr>
+                                <w:noProof/>
+                                <w:webHidden/>
+                                <w:sz w:val="28"/>
+                                <w:szCs w:val="28"/>
+                              </w:rPr>
+                            </w:r>
+                            <w:r>
+                              <w:rPr>
+                                <w:noProof/>
+                                <w:webHidden/>
+                                <w:sz w:val="28"/>
+                                <w:szCs w:val="28"/>
+                              </w:rPr>
+                              <w:fldChar w:fldCharType="separate"/>
+                            </w:r>
+                            <w:r>
+                              <w:rPr>
+                                <w:noProof/>
+                                <w:webHidden/>
+                                <w:sz w:val="28"/>
+                                <w:szCs w:val="28"/>
+                              </w:rPr>
+                              <w:t>40</w:t>
+                            </w:r>
+                            <w:r>
+                              <w:rPr>
+                                <w:noProof/>
+                                <w:webHidden/>
+                                <w:sz w:val="28"/>
+                                <w:szCs w:val="28"/>
+                              </w:rPr>
+                              <w:fldChar w:fldCharType="end"/>
+                            </w:r>
+                          </w:hyperlink>
+                        </w:p>
+                        <w:p>
+                          <w:pPr>
+                            <w:pStyle w:val="1c"/>
+                            <w:rPr>
+                              <w:rFonts w:eastAsiaTheme="minorEastAsia"/>
+                              <w:noProof/>
+                              <w:color w:val="auto"/>
+                              <w:sz w:val="28"/>
+                              <w:szCs w:val="28"/>
+                              <w:bdr w:val="none" w:sz="0" w:space="0" w:color="auto"/>
+                            </w:rPr>
+                          </w:pPr>
+                          <w:hyperlink w:anchor="_Toc230582349" w:history="1">
+                            <w:r>
+                              <w:rPr>
+                                <w:rStyle w:val="ad"/>
+                                <w:rFonts w:eastAsia="Arial Unicode MS"/>
+                                <w:noProof/>
+                                <w:sz w:val="28"/>
+                                <w:szCs w:val="28"/>
+                              </w:rPr>
+                              <w:t>3.5 Разработка документа «Заказ поставщику»</w:t>
+                            </w:r>
+                            <w:r>
+                              <w:rPr>
+                                <w:noProof/>
+                                <w:webHidden/>
+                                <w:sz w:val="28"/>
+                                <w:szCs w:val="28"/>
+                              </w:rPr>
+                              <w:tab/>
+                            </w:r>
+                            <w:r>
+                              <w:rPr>
+                                <w:noProof/>
+                                <w:webHidden/>
+                                <w:sz w:val="28"/>
+                                <w:szCs w:val="28"/>
+                              </w:rPr>
+                              <w:fldChar w:fldCharType="begin"/>
+                            </w:r>
+                            <w:r>
+                              <w:rPr>
+                                <w:noProof/>
+                                <w:webHidden/>
+                                <w:sz w:val="28"/>
+                                <w:szCs w:val="28"/>
+                              </w:rPr>
+                              <w:instrText xml:space="preserve"> PAGEREF _Toc230582349 \h </w:instrText>
+                            </w:r>
+                            <w:r>
+                              <w:rPr>
+                                <w:noProof/>
+                                <w:webHidden/>
+                                <w:sz w:val="28"/>
+                                <w:szCs w:val="28"/>
+                              </w:rPr>
+                            </w:r>
+                            <w:r>
+                              <w:rPr>
+                                <w:noProof/>
+                                <w:webHidden/>
+                                <w:sz w:val="28"/>
+                                <w:szCs w:val="28"/>
+                              </w:rPr>
+                              <w:fldChar w:fldCharType="separate"/>
+                            </w:r>
+                            <w:r>
+                              <w:rPr>
+                                <w:noProof/>
+                                <w:webHidden/>
+                                <w:sz w:val="28"/>
+                                <w:szCs w:val="28"/>
+                              </w:rPr>
+                              <w:t>47</w:t>
+                            </w:r>
+                            <w:r>
+                              <w:rPr>
+                                <w:noProof/>
+                                <w:webHidden/>
+                                <w:sz w:val="28"/>
+                                <w:szCs w:val="28"/>
+                              </w:rPr>
+                              <w:fldChar w:fldCharType="end"/>
+                            </w:r>
+                          </w:hyperlink>
+                        </w:p>
+                        <w:p>
+                          <w:pPr>
+                            <w:pStyle w:val="1c"/>
+                            <w:rPr>
+                              <w:rFonts w:eastAsiaTheme="minorEastAsia"/>
+                              <w:noProof/>
+                              <w:color w:val="auto"/>
+                              <w:sz w:val="28"/>
+                              <w:szCs w:val="28"/>
+                              <w:bdr w:val="none" w:sz="0" w:space="0" w:color="auto"/>
+                            </w:rPr>
+                          </w:pPr>
+                          <w:hyperlink w:anchor="_Toc230582350" w:history="1">
+                            <w:r>
+                              <w:rPr>
+                                <w:rStyle w:val="ad"/>
+                                <w:rFonts w:eastAsia="Arial Unicode MS"/>
+                                <w:noProof/>
+                                <w:sz w:val="28"/>
+                                <w:szCs w:val="28"/>
+                              </w:rPr>
+                              <w:t>3.6 Разработка документа «Заказ клиента»</w:t>
+                            </w:r>
+                            <w:r>
+                              <w:rPr>
+                                <w:noProof/>
+                                <w:webHidden/>
+                                <w:sz w:val="28"/>
+                                <w:szCs w:val="28"/>
+                              </w:rPr>
+                              <w:tab/>
+                            </w:r>
+                            <w:r>
+                              <w:rPr>
+                                <w:noProof/>
+                                <w:webHidden/>
+                                <w:sz w:val="28"/>
+                                <w:szCs w:val="28"/>
+                              </w:rPr>
+                              <w:fldChar w:fldCharType="begin"/>
+                            </w:r>
+                            <w:r>
+                              <w:rPr>
+                                <w:noProof/>
+                                <w:webHidden/>
+                                <w:sz w:val="28"/>
+                                <w:szCs w:val="28"/>
+                              </w:rPr>
+                              <w:instrText xml:space="preserve"> PAGEREF _Toc230582350 \h </w:instrText>
+                            </w:r>
+                            <w:r>
+                              <w:rPr>
+                                <w:noProof/>
+                                <w:webHidden/>
+                                <w:sz w:val="28"/>
+                                <w:szCs w:val="28"/>
+                              </w:rPr>
+                            </w:r>
+                            <w:r>
+                              <w:rPr>
+                                <w:noProof/>
+                                <w:webHidden/>
+                                <w:sz w:val="28"/>
+                                <w:szCs w:val="28"/>
+                              </w:rPr>
+                              <w:fldChar w:fldCharType="separate"/>
+                            </w:r>
+                            <w:r>
+                              <w:rPr>
+                                <w:noProof/>
+                                <w:webHidden/>
+                                <w:sz w:val="28"/>
+                                <w:szCs w:val="28"/>
+                              </w:rPr>
+                              <w:t>53</w:t>
+                            </w:r>
+                            <w:r>
+                              <w:rPr>
+                                <w:noProof/>
+                                <w:webHidden/>
+                                <w:sz w:val="28"/>
+                                <w:szCs w:val="28"/>
+                              </w:rPr>
+                              <w:fldChar w:fldCharType="end"/>
+                            </w:r>
+                          </w:hyperlink>
+                        </w:p>
+                        <w:p>
+                          <w:pPr>
+                            <w:pStyle w:val="1c"/>
+                            <w:rPr>
+                              <w:rFonts w:eastAsiaTheme="minorEastAsia"/>
+                              <w:noProof/>
+                              <w:color w:val="auto"/>
+                              <w:sz w:val="28"/>
+                              <w:szCs w:val="28"/>
+                              <w:bdr w:val="none" w:sz="0" w:space="0" w:color="auto"/>
+                            </w:rPr>
+                          </w:pPr>
+                          <w:hyperlink w:anchor="_Toc230582351" w:history="1">
+                            <w:r>
+                              <w:rPr>
+                                <w:rStyle w:val="ad"/>
+                                <w:rFonts w:eastAsia="Arial Unicode MS"/>
+                                <w:noProof/>
+                                <w:sz w:val="28"/>
+                                <w:szCs w:val="28"/>
+                              </w:rPr>
+                              <w:t>3.7 Разработка формы «Отчёты»</w:t>
+                            </w:r>
+                            <w:r>
+                              <w:rPr>
+                                <w:noProof/>
+                                <w:webHidden/>
+                                <w:sz w:val="28"/>
+                                <w:szCs w:val="28"/>
+                              </w:rPr>
+                              <w:tab/>
+                            </w:r>
+                            <w:r>
+                              <w:rPr>
+                                <w:noProof/>
+                                <w:webHidden/>
+                                <w:sz w:val="28"/>
+                                <w:szCs w:val="28"/>
+                              </w:rPr>
+                              <w:fldChar w:fldCharType="begin"/>
+                            </w:r>
+                            <w:r>
+                              <w:rPr>
+                                <w:noProof/>
+                                <w:webHidden/>
+                                <w:sz w:val="28"/>
+                                <w:szCs w:val="28"/>
+                              </w:rPr>
+                              <w:instrText xml:space="preserve"> PAGEREF _Toc230582351 \h </w:instrText>
+                            </w:r>
+                            <w:r>
+                              <w:rPr>
+                                <w:noProof/>
+                                <w:webHidden/>
+                                <w:sz w:val="28"/>
+                                <w:szCs w:val="28"/>
+                              </w:rPr>
+                            </w:r>
+                            <w:r>
+                              <w:rPr>
+                                <w:noProof/>
+                                <w:webHidden/>
+                                <w:sz w:val="28"/>
+                                <w:szCs w:val="28"/>
+                              </w:rPr>
+                              <w:fldChar w:fldCharType="separate"/>
+                            </w:r>
+                            <w:r>
+                              <w:rPr>
+                                <w:noProof/>
+                                <w:webHidden/>
+                                <w:sz w:val="28"/>
+                                <w:szCs w:val="28"/>
+                              </w:rPr>
+                              <w:t>58</w:t>
+                            </w:r>
+                            <w:r>
+                              <w:rPr>
+                                <w:noProof/>
+                                <w:webHidden/>
+                                <w:sz w:val="28"/>
+                                <w:szCs w:val="28"/>
+                              </w:rPr>
+                              <w:fldChar w:fldCharType="end"/>
+                            </w:r>
+                          </w:hyperlink>
+                        </w:p>
+                        <w:p>
+                          <w:pPr>
+                            <w:pStyle w:val="1c"/>
+                            <w:rPr>
+                              <w:rFonts w:eastAsiaTheme="minorEastAsia"/>
+                              <w:noProof/>
+                              <w:color w:val="auto"/>
+                              <w:sz w:val="28"/>
+                              <w:szCs w:val="28"/>
+                              <w:bdr w:val="none" w:sz="0" w:space="0" w:color="auto"/>
+                            </w:rPr>
+                          </w:pPr>
+                          <w:hyperlink w:anchor="_Toc230582352" w:history="1">
+                            <w:r>
+                              <w:rPr>
+                                <w:rStyle w:val="ad"/>
+                                <w:rFonts w:eastAsia="Arial Unicode MS"/>
+                                <w:noProof/>
+                                <w:sz w:val="28"/>
+                                <w:szCs w:val="28"/>
+                              </w:rPr>
+                              <w:t>ЗАКЛЮЧЕНИЕ</w:t>
+                            </w:r>
+                            <w:r>
+                              <w:rPr>
+                                <w:noProof/>
+                                <w:webHidden/>
+                                <w:sz w:val="28"/>
+                                <w:szCs w:val="28"/>
+                              </w:rPr>
+                              <w:tab/>
+                            </w:r>
+                            <w:r>
+                              <w:rPr>
+                                <w:noProof/>
+                                <w:webHidden/>
+                                <w:sz w:val="28"/>
+                                <w:szCs w:val="28"/>
+                              </w:rPr>
+                              <w:fldChar w:fldCharType="begin"/>
+                            </w:r>
+                            <w:r>
+                              <w:rPr>
+                                <w:noProof/>
+                                <w:webHidden/>
+                                <w:sz w:val="28"/>
+                                <w:szCs w:val="28"/>
+                              </w:rPr>
+                              <w:instrText xml:space="preserve"> PAGEREF _Toc230582352 \h </w:instrText>
+                            </w:r>
+                            <w:r>
+                              <w:rPr>
+                                <w:noProof/>
+                                <w:webHidden/>
+                                <w:sz w:val="28"/>
+                                <w:szCs w:val="28"/>
+                              </w:rPr>
+                            </w:r>
+                            <w:r>
+                              <w:rPr>
+                                <w:noProof/>
+                                <w:webHidden/>
+                                <w:sz w:val="28"/>
+                                <w:szCs w:val="28"/>
+                              </w:rPr>
+                              <w:fldChar w:fldCharType="separate"/>
+                            </w:r>
+                            <w:r>
+                              <w:rPr>
+                                <w:noProof/>
+                                <w:webHidden/>
+                                <w:sz w:val="28"/>
+                                <w:szCs w:val="28"/>
+                              </w:rPr>
+                              <w:t>71</w:t>
+                            </w:r>
+                            <w:r>
+                              <w:rPr>
+                                <w:noProof/>
+                                <w:webHidden/>
+                                <w:sz w:val="28"/>
+                                <w:szCs w:val="28"/>
+                              </w:rPr>
+                              <w:fldChar w:fldCharType="end"/>
+                            </w:r>
+                          </w:hyperlink>
+                        </w:p>
+                        <w:p>
+                          <w:pPr>
+                            <w:pStyle w:val="1c"/>
+                            <w:rPr>
+                              <w:rFonts w:eastAsiaTheme="minorEastAsia"/>
+                              <w:noProof/>
+                              <w:color w:val="auto"/>
+                              <w:sz w:val="28"/>
+                              <w:szCs w:val="28"/>
+                              <w:bdr w:val="none" w:sz="0" w:space="0" w:color="auto"/>
+                            </w:rPr>
+                          </w:pPr>
+                          <w:hyperlink w:anchor="_Toc230582353" w:history="1">
+                            <w:r>
+                              <w:rPr>
+                                <w:rStyle w:val="ad"/>
+                                <w:noProof/>
+                                <w:sz w:val="28"/>
+                                <w:szCs w:val="28"/>
+                              </w:rPr>
+                              <w:t>СПИСОК ИСПОЛЬЗОВАННЫХ ИСТОЧНИКОВ И ЛИТЕРАТУРЫ</w:t>
+                            </w:r>
+                            <w:r>
+                              <w:rPr>
+                                <w:noProof/>
+                                <w:webHidden/>
+                                <w:sz w:val="28"/>
+                                <w:szCs w:val="28"/>
+                              </w:rPr>
+                              <w:tab/>
+                            </w:r>
+                            <w:r>
+                              <w:rPr>
+                                <w:noProof/>
+                                <w:webHidden/>
+                                <w:sz w:val="28"/>
+                                <w:szCs w:val="28"/>
+                              </w:rPr>
+                              <w:fldChar w:fldCharType="begin"/>
+                            </w:r>
+                            <w:r>
+                              <w:rPr>
+                                <w:noProof/>
+                                <w:webHidden/>
+                                <w:sz w:val="28"/>
+                                <w:szCs w:val="28"/>
+                              </w:rPr>
+                              <w:instrText xml:space="preserve"> PAGEREF _Toc230582353 \h </w:instrText>
+                            </w:r>
+                            <w:r>
+                              <w:rPr>
+                                <w:noProof/>
+                                <w:webHidden/>
+                                <w:sz w:val="28"/>
+                                <w:szCs w:val="28"/>
+                              </w:rPr>
+                            </w:r>
+                            <w:r>
+                              <w:rPr>
+                                <w:noProof/>
+                                <w:webHidden/>
+                                <w:sz w:val="28"/>
+                                <w:szCs w:val="28"/>
+                              </w:rPr>
+                              <w:fldChar w:fldCharType="separate"/>
+                            </w:r>
+                            <w:r>
+                              <w:rPr>
+                                <w:noProof/>
+                                <w:webHidden/>
+                                <w:sz w:val="28"/>
+                                <w:szCs w:val="28"/>
+                              </w:rPr>
+                              <w:t>73</w:t>
+                            </w:r>
+                            <w:r>
+                              <w:rPr>
+                                <w:noProof/>
+                                <w:webHidden/>
+                                <w:sz w:val="28"/>
+                                <w:szCs w:val="28"/>
+                              </w:rPr>
+                              <w:fldChar w:fldCharType="end"/>
+                            </w:r>
+                          </w:hyperlink>
+                        </w:p>
+                        <w:p>
+                          <w:pPr>
+                            <w:rPr>
+                              <w:noProof/>
+                            </w:rPr>
+                          </w:pPr>
+                          <w:r>
+                            <w:rPr>
+                              <w:rFonts w:ascii="Times New Roman" w:hAnsi="Times New Roman"/>
+                              <w:b/>
+                              <w:bCs/>
+                              <w:noProof/>
+                              <w:sz w:val="28"/>
+                              <w:szCs w:val="28"/>
+                            </w:rPr>
+                            <w:fldChar w:fldCharType="end"/>
+                          </w:r>
+                        </w:p>
+                      </w:sdtContent>
+                    </w:sdt>
+                    <w:p/>
+                  </w:txbxContent>
+                </v:textbox>
+              </v:shape>
+            </w:pict>
+          </mc:Fallback>
+        </mc:AlternateContent>
+      </w:r>
+      <w:r>
+        <w:rPr>
+          <w:sz w:val="28"/>
+          <w:szCs w:val="28"/>
+        </w:rPr>
         <w:fldChar w:fldCharType="begin"/>
       </w:r>
       <w:r>
@@ -6714,9 +10794,11 @@
           <w:r>
             <w:rPr>
               <w:rFonts w:cs="Times New Roman"/>
+              <w:b w:val="0"/>
+              <w:bCs w:val="0"/>
               <w:noProof/>
             </w:rPr>
-            <w:t>Содержание</w:t>
+            <w:t>СОДЕРЖАНИЕ</w:t>
           </w:r>
         </w:p>
         <w:p>
@@ -6851,27 +10933,7 @@
                 <w:sz w:val="28"/>
                 <w:szCs w:val="28"/>
               </w:rPr>
-              <w:t>ГЛАВА</w:t>
-            </w:r>
-            <w:r>
-              <w:rPr>
-                <w:rStyle w:val="ad"/>
-                <w:rFonts w:eastAsia="Arial Unicode MS"/>
-                <w:noProof/>
-                <w:sz w:val="28"/>
-                <w:szCs w:val="28"/>
-              </w:rPr>
-              <w:t xml:space="preserve"> </w:t>
-            </w:r>
-            <w:r>
-              <w:rPr>
-                <w:rStyle w:val="ad"/>
-                <w:rFonts w:eastAsia="Arial Unicode MS"/>
-                <w:noProof/>
-                <w:sz w:val="28"/>
-                <w:szCs w:val="28"/>
-              </w:rPr>
-              <w:t>1. ПРЕДПРОЕКТНАЯ ЧАСТЬ ТРЕБОВАНИЙ К ИНФОРМАЦИОННОЙ СИСТЕМЕ</w:t>
+              <w:t>ГЛАВА 1. ПРЕДПРОЕКТНАЯ ЧАСТЬ ТРЕБОВАНИЙ К ИНФОРМАЦИОННОЙ СИСТЕМЕ</w:t>
             </w:r>
             <w:r>
               <w:rPr>
@@ -7238,25 +11300,7 @@
                 <w:sz w:val="28"/>
                 <w:szCs w:val="28"/>
               </w:rPr>
-              <w:t>ГЛАВА</w:t>
-            </w:r>
-            <w:r>
-              <w:rPr>
-                <w:rStyle w:val="ad"/>
-                <w:noProof/>
-                <w:sz w:val="28"/>
-                <w:szCs w:val="28"/>
-              </w:rPr>
-              <w:t xml:space="preserve"> </w:t>
-            </w:r>
-            <w:r>
-              <w:rPr>
-                <w:rStyle w:val="ad"/>
-                <w:noProof/>
-                <w:sz w:val="28"/>
-                <w:szCs w:val="28"/>
-              </w:rPr>
-              <w:t>2</w:t>
+              <w:t>ГЛАВА 2</w:t>
             </w:r>
             <w:r>
               <w:rPr>
@@ -7266,27 +11310,7 @@
                 <w:sz w:val="28"/>
                 <w:szCs w:val="28"/>
               </w:rPr>
-              <w:t>. ПР</w:t>
-            </w:r>
-            <w:r>
-              <w:rPr>
-                <w:rStyle w:val="ad"/>
-                <w:rFonts w:eastAsia="Arial Unicode MS"/>
-                <w:noProof/>
-                <w:sz w:val="28"/>
-                <w:szCs w:val="28"/>
-              </w:rPr>
-              <w:t>О</w:t>
-            </w:r>
-            <w:r>
-              <w:rPr>
-                <w:rStyle w:val="ad"/>
-                <w:rFonts w:eastAsia="Arial Unicode MS"/>
-                <w:noProof/>
-                <w:sz w:val="28"/>
-                <w:szCs w:val="28"/>
-              </w:rPr>
-              <w:t>ЕКТИРОВАНИЕ ТРЕБОВАНИЙ К ИНФОРМАЦИОННОЙ СИСТЕМЕ</w:t>
+              <w:t>. ПРОЕКТИРОВАНИЕ ТРЕБОВАНИЙ К ИНФОРМАЦИОННОЙ СИСТЕМЕ</w:t>
             </w:r>
             <w:r>
               <w:rPr>
@@ -7859,47 +11883,7 @@
                 <w:sz w:val="28"/>
                 <w:szCs w:val="28"/>
               </w:rPr>
-              <w:t xml:space="preserve">ГЛАВА </w:t>
-            </w:r>
-            <w:r>
-              <w:rPr>
-                <w:rStyle w:val="ad"/>
-                <w:rFonts w:eastAsia="Arial Unicode MS"/>
-                <w:noProof/>
-                <w:sz w:val="28"/>
-                <w:szCs w:val="28"/>
-              </w:rPr>
-              <w:t>3</w:t>
-            </w:r>
-            <w:r>
-              <w:rPr>
-                <w:rStyle w:val="ad"/>
-                <w:rFonts w:eastAsia="Arial Unicode MS"/>
-                <w:noProof/>
-                <w:sz w:val="28"/>
-                <w:szCs w:val="28"/>
-              </w:rPr>
-              <w:t>. РАЗ</w:t>
-            </w:r>
-            <w:r>
-              <w:rPr>
-                <w:rStyle w:val="ad"/>
-                <w:rFonts w:eastAsia="Arial Unicode MS"/>
-                <w:noProof/>
-                <w:sz w:val="28"/>
-                <w:szCs w:val="28"/>
-              </w:rPr>
-              <w:t>Р</w:t>
-            </w:r>
-            <w:r>
-              <w:rPr>
-                <w:rStyle w:val="ad"/>
-                <w:rFonts w:eastAsia="Arial Unicode MS"/>
-                <w:noProof/>
-                <w:sz w:val="28"/>
-                <w:szCs w:val="28"/>
-              </w:rPr>
-              <w:t>АБОТКА ИНФОРМАЦИОННОЙ СИСТЕМЫ</w:t>
+              <w:t>ГЛАВА 3. РАЗРАБОТКА ИНФОРМАЦИОННОЙ СИСТЕМЫ</w:t>
             </w:r>
             <w:r>
               <w:rPr>
@@ -8691,25 +12675,7 @@
                 <w:sz w:val="28"/>
                 <w:szCs w:val="28"/>
               </w:rPr>
-              <w:t>СПИСОК ИСПОЛЬЗОВАННЫХ</w:t>
-            </w:r>
-            <w:r>
-              <w:rPr>
-                <w:rStyle w:val="ad"/>
-                <w:noProof/>
-                <w:sz w:val="28"/>
-                <w:szCs w:val="28"/>
-              </w:rPr>
-              <w:t xml:space="preserve"> </w:t>
-            </w:r>
-            <w:r>
-              <w:rPr>
-                <w:rStyle w:val="ad"/>
-                <w:noProof/>
-                <w:sz w:val="28"/>
-                <w:szCs w:val="28"/>
-              </w:rPr>
-              <w:t>ИСТОЧНИКОВ И ЛИТЕРАТУРЫ</w:t>
+              <w:t>СПИСОК ИСПОЛЬЗОВАННЫХ ИСТОЧНИКОВ И ЛИТЕРАТУРЫ</w:t>
             </w:r>
             <w:r>
               <w:rPr>
@@ -11319,7 +15285,7 @@
           <w:i/>
           <w:iCs/>
         </w:rPr>
-        <w:t xml:space="preserve">Рис. 1.3.1 Диаграмма IDEF0 </w:t>
+        <w:t xml:space="preserve">Рис. 1 Диаграмма IDEF0 </w:t>
       </w:r>
       <w:proofErr w:type="spellStart"/>
       <w:r>
@@ -11359,7 +15325,7 @@
         <w:pStyle w:val="af2"/>
       </w:pPr>
       <w:r>
-        <w:t>На Рисунке 1.3.1 представлена контекстная диаграмма (IDEF0) на тему «Компьютерный магазин». Модель идентифицирует 2 ключевых внешних элемента: входные потоки (запросы клиентов, комплектующие) и выходные результаты (обслуженные клиенты, финансовые записи, бумажные отчеты). Для управления процессом используются устные договоренности, бумажные прайс-листы и память сотрудников, а в качестве механизмов выполнения выступают кладовщик, менеджер, калькулятор и бумажные носители.</w:t>
+        <w:t>На Рисунке 1 представлена контекстная диаграмма (IDEF0) на тему «Компьютерный магазин». Модель идентифицирует 2 ключевых внешних элемента: входные потоки (запросы клиентов, комплектующие) и выходные результаты (обслуженные клиенты, финансовые записи, бумажные отчеты). Для управления процессом используются устные договоренности, бумажные прайс-листы и память сотрудников, а в качестве механизмов выполнения выступают кладовщик, менеджер, калькулятор и бумажные носители.</w:t>
       </w:r>
     </w:p>
     <w:p>
@@ -11451,7 +15417,7 @@
           <w:i/>
           <w:iCs/>
         </w:rPr>
-        <w:t xml:space="preserve">Рис. 1.3.2 Диаграмма </w:t>
+        <w:t xml:space="preserve">Рис. 2 Диаграмма </w:t>
       </w:r>
       <w:r>
         <w:rPr>
@@ -11507,7 +15473,7 @@
         <w:t xml:space="preserve">На рисунке </w:t>
       </w:r>
       <w:r>
-        <w:t>1.3.2 представлена</w:t>
+        <w:t>2 представлена</w:t>
       </w:r>
       <w:r>
         <w:t xml:space="preserve"> декомпозиция </w:t>
@@ -11651,7 +15617,7 @@
           <w:i/>
           <w:iCs/>
         </w:rPr>
-        <w:t xml:space="preserve">Рис. 1.3.3 Диаграмма </w:t>
+        <w:t xml:space="preserve">Рис. 3 Диаграмма </w:t>
       </w:r>
       <w:r>
         <w:rPr>
@@ -11708,7 +15674,7 @@
         <w:t>На рисунке</w:t>
       </w:r>
       <w:r>
-        <w:t xml:space="preserve"> 1.3.3</w:t>
+        <w:t xml:space="preserve"> 3</w:t>
       </w:r>
       <w:r>
         <w:t xml:space="preserve"> представлена контекстная диаграмма (IDEF0) «</w:t>
@@ -11803,7 +15769,7 @@
           <w:i/>
           <w:iCs/>
         </w:rPr>
-        <w:t xml:space="preserve">Рис. 1.3.4 Диаграмма </w:t>
+        <w:t xml:space="preserve">Рис. 4 Диаграмма </w:t>
       </w:r>
       <w:r>
         <w:rPr>
@@ -11868,7 +15834,7 @@
         <w:rPr>
           <w:rFonts w:cs="Times New Roman"/>
         </w:rPr>
-        <w:t>На рисунке 1.3.4 представлена декомпозиция</w:t>
+        <w:t>На рисунке 4 представлена декомпозиция</w:t>
       </w:r>
       <w:r>
         <w:rPr>
@@ -12400,7 +16366,21 @@
           <w:i/>
           <w:iCs/>
         </w:rPr>
-        <w:t>Рис. 2.1 Диаграмма вариантов использование (</w:t>
+        <w:t xml:space="preserve">Рис. </w:t>
+      </w:r>
+      <w:r>
+        <w:rPr>
+          <w:i/>
+          <w:iCs/>
+        </w:rPr>
+        <w:t>5</w:t>
+      </w:r>
+      <w:r>
+        <w:rPr>
+          <w:i/>
+          <w:iCs/>
+        </w:rPr>
+        <w:t xml:space="preserve"> Диаграмма вариантов использование (</w:t>
       </w:r>
       <w:r>
         <w:rPr>
@@ -12439,7 +16419,13 @@
       </w:pPr>
       <w:r>
         <w:lastRenderedPageBreak/>
-        <w:t xml:space="preserve">На Рисунке 2.1 представлена диаграмма вариантов использования для информационной системы «Компьютерный магазин». Модель идентифицирует 4 ключевых участников: Администратора, Менеджера, Сборщика и Кладовщика. Для каждого </w:t>
+        <w:t xml:space="preserve">На Рисунке </w:t>
+      </w:r>
+      <w:r>
+        <w:t>5</w:t>
+      </w:r>
+      <w:r>
+        <w:t xml:space="preserve"> представлена диаграмма вариантов использования для информационной системы «Компьютерный магазин». Модель идентифицирует 4 ключевых участников: Администратора, Менеджера, Сборщика и Кладовщика. Для каждого </w:t>
       </w:r>
       <w:proofErr w:type="spellStart"/>
       <w:r>
@@ -12798,7 +16784,21 @@
           <w:i/>
           <w:iCs/>
         </w:rPr>
-        <w:t>Рис. 2.2 Диаграмма деятельности (</w:t>
+        <w:t xml:space="preserve">Рис. </w:t>
+      </w:r>
+      <w:r>
+        <w:rPr>
+          <w:i/>
+          <w:iCs/>
+        </w:rPr>
+        <w:t>6</w:t>
+      </w:r>
+      <w:r>
+        <w:rPr>
+          <w:i/>
+          <w:iCs/>
+        </w:rPr>
+        <w:t xml:space="preserve"> Диаграмма деятельности (</w:t>
       </w:r>
       <w:r>
         <w:rPr>
@@ -12821,7 +16821,13 @@
         <w:pStyle w:val="af2"/>
       </w:pPr>
       <w:r>
-        <w:t>На рисунке 2.2 показана диаграмма деятельности информационной системы Компьютерный магазин. На диаграмме показаны дорожки, эти дорожки имеют имя субъектов и объектов, на дорожке показана деятельность каждого субъекта и объекта, точнее их действия, которые они выполняют.</w:t>
+        <w:t xml:space="preserve">На рисунке </w:t>
+      </w:r>
+      <w:r>
+        <w:t>6</w:t>
+      </w:r>
+      <w:r>
+        <w:t xml:space="preserve"> показана диаграмма деятельности информационной системы Компьютерный магазин. На диаграмме показаны дорожки, эти дорожки имеют имя субъектов и объектов, на дорожке показана деятельность каждого субъекта и объекта, точнее их действия, которые они выполняют.</w:t>
       </w:r>
     </w:p>
     <w:p>
@@ -13125,7 +17131,21 @@
           <w:i/>
           <w:iCs/>
         </w:rPr>
-        <w:t>Рис. 2.3 Диаграмма последовательностей (</w:t>
+        <w:t xml:space="preserve">Рис. </w:t>
+      </w:r>
+      <w:r>
+        <w:rPr>
+          <w:i/>
+          <w:iCs/>
+        </w:rPr>
+        <w:t>7</w:t>
+      </w:r>
+      <w:r>
+        <w:rPr>
+          <w:i/>
+          <w:iCs/>
+        </w:rPr>
+        <w:t xml:space="preserve"> Диаграмма последовательностей (</w:t>
       </w:r>
       <w:r>
         <w:rPr>
@@ -13148,7 +17168,13 @@
         <w:pStyle w:val="af2"/>
       </w:pPr>
       <w:r>
-        <w:t>На рисунке 2.3 показана диаграмма последовательностей информационной системы Компьютерный магазин. Она показывает визуальное представление взаимодействия объектов или компонентов системы в рамках выполнения конкретного сценария.</w:t>
+        <w:t xml:space="preserve">На рисунке </w:t>
+      </w:r>
+      <w:r>
+        <w:t xml:space="preserve">7 </w:t>
+      </w:r>
+      <w:r>
+        <w:t>показана диаграмма последовательностей информационной системы Компьютерный магазин. Она показывает визуальное представление взаимодействия объектов или компонентов системы в рамках выполнения конкретного сценария.</w:t>
       </w:r>
     </w:p>
     <w:p>
@@ -13790,7 +17816,14 @@
           <w:i/>
           <w:iCs/>
         </w:rPr>
-        <w:t xml:space="preserve">Рис. 2.4 </w:t>
+        <w:t xml:space="preserve">Рис. </w:t>
+      </w:r>
+      <w:r>
+        <w:rPr>
+          <w:i/>
+          <w:iCs/>
+        </w:rPr>
+        <w:t xml:space="preserve">8 </w:t>
       </w:r>
       <w:r>
         <w:rPr>
@@ -13825,7 +17858,19 @@
         <w:rPr>
           <w:rStyle w:val="Af4"/>
         </w:rPr>
-        <w:t xml:space="preserve">На рисунке 2.4 показана </w:t>
+        <w:t xml:space="preserve">На рисунке </w:t>
+      </w:r>
+      <w:r>
+        <w:rPr>
+          <w:rStyle w:val="Af4"/>
+        </w:rPr>
+        <w:t xml:space="preserve">8 </w:t>
+      </w:r>
+      <w:r>
+        <w:rPr>
+          <w:rStyle w:val="Af4"/>
+        </w:rPr>
+        <w:t xml:space="preserve">показана </w:t>
       </w:r>
       <w:r>
         <w:rPr>
@@ -14336,7 +18381,21 @@
           <w:i/>
           <w:iCs/>
         </w:rPr>
-        <w:t>Рис. 2.5 Диаграмма классов (</w:t>
+        <w:t xml:space="preserve">Рис. </w:t>
+      </w:r>
+      <w:r>
+        <w:rPr>
+          <w:i/>
+          <w:iCs/>
+        </w:rPr>
+        <w:t>9</w:t>
+      </w:r>
+      <w:r>
+        <w:rPr>
+          <w:i/>
+          <w:iCs/>
+        </w:rPr>
+        <w:t xml:space="preserve"> Диаграмма классов (</w:t>
       </w:r>
       <w:r>
         <w:rPr>
@@ -14374,7 +18433,13 @@
         <w:pStyle w:val="af2"/>
       </w:pPr>
       <w:r>
-        <w:t>На рисунке 2.5 показана диаграмма классов информационной системы Компьютерный магазин. Она показывает классы и как они связаны между собой внутри.</w:t>
+        <w:t xml:space="preserve">На рисунке </w:t>
+      </w:r>
+      <w:r>
+        <w:t>9</w:t>
+      </w:r>
+      <w:r>
+        <w:t xml:space="preserve"> показана диаграмма классов информационной системы Компьютерный магазин. Она показывает классы и как они связаны между собой внутри.</w:t>
       </w:r>
     </w:p>
     <w:p/>
@@ -15333,7 +19398,47 @@
           <w:szCs w:val="28"/>
           <w:u w:color="000000"/>
         </w:rPr>
-        <w:t>Рис 3.2.1 Форма авторизации</w:t>
+        <w:t>Рис</w:t>
+      </w:r>
+      <w:r>
+        <w:rPr>
+          <w:rFonts w:ascii="Times New Roman" w:hAnsi="Times New Roman"/>
+          <w:color w:val="000000"/>
+          <w:sz w:val="28"/>
+          <w:szCs w:val="28"/>
+          <w:u w:color="000000"/>
+        </w:rPr>
+        <w:t>.</w:t>
+      </w:r>
+      <w:r>
+        <w:rPr>
+          <w:rFonts w:ascii="Times New Roman" w:hAnsi="Times New Roman"/>
+          <w:color w:val="000000"/>
+          <w:sz w:val="28"/>
+          <w:szCs w:val="28"/>
+          <w:u w:color="000000"/>
+        </w:rPr>
+        <w:t xml:space="preserve"> </w:t>
+      </w:r>
+      <w:r>
+        <w:rPr>
+          <w:rFonts w:ascii="Times New Roman" w:hAnsi="Times New Roman"/>
+          <w:color w:val="000000"/>
+          <w:sz w:val="28"/>
+          <w:szCs w:val="28"/>
+          <w:u w:color="000000"/>
+        </w:rPr>
+        <w:t>10</w:t>
+      </w:r>
+      <w:r>
+        <w:rPr>
+          <w:rFonts w:ascii="Times New Roman" w:hAnsi="Times New Roman"/>
+          <w:color w:val="000000"/>
+          <w:sz w:val="28"/>
+          <w:szCs w:val="28"/>
+          <w:u w:color="000000"/>
+        </w:rPr>
+        <w:t xml:space="preserve"> Форма авторизации</w:t>
       </w:r>
     </w:p>
     <w:p>
@@ -15430,7 +19535,47 @@
           <w:u w:color="000000"/>
         </w:rPr>
         <w:lastRenderedPageBreak/>
-        <w:t>Рис 3.2.2 Ошибка при входе</w:t>
+        <w:t>Рис</w:t>
+      </w:r>
+      <w:r>
+        <w:rPr>
+          <w:rFonts w:ascii="Times New Roman" w:hAnsi="Times New Roman"/>
+          <w:color w:val="000000"/>
+          <w:sz w:val="28"/>
+          <w:szCs w:val="28"/>
+          <w:u w:color="000000"/>
+        </w:rPr>
+        <w:t>.</w:t>
+      </w:r>
+      <w:r>
+        <w:rPr>
+          <w:rFonts w:ascii="Times New Roman" w:hAnsi="Times New Roman"/>
+          <w:color w:val="000000"/>
+          <w:sz w:val="28"/>
+          <w:szCs w:val="28"/>
+          <w:u w:color="000000"/>
+        </w:rPr>
+        <w:t xml:space="preserve"> </w:t>
+      </w:r>
+      <w:r>
+        <w:rPr>
+          <w:rFonts w:ascii="Times New Roman" w:hAnsi="Times New Roman"/>
+          <w:color w:val="000000"/>
+          <w:sz w:val="28"/>
+          <w:szCs w:val="28"/>
+          <w:u w:color="000000"/>
+        </w:rPr>
+        <w:t>11</w:t>
+      </w:r>
+      <w:r>
+        <w:rPr>
+          <w:rFonts w:ascii="Times New Roman" w:hAnsi="Times New Roman"/>
+          <w:color w:val="000000"/>
+          <w:sz w:val="28"/>
+          <w:szCs w:val="28"/>
+          <w:u w:color="000000"/>
+        </w:rPr>
+        <w:t xml:space="preserve"> Ошибка при входе</w:t>
       </w:r>
     </w:p>
     <w:p>
@@ -15522,7 +19667,47 @@
           <w:szCs w:val="28"/>
           <w:u w:color="000000"/>
         </w:rPr>
-        <w:t>Рис 3.2.3 Вторая попытка входа</w:t>
+        <w:t>Рис</w:t>
+      </w:r>
+      <w:r>
+        <w:rPr>
+          <w:rFonts w:ascii="Times New Roman" w:hAnsi="Times New Roman"/>
+          <w:color w:val="000000"/>
+          <w:sz w:val="28"/>
+          <w:szCs w:val="28"/>
+          <w:u w:color="000000"/>
+        </w:rPr>
+        <w:t>.</w:t>
+      </w:r>
+      <w:r>
+        <w:rPr>
+          <w:rFonts w:ascii="Times New Roman" w:hAnsi="Times New Roman"/>
+          <w:color w:val="000000"/>
+          <w:sz w:val="28"/>
+          <w:szCs w:val="28"/>
+          <w:u w:color="000000"/>
+        </w:rPr>
+        <w:t xml:space="preserve"> </w:t>
+      </w:r>
+      <w:r>
+        <w:rPr>
+          <w:rFonts w:ascii="Times New Roman" w:hAnsi="Times New Roman"/>
+          <w:color w:val="000000"/>
+          <w:sz w:val="28"/>
+          <w:szCs w:val="28"/>
+          <w:u w:color="000000"/>
+        </w:rPr>
+        <w:t>12</w:t>
+      </w:r>
+      <w:r>
+        <w:rPr>
+          <w:rFonts w:ascii="Times New Roman" w:hAnsi="Times New Roman"/>
+          <w:color w:val="000000"/>
+          <w:sz w:val="28"/>
+          <w:szCs w:val="28"/>
+          <w:u w:color="000000"/>
+        </w:rPr>
+        <w:t xml:space="preserve"> Вторая попытка входа</w:t>
       </w:r>
     </w:p>
     <w:p>
@@ -15634,7 +19819,47 @@
           <w:szCs w:val="28"/>
           <w:u w:color="000000"/>
         </w:rPr>
-        <w:t>Рис 3.2.4 Успешный вход</w:t>
+        <w:t>Рис</w:t>
+      </w:r>
+      <w:r>
+        <w:rPr>
+          <w:rFonts w:ascii="Times New Roman" w:hAnsi="Times New Roman"/>
+          <w:color w:val="000000"/>
+          <w:sz w:val="28"/>
+          <w:szCs w:val="28"/>
+          <w:u w:color="000000"/>
+        </w:rPr>
+        <w:t>.</w:t>
+      </w:r>
+      <w:r>
+        <w:rPr>
+          <w:rFonts w:ascii="Times New Roman" w:hAnsi="Times New Roman"/>
+          <w:color w:val="000000"/>
+          <w:sz w:val="28"/>
+          <w:szCs w:val="28"/>
+          <w:u w:color="000000"/>
+        </w:rPr>
+        <w:t xml:space="preserve"> </w:t>
+      </w:r>
+      <w:r>
+        <w:rPr>
+          <w:rFonts w:ascii="Times New Roman" w:hAnsi="Times New Roman"/>
+          <w:color w:val="000000"/>
+          <w:sz w:val="28"/>
+          <w:szCs w:val="28"/>
+          <w:u w:color="000000"/>
+        </w:rPr>
+        <w:t>13</w:t>
+      </w:r>
+      <w:r>
+        <w:rPr>
+          <w:rFonts w:ascii="Times New Roman" w:hAnsi="Times New Roman"/>
+          <w:color w:val="000000"/>
+          <w:sz w:val="28"/>
+          <w:szCs w:val="28"/>
+          <w:u w:color="000000"/>
+        </w:rPr>
+        <w:t xml:space="preserve"> Успешный вход</w:t>
       </w:r>
     </w:p>
     <w:p>
@@ -15854,40 +20079,12 @@
         <w:spacing w:after="0" w:line="360" w:lineRule="auto"/>
         <w:jc w:val="center"/>
       </w:pPr>
-    </w:p>
-    <w:p>
-      <w:pPr>
-        <w:pStyle w:val="af5"/>
-        <w:spacing w:after="0" w:line="360" w:lineRule="auto"/>
-        <w:jc w:val="center"/>
-      </w:pPr>
-    </w:p>
-    <w:p>
-      <w:pPr>
-        <w:pStyle w:val="af5"/>
-        <w:spacing w:after="0" w:line="360" w:lineRule="auto"/>
-        <w:jc w:val="center"/>
-      </w:pPr>
-    </w:p>
-    <w:p>
-      <w:pPr>
-        <w:pStyle w:val="af5"/>
-        <w:spacing w:after="0" w:line="360" w:lineRule="auto"/>
-        <w:jc w:val="center"/>
-      </w:pPr>
-    </w:p>
-    <w:p>
-      <w:pPr>
-        <w:pStyle w:val="af5"/>
-        <w:spacing w:after="0" w:line="360" w:lineRule="auto"/>
-        <w:jc w:val="center"/>
-      </w:pPr>
       <w:r>
         <w:rPr>
           <w:noProof/>
         </w:rPr>
         <w:drawing>
-          <wp:inline distT="0" distB="0" distL="0" distR="0" wp14:anchorId="6E44144C" wp14:editId="11CF78D3">
+          <wp:inline distT="0" distB="0" distL="0" distR="0" wp14:anchorId="41F0D328" wp14:editId="4EE17E78">
             <wp:extent cx="1895475" cy="4038600"/>
             <wp:effectExtent l="0" t="0" r="0" b="0"/>
             <wp:docPr id="14" name="officeArt object" descr="Снимок экрана 2025-12-01 в 14.28.57.png"/>
@@ -15957,35 +20154,75 @@
           <w:szCs w:val="28"/>
           <w:u w:color="000000"/>
         </w:rPr>
+        <w:t>Рис</w:t>
+      </w:r>
+      <w:r>
+        <w:rPr>
+          <w:rFonts w:ascii="Times New Roman" w:hAnsi="Times New Roman"/>
+          <w:color w:val="000000"/>
+          <w:sz w:val="28"/>
+          <w:szCs w:val="28"/>
+          <w:u w:color="000000"/>
+        </w:rPr>
+        <w:t>.</w:t>
+      </w:r>
+      <w:r>
+        <w:rPr>
+          <w:rFonts w:ascii="Times New Roman" w:hAnsi="Times New Roman"/>
+          <w:color w:val="000000"/>
+          <w:sz w:val="28"/>
+          <w:szCs w:val="28"/>
+          <w:u w:color="000000"/>
+        </w:rPr>
+        <w:t xml:space="preserve"> </w:t>
+      </w:r>
+      <w:r>
+        <w:rPr>
+          <w:rFonts w:ascii="Times New Roman" w:hAnsi="Times New Roman"/>
+          <w:color w:val="000000"/>
+          <w:sz w:val="28"/>
+          <w:szCs w:val="28"/>
+          <w:u w:color="000000"/>
+        </w:rPr>
+        <w:t>14</w:t>
+      </w:r>
+      <w:r>
+        <w:rPr>
+          <w:rFonts w:ascii="Times New Roman" w:hAnsi="Times New Roman"/>
+          <w:color w:val="000000"/>
+          <w:sz w:val="28"/>
+          <w:szCs w:val="28"/>
+          <w:u w:color="000000"/>
+        </w:rPr>
+        <w:t xml:space="preserve"> Создание справочника «Номенклатура»</w:t>
+      </w:r>
+    </w:p>
+    <w:p>
+      <w:pPr>
+        <w:pStyle w:val="af2"/>
+      </w:pPr>
+      <w:r>
+        <w:t xml:space="preserve">После создания справочника вносим </w:t>
+      </w:r>
+      <w:proofErr w:type="gramStart"/>
+      <w:r>
+        <w:t>реквизиты</w:t>
+      </w:r>
+      <w:proofErr w:type="gramEnd"/>
+      <w:r>
+        <w:t xml:space="preserve"> которые будут важной частью данной страницы</w:t>
+      </w:r>
+    </w:p>
+    <w:p>
+      <w:pPr>
+        <w:pStyle w:val="af2"/>
+        <w:jc w:val="center"/>
+      </w:pPr>
+      <w:r>
+        <w:rPr>
+          <w:noProof/>
+        </w:rPr>
         <w:lastRenderedPageBreak/>
-        <w:t>Рис 3.3.1 Создание справочника «Номенклатура»</w:t>
-      </w:r>
-    </w:p>
-    <w:p>
-      <w:pPr>
-        <w:pStyle w:val="af2"/>
-      </w:pPr>
-      <w:r>
-        <w:t xml:space="preserve">После создания справочника вносим </w:t>
-      </w:r>
-      <w:proofErr w:type="gramStart"/>
-      <w:r>
-        <w:t>реквизиты</w:t>
-      </w:r>
-      <w:proofErr w:type="gramEnd"/>
-      <w:r>
-        <w:t xml:space="preserve"> которые будут важной частью данной страницы</w:t>
-      </w:r>
-    </w:p>
-    <w:p>
-      <w:pPr>
-        <w:pStyle w:val="af2"/>
-        <w:jc w:val="center"/>
-      </w:pPr>
-      <w:r>
-        <w:rPr>
-          <w:noProof/>
-        </w:rPr>
         <w:drawing>
           <wp:inline distT="0" distB="0" distL="0" distR="0" wp14:anchorId="44CB989A" wp14:editId="732DA735">
             <wp:extent cx="3076575" cy="3048000"/>
@@ -16057,7 +20294,47 @@
           <w:szCs w:val="28"/>
           <w:u w:color="000000"/>
         </w:rPr>
-        <w:t>Рис 3.3.2 Добавление реквизитов в справочник «Номенклатура»</w:t>
+        <w:t>Рис</w:t>
+      </w:r>
+      <w:r>
+        <w:rPr>
+          <w:rFonts w:ascii="Times New Roman" w:hAnsi="Times New Roman"/>
+          <w:color w:val="000000"/>
+          <w:sz w:val="28"/>
+          <w:szCs w:val="28"/>
+          <w:u w:color="000000"/>
+        </w:rPr>
+        <w:t>.</w:t>
+      </w:r>
+      <w:r>
+        <w:rPr>
+          <w:rFonts w:ascii="Times New Roman" w:hAnsi="Times New Roman"/>
+          <w:color w:val="000000"/>
+          <w:sz w:val="28"/>
+          <w:szCs w:val="28"/>
+          <w:u w:color="000000"/>
+        </w:rPr>
+        <w:t xml:space="preserve"> </w:t>
+      </w:r>
+      <w:r>
+        <w:rPr>
+          <w:rFonts w:ascii="Times New Roman" w:hAnsi="Times New Roman"/>
+          <w:color w:val="000000"/>
+          <w:sz w:val="28"/>
+          <w:szCs w:val="28"/>
+          <w:u w:color="000000"/>
+        </w:rPr>
+        <w:t xml:space="preserve">15 </w:t>
+      </w:r>
+      <w:r>
+        <w:rPr>
+          <w:rFonts w:ascii="Times New Roman" w:hAnsi="Times New Roman"/>
+          <w:color w:val="000000"/>
+          <w:sz w:val="28"/>
+          <w:szCs w:val="28"/>
+          <w:u w:color="000000"/>
+        </w:rPr>
+        <w:t>Добавление реквизитов в справочник «Номенклатура»</w:t>
       </w:r>
     </w:p>
     <w:p>
@@ -16164,30 +20441,67 @@
           <w:szCs w:val="28"/>
           <w:u w:color="000000"/>
         </w:rPr>
-        <w:t>Рис 3.3.3 Форма справочника «Номенклатура»</w:t>
-      </w:r>
-    </w:p>
-    <w:p>
-      <w:pPr>
-        <w:pStyle w:val="af2"/>
-      </w:pPr>
-      <w:r>
-        <w:t xml:space="preserve">После всех действий мы получаем такой результат для отображения </w:t>
-      </w:r>
-      <w:r>
+        <w:t>Рис</w:t>
+      </w:r>
+      <w:r>
+        <w:rPr>
+          <w:rFonts w:ascii="Times New Roman" w:hAnsi="Times New Roman"/>
+          <w:color w:val="000000"/>
+          <w:sz w:val="28"/>
+          <w:szCs w:val="28"/>
+          <w:u w:color="000000"/>
+        </w:rPr>
+        <w:t>.</w:t>
+      </w:r>
+      <w:r>
+        <w:rPr>
+          <w:rFonts w:ascii="Times New Roman" w:hAnsi="Times New Roman"/>
+          <w:color w:val="000000"/>
+          <w:sz w:val="28"/>
+          <w:szCs w:val="28"/>
+          <w:u w:color="000000"/>
+        </w:rPr>
+        <w:t xml:space="preserve"> </w:t>
+      </w:r>
+      <w:r>
+        <w:rPr>
+          <w:rFonts w:ascii="Times New Roman" w:hAnsi="Times New Roman"/>
+          <w:color w:val="000000"/>
+          <w:sz w:val="28"/>
+          <w:szCs w:val="28"/>
+          <w:u w:color="000000"/>
+        </w:rPr>
+        <w:t>16</w:t>
+      </w:r>
+      <w:r>
+        <w:rPr>
+          <w:rFonts w:ascii="Times New Roman" w:hAnsi="Times New Roman"/>
+          <w:color w:val="000000"/>
+          <w:sz w:val="28"/>
+          <w:szCs w:val="28"/>
+          <w:u w:color="000000"/>
+        </w:rPr>
+        <w:t xml:space="preserve"> Форма справочника «Номенклатура»</w:t>
+      </w:r>
+    </w:p>
+    <w:p>
+      <w:pPr>
+        <w:pStyle w:val="af2"/>
+      </w:pPr>
+      <w:r>
+        <w:t xml:space="preserve">После всех действий мы получаем такой результат для отображения нашего окна. </w:t>
+      </w:r>
+    </w:p>
+    <w:p>
+      <w:pPr>
+        <w:pStyle w:val="af2"/>
+        <w:jc w:val="center"/>
+      </w:pPr>
+      <w:r>
+        <w:rPr>
+          <w:noProof/>
+        </w:rPr>
         <w:lastRenderedPageBreak/>
-        <w:t xml:space="preserve">нашего окна. </w:t>
-      </w:r>
-    </w:p>
-    <w:p>
-      <w:pPr>
-        <w:pStyle w:val="af2"/>
-        <w:jc w:val="center"/>
-      </w:pPr>
-      <w:r>
-        <w:rPr>
-          <w:noProof/>
-        </w:rPr>
         <w:drawing>
           <wp:inline distT="0" distB="0" distL="0" distR="0" wp14:anchorId="06F9E763" wp14:editId="4D2BF6A9">
             <wp:extent cx="5505450" cy="3438525"/>
@@ -16238,7 +20552,46 @@
         </w:drawing>
       </w:r>
       <w:r>
-        <w:t>Рис 3.3.4 Окно «Номенклатура»</w:t>
+        <w:rPr>
+          <w:i/>
+          <w:iCs/>
+        </w:rPr>
+        <w:t>Рис</w:t>
+      </w:r>
+      <w:r>
+        <w:rPr>
+          <w:i/>
+          <w:iCs/>
+        </w:rPr>
+        <w:t>.</w:t>
+      </w:r>
+      <w:r>
+        <w:rPr>
+          <w:i/>
+          <w:iCs/>
+        </w:rPr>
+        <w:t xml:space="preserve"> </w:t>
+      </w:r>
+      <w:r>
+        <w:rPr>
+          <w:i/>
+          <w:iCs/>
+        </w:rPr>
+        <w:t>1</w:t>
+      </w:r>
+      <w:r>
+        <w:rPr>
+          <w:i/>
+          <w:iCs/>
+        </w:rPr>
+        <w:t>7</w:t>
+      </w:r>
+      <w:r>
+        <w:rPr>
+          <w:i/>
+          <w:iCs/>
+        </w:rPr>
+        <w:t xml:space="preserve"> Окно «Номенклатура»</w:t>
       </w:r>
     </w:p>
     <w:p>
@@ -16305,6 +20658,8 @@
         <w:jc w:val="center"/>
         <w:rPr>
           <w:rFonts w:ascii="Times New Roman" w:eastAsia="Times New Roman" w:hAnsi="Times New Roman"/>
+          <w:i/>
+          <w:iCs/>
           <w:sz w:val="28"/>
           <w:szCs w:val="28"/>
         </w:rPr>
@@ -16312,10 +20667,52 @@
       <w:r>
         <w:rPr>
           <w:rFonts w:ascii="Times New Roman" w:hAnsi="Times New Roman"/>
-          <w:sz w:val="28"/>
-          <w:szCs w:val="28"/>
-        </w:rPr>
-        <w:t>Рис 3.3.5 Форма «Номенклатура»</w:t>
+          <w:i/>
+          <w:iCs/>
+          <w:sz w:val="28"/>
+          <w:szCs w:val="28"/>
+        </w:rPr>
+        <w:t>Рис</w:t>
+      </w:r>
+      <w:r>
+        <w:rPr>
+          <w:rFonts w:ascii="Times New Roman" w:hAnsi="Times New Roman"/>
+          <w:i/>
+          <w:iCs/>
+          <w:sz w:val="28"/>
+          <w:szCs w:val="28"/>
+        </w:rPr>
+        <w:t>.</w:t>
+      </w:r>
+      <w:r>
+        <w:rPr>
+          <w:rFonts w:ascii="Times New Roman" w:hAnsi="Times New Roman"/>
+          <w:i/>
+          <w:iCs/>
+          <w:sz w:val="28"/>
+          <w:szCs w:val="28"/>
+        </w:rPr>
+        <w:t xml:space="preserve"> </w:t>
+      </w:r>
+      <w:r>
+        <w:rPr>
+          <w:rFonts w:ascii="Times New Roman" w:hAnsi="Times New Roman"/>
+          <w:i/>
+          <w:iCs/>
+          <w:sz w:val="28"/>
+          <w:szCs w:val="28"/>
+        </w:rPr>
+        <w:t>18</w:t>
+      </w:r>
+      <w:r>
+        <w:rPr>
+          <w:rFonts w:ascii="Times New Roman" w:hAnsi="Times New Roman"/>
+          <w:i/>
+          <w:iCs/>
+          <w:sz w:val="28"/>
+          <w:szCs w:val="28"/>
+        </w:rPr>
+        <w:t xml:space="preserve"> Форма «Номенклатура»</w:t>
       </w:r>
     </w:p>
     <w:p>
@@ -16348,11 +20745,11 @@
         <w:pStyle w:val="af2"/>
       </w:pPr>
       <w:r>
-        <w:t xml:space="preserve">Справочник «Контрагенты» является ключевым и централизованным мета-объектом информационной системы, предназначенным для </w:t>
+        <w:t xml:space="preserve">Справочник «Контрагенты» является ключевым и централизованным мета-объектом информационной системы, предназначенным для систематического хранения и управления универсальными сведениями обо всех юридических и физических лицах, взаимодействующих с компьютерным </w:t>
       </w:r>
       <w:r>
         <w:lastRenderedPageBreak/>
-        <w:t xml:space="preserve">систематического хранения и управления универсальными сведениями обо всех юридических и физических лицах, взаимодействующих с компьютерным магазином в рамках хозяйственных операций. Его основная концептуальная задача — ликвидировать дублирование данных и создать единый, непротиворечивый источник истины (Single Source </w:t>
+        <w:t xml:space="preserve">магазином в рамках хозяйственных операций. Его основная концептуальная задача — ликвидировать дублирование данных и создать единый, непротиворечивый источник истины (Single Source </w:t>
       </w:r>
       <w:proofErr w:type="spellStart"/>
       <w:r>
@@ -16452,34 +20849,31 @@
         </w:numPr>
       </w:pPr>
       <w:r>
-        <w:t xml:space="preserve">Основные реквизиты: Уникальный код, наименование, ответственный, </w:t>
-      </w:r>
+        <w:t xml:space="preserve">Основные реквизиты: Уникальный код, наименование, ответственный, контактная информация (адреса, телефоны, </w:t>
+      </w:r>
+      <w:proofErr w:type="spellStart"/>
+      <w:r>
+        <w:t>email</w:t>
+      </w:r>
+      <w:proofErr w:type="spellEnd"/>
+      <w:r>
+        <w:t>).</w:t>
+      </w:r>
+    </w:p>
+    <w:p>
+      <w:pPr>
+        <w:pStyle w:val="af2"/>
+      </w:pPr>
+      <w:r>
+        <w:t>Роль в бизнес-процессах компьютерного магазина</w:t>
+      </w:r>
+    </w:p>
+    <w:p>
+      <w:pPr>
+        <w:pStyle w:val="af2"/>
+      </w:pPr>
       <w:r>
         <w:lastRenderedPageBreak/>
-        <w:t xml:space="preserve">контактная информация (адреса, телефоны, </w:t>
-      </w:r>
-      <w:proofErr w:type="spellStart"/>
-      <w:r>
-        <w:t>email</w:t>
-      </w:r>
-      <w:proofErr w:type="spellEnd"/>
-      <w:r>
-        <w:t>).</w:t>
-      </w:r>
-    </w:p>
-    <w:p>
-      <w:pPr>
-        <w:pStyle w:val="af2"/>
-      </w:pPr>
-      <w:r>
-        <w:t>Роль в бизнес-процессах компьютерного магазина</w:t>
-      </w:r>
-    </w:p>
-    <w:p>
-      <w:pPr>
-        <w:pStyle w:val="af2"/>
-      </w:pPr>
-      <w:r>
         <w:t>Справочник «Контрагенты» не является пассивным хранилищем данных, а активно участвует в большинстве операционных процессов:</w:t>
       </w:r>
     </w:p>
@@ -16528,16 +20922,19 @@
         <w:pStyle w:val="af2"/>
       </w:pPr>
       <w:r>
+        <w:t>На данный справочник действует разграничение прав:</w:t>
+      </w:r>
+    </w:p>
+    <w:p>
+      <w:pPr>
+        <w:pStyle w:val="af2"/>
+      </w:pPr>
+      <w:r>
+        <w:t xml:space="preserve">Администратор, Кладовщик и Менеджер имеют право к полному </w:t>
+      </w:r>
+      <w:r>
         <w:lastRenderedPageBreak/>
-        <w:t>На данный справочник действует разграничение прав:</w:t>
-      </w:r>
-    </w:p>
-    <w:p>
-      <w:pPr>
-        <w:pStyle w:val="af2"/>
-      </w:pPr>
-      <w:r>
-        <w:t>Администратор, Кладовщик и Менеджер имеют право к полному редактированию данного справочника.</w:t>
+        <w:t>редактированию данного справочника.</w:t>
       </w:r>
     </w:p>
     <w:p>
@@ -16649,7 +21046,47 @@
           <w:szCs w:val="28"/>
           <w:u w:color="000000"/>
         </w:rPr>
-        <w:t>Рис 3.4.1 Создание справочника «Контрагенты»</w:t>
+        <w:t>Рис</w:t>
+      </w:r>
+      <w:r>
+        <w:rPr>
+          <w:rFonts w:ascii="Times New Roman" w:hAnsi="Times New Roman"/>
+          <w:color w:val="000000"/>
+          <w:sz w:val="28"/>
+          <w:szCs w:val="28"/>
+          <w:u w:color="000000"/>
+        </w:rPr>
+        <w:t>.</w:t>
+      </w:r>
+      <w:r>
+        <w:rPr>
+          <w:rFonts w:ascii="Times New Roman" w:hAnsi="Times New Roman"/>
+          <w:color w:val="000000"/>
+          <w:sz w:val="28"/>
+          <w:szCs w:val="28"/>
+          <w:u w:color="000000"/>
+        </w:rPr>
+        <w:t xml:space="preserve"> </w:t>
+      </w:r>
+      <w:r>
+        <w:rPr>
+          <w:rFonts w:ascii="Times New Roman" w:hAnsi="Times New Roman"/>
+          <w:color w:val="000000"/>
+          <w:sz w:val="28"/>
+          <w:szCs w:val="28"/>
+          <w:u w:color="000000"/>
+        </w:rPr>
+        <w:t>19</w:t>
+      </w:r>
+      <w:r>
+        <w:rPr>
+          <w:rFonts w:ascii="Times New Roman" w:hAnsi="Times New Roman"/>
+          <w:color w:val="000000"/>
+          <w:sz w:val="28"/>
+          <w:szCs w:val="28"/>
+          <w:u w:color="000000"/>
+        </w:rPr>
+        <w:t xml:space="preserve"> Создание справочника «Контрагенты»</w:t>
       </w:r>
     </w:p>
     <w:p>
@@ -16856,7 +21293,47 @@
           <w:szCs w:val="28"/>
           <w:u w:color="000000"/>
         </w:rPr>
-        <w:t>Рис 3.4.2 Добавление реквизитов в справочник «Контрагенты»</w:t>
+        <w:t>Рис</w:t>
+      </w:r>
+      <w:r>
+        <w:rPr>
+          <w:rFonts w:ascii="Times New Roman" w:hAnsi="Times New Roman"/>
+          <w:color w:val="000000"/>
+          <w:sz w:val="28"/>
+          <w:szCs w:val="28"/>
+          <w:u w:color="000000"/>
+        </w:rPr>
+        <w:t>.</w:t>
+      </w:r>
+      <w:r>
+        <w:rPr>
+          <w:rFonts w:ascii="Times New Roman" w:hAnsi="Times New Roman"/>
+          <w:color w:val="000000"/>
+          <w:sz w:val="28"/>
+          <w:szCs w:val="28"/>
+          <w:u w:color="000000"/>
+        </w:rPr>
+        <w:t xml:space="preserve"> </w:t>
+      </w:r>
+      <w:r>
+        <w:rPr>
+          <w:rFonts w:ascii="Times New Roman" w:hAnsi="Times New Roman"/>
+          <w:color w:val="000000"/>
+          <w:sz w:val="28"/>
+          <w:szCs w:val="28"/>
+          <w:u w:color="000000"/>
+        </w:rPr>
+        <w:t>20</w:t>
+      </w:r>
+      <w:r>
+        <w:rPr>
+          <w:rFonts w:ascii="Times New Roman" w:hAnsi="Times New Roman"/>
+          <w:color w:val="000000"/>
+          <w:sz w:val="28"/>
+          <w:szCs w:val="28"/>
+          <w:u w:color="000000"/>
+        </w:rPr>
+        <w:t xml:space="preserve"> Добавление реквизитов в справочник «Контрагенты»</w:t>
       </w:r>
     </w:p>
     <w:p>
@@ -16948,7 +21425,47 @@
           <w:szCs w:val="28"/>
           <w:u w:color="000000"/>
         </w:rPr>
-        <w:t xml:space="preserve">Рис 3.4.3 Создание формы элементов </w:t>
+        <w:t>Рис</w:t>
+      </w:r>
+      <w:r>
+        <w:rPr>
+          <w:rFonts w:ascii="Times New Roman" w:hAnsi="Times New Roman"/>
+          <w:color w:val="000000"/>
+          <w:sz w:val="28"/>
+          <w:szCs w:val="28"/>
+          <w:u w:color="000000"/>
+        </w:rPr>
+        <w:t>.</w:t>
+      </w:r>
+      <w:r>
+        <w:rPr>
+          <w:rFonts w:ascii="Times New Roman" w:hAnsi="Times New Roman"/>
+          <w:color w:val="000000"/>
+          <w:sz w:val="28"/>
+          <w:szCs w:val="28"/>
+          <w:u w:color="000000"/>
+        </w:rPr>
+        <w:t xml:space="preserve"> </w:t>
+      </w:r>
+      <w:r>
+        <w:rPr>
+          <w:rFonts w:ascii="Times New Roman" w:hAnsi="Times New Roman"/>
+          <w:color w:val="000000"/>
+          <w:sz w:val="28"/>
+          <w:szCs w:val="28"/>
+          <w:u w:color="000000"/>
+        </w:rPr>
+        <w:t>21</w:t>
+      </w:r>
+      <w:r>
+        <w:rPr>
+          <w:rFonts w:ascii="Times New Roman" w:hAnsi="Times New Roman"/>
+          <w:color w:val="000000"/>
+          <w:sz w:val="28"/>
+          <w:szCs w:val="28"/>
+          <w:u w:color="000000"/>
+        </w:rPr>
+        <w:t xml:space="preserve"> Создание формы элементов </w:t>
       </w:r>
     </w:p>
     <w:p>
@@ -17052,7 +21569,47 @@
           <w:szCs w:val="28"/>
           <w:u w:color="000000"/>
         </w:rPr>
-        <w:t>Рис 3.4.5 Форма окна «Контрагенты»</w:t>
+        <w:t>Рис</w:t>
+      </w:r>
+      <w:r>
+        <w:rPr>
+          <w:rFonts w:ascii="Times New Roman" w:hAnsi="Times New Roman"/>
+          <w:color w:val="000000"/>
+          <w:sz w:val="28"/>
+          <w:szCs w:val="28"/>
+          <w:u w:color="000000"/>
+        </w:rPr>
+        <w:t>.</w:t>
+      </w:r>
+      <w:r>
+        <w:rPr>
+          <w:rFonts w:ascii="Times New Roman" w:hAnsi="Times New Roman"/>
+          <w:color w:val="000000"/>
+          <w:sz w:val="28"/>
+          <w:szCs w:val="28"/>
+          <w:u w:color="000000"/>
+        </w:rPr>
+        <w:t xml:space="preserve"> </w:t>
+      </w:r>
+      <w:r>
+        <w:rPr>
+          <w:rFonts w:ascii="Times New Roman" w:hAnsi="Times New Roman"/>
+          <w:color w:val="000000"/>
+          <w:sz w:val="28"/>
+          <w:szCs w:val="28"/>
+          <w:u w:color="000000"/>
+        </w:rPr>
+        <w:t>22</w:t>
+      </w:r>
+      <w:r>
+        <w:rPr>
+          <w:rFonts w:ascii="Times New Roman" w:hAnsi="Times New Roman"/>
+          <w:color w:val="000000"/>
+          <w:sz w:val="28"/>
+          <w:szCs w:val="28"/>
+          <w:u w:color="000000"/>
+        </w:rPr>
+        <w:t xml:space="preserve"> Форма окна «Контрагенты»</w:t>
       </w:r>
     </w:p>
     <w:p>
@@ -17142,7 +21699,47 @@
           <w:szCs w:val="28"/>
           <w:u w:color="000000"/>
         </w:rPr>
-        <w:t>Рис 3.4.6 Форма добавления контрагента</w:t>
+        <w:t>Рис</w:t>
+      </w:r>
+      <w:r>
+        <w:rPr>
+          <w:rFonts w:ascii="Times New Roman" w:hAnsi="Times New Roman"/>
+          <w:color w:val="000000"/>
+          <w:sz w:val="28"/>
+          <w:szCs w:val="28"/>
+          <w:u w:color="000000"/>
+        </w:rPr>
+        <w:t>.</w:t>
+      </w:r>
+      <w:r>
+        <w:rPr>
+          <w:rFonts w:ascii="Times New Roman" w:hAnsi="Times New Roman"/>
+          <w:color w:val="000000"/>
+          <w:sz w:val="28"/>
+          <w:szCs w:val="28"/>
+          <w:u w:color="000000"/>
+        </w:rPr>
+        <w:t xml:space="preserve"> </w:t>
+      </w:r>
+      <w:r>
+        <w:rPr>
+          <w:rFonts w:ascii="Times New Roman" w:hAnsi="Times New Roman"/>
+          <w:color w:val="000000"/>
+          <w:sz w:val="28"/>
+          <w:szCs w:val="28"/>
+          <w:u w:color="000000"/>
+        </w:rPr>
+        <w:t>23</w:t>
+      </w:r>
+      <w:r>
+        <w:rPr>
+          <w:rFonts w:ascii="Times New Roman" w:hAnsi="Times New Roman"/>
+          <w:color w:val="000000"/>
+          <w:sz w:val="28"/>
+          <w:szCs w:val="28"/>
+          <w:u w:color="000000"/>
+        </w:rPr>
+        <w:t xml:space="preserve"> Форма добавления контрагента</w:t>
       </w:r>
     </w:p>
     <w:p>
@@ -17455,7 +22052,47 @@
           <w:szCs w:val="28"/>
           <w:u w:color="000000"/>
         </w:rPr>
-        <w:t>Рис 3.5.1 Создание документа в конфигураторе</w:t>
+        <w:t>Рис</w:t>
+      </w:r>
+      <w:r>
+        <w:rPr>
+          <w:rFonts w:ascii="Times New Roman" w:hAnsi="Times New Roman"/>
+          <w:color w:val="000000"/>
+          <w:sz w:val="28"/>
+          <w:szCs w:val="28"/>
+          <w:u w:color="000000"/>
+        </w:rPr>
+        <w:t>.</w:t>
+      </w:r>
+      <w:r>
+        <w:rPr>
+          <w:rFonts w:ascii="Times New Roman" w:hAnsi="Times New Roman"/>
+          <w:color w:val="000000"/>
+          <w:sz w:val="28"/>
+          <w:szCs w:val="28"/>
+          <w:u w:color="000000"/>
+        </w:rPr>
+        <w:t xml:space="preserve"> </w:t>
+      </w:r>
+      <w:r>
+        <w:rPr>
+          <w:rFonts w:ascii="Times New Roman" w:hAnsi="Times New Roman"/>
+          <w:color w:val="000000"/>
+          <w:sz w:val="28"/>
+          <w:szCs w:val="28"/>
+          <w:u w:color="000000"/>
+        </w:rPr>
+        <w:t>24</w:t>
+      </w:r>
+      <w:r>
+        <w:rPr>
+          <w:rFonts w:ascii="Times New Roman" w:hAnsi="Times New Roman"/>
+          <w:color w:val="000000"/>
+          <w:sz w:val="28"/>
+          <w:szCs w:val="28"/>
+          <w:u w:color="000000"/>
+        </w:rPr>
+        <w:t xml:space="preserve"> Создание документа в конфигураторе</w:t>
       </w:r>
     </w:p>
     <w:p>
@@ -17659,7 +22296,47 @@
           <w:szCs w:val="28"/>
           <w:u w:color="000000"/>
         </w:rPr>
-        <w:t>Рис 3.5.2 Добавление реквизитов для документа</w:t>
+        <w:t>Рис</w:t>
+      </w:r>
+      <w:r>
+        <w:rPr>
+          <w:rFonts w:ascii="Times New Roman" w:hAnsi="Times New Roman"/>
+          <w:color w:val="000000"/>
+          <w:sz w:val="28"/>
+          <w:szCs w:val="28"/>
+          <w:u w:color="000000"/>
+        </w:rPr>
+        <w:t>.</w:t>
+      </w:r>
+      <w:r>
+        <w:rPr>
+          <w:rFonts w:ascii="Times New Roman" w:hAnsi="Times New Roman"/>
+          <w:color w:val="000000"/>
+          <w:sz w:val="28"/>
+          <w:szCs w:val="28"/>
+          <w:u w:color="000000"/>
+        </w:rPr>
+        <w:t xml:space="preserve"> </w:t>
+      </w:r>
+      <w:r>
+        <w:rPr>
+          <w:rFonts w:ascii="Times New Roman" w:hAnsi="Times New Roman"/>
+          <w:color w:val="000000"/>
+          <w:sz w:val="28"/>
+          <w:szCs w:val="28"/>
+          <w:u w:color="000000"/>
+        </w:rPr>
+        <w:t>25</w:t>
+      </w:r>
+      <w:r>
+        <w:rPr>
+          <w:rFonts w:ascii="Times New Roman" w:hAnsi="Times New Roman"/>
+          <w:color w:val="000000"/>
+          <w:sz w:val="28"/>
+          <w:szCs w:val="28"/>
+          <w:u w:color="000000"/>
+        </w:rPr>
+        <w:t xml:space="preserve"> Добавление реквизитов для документа</w:t>
       </w:r>
     </w:p>
     <w:p>
@@ -17756,7 +22433,47 @@
           <w:szCs w:val="28"/>
           <w:u w:color="000000"/>
         </w:rPr>
-        <w:t>Рис 3.5.3 Редактор формы документа</w:t>
+        <w:t>Рис</w:t>
+      </w:r>
+      <w:r>
+        <w:rPr>
+          <w:rFonts w:ascii="Times New Roman" w:hAnsi="Times New Roman"/>
+          <w:color w:val="000000"/>
+          <w:sz w:val="28"/>
+          <w:szCs w:val="28"/>
+          <w:u w:color="000000"/>
+        </w:rPr>
+        <w:t>.</w:t>
+      </w:r>
+      <w:r>
+        <w:rPr>
+          <w:rFonts w:ascii="Times New Roman" w:hAnsi="Times New Roman"/>
+          <w:color w:val="000000"/>
+          <w:sz w:val="28"/>
+          <w:szCs w:val="28"/>
+          <w:u w:color="000000"/>
+        </w:rPr>
+        <w:t xml:space="preserve"> </w:t>
+      </w:r>
+      <w:r>
+        <w:rPr>
+          <w:rFonts w:ascii="Times New Roman" w:hAnsi="Times New Roman"/>
+          <w:color w:val="000000"/>
+          <w:sz w:val="28"/>
+          <w:szCs w:val="28"/>
+          <w:u w:color="000000"/>
+        </w:rPr>
+        <w:t>26</w:t>
+      </w:r>
+      <w:r>
+        <w:rPr>
+          <w:rFonts w:ascii="Times New Roman" w:hAnsi="Times New Roman"/>
+          <w:color w:val="000000"/>
+          <w:sz w:val="28"/>
+          <w:szCs w:val="28"/>
+          <w:u w:color="000000"/>
+        </w:rPr>
+        <w:t xml:space="preserve"> Редактор формы документа</w:t>
       </w:r>
     </w:p>
     <w:p>
@@ -18829,7 +23546,49 @@
         <w:jc w:val="center"/>
       </w:pPr>
       <w:r>
-        <w:t xml:space="preserve">Рис 3.5.4 Окно списка «Заказы поставщику» </w:t>
+        <w:rPr>
+          <w:i/>
+          <w:iCs/>
+        </w:rPr>
+        <w:t>Рис</w:t>
+      </w:r>
+      <w:r>
+        <w:rPr>
+          <w:i/>
+          <w:iCs/>
+        </w:rPr>
+        <w:t>.</w:t>
+      </w:r>
+      <w:r>
+        <w:rPr>
+          <w:i/>
+          <w:iCs/>
+        </w:rPr>
+        <w:t xml:space="preserve"> </w:t>
+      </w:r>
+      <w:r>
+        <w:rPr>
+          <w:i/>
+          <w:iCs/>
+        </w:rPr>
+        <w:t>2</w:t>
+      </w:r>
+      <w:r>
+        <w:rPr>
+          <w:i/>
+          <w:iCs/>
+        </w:rPr>
+        <w:t xml:space="preserve">7 </w:t>
+      </w:r>
+      <w:r>
+        <w:rPr>
+          <w:i/>
+          <w:iCs/>
+        </w:rPr>
+        <w:t>Окно списка «Заказы поставщику»</w:t>
+      </w:r>
+      <w:r>
+        <w:t xml:space="preserve"> </w:t>
       </w:r>
       <w:r>
         <w:rPr>
@@ -18906,7 +23665,47 @@
           <w:szCs w:val="28"/>
           <w:u w:color="000000"/>
         </w:rPr>
-        <w:t>Рис 3.5.5 Форма создания заказа</w:t>
+        <w:t>Рис</w:t>
+      </w:r>
+      <w:r>
+        <w:rPr>
+          <w:rFonts w:ascii="Times New Roman" w:hAnsi="Times New Roman"/>
+          <w:color w:val="000000"/>
+          <w:sz w:val="28"/>
+          <w:szCs w:val="28"/>
+          <w:u w:color="000000"/>
+        </w:rPr>
+        <w:t>.</w:t>
+      </w:r>
+      <w:r>
+        <w:rPr>
+          <w:rFonts w:ascii="Times New Roman" w:hAnsi="Times New Roman"/>
+          <w:color w:val="000000"/>
+          <w:sz w:val="28"/>
+          <w:szCs w:val="28"/>
+          <w:u w:color="000000"/>
+        </w:rPr>
+        <w:t xml:space="preserve"> </w:t>
+      </w:r>
+      <w:r>
+        <w:rPr>
+          <w:rFonts w:ascii="Times New Roman" w:hAnsi="Times New Roman"/>
+          <w:color w:val="000000"/>
+          <w:sz w:val="28"/>
+          <w:szCs w:val="28"/>
+          <w:u w:color="000000"/>
+        </w:rPr>
+        <w:t>28</w:t>
+      </w:r>
+      <w:r>
+        <w:rPr>
+          <w:rFonts w:ascii="Times New Roman" w:hAnsi="Times New Roman"/>
+          <w:color w:val="000000"/>
+          <w:sz w:val="28"/>
+          <w:szCs w:val="28"/>
+          <w:u w:color="000000"/>
+        </w:rPr>
+        <w:t xml:space="preserve"> Форма создания заказа</w:t>
       </w:r>
     </w:p>
     <w:p>
@@ -19304,7 +24103,47 @@
           <w:szCs w:val="28"/>
           <w:u w:color="000000"/>
         </w:rPr>
-        <w:t>Рис 3.6.1 Создание документа</w:t>
+        <w:t>Рис</w:t>
+      </w:r>
+      <w:r>
+        <w:rPr>
+          <w:rFonts w:ascii="Times New Roman" w:hAnsi="Times New Roman"/>
+          <w:color w:val="000000"/>
+          <w:sz w:val="28"/>
+          <w:szCs w:val="28"/>
+          <w:u w:color="000000"/>
+        </w:rPr>
+        <w:t>.</w:t>
+      </w:r>
+      <w:r>
+        <w:rPr>
+          <w:rFonts w:ascii="Times New Roman" w:hAnsi="Times New Roman"/>
+          <w:color w:val="000000"/>
+          <w:sz w:val="28"/>
+          <w:szCs w:val="28"/>
+          <w:u w:color="000000"/>
+        </w:rPr>
+        <w:t xml:space="preserve"> </w:t>
+      </w:r>
+      <w:r>
+        <w:rPr>
+          <w:rFonts w:ascii="Times New Roman" w:hAnsi="Times New Roman"/>
+          <w:color w:val="000000"/>
+          <w:sz w:val="28"/>
+          <w:szCs w:val="28"/>
+          <w:u w:color="000000"/>
+        </w:rPr>
+        <w:t>29</w:t>
+      </w:r>
+      <w:r>
+        <w:rPr>
+          <w:rFonts w:ascii="Times New Roman" w:hAnsi="Times New Roman"/>
+          <w:color w:val="000000"/>
+          <w:sz w:val="28"/>
+          <w:szCs w:val="28"/>
+          <w:u w:color="000000"/>
+        </w:rPr>
+        <w:t xml:space="preserve"> Создание документа</w:t>
       </w:r>
     </w:p>
     <w:p>
@@ -19396,7 +24235,47 @@
           <w:szCs w:val="28"/>
           <w:u w:color="000000"/>
         </w:rPr>
-        <w:t>Рис 3.6.2 Добавление реквизитов в документе</w:t>
+        <w:t>Рис</w:t>
+      </w:r>
+      <w:r>
+        <w:rPr>
+          <w:rFonts w:ascii="Times New Roman" w:hAnsi="Times New Roman"/>
+          <w:color w:val="000000"/>
+          <w:sz w:val="28"/>
+          <w:szCs w:val="28"/>
+          <w:u w:color="000000"/>
+        </w:rPr>
+        <w:t>.</w:t>
+      </w:r>
+      <w:r>
+        <w:rPr>
+          <w:rFonts w:ascii="Times New Roman" w:hAnsi="Times New Roman"/>
+          <w:color w:val="000000"/>
+          <w:sz w:val="28"/>
+          <w:szCs w:val="28"/>
+          <w:u w:color="000000"/>
+        </w:rPr>
+        <w:t xml:space="preserve"> </w:t>
+      </w:r>
+      <w:r>
+        <w:rPr>
+          <w:rFonts w:ascii="Times New Roman" w:hAnsi="Times New Roman"/>
+          <w:color w:val="000000"/>
+          <w:sz w:val="28"/>
+          <w:szCs w:val="28"/>
+          <w:u w:color="000000"/>
+        </w:rPr>
+        <w:t>30</w:t>
+      </w:r>
+      <w:r>
+        <w:rPr>
+          <w:rFonts w:ascii="Times New Roman" w:hAnsi="Times New Roman"/>
+          <w:color w:val="000000"/>
+          <w:sz w:val="28"/>
+          <w:szCs w:val="28"/>
+          <w:u w:color="000000"/>
+        </w:rPr>
+        <w:t xml:space="preserve"> Добавление реквизитов в документе</w:t>
       </w:r>
     </w:p>
     <w:p>
@@ -19479,7 +24358,47 @@
           <w:szCs w:val="28"/>
           <w:u w:color="000000"/>
         </w:rPr>
-        <w:t>Рис 3.6.3 Изменение формы для создания элемента</w:t>
+        <w:t>Ри</w:t>
+      </w:r>
+      <w:r>
+        <w:rPr>
+          <w:rFonts w:ascii="Times New Roman" w:hAnsi="Times New Roman"/>
+          <w:color w:val="000000"/>
+          <w:sz w:val="28"/>
+          <w:szCs w:val="28"/>
+          <w:u w:color="000000"/>
+        </w:rPr>
+        <w:t>с.</w:t>
+      </w:r>
+      <w:r>
+        <w:rPr>
+          <w:rFonts w:ascii="Times New Roman" w:hAnsi="Times New Roman"/>
+          <w:color w:val="000000"/>
+          <w:sz w:val="28"/>
+          <w:szCs w:val="28"/>
+          <w:u w:color="000000"/>
+        </w:rPr>
+        <w:t xml:space="preserve"> </w:t>
+      </w:r>
+      <w:r>
+        <w:rPr>
+          <w:rFonts w:ascii="Times New Roman" w:hAnsi="Times New Roman"/>
+          <w:color w:val="000000"/>
+          <w:sz w:val="28"/>
+          <w:szCs w:val="28"/>
+          <w:u w:color="000000"/>
+        </w:rPr>
+        <w:t>31</w:t>
+      </w:r>
+      <w:r>
+        <w:rPr>
+          <w:rFonts w:ascii="Times New Roman" w:hAnsi="Times New Roman"/>
+          <w:color w:val="000000"/>
+          <w:sz w:val="28"/>
+          <w:szCs w:val="28"/>
+          <w:u w:color="000000"/>
+        </w:rPr>
+        <w:t xml:space="preserve"> Изменение формы для создания элемента</w:t>
       </w:r>
     </w:p>
     <w:p>
@@ -19571,7 +24490,57 @@
           <w:szCs w:val="28"/>
           <w:u w:color="000000"/>
         </w:rPr>
-        <w:t>Рис 3.6.4 Окно «Заказ клиента»</w:t>
+        <w:t>Рис</w:t>
+      </w:r>
+      <w:r>
+        <w:rPr>
+          <w:rFonts w:ascii="Times New Roman" w:hAnsi="Times New Roman"/>
+          <w:color w:val="000000"/>
+          <w:sz w:val="28"/>
+          <w:szCs w:val="28"/>
+          <w:u w:color="000000"/>
+        </w:rPr>
+        <w:t>.</w:t>
+      </w:r>
+      <w:r>
+        <w:rPr>
+          <w:rFonts w:ascii="Times New Roman" w:hAnsi="Times New Roman"/>
+          <w:color w:val="000000"/>
+          <w:sz w:val="28"/>
+          <w:szCs w:val="28"/>
+          <w:u w:color="000000"/>
+        </w:rPr>
+        <w:t xml:space="preserve"> </w:t>
+      </w:r>
+      <w:r>
+        <w:rPr>
+          <w:rFonts w:ascii="Times New Roman" w:hAnsi="Times New Roman"/>
+          <w:color w:val="000000"/>
+          <w:sz w:val="28"/>
+          <w:szCs w:val="28"/>
+          <w:u w:color="000000"/>
+        </w:rPr>
+        <w:t>3</w:t>
+      </w:r>
+      <w:r>
+        <w:rPr>
+          <w:rFonts w:ascii="Times New Roman" w:hAnsi="Times New Roman"/>
+          <w:color w:val="000000"/>
+          <w:sz w:val="28"/>
+          <w:szCs w:val="28"/>
+          <w:u w:color="000000"/>
+        </w:rPr>
+        <w:t>2</w:t>
+      </w:r>
+      <w:r>
+        <w:rPr>
+          <w:rFonts w:ascii="Times New Roman" w:hAnsi="Times New Roman"/>
+          <w:color w:val="000000"/>
+          <w:sz w:val="28"/>
+          <w:szCs w:val="28"/>
+          <w:u w:color="000000"/>
+        </w:rPr>
+        <w:t xml:space="preserve"> Окно «Заказ клиента»</w:t>
       </w:r>
     </w:p>
     <w:p>
@@ -19654,7 +24623,57 @@
           <w:szCs w:val="28"/>
           <w:u w:color="000000"/>
         </w:rPr>
-        <w:t>Рис 3.6.5 Окно создания заявки для «Заказ клиента»</w:t>
+        <w:t>Рис</w:t>
+      </w:r>
+      <w:r>
+        <w:rPr>
+          <w:rFonts w:ascii="Times New Roman" w:hAnsi="Times New Roman"/>
+          <w:color w:val="000000"/>
+          <w:sz w:val="28"/>
+          <w:szCs w:val="28"/>
+          <w:u w:color="000000"/>
+        </w:rPr>
+        <w:t>.</w:t>
+      </w:r>
+      <w:r>
+        <w:rPr>
+          <w:rFonts w:ascii="Times New Roman" w:hAnsi="Times New Roman"/>
+          <w:color w:val="000000"/>
+          <w:sz w:val="28"/>
+          <w:szCs w:val="28"/>
+          <w:u w:color="000000"/>
+        </w:rPr>
+        <w:t xml:space="preserve"> </w:t>
+      </w:r>
+      <w:r>
+        <w:rPr>
+          <w:rFonts w:ascii="Times New Roman" w:hAnsi="Times New Roman"/>
+          <w:color w:val="000000"/>
+          <w:sz w:val="28"/>
+          <w:szCs w:val="28"/>
+          <w:u w:color="000000"/>
+        </w:rPr>
+        <w:t>3</w:t>
+      </w:r>
+      <w:r>
+        <w:rPr>
+          <w:rFonts w:ascii="Times New Roman" w:hAnsi="Times New Roman"/>
+          <w:color w:val="000000"/>
+          <w:sz w:val="28"/>
+          <w:szCs w:val="28"/>
+          <w:u w:color="000000"/>
+        </w:rPr>
+        <w:t>3</w:t>
+      </w:r>
+      <w:r>
+        <w:rPr>
+          <w:rFonts w:ascii="Times New Roman" w:hAnsi="Times New Roman"/>
+          <w:color w:val="000000"/>
+          <w:sz w:val="28"/>
+          <w:szCs w:val="28"/>
+          <w:u w:color="000000"/>
+        </w:rPr>
+        <w:t xml:space="preserve"> Окно создания заявки для «Заказ клиента»</w:t>
       </w:r>
     </w:p>
     <w:p>
@@ -20143,7 +25162,57 @@
           <w:szCs w:val="28"/>
           <w:u w:color="000000"/>
         </w:rPr>
-        <w:t>Рис 3.7.1 Создание элементов в конфигураторе</w:t>
+        <w:t>Рис</w:t>
+      </w:r>
+      <w:r>
+        <w:rPr>
+          <w:rFonts w:ascii="Times New Roman" w:hAnsi="Times New Roman"/>
+          <w:color w:val="000000"/>
+          <w:sz w:val="28"/>
+          <w:szCs w:val="28"/>
+          <w:u w:color="000000"/>
+        </w:rPr>
+        <w:t>.</w:t>
+      </w:r>
+      <w:r>
+        <w:rPr>
+          <w:rFonts w:ascii="Times New Roman" w:hAnsi="Times New Roman"/>
+          <w:color w:val="000000"/>
+          <w:sz w:val="28"/>
+          <w:szCs w:val="28"/>
+          <w:u w:color="000000"/>
+        </w:rPr>
+        <w:t xml:space="preserve"> </w:t>
+      </w:r>
+      <w:r>
+        <w:rPr>
+          <w:rFonts w:ascii="Times New Roman" w:hAnsi="Times New Roman"/>
+          <w:color w:val="000000"/>
+          <w:sz w:val="28"/>
+          <w:szCs w:val="28"/>
+          <w:u w:color="000000"/>
+        </w:rPr>
+        <w:t>3</w:t>
+      </w:r>
+      <w:r>
+        <w:rPr>
+          <w:rFonts w:ascii="Times New Roman" w:hAnsi="Times New Roman"/>
+          <w:color w:val="000000"/>
+          <w:sz w:val="28"/>
+          <w:szCs w:val="28"/>
+          <w:u w:color="000000"/>
+        </w:rPr>
+        <w:t>4</w:t>
+      </w:r>
+      <w:r>
+        <w:rPr>
+          <w:rFonts w:ascii="Times New Roman" w:hAnsi="Times New Roman"/>
+          <w:color w:val="000000"/>
+          <w:sz w:val="28"/>
+          <w:szCs w:val="28"/>
+          <w:u w:color="000000"/>
+        </w:rPr>
+        <w:t xml:space="preserve"> Создание элементов в конфигураторе</w:t>
       </w:r>
     </w:p>
     <w:p>
@@ -20553,7 +25622,57 @@
           <w:szCs w:val="28"/>
           <w:u w:color="000000"/>
         </w:rPr>
-        <w:t>Рис 3.7.2 Схема компоновки данных отчета «Продажи»</w:t>
+        <w:t>Рис</w:t>
+      </w:r>
+      <w:r>
+        <w:rPr>
+          <w:rFonts w:ascii="Times New Roman" w:hAnsi="Times New Roman"/>
+          <w:color w:val="000000"/>
+          <w:sz w:val="28"/>
+          <w:szCs w:val="28"/>
+          <w:u w:color="000000"/>
+        </w:rPr>
+        <w:t>.</w:t>
+      </w:r>
+      <w:r>
+        <w:rPr>
+          <w:rFonts w:ascii="Times New Roman" w:hAnsi="Times New Roman"/>
+          <w:color w:val="000000"/>
+          <w:sz w:val="28"/>
+          <w:szCs w:val="28"/>
+          <w:u w:color="000000"/>
+        </w:rPr>
+        <w:t xml:space="preserve"> </w:t>
+      </w:r>
+      <w:r>
+        <w:rPr>
+          <w:rFonts w:ascii="Times New Roman" w:hAnsi="Times New Roman"/>
+          <w:color w:val="000000"/>
+          <w:sz w:val="28"/>
+          <w:szCs w:val="28"/>
+          <w:u w:color="000000"/>
+        </w:rPr>
+        <w:t>3</w:t>
+      </w:r>
+      <w:r>
+        <w:rPr>
+          <w:rFonts w:ascii="Times New Roman" w:hAnsi="Times New Roman"/>
+          <w:color w:val="000000"/>
+          <w:sz w:val="28"/>
+          <w:szCs w:val="28"/>
+          <w:u w:color="000000"/>
+        </w:rPr>
+        <w:t>5</w:t>
+      </w:r>
+      <w:r>
+        <w:rPr>
+          <w:rFonts w:ascii="Times New Roman" w:hAnsi="Times New Roman"/>
+          <w:color w:val="000000"/>
+          <w:sz w:val="28"/>
+          <w:szCs w:val="28"/>
+          <w:u w:color="000000"/>
+        </w:rPr>
+        <w:t xml:space="preserve"> Схема компоновки данных отчета «Продажи»</w:t>
       </w:r>
     </w:p>
     <w:p>
@@ -20957,7 +26076,57 @@
           <w:szCs w:val="28"/>
           <w:u w:color="000000"/>
         </w:rPr>
-        <w:t>Рис 3.7.3 Схема компоновки данных отчета «Затраты»</w:t>
+        <w:t>Рис</w:t>
+      </w:r>
+      <w:r>
+        <w:rPr>
+          <w:rFonts w:ascii="Times New Roman" w:hAnsi="Times New Roman"/>
+          <w:color w:val="000000"/>
+          <w:sz w:val="28"/>
+          <w:szCs w:val="28"/>
+          <w:u w:color="000000"/>
+        </w:rPr>
+        <w:t>.</w:t>
+      </w:r>
+      <w:r>
+        <w:rPr>
+          <w:rFonts w:ascii="Times New Roman" w:hAnsi="Times New Roman"/>
+          <w:color w:val="000000"/>
+          <w:sz w:val="28"/>
+          <w:szCs w:val="28"/>
+          <w:u w:color="000000"/>
+        </w:rPr>
+        <w:t xml:space="preserve"> </w:t>
+      </w:r>
+      <w:r>
+        <w:rPr>
+          <w:rFonts w:ascii="Times New Roman" w:hAnsi="Times New Roman"/>
+          <w:color w:val="000000"/>
+          <w:sz w:val="28"/>
+          <w:szCs w:val="28"/>
+          <w:u w:color="000000"/>
+        </w:rPr>
+        <w:t>3</w:t>
+      </w:r>
+      <w:r>
+        <w:rPr>
+          <w:rFonts w:ascii="Times New Roman" w:hAnsi="Times New Roman"/>
+          <w:color w:val="000000"/>
+          <w:sz w:val="28"/>
+          <w:szCs w:val="28"/>
+          <w:u w:color="000000"/>
+        </w:rPr>
+        <w:t>6</w:t>
+      </w:r>
+      <w:r>
+        <w:rPr>
+          <w:rFonts w:ascii="Times New Roman" w:hAnsi="Times New Roman"/>
+          <w:color w:val="000000"/>
+          <w:sz w:val="28"/>
+          <w:szCs w:val="28"/>
+          <w:u w:color="000000"/>
+        </w:rPr>
+        <w:t xml:space="preserve"> Схема компоновки данных отчета «Затраты»</w:t>
       </w:r>
     </w:p>
     <w:p>
@@ -21236,7 +26405,57 @@
           <w:szCs w:val="28"/>
           <w:u w:color="000000"/>
         </w:rPr>
-        <w:t>Рис 3.7.4 Схема компоновки данных отчета «Складской учет»</w:t>
+        <w:t>Рис</w:t>
+      </w:r>
+      <w:r>
+        <w:rPr>
+          <w:rFonts w:ascii="Times New Roman" w:hAnsi="Times New Roman"/>
+          <w:color w:val="000000"/>
+          <w:sz w:val="28"/>
+          <w:szCs w:val="28"/>
+          <w:u w:color="000000"/>
+        </w:rPr>
+        <w:t>.</w:t>
+      </w:r>
+      <w:r>
+        <w:rPr>
+          <w:rFonts w:ascii="Times New Roman" w:hAnsi="Times New Roman"/>
+          <w:color w:val="000000"/>
+          <w:sz w:val="28"/>
+          <w:szCs w:val="28"/>
+          <w:u w:color="000000"/>
+        </w:rPr>
+        <w:t xml:space="preserve"> </w:t>
+      </w:r>
+      <w:r>
+        <w:rPr>
+          <w:rFonts w:ascii="Times New Roman" w:hAnsi="Times New Roman"/>
+          <w:color w:val="000000"/>
+          <w:sz w:val="28"/>
+          <w:szCs w:val="28"/>
+          <w:u w:color="000000"/>
+        </w:rPr>
+        <w:t>3</w:t>
+      </w:r>
+      <w:r>
+        <w:rPr>
+          <w:rFonts w:ascii="Times New Roman" w:hAnsi="Times New Roman"/>
+          <w:color w:val="000000"/>
+          <w:sz w:val="28"/>
+          <w:szCs w:val="28"/>
+          <w:u w:color="000000"/>
+        </w:rPr>
+        <w:t>7</w:t>
+      </w:r>
+      <w:r>
+        <w:rPr>
+          <w:rFonts w:ascii="Times New Roman" w:hAnsi="Times New Roman"/>
+          <w:color w:val="000000"/>
+          <w:sz w:val="28"/>
+          <w:szCs w:val="28"/>
+          <w:u w:color="000000"/>
+        </w:rPr>
+        <w:t xml:space="preserve"> Схема компоновки данных отчета «Складской учет»</w:t>
       </w:r>
     </w:p>
     <w:p>
@@ -21328,7 +26547,57 @@
           <w:szCs w:val="28"/>
           <w:u w:color="000000"/>
         </w:rPr>
-        <w:t>Рис 3.7.5 Окно создания регистра накоплений «Продажи»</w:t>
+        <w:t>Рис</w:t>
+      </w:r>
+      <w:r>
+        <w:rPr>
+          <w:rFonts w:ascii="Times New Roman" w:hAnsi="Times New Roman"/>
+          <w:color w:val="000000"/>
+          <w:sz w:val="28"/>
+          <w:szCs w:val="28"/>
+          <w:u w:color="000000"/>
+        </w:rPr>
+        <w:t>.</w:t>
+      </w:r>
+      <w:r>
+        <w:rPr>
+          <w:rFonts w:ascii="Times New Roman" w:hAnsi="Times New Roman"/>
+          <w:color w:val="000000"/>
+          <w:sz w:val="28"/>
+          <w:szCs w:val="28"/>
+          <w:u w:color="000000"/>
+        </w:rPr>
+        <w:t xml:space="preserve"> </w:t>
+      </w:r>
+      <w:r>
+        <w:rPr>
+          <w:rFonts w:ascii="Times New Roman" w:hAnsi="Times New Roman"/>
+          <w:color w:val="000000"/>
+          <w:sz w:val="28"/>
+          <w:szCs w:val="28"/>
+          <w:u w:color="000000"/>
+        </w:rPr>
+        <w:t>3</w:t>
+      </w:r>
+      <w:r>
+        <w:rPr>
+          <w:rFonts w:ascii="Times New Roman" w:hAnsi="Times New Roman"/>
+          <w:color w:val="000000"/>
+          <w:sz w:val="28"/>
+          <w:szCs w:val="28"/>
+          <w:u w:color="000000"/>
+        </w:rPr>
+        <w:t>8</w:t>
+      </w:r>
+      <w:r>
+        <w:rPr>
+          <w:rFonts w:ascii="Times New Roman" w:hAnsi="Times New Roman"/>
+          <w:color w:val="000000"/>
+          <w:sz w:val="28"/>
+          <w:szCs w:val="28"/>
+          <w:u w:color="000000"/>
+        </w:rPr>
+        <w:t xml:space="preserve"> Окно создания регистра накоплений «Продажи»</w:t>
       </w:r>
     </w:p>
     <w:p>
@@ -21411,7 +26680,47 @@
           <w:szCs w:val="28"/>
           <w:u w:color="000000"/>
         </w:rPr>
-        <w:t>Рис 3.7.6 Окно внесения регистраторов регистру «Продажи»</w:t>
+        <w:t>Рис</w:t>
+      </w:r>
+      <w:r>
+        <w:rPr>
+          <w:rFonts w:ascii="Times New Roman" w:hAnsi="Times New Roman"/>
+          <w:color w:val="000000"/>
+          <w:sz w:val="28"/>
+          <w:szCs w:val="28"/>
+          <w:u w:color="000000"/>
+        </w:rPr>
+        <w:t>.</w:t>
+      </w:r>
+      <w:r>
+        <w:rPr>
+          <w:rFonts w:ascii="Times New Roman" w:hAnsi="Times New Roman"/>
+          <w:color w:val="000000"/>
+          <w:sz w:val="28"/>
+          <w:szCs w:val="28"/>
+          <w:u w:color="000000"/>
+        </w:rPr>
+        <w:t xml:space="preserve"> </w:t>
+      </w:r>
+      <w:r>
+        <w:rPr>
+          <w:rFonts w:ascii="Times New Roman" w:hAnsi="Times New Roman"/>
+          <w:color w:val="000000"/>
+          <w:sz w:val="28"/>
+          <w:szCs w:val="28"/>
+          <w:u w:color="000000"/>
+        </w:rPr>
+        <w:t>39</w:t>
+      </w:r>
+      <w:r>
+        <w:rPr>
+          <w:rFonts w:ascii="Times New Roman" w:hAnsi="Times New Roman"/>
+          <w:color w:val="000000"/>
+          <w:sz w:val="28"/>
+          <w:szCs w:val="28"/>
+          <w:u w:color="000000"/>
+        </w:rPr>
+        <w:t xml:space="preserve"> Окно внесения регистраторов регистру «Продажи»</w:t>
       </w:r>
     </w:p>
     <w:p>
@@ -21495,7 +26804,57 @@
           <w:szCs w:val="28"/>
           <w:u w:color="000000"/>
         </w:rPr>
-        <w:t>Рис 3.7.7 Окно создания регистра накоплений «Закупка»</w:t>
+        <w:t>Рис</w:t>
+      </w:r>
+      <w:r>
+        <w:rPr>
+          <w:rFonts w:ascii="Times New Roman" w:hAnsi="Times New Roman"/>
+          <w:color w:val="000000"/>
+          <w:sz w:val="28"/>
+          <w:szCs w:val="28"/>
+          <w:u w:color="000000"/>
+        </w:rPr>
+        <w:t>.</w:t>
+      </w:r>
+      <w:r>
+        <w:rPr>
+          <w:rFonts w:ascii="Times New Roman" w:hAnsi="Times New Roman"/>
+          <w:color w:val="000000"/>
+          <w:sz w:val="28"/>
+          <w:szCs w:val="28"/>
+          <w:u w:color="000000"/>
+        </w:rPr>
+        <w:t xml:space="preserve"> </w:t>
+      </w:r>
+      <w:r>
+        <w:rPr>
+          <w:rFonts w:ascii="Times New Roman" w:hAnsi="Times New Roman"/>
+          <w:color w:val="000000"/>
+          <w:sz w:val="28"/>
+          <w:szCs w:val="28"/>
+          <w:u w:color="000000"/>
+        </w:rPr>
+        <w:t>4</w:t>
+      </w:r>
+      <w:r>
+        <w:rPr>
+          <w:rFonts w:ascii="Times New Roman" w:hAnsi="Times New Roman"/>
+          <w:color w:val="000000"/>
+          <w:sz w:val="28"/>
+          <w:szCs w:val="28"/>
+          <w:u w:color="000000"/>
+        </w:rPr>
+        <w:t>0</w:t>
+      </w:r>
+      <w:r>
+        <w:rPr>
+          <w:rFonts w:ascii="Times New Roman" w:hAnsi="Times New Roman"/>
+          <w:color w:val="000000"/>
+          <w:sz w:val="28"/>
+          <w:szCs w:val="28"/>
+          <w:u w:color="000000"/>
+        </w:rPr>
+        <w:t xml:space="preserve"> Окно создания регистра накоплений «Закупка»</w:t>
       </w:r>
     </w:p>
     <w:p>
@@ -21578,7 +26937,57 @@
           <w:szCs w:val="28"/>
           <w:u w:color="000000"/>
         </w:rPr>
-        <w:t>Рис 3.7.8 Окно внесения регистраторов регистру «Закупка»</w:t>
+        <w:t>Рис</w:t>
+      </w:r>
+      <w:r>
+        <w:rPr>
+          <w:rFonts w:ascii="Times New Roman" w:hAnsi="Times New Roman"/>
+          <w:color w:val="000000"/>
+          <w:sz w:val="28"/>
+          <w:szCs w:val="28"/>
+          <w:u w:color="000000"/>
+        </w:rPr>
+        <w:t>.</w:t>
+      </w:r>
+      <w:r>
+        <w:rPr>
+          <w:rFonts w:ascii="Times New Roman" w:hAnsi="Times New Roman"/>
+          <w:color w:val="000000"/>
+          <w:sz w:val="28"/>
+          <w:szCs w:val="28"/>
+          <w:u w:color="000000"/>
+        </w:rPr>
+        <w:t xml:space="preserve"> </w:t>
+      </w:r>
+      <w:r>
+        <w:rPr>
+          <w:rFonts w:ascii="Times New Roman" w:hAnsi="Times New Roman"/>
+          <w:color w:val="000000"/>
+          <w:sz w:val="28"/>
+          <w:szCs w:val="28"/>
+          <w:u w:color="000000"/>
+        </w:rPr>
+        <w:t>4</w:t>
+      </w:r>
+      <w:r>
+        <w:rPr>
+          <w:rFonts w:ascii="Times New Roman" w:hAnsi="Times New Roman"/>
+          <w:color w:val="000000"/>
+          <w:sz w:val="28"/>
+          <w:szCs w:val="28"/>
+          <w:u w:color="000000"/>
+        </w:rPr>
+        <w:t>1</w:t>
+      </w:r>
+      <w:r>
+        <w:rPr>
+          <w:rFonts w:ascii="Times New Roman" w:hAnsi="Times New Roman"/>
+          <w:color w:val="000000"/>
+          <w:sz w:val="28"/>
+          <w:szCs w:val="28"/>
+          <w:u w:color="000000"/>
+        </w:rPr>
+        <w:t xml:space="preserve"> Окно внесения регистраторов регистру «Закупка»</w:t>
       </w:r>
     </w:p>
     <w:p>
@@ -21662,7 +27071,57 @@
           <w:szCs w:val="28"/>
           <w:u w:color="000000"/>
         </w:rPr>
-        <w:t>Рис 3.7.9 Окно создания регистра накоплений «Склад»</w:t>
+        <w:t>Рис</w:t>
+      </w:r>
+      <w:r>
+        <w:rPr>
+          <w:rFonts w:ascii="Times New Roman" w:hAnsi="Times New Roman"/>
+          <w:color w:val="000000"/>
+          <w:sz w:val="28"/>
+          <w:szCs w:val="28"/>
+          <w:u w:color="000000"/>
+        </w:rPr>
+        <w:t>.</w:t>
+      </w:r>
+      <w:r>
+        <w:rPr>
+          <w:rFonts w:ascii="Times New Roman" w:hAnsi="Times New Roman"/>
+          <w:color w:val="000000"/>
+          <w:sz w:val="28"/>
+          <w:szCs w:val="28"/>
+          <w:u w:color="000000"/>
+        </w:rPr>
+        <w:t xml:space="preserve"> </w:t>
+      </w:r>
+      <w:r>
+        <w:rPr>
+          <w:rFonts w:ascii="Times New Roman" w:hAnsi="Times New Roman"/>
+          <w:color w:val="000000"/>
+          <w:sz w:val="28"/>
+          <w:szCs w:val="28"/>
+          <w:u w:color="000000"/>
+        </w:rPr>
+        <w:t>4</w:t>
+      </w:r>
+      <w:r>
+        <w:rPr>
+          <w:rFonts w:ascii="Times New Roman" w:hAnsi="Times New Roman"/>
+          <w:color w:val="000000"/>
+          <w:sz w:val="28"/>
+          <w:szCs w:val="28"/>
+          <w:u w:color="000000"/>
+        </w:rPr>
+        <w:t>2</w:t>
+      </w:r>
+      <w:r>
+        <w:rPr>
+          <w:rFonts w:ascii="Times New Roman" w:hAnsi="Times New Roman"/>
+          <w:color w:val="000000"/>
+          <w:sz w:val="28"/>
+          <w:szCs w:val="28"/>
+          <w:u w:color="000000"/>
+        </w:rPr>
+        <w:t xml:space="preserve"> Окно создания регистра накоплений «Склад»</w:t>
       </w:r>
     </w:p>
     <w:p>
@@ -21745,7 +27204,47 @@
           <w:szCs w:val="28"/>
           <w:u w:color="000000"/>
         </w:rPr>
-        <w:t>Рис 3.7.10 Окно внесения регистраторов регистру «Склад»</w:t>
+        <w:t>Рис</w:t>
+      </w:r>
+      <w:r>
+        <w:rPr>
+          <w:rFonts w:ascii="Times New Roman" w:hAnsi="Times New Roman"/>
+          <w:color w:val="000000"/>
+          <w:sz w:val="28"/>
+          <w:szCs w:val="28"/>
+          <w:u w:color="000000"/>
+        </w:rPr>
+        <w:t>.</w:t>
+      </w:r>
+      <w:r>
+        <w:rPr>
+          <w:rFonts w:ascii="Times New Roman" w:hAnsi="Times New Roman"/>
+          <w:color w:val="000000"/>
+          <w:sz w:val="28"/>
+          <w:szCs w:val="28"/>
+          <w:u w:color="000000"/>
+        </w:rPr>
+        <w:t xml:space="preserve"> </w:t>
+      </w:r>
+      <w:r>
+        <w:rPr>
+          <w:rFonts w:ascii="Times New Roman" w:hAnsi="Times New Roman"/>
+          <w:color w:val="000000"/>
+          <w:sz w:val="28"/>
+          <w:szCs w:val="28"/>
+          <w:u w:color="000000"/>
+        </w:rPr>
+        <w:t>43</w:t>
+      </w:r>
+      <w:r>
+        <w:rPr>
+          <w:rFonts w:ascii="Times New Roman" w:hAnsi="Times New Roman"/>
+          <w:color w:val="000000"/>
+          <w:sz w:val="28"/>
+          <w:szCs w:val="28"/>
+          <w:u w:color="000000"/>
+        </w:rPr>
+        <w:t xml:space="preserve"> Окно внесения регистраторов регистру «Склад»</w:t>
       </w:r>
     </w:p>
     <w:p>
@@ -21837,7 +27336,57 @@
           <w:szCs w:val="28"/>
           <w:u w:color="000000"/>
         </w:rPr>
-        <w:t>Рис 3.7.11 Отображение всех отчетов в интерфейсе пользователя</w:t>
+        <w:t>Рис</w:t>
+      </w:r>
+      <w:r>
+        <w:rPr>
+          <w:rFonts w:ascii="Times New Roman" w:hAnsi="Times New Roman"/>
+          <w:color w:val="000000"/>
+          <w:sz w:val="28"/>
+          <w:szCs w:val="28"/>
+          <w:u w:color="000000"/>
+        </w:rPr>
+        <w:t>.</w:t>
+      </w:r>
+      <w:r>
+        <w:rPr>
+          <w:rFonts w:ascii="Times New Roman" w:hAnsi="Times New Roman"/>
+          <w:color w:val="000000"/>
+          <w:sz w:val="28"/>
+          <w:szCs w:val="28"/>
+          <w:u w:color="000000"/>
+        </w:rPr>
+        <w:t xml:space="preserve"> </w:t>
+      </w:r>
+      <w:r>
+        <w:rPr>
+          <w:rFonts w:ascii="Times New Roman" w:hAnsi="Times New Roman"/>
+          <w:color w:val="000000"/>
+          <w:sz w:val="28"/>
+          <w:szCs w:val="28"/>
+          <w:u w:color="000000"/>
+        </w:rPr>
+        <w:t>4</w:t>
+      </w:r>
+      <w:r>
+        <w:rPr>
+          <w:rFonts w:ascii="Times New Roman" w:hAnsi="Times New Roman"/>
+          <w:color w:val="000000"/>
+          <w:sz w:val="28"/>
+          <w:szCs w:val="28"/>
+          <w:u w:color="000000"/>
+        </w:rPr>
+        <w:t>4</w:t>
+      </w:r>
+      <w:r>
+        <w:rPr>
+          <w:rFonts w:ascii="Times New Roman" w:hAnsi="Times New Roman"/>
+          <w:color w:val="000000"/>
+          <w:sz w:val="28"/>
+          <w:szCs w:val="28"/>
+          <w:u w:color="000000"/>
+        </w:rPr>
+        <w:t xml:space="preserve"> Отображение всех отчетов в интерфейсе пользователя</w:t>
       </w:r>
     </w:p>
     <w:p>
@@ -21920,7 +27469,57 @@
           <w:szCs w:val="28"/>
           <w:u w:color="000000"/>
         </w:rPr>
-        <w:t>Рис 3.7.12 Формирование отчета «Продажи»</w:t>
+        <w:t>Рис</w:t>
+      </w:r>
+      <w:r>
+        <w:rPr>
+          <w:rFonts w:ascii="Times New Roman" w:hAnsi="Times New Roman"/>
+          <w:color w:val="000000"/>
+          <w:sz w:val="28"/>
+          <w:szCs w:val="28"/>
+          <w:u w:color="000000"/>
+        </w:rPr>
+        <w:t>.</w:t>
+      </w:r>
+      <w:r>
+        <w:rPr>
+          <w:rFonts w:ascii="Times New Roman" w:hAnsi="Times New Roman"/>
+          <w:color w:val="000000"/>
+          <w:sz w:val="28"/>
+          <w:szCs w:val="28"/>
+          <w:u w:color="000000"/>
+        </w:rPr>
+        <w:t xml:space="preserve"> </w:t>
+      </w:r>
+      <w:r>
+        <w:rPr>
+          <w:rFonts w:ascii="Times New Roman" w:hAnsi="Times New Roman"/>
+          <w:color w:val="000000"/>
+          <w:sz w:val="28"/>
+          <w:szCs w:val="28"/>
+          <w:u w:color="000000"/>
+        </w:rPr>
+        <w:t>4</w:t>
+      </w:r>
+      <w:r>
+        <w:rPr>
+          <w:rFonts w:ascii="Times New Roman" w:hAnsi="Times New Roman"/>
+          <w:color w:val="000000"/>
+          <w:sz w:val="28"/>
+          <w:szCs w:val="28"/>
+          <w:u w:color="000000"/>
+        </w:rPr>
+        <w:t>5</w:t>
+      </w:r>
+      <w:r>
+        <w:rPr>
+          <w:rFonts w:ascii="Times New Roman" w:hAnsi="Times New Roman"/>
+          <w:color w:val="000000"/>
+          <w:sz w:val="28"/>
+          <w:szCs w:val="28"/>
+          <w:u w:color="000000"/>
+        </w:rPr>
+        <w:t xml:space="preserve"> Формирование отчета «Продажи»</w:t>
       </w:r>
     </w:p>
     <w:p>
@@ -21996,7 +27595,57 @@
           <w:szCs w:val="28"/>
           <w:u w:color="000000"/>
         </w:rPr>
-        <w:t>Рис 3.7.13 Формирование отчета «Затраты»</w:t>
+        <w:t>Рис</w:t>
+      </w:r>
+      <w:r>
+        <w:rPr>
+          <w:rFonts w:ascii="Times New Roman" w:hAnsi="Times New Roman"/>
+          <w:color w:val="000000"/>
+          <w:sz w:val="28"/>
+          <w:szCs w:val="28"/>
+          <w:u w:color="000000"/>
+        </w:rPr>
+        <w:t>.</w:t>
+      </w:r>
+      <w:r>
+        <w:rPr>
+          <w:rFonts w:ascii="Times New Roman" w:hAnsi="Times New Roman"/>
+          <w:color w:val="000000"/>
+          <w:sz w:val="28"/>
+          <w:szCs w:val="28"/>
+          <w:u w:color="000000"/>
+        </w:rPr>
+        <w:t xml:space="preserve"> </w:t>
+      </w:r>
+      <w:r>
+        <w:rPr>
+          <w:rFonts w:ascii="Times New Roman" w:hAnsi="Times New Roman"/>
+          <w:color w:val="000000"/>
+          <w:sz w:val="28"/>
+          <w:szCs w:val="28"/>
+          <w:u w:color="000000"/>
+        </w:rPr>
+        <w:t>4</w:t>
+      </w:r>
+      <w:r>
+        <w:rPr>
+          <w:rFonts w:ascii="Times New Roman" w:hAnsi="Times New Roman"/>
+          <w:color w:val="000000"/>
+          <w:sz w:val="28"/>
+          <w:szCs w:val="28"/>
+          <w:u w:color="000000"/>
+        </w:rPr>
+        <w:t>6</w:t>
+      </w:r>
+      <w:r>
+        <w:rPr>
+          <w:rFonts w:ascii="Times New Roman" w:hAnsi="Times New Roman"/>
+          <w:color w:val="000000"/>
+          <w:sz w:val="28"/>
+          <w:szCs w:val="28"/>
+          <w:u w:color="000000"/>
+        </w:rPr>
+        <w:t xml:space="preserve"> Формирование отчета «Затраты»</w:t>
       </w:r>
     </w:p>
     <w:p>
@@ -22080,7 +27729,57 @@
           <w:szCs w:val="28"/>
           <w:u w:color="000000"/>
         </w:rPr>
-        <w:t>Рис 3.7.14 Формирование отчета «Складской учет»</w:t>
+        <w:t>Рис</w:t>
+      </w:r>
+      <w:r>
+        <w:rPr>
+          <w:rFonts w:ascii="Times New Roman" w:hAnsi="Times New Roman"/>
+          <w:color w:val="000000"/>
+          <w:sz w:val="28"/>
+          <w:szCs w:val="28"/>
+          <w:u w:color="000000"/>
+        </w:rPr>
+        <w:t>.</w:t>
+      </w:r>
+      <w:r>
+        <w:rPr>
+          <w:rFonts w:ascii="Times New Roman" w:hAnsi="Times New Roman"/>
+          <w:color w:val="000000"/>
+          <w:sz w:val="28"/>
+          <w:szCs w:val="28"/>
+          <w:u w:color="000000"/>
+        </w:rPr>
+        <w:t xml:space="preserve"> </w:t>
+      </w:r>
+      <w:r>
+        <w:rPr>
+          <w:rFonts w:ascii="Times New Roman" w:hAnsi="Times New Roman"/>
+          <w:color w:val="000000"/>
+          <w:sz w:val="28"/>
+          <w:szCs w:val="28"/>
+          <w:u w:color="000000"/>
+        </w:rPr>
+        <w:t>4</w:t>
+      </w:r>
+      <w:r>
+        <w:rPr>
+          <w:rFonts w:ascii="Times New Roman" w:hAnsi="Times New Roman"/>
+          <w:color w:val="000000"/>
+          <w:sz w:val="28"/>
+          <w:szCs w:val="28"/>
+          <w:u w:color="000000"/>
+        </w:rPr>
+        <w:t>7</w:t>
+      </w:r>
+      <w:r>
+        <w:rPr>
+          <w:rFonts w:ascii="Times New Roman" w:hAnsi="Times New Roman"/>
+          <w:color w:val="000000"/>
+          <w:sz w:val="28"/>
+          <w:szCs w:val="28"/>
+          <w:u w:color="000000"/>
+        </w:rPr>
+        <w:t xml:space="preserve"> Формирование отчета «Складской учет»</w:t>
       </w:r>
     </w:p>
     <w:p>
@@ -23141,30 +28840,38 @@
 
 <file path=word/footer1.xml><?xml version="1.0" encoding="utf-8"?>
 <w:ftr xmlns:wpc="http://schemas.microsoft.com/office/word/2010/wordprocessingCanvas" xmlns:cx="http://schemas.microsoft.com/office/drawing/2014/chartex" xmlns:cx1="http://schemas.microsoft.com/office/drawing/2015/9/8/chartex" xmlns:cx2="http://schemas.microsoft.com/office/drawing/2015/10/21/chartex" xmlns:cx3="http://schemas.microsoft.com/office/drawing/2016/5/9/chartex" xmlns:cx4="http://schemas.microsoft.com/office/drawing/2016/5/10/chartex" xmlns:cx5="http://schemas.microsoft.com/office/drawing/2016/5/11/chartex" xmlns:cx6="http://schemas.microsoft.com/office/drawing/2016/5/12/chartex" xmlns:cx7="http://schemas.microsoft.com/office/drawing/2016/5/13/chartex" xmlns:cx8="http://schemas.microsoft.com/office/drawing/2016/5/14/chartex" xmlns:mc="http://schemas.openxmlformats.org/markup-compatibility/2006" xmlns:aink="http://schemas.microsoft.com/office/drawing/2016/ink" xmlns:am3d="http://schemas.microsoft.com/office/drawing/2017/model3d" xmlns:o="urn:schemas-microsoft-com:office:office" xmlns:r="http://schemas.openxmlformats.org/officeDocument/2006/relationships" xmlns:m="http://schemas.openxmlformats.org/officeDocument/2006/math" xmlns:v="urn:schemas-microsoft-com:vml" xmlns:wp14="http://schemas.microsoft.com/office/word/2010/wordprocessingDrawing" xmlns:wp="http://schemas.openxmlformats.org/drawingml/2006/wordprocessingDrawing" xmlns:w10="urn:schemas-microsoft-com:office:word" xmlns:w="http://schemas.openxmlformats.org/wordprocessingml/2006/main" xmlns:w14="http://schemas.microsoft.com/office/word/2010/wordml" xmlns:w15="http://schemas.microsoft.com/office/word/2012/wordml" xmlns:w16cex="http://schemas.microsoft.com/office/word/2018/wordml/cex" xmlns:w16cid="http://schemas.microsoft.com/office/word/2016/wordml/cid" xmlns:w16="http://schemas.microsoft.com/office/word/2018/wordml" xmlns:w16sdtdh="http://schemas.microsoft.com/office/word/2020/wordml/sdtdatahash" xmlns:w16se="http://schemas.microsoft.com/office/word/2015/wordml/symex" xmlns:wpg="http://schemas.microsoft.com/office/word/2010/wordprocessingGroup" xmlns:wpi="http://schemas.microsoft.com/office/word/2010/wordprocessingInk" xmlns:wne="http://schemas.microsoft.com/office/word/2006/wordml" xmlns:wps="http://schemas.microsoft.com/office/word/2010/wordprocessingShape" mc:Ignorable="w14 w15 w16se w16cid w16 w16cex w16sdtdh wp14">
-  <w:p>
-    <w:pPr>
-      <w:pStyle w:val="a7"/>
-      <w:jc w:val="right"/>
-    </w:pPr>
-    <w:r>
-      <w:fldChar w:fldCharType="begin"/>
-    </w:r>
-    <w:r>
-      <w:instrText>PAGE   \* MERGEFORMAT</w:instrText>
-    </w:r>
-    <w:r>
-      <w:fldChar w:fldCharType="separate"/>
-    </w:r>
-    <w:r>
-      <w:rPr>
-        <w:noProof/>
-      </w:rPr>
-      <w:t>20</w:t>
-    </w:r>
-    <w:r>
-      <w:fldChar w:fldCharType="end"/>
-    </w:r>
-  </w:p>
+  <w:sdt>
+    <w:sdtPr>
+      <w:id w:val="69939732"/>
+      <w:docPartObj>
+        <w:docPartGallery w:val="Page Numbers (Bottom of Page)"/>
+        <w:docPartUnique/>
+      </w:docPartObj>
+    </w:sdtPr>
+    <w:sdtContent>
+      <w:p>
+        <w:pPr>
+          <w:pStyle w:val="a7"/>
+          <w:jc w:val="center"/>
+        </w:pPr>
+        <w:r>
+          <w:fldChar w:fldCharType="begin"/>
+        </w:r>
+        <w:r>
+          <w:instrText>PAGE   \* MERGEFORMAT</w:instrText>
+        </w:r>
+        <w:r>
+          <w:fldChar w:fldCharType="separate"/>
+        </w:r>
+        <w:r>
+          <w:t>2</w:t>
+        </w:r>
+        <w:r>
+          <w:fldChar w:fldCharType="end"/>
+        </w:r>
+      </w:p>
+    </w:sdtContent>
+  </w:sdt>
   <w:p>
     <w:pPr>
       <w:pStyle w:val="a7"/>
@@ -32451,7 +38158,7 @@
   <w:num w:numId="31">
     <w:abstractNumId w:val="46"/>
     <w:lvlOverride w:ilvl="0">
-      <w:lvl w:ilvl="0" w:tplc="D4569472">
+      <w:lvl w:ilvl="0" w:tplc="8F1478C8">
         <w:start w:val="1"/>
         <w:numFmt w:val="bullet"/>
         <w:lvlText w:val="•"/>
@@ -32485,7 +38192,7 @@
       </w:lvl>
     </w:lvlOverride>
     <w:lvlOverride w:ilvl="1">
-      <w:lvl w:ilvl="1" w:tplc="778A56CA">
+      <w:lvl w:ilvl="1" w:tplc="F00ECCFA">
         <w:start w:val="1"/>
         <w:numFmt w:val="bullet"/>
         <w:lvlText w:val="•"/>
@@ -32520,7 +38227,7 @@
       </w:lvl>
     </w:lvlOverride>
     <w:lvlOverride w:ilvl="2">
-      <w:lvl w:ilvl="2" w:tplc="E850C864">
+      <w:lvl w:ilvl="2" w:tplc="0C2E7F9E">
         <w:start w:val="1"/>
         <w:numFmt w:val="bullet"/>
         <w:lvlText w:val="•"/>
@@ -32555,7 +38262,7 @@
       </w:lvl>
     </w:lvlOverride>
     <w:lvlOverride w:ilvl="3">
-      <w:lvl w:ilvl="3" w:tplc="1E4C9C4C">
+      <w:lvl w:ilvl="3" w:tplc="3250749A">
         <w:start w:val="1"/>
         <w:numFmt w:val="bullet"/>
         <w:lvlText w:val="•"/>
@@ -32590,7 +38297,7 @@
       </w:lvl>
     </w:lvlOverride>
     <w:lvlOverride w:ilvl="4">
-      <w:lvl w:ilvl="4" w:tplc="B8A8AD10">
+      <w:lvl w:ilvl="4" w:tplc="A40A994E">
         <w:start w:val="1"/>
         <w:numFmt w:val="bullet"/>
         <w:lvlText w:val="•"/>
@@ -32625,7 +38332,7 @@
       </w:lvl>
     </w:lvlOverride>
     <w:lvlOverride w:ilvl="5">
-      <w:lvl w:ilvl="5" w:tplc="E682B1D8">
+      <w:lvl w:ilvl="5" w:tplc="D8F607E0">
         <w:start w:val="1"/>
         <w:numFmt w:val="bullet"/>
         <w:lvlText w:val="•"/>
@@ -32660,7 +38367,7 @@
       </w:lvl>
     </w:lvlOverride>
     <w:lvlOverride w:ilvl="6">
-      <w:lvl w:ilvl="6" w:tplc="20141DA8">
+      <w:lvl w:ilvl="6" w:tplc="730643B2">
         <w:start w:val="1"/>
         <w:numFmt w:val="bullet"/>
         <w:lvlText w:val="•"/>
@@ -32695,7 +38402,7 @@
       </w:lvl>
     </w:lvlOverride>
     <w:lvlOverride w:ilvl="7">
-      <w:lvl w:ilvl="7" w:tplc="295C1C34">
+      <w:lvl w:ilvl="7" w:tplc="8272D97C">
         <w:start w:val="1"/>
         <w:numFmt w:val="bullet"/>
         <w:lvlText w:val="•"/>
@@ -32730,7 +38437,7 @@
       </w:lvl>
     </w:lvlOverride>
     <w:lvlOverride w:ilvl="8">
-      <w:lvl w:ilvl="8" w:tplc="788E4534">
+      <w:lvl w:ilvl="8" w:tplc="1640E4EC">
         <w:start w:val="1"/>
         <w:numFmt w:val="bullet"/>
         <w:lvlText w:val="•"/>
@@ -33042,6 +38749,7 @@
     <w:lsdException w:name="HTML Sample" w:semiHidden="1" w:unhideWhenUsed="1"/>
     <w:lsdException w:name="HTML Typewriter" w:semiHidden="1" w:unhideWhenUsed="1"/>
     <w:lsdException w:name="HTML Variable" w:semiHidden="1" w:unhideWhenUsed="1"/>
+    <w:lsdException w:name="Normal Table" w:semiHidden="1" w:unhideWhenUsed="1"/>
     <w:lsdException w:name="annotation subject" w:semiHidden="1" w:unhideWhenUsed="1"/>
     <w:lsdException w:name="No List" w:semiHidden="1" w:unhideWhenUsed="1"/>
     <w:lsdException w:name="Outline List 1" w:semiHidden="1" w:unhideWhenUsed="1"/>
@@ -33084,8 +38792,11 @@
     <w:lsdException w:name="Table Contemporary" w:semiHidden="1" w:unhideWhenUsed="1"/>
     <w:lsdException w:name="Table Elegant" w:semiHidden="1" w:unhideWhenUsed="1"/>
     <w:lsdException w:name="Table Professional" w:semiHidden="1" w:unhideWhenUsed="1"/>
+    <w:lsdException w:name="Table Subtle 1" w:semiHidden="1" w:unhideWhenUsed="1"/>
     <w:lsdException w:name="Table Subtle 2" w:semiHidden="1" w:unhideWhenUsed="1"/>
     <w:lsdException w:name="Table Web 1" w:semiHidden="1" w:unhideWhenUsed="1"/>
+    <w:lsdException w:name="Table Web 2" w:semiHidden="1" w:unhideWhenUsed="1"/>
+    <w:lsdException w:name="Table Web 3" w:semiHidden="1" w:unhideWhenUsed="1"/>
     <w:lsdException w:name="Balloon Text" w:semiHidden="1" w:unhideWhenUsed="1"/>
     <w:lsdException w:name="Table Grid" w:uiPriority="59"/>
     <w:lsdException w:name="Table Theme" w:semiHidden="1" w:unhideWhenUsed="1"/>
